--- a/vlasov.docx
+++ b/vlasov.docx
@@ -475,7 +475,12 @@
       <w:pPr>
         <w:pStyle w:val="aff7"/>
         <w:sectPr>
-          <w:headerReference w:type="default" r:id="rId9"/>
+          <w:headerReference w:type="even" r:id="rId9"/>
+          <w:headerReference w:type="default" r:id="rId10"/>
+          <w:footerReference w:type="even" r:id="rId11"/>
+          <w:footerReference w:type="default" r:id="rId12"/>
+          <w:headerReference w:type="first" r:id="rId13"/>
+          <w:footerReference w:type="first" r:id="rId14"/>
           <w:pgSz w:w="11906" w:h="16838"/>
           <w:pgMar w:top="820" w:right="1021" w:bottom="680" w:left="1814" w:header="426" w:footer="567" w:gutter="0"/>
           <w:pgNumType w:start="1"/>
@@ -484,6 +489,7 @@
         </w:sectPr>
       </w:pPr>
       <w:r>
+        <w:lastRenderedPageBreak/>
         <w:t>202</w:t>
       </w:r>
       <w:r>
@@ -4207,7 +4213,7 @@
           <w:lang w:val="en-150"/>
         </w:rPr>
         <w:sectPr>
-          <w:headerReference w:type="default" r:id="rId10"/>
+          <w:headerReference w:type="default" r:id="rId15"/>
           <w:pgSz w:w="11906" w:h="16838"/>
           <w:pgMar w:top="851" w:right="1021" w:bottom="680" w:left="1814" w:header="709" w:footer="709" w:gutter="0"/>
           <w:pgNumType w:start="1"/>
@@ -4656,7 +4662,7 @@
                 <w:noProof/>
                 <w:webHidden/>
               </w:rPr>
-              <w:t>13</w:t>
+              <w:t>14</w:t>
             </w:r>
             <w:r>
               <w:rPr>
@@ -4734,7 +4740,7 @@
               <w:rPr>
                 <w:webHidden/>
               </w:rPr>
-              <w:t>15</w:t>
+              <w:t>16</w:t>
             </w:r>
             <w:r>
               <w:rPr>
@@ -4819,7 +4825,7 @@
                 <w:noProof/>
                 <w:webHidden/>
               </w:rPr>
-              <w:t>15</w:t>
+              <w:t>16</w:t>
             </w:r>
             <w:r>
               <w:rPr>
@@ -4905,7 +4911,7 @@
                 <w:noProof/>
                 <w:webHidden/>
               </w:rPr>
-              <w:t>18</w:t>
+              <w:t>20</w:t>
             </w:r>
             <w:r>
               <w:rPr>
@@ -4991,7 +4997,7 @@
                 <w:noProof/>
                 <w:webHidden/>
               </w:rPr>
-              <w:t>21</w:t>
+              <w:t>24</w:t>
             </w:r>
             <w:r>
               <w:rPr>
@@ -5069,7 +5075,7 @@
               <w:rPr>
                 <w:webHidden/>
               </w:rPr>
-              <w:t>24</w:t>
+              <w:t>28</w:t>
             </w:r>
             <w:r>
               <w:rPr>
@@ -5154,7 +5160,7 @@
                 <w:noProof/>
                 <w:webHidden/>
               </w:rPr>
-              <w:t>24</w:t>
+              <w:t>28</w:t>
             </w:r>
             <w:r>
               <w:rPr>
@@ -5240,7 +5246,7 @@
                 <w:noProof/>
                 <w:webHidden/>
               </w:rPr>
-              <w:t>26</w:t>
+              <w:t>30</w:t>
             </w:r>
             <w:r>
               <w:rPr>
@@ -5302,7 +5308,7 @@
               <w:rPr>
                 <w:webHidden/>
               </w:rPr>
-              <w:t>30</w:t>
+              <w:t>34</w:t>
             </w:r>
             <w:r>
               <w:rPr>
@@ -5363,7 +5369,7 @@
               <w:rPr>
                 <w:webHidden/>
               </w:rPr>
-              <w:t>32</w:t>
+              <w:t>36</w:t>
             </w:r>
             <w:r>
               <w:rPr>
@@ -5377,7 +5383,7 @@
           <w:pPr>
             <w:pStyle w:val="12"/>
             <w:sectPr>
-              <w:headerReference w:type="default" r:id="rId11"/>
+              <w:headerReference w:type="default" r:id="rId16"/>
               <w:pgSz w:w="11906" w:h="16838"/>
               <w:pgMar w:top="851" w:right="1021" w:bottom="3119" w:left="1814" w:header="709" w:footer="709" w:gutter="0"/>
               <w:cols w:space="720"/>
@@ -5869,9 +5875,6 @@
     <w:p>
       <w:pPr>
         <w:pStyle w:val="aff9"/>
-        <w:rPr>
-          <w:lang w:val="en-US"/>
-        </w:rPr>
       </w:pPr>
     </w:p>
     <w:p>
@@ -5897,6 +5900,9 @@
         <w:tc>
           <w:tcPr>
             <w:tcW w:w="2101" w:type="dxa"/>
+            <w:tcBorders>
+              <w:bottom w:val="single" w:sz="4" w:space="0" w:color="auto"/>
+            </w:tcBorders>
           </w:tcPr>
           <w:p>
             <w:r>
@@ -5907,6 +5913,9 @@
         <w:tc>
           <w:tcPr>
             <w:tcW w:w="6903" w:type="dxa"/>
+            <w:tcBorders>
+              <w:bottom w:val="single" w:sz="4" w:space="0" w:color="auto"/>
+            </w:tcBorders>
           </w:tcPr>
           <w:p>
             <w:r>
@@ -5919,6 +5928,9 @@
         <w:tc>
           <w:tcPr>
             <w:tcW w:w="2101" w:type="dxa"/>
+            <w:tcBorders>
+              <w:bottom w:val="nil"/>
+            </w:tcBorders>
             <w:vAlign w:val="center"/>
           </w:tcPr>
           <w:p>
@@ -5930,6 +5942,9 @@
         <w:tc>
           <w:tcPr>
             <w:tcW w:w="6903" w:type="dxa"/>
+            <w:tcBorders>
+              <w:bottom w:val="nil"/>
+            </w:tcBorders>
             <w:vAlign w:val="center"/>
           </w:tcPr>
           <w:p>
@@ -6316,7 +6331,16 @@
       </w:r>
       <w:proofErr w:type="spellEnd"/>
       <w:r>
-        <w:t xml:space="preserve"> (пользователей) с системой. На рисунке 1 представлена диаграмма вариантов использования системы «</w:t>
+        <w:t xml:space="preserve"> (пользователей) с системой</w:t>
+      </w:r>
+      <w:r>
+        <w:rPr>
+          <w:rStyle w:val="af7"/>
+        </w:rPr>
+        <w:footnoteReference w:id="1"/>
+      </w:r>
+      <w:r>
+        <w:t>. На рисунке 1 представлена диаграмма вариантов использования системы «</w:t>
       </w:r>
       <w:proofErr w:type="spellStart"/>
       <w:r>
@@ -6334,9 +6358,9 @@
       <w:r>
         <w:lastRenderedPageBreak/>
         <w:drawing>
-          <wp:inline distT="0" distB="0" distL="0" distR="0" wp14:anchorId="3B2AAE1E" wp14:editId="4607E028">
-            <wp:extent cx="2607733" cy="6349264"/>
-            <wp:effectExtent l="0" t="0" r="2540" b="0"/>
+          <wp:inline distT="0" distB="0" distL="0" distR="0" wp14:anchorId="3B2AAE1E" wp14:editId="6C20FC06">
+            <wp:extent cx="3481754" cy="8477317"/>
+            <wp:effectExtent l="0" t="0" r="4445" b="0"/>
             <wp:docPr id="1" name="Рисунок 1"/>
             <wp:cNvGraphicFramePr>
               <a:graphicFrameLocks xmlns:a="http://schemas.openxmlformats.org/drawingml/2006/main" noChangeAspect="1"/>
@@ -6351,7 +6375,7 @@
                     </pic:cNvPicPr>
                   </pic:nvPicPr>
                   <pic:blipFill>
-                    <a:blip r:embed="rId12">
+                    <a:blip r:embed="rId17">
                       <a:extLst>
                         <a:ext uri="{28A0092B-C50C-407E-A947-70E740481C1C}">
                           <a14:useLocalDpi xmlns:a14="http://schemas.microsoft.com/office/drawing/2010/main" val="0"/>
@@ -6366,7 +6390,7 @@
                   <pic:spPr bwMode="auto">
                     <a:xfrm>
                       <a:off x="0" y="0"/>
-                      <a:ext cx="2688747" cy="6546516"/>
+                      <a:ext cx="3602479" cy="8771255"/>
                     </a:xfrm>
                     <a:prstGeom prst="rect">
                       <a:avLst/>
@@ -6413,6 +6437,7 @@
         <w:jc w:val="left"/>
       </w:pPr>
       <w:r>
+        <w:lastRenderedPageBreak/>
         <w:t xml:space="preserve">В диаграмме выделены четыре </w:t>
       </w:r>
       <w:proofErr w:type="spellStart"/>
@@ -6438,7 +6463,6 @@
         <w:jc w:val="left"/>
       </w:pPr>
       <w:r>
-        <w:lastRenderedPageBreak/>
         <w:t>Для Клиента определены следующие варианты использования: «Создать заказ», «Просмотреть свои заказы», «Отследить статус заказа», «Отменить заказ», «Получить уведомление».</w:t>
       </w:r>
     </w:p>
@@ -6535,7 +6559,7 @@
                     </pic:cNvPicPr>
                   </pic:nvPicPr>
                   <pic:blipFill>
-                    <a:blip r:embed="rId13" cstate="print">
+                    <a:blip r:embed="rId18" cstate="print">
                       <a:extLst>
                         <a:ext uri="{28A0092B-C50C-407E-A947-70E740481C1C}">
                           <a14:useLocalDpi xmlns:a14="http://schemas.microsoft.com/office/drawing/2010/main" val="0"/>
@@ -6803,7 +6827,7 @@
                     <pic:cNvPicPr/>
                   </pic:nvPicPr>
                   <pic:blipFill>
-                    <a:blip r:embed="rId14"/>
+                    <a:blip r:embed="rId19"/>
                     <a:stretch>
                       <a:fillRect/>
                     </a:stretch>
@@ -6874,7 +6898,7 @@
                     <pic:cNvPicPr/>
                   </pic:nvPicPr>
                   <pic:blipFill>
-                    <a:blip r:embed="rId15"/>
+                    <a:blip r:embed="rId20"/>
                     <a:stretch>
                       <a:fillRect/>
                     </a:stretch>
@@ -6963,7 +6987,22 @@
       </w:r>
       <w:proofErr w:type="spellEnd"/>
       <w:r>
-        <w:t>».</w:t>
+        <w:t>»</w:t>
+      </w:r>
+      <w:r>
+        <w:rPr>
+          <w:rStyle w:val="a8"/>
+        </w:rPr>
+        <w:t xml:space="preserve"> </w:t>
+      </w:r>
+      <w:r>
+        <w:rPr>
+          <w:rStyle w:val="af7"/>
+        </w:rPr>
+        <w:footnoteReference w:id="2"/>
+      </w:r>
+      <w:r>
+        <w:t>.</w:t>
       </w:r>
     </w:p>
     <w:p>
@@ -6971,10 +7010,11 @@
         <w:pStyle w:val="afff1"/>
       </w:pPr>
       <w:r>
+        <w:lastRenderedPageBreak/>
         <w:drawing>
-          <wp:inline distT="0" distB="0" distL="0" distR="0" wp14:anchorId="1A05A504" wp14:editId="5CE49BEB">
-            <wp:extent cx="5252720" cy="6149951"/>
-            <wp:effectExtent l="0" t="0" r="5080" b="3810"/>
+          <wp:inline distT="0" distB="0" distL="0" distR="0" wp14:anchorId="1A05A504" wp14:editId="0657EDAA">
+            <wp:extent cx="6387353" cy="7478393"/>
+            <wp:effectExtent l="0" t="0" r="0" b="8890"/>
             <wp:docPr id="55" name="Рисунок 55"/>
             <wp:cNvGraphicFramePr>
               <a:graphicFrameLocks xmlns:a="http://schemas.openxmlformats.org/drawingml/2006/main" noChangeAspect="1"/>
@@ -6989,7 +7029,7 @@
                     </pic:cNvPicPr>
                   </pic:nvPicPr>
                   <pic:blipFill>
-                    <a:blip r:embed="rId16" cstate="print">
+                    <a:blip r:embed="rId21" cstate="print">
                       <a:extLst>
                         <a:ext uri="{28A0092B-C50C-407E-A947-70E740481C1C}">
                           <a14:useLocalDpi xmlns:a14="http://schemas.microsoft.com/office/drawing/2010/main" val="0"/>
@@ -7004,7 +7044,7 @@
                   <pic:spPr bwMode="auto">
                     <a:xfrm>
                       <a:off x="0" y="0"/>
-                      <a:ext cx="5255961" cy="6153745"/>
+                      <a:ext cx="6421285" cy="7518121"/>
                     </a:xfrm>
                     <a:prstGeom prst="rect">
                       <a:avLst/>
@@ -7037,6 +7077,24 @@
       <w:r>
         <w:t>»</w:t>
       </w:r>
+    </w:p>
+    <w:p>
+      <w:pPr>
+        <w:ind w:firstLine="851"/>
+        <w:jc w:val="left"/>
+      </w:pPr>
+    </w:p>
+    <w:p>
+      <w:pPr>
+        <w:ind w:firstLine="851"/>
+        <w:jc w:val="left"/>
+      </w:pPr>
+    </w:p>
+    <w:p>
+      <w:pPr>
+        <w:ind w:firstLine="851"/>
+        <w:jc w:val="left"/>
+      </w:pPr>
     </w:p>
     <w:p>
       <w:pPr>
@@ -7682,7 +7740,16 @@
         <w:jc w:val="left"/>
       </w:pPr>
       <w:r>
-        <w:t>Физическая модель реализована в системе управления базами данных Microsoft SQL Server. При выборе типов данных применялись следующие принципы:</w:t>
+        <w:t>Физическая модель реализована в системе управления базами данных Microsoft SQL Server</w:t>
+      </w:r>
+      <w:r>
+        <w:rPr>
+          <w:rStyle w:val="af7"/>
+        </w:rPr>
+        <w:footnoteReference w:id="3"/>
+      </w:r>
+      <w:r>
+        <w:t>. При выборе типов данных применялись следующие принципы:</w:t>
       </w:r>
     </w:p>
     <w:p>
@@ -7788,6 +7855,7 @@
         <w:jc w:val="left"/>
       </w:pPr>
       <w:r>
+        <w:lastRenderedPageBreak/>
         <w:t xml:space="preserve">- </w:t>
       </w:r>
       <w:r>
@@ -7803,12 +7871,439 @@
         <w:jc w:val="left"/>
       </w:pPr>
       <w:r>
+        <w:t xml:space="preserve">Во всех таблицах применён набор стандартных ограничений целостности. Ограничение NOT NULL установлено для всех обязательных атрибутов. Ограничение UNIQUE применяется к столбцам, значения которых должны быть уникальными в пределах таблицы: логин пользователя (поле </w:t>
+      </w:r>
+      <w:proofErr w:type="spellStart"/>
+      <w:r>
+        <w:t>Login</w:t>
+      </w:r>
+      <w:proofErr w:type="spellEnd"/>
+      <w:r>
+        <w:t xml:space="preserve"> в таблице </w:t>
+      </w:r>
+      <w:proofErr w:type="spellStart"/>
+      <w:r>
+        <w:t>Users</w:t>
+      </w:r>
+      <w:proofErr w:type="spellEnd"/>
+      <w:r>
+        <w:t xml:space="preserve">), трек-номер заказа (поле </w:t>
+      </w:r>
+      <w:proofErr w:type="spellStart"/>
+      <w:r>
+        <w:t>TrackingNumber</w:t>
+      </w:r>
+      <w:proofErr w:type="spellEnd"/>
+      <w:r>
+        <w:t xml:space="preserve"> в таблице </w:t>
+      </w:r>
+      <w:proofErr w:type="spellStart"/>
+      <w:r>
+        <w:t>Orders</w:t>
+      </w:r>
+      <w:proofErr w:type="spellEnd"/>
+      <w:r>
+        <w:t>). Ограничения CHECK ограничивают множество допустимых значений для статусных и перечислимых полей: например, статус заказа может принимать только одно из семи предусмотренных значений.</w:t>
+      </w:r>
+    </w:p>
+    <w:p>
+      <w:pPr>
+        <w:ind w:firstLine="851"/>
+        <w:jc w:val="left"/>
+      </w:pPr>
+      <w:r>
+        <w:t xml:space="preserve">Для ускорения наиболее частых запросов в базе данных созданы </w:t>
+      </w:r>
+      <w:proofErr w:type="spellStart"/>
+      <w:r>
+        <w:t>некластерные</w:t>
+      </w:r>
+      <w:proofErr w:type="spellEnd"/>
+      <w:r>
+        <w:t xml:space="preserve"> индексы по следующим столбцам:</w:t>
+      </w:r>
+    </w:p>
+    <w:p>
+      <w:pPr>
+        <w:ind w:firstLine="851"/>
+        <w:jc w:val="left"/>
+      </w:pPr>
+      <w:r>
+        <w:t xml:space="preserve">- </w:t>
+      </w:r>
+      <w:proofErr w:type="spellStart"/>
+      <w:r>
+        <w:t>TrackingNumber</w:t>
+      </w:r>
+      <w:proofErr w:type="spellEnd"/>
+      <w:r>
+        <w:t xml:space="preserve"> в таблице </w:t>
+      </w:r>
+      <w:proofErr w:type="spellStart"/>
+      <w:r>
+        <w:t>Orders</w:t>
+      </w:r>
+      <w:proofErr w:type="spellEnd"/>
+      <w:r>
+        <w:t xml:space="preserve"> — поиск заказа по трек-номеру является наиболее распространённой операцией при отслеживании доставки;</w:t>
+      </w:r>
+    </w:p>
+    <w:p>
+      <w:pPr>
+        <w:ind w:firstLine="851"/>
+        <w:jc w:val="left"/>
+      </w:pPr>
+      <w:r>
+        <w:t xml:space="preserve">- </w:t>
+      </w:r>
+      <w:proofErr w:type="spellStart"/>
+      <w:r>
+        <w:t>Status</w:t>
+      </w:r>
+      <w:proofErr w:type="spellEnd"/>
+      <w:r>
+        <w:t xml:space="preserve"> в таблице </w:t>
+      </w:r>
+      <w:proofErr w:type="spellStart"/>
+      <w:r>
+        <w:t>Orders</w:t>
+      </w:r>
+      <w:proofErr w:type="spellEnd"/>
+      <w:r>
+        <w:t xml:space="preserve"> — фильтрация заказов по текущему статусу используется в списках диспетчера и курьера;</w:t>
+      </w:r>
+    </w:p>
+    <w:p>
+      <w:pPr>
+        <w:ind w:firstLine="851"/>
+        <w:jc w:val="left"/>
+      </w:pPr>
+      <w:r>
+        <w:t xml:space="preserve">- </w:t>
+      </w:r>
+      <w:proofErr w:type="spellStart"/>
+      <w:r>
+        <w:t>CreatedAt</w:t>
+      </w:r>
+      <w:proofErr w:type="spellEnd"/>
+      <w:r>
+        <w:t xml:space="preserve"> в таблице </w:t>
+      </w:r>
+      <w:proofErr w:type="spellStart"/>
+      <w:r>
+        <w:t>Orders</w:t>
+      </w:r>
+      <w:proofErr w:type="spellEnd"/>
+      <w:r>
+        <w:t xml:space="preserve"> — сортировка и фильтрация по дате создания заказа применяется при формировании отчётов;</w:t>
+      </w:r>
+    </w:p>
+    <w:p>
+      <w:pPr>
+        <w:ind w:firstLine="851"/>
+        <w:jc w:val="left"/>
+      </w:pPr>
+      <w:r>
+        <w:t xml:space="preserve">- </w:t>
+      </w:r>
+      <w:proofErr w:type="spellStart"/>
+      <w:r>
+        <w:t>OrderId</w:t>
+      </w:r>
+      <w:proofErr w:type="spellEnd"/>
+      <w:r>
+        <w:t xml:space="preserve"> в таблице </w:t>
+      </w:r>
+      <w:proofErr w:type="spellStart"/>
+      <w:r>
+        <w:t>OrderStatusHistory</w:t>
+      </w:r>
+      <w:proofErr w:type="spellEnd"/>
+      <w:r>
+        <w:t xml:space="preserve"> — быстрый поиск истории конкретного заказа;</w:t>
+      </w:r>
+    </w:p>
+    <w:p>
+      <w:pPr>
+        <w:ind w:firstLine="851"/>
+        <w:jc w:val="left"/>
+      </w:pPr>
+      <w:r>
+        <w:t xml:space="preserve">- </w:t>
+      </w:r>
+      <w:proofErr w:type="spellStart"/>
+      <w:r>
+        <w:t>UserId</w:t>
+      </w:r>
+      <w:proofErr w:type="spellEnd"/>
+      <w:r>
+        <w:t xml:space="preserve"> в таблицах </w:t>
+      </w:r>
+      <w:proofErr w:type="spellStart"/>
+      <w:r>
+        <w:t>Clients</w:t>
+      </w:r>
+      <w:proofErr w:type="spellEnd"/>
+      <w:r>
+        <w:t xml:space="preserve"> и </w:t>
+      </w:r>
+      <w:proofErr w:type="spellStart"/>
+      <w:r>
+        <w:t>Couriers</w:t>
+      </w:r>
+      <w:proofErr w:type="spellEnd"/>
+      <w:r>
+        <w:t xml:space="preserve"> — поиск профиля по идентификатору базовой записи пользователя;</w:t>
+      </w:r>
+    </w:p>
+    <w:p>
+      <w:pPr>
+        <w:ind w:firstLine="851"/>
+        <w:jc w:val="left"/>
+      </w:pPr>
+      <w:r>
+        <w:t xml:space="preserve">- </w:t>
+      </w:r>
+      <w:proofErr w:type="spellStart"/>
+      <w:r>
+        <w:t>CourierId</w:t>
+      </w:r>
+      <w:proofErr w:type="spellEnd"/>
+      <w:r>
+        <w:t xml:space="preserve"> в таблице </w:t>
+      </w:r>
+      <w:proofErr w:type="spellStart"/>
+      <w:r>
+        <w:t>Orders</w:t>
+      </w:r>
+      <w:proofErr w:type="spellEnd"/>
+      <w:r>
+        <w:t xml:space="preserve"> — выборка заказов, назначенных конкретному курьеру.</w:t>
+      </w:r>
+    </w:p>
+    <w:p>
+      <w:pPr>
+        <w:ind w:firstLine="851"/>
+        <w:jc w:val="left"/>
+      </w:pPr>
+      <w:r>
+        <w:t xml:space="preserve">Выбор перечисленных столбцов для индексирования обусловлен анализом типовых запросов системы: именно они фигурируют в условиях </w:t>
+      </w:r>
+      <w:r>
         <w:lastRenderedPageBreak/>
-        <w:t xml:space="preserve">Во всех таблицах применён набор стандартных ограничений целостности. Ограничение NOT NULL установлено для всех обязательных атрибутов. Ограничение UNIQUE применяется к столбцам, значения которых должны быть уникальными в пределах таблицы: логин пользователя (поле </w:t>
-      </w:r>
-      <w:proofErr w:type="spellStart"/>
-      <w:r>
-        <w:t>Login</w:t>
+        <w:t>фильтрации (WHERE) и объединения (JOIN) в наиболее нагруженных операциях.</w:t>
+      </w:r>
+    </w:p>
+    <w:p>
+      <w:pPr>
+        <w:ind w:firstLine="851"/>
+        <w:jc w:val="left"/>
+      </w:pPr>
+      <w:r>
+        <w:t>Поведение внешних ключей при изменении и удалении родительской записи определяется стратегией каскадирования. В базе данных применяются три стратегии.</w:t>
+      </w:r>
+    </w:p>
+    <w:p>
+      <w:pPr>
+        <w:ind w:firstLine="851"/>
+        <w:jc w:val="left"/>
+      </w:pPr>
+      <w:r>
+        <w:t xml:space="preserve">ON DELETE CASCADE используется для дочерних записей, которые лишены смысла без родительской: записи в </w:t>
+      </w:r>
+      <w:proofErr w:type="spellStart"/>
+      <w:r>
+        <w:t>OrderStatusHistory</w:t>
+      </w:r>
+      <w:proofErr w:type="spellEnd"/>
+      <w:r>
+        <w:t xml:space="preserve"> удаляются вместе с удалением заказа; записи в </w:t>
+      </w:r>
+      <w:proofErr w:type="spellStart"/>
+      <w:r>
+        <w:t>RouteListOrders</w:t>
+      </w:r>
+      <w:proofErr w:type="spellEnd"/>
+      <w:r>
+        <w:t xml:space="preserve"> удаляются вместе с маршрутным листом.</w:t>
+      </w:r>
+    </w:p>
+    <w:p>
+      <w:pPr>
+        <w:ind w:firstLine="851"/>
+        <w:jc w:val="left"/>
+      </w:pPr>
+      <w:r>
+        <w:t xml:space="preserve">ON DELETE SET NULL применяется в ситуациях, когда дочерняя запись сохраняет смысл и без родительской, но связь разрывается: внешний ключ </w:t>
+      </w:r>
+      <w:proofErr w:type="spellStart"/>
+      <w:r>
+        <w:t>FK_Orders_Couriers</w:t>
+      </w:r>
+      <w:proofErr w:type="spellEnd"/>
+      <w:r>
+        <w:t xml:space="preserve"> при удалении курьера устанавливает значение NULL в поле </w:t>
+      </w:r>
+      <w:proofErr w:type="spellStart"/>
+      <w:r>
+        <w:t>CourierId</w:t>
+      </w:r>
+      <w:proofErr w:type="spellEnd"/>
+      <w:r>
+        <w:t xml:space="preserve"> таблицы </w:t>
+      </w:r>
+      <w:proofErr w:type="spellStart"/>
+      <w:r>
+        <w:t>Orders</w:t>
+      </w:r>
+      <w:proofErr w:type="spellEnd"/>
+      <w:r>
+        <w:t xml:space="preserve"> — заказ не удаляется, а лишь теряет привязку к конкретному курьеру, что позволяет диспетчеру назначить другого исполнителя.</w:t>
+      </w:r>
+    </w:p>
+    <w:p>
+      <w:pPr>
+        <w:ind w:firstLine="851"/>
+        <w:jc w:val="left"/>
+      </w:pPr>
+      <w:r>
+        <w:t>NO ACTION (RESTRICT) применяется там, где удаление родительской записи при наличии дочерних недопустимо: например, нельзя удалить пользователя, у которого есть активные заказы или профиль клиента/курьера.</w:t>
+      </w:r>
+    </w:p>
+    <w:p>
+      <w:pPr>
+        <w:ind w:firstLine="851"/>
+        <w:jc w:val="left"/>
+      </w:pPr>
+      <w:r>
+        <w:t xml:space="preserve">Триггер </w:t>
+      </w:r>
+      <w:proofErr w:type="spellStart"/>
+      <w:r>
+        <w:t>trg_OrderStatusHistory_CheckDelivery</w:t>
+      </w:r>
+      <w:proofErr w:type="spellEnd"/>
+      <w:r>
+        <w:t xml:space="preserve"> срабатывает при добавлении новой записи в таблицу </w:t>
+      </w:r>
+      <w:proofErr w:type="spellStart"/>
+      <w:r>
+        <w:t>OrderStatusHistory</w:t>
+      </w:r>
+      <w:proofErr w:type="spellEnd"/>
+      <w:r>
+        <w:t xml:space="preserve"> со статусом </w:t>
+      </w:r>
+      <w:proofErr w:type="spellStart"/>
+      <w:r>
+        <w:t>Delivered</w:t>
+      </w:r>
+      <w:proofErr w:type="spellEnd"/>
+      <w:r>
+        <w:t xml:space="preserve">. Логика триггера такова: перед фиксацией данного статуса выполняется проверка наличия соответствующей записи в таблице </w:t>
+      </w:r>
+      <w:proofErr w:type="spellStart"/>
+      <w:r>
+        <w:t>DeliveryConfirmations</w:t>
+      </w:r>
+      <w:proofErr w:type="spellEnd"/>
+      <w:r>
+        <w:t xml:space="preserve"> для данного заказа</w:t>
+      </w:r>
+      <w:r>
+        <w:rPr>
+          <w:rStyle w:val="af7"/>
+        </w:rPr>
+        <w:footnoteReference w:id="4"/>
+      </w:r>
+      <w:r>
+        <w:t xml:space="preserve">. Если подтверждение доставки ещё не создано, триггер откатывает транзакцию и генерирует информативное сообщение об ошибке. Это гарантирует, что ни одному заказу не может быть присвоен статус «Доставлен» без документирования </w:t>
+      </w:r>
+      <w:r>
+        <w:lastRenderedPageBreak/>
+        <w:t>факта передачи груза получателю — вне зависимости от того, каким способом приложение производит запись в базу данных.</w:t>
+      </w:r>
+    </w:p>
+    <w:p>
+      <w:pPr>
+        <w:ind w:firstLine="851"/>
+        <w:jc w:val="left"/>
+      </w:pPr>
+      <w:r>
+        <w:t xml:space="preserve">Хранимая процедура </w:t>
+      </w:r>
+      <w:proofErr w:type="spellStart"/>
+      <w:r>
+        <w:t>usp_AssignCourier</w:t>
+      </w:r>
+      <w:proofErr w:type="spellEnd"/>
+      <w:r>
+        <w:t xml:space="preserve"> автоматизирует выбор и назначение курьера для указанного заказа. Процедура принимает идентификатор заказа в качестве входного параметра. Её логика включает следующие шаги:</w:t>
+      </w:r>
+    </w:p>
+    <w:p>
+      <w:pPr>
+        <w:ind w:firstLine="851"/>
+        <w:jc w:val="left"/>
+      </w:pPr>
+      <w:r>
+        <w:t xml:space="preserve">- </w:t>
+      </w:r>
+      <w:r>
+        <w:t>о</w:t>
+      </w:r>
+      <w:r>
+        <w:t>пределить зону доставки, к которой относится заказ.</w:t>
+      </w:r>
+    </w:p>
+    <w:p>
+      <w:pPr>
+        <w:ind w:firstLine="851"/>
+        <w:jc w:val="left"/>
+      </w:pPr>
+      <w:r>
+        <w:t xml:space="preserve">- </w:t>
+      </w:r>
+      <w:r>
+        <w:t>в</w:t>
+      </w:r>
+      <w:r>
+        <w:t xml:space="preserve">ыбрать из таблицы </w:t>
+      </w:r>
+      <w:proofErr w:type="spellStart"/>
+      <w:r>
+        <w:t>Couriers</w:t>
+      </w:r>
+      <w:proofErr w:type="spellEnd"/>
+      <w:r>
+        <w:t xml:space="preserve"> свободного курьера (</w:t>
+      </w:r>
+      <w:proofErr w:type="spellStart"/>
+      <w:r>
+        <w:t>IsAvailable</w:t>
+      </w:r>
+      <w:proofErr w:type="spellEnd"/>
+      <w:r>
+        <w:t xml:space="preserve"> = 1), работающего в данной зоне, с наименьшим числом текущих активных заказов.</w:t>
+      </w:r>
+    </w:p>
+    <w:p>
+      <w:pPr>
+        <w:ind w:firstLine="851"/>
+        <w:jc w:val="left"/>
+      </w:pPr>
+      <w:r>
+        <w:t xml:space="preserve">- </w:t>
+      </w:r>
+      <w:r>
+        <w:t>о</w:t>
+      </w:r>
+      <w:r>
+        <w:t xml:space="preserve">бновить поле </w:t>
+      </w:r>
+      <w:proofErr w:type="spellStart"/>
+      <w:r>
+        <w:t>CourierId</w:t>
       </w:r>
       <w:proofErr w:type="spellEnd"/>
       <w:r>
@@ -7816,27 +8311,11 @@
       </w:r>
       <w:proofErr w:type="spellStart"/>
       <w:r>
-        <w:t>Users</w:t>
-      </w:r>
-      <w:proofErr w:type="spellEnd"/>
-      <w:r>
-        <w:t xml:space="preserve">), трек-номер заказа (поле </w:t>
-      </w:r>
-      <w:proofErr w:type="spellStart"/>
-      <w:r>
-        <w:t>TrackingNumber</w:t>
-      </w:r>
-      <w:proofErr w:type="spellEnd"/>
-      <w:r>
-        <w:t xml:space="preserve"> в таблице </w:t>
-      </w:r>
-      <w:proofErr w:type="spellStart"/>
-      <w:r>
         <w:t>Orders</w:t>
       </w:r>
       <w:proofErr w:type="spellEnd"/>
       <w:r>
-        <w:t>). Ограничения CHECK ограничивают множество допустимых значений для статусных и перечислимых полей: например, статус заказа может принимать только одно из семи предусмотренных значений.</w:t>
+        <w:t>.</w:t>
       </w:r>
     </w:p>
     <w:p>
@@ -7845,15 +8324,21 @@
         <w:jc w:val="left"/>
       </w:pPr>
       <w:r>
-        <w:t xml:space="preserve">Для ускорения наиболее частых запросов в базе данных созданы </w:t>
-      </w:r>
-      <w:proofErr w:type="spellStart"/>
-      <w:r>
-        <w:t>некластерные</w:t>
-      </w:r>
-      <w:proofErr w:type="spellEnd"/>
-      <w:r>
-        <w:t xml:space="preserve"> индексы по следующим столбцам:</w:t>
+        <w:t xml:space="preserve">- </w:t>
+      </w:r>
+      <w:r>
+        <w:t>у</w:t>
+      </w:r>
+      <w:r>
+        <w:t>становить флаг занятости курьера (</w:t>
+      </w:r>
+      <w:proofErr w:type="spellStart"/>
+      <w:r>
+        <w:t>IsAvailable</w:t>
+      </w:r>
+      <w:proofErr w:type="spellEnd"/>
+      <w:r>
+        <w:t xml:space="preserve"> = 0).</w:t>
       </w:r>
     </w:p>
     <w:p>
@@ -7864,13 +8349,102 @@
       <w:r>
         <w:t xml:space="preserve">- </w:t>
       </w:r>
-      <w:proofErr w:type="spellStart"/>
-      <w:r>
-        <w:t>TrackingNumber</w:t>
-      </w:r>
-      <w:proofErr w:type="spellEnd"/>
-      <w:r>
-        <w:t xml:space="preserve"> в таблице </w:t>
+      <w:r>
+        <w:t>д</w:t>
+      </w:r>
+      <w:r>
+        <w:t xml:space="preserve">обавить запись о смене статуса заказа на </w:t>
+      </w:r>
+      <w:proofErr w:type="spellStart"/>
+      <w:r>
+        <w:t>Assigned</w:t>
+      </w:r>
+      <w:proofErr w:type="spellEnd"/>
+      <w:r>
+        <w:t xml:space="preserve"> в таблицу </w:t>
+      </w:r>
+      <w:proofErr w:type="spellStart"/>
+      <w:r>
+        <w:t>OrderStatusHistory</w:t>
+      </w:r>
+      <w:proofErr w:type="spellEnd"/>
+      <w:r>
+        <w:t>.</w:t>
+      </w:r>
+    </w:p>
+    <w:p>
+      <w:pPr>
+        <w:ind w:firstLine="851"/>
+        <w:jc w:val="left"/>
+      </w:pPr>
+      <w:r>
+        <w:t xml:space="preserve">- </w:t>
+      </w:r>
+      <w:r>
+        <w:t>с</w:t>
+      </w:r>
+      <w:r>
+        <w:t>оздать уведомление для курьера.</w:t>
+      </w:r>
+    </w:p>
+    <w:p>
+      <w:pPr>
+        <w:ind w:firstLine="851"/>
+        <w:jc w:val="left"/>
+      </w:pPr>
+      <w:r>
+        <w:t>Процедура выполняется в рамках транзакции: если на любом из шагов возникает ошибка (например, не найдено доступных курьеров), вся последовательность операций откатывается, обеспечивая согласованность данных.</w:t>
+      </w:r>
+    </w:p>
+    <w:p>
+      <w:pPr>
+        <w:ind w:firstLine="851"/>
+        <w:jc w:val="left"/>
+      </w:pPr>
+      <w:r>
+        <w:t xml:space="preserve">Функция </w:t>
+      </w:r>
+      <w:proofErr w:type="spellStart"/>
+      <w:r>
+        <w:t>fn_CalculateDeliveryCost</w:t>
+      </w:r>
+      <w:proofErr w:type="spellEnd"/>
+      <w:r>
+        <w:t xml:space="preserve"> вычисляет стоимость доставки для заказа с учётом тарифа. Входными параметрами являются идентификатор зоны и идентификатор типа груза. Функция обращается к таблице </w:t>
+      </w:r>
+      <w:proofErr w:type="spellStart"/>
+      <w:r>
+        <w:t>Tariffs</w:t>
+      </w:r>
+      <w:proofErr w:type="spellEnd"/>
+      <w:r>
+        <w:t>, извлекает базовую ставку и применяет к ней коэффициенты — например, надбавку за срочность или за вес груза, превышающий пороговое значение. Использование функции позволяет централизовать логику ценообразования: при изменении тарифной политики достаточно изменить одну функцию, а не перепрограммировать несколько участков приложения.</w:t>
+      </w:r>
+    </w:p>
+    <w:p>
+      <w:pPr>
+        <w:ind w:firstLine="851"/>
+        <w:jc w:val="left"/>
+      </w:pPr>
+      <w:r>
+        <w:lastRenderedPageBreak/>
+        <w:t xml:space="preserve">Представление </w:t>
+      </w:r>
+      <w:proofErr w:type="spellStart"/>
+      <w:r>
+        <w:t>vw_CourierEfficiency</w:t>
+      </w:r>
+      <w:proofErr w:type="spellEnd"/>
+      <w:r>
+        <w:t xml:space="preserve"> формирует агрегированную статистику по каждому курьеру: общее число выполненных доставок, количество отмен, средний фактический срок доставки, доля заказов, выполненных в срок. Данные извлекаются объединением таблиц </w:t>
+      </w:r>
+      <w:proofErr w:type="spellStart"/>
+      <w:r>
+        <w:t>Couriers</w:t>
+      </w:r>
+      <w:proofErr w:type="spellEnd"/>
+      <w:r>
+        <w:t xml:space="preserve">, </w:t>
       </w:r>
       <w:proofErr w:type="spellStart"/>
       <w:r>
@@ -7878,7 +8452,15 @@
       </w:r>
       <w:proofErr w:type="spellEnd"/>
       <w:r>
-        <w:t xml:space="preserve"> — поиск заказа по трек-номеру является наиболее распространённой операцией при отслеживании доставки;</w:t>
+        <w:t xml:space="preserve"> и </w:t>
+      </w:r>
+      <w:proofErr w:type="spellStart"/>
+      <w:r>
+        <w:t>DeliverySessions</w:t>
+      </w:r>
+      <w:proofErr w:type="spellEnd"/>
+      <w:r>
+        <w:t>. Представление используется диспетчером для анализа качества работы и отображается в соответствующем разделе вкладки «Отчёты».</w:t>
       </w:r>
     </w:p>
     <w:p>
@@ -7887,15 +8469,89 @@
         <w:jc w:val="left"/>
       </w:pPr>
       <w:r>
+        <w:t xml:space="preserve">Скрипт создания базы данных (включающий все таблицы, индексы, ограничения, триггер, процедуру и функцию) размещён в репозитории </w:t>
+      </w:r>
+      <w:proofErr w:type="spellStart"/>
+      <w:r>
+        <w:t>GitHub</w:t>
+      </w:r>
+      <w:proofErr w:type="spellEnd"/>
+      <w:r>
+        <w:t xml:space="preserve"> по адресу https://github.com/MG178/vlasov в файле </w:t>
+      </w:r>
+      <w:proofErr w:type="spellStart"/>
+      <w:r>
+        <w:t>database</w:t>
+      </w:r>
+      <w:proofErr w:type="spellEnd"/>
+      <w:r>
+        <w:t>/</w:t>
+      </w:r>
+      <w:proofErr w:type="spellStart"/>
+      <w:r>
+        <w:t>schema.sql</w:t>
+      </w:r>
+      <w:proofErr w:type="spellEnd"/>
+      <w:r>
+        <w:t>.</w:t>
+      </w:r>
+    </w:p>
+    <w:p>
+      <w:pPr>
+        <w:pStyle w:val="3"/>
+      </w:pPr>
+      <w:bookmarkStart w:id="15" w:name="_Toc232682953"/>
+      <w:r>
+        <w:t>Разработка и именование связей и ограничений</w:t>
+      </w:r>
+      <w:bookmarkEnd w:id="15"/>
+    </w:p>
+    <w:p>
+      <w:pPr>
+        <w:ind w:firstLine="851"/>
+        <w:jc w:val="left"/>
+      </w:pPr>
+      <w:r>
+        <w:t xml:space="preserve">Единообразное именование объектов базы данных является важным аспектом </w:t>
+      </w:r>
+      <w:proofErr w:type="spellStart"/>
+      <w:r>
+        <w:t>поддерживаемости</w:t>
+      </w:r>
+      <w:proofErr w:type="spellEnd"/>
+      <w:r>
+        <w:t xml:space="preserve"> системы. В проекте приняты следующие соглашения:</w:t>
+      </w:r>
+    </w:p>
+    <w:p>
+      <w:pPr>
+        <w:ind w:firstLine="851"/>
+        <w:jc w:val="left"/>
+      </w:pPr>
+      <w:r>
         <w:t xml:space="preserve">- </w:t>
       </w:r>
-      <w:proofErr w:type="spellStart"/>
-      <w:r>
-        <w:t>Status</w:t>
-      </w:r>
-      <w:proofErr w:type="spellEnd"/>
-      <w:r>
-        <w:t xml:space="preserve"> в таблице </w:t>
+      <w:r>
+        <w:t>в</w:t>
+      </w:r>
+      <w:r>
+        <w:t xml:space="preserve">нешние ключи именуются по шаблону </w:t>
+      </w:r>
+      <w:proofErr w:type="spellStart"/>
+      <w:r>
+        <w:t>FK_ДочерняяТаблица_РодительскаяТаблица</w:t>
+      </w:r>
+      <w:proofErr w:type="spellEnd"/>
+      <w:r>
+        <w:t xml:space="preserve">. Например, </w:t>
+      </w:r>
+      <w:proofErr w:type="spellStart"/>
+      <w:r>
+        <w:t>FK_Orders_Clients</w:t>
+      </w:r>
+      <w:proofErr w:type="spellEnd"/>
+      <w:r>
+        <w:t xml:space="preserve"> обозначает внешний ключ в таблице </w:t>
       </w:r>
       <w:proofErr w:type="spellStart"/>
       <w:r>
@@ -7903,7 +8559,47 @@
       </w:r>
       <w:proofErr w:type="spellEnd"/>
       <w:r>
-        <w:t xml:space="preserve"> — фильтрация заказов по текущему статусу используется в списках диспетчера и курьера;</w:t>
+        <w:t xml:space="preserve">, ссылающийся на таблицу </w:t>
+      </w:r>
+      <w:proofErr w:type="spellStart"/>
+      <w:r>
+        <w:t>Clients</w:t>
+      </w:r>
+      <w:proofErr w:type="spellEnd"/>
+      <w:r>
+        <w:t xml:space="preserve">; </w:t>
+      </w:r>
+      <w:proofErr w:type="spellStart"/>
+      <w:r>
+        <w:t>FK_Orders_Couriers</w:t>
+      </w:r>
+      <w:proofErr w:type="spellEnd"/>
+      <w:r>
+        <w:t xml:space="preserve"> — ссылку </w:t>
+      </w:r>
+      <w:proofErr w:type="spellStart"/>
+      <w:r>
+        <w:t>Orders</w:t>
+      </w:r>
+      <w:proofErr w:type="spellEnd"/>
+      <w:r>
+        <w:t xml:space="preserve"> → </w:t>
+      </w:r>
+      <w:proofErr w:type="spellStart"/>
+      <w:r>
+        <w:t>Couriers</w:t>
+      </w:r>
+      <w:proofErr w:type="spellEnd"/>
+      <w:r>
+        <w:t xml:space="preserve">; </w:t>
+      </w:r>
+      <w:proofErr w:type="spellStart"/>
+      <w:r>
+        <w:t>FK_OrderStatusHistory_Orders</w:t>
+      </w:r>
+      <w:proofErr w:type="spellEnd"/>
+      <w:r>
+        <w:t xml:space="preserve"> — связь таблицы истории статусов с заказом.</w:t>
       </w:r>
     </w:p>
     <w:p>
@@ -7914,21 +8610,19 @@
       <w:r>
         <w:t xml:space="preserve">- </w:t>
       </w:r>
-      <w:proofErr w:type="spellStart"/>
-      <w:r>
-        <w:t>CreatedAt</w:t>
-      </w:r>
-      <w:proofErr w:type="spellEnd"/>
-      <w:r>
-        <w:t xml:space="preserve"> в таблице </w:t>
-      </w:r>
-      <w:proofErr w:type="spellStart"/>
-      <w:r>
-        <w:t>Orders</w:t>
-      </w:r>
-      <w:proofErr w:type="spellEnd"/>
-      <w:r>
-        <w:t xml:space="preserve"> — сортировка и фильтрация по дате создания заказа применяется при формировании отчётов;</w:t>
+      <w:r>
+        <w:t>п</w:t>
+      </w:r>
+      <w:r>
+        <w:t xml:space="preserve">ервичные ключи именуются </w:t>
+      </w:r>
+      <w:proofErr w:type="spellStart"/>
+      <w:r>
+        <w:t>PK_ИмяТаблицы</w:t>
+      </w:r>
+      <w:proofErr w:type="spellEnd"/>
+      <w:r>
+        <w:t>.</w:t>
       </w:r>
     </w:p>
     <w:p>
@@ -7939,21 +8633,19 @@
       <w:r>
         <w:t xml:space="preserve">- </w:t>
       </w:r>
-      <w:proofErr w:type="spellStart"/>
-      <w:r>
-        <w:t>OrderId</w:t>
-      </w:r>
-      <w:proofErr w:type="spellEnd"/>
-      <w:r>
-        <w:t xml:space="preserve"> в таблице </w:t>
-      </w:r>
-      <w:proofErr w:type="spellStart"/>
-      <w:r>
-        <w:t>OrderStatusHistory</w:t>
-      </w:r>
-      <w:proofErr w:type="spellEnd"/>
-      <w:r>
-        <w:t xml:space="preserve"> — быстрый поиск истории конкретного заказа;</w:t>
+      <w:r>
+        <w:t>и</w:t>
+      </w:r>
+      <w:r>
+        <w:t xml:space="preserve">ндексы именуются по шаблону </w:t>
+      </w:r>
+      <w:proofErr w:type="spellStart"/>
+      <w:r>
+        <w:t>IX_ИмяТаблицы_ИмяСтолбца</w:t>
+      </w:r>
+      <w:proofErr w:type="spellEnd"/>
+      <w:r>
+        <w:t>.</w:t>
       </w:r>
     </w:p>
     <w:p>
@@ -7962,31 +8654,38 @@
         <w:jc w:val="left"/>
       </w:pPr>
       <w:r>
+        <w:t xml:space="preserve">- Ограничения CHECK именуются </w:t>
+      </w:r>
+      <w:proofErr w:type="spellStart"/>
+      <w:r>
+        <w:t>CHK_ИмяТаблицы_ИмяСтолбца</w:t>
+      </w:r>
+      <w:proofErr w:type="spellEnd"/>
+      <w:r>
+        <w:t>.</w:t>
+      </w:r>
+    </w:p>
+    <w:p>
+      <w:pPr>
+        <w:ind w:firstLine="851"/>
+        <w:jc w:val="left"/>
+      </w:pPr>
+      <w:r>
         <w:t xml:space="preserve">- </w:t>
       </w:r>
-      <w:proofErr w:type="spellStart"/>
-      <w:r>
-        <w:t>UserId</w:t>
-      </w:r>
-      <w:proofErr w:type="spellEnd"/>
-      <w:r>
-        <w:t xml:space="preserve"> в таблицах </w:t>
-      </w:r>
-      <w:proofErr w:type="spellStart"/>
-      <w:r>
-        <w:t>Clients</w:t>
-      </w:r>
-      <w:proofErr w:type="spellEnd"/>
-      <w:r>
-        <w:t xml:space="preserve"> и </w:t>
-      </w:r>
-      <w:proofErr w:type="spellStart"/>
-      <w:r>
-        <w:t>Couriers</w:t>
-      </w:r>
-      <w:proofErr w:type="spellEnd"/>
-      <w:r>
-        <w:t xml:space="preserve"> — поиск профиля по идентификатору базовой записи пользователя;</w:t>
+      <w:r>
+        <w:t>о</w:t>
+      </w:r>
+      <w:r>
+        <w:t xml:space="preserve">граничения UNIQUE именуются </w:t>
+      </w:r>
+      <w:proofErr w:type="spellStart"/>
+      <w:r>
+        <w:t>UQ_ИмяТаблицы_ИмяСтолбца</w:t>
+      </w:r>
+      <w:proofErr w:type="spellEnd"/>
+      <w:r>
+        <w:t>.</w:t>
       </w:r>
     </w:p>
     <w:p>
@@ -7997,21 +8696,43 @@
       <w:r>
         <w:t xml:space="preserve">- </w:t>
       </w:r>
-      <w:proofErr w:type="spellStart"/>
-      <w:r>
-        <w:t>CourierId</w:t>
-      </w:r>
-      <w:proofErr w:type="spellEnd"/>
-      <w:r>
-        <w:t xml:space="preserve"> в таблице </w:t>
-      </w:r>
-      <w:proofErr w:type="spellStart"/>
-      <w:r>
-        <w:t>Orders</w:t>
-      </w:r>
-      <w:proofErr w:type="spellEnd"/>
-      <w:r>
-        <w:t xml:space="preserve"> — выборка заказов, назначенных конкретному курьеру.</w:t>
+      <w:r>
+        <w:t>х</w:t>
+      </w:r>
+      <w:r>
+        <w:t xml:space="preserve">ранимые процедуры имеют префикс </w:t>
+      </w:r>
+      <w:proofErr w:type="spellStart"/>
+      <w:r>
+        <w:t>usp</w:t>
+      </w:r>
+      <w:proofErr w:type="spellEnd"/>
+      <w:r>
+        <w:t xml:space="preserve">_; функции — </w:t>
+      </w:r>
+      <w:proofErr w:type="spellStart"/>
+      <w:r>
+        <w:t>fn</w:t>
+      </w:r>
+      <w:proofErr w:type="spellEnd"/>
+      <w:r>
+        <w:t xml:space="preserve">_; триггеры — </w:t>
+      </w:r>
+      <w:proofErr w:type="spellStart"/>
+      <w:r>
+        <w:t>trg</w:t>
+      </w:r>
+      <w:proofErr w:type="spellEnd"/>
+      <w:r>
+        <w:t xml:space="preserve">_; представления — </w:t>
+      </w:r>
+      <w:proofErr w:type="spellStart"/>
+      <w:r>
+        <w:t>vw</w:t>
+      </w:r>
+      <w:proofErr w:type="spellEnd"/>
+      <w:r>
+        <w:t>_.</w:t>
       </w:r>
     </w:p>
     <w:p>
@@ -8020,7 +8741,8 @@
         <w:jc w:val="left"/>
       </w:pPr>
       <w:r>
-        <w:t>Выбор перечисленных столбцов для индексирования обусловлен анализом типовых запросов системы: именно они фигурируют в условиях фильтрации (WHERE) и объединения (JOIN) в наиболее нагруженных операциях.</w:t>
+        <w:lastRenderedPageBreak/>
+        <w:t>В таблице 4 приведены основные внешние ключи базы данных с описанием их смысла и поведения при удалении родительской записи.</w:t>
       </w:r>
     </w:p>
     <w:p>
@@ -8028,670 +8750,12 @@
         <w:ind w:firstLine="851"/>
         <w:jc w:val="left"/>
       </w:pPr>
-      <w:r>
-        <w:lastRenderedPageBreak/>
-        <w:t>Поведение внешних ключей при изменении и удалении родительской записи определяется стратегией каскадирования. В базе данных применяются три стратегии.</w:t>
-      </w:r>
-    </w:p>
-    <w:p>
-      <w:pPr>
-        <w:ind w:firstLine="851"/>
-        <w:jc w:val="left"/>
-      </w:pPr>
-      <w:r>
-        <w:t xml:space="preserve">ON DELETE CASCADE используется для дочерних записей, которые лишены смысла без родительской: записи в </w:t>
-      </w:r>
-      <w:proofErr w:type="spellStart"/>
-      <w:r>
-        <w:t>OrderStatusHistory</w:t>
-      </w:r>
-      <w:proofErr w:type="spellEnd"/>
-      <w:r>
-        <w:t xml:space="preserve"> удаляются вместе с удалением заказа; записи в </w:t>
-      </w:r>
-      <w:proofErr w:type="spellStart"/>
-      <w:r>
-        <w:t>RouteListOrders</w:t>
-      </w:r>
-      <w:proofErr w:type="spellEnd"/>
-      <w:r>
-        <w:t xml:space="preserve"> удаляются вместе с маршрутным листом.</w:t>
-      </w:r>
-    </w:p>
-    <w:p>
-      <w:pPr>
-        <w:ind w:firstLine="851"/>
-        <w:jc w:val="left"/>
-      </w:pPr>
-      <w:r>
-        <w:t xml:space="preserve">ON DELETE SET NULL применяется в ситуациях, когда дочерняя запись сохраняет смысл и без родительской, но связь разрывается: внешний ключ </w:t>
-      </w:r>
-      <w:proofErr w:type="spellStart"/>
-      <w:r>
-        <w:t>FK_Orders_Couriers</w:t>
-      </w:r>
-      <w:proofErr w:type="spellEnd"/>
-      <w:r>
-        <w:t xml:space="preserve"> при удалении курьера устанавливает значение NULL в поле </w:t>
-      </w:r>
-      <w:proofErr w:type="spellStart"/>
-      <w:r>
-        <w:t>CourierId</w:t>
-      </w:r>
-      <w:proofErr w:type="spellEnd"/>
-      <w:r>
-        <w:t xml:space="preserve"> таблицы </w:t>
-      </w:r>
-      <w:proofErr w:type="spellStart"/>
-      <w:r>
-        <w:t>Orders</w:t>
-      </w:r>
-      <w:proofErr w:type="spellEnd"/>
-      <w:r>
-        <w:t xml:space="preserve"> — заказ не удаляется, а лишь теряет привязку к конкретному курьеру, что позволяет диспетчеру назначить другого исполнителя.</w:t>
-      </w:r>
-    </w:p>
-    <w:p>
-      <w:pPr>
-        <w:ind w:firstLine="851"/>
-        <w:jc w:val="left"/>
-      </w:pPr>
-      <w:r>
-        <w:t>NO ACTION (RESTRICT) применяется там, где удаление родительской записи при наличии дочерних недопустимо: например, нельзя удалить пользователя, у которого есть активные заказы или профиль клиента/курьера.</w:t>
-      </w:r>
-    </w:p>
-    <w:p>
-      <w:pPr>
-        <w:ind w:firstLine="851"/>
-        <w:jc w:val="left"/>
-      </w:pPr>
-      <w:r>
-        <w:t xml:space="preserve">Триггер </w:t>
-      </w:r>
-      <w:proofErr w:type="spellStart"/>
-      <w:r>
-        <w:t>trg_OrderStatusHistory_CheckDelivery</w:t>
-      </w:r>
-      <w:proofErr w:type="spellEnd"/>
-      <w:r>
-        <w:t xml:space="preserve"> срабатывает при добавлении новой записи в таблицу </w:t>
-      </w:r>
-      <w:proofErr w:type="spellStart"/>
-      <w:r>
-        <w:t>OrderStatusHistory</w:t>
-      </w:r>
-      <w:proofErr w:type="spellEnd"/>
-      <w:r>
-        <w:t xml:space="preserve"> со статусом </w:t>
-      </w:r>
-      <w:proofErr w:type="spellStart"/>
-      <w:r>
-        <w:t>Delivered</w:t>
-      </w:r>
-      <w:proofErr w:type="spellEnd"/>
-      <w:r>
-        <w:t xml:space="preserve">. Логика триггера такова: перед фиксацией данного статуса выполняется проверка наличия соответствующей записи в таблице </w:t>
-      </w:r>
-      <w:proofErr w:type="spellStart"/>
-      <w:r>
-        <w:t>DeliveryConfirmations</w:t>
-      </w:r>
-      <w:proofErr w:type="spellEnd"/>
-      <w:r>
-        <w:t xml:space="preserve"> для данного заказа. Если подтверждение доставки ещё не создано, триггер откатывает транзакцию и генерирует информативное сообщение об ошибке. Это гарантирует, что ни одному заказу не может быть присвоен статус «Доставлен» без документирования факта передачи груза получателю — вне зависимости от того, каким способом приложение производит запись в базу данных.</w:t>
-      </w:r>
-    </w:p>
-    <w:p>
-      <w:pPr>
-        <w:ind w:firstLine="851"/>
-        <w:jc w:val="left"/>
-      </w:pPr>
-      <w:r>
-        <w:t xml:space="preserve">Хранимая процедура </w:t>
-      </w:r>
-      <w:proofErr w:type="spellStart"/>
-      <w:r>
-        <w:t>usp_AssignCourier</w:t>
-      </w:r>
-      <w:proofErr w:type="spellEnd"/>
-      <w:r>
-        <w:t xml:space="preserve"> автоматизирует выбор и назначение курьера для указанного заказа. Процедура принимает </w:t>
-      </w:r>
-      <w:r>
-        <w:lastRenderedPageBreak/>
-        <w:t>идентификатор заказа в качестве входного параметра. Её логика включает следующие шаги:</w:t>
-      </w:r>
-    </w:p>
-    <w:p>
-      <w:pPr>
-        <w:ind w:firstLine="851"/>
-        <w:jc w:val="left"/>
-      </w:pPr>
-      <w:r>
-        <w:t xml:space="preserve">- </w:t>
-      </w:r>
-      <w:r>
-        <w:t>о</w:t>
-      </w:r>
-      <w:r>
-        <w:t>пределить зону доставки, к которой относится заказ.</w:t>
-      </w:r>
-    </w:p>
-    <w:p>
-      <w:pPr>
-        <w:ind w:firstLine="851"/>
-        <w:jc w:val="left"/>
-      </w:pPr>
-      <w:r>
-        <w:t xml:space="preserve">- </w:t>
-      </w:r>
-      <w:r>
-        <w:t>в</w:t>
-      </w:r>
-      <w:r>
-        <w:t xml:space="preserve">ыбрать из таблицы </w:t>
-      </w:r>
-      <w:proofErr w:type="spellStart"/>
-      <w:r>
-        <w:t>Couriers</w:t>
-      </w:r>
-      <w:proofErr w:type="spellEnd"/>
-      <w:r>
-        <w:t xml:space="preserve"> свободного курьера (</w:t>
-      </w:r>
-      <w:proofErr w:type="spellStart"/>
-      <w:r>
-        <w:t>IsAvailable</w:t>
-      </w:r>
-      <w:proofErr w:type="spellEnd"/>
-      <w:r>
-        <w:t xml:space="preserve"> = 1), работающего в данной зоне, с наименьшим числом текущих активных заказов.</w:t>
-      </w:r>
-    </w:p>
-    <w:p>
-      <w:pPr>
-        <w:ind w:firstLine="851"/>
-        <w:jc w:val="left"/>
-      </w:pPr>
-      <w:r>
-        <w:t xml:space="preserve">- </w:t>
-      </w:r>
-      <w:r>
-        <w:t>о</w:t>
-      </w:r>
-      <w:r>
-        <w:t xml:space="preserve">бновить поле </w:t>
-      </w:r>
-      <w:proofErr w:type="spellStart"/>
-      <w:r>
-        <w:t>CourierId</w:t>
-      </w:r>
-      <w:proofErr w:type="spellEnd"/>
-      <w:r>
-        <w:t xml:space="preserve"> в таблице </w:t>
-      </w:r>
-      <w:proofErr w:type="spellStart"/>
-      <w:r>
-        <w:t>Orders</w:t>
-      </w:r>
-      <w:proofErr w:type="spellEnd"/>
-      <w:r>
-        <w:t>.</w:t>
-      </w:r>
-    </w:p>
-    <w:p>
-      <w:pPr>
-        <w:ind w:firstLine="851"/>
-        <w:jc w:val="left"/>
-      </w:pPr>
-      <w:r>
-        <w:t xml:space="preserve">- </w:t>
-      </w:r>
-      <w:r>
-        <w:t>у</w:t>
-      </w:r>
-      <w:r>
-        <w:t>становить флаг занятости курьера (</w:t>
-      </w:r>
-      <w:proofErr w:type="spellStart"/>
-      <w:r>
-        <w:t>IsAvailable</w:t>
-      </w:r>
-      <w:proofErr w:type="spellEnd"/>
-      <w:r>
-        <w:t xml:space="preserve"> = 0).</w:t>
-      </w:r>
-    </w:p>
-    <w:p>
-      <w:pPr>
-        <w:ind w:firstLine="851"/>
-        <w:jc w:val="left"/>
-      </w:pPr>
-      <w:r>
-        <w:t xml:space="preserve">- </w:t>
-      </w:r>
-      <w:r>
-        <w:t>д</w:t>
-      </w:r>
-      <w:r>
-        <w:t xml:space="preserve">обавить запись о смене статуса заказа на </w:t>
-      </w:r>
-      <w:proofErr w:type="spellStart"/>
-      <w:r>
-        <w:t>Assigned</w:t>
-      </w:r>
-      <w:proofErr w:type="spellEnd"/>
-      <w:r>
-        <w:t xml:space="preserve"> в таблицу </w:t>
-      </w:r>
-      <w:proofErr w:type="spellStart"/>
-      <w:r>
-        <w:t>OrderStatusHistory</w:t>
-      </w:r>
-      <w:proofErr w:type="spellEnd"/>
-      <w:r>
-        <w:t>.</w:t>
-      </w:r>
-    </w:p>
-    <w:p>
-      <w:pPr>
-        <w:ind w:firstLine="851"/>
-        <w:jc w:val="left"/>
-      </w:pPr>
-      <w:r>
-        <w:t xml:space="preserve">- </w:t>
-      </w:r>
-      <w:r>
-        <w:t>с</w:t>
-      </w:r>
-      <w:r>
-        <w:t>оздать уведомление для курьера.</w:t>
-      </w:r>
-    </w:p>
-    <w:p>
-      <w:pPr>
-        <w:ind w:firstLine="851"/>
-        <w:jc w:val="left"/>
-      </w:pPr>
-      <w:r>
-        <w:t>Процедура выполняется в рамках транзакции: если на любом из шагов возникает ошибка (например, не найдено доступных курьеров), вся последовательность операций откатывается, обеспечивая согласованность данных.</w:t>
-      </w:r>
-    </w:p>
-    <w:p>
-      <w:pPr>
-        <w:ind w:firstLine="851"/>
-        <w:jc w:val="left"/>
-      </w:pPr>
-      <w:r>
-        <w:t xml:space="preserve">Функция </w:t>
-      </w:r>
-      <w:proofErr w:type="spellStart"/>
-      <w:r>
-        <w:t>fn_CalculateDeliveryCost</w:t>
-      </w:r>
-      <w:proofErr w:type="spellEnd"/>
-      <w:r>
-        <w:t xml:space="preserve"> вычисляет стоимость доставки для заказа с учётом тарифа. Входными параметрами являются идентификатор зоны и идентификатор типа груза. Функция обращается к таблице </w:t>
-      </w:r>
-      <w:proofErr w:type="spellStart"/>
-      <w:r>
-        <w:t>Tariffs</w:t>
-      </w:r>
-      <w:proofErr w:type="spellEnd"/>
-      <w:r>
-        <w:t>, извлекает базовую ставку и применяет к ней коэффициенты — например, надбавку за срочность или за вес груза, превышающий пороговое значение. Использование функции позволяет централизовать логику ценообразования: при изменении тарифной политики достаточно изменить одну функцию, а не перепрограммировать несколько участков приложения.</w:t>
-      </w:r>
-    </w:p>
-    <w:p>
-      <w:pPr>
-        <w:ind w:firstLine="851"/>
-        <w:jc w:val="left"/>
-      </w:pPr>
-      <w:r>
-        <w:t xml:space="preserve">Представление </w:t>
-      </w:r>
-      <w:proofErr w:type="spellStart"/>
-      <w:r>
-        <w:t>vw_CourierEfficiency</w:t>
-      </w:r>
-      <w:proofErr w:type="spellEnd"/>
-      <w:r>
-        <w:t xml:space="preserve"> формирует агрегированную статистику по каждому курьеру: общее число выполненных доставок, количество отмен, средний фактический срок доставки, доля заказов, выполненных в срок. Данные извлекаются объединением таблиц </w:t>
-      </w:r>
-      <w:proofErr w:type="spellStart"/>
-      <w:r>
-        <w:t>Couriers</w:t>
-      </w:r>
-      <w:proofErr w:type="spellEnd"/>
-      <w:r>
-        <w:t xml:space="preserve">, </w:t>
-      </w:r>
-      <w:proofErr w:type="spellStart"/>
-      <w:r>
-        <w:t>Orders</w:t>
-      </w:r>
-      <w:proofErr w:type="spellEnd"/>
-      <w:r>
-        <w:t xml:space="preserve"> и </w:t>
-      </w:r>
-      <w:proofErr w:type="spellStart"/>
-      <w:r>
-        <w:t>DeliverySessions</w:t>
-      </w:r>
-      <w:proofErr w:type="spellEnd"/>
-      <w:r>
-        <w:t xml:space="preserve">. Представление используется диспетчером для </w:t>
-      </w:r>
-      <w:r>
-        <w:lastRenderedPageBreak/>
-        <w:t>анализа качества работы и отображается в соответствующем разделе вкладки «Отчёты».</w:t>
-      </w:r>
-    </w:p>
-    <w:p>
-      <w:pPr>
-        <w:ind w:firstLine="851"/>
-        <w:jc w:val="left"/>
-      </w:pPr>
-      <w:r>
-        <w:t xml:space="preserve">Скрипт создания базы данных (включающий все таблицы, индексы, ограничения, триггер, процедуру и функцию) размещён в репозитории </w:t>
-      </w:r>
-      <w:proofErr w:type="spellStart"/>
-      <w:r>
-        <w:t>GitHub</w:t>
-      </w:r>
-      <w:proofErr w:type="spellEnd"/>
-      <w:r>
-        <w:t xml:space="preserve"> по адресу https://github.com/MG178/vlasov в файле </w:t>
-      </w:r>
-      <w:proofErr w:type="spellStart"/>
-      <w:r>
-        <w:t>database</w:t>
-      </w:r>
-      <w:proofErr w:type="spellEnd"/>
-      <w:r>
-        <w:t>/</w:t>
-      </w:r>
-      <w:proofErr w:type="spellStart"/>
-      <w:r>
-        <w:t>schema.sql</w:t>
-      </w:r>
-      <w:proofErr w:type="spellEnd"/>
-      <w:r>
-        <w:t>.</w:t>
-      </w:r>
-    </w:p>
-    <w:p>
-      <w:pPr>
-        <w:pStyle w:val="3"/>
-      </w:pPr>
-      <w:bookmarkStart w:id="15" w:name="_Toc232682953"/>
-      <w:r>
-        <w:t>Разработка и именование связей и ограничений</w:t>
-      </w:r>
-      <w:bookmarkEnd w:id="15"/>
-    </w:p>
-    <w:p>
-      <w:pPr>
-        <w:ind w:firstLine="851"/>
-        <w:jc w:val="left"/>
-      </w:pPr>
-      <w:r>
-        <w:t xml:space="preserve">Единообразное именование объектов базы данных является важным аспектом </w:t>
-      </w:r>
-      <w:proofErr w:type="spellStart"/>
-      <w:r>
-        <w:t>поддерживаемости</w:t>
-      </w:r>
-      <w:proofErr w:type="spellEnd"/>
-      <w:r>
-        <w:t xml:space="preserve"> системы. В проекте приняты следующие соглашения:</w:t>
-      </w:r>
-    </w:p>
-    <w:p>
-      <w:pPr>
-        <w:ind w:firstLine="851"/>
-        <w:jc w:val="left"/>
-      </w:pPr>
-      <w:r>
-        <w:t xml:space="preserve">- </w:t>
-      </w:r>
-      <w:r>
-        <w:t>в</w:t>
-      </w:r>
-      <w:r>
-        <w:t xml:space="preserve">нешние ключи именуются по шаблону </w:t>
-      </w:r>
-      <w:proofErr w:type="spellStart"/>
-      <w:r>
-        <w:t>FK_ДочерняяТаблица_РодительскаяТаблица</w:t>
-      </w:r>
-      <w:proofErr w:type="spellEnd"/>
-      <w:r>
-        <w:t xml:space="preserve">. Например, </w:t>
-      </w:r>
-      <w:proofErr w:type="spellStart"/>
-      <w:r>
-        <w:t>FK_Orders_Clients</w:t>
-      </w:r>
-      <w:proofErr w:type="spellEnd"/>
-      <w:r>
-        <w:t xml:space="preserve"> обозначает внешний ключ в таблице </w:t>
-      </w:r>
-      <w:proofErr w:type="spellStart"/>
-      <w:r>
-        <w:t>Orders</w:t>
-      </w:r>
-      <w:proofErr w:type="spellEnd"/>
-      <w:r>
-        <w:t xml:space="preserve">, ссылающийся на таблицу </w:t>
-      </w:r>
-      <w:proofErr w:type="spellStart"/>
-      <w:r>
-        <w:t>Clients</w:t>
-      </w:r>
-      <w:proofErr w:type="spellEnd"/>
-      <w:r>
-        <w:t xml:space="preserve">; </w:t>
-      </w:r>
-      <w:proofErr w:type="spellStart"/>
-      <w:r>
-        <w:t>FK_Orders_Couriers</w:t>
-      </w:r>
-      <w:proofErr w:type="spellEnd"/>
-      <w:r>
-        <w:t xml:space="preserve"> — ссылку </w:t>
-      </w:r>
-      <w:proofErr w:type="spellStart"/>
-      <w:r>
-        <w:t>Orders</w:t>
-      </w:r>
-      <w:proofErr w:type="spellEnd"/>
-      <w:r>
-        <w:t xml:space="preserve"> → </w:t>
-      </w:r>
-      <w:proofErr w:type="spellStart"/>
-      <w:r>
-        <w:t>Couriers</w:t>
-      </w:r>
-      <w:proofErr w:type="spellEnd"/>
-      <w:r>
-        <w:t xml:space="preserve">; </w:t>
-      </w:r>
-      <w:proofErr w:type="spellStart"/>
-      <w:r>
-        <w:t>FK_OrderStatusHistory_Orders</w:t>
-      </w:r>
-      <w:proofErr w:type="spellEnd"/>
-      <w:r>
-        <w:t xml:space="preserve"> — связь таблицы истории статусов с заказом.</w:t>
-      </w:r>
-    </w:p>
-    <w:p>
-      <w:pPr>
-        <w:ind w:firstLine="851"/>
-        <w:jc w:val="left"/>
-      </w:pPr>
-      <w:r>
-        <w:t xml:space="preserve">- </w:t>
-      </w:r>
-      <w:r>
-        <w:t>п</w:t>
-      </w:r>
-      <w:r>
-        <w:t xml:space="preserve">ервичные ключи именуются </w:t>
-      </w:r>
-      <w:proofErr w:type="spellStart"/>
-      <w:r>
-        <w:t>PK_ИмяТаблицы</w:t>
-      </w:r>
-      <w:proofErr w:type="spellEnd"/>
-      <w:r>
-        <w:t>.</w:t>
-      </w:r>
-    </w:p>
-    <w:p>
-      <w:pPr>
-        <w:ind w:firstLine="851"/>
-        <w:jc w:val="left"/>
-      </w:pPr>
-      <w:r>
-        <w:t xml:space="preserve">- </w:t>
-      </w:r>
-      <w:r>
-        <w:t>и</w:t>
-      </w:r>
-      <w:r>
-        <w:t xml:space="preserve">ндексы именуются по шаблону </w:t>
-      </w:r>
-      <w:proofErr w:type="spellStart"/>
-      <w:r>
-        <w:t>IX_ИмяТаблицы_ИмяСтолбца</w:t>
-      </w:r>
-      <w:proofErr w:type="spellEnd"/>
-      <w:r>
-        <w:t>.</w:t>
-      </w:r>
-    </w:p>
-    <w:p>
-      <w:pPr>
-        <w:ind w:firstLine="851"/>
-        <w:jc w:val="left"/>
-      </w:pPr>
-      <w:r>
-        <w:t xml:space="preserve">- Ограничения CHECK именуются </w:t>
-      </w:r>
-      <w:proofErr w:type="spellStart"/>
-      <w:r>
-        <w:t>CHK_ИмяТаблицы_ИмяСтолбца</w:t>
-      </w:r>
-      <w:proofErr w:type="spellEnd"/>
-      <w:r>
-        <w:t>.</w:t>
-      </w:r>
-    </w:p>
-    <w:p>
-      <w:pPr>
-        <w:ind w:firstLine="851"/>
-        <w:jc w:val="left"/>
-      </w:pPr>
-      <w:r>
-        <w:t xml:space="preserve">- </w:t>
-      </w:r>
-      <w:r>
-        <w:t>о</w:t>
-      </w:r>
-      <w:r>
-        <w:t xml:space="preserve">граничения UNIQUE именуются </w:t>
-      </w:r>
-      <w:proofErr w:type="spellStart"/>
-      <w:r>
-        <w:t>UQ_ИмяТаблицы_ИмяСтолбца</w:t>
-      </w:r>
-      <w:proofErr w:type="spellEnd"/>
-      <w:r>
-        <w:t>.</w:t>
-      </w:r>
-    </w:p>
-    <w:p>
-      <w:pPr>
-        <w:ind w:firstLine="851"/>
-        <w:jc w:val="left"/>
-      </w:pPr>
-      <w:r>
-        <w:t xml:space="preserve">- </w:t>
-      </w:r>
-      <w:r>
-        <w:t>х</w:t>
-      </w:r>
-      <w:r>
-        <w:t xml:space="preserve">ранимые процедуры имеют префикс </w:t>
-      </w:r>
-      <w:proofErr w:type="spellStart"/>
-      <w:r>
-        <w:t>usp</w:t>
-      </w:r>
-      <w:proofErr w:type="spellEnd"/>
-      <w:r>
-        <w:t xml:space="preserve">_; функции — </w:t>
-      </w:r>
-      <w:proofErr w:type="spellStart"/>
-      <w:r>
-        <w:t>fn</w:t>
-      </w:r>
-      <w:proofErr w:type="spellEnd"/>
-      <w:r>
-        <w:t xml:space="preserve">_; триггеры — </w:t>
-      </w:r>
-      <w:proofErr w:type="spellStart"/>
-      <w:r>
-        <w:t>trg</w:t>
-      </w:r>
-      <w:proofErr w:type="spellEnd"/>
-      <w:r>
-        <w:t xml:space="preserve">_; представления — </w:t>
-      </w:r>
-      <w:proofErr w:type="spellStart"/>
-      <w:r>
-        <w:t>vw</w:t>
-      </w:r>
-      <w:proofErr w:type="spellEnd"/>
-      <w:r>
-        <w:t>_.</w:t>
-      </w:r>
-    </w:p>
-    <w:p>
-      <w:pPr>
-        <w:ind w:firstLine="851"/>
-        <w:jc w:val="left"/>
-      </w:pPr>
-      <w:r>
-        <w:t>В таблице 4 приведены основные внешние ключи базы данных с описанием их смысла и поведения при удалении родительской записи.</w:t>
-      </w:r>
-    </w:p>
-    <w:p>
-      <w:pPr>
-        <w:ind w:firstLine="851"/>
-        <w:jc w:val="left"/>
-      </w:pPr>
-    </w:p>
-    <w:p>
-      <w:pPr>
-        <w:ind w:firstLine="851"/>
-        <w:jc w:val="left"/>
-      </w:pPr>
-    </w:p>
-    <w:p>
-      <w:pPr>
-        <w:ind w:firstLine="851"/>
-        <w:jc w:val="left"/>
-      </w:pPr>
     </w:p>
     <w:p>
       <w:pPr>
         <w:pStyle w:val="aff9"/>
       </w:pPr>
       <w:r>
-        <w:lastRenderedPageBreak/>
         <w:t>Таблица 4 — Ключевые внешние ключи базы данных</w:t>
       </w:r>
     </w:p>
@@ -9118,6 +9182,9 @@
         <w:tc>
           <w:tcPr>
             <w:tcW w:w="3634" w:type="dxa"/>
+            <w:tcBorders>
+              <w:bottom w:val="single" w:sz="4" w:space="0" w:color="auto"/>
+            </w:tcBorders>
             <w:vAlign w:val="center"/>
           </w:tcPr>
           <w:p>
@@ -9131,6 +9198,9 @@
         <w:tc>
           <w:tcPr>
             <w:tcW w:w="2438" w:type="dxa"/>
+            <w:tcBorders>
+              <w:bottom w:val="single" w:sz="4" w:space="0" w:color="auto"/>
+            </w:tcBorders>
             <w:vAlign w:val="center"/>
           </w:tcPr>
           <w:p>
@@ -9144,6 +9214,9 @@
         <w:tc>
           <w:tcPr>
             <w:tcW w:w="1598" w:type="dxa"/>
+            <w:tcBorders>
+              <w:bottom w:val="single" w:sz="4" w:space="0" w:color="auto"/>
+            </w:tcBorders>
             <w:vAlign w:val="center"/>
           </w:tcPr>
           <w:p>
@@ -9157,6 +9230,9 @@
         <w:tc>
           <w:tcPr>
             <w:tcW w:w="1334" w:type="dxa"/>
+            <w:tcBorders>
+              <w:bottom w:val="single" w:sz="4" w:space="0" w:color="auto"/>
+            </w:tcBorders>
             <w:vAlign w:val="center"/>
           </w:tcPr>
           <w:p>
@@ -9170,6 +9246,9 @@
         <w:tc>
           <w:tcPr>
             <w:tcW w:w="3634" w:type="dxa"/>
+            <w:tcBorders>
+              <w:bottom w:val="nil"/>
+            </w:tcBorders>
             <w:vAlign w:val="center"/>
           </w:tcPr>
           <w:p>
@@ -9183,6 +9262,9 @@
         <w:tc>
           <w:tcPr>
             <w:tcW w:w="2438" w:type="dxa"/>
+            <w:tcBorders>
+              <w:bottom w:val="nil"/>
+            </w:tcBorders>
             <w:vAlign w:val="center"/>
           </w:tcPr>
           <w:p>
@@ -9196,6 +9278,9 @@
         <w:tc>
           <w:tcPr>
             <w:tcW w:w="1598" w:type="dxa"/>
+            <w:tcBorders>
+              <w:bottom w:val="nil"/>
+            </w:tcBorders>
             <w:vAlign w:val="center"/>
           </w:tcPr>
           <w:p>
@@ -9209,162 +9294,9 @@
         <w:tc>
           <w:tcPr>
             <w:tcW w:w="1334" w:type="dxa"/>
-            <w:vAlign w:val="center"/>
-          </w:tcPr>
-          <w:p>
-            <w:r>
-              <w:t>CASCADE</w:t>
-            </w:r>
-          </w:p>
-        </w:tc>
-      </w:tr>
-      <w:tr>
-        <w:tc>
-          <w:tcPr>
-            <w:tcW w:w="3634" w:type="dxa"/>
-            <w:vAlign w:val="center"/>
-          </w:tcPr>
-          <w:p>
-            <w:proofErr w:type="spellStart"/>
-            <w:r>
-              <w:t>FK_DeliverySessions_Orders</w:t>
-            </w:r>
-            <w:proofErr w:type="spellEnd"/>
-          </w:p>
-        </w:tc>
-        <w:tc>
-          <w:tcPr>
-            <w:tcW w:w="2438" w:type="dxa"/>
-            <w:vAlign w:val="center"/>
-          </w:tcPr>
-          <w:p>
-            <w:proofErr w:type="spellStart"/>
-            <w:r>
-              <w:t>DeliverySessions</w:t>
-            </w:r>
-            <w:proofErr w:type="spellEnd"/>
-          </w:p>
-        </w:tc>
-        <w:tc>
-          <w:tcPr>
-            <w:tcW w:w="1598" w:type="dxa"/>
-            <w:vAlign w:val="center"/>
-          </w:tcPr>
-          <w:p>
-            <w:proofErr w:type="spellStart"/>
-            <w:r>
-              <w:t>Orders</w:t>
-            </w:r>
-            <w:proofErr w:type="spellEnd"/>
-          </w:p>
-        </w:tc>
-        <w:tc>
-          <w:tcPr>
-            <w:tcW w:w="1334" w:type="dxa"/>
-            <w:vAlign w:val="center"/>
-          </w:tcPr>
-          <w:p>
-            <w:r>
-              <w:t>CASCADE</w:t>
-            </w:r>
-          </w:p>
-        </w:tc>
-      </w:tr>
-      <w:tr>
-        <w:tc>
-          <w:tcPr>
-            <w:tcW w:w="3634" w:type="dxa"/>
-            <w:vAlign w:val="center"/>
-          </w:tcPr>
-          <w:p>
-            <w:proofErr w:type="spellStart"/>
-            <w:r>
-              <w:t>FK_Notifications_Users</w:t>
-            </w:r>
-            <w:proofErr w:type="spellEnd"/>
-          </w:p>
-        </w:tc>
-        <w:tc>
-          <w:tcPr>
-            <w:tcW w:w="2438" w:type="dxa"/>
-            <w:vAlign w:val="center"/>
-          </w:tcPr>
-          <w:p>
-            <w:proofErr w:type="spellStart"/>
-            <w:r>
-              <w:t>Notifications</w:t>
-            </w:r>
-            <w:proofErr w:type="spellEnd"/>
-          </w:p>
-        </w:tc>
-        <w:tc>
-          <w:tcPr>
-            <w:tcW w:w="1598" w:type="dxa"/>
-            <w:vAlign w:val="center"/>
-          </w:tcPr>
-          <w:p>
-            <w:proofErr w:type="spellStart"/>
-            <w:r>
-              <w:t>Users</w:t>
-            </w:r>
-            <w:proofErr w:type="spellEnd"/>
-          </w:p>
-        </w:tc>
-        <w:tc>
-          <w:tcPr>
-            <w:tcW w:w="1334" w:type="dxa"/>
-            <w:vAlign w:val="center"/>
-          </w:tcPr>
-          <w:p>
-            <w:r>
-              <w:t>CASCADE</w:t>
-            </w:r>
-          </w:p>
-        </w:tc>
-      </w:tr>
-      <w:tr>
-        <w:tc>
-          <w:tcPr>
-            <w:tcW w:w="3634" w:type="dxa"/>
-            <w:vAlign w:val="center"/>
-          </w:tcPr>
-          <w:p>
-            <w:proofErr w:type="spellStart"/>
-            <w:r>
-              <w:t>FK_RouteListOrders_RouteLists</w:t>
-            </w:r>
-            <w:proofErr w:type="spellEnd"/>
-          </w:p>
-        </w:tc>
-        <w:tc>
-          <w:tcPr>
-            <w:tcW w:w="2438" w:type="dxa"/>
-            <w:vAlign w:val="center"/>
-          </w:tcPr>
-          <w:p>
-            <w:proofErr w:type="spellStart"/>
-            <w:r>
-              <w:t>RouteListOrders</w:t>
-            </w:r>
-            <w:proofErr w:type="spellEnd"/>
-          </w:p>
-        </w:tc>
-        <w:tc>
-          <w:tcPr>
-            <w:tcW w:w="1598" w:type="dxa"/>
-            <w:vAlign w:val="center"/>
-          </w:tcPr>
-          <w:p>
-            <w:proofErr w:type="spellStart"/>
-            <w:r>
-              <w:t>RouteLists</w:t>
-            </w:r>
-            <w:proofErr w:type="spellEnd"/>
-          </w:p>
-        </w:tc>
-        <w:tc>
-          <w:tcPr>
-            <w:tcW w:w="1334" w:type="dxa"/>
+            <w:tcBorders>
+              <w:bottom w:val="nil"/>
+            </w:tcBorders>
             <w:vAlign w:val="center"/>
           </w:tcPr>
           <w:p>
@@ -9375,6 +9307,21 @@
         </w:tc>
       </w:tr>
     </w:tbl>
+    <w:p>
+      <w:pPr>
+        <w:jc w:val="left"/>
+      </w:pPr>
+    </w:p>
+    <w:p>
+      <w:pPr>
+        <w:jc w:val="left"/>
+      </w:pPr>
+    </w:p>
+    <w:p>
+      <w:pPr>
+        <w:jc w:val="left"/>
+      </w:pPr>
+    </w:p>
     <w:p>
       <w:pPr>
         <w:jc w:val="left"/>
@@ -9391,15 +9338,15 @@
         <w:tblLook w:val="04A0" w:firstRow="1" w:lastRow="0" w:firstColumn="1" w:lastColumn="0" w:noHBand="0" w:noVBand="1"/>
       </w:tblPr>
       <w:tblGrid>
-        <w:gridCol w:w="3483"/>
-        <w:gridCol w:w="2101"/>
-        <w:gridCol w:w="1877"/>
-        <w:gridCol w:w="1600"/>
+        <w:gridCol w:w="3765"/>
+        <w:gridCol w:w="2073"/>
+        <w:gridCol w:w="1759"/>
+        <w:gridCol w:w="1464"/>
       </w:tblGrid>
       <w:tr>
         <w:tc>
           <w:tcPr>
-            <w:tcW w:w="2265" w:type="dxa"/>
+            <w:tcW w:w="3483" w:type="dxa"/>
           </w:tcPr>
           <w:p>
             <w:pPr>
@@ -9412,7 +9359,7 @@
         </w:tc>
         <w:tc>
           <w:tcPr>
-            <w:tcW w:w="2265" w:type="dxa"/>
+            <w:tcW w:w="2101" w:type="dxa"/>
           </w:tcPr>
           <w:p>
             <w:pPr>
@@ -9425,7 +9372,7 @@
         </w:tc>
         <w:tc>
           <w:tcPr>
-            <w:tcW w:w="2265" w:type="dxa"/>
+            <w:tcW w:w="1877" w:type="dxa"/>
           </w:tcPr>
           <w:p>
             <w:pPr>
@@ -9438,7 +9385,7 @@
         </w:tc>
         <w:tc>
           <w:tcPr>
-            <w:tcW w:w="2266" w:type="dxa"/>
+            <w:tcW w:w="1600" w:type="dxa"/>
           </w:tcPr>
           <w:p>
             <w:pPr>
@@ -9453,36 +9400,45 @@
       <w:tr>
         <w:tc>
           <w:tcPr>
-            <w:tcW w:w="2265" w:type="dxa"/>
+            <w:tcW w:w="3483" w:type="dxa"/>
             <w:vAlign w:val="center"/>
           </w:tcPr>
           <w:p>
+            <w:pPr>
+              <w:jc w:val="left"/>
+            </w:pPr>
             <w:proofErr w:type="spellStart"/>
             <w:r>
-              <w:t>FK_RouteListOrders_Orders</w:t>
+              <w:t>FK_DeliverySessions_Orders</w:t>
             </w:r>
             <w:proofErr w:type="spellEnd"/>
           </w:p>
         </w:tc>
         <w:tc>
           <w:tcPr>
-            <w:tcW w:w="2265" w:type="dxa"/>
+            <w:tcW w:w="2101" w:type="dxa"/>
             <w:vAlign w:val="center"/>
           </w:tcPr>
           <w:p>
+            <w:pPr>
+              <w:jc w:val="left"/>
+            </w:pPr>
             <w:proofErr w:type="spellStart"/>
             <w:r>
-              <w:t>RouteListOrders</w:t>
+              <w:t>DeliverySessions</w:t>
             </w:r>
             <w:proofErr w:type="spellEnd"/>
           </w:p>
         </w:tc>
         <w:tc>
           <w:tcPr>
-            <w:tcW w:w="2265" w:type="dxa"/>
+            <w:tcW w:w="1877" w:type="dxa"/>
             <w:vAlign w:val="center"/>
           </w:tcPr>
           <w:p>
+            <w:pPr>
+              <w:jc w:val="left"/>
+            </w:pPr>
             <w:proofErr w:type="spellStart"/>
             <w:r>
               <w:t>Orders</w:t>
@@ -9492,10 +9448,13 @@
         </w:tc>
         <w:tc>
           <w:tcPr>
-            <w:tcW w:w="2266" w:type="dxa"/>
+            <w:tcW w:w="1600" w:type="dxa"/>
             <w:vAlign w:val="center"/>
           </w:tcPr>
           <w:p>
+            <w:pPr>
+              <w:jc w:val="left"/>
+            </w:pPr>
             <w:r>
               <w:t>CASCADE</w:t>
             </w:r>
@@ -9505,51 +9464,63 @@
       <w:tr>
         <w:tc>
           <w:tcPr>
-            <w:tcW w:w="2265" w:type="dxa"/>
+            <w:tcW w:w="3483" w:type="dxa"/>
             <w:vAlign w:val="center"/>
           </w:tcPr>
           <w:p>
+            <w:pPr>
+              <w:jc w:val="left"/>
+            </w:pPr>
             <w:proofErr w:type="spellStart"/>
             <w:r>
-              <w:t>FK_Tariffs_Zones</w:t>
+              <w:t>FK_Notifications_Users</w:t>
             </w:r>
             <w:proofErr w:type="spellEnd"/>
           </w:p>
         </w:tc>
         <w:tc>
           <w:tcPr>
-            <w:tcW w:w="2265" w:type="dxa"/>
+            <w:tcW w:w="2101" w:type="dxa"/>
             <w:vAlign w:val="center"/>
           </w:tcPr>
           <w:p>
+            <w:pPr>
+              <w:jc w:val="left"/>
+            </w:pPr>
             <w:proofErr w:type="spellStart"/>
             <w:r>
-              <w:t>Tariffs</w:t>
+              <w:t>Notifications</w:t>
             </w:r>
             <w:proofErr w:type="spellEnd"/>
           </w:p>
         </w:tc>
         <w:tc>
           <w:tcPr>
-            <w:tcW w:w="2265" w:type="dxa"/>
+            <w:tcW w:w="1877" w:type="dxa"/>
             <w:vAlign w:val="center"/>
           </w:tcPr>
           <w:p>
+            <w:pPr>
+              <w:jc w:val="left"/>
+            </w:pPr>
             <w:proofErr w:type="spellStart"/>
             <w:r>
-              <w:t>Zones</w:t>
+              <w:t>Users</w:t>
             </w:r>
             <w:proofErr w:type="spellEnd"/>
           </w:p>
         </w:tc>
         <w:tc>
           <w:tcPr>
-            <w:tcW w:w="2266" w:type="dxa"/>
+            <w:tcW w:w="1600" w:type="dxa"/>
             <w:vAlign w:val="center"/>
           </w:tcPr>
           <w:p>
-            <w:r>
-              <w:t>NO ACTION</w:t>
+            <w:pPr>
+              <w:jc w:val="left"/>
+            </w:pPr>
+            <w:r>
+              <w:t>CASCADE</w:t>
             </w:r>
           </w:p>
         </w:tc>
@@ -9557,46 +9528,214 @@
       <w:tr>
         <w:tc>
           <w:tcPr>
-            <w:tcW w:w="2265" w:type="dxa"/>
+            <w:tcW w:w="3483" w:type="dxa"/>
             <w:vAlign w:val="center"/>
           </w:tcPr>
           <w:p>
+            <w:pPr>
+              <w:jc w:val="left"/>
+            </w:pPr>
             <w:proofErr w:type="spellStart"/>
             <w:r>
-              <w:t>FK_Tariffs_CargoTypes</w:t>
+              <w:t>FK_RouteListOrders_RouteLists</w:t>
             </w:r>
             <w:proofErr w:type="spellEnd"/>
           </w:p>
         </w:tc>
         <w:tc>
           <w:tcPr>
-            <w:tcW w:w="2265" w:type="dxa"/>
+            <w:tcW w:w="2101" w:type="dxa"/>
             <w:vAlign w:val="center"/>
           </w:tcPr>
           <w:p>
+            <w:pPr>
+              <w:jc w:val="left"/>
+            </w:pPr>
             <w:proofErr w:type="spellStart"/>
             <w:r>
-              <w:t>Tariffs</w:t>
+              <w:t>RouteListOrders</w:t>
             </w:r>
             <w:proofErr w:type="spellEnd"/>
           </w:p>
         </w:tc>
         <w:tc>
           <w:tcPr>
-            <w:tcW w:w="2265" w:type="dxa"/>
+            <w:tcW w:w="1877" w:type="dxa"/>
             <w:vAlign w:val="center"/>
           </w:tcPr>
           <w:p>
+            <w:pPr>
+              <w:jc w:val="left"/>
+            </w:pPr>
             <w:proofErr w:type="spellStart"/>
             <w:r>
-              <w:t>CargoTypes</w:t>
+              <w:t>RouteLists</w:t>
             </w:r>
             <w:proofErr w:type="spellEnd"/>
           </w:p>
         </w:tc>
         <w:tc>
           <w:tcPr>
-            <w:tcW w:w="2266" w:type="dxa"/>
+            <w:tcW w:w="1600" w:type="dxa"/>
+            <w:vAlign w:val="center"/>
+          </w:tcPr>
+          <w:p>
+            <w:pPr>
+              <w:jc w:val="left"/>
+            </w:pPr>
+            <w:r>
+              <w:t>CASCADE</w:t>
+            </w:r>
+          </w:p>
+        </w:tc>
+      </w:tr>
+      <w:tr>
+        <w:tc>
+          <w:tcPr>
+            <w:tcW w:w="3483" w:type="dxa"/>
+            <w:vAlign w:val="center"/>
+          </w:tcPr>
+          <w:p>
+            <w:proofErr w:type="spellStart"/>
+            <w:r>
+              <w:t>FK_RouteListOrders_Orders</w:t>
+            </w:r>
+            <w:proofErr w:type="spellEnd"/>
+          </w:p>
+        </w:tc>
+        <w:tc>
+          <w:tcPr>
+            <w:tcW w:w="2101" w:type="dxa"/>
+            <w:vAlign w:val="center"/>
+          </w:tcPr>
+          <w:p>
+            <w:proofErr w:type="spellStart"/>
+            <w:r>
+              <w:t>RouteListOrders</w:t>
+            </w:r>
+            <w:proofErr w:type="spellEnd"/>
+          </w:p>
+        </w:tc>
+        <w:tc>
+          <w:tcPr>
+            <w:tcW w:w="1877" w:type="dxa"/>
+            <w:vAlign w:val="center"/>
+          </w:tcPr>
+          <w:p>
+            <w:proofErr w:type="spellStart"/>
+            <w:r>
+              <w:t>Orders</w:t>
+            </w:r>
+            <w:proofErr w:type="spellEnd"/>
+          </w:p>
+        </w:tc>
+        <w:tc>
+          <w:tcPr>
+            <w:tcW w:w="1600" w:type="dxa"/>
+            <w:vAlign w:val="center"/>
+          </w:tcPr>
+          <w:p>
+            <w:r>
+              <w:t>CASCADE</w:t>
+            </w:r>
+          </w:p>
+        </w:tc>
+      </w:tr>
+      <w:tr>
+        <w:tc>
+          <w:tcPr>
+            <w:tcW w:w="3483" w:type="dxa"/>
+            <w:vAlign w:val="center"/>
+          </w:tcPr>
+          <w:p>
+            <w:proofErr w:type="spellStart"/>
+            <w:r>
+              <w:t>FK_Tariffs_Zones</w:t>
+            </w:r>
+            <w:proofErr w:type="spellEnd"/>
+          </w:p>
+        </w:tc>
+        <w:tc>
+          <w:tcPr>
+            <w:tcW w:w="2101" w:type="dxa"/>
+            <w:vAlign w:val="center"/>
+          </w:tcPr>
+          <w:p>
+            <w:proofErr w:type="spellStart"/>
+            <w:r>
+              <w:t>Tariffs</w:t>
+            </w:r>
+            <w:proofErr w:type="spellEnd"/>
+          </w:p>
+        </w:tc>
+        <w:tc>
+          <w:tcPr>
+            <w:tcW w:w="1877" w:type="dxa"/>
+            <w:vAlign w:val="center"/>
+          </w:tcPr>
+          <w:p>
+            <w:proofErr w:type="spellStart"/>
+            <w:r>
+              <w:t>Zones</w:t>
+            </w:r>
+            <w:proofErr w:type="spellEnd"/>
+          </w:p>
+        </w:tc>
+        <w:tc>
+          <w:tcPr>
+            <w:tcW w:w="1600" w:type="dxa"/>
+            <w:vAlign w:val="center"/>
+          </w:tcPr>
+          <w:p>
+            <w:r>
+              <w:t>NO ACTION</w:t>
+            </w:r>
+          </w:p>
+        </w:tc>
+      </w:tr>
+      <w:tr>
+        <w:tc>
+          <w:tcPr>
+            <w:tcW w:w="3483" w:type="dxa"/>
+            <w:vAlign w:val="center"/>
+          </w:tcPr>
+          <w:p>
+            <w:proofErr w:type="spellStart"/>
+            <w:r>
+              <w:t>FK_Tariffs_CargoTypes</w:t>
+            </w:r>
+            <w:proofErr w:type="spellEnd"/>
+          </w:p>
+        </w:tc>
+        <w:tc>
+          <w:tcPr>
+            <w:tcW w:w="2101" w:type="dxa"/>
+            <w:vAlign w:val="center"/>
+          </w:tcPr>
+          <w:p>
+            <w:proofErr w:type="spellStart"/>
+            <w:r>
+              <w:t>Tariffs</w:t>
+            </w:r>
+            <w:proofErr w:type="spellEnd"/>
+          </w:p>
+        </w:tc>
+        <w:tc>
+          <w:tcPr>
+            <w:tcW w:w="1877" w:type="dxa"/>
+            <w:vAlign w:val="center"/>
+          </w:tcPr>
+          <w:p>
+            <w:proofErr w:type="spellStart"/>
+            <w:r>
+              <w:t>CargoTypes</w:t>
+            </w:r>
+            <w:proofErr w:type="spellEnd"/>
+          </w:p>
+        </w:tc>
+        <w:tc>
+          <w:tcPr>
+            <w:tcW w:w="1600" w:type="dxa"/>
             <w:vAlign w:val="center"/>
           </w:tcPr>
           <w:p>
@@ -9637,7 +9776,11 @@
         <w:jc w:val="left"/>
       </w:pPr>
       <w:r>
-        <w:t>Доменная целостность, поддерживаемая ограничениями CHECK и типами данных, гарантирует, что значения в столбцах соответствуют допустимым диапазонам. Так, статус заказа не может принять произвольное строковое значение — только одно из семи определённых.</w:t>
+        <w:t xml:space="preserve">Доменная целостность, поддерживаемая ограничениями CHECK и типами данных, гарантирует, что значения в столбцах соответствуют </w:t>
+      </w:r>
+      <w:r>
+        <w:lastRenderedPageBreak/>
+        <w:t>допустимым диапазонам. Так, статус заказа не может принять произвольное строковое значение — только одно из семи определённых.</w:t>
       </w:r>
     </w:p>
     <w:p>
@@ -9655,7 +9798,6 @@
         <w:jc w:val="left"/>
       </w:pPr>
       <w:r>
-        <w:lastRenderedPageBreak/>
         <w:t>Совокупность перечисленных механизмов формирует надёжный «контракт» базы данных, который гарантирует корректность хранимых данных при любом способе взаимодействия с системой.</w:t>
       </w:r>
     </w:p>
@@ -9702,7 +9844,16 @@
       </w:r>
       <w:proofErr w:type="spellEnd"/>
       <w:r>
-        <w:t xml:space="preserve"> Foundation (WPF) на языке программирования C#. WPF является частью платформы .NET и предоставляет развитые средства для построения настольных приложений с богатым пользовательским интерфейсом: поддержку стилей, привязки данных (</w:t>
+        <w:t xml:space="preserve"> Foundation (WPF) на языке программирования C#</w:t>
+      </w:r>
+      <w:r>
+        <w:rPr>
+          <w:rStyle w:val="af7"/>
+        </w:rPr>
+        <w:footnoteReference w:id="5"/>
+      </w:r>
+      <w:r>
+        <w:t>. WPF является частью платформы .NET и предоставляет развитые средства для построения настольных приложений с богатым пользовательским интерфейсом: поддержку стилей, привязки данных (</w:t>
       </w:r>
       <w:proofErr w:type="spellStart"/>
       <w:r>
@@ -9777,6 +9928,7 @@
         <w:jc w:val="left"/>
       </w:pPr>
       <w:r>
+        <w:lastRenderedPageBreak/>
         <w:t>Для демонстрации и тестирования системы предусмотрены следующие демо-аккаунты, перечисленные в таблице 5.</w:t>
       </w:r>
     </w:p>
@@ -9791,7 +9943,6 @@
         <w:pStyle w:val="aff9"/>
       </w:pPr>
       <w:r>
-        <w:lastRenderedPageBreak/>
         <w:t>Таблица 5 — Демонстрационные учётные записи</w:t>
       </w:r>
     </w:p>
@@ -10081,7 +10232,11 @@
         <w:jc w:val="left"/>
       </w:pPr>
       <w:r>
-        <w:t>Вкладка «Справочники» (доступна только администратору) предоставляет интерфейс для управления нормативно-справочной информацией: зонами доставки, типами грузов и тарифами. Каждый справочник отображается в отдельной вложенной вкладке с поддержкой операций добавления, редактирования и удаления записей.</w:t>
+        <w:t xml:space="preserve">Вкладка «Справочники» (доступна только администратору) предоставляет интерфейс для управления нормативно-справочной информацией: зонами доставки, типами грузов и тарифами. Каждый </w:t>
+      </w:r>
+      <w:r>
+        <w:lastRenderedPageBreak/>
+        <w:t>справочник отображается в отдельной вложенной вкладке с поддержкой операций добавления, редактирования и удаления записей.</w:t>
       </w:r>
     </w:p>
     <w:p>
@@ -10090,102 +10245,108 @@
         <w:jc w:val="left"/>
       </w:pPr>
       <w:r>
-        <w:t xml:space="preserve">Вкладка «Отчёты» позволяет диспетчеру и администратору формировать аналитические выборки. Доступны следующие отчёты: </w:t>
-      </w:r>
+        <w:t>Вкладка «Отчёты» позволяет диспетчеру и администратору формировать аналитические выборки. Доступны следующие отчёты: количество заказов по статусам, эффективность курьеров за период, динамика числа заказов по дням. Данные отображаются в табличном виде; функциональность экспорта предусмотрена как направление дальнейшего развития.</w:t>
+      </w:r>
+    </w:p>
+    <w:p>
+      <w:pPr>
+        <w:ind w:firstLine="851"/>
+        <w:jc w:val="left"/>
+      </w:pPr>
+      <w:r>
+        <w:t>Вкладка «Уведомления» отображает список уведомлений, адресованных текущему пользователю, с разделением на прочитанные и непрочитанные. Уведомления генерируются автоматически при ключевых событиях: назначении курьера, смене статуса заказа, подтверждении доставки.</w:t>
+      </w:r>
+    </w:p>
+    <w:p>
+      <w:pPr>
+        <w:ind w:firstLine="851"/>
+        <w:jc w:val="left"/>
+      </w:pPr>
+      <w:r>
+        <w:t xml:space="preserve">В проектируемой архитектуре обращения к базе данных сосредоточены в классах слоя доступа к данным (Data Access Layer). Каждому логическому разделу системы соответствует отдельный класс-репозиторий: </w:t>
+      </w:r>
+      <w:proofErr w:type="spellStart"/>
+      <w:r>
+        <w:t>OrderRepository</w:t>
+      </w:r>
+      <w:proofErr w:type="spellEnd"/>
+      <w:r>
+        <w:t xml:space="preserve">, </w:t>
+      </w:r>
+      <w:proofErr w:type="spellStart"/>
+      <w:r>
+        <w:t>CourierRepository</w:t>
+      </w:r>
+      <w:proofErr w:type="spellEnd"/>
+      <w:r>
+        <w:t xml:space="preserve">, </w:t>
+      </w:r>
+      <w:proofErr w:type="spellStart"/>
+      <w:r>
+        <w:t>UserRepository</w:t>
+      </w:r>
+      <w:proofErr w:type="spellEnd"/>
+      <w:r>
+        <w:t xml:space="preserve"> и т.д. Репозиторий инкапсулирует запросы к базе и возвращает объекты доменной модели.</w:t>
+      </w:r>
+    </w:p>
+    <w:p>
+      <w:pPr>
+        <w:ind w:firstLine="851"/>
+        <w:jc w:val="left"/>
+      </w:pPr>
+      <w:r>
+        <w:t xml:space="preserve">Для выполнения операций, затрагивающих несколько таблиц (назначение курьера, подтверждение доставки), приложение вызывает хранимые процедуры — это обеспечивает атомарность операций и перекладывает контроль транзакций на сторону сервера баз данных. Простые операции чтения (списки заказов, справочники) выполняются через представления или параметрические запросы. Расчёт стоимости доставки при создании нового заказа производится вызовом скалярной функции </w:t>
+      </w:r>
+      <w:proofErr w:type="spellStart"/>
+      <w:r>
+        <w:t>fn_CalculateDeliveryCost</w:t>
+      </w:r>
+      <w:proofErr w:type="spellEnd"/>
+      <w:r>
+        <w:t>.</w:t>
+      </w:r>
+    </w:p>
+    <w:p>
+      <w:pPr>
+        <w:pStyle w:val="3"/>
+      </w:pPr>
+      <w:bookmarkStart w:id="18" w:name="_Toc232682956"/>
+      <w:r>
+        <w:t xml:space="preserve">Разработка описания проекта в </w:t>
+      </w:r>
+      <w:proofErr w:type="spellStart"/>
+      <w:r>
+        <w:t>GitHub</w:t>
+      </w:r>
+      <w:bookmarkEnd w:id="18"/>
+      <w:proofErr w:type="spellEnd"/>
+    </w:p>
+    <w:p>
+      <w:pPr>
+        <w:ind w:firstLine="851"/>
+        <w:jc w:val="left"/>
+      </w:pPr>
       <w:r>
         <w:lastRenderedPageBreak/>
-        <w:t>количество заказов по статусам, эффективность курьеров за период, динамика числа заказов по дням. Данные отображаются в табличном виде; функциональность экспорта предусмотрена как направление дальнейшего развития.</w:t>
-      </w:r>
-    </w:p>
-    <w:p>
-      <w:pPr>
-        <w:ind w:firstLine="851"/>
-        <w:jc w:val="left"/>
-      </w:pPr>
-      <w:r>
-        <w:t>Вкладка «Уведомления» отображает список уведомлений, адресованных текущему пользователю, с разделением на прочитанные и непрочитанные. Уведомления генерируются автоматически при ключевых событиях: назначении курьера, смене статуса заказа, подтверждении доставки.</w:t>
-      </w:r>
-    </w:p>
-    <w:p>
-      <w:pPr>
-        <w:ind w:firstLine="851"/>
-        <w:jc w:val="left"/>
-      </w:pPr>
-      <w:r>
-        <w:t xml:space="preserve">В проектируемой архитектуре обращения к базе данных сосредоточены в классах слоя доступа к данным (Data Access Layer). Каждому логическому разделу системы соответствует отдельный класс-репозиторий: </w:t>
-      </w:r>
-      <w:proofErr w:type="spellStart"/>
-      <w:r>
-        <w:t>OrderRepository</w:t>
-      </w:r>
-      <w:proofErr w:type="spellEnd"/>
-      <w:r>
-        <w:t xml:space="preserve">, </w:t>
-      </w:r>
-      <w:proofErr w:type="spellStart"/>
-      <w:r>
-        <w:t>CourierRepository</w:t>
-      </w:r>
-      <w:proofErr w:type="spellEnd"/>
-      <w:r>
-        <w:t xml:space="preserve">, </w:t>
-      </w:r>
-      <w:proofErr w:type="spellStart"/>
-      <w:r>
-        <w:t>UserRepository</w:t>
-      </w:r>
-      <w:proofErr w:type="spellEnd"/>
-      <w:r>
-        <w:t xml:space="preserve"> и т.д. Репозиторий инкапсулирует запросы к базе и возвращает объекты доменной модели.</w:t>
-      </w:r>
-    </w:p>
-    <w:p>
-      <w:pPr>
-        <w:ind w:firstLine="851"/>
-        <w:jc w:val="left"/>
-      </w:pPr>
-      <w:r>
-        <w:t xml:space="preserve">Для выполнения операций, затрагивающих несколько таблиц (назначение курьера, подтверждение доставки), приложение вызывает хранимые процедуры — это обеспечивает атомарность операций и перекладывает контроль транзакций на сторону сервера баз данных. Простые операции чтения (списки заказов, справочники) выполняются через представления или параметрические запросы. Расчёт стоимости доставки при создании нового заказа производится вызовом скалярной функции </w:t>
-      </w:r>
-      <w:proofErr w:type="spellStart"/>
-      <w:r>
-        <w:t>fn_CalculateDeliveryCost</w:t>
-      </w:r>
-      <w:proofErr w:type="spellEnd"/>
-      <w:r>
-        <w:t>.</w:t>
-      </w:r>
-    </w:p>
-    <w:p>
-      <w:pPr>
-        <w:pStyle w:val="3"/>
-      </w:pPr>
-      <w:bookmarkStart w:id="18" w:name="_Toc232682956"/>
-      <w:r>
-        <w:t xml:space="preserve">Разработка описания проекта в </w:t>
+        <w:t xml:space="preserve">Исходный код проекта размещён в публичном репозитории </w:t>
       </w:r>
       <w:proofErr w:type="spellStart"/>
       <w:r>
         <w:t>GitHub</w:t>
       </w:r>
-      <w:bookmarkEnd w:id="18"/>
-      <w:proofErr w:type="spellEnd"/>
-    </w:p>
-    <w:p>
-      <w:pPr>
-        <w:ind w:firstLine="851"/>
-        <w:jc w:val="left"/>
-      </w:pPr>
-      <w:r>
-        <w:t xml:space="preserve">Исходный код проекта размещён в публичном репозитории </w:t>
-      </w:r>
-      <w:proofErr w:type="spellStart"/>
-      <w:r>
-        <w:t>GitHub</w:t>
-      </w:r>
-      <w:proofErr w:type="spellEnd"/>
-      <w:r>
-        <w:t xml:space="preserve"> по адресу: https://github.com/MG178/vlasov. На рисунках 6 и 7 представлены скриншоты главной страницы репозитория и отражающий его структуру.</w:t>
+      <w:proofErr w:type="spellEnd"/>
+      <w:r>
+        <w:t xml:space="preserve"> по адресу: https://github.com/MG178/vlasov</w:t>
+      </w:r>
+      <w:r>
+        <w:rPr>
+          <w:rStyle w:val="af7"/>
+        </w:rPr>
+        <w:footnoteReference w:id="6"/>
+      </w:r>
+      <w:r>
+        <w:t>. На рисунках 6 и 7 представлены скриншоты главной страницы репозитория и отражающий его структуру.</w:t>
       </w:r>
     </w:p>
     <w:p>
@@ -10193,7 +10354,6 @@
         <w:pStyle w:val="afff1"/>
       </w:pPr>
       <w:r>
-        <w:lastRenderedPageBreak/>
         <w:drawing>
           <wp:inline distT="0" distB="0" distL="0" distR="0" wp14:anchorId="170A42B8" wp14:editId="1FDD75C1">
             <wp:extent cx="4447822" cy="4759675"/>
@@ -10210,7 +10370,7 @@
                     <pic:cNvPicPr/>
                   </pic:nvPicPr>
                   <pic:blipFill>
-                    <a:blip r:embed="rId17"/>
+                    <a:blip r:embed="rId22"/>
                     <a:stretch>
                       <a:fillRect/>
                     </a:stretch>
@@ -10254,6 +10414,7 @@
         <w:pStyle w:val="afff1"/>
       </w:pPr>
       <w:r>
+        <w:lastRenderedPageBreak/>
         <w:drawing>
           <wp:inline distT="0" distB="0" distL="0" distR="0" wp14:anchorId="5431DAB1" wp14:editId="212D62A2">
             <wp:extent cx="3984978" cy="3104993"/>
@@ -10270,7 +10431,7 @@
                     <pic:cNvPicPr/>
                   </pic:nvPicPr>
                   <pic:blipFill>
-                    <a:blip r:embed="rId18"/>
+                    <a:blip r:embed="rId23"/>
                     <a:stretch>
                       <a:fillRect/>
                     </a:stretch>
@@ -10311,12 +10472,283 @@
       </w:pPr>
       <w:proofErr w:type="spellStart"/>
       <w:r>
+        <w:t>App.xaml</w:t>
+      </w:r>
+      <w:proofErr w:type="spellEnd"/>
+      <w:r>
+        <w:t xml:space="preserve"> является точкой входа в WPF-приложение. В нём объявляются глобальные ресурсы: словари стилей, цветовые схемы, шаблоны элементов управления, используемые во всех окнах приложения.</w:t>
+      </w:r>
+    </w:p>
+    <w:p>
+      <w:pPr>
+        <w:ind w:firstLine="851"/>
+        <w:jc w:val="left"/>
+      </w:pPr>
+      <w:proofErr w:type="spellStart"/>
+      <w:r>
+        <w:t>MainWindow.xaml</w:t>
+      </w:r>
+      <w:proofErr w:type="spellEnd"/>
+      <w:r>
+        <w:t xml:space="preserve"> содержит разметку главного окна с вкладочной навигацией. В его </w:t>
+      </w:r>
+      <w:proofErr w:type="spellStart"/>
+      <w:r>
+        <w:t>code-behind</w:t>
+      </w:r>
+      <w:proofErr w:type="spellEnd"/>
+      <w:r>
+        <w:t xml:space="preserve"> реализована логика инициализации: после авторизации в </w:t>
+      </w:r>
+      <w:proofErr w:type="spellStart"/>
+      <w:r>
+        <w:t>MainWindow</w:t>
+      </w:r>
+      <w:proofErr w:type="spellEnd"/>
+      <w:r>
+        <w:t xml:space="preserve"> передаётся объект текущего пользователя, на основании роли которого скрываются или отображаются соответствующие вкладки.</w:t>
+      </w:r>
+    </w:p>
+    <w:p>
+      <w:pPr>
+        <w:ind w:firstLine="851"/>
+        <w:jc w:val="left"/>
+      </w:pPr>
+      <w:proofErr w:type="spellStart"/>
+      <w:r>
+        <w:t>LoginWindow.xaml</w:t>
+      </w:r>
+      <w:proofErr w:type="spellEnd"/>
+      <w:r>
+        <w:t xml:space="preserve"> реализует форму авторизации. В </w:t>
+      </w:r>
+      <w:proofErr w:type="spellStart"/>
+      <w:r>
+        <w:t>code-behind</w:t>
+      </w:r>
+      <w:proofErr w:type="spellEnd"/>
+      <w:r>
+        <w:t xml:space="preserve"> выполняется поиск пользователя по логину в хранилище </w:t>
+      </w:r>
+      <w:proofErr w:type="spellStart"/>
+      <w:r>
+        <w:t>DataStore</w:t>
+      </w:r>
+      <w:proofErr w:type="spellEnd"/>
+      <w:r>
+        <w:t xml:space="preserve"> и сравнение введённого пароля.</w:t>
+      </w:r>
+    </w:p>
+    <w:p>
+      <w:pPr>
+        <w:ind w:firstLine="851"/>
+        <w:jc w:val="left"/>
+        <w:rPr>
+          <w:lang w:val="en-US"/>
+        </w:rPr>
+      </w:pPr>
+      <w:r>
+        <w:t xml:space="preserve">Папка </w:t>
+      </w:r>
+      <w:proofErr w:type="spellStart"/>
+      <w:r>
+        <w:t>Models</w:t>
+      </w:r>
+      <w:proofErr w:type="spellEnd"/>
+      <w:r>
+        <w:t>/ содержит POCO-классы (</w:t>
+      </w:r>
+      <w:proofErr w:type="spellStart"/>
+      <w:r>
+        <w:t>Plain</w:t>
+      </w:r>
+      <w:proofErr w:type="spellEnd"/>
+      <w:r>
+        <w:t xml:space="preserve"> Old CLR Object), отражающие сущности предметной области. Каждый класс содержит свойства, соответствующие столбцам соответствующей таблицы базы данных. Например</w:t>
+      </w:r>
+      <w:r>
+        <w:rPr>
+          <w:lang w:val="en-US"/>
+        </w:rPr>
+        <w:t xml:space="preserve">, </w:t>
+      </w:r>
+      <w:r>
+        <w:t>класс</w:t>
+      </w:r>
+      <w:r>
+        <w:rPr>
+          <w:lang w:val="en-US"/>
+        </w:rPr>
+        <w:t xml:space="preserve"> Order </w:t>
+      </w:r>
+      <w:r>
+        <w:t>содержит</w:t>
+      </w:r>
+      <w:r>
+        <w:rPr>
+          <w:lang w:val="en-US"/>
+        </w:rPr>
+        <w:t xml:space="preserve"> </w:t>
+      </w:r>
+      <w:r>
+        <w:t>свойства</w:t>
+      </w:r>
+      <w:r>
+        <w:rPr>
+          <w:lang w:val="en-US"/>
+        </w:rPr>
+        <w:t xml:space="preserve"> </w:t>
+      </w:r>
+      <w:proofErr w:type="spellStart"/>
+      <w:r>
+        <w:rPr>
+          <w:lang w:val="en-US"/>
+        </w:rPr>
+        <w:t>OrderId</w:t>
+      </w:r>
+      <w:proofErr w:type="spellEnd"/>
+      <w:r>
+        <w:rPr>
+          <w:lang w:val="en-US"/>
+        </w:rPr>
+        <w:t xml:space="preserve">, </w:t>
+      </w:r>
+      <w:proofErr w:type="spellStart"/>
+      <w:r>
+        <w:rPr>
+          <w:lang w:val="en-US"/>
+        </w:rPr>
+        <w:t>TrackingNumber</w:t>
+      </w:r>
+      <w:proofErr w:type="spellEnd"/>
+      <w:r>
+        <w:rPr>
+          <w:lang w:val="en-US"/>
+        </w:rPr>
+        <w:t xml:space="preserve">, Status, </w:t>
+      </w:r>
+      <w:proofErr w:type="spellStart"/>
+      <w:r>
+        <w:rPr>
+          <w:lang w:val="en-US"/>
+        </w:rPr>
+        <w:t>ClientId</w:t>
+      </w:r>
+      <w:proofErr w:type="spellEnd"/>
+      <w:r>
+        <w:rPr>
+          <w:lang w:val="en-US"/>
+        </w:rPr>
+        <w:t xml:space="preserve">, </w:t>
+      </w:r>
+      <w:proofErr w:type="spellStart"/>
+      <w:r>
+        <w:rPr>
+          <w:lang w:val="en-US"/>
+        </w:rPr>
+        <w:t>CourierId</w:t>
+      </w:r>
+      <w:proofErr w:type="spellEnd"/>
+      <w:r>
+        <w:rPr>
+          <w:lang w:val="en-US"/>
+        </w:rPr>
+        <w:t xml:space="preserve">, </w:t>
+      </w:r>
+      <w:proofErr w:type="spellStart"/>
+      <w:r>
+        <w:rPr>
+          <w:lang w:val="en-US"/>
+        </w:rPr>
+        <w:t>PickupAddress</w:t>
+      </w:r>
+      <w:proofErr w:type="spellEnd"/>
+      <w:r>
+        <w:rPr>
+          <w:lang w:val="en-US"/>
+        </w:rPr>
+        <w:t xml:space="preserve">, </w:t>
+      </w:r>
+      <w:proofErr w:type="spellStart"/>
+      <w:r>
+        <w:rPr>
+          <w:lang w:val="en-US"/>
+        </w:rPr>
+        <w:t>DeliveryAddress</w:t>
+      </w:r>
+      <w:proofErr w:type="spellEnd"/>
+      <w:r>
+        <w:rPr>
+          <w:lang w:val="en-US"/>
+        </w:rPr>
+        <w:t xml:space="preserve">, </w:t>
+      </w:r>
+      <w:proofErr w:type="spellStart"/>
+      <w:r>
+        <w:rPr>
+          <w:lang w:val="en-US"/>
+        </w:rPr>
+        <w:t>CalculatedCost</w:t>
+      </w:r>
+      <w:proofErr w:type="spellEnd"/>
+      <w:r>
+        <w:rPr>
+          <w:lang w:val="en-US"/>
+        </w:rPr>
+        <w:t xml:space="preserve"> </w:t>
+      </w:r>
+      <w:r>
+        <w:t>и</w:t>
+      </w:r>
+      <w:r>
+        <w:rPr>
+          <w:lang w:val="en-US"/>
+        </w:rPr>
+        <w:t xml:space="preserve"> </w:t>
+      </w:r>
+      <w:r>
+        <w:t>т</w:t>
+      </w:r>
+      <w:r>
+        <w:rPr>
+          <w:lang w:val="en-US"/>
+        </w:rPr>
+        <w:t>.</w:t>
+      </w:r>
+      <w:r>
+        <w:t>д</w:t>
+      </w:r>
+      <w:r>
+        <w:rPr>
+          <w:lang w:val="en-US"/>
+        </w:rPr>
+        <w:t>.</w:t>
+      </w:r>
+    </w:p>
+    <w:p>
+      <w:pPr>
+        <w:ind w:firstLine="851"/>
+        <w:jc w:val="left"/>
+      </w:pPr>
+      <w:r>
         <w:lastRenderedPageBreak/>
-        <w:t>App.xaml</w:t>
-      </w:r>
-      <w:proofErr w:type="spellEnd"/>
-      <w:r>
-        <w:t xml:space="preserve"> является точкой входа в WPF-приложение. В нём объявляются глобальные ресурсы: словари стилей, цветовые схемы, шаблоны элементов управления, используемые во всех окнах приложения.</w:t>
+        <w:t xml:space="preserve">Класс </w:t>
+      </w:r>
+      <w:proofErr w:type="spellStart"/>
+      <w:r>
+        <w:t>DataStore</w:t>
+      </w:r>
+      <w:proofErr w:type="spellEnd"/>
+      <w:r>
+        <w:t xml:space="preserve"> в папке Storage реализует паттерн «хранилище в памяти» для MVP-версии. Он содержит статические коллекции (List&lt;T&gt;) для каждой сущности и предоставляет методы доступа к ним. При запуске приложения </w:t>
+      </w:r>
+      <w:proofErr w:type="spellStart"/>
+      <w:r>
+        <w:t>DataStore</w:t>
+      </w:r>
+      <w:proofErr w:type="spellEnd"/>
+      <w:r>
+        <w:t xml:space="preserve"> заполняется тестовыми данными, включая демонстрационные аккаунты.</w:t>
       </w:r>
     </w:p>
     <w:p>
@@ -10326,27 +10758,51 @@
       </w:pPr>
       <w:proofErr w:type="spellStart"/>
       <w:r>
-        <w:t>MainWindow.xaml</w:t>
-      </w:r>
-      <w:proofErr w:type="spellEnd"/>
-      <w:r>
-        <w:t xml:space="preserve"> содержит разметку главного окна с вкладочной навигацией. В его </w:t>
-      </w:r>
-      <w:proofErr w:type="spellStart"/>
-      <w:r>
-        <w:t>code-behind</w:t>
-      </w:r>
-      <w:proofErr w:type="spellEnd"/>
-      <w:r>
-        <w:t xml:space="preserve"> реализована логика инициализации: после авторизации в </w:t>
-      </w:r>
-      <w:proofErr w:type="spellStart"/>
-      <w:r>
-        <w:t>MainWindow</w:t>
-      </w:r>
-      <w:proofErr w:type="spellEnd"/>
-      <w:r>
-        <w:t xml:space="preserve"> передаётся объект текущего пользователя, на основании роли которого скрываются или отображаются соответствующие вкладки.</w:t>
+        <w:t>schema.sql</w:t>
+      </w:r>
+      <w:proofErr w:type="spellEnd"/>
+      <w:r>
+        <w:t xml:space="preserve"> в папке </w:t>
+      </w:r>
+      <w:proofErr w:type="spellStart"/>
+      <w:r>
+        <w:t>database</w:t>
+      </w:r>
+      <w:proofErr w:type="spellEnd"/>
+      <w:r>
+        <w:t xml:space="preserve"> — полный скрипт создания базы данных MS SQL Server, включающий определения всех таблиц, индексов, внешних ключей, ограничений, а также триггер </w:t>
+      </w:r>
+      <w:proofErr w:type="spellStart"/>
+      <w:r>
+        <w:t>trg_OrderStatusHistory_CheckDelivery</w:t>
+      </w:r>
+      <w:proofErr w:type="spellEnd"/>
+      <w:r>
+        <w:t xml:space="preserve">, хранимую процедуру </w:t>
+      </w:r>
+      <w:proofErr w:type="spellStart"/>
+      <w:r>
+        <w:t>usp_AssignCourier</w:t>
+      </w:r>
+      <w:proofErr w:type="spellEnd"/>
+      <w:r>
+        <w:t xml:space="preserve">, функцию </w:t>
+      </w:r>
+      <w:proofErr w:type="spellStart"/>
+      <w:r>
+        <w:t>fn_CalculateDeliveryCost</w:t>
+      </w:r>
+      <w:proofErr w:type="spellEnd"/>
+      <w:r>
+        <w:t xml:space="preserve"> и представление </w:t>
+      </w:r>
+      <w:proofErr w:type="spellStart"/>
+      <w:r>
+        <w:t>vw_CourierEfficiency</w:t>
+      </w:r>
+      <w:proofErr w:type="spellEnd"/>
+      <w:r>
+        <w:t>.</w:t>
       </w:r>
     </w:p>
     <w:p>
@@ -10354,303 +10810,7 @@
         <w:ind w:firstLine="851"/>
         <w:jc w:val="left"/>
       </w:pPr>
-      <w:proofErr w:type="spellStart"/>
-      <w:r>
-        <w:t>LoginWindow.xaml</w:t>
-      </w:r>
-      <w:proofErr w:type="spellEnd"/>
-      <w:r>
-        <w:t xml:space="preserve"> реализует форму авторизации. В </w:t>
-      </w:r>
-      <w:proofErr w:type="spellStart"/>
-      <w:r>
-        <w:t>code-behind</w:t>
-      </w:r>
-      <w:proofErr w:type="spellEnd"/>
-      <w:r>
-        <w:t xml:space="preserve"> выполняется поиск пользователя по логину в хранилище </w:t>
-      </w:r>
-      <w:proofErr w:type="spellStart"/>
-      <w:r>
-        <w:t>DataStore</w:t>
-      </w:r>
-      <w:proofErr w:type="spellEnd"/>
-      <w:r>
-        <w:t xml:space="preserve"> и сравнение введённого пароля.</w:t>
-      </w:r>
-    </w:p>
-    <w:p>
-      <w:pPr>
-        <w:ind w:firstLine="851"/>
-        <w:jc w:val="left"/>
-        <w:rPr>
-          <w:lang w:val="en-US"/>
-        </w:rPr>
-      </w:pPr>
-      <w:r>
-        <w:t xml:space="preserve">Папка </w:t>
-      </w:r>
-      <w:proofErr w:type="spellStart"/>
-      <w:r>
-        <w:t>Models</w:t>
-      </w:r>
-      <w:proofErr w:type="spellEnd"/>
-      <w:r>
-        <w:t>/ содержит POCO-классы (</w:t>
-      </w:r>
-      <w:proofErr w:type="spellStart"/>
-      <w:r>
-        <w:t>Plain</w:t>
-      </w:r>
-      <w:proofErr w:type="spellEnd"/>
-      <w:r>
-        <w:t xml:space="preserve"> Old CLR Object), отражающие сущности предметной области. Каждый класс содержит свойства, соответствующие столбцам соответствующей таблицы базы данных. Например</w:t>
-      </w:r>
-      <w:r>
-        <w:rPr>
-          <w:lang w:val="en-US"/>
-        </w:rPr>
-        <w:t xml:space="preserve">, </w:t>
-      </w:r>
-      <w:r>
-        <w:t>класс</w:t>
-      </w:r>
-      <w:r>
-        <w:rPr>
-          <w:lang w:val="en-US"/>
-        </w:rPr>
-        <w:t xml:space="preserve"> Order </w:t>
-      </w:r>
-      <w:r>
-        <w:t>содержит</w:t>
-      </w:r>
-      <w:r>
-        <w:rPr>
-          <w:lang w:val="en-US"/>
-        </w:rPr>
-        <w:t xml:space="preserve"> </w:t>
-      </w:r>
-      <w:r>
-        <w:t>свойства</w:t>
-      </w:r>
-      <w:r>
-        <w:rPr>
-          <w:lang w:val="en-US"/>
-        </w:rPr>
-        <w:t xml:space="preserve"> </w:t>
-      </w:r>
-      <w:proofErr w:type="spellStart"/>
-      <w:r>
-        <w:rPr>
-          <w:lang w:val="en-US"/>
-        </w:rPr>
-        <w:t>OrderId</w:t>
-      </w:r>
-      <w:proofErr w:type="spellEnd"/>
-      <w:r>
-        <w:rPr>
-          <w:lang w:val="en-US"/>
-        </w:rPr>
-        <w:t xml:space="preserve">, </w:t>
-      </w:r>
-      <w:proofErr w:type="spellStart"/>
-      <w:r>
-        <w:rPr>
-          <w:lang w:val="en-US"/>
-        </w:rPr>
-        <w:t>TrackingNumber</w:t>
-      </w:r>
-      <w:proofErr w:type="spellEnd"/>
-      <w:r>
-        <w:rPr>
-          <w:lang w:val="en-US"/>
-        </w:rPr>
-        <w:t xml:space="preserve">, Status, </w:t>
-      </w:r>
-      <w:proofErr w:type="spellStart"/>
-      <w:r>
-        <w:rPr>
-          <w:lang w:val="en-US"/>
-        </w:rPr>
-        <w:t>ClientId</w:t>
-      </w:r>
-      <w:proofErr w:type="spellEnd"/>
-      <w:r>
-        <w:rPr>
-          <w:lang w:val="en-US"/>
-        </w:rPr>
-        <w:t xml:space="preserve">, </w:t>
-      </w:r>
-      <w:proofErr w:type="spellStart"/>
-      <w:r>
-        <w:rPr>
-          <w:lang w:val="en-US"/>
-        </w:rPr>
-        <w:t>CourierId</w:t>
-      </w:r>
-      <w:proofErr w:type="spellEnd"/>
-      <w:r>
-        <w:rPr>
-          <w:lang w:val="en-US"/>
-        </w:rPr>
-        <w:t xml:space="preserve">, </w:t>
-      </w:r>
-      <w:proofErr w:type="spellStart"/>
-      <w:r>
-        <w:rPr>
-          <w:lang w:val="en-US"/>
-        </w:rPr>
-        <w:t>PickupAddress</w:t>
-      </w:r>
-      <w:proofErr w:type="spellEnd"/>
-      <w:r>
-        <w:rPr>
-          <w:lang w:val="en-US"/>
-        </w:rPr>
-        <w:t xml:space="preserve">, </w:t>
-      </w:r>
-      <w:proofErr w:type="spellStart"/>
-      <w:r>
-        <w:rPr>
-          <w:lang w:val="en-US"/>
-        </w:rPr>
-        <w:t>DeliveryAddress</w:t>
-      </w:r>
-      <w:proofErr w:type="spellEnd"/>
-      <w:r>
-        <w:rPr>
-          <w:lang w:val="en-US"/>
-        </w:rPr>
-        <w:t xml:space="preserve">, </w:t>
-      </w:r>
-      <w:proofErr w:type="spellStart"/>
-      <w:r>
-        <w:rPr>
-          <w:lang w:val="en-US"/>
-        </w:rPr>
-        <w:t>CalculatedCost</w:t>
-      </w:r>
-      <w:proofErr w:type="spellEnd"/>
-      <w:r>
-        <w:rPr>
-          <w:lang w:val="en-US"/>
-        </w:rPr>
-        <w:t xml:space="preserve"> </w:t>
-      </w:r>
-      <w:r>
-        <w:t>и</w:t>
-      </w:r>
-      <w:r>
-        <w:rPr>
-          <w:lang w:val="en-US"/>
-        </w:rPr>
-        <w:t xml:space="preserve"> </w:t>
-      </w:r>
-      <w:r>
-        <w:t>т</w:t>
-      </w:r>
-      <w:r>
-        <w:rPr>
-          <w:lang w:val="en-US"/>
-        </w:rPr>
-        <w:t>.</w:t>
-      </w:r>
-      <w:r>
-        <w:t>д</w:t>
-      </w:r>
-      <w:r>
-        <w:rPr>
-          <w:lang w:val="en-US"/>
-        </w:rPr>
-        <w:t>.</w:t>
-      </w:r>
-    </w:p>
-    <w:p>
-      <w:pPr>
-        <w:ind w:firstLine="851"/>
-        <w:jc w:val="left"/>
-      </w:pPr>
-      <w:r>
-        <w:t xml:space="preserve">Класс </w:t>
-      </w:r>
-      <w:proofErr w:type="spellStart"/>
-      <w:r>
-        <w:t>DataStore</w:t>
-      </w:r>
-      <w:proofErr w:type="spellEnd"/>
-      <w:r>
-        <w:t xml:space="preserve"> в папке Storage реализует паттерн «хранилище в памяти» для MVP-версии. Он содержит статические коллекции (List&lt;T&gt;) для каждой сущности и предоставляет методы доступа к ним. При запуске приложения </w:t>
-      </w:r>
-      <w:proofErr w:type="spellStart"/>
-      <w:r>
-        <w:t>DataStore</w:t>
-      </w:r>
-      <w:proofErr w:type="spellEnd"/>
-      <w:r>
-        <w:t xml:space="preserve"> заполняется тестовыми данными, включая демонстрационные аккаунты.</w:t>
-      </w:r>
-    </w:p>
-    <w:p>
-      <w:pPr>
-        <w:ind w:firstLine="851"/>
-        <w:jc w:val="left"/>
-      </w:pPr>
-      <w:proofErr w:type="spellStart"/>
-      <w:r>
-        <w:t>schema.sql</w:t>
-      </w:r>
-      <w:proofErr w:type="spellEnd"/>
-      <w:r>
-        <w:t xml:space="preserve"> в папке </w:t>
-      </w:r>
-      <w:proofErr w:type="spellStart"/>
-      <w:r>
-        <w:t>database</w:t>
-      </w:r>
-      <w:proofErr w:type="spellEnd"/>
-      <w:r>
-        <w:t xml:space="preserve"> — полный скрипт создания базы данных MS SQL Server, включающий определения всех таблиц, индексов, внешних ключей, ограничений, а также триггер </w:t>
-      </w:r>
-      <w:proofErr w:type="spellStart"/>
-      <w:r>
-        <w:t>trg_OrderStatusHistory_CheckDelivery</w:t>
-      </w:r>
-      <w:proofErr w:type="spellEnd"/>
-      <w:r>
-        <w:t xml:space="preserve">, хранимую процедуру </w:t>
-      </w:r>
-      <w:proofErr w:type="spellStart"/>
-      <w:r>
-        <w:t>usp_AssignCourier</w:t>
-      </w:r>
-      <w:proofErr w:type="spellEnd"/>
-      <w:r>
-        <w:t xml:space="preserve">, функцию </w:t>
-      </w:r>
-      <w:proofErr w:type="spellStart"/>
-      <w:r>
-        <w:t>fn_CalculateDeliveryCost</w:t>
-      </w:r>
-      <w:proofErr w:type="spellEnd"/>
-      <w:r>
-        <w:t xml:space="preserve"> и представление </w:t>
-      </w:r>
-      <w:proofErr w:type="spellStart"/>
-      <w:r>
-        <w:t>vw_CourierEfficiency</w:t>
-      </w:r>
-      <w:proofErr w:type="spellEnd"/>
-      <w:r>
-        <w:t>.</w:t>
-      </w:r>
-    </w:p>
-    <w:p>
-      <w:pPr>
-        <w:ind w:firstLine="851"/>
-        <w:jc w:val="left"/>
-      </w:pPr>
-      <w:r>
-        <w:lastRenderedPageBreak/>
+      <w:r>
         <w:t>Файл README.md на главной странице репозитория содержит следующие разделы:</w:t>
       </w:r>
     </w:p>
@@ -11362,7 +11522,7 @@
       </w:r>
     </w:p>
     <w:sectPr>
-      <w:headerReference w:type="default" r:id="rId19"/>
+      <w:headerReference w:type="default" r:id="rId24"/>
       <w:pgSz w:w="11906" w:h="16838"/>
       <w:pgMar w:top="851" w:right="1021" w:bottom="1701" w:left="1814" w:header="284" w:footer="709" w:gutter="0"/>
       <w:pgNumType w:start="4"/>
@@ -11391,6 +11551,36 @@
 </w:endnotes>
 </file>
 
+<file path=word/footer1.xml><?xml version="1.0" encoding="utf-8"?>
+<w:ftr xmlns:wpc="http://schemas.microsoft.com/office/word/2010/wordprocessingCanvas" xmlns:cx="http://schemas.microsoft.com/office/drawing/2014/chartex" xmlns:cx1="http://schemas.microsoft.com/office/drawing/2015/9/8/chartex" xmlns:cx2="http://schemas.microsoft.com/office/drawing/2015/10/21/chartex" xmlns:cx3="http://schemas.microsoft.com/office/drawing/2016/5/9/chartex" xmlns:cx4="http://schemas.microsoft.com/office/drawing/2016/5/10/chartex" xmlns:cx5="http://schemas.microsoft.com/office/drawing/2016/5/11/chartex" xmlns:cx6="http://schemas.microsoft.com/office/drawing/2016/5/12/chartex" xmlns:cx7="http://schemas.microsoft.com/office/drawing/2016/5/13/chartex" xmlns:cx8="http://schemas.microsoft.com/office/drawing/2016/5/14/chartex" xmlns:mc="http://schemas.openxmlformats.org/markup-compatibility/2006" xmlns:aink="http://schemas.microsoft.com/office/drawing/2016/ink" xmlns:am3d="http://schemas.microsoft.com/office/drawing/2017/model3d" xmlns:o="urn:schemas-microsoft-com:office:office" xmlns:r="http://schemas.openxmlformats.org/officeDocument/2006/relationships" xmlns:m="http://schemas.openxmlformats.org/officeDocument/2006/math" xmlns:v="urn:schemas-microsoft-com:vml" xmlns:wp14="http://schemas.microsoft.com/office/word/2010/wordprocessingDrawing" xmlns:wp="http://schemas.openxmlformats.org/drawingml/2006/wordprocessingDrawing" xmlns:w10="urn:schemas-microsoft-com:office:word" xmlns:w="http://schemas.openxmlformats.org/wordprocessingml/2006/main" xmlns:w14="http://schemas.microsoft.com/office/word/2010/wordml" xmlns:w15="http://schemas.microsoft.com/office/word/2012/wordml" xmlns:w16cex="http://schemas.microsoft.com/office/word/2018/wordml/cex" xmlns:w16cid="http://schemas.microsoft.com/office/word/2016/wordml/cid" xmlns:w16="http://schemas.microsoft.com/office/word/2018/wordml" xmlns:w16sdtdh="http://schemas.microsoft.com/office/word/2020/wordml/sdtdatahash" xmlns:w16se="http://schemas.microsoft.com/office/word/2015/wordml/symex" xmlns:wpg="http://schemas.microsoft.com/office/word/2010/wordprocessingGroup" xmlns:wpi="http://schemas.microsoft.com/office/word/2010/wordprocessingInk" xmlns:wne="http://schemas.microsoft.com/office/word/2006/wordml" xmlns:wps="http://schemas.microsoft.com/office/word/2010/wordprocessingShape" mc:Ignorable="w14 w15 w16se w16cid w16 w16cex w16sdtdh wp14">
+  <w:p>
+    <w:pPr>
+      <w:pStyle w:val="ae"/>
+    </w:pPr>
+  </w:p>
+</w:ftr>
+</file>
+
+<file path=word/footer2.xml><?xml version="1.0" encoding="utf-8"?>
+<w:ftr xmlns:wpc="http://schemas.microsoft.com/office/word/2010/wordprocessingCanvas" xmlns:cx="http://schemas.microsoft.com/office/drawing/2014/chartex" xmlns:cx1="http://schemas.microsoft.com/office/drawing/2015/9/8/chartex" xmlns:cx2="http://schemas.microsoft.com/office/drawing/2015/10/21/chartex" xmlns:cx3="http://schemas.microsoft.com/office/drawing/2016/5/9/chartex" xmlns:cx4="http://schemas.microsoft.com/office/drawing/2016/5/10/chartex" xmlns:cx5="http://schemas.microsoft.com/office/drawing/2016/5/11/chartex" xmlns:cx6="http://schemas.microsoft.com/office/drawing/2016/5/12/chartex" xmlns:cx7="http://schemas.microsoft.com/office/drawing/2016/5/13/chartex" xmlns:cx8="http://schemas.microsoft.com/office/drawing/2016/5/14/chartex" xmlns:mc="http://schemas.openxmlformats.org/markup-compatibility/2006" xmlns:aink="http://schemas.microsoft.com/office/drawing/2016/ink" xmlns:am3d="http://schemas.microsoft.com/office/drawing/2017/model3d" xmlns:o="urn:schemas-microsoft-com:office:office" xmlns:r="http://schemas.openxmlformats.org/officeDocument/2006/relationships" xmlns:m="http://schemas.openxmlformats.org/officeDocument/2006/math" xmlns:v="urn:schemas-microsoft-com:vml" xmlns:wp14="http://schemas.microsoft.com/office/word/2010/wordprocessingDrawing" xmlns:wp="http://schemas.openxmlformats.org/drawingml/2006/wordprocessingDrawing" xmlns:w10="urn:schemas-microsoft-com:office:word" xmlns:w="http://schemas.openxmlformats.org/wordprocessingml/2006/main" xmlns:w14="http://schemas.microsoft.com/office/word/2010/wordml" xmlns:w15="http://schemas.microsoft.com/office/word/2012/wordml" xmlns:w16cex="http://schemas.microsoft.com/office/word/2018/wordml/cex" xmlns:w16cid="http://schemas.microsoft.com/office/word/2016/wordml/cid" xmlns:w16="http://schemas.microsoft.com/office/word/2018/wordml" xmlns:w16sdtdh="http://schemas.microsoft.com/office/word/2020/wordml/sdtdatahash" xmlns:w16se="http://schemas.microsoft.com/office/word/2015/wordml/symex" xmlns:wpg="http://schemas.microsoft.com/office/word/2010/wordprocessingGroup" xmlns:wpi="http://schemas.microsoft.com/office/word/2010/wordprocessingInk" xmlns:wne="http://schemas.microsoft.com/office/word/2006/wordml" xmlns:wps="http://schemas.microsoft.com/office/word/2010/wordprocessingShape" mc:Ignorable="w14 w15 w16se w16cid w16 w16cex w16sdtdh wp14">
+  <w:p>
+    <w:pPr>
+      <w:pStyle w:val="ae"/>
+    </w:pPr>
+  </w:p>
+</w:ftr>
+</file>
+
+<file path=word/footer3.xml><?xml version="1.0" encoding="utf-8"?>
+<w:ftr xmlns:wpc="http://schemas.microsoft.com/office/word/2010/wordprocessingCanvas" xmlns:cx="http://schemas.microsoft.com/office/drawing/2014/chartex" xmlns:cx1="http://schemas.microsoft.com/office/drawing/2015/9/8/chartex" xmlns:cx2="http://schemas.microsoft.com/office/drawing/2015/10/21/chartex" xmlns:cx3="http://schemas.microsoft.com/office/drawing/2016/5/9/chartex" xmlns:cx4="http://schemas.microsoft.com/office/drawing/2016/5/10/chartex" xmlns:cx5="http://schemas.microsoft.com/office/drawing/2016/5/11/chartex" xmlns:cx6="http://schemas.microsoft.com/office/drawing/2016/5/12/chartex" xmlns:cx7="http://schemas.microsoft.com/office/drawing/2016/5/13/chartex" xmlns:cx8="http://schemas.microsoft.com/office/drawing/2016/5/14/chartex" xmlns:mc="http://schemas.openxmlformats.org/markup-compatibility/2006" xmlns:aink="http://schemas.microsoft.com/office/drawing/2016/ink" xmlns:am3d="http://schemas.microsoft.com/office/drawing/2017/model3d" xmlns:o="urn:schemas-microsoft-com:office:office" xmlns:r="http://schemas.openxmlformats.org/officeDocument/2006/relationships" xmlns:m="http://schemas.openxmlformats.org/officeDocument/2006/math" xmlns:v="urn:schemas-microsoft-com:vml" xmlns:wp14="http://schemas.microsoft.com/office/word/2010/wordprocessingDrawing" xmlns:wp="http://schemas.openxmlformats.org/drawingml/2006/wordprocessingDrawing" xmlns:w10="urn:schemas-microsoft-com:office:word" xmlns:w="http://schemas.openxmlformats.org/wordprocessingml/2006/main" xmlns:w14="http://schemas.microsoft.com/office/word/2010/wordml" xmlns:w15="http://schemas.microsoft.com/office/word/2012/wordml" xmlns:w16cex="http://schemas.microsoft.com/office/word/2018/wordml/cex" xmlns:w16cid="http://schemas.microsoft.com/office/word/2016/wordml/cid" xmlns:w16="http://schemas.microsoft.com/office/word/2018/wordml" xmlns:w16sdtdh="http://schemas.microsoft.com/office/word/2020/wordml/sdtdatahash" xmlns:w16se="http://schemas.microsoft.com/office/word/2015/wordml/symex" xmlns:wpg="http://schemas.microsoft.com/office/word/2010/wordprocessingGroup" xmlns:wpi="http://schemas.microsoft.com/office/word/2010/wordprocessingInk" xmlns:wne="http://schemas.microsoft.com/office/word/2006/wordml" xmlns:wps="http://schemas.microsoft.com/office/word/2010/wordprocessingShape" mc:Ignorable="w14 w15 w16se w16cid w16 w16cex w16sdtdh wp14">
+  <w:p>
+    <w:pPr>
+      <w:pStyle w:val="ae"/>
+    </w:pPr>
+  </w:p>
+</w:ftr>
+</file>
+
 <file path=word/footnotes.xml><?xml version="1.0" encoding="utf-8"?>
 <w:footnotes xmlns:wpc="http://schemas.microsoft.com/office/word/2010/wordprocessingCanvas" xmlns:cx="http://schemas.microsoft.com/office/drawing/2014/chartex" xmlns:cx1="http://schemas.microsoft.com/office/drawing/2015/9/8/chartex" xmlns:cx2="http://schemas.microsoft.com/office/drawing/2015/10/21/chartex" xmlns:cx3="http://schemas.microsoft.com/office/drawing/2016/5/9/chartex" xmlns:cx4="http://schemas.microsoft.com/office/drawing/2016/5/10/chartex" xmlns:cx5="http://schemas.microsoft.com/office/drawing/2016/5/11/chartex" xmlns:cx6="http://schemas.microsoft.com/office/drawing/2016/5/12/chartex" xmlns:cx7="http://schemas.microsoft.com/office/drawing/2016/5/13/chartex" xmlns:cx8="http://schemas.microsoft.com/office/drawing/2016/5/14/chartex" xmlns:mc="http://schemas.openxmlformats.org/markup-compatibility/2006" xmlns:aink="http://schemas.microsoft.com/office/drawing/2016/ink" xmlns:am3d="http://schemas.microsoft.com/office/drawing/2017/model3d" xmlns:o="urn:schemas-microsoft-com:office:office" xmlns:r="http://schemas.openxmlformats.org/officeDocument/2006/relationships" xmlns:m="http://schemas.openxmlformats.org/officeDocument/2006/math" xmlns:v="urn:schemas-microsoft-com:vml" xmlns:wp14="http://schemas.microsoft.com/office/word/2010/wordprocessingDrawing" xmlns:wp="http://schemas.openxmlformats.org/drawingml/2006/wordprocessingDrawing" xmlns:w10="urn:schemas-microsoft-com:office:word" xmlns:w="http://schemas.openxmlformats.org/wordprocessingml/2006/main" xmlns:w14="http://schemas.microsoft.com/office/word/2010/wordml" xmlns:w15="http://schemas.microsoft.com/office/word/2012/wordml" xmlns:w16cex="http://schemas.microsoft.com/office/word/2018/wordml/cex" xmlns:w16cid="http://schemas.microsoft.com/office/word/2016/wordml/cid" xmlns:w16="http://schemas.microsoft.com/office/word/2018/wordml" xmlns:w16sdtdh="http://schemas.microsoft.com/office/word/2020/wordml/sdtdatahash" xmlns:w16se="http://schemas.microsoft.com/office/word/2015/wordml/symex" xmlns:wpg="http://schemas.microsoft.com/office/word/2010/wordprocessingGroup" xmlns:wpi="http://schemas.microsoft.com/office/word/2010/wordprocessingInk" xmlns:wne="http://schemas.microsoft.com/office/word/2006/wordml" xmlns:wps="http://schemas.microsoft.com/office/word/2010/wordprocessingShape" mc:Ignorable="w14 w15 w16se w16cid w16 w16cex w16sdtdh wp14">
   <w:footnote w:type="separator" w:id="-1">
@@ -11404,6 +11594,231 @@
     <w:p>
       <w:r>
         <w:continuationSeparator/>
+      </w:r>
+    </w:p>
+  </w:footnote>
+  <w:footnote w:id="1">
+    <w:p>
+      <w:pPr>
+        <w:pStyle w:val="af5"/>
+      </w:pPr>
+      <w:r>
+        <w:rPr>
+          <w:rStyle w:val="af7"/>
+        </w:rPr>
+        <w:footnoteRef/>
+      </w:r>
+      <w:r>
+        <w:t xml:space="preserve"> </w:t>
+      </w:r>
+      <w:proofErr w:type="spellStart"/>
+      <w:r>
+        <w:t>Ларман</w:t>
+      </w:r>
+      <w:proofErr w:type="spellEnd"/>
+      <w:r>
+        <w:t xml:space="preserve"> К. Применение UML 2.0 и шаблонов проектирования. — 3-е изд. — </w:t>
+      </w:r>
+      <w:proofErr w:type="gramStart"/>
+      <w:r>
+        <w:t>М. :</w:t>
+      </w:r>
+      <w:proofErr w:type="gramEnd"/>
+      <w:r>
+        <w:t xml:space="preserve"> Вильямс, 2013. — 736 с.</w:t>
+      </w:r>
+    </w:p>
+  </w:footnote>
+  <w:footnote w:id="2">
+    <w:p>
+      <w:pPr>
+        <w:pStyle w:val="af5"/>
+      </w:pPr>
+      <w:r>
+        <w:rPr>
+          <w:rStyle w:val="af7"/>
+        </w:rPr>
+        <w:footnoteRef/>
+      </w:r>
+      <w:r>
+        <w:t xml:space="preserve"> </w:t>
+      </w:r>
+      <w:proofErr w:type="spellStart"/>
+      <w:r>
+        <w:t>Коннолли</w:t>
+      </w:r>
+      <w:proofErr w:type="spellEnd"/>
+      <w:r>
+        <w:t xml:space="preserve"> Т., </w:t>
+      </w:r>
+      <w:proofErr w:type="spellStart"/>
+      <w:r>
+        <w:t>Бегг</w:t>
+      </w:r>
+      <w:proofErr w:type="spellEnd"/>
+      <w:r>
+        <w:t xml:space="preserve"> К. Базы данных. Проектирование, реализация и сопровождение. Теория и практика. — 3-е изд. — </w:t>
+      </w:r>
+      <w:proofErr w:type="gramStart"/>
+      <w:r>
+        <w:t>М. :</w:t>
+      </w:r>
+      <w:proofErr w:type="gramEnd"/>
+      <w:r>
+        <w:t xml:space="preserve"> Вильямс, 2003. — 1440 с.</w:t>
+      </w:r>
+    </w:p>
+  </w:footnote>
+  <w:footnote w:id="3">
+    <w:p>
+      <w:pPr>
+        <w:pStyle w:val="af5"/>
+      </w:pPr>
+      <w:r>
+        <w:rPr>
+          <w:rStyle w:val="af7"/>
+        </w:rPr>
+        <w:footnoteRef/>
+      </w:r>
+      <w:r>
+        <w:rPr>
+          <w:lang w:val="en-US"/>
+        </w:rPr>
+        <w:t xml:space="preserve"> </w:t>
+      </w:r>
+      <w:r>
+        <w:t>Петкович</w:t>
+      </w:r>
+      <w:r>
+        <w:rPr>
+          <w:lang w:val="en-US"/>
+        </w:rPr>
+        <w:t xml:space="preserve"> </w:t>
+      </w:r>
+      <w:r>
+        <w:t>Д</w:t>
+      </w:r>
+      <w:r>
+        <w:rPr>
+          <w:lang w:val="en-US"/>
+        </w:rPr>
+        <w:t xml:space="preserve">. Microsoft SQL Server 2019. </w:t>
+      </w:r>
+      <w:r>
+        <w:t>Введение в T-SQL. — СПб</w:t>
+      </w:r>
+      <w:proofErr w:type="gramStart"/>
+      <w:r>
+        <w:t>. :</w:t>
+      </w:r>
+      <w:proofErr w:type="gramEnd"/>
+      <w:r>
+        <w:t xml:space="preserve"> БХВ-Петербург, 2021. — 496 с.</w:t>
+      </w:r>
+    </w:p>
+  </w:footnote>
+  <w:footnote w:id="4">
+    <w:p>
+      <w:pPr>
+        <w:pStyle w:val="af5"/>
+      </w:pPr>
+      <w:r>
+        <w:rPr>
+          <w:rStyle w:val="af7"/>
+        </w:rPr>
+        <w:footnoteRef/>
+      </w:r>
+      <w:r>
+        <w:t xml:space="preserve"> </w:t>
+      </w:r>
+      <w:r>
+        <w:t xml:space="preserve">Microsoft. Документация по SQL Server — </w:t>
+      </w:r>
+      <w:proofErr w:type="spellStart"/>
+      <w:r>
+        <w:t>Transact</w:t>
+      </w:r>
+      <w:proofErr w:type="spellEnd"/>
+      <w:r>
+        <w:t xml:space="preserve">-SQL [Электронный ресурс] // Microsoft </w:t>
+      </w:r>
+      <w:proofErr w:type="spellStart"/>
+      <w:r>
+        <w:t>Learn</w:t>
+      </w:r>
+      <w:proofErr w:type="spellEnd"/>
+      <w:r>
+        <w:t>. — URL: https://learn.microsoft.com/ru-ru/sql/t-sql/language-reference (дата обращения: 10.05.2026).</w:t>
+      </w:r>
+    </w:p>
+  </w:footnote>
+  <w:footnote w:id="5">
+    <w:p>
+      <w:pPr>
+        <w:pStyle w:val="af5"/>
+      </w:pPr>
+      <w:r>
+        <w:rPr>
+          <w:rStyle w:val="af7"/>
+        </w:rPr>
+        <w:footnoteRef/>
+      </w:r>
+      <w:r>
+        <w:t xml:space="preserve"> </w:t>
+      </w:r>
+      <w:r>
+        <w:t xml:space="preserve">Мак-Дональд М. WPF: Windows </w:t>
+      </w:r>
+      <w:proofErr w:type="spellStart"/>
+      <w:r>
+        <w:t>Presentation</w:t>
+      </w:r>
+      <w:proofErr w:type="spellEnd"/>
+      <w:r>
+        <w:t xml:space="preserve"> Foundation в .NET 4.5 с примерами на C# 5.0 для профессионалов. — </w:t>
+      </w:r>
+      <w:proofErr w:type="gramStart"/>
+      <w:r>
+        <w:t>М. :</w:t>
+      </w:r>
+      <w:proofErr w:type="gramEnd"/>
+      <w:r>
+        <w:t xml:space="preserve"> Вильямс, 2013. — 1024 с.</w:t>
+      </w:r>
+    </w:p>
+  </w:footnote>
+  <w:footnote w:id="6">
+    <w:p>
+      <w:pPr>
+        <w:pStyle w:val="af5"/>
+      </w:pPr>
+      <w:r>
+        <w:rPr>
+          <w:rStyle w:val="af7"/>
+        </w:rPr>
+        <w:footnoteRef/>
+      </w:r>
+      <w:r>
+        <w:t xml:space="preserve"> </w:t>
+      </w:r>
+      <w:r>
+        <w:t xml:space="preserve">Власов В. А. </w:t>
+      </w:r>
+      <w:proofErr w:type="spellStart"/>
+      <w:r>
+        <w:t>FastDelivery</w:t>
+      </w:r>
+      <w:proofErr w:type="spellEnd"/>
+      <w:r>
+        <w:t xml:space="preserve">: клиентское приложение для автоматизации логистики курьерской доставки [Электронный ресурс] // </w:t>
+      </w:r>
+      <w:proofErr w:type="spellStart"/>
+      <w:r>
+        <w:t>GitHub</w:t>
+      </w:r>
+      <w:proofErr w:type="spellEnd"/>
+      <w:r>
+        <w:t>. — URL: https://github.com/MG178/vlasov (дата обращения: 18.06.2026).</w:t>
       </w:r>
     </w:p>
   </w:footnote>
@@ -11411,6 +11826,16 @@
 </file>
 
 <file path=word/header1.xml><?xml version="1.0" encoding="utf-8"?>
+<w:hdr xmlns:wpc="http://schemas.microsoft.com/office/word/2010/wordprocessingCanvas" xmlns:cx="http://schemas.microsoft.com/office/drawing/2014/chartex" xmlns:cx1="http://schemas.microsoft.com/office/drawing/2015/9/8/chartex" xmlns:cx2="http://schemas.microsoft.com/office/drawing/2015/10/21/chartex" xmlns:cx3="http://schemas.microsoft.com/office/drawing/2016/5/9/chartex" xmlns:cx4="http://schemas.microsoft.com/office/drawing/2016/5/10/chartex" xmlns:cx5="http://schemas.microsoft.com/office/drawing/2016/5/11/chartex" xmlns:cx6="http://schemas.microsoft.com/office/drawing/2016/5/12/chartex" xmlns:cx7="http://schemas.microsoft.com/office/drawing/2016/5/13/chartex" xmlns:cx8="http://schemas.microsoft.com/office/drawing/2016/5/14/chartex" xmlns:mc="http://schemas.openxmlformats.org/markup-compatibility/2006" xmlns:aink="http://schemas.microsoft.com/office/drawing/2016/ink" xmlns:am3d="http://schemas.microsoft.com/office/drawing/2017/model3d" xmlns:o="urn:schemas-microsoft-com:office:office" xmlns:r="http://schemas.openxmlformats.org/officeDocument/2006/relationships" xmlns:m="http://schemas.openxmlformats.org/officeDocument/2006/math" xmlns:v="urn:schemas-microsoft-com:vml" xmlns:wp14="http://schemas.microsoft.com/office/word/2010/wordprocessingDrawing" xmlns:wp="http://schemas.openxmlformats.org/drawingml/2006/wordprocessingDrawing" xmlns:w10="urn:schemas-microsoft-com:office:word" xmlns:w="http://schemas.openxmlformats.org/wordprocessingml/2006/main" xmlns:w14="http://schemas.microsoft.com/office/word/2010/wordml" xmlns:w15="http://schemas.microsoft.com/office/word/2012/wordml" xmlns:w16cex="http://schemas.microsoft.com/office/word/2018/wordml/cex" xmlns:w16cid="http://schemas.microsoft.com/office/word/2016/wordml/cid" xmlns:w16="http://schemas.microsoft.com/office/word/2018/wordml" xmlns:w16sdtdh="http://schemas.microsoft.com/office/word/2020/wordml/sdtdatahash" xmlns:w16se="http://schemas.microsoft.com/office/word/2015/wordml/symex" xmlns:wpg="http://schemas.microsoft.com/office/word/2010/wordprocessingGroup" xmlns:wpi="http://schemas.microsoft.com/office/word/2010/wordprocessingInk" xmlns:wne="http://schemas.microsoft.com/office/word/2006/wordml" xmlns:wps="http://schemas.microsoft.com/office/word/2010/wordprocessingShape" mc:Ignorable="w14 w15 w16se w16cid w16 w16cex w16sdtdh wp14">
+  <w:p>
+    <w:pPr>
+      <w:pStyle w:val="ac"/>
+    </w:pPr>
+  </w:p>
+</w:hdr>
+</file>
+
+<file path=word/header2.xml><?xml version="1.0" encoding="utf-8"?>
 <w:hdr xmlns:wpc="http://schemas.microsoft.com/office/word/2010/wordprocessingCanvas" xmlns:cx="http://schemas.microsoft.com/office/drawing/2014/chartex" xmlns:cx1="http://schemas.microsoft.com/office/drawing/2015/9/8/chartex" xmlns:cx2="http://schemas.microsoft.com/office/drawing/2015/10/21/chartex" xmlns:cx3="http://schemas.microsoft.com/office/drawing/2016/5/9/chartex" xmlns:cx4="http://schemas.microsoft.com/office/drawing/2016/5/10/chartex" xmlns:cx5="http://schemas.microsoft.com/office/drawing/2016/5/11/chartex" xmlns:cx6="http://schemas.microsoft.com/office/drawing/2016/5/12/chartex" xmlns:cx7="http://schemas.microsoft.com/office/drawing/2016/5/13/chartex" xmlns:cx8="http://schemas.microsoft.com/office/drawing/2016/5/14/chartex" xmlns:mc="http://schemas.openxmlformats.org/markup-compatibility/2006" xmlns:aink="http://schemas.microsoft.com/office/drawing/2016/ink" xmlns:am3d="http://schemas.microsoft.com/office/drawing/2017/model3d" xmlns:o="urn:schemas-microsoft-com:office:office" xmlns:r="http://schemas.openxmlformats.org/officeDocument/2006/relationships" xmlns:m="http://schemas.openxmlformats.org/officeDocument/2006/math" xmlns:v="urn:schemas-microsoft-com:vml" xmlns:wp14="http://schemas.microsoft.com/office/word/2010/wordprocessingDrawing" xmlns:wp="http://schemas.openxmlformats.org/drawingml/2006/wordprocessingDrawing" xmlns:w10="urn:schemas-microsoft-com:office:word" xmlns:w="http://schemas.openxmlformats.org/wordprocessingml/2006/main" xmlns:w14="http://schemas.microsoft.com/office/word/2010/wordml" xmlns:w15="http://schemas.microsoft.com/office/word/2012/wordml" xmlns:w16cex="http://schemas.microsoft.com/office/word/2018/wordml/cex" xmlns:w16cid="http://schemas.microsoft.com/office/word/2016/wordml/cid" xmlns:w16="http://schemas.microsoft.com/office/word/2018/wordml" xmlns:w16sdtdh="http://schemas.microsoft.com/office/word/2020/wordml/sdtdatahash" xmlns:w16se="http://schemas.microsoft.com/office/word/2015/wordml/symex" xmlns:wpg="http://schemas.microsoft.com/office/word/2010/wordprocessingGroup" xmlns:wpi="http://schemas.microsoft.com/office/word/2010/wordprocessingInk" xmlns:wne="http://schemas.microsoft.com/office/word/2006/wordml" xmlns:wps="http://schemas.microsoft.com/office/word/2010/wordprocessingShape" mc:Ignorable="w14 w15 w16se w16cid w16 w16cex w16sdtdh wp14">
   <w:p>
     <w:pPr>
@@ -11501,7 +11926,7 @@
             </wp:anchor>
           </w:drawing>
         </mc:Choice>
-        <mc:Fallback xmlns:w16sdtfl="http://schemas.microsoft.com/office/word/2024/wordml/sdtformatlock" xmlns:w16du="http://schemas.microsoft.com/office/word/2023/wordml/word16du" xmlns:oel="http://schemas.microsoft.com/office/2019/extlst">
+        <mc:Fallback xmlns:oel="http://schemas.microsoft.com/office/2019/extlst" xmlns:w16du="http://schemas.microsoft.com/office/word/2023/wordml/word16du" xmlns:w16sdtfl="http://schemas.microsoft.com/office/word/2024/wordml/sdtformatlock">
           <w:pict>
             <v:rect w14:anchorId="5C9B0C83" id="Rectangle 1" o:spid="_x0000_s1026" style="position:absolute;margin-left:65.45pt;margin-top:16.35pt;width:514.35pt;height:809.25pt;z-index:251666432;visibility:visible;mso-wrap-style:square;mso-width-percent:0;mso-height-percent:0;mso-wrap-distance-left:9pt;mso-wrap-distance-top:0;mso-wrap-distance-right:9pt;mso-wrap-distance-bottom:0;mso-position-horizontal:absolute;mso-position-horizontal-relative:page;mso-position-vertical:absolute;mso-position-vertical-relative:page;mso-width-percent:0;mso-height-percent:0;mso-width-relative:page;mso-height-relative:page;v-text-anchor:top" o:gfxdata="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" o:allowincell="f" filled="f" strokeweight="2pt">
               <w10:wrap anchorx="page" anchory="page"/>
@@ -11515,7 +11940,17 @@
 </w:hdr>
 </file>
 
-<file path=word/header2.xml><?xml version="1.0" encoding="utf-8"?>
+<file path=word/header3.xml><?xml version="1.0" encoding="utf-8"?>
+<w:hdr xmlns:wpc="http://schemas.microsoft.com/office/word/2010/wordprocessingCanvas" xmlns:cx="http://schemas.microsoft.com/office/drawing/2014/chartex" xmlns:cx1="http://schemas.microsoft.com/office/drawing/2015/9/8/chartex" xmlns:cx2="http://schemas.microsoft.com/office/drawing/2015/10/21/chartex" xmlns:cx3="http://schemas.microsoft.com/office/drawing/2016/5/9/chartex" xmlns:cx4="http://schemas.microsoft.com/office/drawing/2016/5/10/chartex" xmlns:cx5="http://schemas.microsoft.com/office/drawing/2016/5/11/chartex" xmlns:cx6="http://schemas.microsoft.com/office/drawing/2016/5/12/chartex" xmlns:cx7="http://schemas.microsoft.com/office/drawing/2016/5/13/chartex" xmlns:cx8="http://schemas.microsoft.com/office/drawing/2016/5/14/chartex" xmlns:mc="http://schemas.openxmlformats.org/markup-compatibility/2006" xmlns:aink="http://schemas.microsoft.com/office/drawing/2016/ink" xmlns:am3d="http://schemas.microsoft.com/office/drawing/2017/model3d" xmlns:o="urn:schemas-microsoft-com:office:office" xmlns:r="http://schemas.openxmlformats.org/officeDocument/2006/relationships" xmlns:m="http://schemas.openxmlformats.org/officeDocument/2006/math" xmlns:v="urn:schemas-microsoft-com:vml" xmlns:wp14="http://schemas.microsoft.com/office/word/2010/wordprocessingDrawing" xmlns:wp="http://schemas.openxmlformats.org/drawingml/2006/wordprocessingDrawing" xmlns:w10="urn:schemas-microsoft-com:office:word" xmlns:w="http://schemas.openxmlformats.org/wordprocessingml/2006/main" xmlns:w14="http://schemas.microsoft.com/office/word/2010/wordml" xmlns:w15="http://schemas.microsoft.com/office/word/2012/wordml" xmlns:w16cex="http://schemas.microsoft.com/office/word/2018/wordml/cex" xmlns:w16cid="http://schemas.microsoft.com/office/word/2016/wordml/cid" xmlns:w16="http://schemas.microsoft.com/office/word/2018/wordml" xmlns:w16sdtdh="http://schemas.microsoft.com/office/word/2020/wordml/sdtdatahash" xmlns:w16se="http://schemas.microsoft.com/office/word/2015/wordml/symex" xmlns:wpg="http://schemas.microsoft.com/office/word/2010/wordprocessingGroup" xmlns:wpi="http://schemas.microsoft.com/office/word/2010/wordprocessingInk" xmlns:wne="http://schemas.microsoft.com/office/word/2006/wordml" xmlns:wps="http://schemas.microsoft.com/office/word/2010/wordprocessingShape" mc:Ignorable="w14 w15 w16se w16cid w16 w16cex w16sdtdh wp14">
+  <w:p>
+    <w:pPr>
+      <w:pStyle w:val="ac"/>
+    </w:pPr>
+  </w:p>
+</w:hdr>
+</file>
+
+<file path=word/header4.xml><?xml version="1.0" encoding="utf-8"?>
 <w:hdr xmlns:wpc="http://schemas.microsoft.com/office/word/2010/wordprocessingCanvas" xmlns:cx="http://schemas.microsoft.com/office/drawing/2014/chartex" xmlns:cx1="http://schemas.microsoft.com/office/drawing/2015/9/8/chartex" xmlns:cx2="http://schemas.microsoft.com/office/drawing/2015/10/21/chartex" xmlns:cx3="http://schemas.microsoft.com/office/drawing/2016/5/9/chartex" xmlns:cx4="http://schemas.microsoft.com/office/drawing/2016/5/10/chartex" xmlns:cx5="http://schemas.microsoft.com/office/drawing/2016/5/11/chartex" xmlns:cx6="http://schemas.microsoft.com/office/drawing/2016/5/12/chartex" xmlns:cx7="http://schemas.microsoft.com/office/drawing/2016/5/13/chartex" xmlns:cx8="http://schemas.microsoft.com/office/drawing/2016/5/14/chartex" xmlns:mc="http://schemas.openxmlformats.org/markup-compatibility/2006" xmlns:aink="http://schemas.microsoft.com/office/drawing/2016/ink" xmlns:am3d="http://schemas.microsoft.com/office/drawing/2017/model3d" xmlns:o="urn:schemas-microsoft-com:office:office" xmlns:r="http://schemas.openxmlformats.org/officeDocument/2006/relationships" xmlns:m="http://schemas.openxmlformats.org/officeDocument/2006/math" xmlns:v="urn:schemas-microsoft-com:vml" xmlns:wp14="http://schemas.microsoft.com/office/word/2010/wordprocessingDrawing" xmlns:wp="http://schemas.openxmlformats.org/drawingml/2006/wordprocessingDrawing" xmlns:w10="urn:schemas-microsoft-com:office:word" xmlns:w="http://schemas.openxmlformats.org/wordprocessingml/2006/main" xmlns:w14="http://schemas.microsoft.com/office/word/2010/wordml" xmlns:w15="http://schemas.microsoft.com/office/word/2012/wordml" xmlns:w16cex="http://schemas.microsoft.com/office/word/2018/wordml/cex" xmlns:w16cid="http://schemas.microsoft.com/office/word/2016/wordml/cid" xmlns:w16="http://schemas.microsoft.com/office/word/2018/wordml" xmlns:w16sdtdh="http://schemas.microsoft.com/office/word/2020/wordml/sdtdatahash" xmlns:w16se="http://schemas.microsoft.com/office/word/2015/wordml/symex" xmlns:wpg="http://schemas.microsoft.com/office/word/2010/wordprocessingGroup" xmlns:wpi="http://schemas.microsoft.com/office/word/2010/wordprocessingInk" xmlns:wne="http://schemas.microsoft.com/office/word/2006/wordml" xmlns:wps="http://schemas.microsoft.com/office/word/2010/wordprocessingShape" mc:Ignorable="w14 w15 w16se w16cid w16 w16cex w16sdtdh wp14">
   <w:p>
     <w:pPr>
@@ -11539,7 +11974,7 @@
 </w:hdr>
 </file>
 
-<file path=word/header3.xml><?xml version="1.0" encoding="utf-8"?>
+<file path=word/header5.xml><?xml version="1.0" encoding="utf-8"?>
 <w:hdr xmlns:wpc="http://schemas.microsoft.com/office/word/2010/wordprocessingCanvas" xmlns:cx="http://schemas.microsoft.com/office/drawing/2014/chartex" xmlns:cx1="http://schemas.microsoft.com/office/drawing/2015/9/8/chartex" xmlns:cx2="http://schemas.microsoft.com/office/drawing/2015/10/21/chartex" xmlns:cx3="http://schemas.microsoft.com/office/drawing/2016/5/9/chartex" xmlns:cx4="http://schemas.microsoft.com/office/drawing/2016/5/10/chartex" xmlns:cx5="http://schemas.microsoft.com/office/drawing/2016/5/11/chartex" xmlns:cx6="http://schemas.microsoft.com/office/drawing/2016/5/12/chartex" xmlns:cx7="http://schemas.microsoft.com/office/drawing/2016/5/13/chartex" xmlns:cx8="http://schemas.microsoft.com/office/drawing/2016/5/14/chartex" xmlns:mc="http://schemas.openxmlformats.org/markup-compatibility/2006" xmlns:aink="http://schemas.microsoft.com/office/drawing/2016/ink" xmlns:am3d="http://schemas.microsoft.com/office/drawing/2017/model3d" xmlns:o="urn:schemas-microsoft-com:office:office" xmlns:r="http://schemas.openxmlformats.org/officeDocument/2006/relationships" xmlns:m="http://schemas.openxmlformats.org/officeDocument/2006/math" xmlns:v="urn:schemas-microsoft-com:vml" xmlns:wp14="http://schemas.microsoft.com/office/word/2010/wordprocessingDrawing" xmlns:wp="http://schemas.openxmlformats.org/drawingml/2006/wordprocessingDrawing" xmlns:w10="urn:schemas-microsoft-com:office:word" xmlns:w="http://schemas.openxmlformats.org/wordprocessingml/2006/main" xmlns:w14="http://schemas.microsoft.com/office/word/2010/wordml" xmlns:w15="http://schemas.microsoft.com/office/word/2012/wordml" xmlns:w16cex="http://schemas.microsoft.com/office/word/2018/wordml/cex" xmlns:w16cid="http://schemas.microsoft.com/office/word/2016/wordml/cid" xmlns:w16="http://schemas.microsoft.com/office/word/2018/wordml" xmlns:w16sdtdh="http://schemas.microsoft.com/office/word/2020/wordml/sdtdatahash" xmlns:w16se="http://schemas.microsoft.com/office/word/2015/wordml/symex" xmlns:wpg="http://schemas.microsoft.com/office/word/2010/wordprocessingGroup" xmlns:wpi="http://schemas.microsoft.com/office/word/2010/wordprocessingInk" xmlns:wne="http://schemas.microsoft.com/office/word/2006/wordml" xmlns:wps="http://schemas.microsoft.com/office/word/2010/wordprocessingShape" mc:Ignorable="w14 w15 w16se w16cid w16 w16cex w16sdtdh wp14">
   <w:p>
     <w:pPr>
@@ -13426,7 +13861,14 @@
                                 <w:sz w:val="20"/>
                                 <w:szCs w:val="20"/>
                               </w:rPr>
-                              <w:t>34</w:t>
+                              <w:t>3</w:t>
+                            </w:r>
+                            <w:r>
+                              <w:rPr>
+                                <w:sz w:val="20"/>
+                                <w:szCs w:val="20"/>
+                              </w:rPr>
+                              <w:t>6</w:t>
                             </w:r>
                           </w:p>
                         </w:txbxContent>
@@ -14110,7 +14552,14 @@
                           <w:sz w:val="20"/>
                           <w:szCs w:val="20"/>
                         </w:rPr>
-                        <w:t>34</w:t>
+                        <w:t>3</w:t>
+                      </w:r>
+                      <w:r>
+                        <w:rPr>
+                          <w:sz w:val="20"/>
+                          <w:szCs w:val="20"/>
+                        </w:rPr>
+                        <w:t>6</w:t>
                       </w:r>
                     </w:p>
                   </w:txbxContent>
@@ -14148,7 +14597,7 @@
 </w:hdr>
 </file>
 
-<file path=word/header4.xml><?xml version="1.0" encoding="utf-8"?>
+<file path=word/header6.xml><?xml version="1.0" encoding="utf-8"?>
 <w:hdr xmlns:wpc="http://schemas.microsoft.com/office/word/2010/wordprocessingCanvas" xmlns:cx="http://schemas.microsoft.com/office/drawing/2014/chartex" xmlns:cx1="http://schemas.microsoft.com/office/drawing/2015/9/8/chartex" xmlns:cx2="http://schemas.microsoft.com/office/drawing/2015/10/21/chartex" xmlns:cx3="http://schemas.microsoft.com/office/drawing/2016/5/9/chartex" xmlns:cx4="http://schemas.microsoft.com/office/drawing/2016/5/10/chartex" xmlns:cx5="http://schemas.microsoft.com/office/drawing/2016/5/11/chartex" xmlns:cx6="http://schemas.microsoft.com/office/drawing/2016/5/12/chartex" xmlns:cx7="http://schemas.microsoft.com/office/drawing/2016/5/13/chartex" xmlns:cx8="http://schemas.microsoft.com/office/drawing/2016/5/14/chartex" xmlns:mc="http://schemas.openxmlformats.org/markup-compatibility/2006" xmlns:aink="http://schemas.microsoft.com/office/drawing/2016/ink" xmlns:am3d="http://schemas.microsoft.com/office/drawing/2017/model3d" xmlns:o="urn:schemas-microsoft-com:office:office" xmlns:r="http://schemas.openxmlformats.org/officeDocument/2006/relationships" xmlns:m="http://schemas.openxmlformats.org/officeDocument/2006/math" xmlns:v="urn:schemas-microsoft-com:vml" xmlns:wp14="http://schemas.microsoft.com/office/word/2010/wordprocessingDrawing" xmlns:wp="http://schemas.openxmlformats.org/drawingml/2006/wordprocessingDrawing" xmlns:w10="urn:schemas-microsoft-com:office:word" xmlns:w="http://schemas.openxmlformats.org/wordprocessingml/2006/main" xmlns:w14="http://schemas.microsoft.com/office/word/2010/wordml" xmlns:w15="http://schemas.microsoft.com/office/word/2012/wordml" xmlns:w16cex="http://schemas.microsoft.com/office/word/2018/wordml/cex" xmlns:w16cid="http://schemas.microsoft.com/office/word/2016/wordml/cid" xmlns:w16="http://schemas.microsoft.com/office/word/2018/wordml" xmlns:w16sdtdh="http://schemas.microsoft.com/office/word/2020/wordml/sdtdatahash" xmlns:w16se="http://schemas.microsoft.com/office/word/2015/wordml/symex" xmlns:wpg="http://schemas.microsoft.com/office/word/2010/wordprocessingGroup" xmlns:wpi="http://schemas.microsoft.com/office/word/2010/wordprocessingInk" xmlns:wne="http://schemas.microsoft.com/office/word/2006/wordml" xmlns:wps="http://schemas.microsoft.com/office/word/2010/wordprocessingShape" mc:Ignorable="w14 w15 w16se w16cid w16 w16cex w16sdtdh wp14">
   <w:p>
     <w:pPr>
@@ -19059,28 +19508,28 @@
 </file>
 
 <file path=customXml/item1.xml><?xml version="1.0" encoding="utf-8"?>
+<b:Sources xmlns:b="http://schemas.openxmlformats.org/officeDocument/2006/bibliography" xmlns="http://schemas.openxmlformats.org/officeDocument/2006/bibliography" SelectedStyle="\GostName.XSL" StyleName="GOST - Name Sort"/>
+</file>
+
+<file path=customXml/item2.xml><?xml version="1.0" encoding="utf-8"?>
 <go:gDocsCustomXmlDataStorage xmlns:go="http://customooxmlschemas.google.com/" xmlns:r="http://schemas.openxmlformats.org/officeDocument/2006/relationships">
   <go:docsCustomData xmlns:go="http://customooxmlschemas.google.com/" roundtripDataSignature="AMtx7misPQRJS3ikeJ2mDPdpqSoQDpYovQ==">AMUW2mUBvSLh5aOsidXgnMaFM9J5zM1EniuvAb6nqH65eK+VqZQ8mwYRRQx2cEBgQFCc3tzR6YpOrFaRjhnLroYYrlwc3Abq/cGqxf/mlBYaUZMqzcg+aqImBFiWDIfTuWw4LlYS/B+4DkG2lEO0E3xYhPF2I3UUoSI36PeTAHXyxh9Q/ZrWV+tcv6TY8xazUhNYBNXoRb+cI1iQ3Qn3ITdqWioOGbTJjiQyc+UqGe8H7WUr6ZYXe6JgcRiV0vUDfxJN33PNlz+gaL8M9D9oBOpxcwtyUiAbMQ==</go:docsCustomData>
 </go:gDocsCustomXmlDataStorage>
 </file>
 
-<file path=customXml/item2.xml><?xml version="1.0" encoding="utf-8"?>
-<b:Sources xmlns:b="http://schemas.openxmlformats.org/officeDocument/2006/bibliography" xmlns="http://schemas.openxmlformats.org/officeDocument/2006/bibliography" SelectedStyle="\GostName.XSL" StyleName="GOST - Name Sort"/>
+<file path=customXml/itemProps1.xml><?xml version="1.0" encoding="utf-8"?>
+<ds:datastoreItem xmlns:ds="http://schemas.openxmlformats.org/officeDocument/2006/customXml" ds:itemID="{532ACEAE-8EA6-487C-BFDB-37E4B39C69A0}">
+  <ds:schemaRefs>
+    <ds:schemaRef ds:uri="http://schemas.openxmlformats.org/officeDocument/2006/bibliography"/>
+  </ds:schemaRefs>
+</ds:datastoreItem>
 </file>
 
-<file path=customXml/itemProps1.xml><?xml version="1.0" encoding="utf-8"?>
+<file path=customXml/itemProps2.xml><?xml version="1.0" encoding="utf-8"?>
 <ds:datastoreItem xmlns:ds="http://schemas.openxmlformats.org/officeDocument/2006/customXml" ds:itemID="{11111111-1234-1234-1234-123412341234}">
   <ds:schemaRefs>
     <ds:schemaRef ds:uri="http://customooxmlschemas.google.com/"/>
     <ds:schemaRef ds:uri="http://schemas.openxmlformats.org/officeDocument/2006/relationships"/>
   </ds:schemaRefs>
 </ds:datastoreItem>
-</file>
-
-<file path=customXml/itemProps2.xml><?xml version="1.0" encoding="utf-8"?>
-<ds:datastoreItem xmlns:ds="http://schemas.openxmlformats.org/officeDocument/2006/customXml" ds:itemID="{532ACEAE-8EA6-487C-BFDB-37E4B39C69A0}">
-  <ds:schemaRefs>
-    <ds:schemaRef ds:uri="http://schemas.openxmlformats.org/officeDocument/2006/bibliography"/>
-  </ds:schemaRefs>
-</ds:datastoreItem>
 </file>
--- a/vlasov.docx
+++ b/vlasov.docx
@@ -329,7 +329,7 @@
     <w:p>
       <w:pPr>
         <w:pStyle w:val="aff7"/>
-        <w:ind w:left="1418" w:right="-285" w:hanging="567"/>
+        <w:ind w:left="1560" w:right="-285" w:hanging="709"/>
         <w:jc w:val="left"/>
       </w:pPr>
       <w:r>
@@ -342,7 +342,7 @@
         <w:t>«</w:t>
       </w:r>
       <w:r>
-        <w:t>Проектирование базы данных и разработка клиентского приложения для автоматизации поиска и подбора оптимальных маршрутов пассажирских перевозок (троллейбусных/автобусных) в Санкт-Петербурге</w:t>
+        <w:t>Проектирование базы данных и разработка клиентского приложения для автоматизации логистики курьерской доставки малогабаритных грузов</w:t>
       </w:r>
       <w:r>
         <w:t>»</w:t>
@@ -474,13 +474,13 @@
     <w:p>
       <w:pPr>
         <w:pStyle w:val="aff7"/>
+      </w:pPr>
+    </w:p>
+    <w:p>
+      <w:pPr>
+        <w:pStyle w:val="aff7"/>
         <w:sectPr>
-          <w:headerReference w:type="even" r:id="rId9"/>
-          <w:headerReference w:type="default" r:id="rId10"/>
-          <w:footerReference w:type="even" r:id="rId11"/>
-          <w:footerReference w:type="default" r:id="rId12"/>
-          <w:headerReference w:type="first" r:id="rId13"/>
-          <w:footerReference w:type="first" r:id="rId14"/>
+          <w:headerReference w:type="default" r:id="rId9"/>
           <w:pgSz w:w="11906" w:h="16838"/>
           <w:pgMar w:top="820" w:right="1021" w:bottom="680" w:left="1814" w:header="426" w:footer="567" w:gutter="0"/>
           <w:pgNumType w:start="1"/>
@@ -489,7 +489,6 @@
         </w:sectPr>
       </w:pPr>
       <w:r>
-        <w:lastRenderedPageBreak/>
         <w:t>202</w:t>
       </w:r>
       <w:r>
@@ -4213,7 +4212,7 @@
           <w:lang w:val="en-150"/>
         </w:rPr>
         <w:sectPr>
-          <w:headerReference w:type="default" r:id="rId15"/>
+          <w:headerReference w:type="default" r:id="rId10"/>
           <w:pgSz w:w="11906" w:h="16838"/>
           <w:pgMar w:top="851" w:right="1021" w:bottom="680" w:left="1814" w:header="709" w:footer="709" w:gutter="0"/>
           <w:pgNumType w:start="1"/>
@@ -4370,7 +4369,13 @@
               <w:rPr>
                 <w:rStyle w:val="afc"/>
               </w:rPr>
-              <w:t>АНАЛИЗ ТРЕБОВАНИЙ И ПОСТАНОВКА ЗАДАЧИ</w:t>
+              <w:t>А</w:t>
+            </w:r>
+            <w:r>
+              <w:rPr>
+                <w:rStyle w:val="afc"/>
+              </w:rPr>
+              <w:t>нализ требований и постановка задачи</w:t>
             </w:r>
             <w:r>
               <w:rPr>
@@ -4705,7 +4710,13 @@
               <w:rPr>
                 <w:rStyle w:val="afc"/>
               </w:rPr>
-              <w:t>ПРОЕКТИРОВАНИЕ И РАЗРАБОТКА БАЗЫ ДАННЫХ</w:t>
+              <w:t>П</w:t>
+            </w:r>
+            <w:r>
+              <w:rPr>
+                <w:rStyle w:val="afc"/>
+              </w:rPr>
+              <w:t>роектирование и разработка базы данных</w:t>
             </w:r>
             <w:r>
               <w:rPr>
@@ -5040,7 +5051,13 @@
               <w:rPr>
                 <w:rStyle w:val="afc"/>
               </w:rPr>
-              <w:t>ПРОЕКТИРОВАНИЕ И РАЗРАБОТКА ПРИЛОЖЕНИЯ</w:t>
+              <w:t>П</w:t>
+            </w:r>
+            <w:r>
+              <w:rPr>
+                <w:rStyle w:val="afc"/>
+              </w:rPr>
+              <w:t>роектирование и разработка приложения</w:t>
             </w:r>
             <w:r>
               <w:rPr>
@@ -5246,7 +5263,7 @@
                 <w:noProof/>
                 <w:webHidden/>
               </w:rPr>
-              <w:t>30</w:t>
+              <w:t>31</w:t>
             </w:r>
             <w:r>
               <w:rPr>
@@ -5273,7 +5290,7 @@
               <w:rPr>
                 <w:rStyle w:val="afc"/>
               </w:rPr>
-              <w:t>ЗАКЛЮЧЕНИЕ</w:t>
+              <w:t>Заключение</w:t>
             </w:r>
             <w:r>
               <w:rPr>
@@ -5334,7 +5351,7 @@
               <w:rPr>
                 <w:rStyle w:val="afc"/>
               </w:rPr>
-              <w:t>ЛИТЕРАТУРА</w:t>
+              <w:t>Литература</w:t>
             </w:r>
             <w:r>
               <w:rPr>
@@ -5383,7 +5400,7 @@
           <w:pPr>
             <w:pStyle w:val="12"/>
             <w:sectPr>
-              <w:headerReference w:type="default" r:id="rId16"/>
+              <w:headerReference w:type="default" r:id="rId11"/>
               <w:pgSz w:w="11906" w:h="16838"/>
               <w:pgMar w:top="851" w:right="1021" w:bottom="3119" w:left="1814" w:header="709" w:footer="709" w:gutter="0"/>
               <w:cols w:space="720"/>
@@ -5412,8 +5429,7 @@
     </w:p>
     <w:p>
       <w:pPr>
-        <w:ind w:firstLine="851"/>
-        <w:jc w:val="left"/>
+        <w:pStyle w:val="affd"/>
       </w:pPr>
       <w:r>
         <w:t>Современный рынок курьерской доставки демонстрирует устойчивый рост: по данным отраслевых аналитиков, объём отправлений малогабаритных грузов в России ежегодно увеличивается на 15–20 %. Вместе с ростом числа заказов возрастает и нагрузка на операционные процессы: приём обращений, назначение курьеров, контроль исполнения, учёт финансов. Небольшие логистические компании нередко ведут эти процессы вручную — с помощью электронных таблиц, мессенджеров и телефонных звонков. Такой подход порождает типичные проблемы: потеря информации о заказах, задержки при назначении курьеров, отсутствие единой картины статусов, невозможность быстро сформировать отчёт для руководства.</w:t>
@@ -5421,8 +5437,7 @@
     </w:p>
     <w:p>
       <w:pPr>
-        <w:ind w:firstLine="851"/>
-        <w:jc w:val="left"/>
+        <w:pStyle w:val="affd"/>
       </w:pPr>
       <w:r>
         <w:t>Автоматизация посредством специализированной информационной системы позволяет устранить перечисленные недостатки: централизовать хранение данных, ввести чётко регламентированный жизненный цикл заказа, разграничить права доступа по ролям и обеспечить оперативную отчётность.</w:t>
@@ -5430,8 +5445,7 @@
     </w:p>
     <w:p>
       <w:pPr>
-        <w:ind w:firstLine="851"/>
-        <w:jc w:val="left"/>
+        <w:pStyle w:val="affd"/>
       </w:pPr>
       <w:r>
         <w:t>Цель данного курсового проекта — спроектировать реляционную базу данных и разработать клиентское приложение для автоматизации основных бизнес-процессов курьерской доставки малогабаритных грузов.</w:t>
@@ -5439,8 +5453,7 @@
     </w:p>
     <w:p>
       <w:pPr>
-        <w:ind w:firstLine="851"/>
-        <w:jc w:val="left"/>
+        <w:pStyle w:val="affd"/>
       </w:pPr>
       <w:r>
         <w:t>Для достижения поставленной цели необходимо решить следующие задачи:</w:t>
@@ -5448,8 +5461,7 @@
     </w:p>
     <w:p>
       <w:pPr>
-        <w:ind w:firstLine="851"/>
-        <w:jc w:val="left"/>
+        <w:pStyle w:val="affd"/>
       </w:pPr>
       <w:r>
         <w:t>- провести анализ предметной области и выявить ключевые бизнес-процессы;</w:t>
@@ -5457,8 +5469,7 @@
     </w:p>
     <w:p>
       <w:pPr>
-        <w:ind w:firstLine="851"/>
-        <w:jc w:val="left"/>
+        <w:pStyle w:val="affd"/>
       </w:pPr>
       <w:r>
         <w:t>- разработать UML-диаграммы (вариантов использования и последовательности), отражающие требования к системе;</w:t>
@@ -5466,8 +5477,7 @@
     </w:p>
     <w:p>
       <w:pPr>
-        <w:ind w:firstLine="851"/>
-        <w:jc w:val="left"/>
+        <w:pStyle w:val="affd"/>
       </w:pPr>
       <w:r>
         <w:t>- спроектировать концептуальную (ER) и физическую модели базы данных в MS SQL Server;</w:t>
@@ -5475,8 +5485,7 @@
     </w:p>
     <w:p>
       <w:pPr>
-        <w:ind w:firstLine="851"/>
-        <w:jc w:val="left"/>
+        <w:pStyle w:val="affd"/>
       </w:pPr>
       <w:r>
         <w:t>- реализовать клиентское WPF-приложение с ролевым доступом;</w:t>
@@ -5484,8 +5493,7 @@
     </w:p>
     <w:p>
       <w:pPr>
-        <w:ind w:firstLine="851"/>
-        <w:jc w:val="left"/>
+        <w:pStyle w:val="affd"/>
       </w:pPr>
       <w:r>
         <w:lastRenderedPageBreak/>
@@ -5502,8 +5510,7 @@
     </w:p>
     <w:p>
       <w:pPr>
-        <w:ind w:firstLine="851"/>
-        <w:jc w:val="left"/>
+        <w:pStyle w:val="affd"/>
       </w:pPr>
       <w:r>
         <w:t>- провести функциональное тестирование системы в рамках учебного проекта.</w:t>
@@ -5511,8 +5518,7 @@
     </w:p>
     <w:p>
       <w:pPr>
-        <w:ind w:firstLine="851"/>
-        <w:jc w:val="left"/>
+        <w:pStyle w:val="affd"/>
       </w:pPr>
       <w:r>
         <w:t>Практическая значимость работы состоит в том, что разработанный программный продукт может служить основой для реальной системы управления доставкой небольшой курьерской службы.</w:t>
@@ -5541,8 +5547,7 @@
     </w:p>
     <w:p>
       <w:pPr>
-        <w:ind w:firstLine="851"/>
-        <w:jc w:val="left"/>
+        <w:pStyle w:val="affd"/>
       </w:pPr>
       <w:r>
         <w:t>Предметная область проекта — оперативная логистика курьерской доставки малогабаритных грузов. Под малогабаритным грузом понимается отправление, которое один курьер способен доставить лично (посылки, документы, небольшие товары интернет-магазинов).</w:t>
@@ -5550,8 +5555,7 @@
     </w:p>
     <w:p>
       <w:pPr>
-        <w:ind w:firstLine="851"/>
-        <w:jc w:val="left"/>
+        <w:pStyle w:val="affd"/>
       </w:pPr>
       <w:r>
         <w:t>Жизненный цикл заказа включает следующие последовательные этапы.</w:t>
@@ -5559,8 +5563,7 @@
     </w:p>
     <w:p>
       <w:pPr>
-        <w:ind w:firstLine="851"/>
-        <w:jc w:val="left"/>
+        <w:pStyle w:val="affd"/>
       </w:pPr>
       <w:r>
         <w:t>- создание заказа. Клиент формирует заявку на доставку, указывая адрес отправителя и получателя, тип груза, желаемый временной интервал и контактные данные сторон. Системе автоматически присваивается уникальный трек-номер.</w:t>
@@ -5568,8 +5571,7 @@
     </w:p>
     <w:p>
       <w:pPr>
-        <w:ind w:firstLine="851"/>
-        <w:jc w:val="left"/>
+        <w:pStyle w:val="affd"/>
       </w:pPr>
       <w:r>
         <w:t>- назначение курьера. Диспетчер просматривает новые заявки и назначает подходящего свободного курьера с учётом зоны доставки и текущей загруженности. Назначение может выполняться как вручную, так и автоматически — с помощью соответствующей хранимой процедуры.</w:t>
@@ -5577,8 +5579,7 @@
     </w:p>
     <w:p>
       <w:pPr>
-        <w:ind w:firstLine="851"/>
-        <w:jc w:val="left"/>
+        <w:pStyle w:val="affd"/>
       </w:pPr>
       <w:r>
         <w:t>- принятие заказа курьером. После уведомления курьер подтверждает готовность выполнить доставку; статус заказа переходит в состояние «Принят».</w:t>
@@ -5586,8 +5587,7 @@
     </w:p>
     <w:p>
       <w:pPr>
-        <w:ind w:firstLine="851"/>
-        <w:jc w:val="left"/>
+        <w:pStyle w:val="affd"/>
       </w:pPr>
       <w:r>
         <w:t>- транспортировка груза. Курьер забирает отправление у отправителя, статус меняется на «В пути». По прибытии к получателю фиксируется промежуточное состояние «У получателя».</w:t>
@@ -5595,8 +5595,7 @@
     </w:p>
     <w:p>
       <w:pPr>
-        <w:ind w:firstLine="851"/>
-        <w:jc w:val="left"/>
+        <w:pStyle w:val="affd"/>
       </w:pPr>
       <w:r>
         <w:t>- подтверждение доставки. Факт передачи груза получателю фиксируется в системе: сохраняются дата, время, при необходимости — подпись или код подтверждения. Статус заказа принимает конечное значение «Доставлен».</w:t>
@@ -5604,20 +5603,18 @@
     </w:p>
     <w:p>
       <w:pPr>
-        <w:ind w:firstLine="851"/>
-        <w:jc w:val="left"/>
+        <w:pStyle w:val="affd"/>
+      </w:pPr>
+      <w:r>
+        <w:t>- отмена заказа. На любом этапе до фактической передачи груза заказ может быть отменён диспетчером или клиентом с фиксацией причины.</w:t>
+      </w:r>
+    </w:p>
+    <w:p>
+      <w:pPr>
+        <w:pStyle w:val="affd"/>
       </w:pPr>
       <w:r>
         <w:lastRenderedPageBreak/>
-        <w:t>- отмена заказа. На любом этапе до фактической передачи груза заказ может быть отменён диспетчером или клиентом с фиксацией причины.</w:t>
-      </w:r>
-    </w:p>
-    <w:p>
-      <w:pPr>
-        <w:ind w:firstLine="851"/>
-        <w:jc w:val="left"/>
-      </w:pPr>
-      <w:r>
         <w:t>В таблице 1 представлены все возможные статусы заказа с их описанием.</w:t>
       </w:r>
     </w:p>
@@ -5856,8 +5853,7 @@
     </w:p>
     <w:p>
       <w:pPr>
-        <w:ind w:firstLine="851"/>
-        <w:jc w:val="left"/>
+        <w:pStyle w:val="affd"/>
       </w:pPr>
       <w:r>
         <w:t>Помимо цикла обработки одного заказа, в системе реализованы следующие бизнес-процессы: ведение справочников (зоны доставки, типы грузов, тарифы), управление маршрутными листами (объединение нескольких заказов в один рейс курьера), формирование уведомлений о смене статуса, построение отчётов об эффективности курьеров.</w:t>
@@ -5865,8 +5861,7 @@
     </w:p>
     <w:p>
       <w:pPr>
-        <w:ind w:firstLine="851"/>
-        <w:jc w:val="left"/>
+        <w:pStyle w:val="affd"/>
       </w:pPr>
       <w:r>
         <w:t>Система предусматривает четыре роли с различными правами доступа. Перечень ролей и соответствующих функций приведён в таблице 2.</w:t>
@@ -5928,6 +5923,30 @@
         <w:tc>
           <w:tcPr>
             <w:tcW w:w="2101" w:type="dxa"/>
+            <w:vAlign w:val="center"/>
+          </w:tcPr>
+          <w:p>
+            <w:r>
+              <w:t>Клиент</w:t>
+            </w:r>
+          </w:p>
+        </w:tc>
+        <w:tc>
+          <w:tcPr>
+            <w:tcW w:w="6903" w:type="dxa"/>
+            <w:vAlign w:val="center"/>
+          </w:tcPr>
+          <w:p>
+            <w:r>
+              <w:t>Создание и просмотр своих заказов, отслеживание статуса по трек-номеру, получение уведомлений</w:t>
+            </w:r>
+          </w:p>
+        </w:tc>
+      </w:tr>
+      <w:tr>
+        <w:tc>
+          <w:tcPr>
+            <w:tcW w:w="2101" w:type="dxa"/>
             <w:tcBorders>
               <w:bottom w:val="nil"/>
             </w:tcBorders>
@@ -5935,7 +5954,7 @@
           </w:tcPr>
           <w:p>
             <w:r>
-              <w:t>Клиент</w:t>
+              <w:t>Курьер</w:t>
             </w:r>
           </w:p>
         </w:tc>
@@ -5949,12 +5968,17 @@
           </w:tcPr>
           <w:p>
             <w:r>
-              <w:t>Создание и просмотр своих заказов, отслеживание статуса по трек-номеру, получение уведомлений</w:t>
+              <w:t>Просмотр назначенных заказов, изменение статусов в процессе выполнения, подтверждение доставки</w:t>
             </w:r>
           </w:p>
         </w:tc>
       </w:tr>
     </w:tbl>
+    <w:p>
+      <w:pPr>
+        <w:pStyle w:val="aff9"/>
+      </w:pPr>
+    </w:p>
     <w:p>
       <w:pPr>
         <w:pStyle w:val="aff9"/>
@@ -6017,7 +6041,7 @@
               <w:ind w:left="0"/>
             </w:pPr>
             <w:r>
-              <w:t>Курьер</w:t>
+              <w:t>Диспетчер</w:t>
             </w:r>
           </w:p>
         </w:tc>
@@ -6032,7 +6056,7 @@
               <w:ind w:left="0"/>
             </w:pPr>
             <w:r>
-              <w:t>Просмотр назначенных заказов, изменение статусов в процессе выполнения, подтверждение доставки</w:t>
+              <w:t>Просмотр всех заказов, назначение курьеров, управление маршрутными листами, формирование отчётов</w:t>
             </w:r>
           </w:p>
         </w:tc>
@@ -6049,7 +6073,7 @@
               <w:ind w:left="0"/>
             </w:pPr>
             <w:r>
-              <w:t>Диспетчер</w:t>
+              <w:t>Администратор</w:t>
             </w:r>
           </w:p>
         </w:tc>
@@ -6064,38 +6088,6 @@
               <w:ind w:left="0"/>
             </w:pPr>
             <w:r>
-              <w:t>Просмотр всех заказов, назначение курьеров, управление маршрутными листами, формирование отчётов</w:t>
-            </w:r>
-          </w:p>
-        </w:tc>
-      </w:tr>
-      <w:tr>
-        <w:tc>
-          <w:tcPr>
-            <w:tcW w:w="2101" w:type="dxa"/>
-            <w:vAlign w:val="center"/>
-          </w:tcPr>
-          <w:p>
-            <w:pPr>
-              <w:pStyle w:val="aff9"/>
-              <w:ind w:left="0"/>
-            </w:pPr>
-            <w:r>
-              <w:t>Администратор</w:t>
-            </w:r>
-          </w:p>
-        </w:tc>
-        <w:tc>
-          <w:tcPr>
-            <w:tcW w:w="6903" w:type="dxa"/>
-            <w:vAlign w:val="center"/>
-          </w:tcPr>
-          <w:p>
-            <w:pPr>
-              <w:pStyle w:val="aff9"/>
-              <w:ind w:left="0"/>
-            </w:pPr>
-            <w:r>
               <w:t>Управление пользователями, ведение справочников (зоны, тарифы, типы грузов), мониторинг системы</w:t>
             </w:r>
           </w:p>
@@ -6109,8 +6101,7 @@
     </w:p>
     <w:p>
       <w:pPr>
-        <w:ind w:firstLine="851"/>
-        <w:jc w:val="left"/>
+        <w:pStyle w:val="affd"/>
       </w:pPr>
       <w:r>
         <w:t>Каждая роль имеет собственное пространство экранов в приложении. Авторизация является обязательным условием для получения доступа к любой функции системы.</w:t>
@@ -6118,8 +6109,7 @@
     </w:p>
     <w:p>
       <w:pPr>
-        <w:ind w:firstLine="851"/>
-        <w:jc w:val="left"/>
+        <w:pStyle w:val="affd"/>
       </w:pPr>
       <w:r>
         <w:t>На основании анализа бизнес-процессов сформулированы требования к хранимым данным. Система должна оперировать следующими категориями сущностей:</w:t>
@@ -6127,8 +6117,7 @@
     </w:p>
     <w:p>
       <w:pPr>
-        <w:ind w:firstLine="851"/>
-        <w:jc w:val="left"/>
+        <w:pStyle w:val="affd"/>
       </w:pPr>
       <w:r>
         <w:t xml:space="preserve">- </w:t>
@@ -6142,8 +6131,7 @@
     </w:p>
     <w:p>
       <w:pPr>
-        <w:ind w:firstLine="851"/>
-        <w:jc w:val="left"/>
+        <w:pStyle w:val="affd"/>
       </w:pPr>
       <w:r>
         <w:t xml:space="preserve">- </w:t>
@@ -6157,8 +6145,7 @@
     </w:p>
     <w:p>
       <w:pPr>
-        <w:ind w:firstLine="851"/>
-        <w:jc w:val="left"/>
+        <w:pStyle w:val="affd"/>
       </w:pPr>
       <w:r>
         <w:t xml:space="preserve">- </w:t>
@@ -6172,8 +6159,7 @@
     </w:p>
     <w:p>
       <w:pPr>
-        <w:ind w:firstLine="851"/>
-        <w:jc w:val="left"/>
+        <w:pStyle w:val="affd"/>
       </w:pPr>
       <w:r>
         <w:t xml:space="preserve">- </w:t>
@@ -6187,8 +6173,7 @@
     </w:p>
     <w:p>
       <w:pPr>
-        <w:ind w:firstLine="851"/>
-        <w:jc w:val="left"/>
+        <w:pStyle w:val="affd"/>
       </w:pPr>
       <w:r>
         <w:t xml:space="preserve">- </w:t>
@@ -6202,8 +6187,7 @@
     </w:p>
     <w:p>
       <w:pPr>
-        <w:ind w:firstLine="851"/>
-        <w:jc w:val="left"/>
+        <w:pStyle w:val="affd"/>
       </w:pPr>
       <w:r>
         <w:t xml:space="preserve">- </w:t>
@@ -6217,74 +6201,69 @@
     </w:p>
     <w:p>
       <w:pPr>
-        <w:ind w:firstLine="851"/>
-        <w:jc w:val="left"/>
+        <w:pStyle w:val="affd"/>
+      </w:pPr>
+      <w:r>
+        <w:t xml:space="preserve">- </w:t>
+      </w:r>
+      <w:r>
+        <w:t>с</w:t>
+      </w:r>
+      <w:r>
+        <w:t>ессии доставки — записи о фактическом выполнении доставки курьером с временными метками;</w:t>
+      </w:r>
+    </w:p>
+    <w:p>
+      <w:pPr>
+        <w:pStyle w:val="affd"/>
+      </w:pPr>
+      <w:r>
+        <w:t xml:space="preserve">- </w:t>
+      </w:r>
+      <w:r>
+        <w:t>и</w:t>
+      </w:r>
+      <w:r>
+        <w:t>стория статусов — журнал всех изменений статуса заказа;</w:t>
+      </w:r>
+    </w:p>
+    <w:p>
+      <w:pPr>
+        <w:pStyle w:val="affd"/>
       </w:pPr>
       <w:r>
         <w:lastRenderedPageBreak/>
         <w:t xml:space="preserve">- </w:t>
       </w:r>
       <w:r>
-        <w:t>с</w:t>
-      </w:r>
-      <w:r>
-        <w:t>ессии доставки — записи о фактическом выполнении доставки курьером с временными метками;</w:t>
-      </w:r>
-    </w:p>
-    <w:p>
-      <w:pPr>
-        <w:ind w:firstLine="851"/>
-        <w:jc w:val="left"/>
+        <w:t>п</w:t>
+      </w:r>
+      <w:r>
+        <w:t>одтверждения доставки — документирование факта передачи груза;</w:t>
+      </w:r>
+    </w:p>
+    <w:p>
+      <w:pPr>
+        <w:pStyle w:val="affd"/>
       </w:pPr>
       <w:r>
         <w:t xml:space="preserve">- </w:t>
       </w:r>
       <w:r>
-        <w:t>и</w:t>
-      </w:r>
-      <w:r>
-        <w:t>стория статусов — журнал всех изменений статуса заказа;</w:t>
-      </w:r>
-    </w:p>
-    <w:p>
-      <w:pPr>
-        <w:ind w:firstLine="851"/>
-        <w:jc w:val="left"/>
+        <w:t>у</w:t>
+      </w:r>
+      <w:r>
+        <w:t>ведомления — сообщения пользователям о событиях в системе;</w:t>
+      </w:r>
+    </w:p>
+    <w:p>
+      <w:pPr>
+        <w:pStyle w:val="affd"/>
       </w:pPr>
       <w:r>
         <w:t xml:space="preserve">- </w:t>
       </w:r>
       <w:r>
-        <w:t>п</w:t>
-      </w:r>
-      <w:r>
-        <w:t>одтверждения доставки — документирование факта передачи груза;</w:t>
-      </w:r>
-    </w:p>
-    <w:p>
-      <w:pPr>
-        <w:ind w:firstLine="851"/>
-        <w:jc w:val="left"/>
-      </w:pPr>
-      <w:r>
-        <w:t xml:space="preserve">- </w:t>
-      </w:r>
-      <w:r>
-        <w:t>у</w:t>
-      </w:r>
-      <w:r>
-        <w:t>ведомления — сообщения пользователям о событиях в системе;</w:t>
-      </w:r>
-    </w:p>
-    <w:p>
-      <w:pPr>
-        <w:ind w:firstLine="851"/>
-        <w:jc w:val="left"/>
-      </w:pPr>
-      <w:r>
-        <w:t xml:space="preserve">- </w:t>
-      </w:r>
-      <w:r>
         <w:t>м</w:t>
       </w:r>
       <w:r>
@@ -6303,8 +6282,7 @@
     </w:p>
     <w:p>
       <w:pPr>
-        <w:ind w:firstLine="851"/>
-        <w:jc w:val="left"/>
+        <w:pStyle w:val="affd"/>
       </w:pPr>
       <w:r>
         <w:t>Диаграмма вариантов использования (</w:t>
@@ -6375,7 +6353,7 @@
                     </pic:cNvPicPr>
                   </pic:nvPicPr>
                   <pic:blipFill>
-                    <a:blip r:embed="rId17">
+                    <a:blip r:embed="rId12">
                       <a:extLst>
                         <a:ext uri="{28A0092B-C50C-407E-A947-70E740481C1C}">
                           <a14:useLocalDpi xmlns:a14="http://schemas.microsoft.com/office/drawing/2010/main" val="0"/>
@@ -6433,8 +6411,7 @@
     </w:p>
     <w:p>
       <w:pPr>
-        <w:ind w:firstLine="851"/>
-        <w:jc w:val="left"/>
+        <w:pStyle w:val="affd"/>
       </w:pPr>
       <w:r>
         <w:lastRenderedPageBreak/>
@@ -6459,8 +6436,7 @@
     </w:p>
     <w:p>
       <w:pPr>
-        <w:ind w:firstLine="851"/>
-        <w:jc w:val="left"/>
+        <w:pStyle w:val="affd"/>
       </w:pPr>
       <w:r>
         <w:t>Для Клиента определены следующие варианты использования: «Создать заказ», «Просмотреть свои заказы», «Отследить статус заказа», «Отменить заказ», «Получить уведомление».</w:t>
@@ -6468,8 +6444,7 @@
     </w:p>
     <w:p>
       <w:pPr>
-        <w:ind w:firstLine="851"/>
-        <w:jc w:val="left"/>
+        <w:pStyle w:val="affd"/>
       </w:pPr>
       <w:r>
         <w:t>Курьер взаимодействует с вариантами: «Просмотреть назначенные заказы», «Принять заказ», «Изменить статус заказа», «Подтвердить доставку», «Просмотреть маршрутный лист».</w:t>
@@ -6477,8 +6452,7 @@
     </w:p>
     <w:p>
       <w:pPr>
-        <w:ind w:firstLine="851"/>
-        <w:jc w:val="left"/>
+        <w:pStyle w:val="affd"/>
       </w:pPr>
       <w:r>
         <w:t>Диспетчер имеет доступ к расширенному набору операций: «Просмотреть все заказы», «Назначить курьера», «Создать маршрутный лист», «Сформировать отчёт», «Отменить заказ».</w:t>
@@ -6486,8 +6460,7 @@
     </w:p>
     <w:p>
       <w:pPr>
-        <w:ind w:firstLine="851"/>
-        <w:jc w:val="left"/>
+        <w:pStyle w:val="affd"/>
       </w:pPr>
       <w:r>
         <w:t>Администратор реализует функции управления системой: «Управлять пользователями», «Управлять справочниками» (зоны, тарифы, типы грузов), «Мониторинг активности системы», а также унаследует все функции диспетчера через отношение &lt;&lt;</w:t>
@@ -6503,8 +6476,7 @@
     </w:p>
     <w:p>
       <w:pPr>
-        <w:ind w:firstLine="851"/>
-        <w:jc w:val="left"/>
+        <w:pStyle w:val="affd"/>
       </w:pPr>
       <w:r>
         <w:t>Группировка функций по ролям обеспечивает принцип наименьших привилегий: каждый пользователь видит только те данные и операции, которые необходимы для выполнения его должностных обязанностей.</w:t>
@@ -6512,8 +6484,7 @@
     </w:p>
     <w:p>
       <w:pPr>
-        <w:ind w:firstLine="851"/>
-        <w:jc w:val="left"/>
+        <w:pStyle w:val="affd"/>
       </w:pPr>
       <w:r>
         <w:t>Диаграмма последовательности (</w:t>
@@ -6559,7 +6530,7 @@
                     </pic:cNvPicPr>
                   </pic:nvPicPr>
                   <pic:blipFill>
-                    <a:blip r:embed="rId18" cstate="print">
+                    <a:blip r:embed="rId13" cstate="print">
                       <a:extLst>
                         <a:ext uri="{28A0092B-C50C-407E-A947-70E740481C1C}">
                           <a14:useLocalDpi xmlns:a14="http://schemas.microsoft.com/office/drawing/2010/main" val="0"/>
@@ -6617,8 +6588,7 @@
     </w:p>
     <w:p>
       <w:pPr>
-        <w:ind w:firstLine="851"/>
-        <w:jc w:val="left"/>
+        <w:pStyle w:val="affd"/>
       </w:pPr>
       <w:r>
         <w:lastRenderedPageBreak/>
@@ -6627,8 +6597,7 @@
     </w:p>
     <w:p>
       <w:pPr>
-        <w:ind w:firstLine="851"/>
-        <w:jc w:val="left"/>
+        <w:pStyle w:val="affd"/>
       </w:pPr>
       <w:r>
         <w:t xml:space="preserve">Сценарий 1: Создание заказа. Клиент через пользовательский интерфейс заполняет форму заказа и нажимает кнопку «Создать». Приложение передаёт запрос на уровень доступа к данным, который формирует запись в таблице </w:t>
@@ -6652,8 +6621,7 @@
     </w:p>
     <w:p>
       <w:pPr>
-        <w:ind w:firstLine="851"/>
-        <w:jc w:val="left"/>
+        <w:pStyle w:val="affd"/>
       </w:pPr>
       <w:r>
         <w:t xml:space="preserve">Сценарий 2: Назначение курьера. Диспетчер открывает список заказов в статусе New и инициирует назначение. Приложение вызывает хранимую процедуру, которая анализирует свободных курьеров в зоне доставки заказа и выбирает подходящего. После успешного назначения статус заказа изменяется на </w:t>
@@ -6677,8 +6645,7 @@
     </w:p>
     <w:p>
       <w:pPr>
-        <w:ind w:firstLine="851"/>
-        <w:jc w:val="left"/>
+        <w:pStyle w:val="affd"/>
       </w:pPr>
       <w:r>
         <w:t xml:space="preserve">Сценарий 3: Работа курьера (изменение статусов и подтверждение). Курьер последовательно переводит заказ по цепочке статусов: </w:t>
@@ -6742,8 +6709,7 @@
     </w:p>
     <w:p>
       <w:pPr>
-        <w:ind w:firstLine="851"/>
-        <w:jc w:val="left"/>
+        <w:pStyle w:val="affd"/>
       </w:pPr>
       <w:r>
         <w:t xml:space="preserve">Сценарий 4: Отслеживание заказа. Клиент вводит трек-номер. Приложение формирует запрос к базе данных и возвращает текущий статус заказа, а также историю всех его изменений из таблицы </w:t>
@@ -6759,15 +6725,14 @@
     </w:p>
     <w:p>
       <w:pPr>
-        <w:ind w:firstLine="851"/>
-        <w:jc w:val="left"/>
-      </w:pPr>
-      <w:r>
-        <w:t xml:space="preserve">Сценарий 5: Формирование отчёта. Диспетчер запрашивает отчёт об эффективности курьеров за период. Приложение обращается к </w:t>
+        <w:pStyle w:val="affd"/>
+      </w:pPr>
+      <w:r>
+        <w:t xml:space="preserve">Сценарий 5: Формирование отчёта. Диспетчер запрашивает отчёт об эффективности курьеров за период. Приложение обращается к представлению (VIEW), агрегирующему данные о количестве выполненных </w:t>
       </w:r>
       <w:r>
         <w:lastRenderedPageBreak/>
-        <w:t>представлению (VIEW), агрегирующему данные о количестве выполненных доставок, среднем времени выполнения и прочих показателях. Результат отображается в виде таблицы или экспортируется.</w:t>
+        <w:t>доставок, среднем времени выполнения и прочих показателях. Результат отображается в виде таблицы или экспортируется.</w:t>
       </w:r>
     </w:p>
     <w:p>
@@ -6782,8 +6747,7 @@
     </w:p>
     <w:p>
       <w:pPr>
-        <w:ind w:firstLine="851"/>
-        <w:jc w:val="left"/>
+        <w:pStyle w:val="affd"/>
       </w:pPr>
       <w:r>
         <w:t>Перед началом программной реализации были разработаны макеты ключевых экранов приложения, позволяющие согласовать логику интерфейса до написания кода.</w:t>
@@ -6791,8 +6755,7 @@
     </w:p>
     <w:p>
       <w:pPr>
-        <w:ind w:firstLine="851"/>
-        <w:jc w:val="left"/>
+        <w:pStyle w:val="affd"/>
       </w:pPr>
       <w:r>
         <w:t>Окно авторизации (рисунок 4) является точкой входа в систему для всех пользователей. Оно содержит два текстовых поля (логин и пароль), кнопку «Войти» и наименование системы «</w:t>
@@ -6827,7 +6790,7 @@
                     <pic:cNvPicPr/>
                   </pic:nvPicPr>
                   <pic:blipFill>
-                    <a:blip r:embed="rId19"/>
+                    <a:blip r:embed="rId14"/>
                     <a:stretch>
                       <a:fillRect/>
                     </a:stretch>
@@ -6858,15 +6821,14 @@
     </w:p>
     <w:p>
       <w:pPr>
-        <w:ind w:firstLine="851"/>
-        <w:jc w:val="left"/>
-      </w:pPr>
-      <w:r>
-        <w:t xml:space="preserve">Панель администратора (рисунок 5) построена по принципу вкладочной навигации. Горизонтальная панель вкладок содержит разделы: </w:t>
+        <w:pStyle w:val="affd"/>
+      </w:pPr>
+      <w:r>
+        <w:t xml:space="preserve">Панель администратора (рисунок 5) построена по принципу вкладочной навигации. Горизонтальная панель вкладок содержит разделы: «Заказы», «Курьеры», «Справочники», «Отчёты», «Уведомления». </w:t>
       </w:r>
       <w:r>
         <w:lastRenderedPageBreak/>
-        <w:t>«Заказы», «Курьеры», «Справочники», «Отчёты», «Уведомления». Основная рабочая область занята таблицей данных (</w:t>
+        <w:t>Основная рабочая область занята таблицей данных (</w:t>
       </w:r>
       <w:proofErr w:type="spellStart"/>
       <w:r>
@@ -6898,7 +6860,7 @@
                     <pic:cNvPicPr/>
                   </pic:nvPicPr>
                   <pic:blipFill>
-                    <a:blip r:embed="rId20"/>
+                    <a:blip r:embed="rId15"/>
                     <a:stretch>
                       <a:fillRect/>
                     </a:stretch>
@@ -6929,8 +6891,7 @@
     </w:p>
     <w:p>
       <w:pPr>
-        <w:ind w:firstLine="851"/>
-        <w:jc w:val="left"/>
+        <w:pStyle w:val="affd"/>
       </w:pPr>
       <w:r>
         <w:t>Выбор вкладочного интерфейса обусловлен несколькими соображениями: все функции системы остаются в одном окне, что снижает когнитивную нагрузку на пользователя; навигация реализована единообразно для всех ролей (различается лишь набор видимых вкладок); расположение таблицы данных в центре экрана отражает ключевую сущность — список заказов или объектов справочника.</w:t>
@@ -6959,8 +6920,7 @@
     </w:p>
     <w:p>
       <w:pPr>
-        <w:ind w:firstLine="851"/>
-        <w:jc w:val="left"/>
+        <w:pStyle w:val="affd"/>
       </w:pPr>
       <w:r>
         <w:t>На основании анализа предметной области разработана концептуальная модель данных в виде ER-диаграммы (</w:t>
@@ -6979,7 +6939,15 @@
       </w:r>
       <w:proofErr w:type="spellEnd"/>
       <w:r>
-        <w:t>). На рисунке 3 представлена ER-диаграмма системы «</w:t>
+        <w:t xml:space="preserve">). </w:t>
+      </w:r>
+    </w:p>
+    <w:p>
+      <w:pPr>
+        <w:pStyle w:val="affd"/>
+      </w:pPr>
+      <w:r>
+        <w:t>На рисунке 3 представлена ER-диаграмма системы «</w:t>
       </w:r>
       <w:proofErr w:type="spellStart"/>
       <w:r>
@@ -7012,9 +6980,9 @@
       <w:r>
         <w:lastRenderedPageBreak/>
         <w:drawing>
-          <wp:inline distT="0" distB="0" distL="0" distR="0" wp14:anchorId="1A05A504" wp14:editId="0657EDAA">
+          <wp:inline distT="0" distB="0" distL="0" distR="0" wp14:anchorId="1A05A504" wp14:editId="53CBD54A">
             <wp:extent cx="6387353" cy="7478393"/>
-            <wp:effectExtent l="0" t="0" r="0" b="8890"/>
+            <wp:effectExtent l="0" t="0" r="9525" b="1905"/>
             <wp:docPr id="55" name="Рисунок 55"/>
             <wp:cNvGraphicFramePr>
               <a:graphicFrameLocks xmlns:a="http://schemas.openxmlformats.org/drawingml/2006/main" noChangeAspect="1"/>
@@ -7029,7 +6997,7 @@
                     </pic:cNvPicPr>
                   </pic:nvPicPr>
                   <pic:blipFill>
-                    <a:blip r:embed="rId21" cstate="print">
+                    <a:blip r:embed="rId16" cstate="print">
                       <a:extLst>
                         <a:ext uri="{28A0092B-C50C-407E-A947-70E740481C1C}">
                           <a14:useLocalDpi xmlns:a14="http://schemas.microsoft.com/office/drawing/2010/main" val="0"/>
@@ -7044,7 +7012,7 @@
                   <pic:spPr bwMode="auto">
                     <a:xfrm>
                       <a:off x="0" y="0"/>
-                      <a:ext cx="6421285" cy="7518121"/>
+                      <a:ext cx="6387353" cy="7478393"/>
                     </a:xfrm>
                     <a:prstGeom prst="rect">
                       <a:avLst/>
@@ -7098,8 +7066,7 @@
     </w:p>
     <w:p>
       <w:pPr>
-        <w:ind w:firstLine="851"/>
-        <w:jc w:val="left"/>
+        <w:pStyle w:val="affd"/>
       </w:pPr>
       <w:r>
         <w:lastRenderedPageBreak/>
@@ -7499,8 +7466,7 @@
     </w:p>
     <w:p>
       <w:pPr>
-        <w:ind w:firstLine="851"/>
-        <w:jc w:val="left"/>
+        <w:pStyle w:val="affd"/>
       </w:pPr>
       <w:r>
         <w:t xml:space="preserve">Сущность </w:t>
@@ -7552,8 +7518,7 @@
     </w:p>
     <w:p>
       <w:pPr>
-        <w:ind w:firstLine="851"/>
-        <w:jc w:val="left"/>
+        <w:pStyle w:val="affd"/>
       </w:pPr>
       <w:r>
         <w:t xml:space="preserve">Центральной сущностью модели является </w:t>
@@ -7569,8 +7534,7 @@
     </w:p>
     <w:p>
       <w:pPr>
-        <w:ind w:firstLine="851"/>
-        <w:jc w:val="left"/>
+        <w:pStyle w:val="affd"/>
       </w:pPr>
       <w:r>
         <w:t xml:space="preserve">Сущность </w:t>
@@ -7586,8 +7550,7 @@
     </w:p>
     <w:p>
       <w:pPr>
-        <w:ind w:firstLine="851"/>
-        <w:jc w:val="left"/>
+        <w:pStyle w:val="affd"/>
       </w:pPr>
       <w:proofErr w:type="spellStart"/>
       <w:r>
@@ -7608,8 +7571,7 @@
     </w:p>
     <w:p>
       <w:pPr>
-        <w:ind w:firstLine="851"/>
-        <w:jc w:val="left"/>
+        <w:pStyle w:val="affd"/>
       </w:pPr>
       <w:proofErr w:type="spellStart"/>
       <w:r>
@@ -7638,8 +7600,7 @@
     </w:p>
     <w:p>
       <w:pPr>
-        <w:ind w:firstLine="851"/>
-        <w:jc w:val="left"/>
+        <w:pStyle w:val="affd"/>
       </w:pPr>
       <w:r>
         <w:t xml:space="preserve">В модели преобладают связи типа «один-ко-многим»: один пользователь — один профиль клиента или курьера; одна зона — много заказов; один клиент — много заказов; один заказ — много записей в истории статусов. Единственная связь «многие-ко-многим» — между </w:t>
@@ -7671,8 +7632,7 @@
     </w:p>
     <w:p>
       <w:pPr>
-        <w:ind w:firstLine="851"/>
-        <w:jc w:val="left"/>
+        <w:pStyle w:val="affd"/>
       </w:pPr>
       <w:r>
         <w:t>В качестве первичных ключей во всех таблицах используются суррогатные целочисленные идентификаторы (INT IDENTITY). Данное решение обосновывается следующими доводами:</w:t>
@@ -7680,8 +7640,7 @@
     </w:p>
     <w:p>
       <w:pPr>
-        <w:ind w:firstLine="851"/>
-        <w:jc w:val="left"/>
+        <w:pStyle w:val="affd"/>
       </w:pPr>
       <w:r>
         <w:lastRenderedPageBreak/>
@@ -7696,8 +7655,7 @@
     </w:p>
     <w:p>
       <w:pPr>
-        <w:ind w:firstLine="851"/>
-        <w:jc w:val="left"/>
+        <w:pStyle w:val="affd"/>
       </w:pPr>
       <w:r>
         <w:t xml:space="preserve">- </w:t>
@@ -7711,8 +7669,7 @@
     </w:p>
     <w:p>
       <w:pPr>
-        <w:ind w:firstLine="851"/>
-        <w:jc w:val="left"/>
+        <w:pStyle w:val="affd"/>
       </w:pPr>
       <w:r>
         <w:t xml:space="preserve">- </w:t>
@@ -7736,8 +7693,7 @@
     </w:p>
     <w:p>
       <w:pPr>
-        <w:ind w:firstLine="851"/>
-        <w:jc w:val="left"/>
+        <w:pStyle w:val="affd"/>
       </w:pPr>
       <w:r>
         <w:t>Физическая модель реализована в системе управления базами данных Microsoft SQL Server</w:t>
@@ -7754,8 +7710,7 @@
     </w:p>
     <w:p>
       <w:pPr>
-        <w:ind w:firstLine="851"/>
-        <w:jc w:val="left"/>
+        <w:pStyle w:val="affd"/>
       </w:pPr>
       <w:r>
         <w:t xml:space="preserve">- </w:t>
@@ -7777,8 +7732,7 @@
     </w:p>
     <w:p>
       <w:pPr>
-        <w:ind w:firstLine="851"/>
-        <w:jc w:val="left"/>
+        <w:pStyle w:val="affd"/>
       </w:pPr>
       <w:r>
         <w:t xml:space="preserve">- </w:t>
@@ -7800,8 +7754,7 @@
     </w:p>
     <w:p>
       <w:pPr>
-        <w:ind w:firstLine="851"/>
-        <w:jc w:val="left"/>
+        <w:pStyle w:val="affd"/>
       </w:pPr>
       <w:r>
         <w:t xml:space="preserve">- </w:t>
@@ -7820,8 +7773,7 @@
     </w:p>
     <w:p>
       <w:pPr>
-        <w:ind w:firstLine="851"/>
-        <w:jc w:val="left"/>
+        <w:pStyle w:val="affd"/>
       </w:pPr>
       <w:r>
         <w:t xml:space="preserve">- </w:t>
@@ -7851,8 +7803,7 @@
     </w:p>
     <w:p>
       <w:pPr>
-        <w:ind w:firstLine="851"/>
-        <w:jc w:val="left"/>
+        <w:pStyle w:val="affd"/>
       </w:pPr>
       <w:r>
         <w:lastRenderedPageBreak/>
@@ -7867,8 +7818,7 @@
     </w:p>
     <w:p>
       <w:pPr>
-        <w:ind w:firstLine="851"/>
-        <w:jc w:val="left"/>
+        <w:pStyle w:val="affd"/>
       </w:pPr>
       <w:r>
         <w:t xml:space="preserve">Во всех таблицах применён набор стандартных ограничений целостности. Ограничение NOT NULL установлено для всех обязательных атрибутов. Ограничение UNIQUE применяется к столбцам, значения которых должны быть уникальными в пределах таблицы: логин пользователя (поле </w:t>
@@ -7908,8 +7858,7 @@
     </w:p>
     <w:p>
       <w:pPr>
-        <w:ind w:firstLine="851"/>
-        <w:jc w:val="left"/>
+        <w:pStyle w:val="affd"/>
       </w:pPr>
       <w:r>
         <w:t xml:space="preserve">Для ускорения наиболее частых запросов в базе данных созданы </w:t>
@@ -7925,8 +7874,7 @@
     </w:p>
     <w:p>
       <w:pPr>
-        <w:ind w:firstLine="851"/>
-        <w:jc w:val="left"/>
+        <w:pStyle w:val="affd"/>
       </w:pPr>
       <w:r>
         <w:t xml:space="preserve">- </w:t>
@@ -7950,8 +7898,7 @@
     </w:p>
     <w:p>
       <w:pPr>
-        <w:ind w:firstLine="851"/>
-        <w:jc w:val="left"/>
+        <w:pStyle w:val="affd"/>
       </w:pPr>
       <w:r>
         <w:t xml:space="preserve">- </w:t>
@@ -7975,8 +7922,7 @@
     </w:p>
     <w:p>
       <w:pPr>
-        <w:ind w:firstLine="851"/>
-        <w:jc w:val="left"/>
+        <w:pStyle w:val="affd"/>
       </w:pPr>
       <w:r>
         <w:t xml:space="preserve">- </w:t>
@@ -8000,8 +7946,7 @@
     </w:p>
     <w:p>
       <w:pPr>
-        <w:ind w:firstLine="851"/>
-        <w:jc w:val="left"/>
+        <w:pStyle w:val="affd"/>
       </w:pPr>
       <w:r>
         <w:t xml:space="preserve">- </w:t>
@@ -8025,8 +7970,7 @@
     </w:p>
     <w:p>
       <w:pPr>
-        <w:ind w:firstLine="851"/>
-        <w:jc w:val="left"/>
+        <w:pStyle w:val="affd"/>
       </w:pPr>
       <w:r>
         <w:t xml:space="preserve">- </w:t>
@@ -8058,8 +8002,7 @@
     </w:p>
     <w:p>
       <w:pPr>
-        <w:ind w:firstLine="851"/>
-        <w:jc w:val="left"/>
+        <w:pStyle w:val="affd"/>
       </w:pPr>
       <w:r>
         <w:t xml:space="preserve">- </w:t>
@@ -8083,8 +8026,7 @@
     </w:p>
     <w:p>
       <w:pPr>
-        <w:ind w:firstLine="851"/>
-        <w:jc w:val="left"/>
+        <w:pStyle w:val="affd"/>
       </w:pPr>
       <w:r>
         <w:t xml:space="preserve">Выбор перечисленных столбцов для индексирования обусловлен анализом типовых запросов системы: именно они фигурируют в условиях </w:t>
@@ -8096,8 +8038,7 @@
     </w:p>
     <w:p>
       <w:pPr>
-        <w:ind w:firstLine="851"/>
-        <w:jc w:val="left"/>
+        <w:pStyle w:val="affd"/>
       </w:pPr>
       <w:r>
         <w:t>Поведение внешних ключей при изменении и удалении родительской записи определяется стратегией каскадирования. В базе данных применяются три стратегии.</w:t>
@@ -8105,8 +8046,7 @@
     </w:p>
     <w:p>
       <w:pPr>
-        <w:ind w:firstLine="851"/>
-        <w:jc w:val="left"/>
+        <w:pStyle w:val="affd"/>
       </w:pPr>
       <w:r>
         <w:t xml:space="preserve">ON DELETE CASCADE используется для дочерних записей, которые лишены смысла без родительской: записи в </w:t>
@@ -8130,8 +8070,7 @@
     </w:p>
     <w:p>
       <w:pPr>
-        <w:ind w:firstLine="851"/>
-        <w:jc w:val="left"/>
+        <w:pStyle w:val="affd"/>
       </w:pPr>
       <w:r>
         <w:t xml:space="preserve">ON DELETE SET NULL применяется в ситуациях, когда дочерняя запись сохраняет смысл и без родительской, но связь разрывается: внешний ключ </w:t>
@@ -8163,8 +8102,7 @@
     </w:p>
     <w:p>
       <w:pPr>
-        <w:ind w:firstLine="851"/>
-        <w:jc w:val="left"/>
+        <w:pStyle w:val="affd"/>
       </w:pPr>
       <w:r>
         <w:t>NO ACTION (RESTRICT) применяется там, где удаление родительской записи при наличии дочерних недопустимо: например, нельзя удалить пользователя, у которого есть активные заказы или профиль клиента/курьера.</w:t>
@@ -8172,8 +8110,7 @@
     </w:p>
     <w:p>
       <w:pPr>
-        <w:ind w:firstLine="851"/>
-        <w:jc w:val="left"/>
+        <w:pStyle w:val="affd"/>
       </w:pPr>
       <w:r>
         <w:t xml:space="preserve">Триггер </w:t>
@@ -8226,8 +8163,7 @@
     </w:p>
     <w:p>
       <w:pPr>
-        <w:ind w:firstLine="851"/>
-        <w:jc w:val="left"/>
+        <w:pStyle w:val="affd"/>
       </w:pPr>
       <w:r>
         <w:t xml:space="preserve">Хранимая процедура </w:t>
@@ -8243,8 +8179,7 @@
     </w:p>
     <w:p>
       <w:pPr>
-        <w:ind w:firstLine="851"/>
-        <w:jc w:val="left"/>
+        <w:pStyle w:val="affd"/>
       </w:pPr>
       <w:r>
         <w:t xml:space="preserve">- </w:t>
@@ -8258,8 +8193,7 @@
     </w:p>
     <w:p>
       <w:pPr>
-        <w:ind w:firstLine="851"/>
-        <w:jc w:val="left"/>
+        <w:pStyle w:val="affd"/>
       </w:pPr>
       <w:r>
         <w:t xml:space="preserve">- </w:t>
@@ -8289,8 +8223,7 @@
     </w:p>
     <w:p>
       <w:pPr>
-        <w:ind w:firstLine="851"/>
-        <w:jc w:val="left"/>
+        <w:pStyle w:val="affd"/>
       </w:pPr>
       <w:r>
         <w:t xml:space="preserve">- </w:t>
@@ -8320,8 +8253,7 @@
     </w:p>
     <w:p>
       <w:pPr>
-        <w:ind w:firstLine="851"/>
-        <w:jc w:val="left"/>
+        <w:pStyle w:val="affd"/>
       </w:pPr>
       <w:r>
         <w:t xml:space="preserve">- </w:t>
@@ -8343,8 +8275,7 @@
     </w:p>
     <w:p>
       <w:pPr>
-        <w:ind w:firstLine="851"/>
-        <w:jc w:val="left"/>
+        <w:pStyle w:val="affd"/>
       </w:pPr>
       <w:r>
         <w:t xml:space="preserve">- </w:t>
@@ -8374,8 +8305,7 @@
     </w:p>
     <w:p>
       <w:pPr>
-        <w:ind w:firstLine="851"/>
-        <w:jc w:val="left"/>
+        <w:pStyle w:val="affd"/>
       </w:pPr>
       <w:r>
         <w:t xml:space="preserve">- </w:t>
@@ -8389,8 +8319,7 @@
     </w:p>
     <w:p>
       <w:pPr>
-        <w:ind w:firstLine="851"/>
-        <w:jc w:val="left"/>
+        <w:pStyle w:val="affd"/>
       </w:pPr>
       <w:r>
         <w:t>Процедура выполняется в рамках транзакции: если на любом из шагов возникает ошибка (например, не найдено доступных курьеров), вся последовательность операций откатывается, обеспечивая согласованность данных.</w:t>
@@ -8398,8 +8327,7 @@
     </w:p>
     <w:p>
       <w:pPr>
-        <w:ind w:firstLine="851"/>
-        <w:jc w:val="left"/>
+        <w:pStyle w:val="affd"/>
       </w:pPr>
       <w:r>
         <w:t xml:space="preserve">Функция </w:t>
@@ -8423,8 +8351,7 @@
     </w:p>
     <w:p>
       <w:pPr>
-        <w:ind w:firstLine="851"/>
-        <w:jc w:val="left"/>
+        <w:pStyle w:val="affd"/>
       </w:pPr>
       <w:r>
         <w:lastRenderedPageBreak/>
@@ -8465,8 +8392,7 @@
     </w:p>
     <w:p>
       <w:pPr>
-        <w:ind w:firstLine="851"/>
-        <w:jc w:val="left"/>
+        <w:pStyle w:val="affd"/>
       </w:pPr>
       <w:r>
         <w:t xml:space="preserve">Скрипт создания базы данных (включающий все таблицы, индексы, ограничения, триггер, процедуру и функцию) размещён в репозитории </w:t>
@@ -8508,8 +8434,7 @@
     </w:p>
     <w:p>
       <w:pPr>
-        <w:ind w:firstLine="851"/>
-        <w:jc w:val="left"/>
+        <w:pStyle w:val="affd"/>
       </w:pPr>
       <w:r>
         <w:t xml:space="preserve">Единообразное именование объектов базы данных является важным аспектом </w:t>
@@ -8525,8 +8450,7 @@
     </w:p>
     <w:p>
       <w:pPr>
-        <w:ind w:firstLine="851"/>
-        <w:jc w:val="left"/>
+        <w:pStyle w:val="affd"/>
       </w:pPr>
       <w:r>
         <w:t xml:space="preserve">- </w:t>
@@ -8604,8 +8528,7 @@
     </w:p>
     <w:p>
       <w:pPr>
-        <w:ind w:firstLine="851"/>
-        <w:jc w:val="left"/>
+        <w:pStyle w:val="affd"/>
       </w:pPr>
       <w:r>
         <w:t xml:space="preserve">- </w:t>
@@ -8622,13 +8545,12 @@
       </w:r>
       <w:proofErr w:type="spellEnd"/>
       <w:r>
-        <w:t>.</w:t>
-      </w:r>
-    </w:p>
-    <w:p>
-      <w:pPr>
-        <w:ind w:firstLine="851"/>
-        <w:jc w:val="left"/>
+        <w:t>;</w:t>
+      </w:r>
+    </w:p>
+    <w:p>
+      <w:pPr>
+        <w:pStyle w:val="affd"/>
       </w:pPr>
       <w:r>
         <w:t xml:space="preserve">- </w:t>
@@ -8645,16 +8567,21 @@
       </w:r>
       <w:proofErr w:type="spellEnd"/>
       <w:r>
-        <w:t>.</w:t>
-      </w:r>
-    </w:p>
-    <w:p>
-      <w:pPr>
-        <w:ind w:firstLine="851"/>
-        <w:jc w:val="left"/>
-      </w:pPr>
-      <w:r>
-        <w:t xml:space="preserve">- Ограничения CHECK именуются </w:t>
+        <w:t>;</w:t>
+      </w:r>
+    </w:p>
+    <w:p>
+      <w:pPr>
+        <w:pStyle w:val="affd"/>
+      </w:pPr>
+      <w:r>
+        <w:t xml:space="preserve">- </w:t>
+      </w:r>
+      <w:r>
+        <w:t>о</w:t>
+      </w:r>
+      <w:r>
+        <w:t xml:space="preserve">граничения CHECK именуются </w:t>
       </w:r>
       <w:proofErr w:type="spellStart"/>
       <w:r>
@@ -8662,13 +8589,12 @@
       </w:r>
       <w:proofErr w:type="spellEnd"/>
       <w:r>
-        <w:t>.</w:t>
-      </w:r>
-    </w:p>
-    <w:p>
-      <w:pPr>
-        <w:ind w:firstLine="851"/>
-        <w:jc w:val="left"/>
+        <w:t>;</w:t>
+      </w:r>
+    </w:p>
+    <w:p>
+      <w:pPr>
+        <w:pStyle w:val="affd"/>
       </w:pPr>
       <w:r>
         <w:t xml:space="preserve">- </w:t>
@@ -8685,13 +8611,12 @@
       </w:r>
       <w:proofErr w:type="spellEnd"/>
       <w:r>
-        <w:t>.</w:t>
-      </w:r>
-    </w:p>
-    <w:p>
-      <w:pPr>
-        <w:ind w:firstLine="851"/>
-        <w:jc w:val="left"/>
+        <w:t>;</w:t>
+      </w:r>
+    </w:p>
+    <w:p>
+      <w:pPr>
+        <w:pStyle w:val="affd"/>
       </w:pPr>
       <w:r>
         <w:t xml:space="preserve">- </w:t>
@@ -8737,8 +8662,12 @@
     </w:p>
     <w:p>
       <w:pPr>
-        <w:ind w:firstLine="851"/>
-        <w:jc w:val="left"/>
+        <w:pStyle w:val="affd"/>
+      </w:pPr>
+    </w:p>
+    <w:p>
+      <w:pPr>
+        <w:pStyle w:val="affd"/>
       </w:pPr>
       <w:r>
         <w:lastRenderedPageBreak/>
@@ -9754,8 +9683,7 @@
     </w:p>
     <w:p>
       <w:pPr>
-        <w:ind w:firstLine="851"/>
-        <w:jc w:val="left"/>
+        <w:pStyle w:val="affd"/>
       </w:pPr>
       <w:r>
         <w:t>Целостность данных в реляционной базе данных обеспечивается комплексом механизмов, которые действуют независимо от уровня приложения. Это принципиально важно: при прямых операциях с базой (через среду администрирования или сторонний инструмент) ограничения по-прежнему будут работать.</w:t>
@@ -9763,8 +9691,7 @@
     </w:p>
     <w:p>
       <w:pPr>
-        <w:ind w:firstLine="851"/>
-        <w:jc w:val="left"/>
+        <w:pStyle w:val="affd"/>
       </w:pPr>
       <w:r>
         <w:t>Ссылочная целостность, поддерживаемая внешними ключами, исключает появление «висячих» ссылок — записей, ссылающихся на несуществующих родителей. Например, невозможно создать запись о смене статуса для заказа, которого нет в системе.</w:t>
@@ -9772,8 +9699,7 @@
     </w:p>
     <w:p>
       <w:pPr>
-        <w:ind w:firstLine="851"/>
-        <w:jc w:val="left"/>
+        <w:pStyle w:val="affd"/>
       </w:pPr>
       <w:r>
         <w:t xml:space="preserve">Доменная целостность, поддерживаемая ограничениями CHECK и типами данных, гарантирует, что значения в столбцах соответствуют </w:t>
@@ -9785,8 +9711,7 @@
     </w:p>
     <w:p>
       <w:pPr>
-        <w:ind w:firstLine="851"/>
-        <w:jc w:val="left"/>
+        <w:pStyle w:val="affd"/>
       </w:pPr>
       <w:r>
         <w:t>Целостность сущности, поддерживаемая первичными ключами и ограничениями UNIQUE, исключает дублирование записей. Два заказа не могут иметь одинаковый трек-номер; два пользователя — одинаковый логин.</w:t>
@@ -9794,8 +9719,7 @@
     </w:p>
     <w:p>
       <w:pPr>
-        <w:ind w:firstLine="851"/>
-        <w:jc w:val="left"/>
+        <w:pStyle w:val="affd"/>
       </w:pPr>
       <w:r>
         <w:t>Совокупность перечисленных механизмов формирует надёжный «контракт» базы данных, который гарантирует корректность хранимых данных при любом способе взаимодействия с системой.</w:t>
@@ -9824,8 +9748,7 @@
     </w:p>
     <w:p>
       <w:pPr>
-        <w:ind w:firstLine="851"/>
-        <w:jc w:val="left"/>
+        <w:pStyle w:val="affd"/>
       </w:pPr>
       <w:r>
         <w:t>Клиентское приложение «</w:t>
@@ -9882,8 +9805,7 @@
     </w:p>
     <w:p>
       <w:pPr>
-        <w:ind w:firstLine="851"/>
-        <w:jc w:val="left"/>
+        <w:pStyle w:val="affd"/>
       </w:pPr>
       <w:r>
         <w:t>Архитектурно приложение организовано по принципу разделения ответственности: логика работы с данными отделена от логики пользовательского интерфейса. Пользовательский интерфейс описывается в файлах разметки XAML, тогда как обработка событий, обращения к данным и бизнес-логика реализованы в классах-обработчиках (</w:t>
@@ -9907,8 +9829,7 @@
     </w:p>
     <w:p>
       <w:pPr>
-        <w:ind w:firstLine="851"/>
-        <w:jc w:val="left"/>
+        <w:pStyle w:val="affd"/>
       </w:pPr>
       <w:r>
         <w:t xml:space="preserve">После запуска приложения пользователю отображается окно авторизации. Введённые учётные данные проверяются по хранилищу пользователей. При успешной аутентификации загружается главное окно </w:t>
@@ -9924,8 +9845,7 @@
     </w:p>
     <w:p>
       <w:pPr>
-        <w:ind w:firstLine="851"/>
-        <w:jc w:val="left"/>
+        <w:pStyle w:val="affd"/>
       </w:pPr>
       <w:r>
         <w:lastRenderedPageBreak/>
@@ -10202,8 +10122,7 @@
     </w:p>
     <w:p>
       <w:pPr>
-        <w:ind w:firstLine="851"/>
-        <w:jc w:val="left"/>
+        <w:pStyle w:val="affd"/>
       </w:pPr>
       <w:r>
         <w:t xml:space="preserve">Вкладка «Заказы» отображает список заказов в виде таблицы (компонент </w:t>
@@ -10219,8 +10138,7 @@
     </w:p>
     <w:p>
       <w:pPr>
-        <w:ind w:firstLine="851"/>
-        <w:jc w:val="left"/>
+        <w:pStyle w:val="affd"/>
       </w:pPr>
       <w:r>
         <w:t>Вкладка «Курьеры» (доступна диспетчеру и администратору) содержит список курьеров с указанием их текущего статуса (доступен / занят) и зоны работы. Из этой вкладки диспетчер может вручную назначить курьера на заказ или запустить автоматическое назначение через соответствующую процедуру.</w:t>
@@ -10228,8 +10146,7 @@
     </w:p>
     <w:p>
       <w:pPr>
-        <w:ind w:firstLine="851"/>
-        <w:jc w:val="left"/>
+        <w:pStyle w:val="affd"/>
       </w:pPr>
       <w:r>
         <w:t xml:space="preserve">Вкладка «Справочники» (доступна только администратору) предоставляет интерфейс для управления нормативно-справочной информацией: зонами доставки, типами грузов и тарифами. Каждый </w:t>
@@ -10241,8 +10158,7 @@
     </w:p>
     <w:p>
       <w:pPr>
-        <w:ind w:firstLine="851"/>
-        <w:jc w:val="left"/>
+        <w:pStyle w:val="affd"/>
       </w:pPr>
       <w:r>
         <w:t>Вкладка «Отчёты» позволяет диспетчеру и администратору формировать аналитические выборки. Доступны следующие отчёты: количество заказов по статусам, эффективность курьеров за период, динамика числа заказов по дням. Данные отображаются в табличном виде; функциональность экспорта предусмотрена как направление дальнейшего развития.</w:t>
@@ -10250,8 +10166,7 @@
     </w:p>
     <w:p>
       <w:pPr>
-        <w:ind w:firstLine="851"/>
-        <w:jc w:val="left"/>
+        <w:pStyle w:val="affd"/>
       </w:pPr>
       <w:r>
         <w:t>Вкладка «Уведомления» отображает список уведомлений, адресованных текущему пользователю, с разделением на прочитанные и непрочитанные. Уведомления генерируются автоматически при ключевых событиях: назначении курьера, смене статуса заказа, подтверждении доставки.</w:t>
@@ -10259,8 +10174,7 @@
     </w:p>
     <w:p>
       <w:pPr>
-        <w:ind w:firstLine="851"/>
-        <w:jc w:val="left"/>
+        <w:pStyle w:val="affd"/>
       </w:pPr>
       <w:r>
         <w:t xml:space="preserve">В проектируемой архитектуре обращения к базе данных сосредоточены в классах слоя доступа к данным (Data Access Layer). Каждому логическому разделу системы соответствует отдельный класс-репозиторий: </w:t>
@@ -10292,8 +10206,7 @@
     </w:p>
     <w:p>
       <w:pPr>
-        <w:ind w:firstLine="851"/>
-        <w:jc w:val="left"/>
+        <w:pStyle w:val="affd"/>
       </w:pPr>
       <w:r>
         <w:t xml:space="preserve">Для выполнения операций, затрагивающих несколько таблиц (назначение курьера, подтверждение доставки), приложение вызывает хранимые процедуры — это обеспечивает атомарность операций и перекладывает контроль транзакций на сторону сервера баз данных. Простые операции чтения (списки заказов, справочники) выполняются через представления или параметрические запросы. Расчёт стоимости доставки при создании нового заказа производится вызовом скалярной функции </w:t>
@@ -10309,10 +10222,21 @@
     </w:p>
     <w:p>
       <w:pPr>
+        <w:pStyle w:val="affd"/>
+      </w:pPr>
+    </w:p>
+    <w:p>
+      <w:pPr>
+        <w:pStyle w:val="affd"/>
+      </w:pPr>
+    </w:p>
+    <w:p>
+      <w:pPr>
         <w:pStyle w:val="3"/>
       </w:pPr>
       <w:bookmarkStart w:id="18" w:name="_Toc232682956"/>
       <w:r>
+        <w:lastRenderedPageBreak/>
         <w:t xml:space="preserve">Разработка описания проекта в </w:t>
       </w:r>
       <w:proofErr w:type="spellStart"/>
@@ -10324,11 +10248,9 @@
     </w:p>
     <w:p>
       <w:pPr>
-        <w:ind w:firstLine="851"/>
-        <w:jc w:val="left"/>
-      </w:pPr>
-      <w:r>
-        <w:lastRenderedPageBreak/>
+        <w:pStyle w:val="affd"/>
+      </w:pPr>
+      <w:r>
         <w:t xml:space="preserve">Исходный код проекта размещён в публичном репозитории </w:t>
       </w:r>
       <w:proofErr w:type="spellStart"/>
@@ -10370,7 +10292,7 @@
                     <pic:cNvPicPr/>
                   </pic:nvPicPr>
                   <pic:blipFill>
-                    <a:blip r:embed="rId22"/>
+                    <a:blip r:embed="rId17"/>
                     <a:stretch>
                       <a:fillRect/>
                     </a:stretch>
@@ -10431,7 +10353,7 @@
                     <pic:cNvPicPr/>
                   </pic:nvPicPr>
                   <pic:blipFill>
-                    <a:blip r:embed="rId23"/>
+                    <a:blip r:embed="rId18"/>
                     <a:stretch>
                       <a:fillRect/>
                     </a:stretch>
@@ -10467,8 +10389,7 @@
     </w:p>
     <w:p>
       <w:pPr>
-        <w:ind w:firstLine="851"/>
-        <w:jc w:val="left"/>
+        <w:pStyle w:val="affd"/>
       </w:pPr>
       <w:proofErr w:type="spellStart"/>
       <w:r>
@@ -10481,8 +10402,7 @@
     </w:p>
     <w:p>
       <w:pPr>
-        <w:ind w:firstLine="851"/>
-        <w:jc w:val="left"/>
+        <w:pStyle w:val="affd"/>
       </w:pPr>
       <w:proofErr w:type="spellStart"/>
       <w:r>
@@ -10511,8 +10431,7 @@
     </w:p>
     <w:p>
       <w:pPr>
-        <w:ind w:firstLine="851"/>
-        <w:jc w:val="left"/>
+        <w:pStyle w:val="affd"/>
       </w:pPr>
       <w:proofErr w:type="spellStart"/>
       <w:r>
@@ -10541,8 +10460,7 @@
     </w:p>
     <w:p>
       <w:pPr>
-        <w:ind w:firstLine="851"/>
-        <w:jc w:val="left"/>
+        <w:pStyle w:val="affd"/>
         <w:rPr>
           <w:lang w:val="en-US"/>
         </w:rPr>
@@ -10727,8 +10645,7 @@
     </w:p>
     <w:p>
       <w:pPr>
-        <w:ind w:firstLine="851"/>
-        <w:jc w:val="left"/>
+        <w:pStyle w:val="affd"/>
       </w:pPr>
       <w:r>
         <w:lastRenderedPageBreak/>
@@ -10753,8 +10670,7 @@
     </w:p>
     <w:p>
       <w:pPr>
-        <w:ind w:firstLine="851"/>
-        <w:jc w:val="left"/>
+        <w:pStyle w:val="affd"/>
       </w:pPr>
       <w:proofErr w:type="spellStart"/>
       <w:r>
@@ -10807,8 +10723,7 @@
     </w:p>
     <w:p>
       <w:pPr>
-        <w:ind w:firstLine="851"/>
-        <w:jc w:val="left"/>
+        <w:pStyle w:val="affd"/>
       </w:pPr>
       <w:r>
         <w:t>Файл README.md на главной странице репозитория содержит следующие разделы:</w:t>
@@ -10816,8 +10731,7 @@
     </w:p>
     <w:p>
       <w:pPr>
-        <w:ind w:firstLine="851"/>
-        <w:jc w:val="left"/>
+        <w:pStyle w:val="affd"/>
       </w:pPr>
       <w:r>
         <w:t xml:space="preserve">- </w:t>
@@ -10834,8 +10748,7 @@
     </w:p>
     <w:p>
       <w:pPr>
-        <w:ind w:firstLine="851"/>
-        <w:jc w:val="left"/>
+        <w:pStyle w:val="affd"/>
       </w:pPr>
       <w:r>
         <w:t xml:space="preserve">- </w:t>
@@ -10852,8 +10765,7 @@
     </w:p>
     <w:p>
       <w:pPr>
-        <w:ind w:firstLine="851"/>
-        <w:jc w:val="left"/>
+        <w:pStyle w:val="affd"/>
       </w:pPr>
       <w:r>
         <w:t xml:space="preserve">- </w:t>
@@ -10870,8 +10782,7 @@
     </w:p>
     <w:p>
       <w:pPr>
-        <w:ind w:firstLine="851"/>
-        <w:jc w:val="left"/>
+        <w:pStyle w:val="affd"/>
       </w:pPr>
       <w:r>
         <w:t xml:space="preserve">- </w:t>
@@ -10888,8 +10799,7 @@
     </w:p>
     <w:p>
       <w:pPr>
-        <w:ind w:firstLine="851"/>
-        <w:jc w:val="left"/>
+        <w:pStyle w:val="affd"/>
       </w:pPr>
       <w:r>
         <w:t xml:space="preserve">- </w:t>
@@ -10906,8 +10816,7 @@
     </w:p>
     <w:p>
       <w:pPr>
-        <w:ind w:firstLine="851"/>
-        <w:jc w:val="left"/>
+        <w:pStyle w:val="affd"/>
       </w:pPr>
       <w:r>
         <w:t>Наличие подробного README обеспечивает возможность быстрого запуска и изучения проекта любым разработчиком, получившим доступ к репозиторию, без необходимости изучать исходный код.</w:t>
@@ -10936,8 +10845,7 @@
     </w:p>
     <w:p>
       <w:pPr>
-        <w:ind w:firstLine="851"/>
-        <w:jc w:val="left"/>
+        <w:pStyle w:val="affd"/>
       </w:pPr>
       <w:r>
         <w:t>В ходе выполнения данного курсового проекта были реализованы все поставленные задачи.</w:t>
@@ -10945,8 +10853,7 @@
     </w:p>
     <w:p>
       <w:pPr>
-        <w:ind w:firstLine="851"/>
-        <w:jc w:val="left"/>
+        <w:pStyle w:val="affd"/>
       </w:pPr>
       <w:r>
         <w:t>Проведён анализ предметной области — системы курьерской доставки малогабаритных грузов. Выявлены ключевые бизнес-процессы: создание и обработка заказа, назначение курьера, отслеживание статусов, подтверждение доставки, формирование отчётности. Определены роли пользователей системы (Клиент, Курьер, Диспетчер, Администратор) и требования к хранимым данным.</w:t>
@@ -10954,8 +10861,7 @@
     </w:p>
     <w:p>
       <w:pPr>
-        <w:ind w:firstLine="851"/>
-        <w:jc w:val="left"/>
+        <w:pStyle w:val="affd"/>
       </w:pPr>
       <w:r>
         <w:t>Разработаны UML-диаграммы: диаграмма вариантов использования, описывающая функциональные требования в разбивке по ролям, и диаграмма последовательности, формализующая основные сценарии взаимодействия пользователей с системой. Разработаны макеты ключевых экранов приложения — окна авторизации и панели администратора.</w:t>
@@ -10963,8 +10869,7 @@
     </w:p>
     <w:p>
       <w:pPr>
-        <w:ind w:firstLine="851"/>
-        <w:jc w:val="left"/>
+        <w:pStyle w:val="affd"/>
       </w:pPr>
       <w:r>
         <w:t>Спроектирована база данных: разработана концептуальная ER-диаграмма, включающая тринадцать сущностей с обоснованными связями и суррогатными ключами; реализована физическая модель в MS SQL Server с применением ограничений целостности, индексов для оптимизации запросов и каскадных действий. Созданы объекты серверной логики: триггер проверки факта доставки, хранимая процедура автоматического назначения курьера, функция расчёта стоимости и представление эффективности курьеров.</w:t>
@@ -10972,8 +10877,7 @@
     </w:p>
     <w:p>
       <w:pPr>
-        <w:ind w:firstLine="851"/>
-        <w:jc w:val="left"/>
+        <w:pStyle w:val="affd"/>
       </w:pPr>
       <w:r>
         <w:t>Разработано клиентское WPF-приложение «</w:t>
@@ -10997,18 +10901,19 @@
     </w:p>
     <w:p>
       <w:pPr>
-        <w:ind w:firstLine="851"/>
-        <w:jc w:val="left"/>
-      </w:pPr>
+        <w:pStyle w:val="affd"/>
+      </w:pPr>
+      <w:r>
+        <w:t xml:space="preserve">Таким образом, цель проекта достигнута: разработана информационная система, автоматизирующая основные логистические </w:t>
+      </w:r>
       <w:r>
         <w:lastRenderedPageBreak/>
-        <w:t>Таким образом, цель проекта достигнута: разработана информационная система, автоматизирующая основные логистические процессы курьерской доставки и обеспечивающая структурированное хранение данных, разграничение прав доступа и прозрачность бизнес-процессов для всех участников.</w:t>
-      </w:r>
-    </w:p>
-    <w:p>
-      <w:pPr>
-        <w:ind w:firstLine="851"/>
-        <w:jc w:val="left"/>
+        <w:t>процессы курьерской доставки и обеспечивающая структурированное хранение данных, разграничение прав доступа и прозрачность бизнес-процессов для всех участников.</w:t>
+      </w:r>
+    </w:p>
+    <w:p>
+      <w:pPr>
+        <w:pStyle w:val="affd"/>
       </w:pPr>
       <w:r>
         <w:t>В качестве направлений дальнейшего развития системы можно выделить:</w:t>
@@ -11016,8 +10921,7 @@
     </w:p>
     <w:p>
       <w:pPr>
-        <w:ind w:firstLine="851"/>
-        <w:jc w:val="left"/>
+        <w:pStyle w:val="affd"/>
       </w:pPr>
       <w:r>
         <w:t xml:space="preserve">- </w:t>
@@ -11047,8 +10951,7 @@
     </w:p>
     <w:p>
       <w:pPr>
-        <w:ind w:firstLine="851"/>
-        <w:jc w:val="left"/>
+        <w:pStyle w:val="affd"/>
       </w:pPr>
       <w:r>
         <w:t xml:space="preserve">- </w:t>
@@ -11070,8 +10973,7 @@
     </w:p>
     <w:p>
       <w:pPr>
-        <w:ind w:firstLine="851"/>
-        <w:jc w:val="left"/>
+        <w:pStyle w:val="affd"/>
       </w:pPr>
       <w:r>
         <w:t xml:space="preserve">- </w:t>
@@ -11109,8 +11011,7 @@
     </w:p>
     <w:p>
       <w:pPr>
-        <w:ind w:firstLine="851"/>
-        <w:jc w:val="left"/>
+        <w:pStyle w:val="affd"/>
       </w:pPr>
       <w:r>
         <w:t>- QR-коды для подтверждения доставки — генерация уникальных кодов для заказов, сканирование при вручении получателю;</w:t>
@@ -11118,8 +11019,7 @@
     </w:p>
     <w:p>
       <w:pPr>
-        <w:ind w:firstLine="851"/>
-        <w:jc w:val="left"/>
+        <w:pStyle w:val="affd"/>
       </w:pPr>
       <w:r>
         <w:t xml:space="preserve">- </w:t>
@@ -11141,8 +11041,7 @@
     </w:p>
     <w:p>
       <w:pPr>
-        <w:ind w:firstLine="851"/>
-        <w:jc w:val="left"/>
+        <w:pStyle w:val="affd"/>
       </w:pPr>
       <w:r>
         <w:t>- REST API — выделение серверной части в отдельный сервис для обеспечения работы нескольких клиентов.</w:t>
@@ -11171,8 +11070,7 @@
     </w:p>
     <w:p>
       <w:pPr>
-        <w:ind w:firstLine="851"/>
-        <w:jc w:val="left"/>
+        <w:pStyle w:val="affd"/>
       </w:pPr>
       <w:proofErr w:type="spellStart"/>
       <w:r>
@@ -11204,8 +11102,7 @@
     </w:p>
     <w:p>
       <w:pPr>
-        <w:ind w:firstLine="851"/>
-        <w:jc w:val="left"/>
+        <w:pStyle w:val="affd"/>
       </w:pPr>
       <w:proofErr w:type="spellStart"/>
       <w:r>
@@ -11253,8 +11150,7 @@
     </w:p>
     <w:p>
       <w:pPr>
-        <w:ind w:firstLine="851"/>
-        <w:jc w:val="left"/>
+        <w:pStyle w:val="affd"/>
       </w:pPr>
       <w:r>
         <w:rPr>
@@ -11285,8 +11181,7 @@
     </w:p>
     <w:p>
       <w:pPr>
-        <w:ind w:firstLine="851"/>
-        <w:jc w:val="left"/>
+        <w:pStyle w:val="affd"/>
       </w:pPr>
       <w:r>
         <w:rPr>
@@ -11338,8 +11233,7 @@
     </w:p>
     <w:p>
       <w:pPr>
-        <w:ind w:firstLine="851"/>
-        <w:jc w:val="left"/>
+        <w:pStyle w:val="affd"/>
       </w:pPr>
       <w:proofErr w:type="spellStart"/>
       <w:r>
@@ -11371,8 +11265,7 @@
     </w:p>
     <w:p>
       <w:pPr>
-        <w:ind w:firstLine="851"/>
-        <w:jc w:val="left"/>
+        <w:pStyle w:val="affd"/>
       </w:pPr>
       <w:r>
         <w:rPr>
@@ -11403,8 +11296,7 @@
     </w:p>
     <w:p>
       <w:pPr>
-        <w:ind w:firstLine="851"/>
-        <w:jc w:val="left"/>
+        <w:pStyle w:val="affd"/>
       </w:pPr>
       <w:r>
         <w:rPr>
@@ -11435,8 +11327,7 @@
     </w:p>
     <w:p>
       <w:pPr>
-        <w:ind w:firstLine="851"/>
-        <w:jc w:val="left"/>
+        <w:pStyle w:val="affd"/>
       </w:pPr>
       <w:r>
         <w:rPr>
@@ -11479,8 +11370,7 @@
     </w:p>
     <w:p>
       <w:pPr>
-        <w:ind w:firstLine="851"/>
-        <w:jc w:val="left"/>
+        <w:pStyle w:val="affd"/>
         <w:rPr>
           <w:color w:val="000000"/>
         </w:rPr>
@@ -11522,7 +11412,7 @@
       </w:r>
     </w:p>
     <w:sectPr>
-      <w:headerReference w:type="default" r:id="rId24"/>
+      <w:headerReference w:type="default" r:id="rId19"/>
       <w:pgSz w:w="11906" w:h="16838"/>
       <w:pgMar w:top="851" w:right="1021" w:bottom="1701" w:left="1814" w:header="284" w:footer="709" w:gutter="0"/>
       <w:pgNumType w:start="4"/>
@@ -11551,36 +11441,6 @@
 </w:endnotes>
 </file>
 
-<file path=word/footer1.xml><?xml version="1.0" encoding="utf-8"?>
-<w:ftr xmlns:wpc="http://schemas.microsoft.com/office/word/2010/wordprocessingCanvas" xmlns:cx="http://schemas.microsoft.com/office/drawing/2014/chartex" xmlns:cx1="http://schemas.microsoft.com/office/drawing/2015/9/8/chartex" xmlns:cx2="http://schemas.microsoft.com/office/drawing/2015/10/21/chartex" xmlns:cx3="http://schemas.microsoft.com/office/drawing/2016/5/9/chartex" xmlns:cx4="http://schemas.microsoft.com/office/drawing/2016/5/10/chartex" xmlns:cx5="http://schemas.microsoft.com/office/drawing/2016/5/11/chartex" xmlns:cx6="http://schemas.microsoft.com/office/drawing/2016/5/12/chartex" xmlns:cx7="http://schemas.microsoft.com/office/drawing/2016/5/13/chartex" xmlns:cx8="http://schemas.microsoft.com/office/drawing/2016/5/14/chartex" xmlns:mc="http://schemas.openxmlformats.org/markup-compatibility/2006" xmlns:aink="http://schemas.microsoft.com/office/drawing/2016/ink" xmlns:am3d="http://schemas.microsoft.com/office/drawing/2017/model3d" xmlns:o="urn:schemas-microsoft-com:office:office" xmlns:r="http://schemas.openxmlformats.org/officeDocument/2006/relationships" xmlns:m="http://schemas.openxmlformats.org/officeDocument/2006/math" xmlns:v="urn:schemas-microsoft-com:vml" xmlns:wp14="http://schemas.microsoft.com/office/word/2010/wordprocessingDrawing" xmlns:wp="http://schemas.openxmlformats.org/drawingml/2006/wordprocessingDrawing" xmlns:w10="urn:schemas-microsoft-com:office:word" xmlns:w="http://schemas.openxmlformats.org/wordprocessingml/2006/main" xmlns:w14="http://schemas.microsoft.com/office/word/2010/wordml" xmlns:w15="http://schemas.microsoft.com/office/word/2012/wordml" xmlns:w16cex="http://schemas.microsoft.com/office/word/2018/wordml/cex" xmlns:w16cid="http://schemas.microsoft.com/office/word/2016/wordml/cid" xmlns:w16="http://schemas.microsoft.com/office/word/2018/wordml" xmlns:w16sdtdh="http://schemas.microsoft.com/office/word/2020/wordml/sdtdatahash" xmlns:w16se="http://schemas.microsoft.com/office/word/2015/wordml/symex" xmlns:wpg="http://schemas.microsoft.com/office/word/2010/wordprocessingGroup" xmlns:wpi="http://schemas.microsoft.com/office/word/2010/wordprocessingInk" xmlns:wne="http://schemas.microsoft.com/office/word/2006/wordml" xmlns:wps="http://schemas.microsoft.com/office/word/2010/wordprocessingShape" mc:Ignorable="w14 w15 w16se w16cid w16 w16cex w16sdtdh wp14">
-  <w:p>
-    <w:pPr>
-      <w:pStyle w:val="ae"/>
-    </w:pPr>
-  </w:p>
-</w:ftr>
-</file>
-
-<file path=word/footer2.xml><?xml version="1.0" encoding="utf-8"?>
-<w:ftr xmlns:wpc="http://schemas.microsoft.com/office/word/2010/wordprocessingCanvas" xmlns:cx="http://schemas.microsoft.com/office/drawing/2014/chartex" xmlns:cx1="http://schemas.microsoft.com/office/drawing/2015/9/8/chartex" xmlns:cx2="http://schemas.microsoft.com/office/drawing/2015/10/21/chartex" xmlns:cx3="http://schemas.microsoft.com/office/drawing/2016/5/9/chartex" xmlns:cx4="http://schemas.microsoft.com/office/drawing/2016/5/10/chartex" xmlns:cx5="http://schemas.microsoft.com/office/drawing/2016/5/11/chartex" xmlns:cx6="http://schemas.microsoft.com/office/drawing/2016/5/12/chartex" xmlns:cx7="http://schemas.microsoft.com/office/drawing/2016/5/13/chartex" xmlns:cx8="http://schemas.microsoft.com/office/drawing/2016/5/14/chartex" xmlns:mc="http://schemas.openxmlformats.org/markup-compatibility/2006" xmlns:aink="http://schemas.microsoft.com/office/drawing/2016/ink" xmlns:am3d="http://schemas.microsoft.com/office/drawing/2017/model3d" xmlns:o="urn:schemas-microsoft-com:office:office" xmlns:r="http://schemas.openxmlformats.org/officeDocument/2006/relationships" xmlns:m="http://schemas.openxmlformats.org/officeDocument/2006/math" xmlns:v="urn:schemas-microsoft-com:vml" xmlns:wp14="http://schemas.microsoft.com/office/word/2010/wordprocessingDrawing" xmlns:wp="http://schemas.openxmlformats.org/drawingml/2006/wordprocessingDrawing" xmlns:w10="urn:schemas-microsoft-com:office:word" xmlns:w="http://schemas.openxmlformats.org/wordprocessingml/2006/main" xmlns:w14="http://schemas.microsoft.com/office/word/2010/wordml" xmlns:w15="http://schemas.microsoft.com/office/word/2012/wordml" xmlns:w16cex="http://schemas.microsoft.com/office/word/2018/wordml/cex" xmlns:w16cid="http://schemas.microsoft.com/office/word/2016/wordml/cid" xmlns:w16="http://schemas.microsoft.com/office/word/2018/wordml" xmlns:w16sdtdh="http://schemas.microsoft.com/office/word/2020/wordml/sdtdatahash" xmlns:w16se="http://schemas.microsoft.com/office/word/2015/wordml/symex" xmlns:wpg="http://schemas.microsoft.com/office/word/2010/wordprocessingGroup" xmlns:wpi="http://schemas.microsoft.com/office/word/2010/wordprocessingInk" xmlns:wne="http://schemas.microsoft.com/office/word/2006/wordml" xmlns:wps="http://schemas.microsoft.com/office/word/2010/wordprocessingShape" mc:Ignorable="w14 w15 w16se w16cid w16 w16cex w16sdtdh wp14">
-  <w:p>
-    <w:pPr>
-      <w:pStyle w:val="ae"/>
-    </w:pPr>
-  </w:p>
-</w:ftr>
-</file>
-
-<file path=word/footer3.xml><?xml version="1.0" encoding="utf-8"?>
-<w:ftr xmlns:wpc="http://schemas.microsoft.com/office/word/2010/wordprocessingCanvas" xmlns:cx="http://schemas.microsoft.com/office/drawing/2014/chartex" xmlns:cx1="http://schemas.microsoft.com/office/drawing/2015/9/8/chartex" xmlns:cx2="http://schemas.microsoft.com/office/drawing/2015/10/21/chartex" xmlns:cx3="http://schemas.microsoft.com/office/drawing/2016/5/9/chartex" xmlns:cx4="http://schemas.microsoft.com/office/drawing/2016/5/10/chartex" xmlns:cx5="http://schemas.microsoft.com/office/drawing/2016/5/11/chartex" xmlns:cx6="http://schemas.microsoft.com/office/drawing/2016/5/12/chartex" xmlns:cx7="http://schemas.microsoft.com/office/drawing/2016/5/13/chartex" xmlns:cx8="http://schemas.microsoft.com/office/drawing/2016/5/14/chartex" xmlns:mc="http://schemas.openxmlformats.org/markup-compatibility/2006" xmlns:aink="http://schemas.microsoft.com/office/drawing/2016/ink" xmlns:am3d="http://schemas.microsoft.com/office/drawing/2017/model3d" xmlns:o="urn:schemas-microsoft-com:office:office" xmlns:r="http://schemas.openxmlformats.org/officeDocument/2006/relationships" xmlns:m="http://schemas.openxmlformats.org/officeDocument/2006/math" xmlns:v="urn:schemas-microsoft-com:vml" xmlns:wp14="http://schemas.microsoft.com/office/word/2010/wordprocessingDrawing" xmlns:wp="http://schemas.openxmlformats.org/drawingml/2006/wordprocessingDrawing" xmlns:w10="urn:schemas-microsoft-com:office:word" xmlns:w="http://schemas.openxmlformats.org/wordprocessingml/2006/main" xmlns:w14="http://schemas.microsoft.com/office/word/2010/wordml" xmlns:w15="http://schemas.microsoft.com/office/word/2012/wordml" xmlns:w16cex="http://schemas.microsoft.com/office/word/2018/wordml/cex" xmlns:w16cid="http://schemas.microsoft.com/office/word/2016/wordml/cid" xmlns:w16="http://schemas.microsoft.com/office/word/2018/wordml" xmlns:w16sdtdh="http://schemas.microsoft.com/office/word/2020/wordml/sdtdatahash" xmlns:w16se="http://schemas.microsoft.com/office/word/2015/wordml/symex" xmlns:wpg="http://schemas.microsoft.com/office/word/2010/wordprocessingGroup" xmlns:wpi="http://schemas.microsoft.com/office/word/2010/wordprocessingInk" xmlns:wne="http://schemas.microsoft.com/office/word/2006/wordml" xmlns:wps="http://schemas.microsoft.com/office/word/2010/wordprocessingShape" mc:Ignorable="w14 w15 w16se w16cid w16 w16cex w16sdtdh wp14">
-  <w:p>
-    <w:pPr>
-      <w:pStyle w:val="ae"/>
-    </w:pPr>
-  </w:p>
-</w:ftr>
-</file>
-
 <file path=word/footnotes.xml><?xml version="1.0" encoding="utf-8"?>
 <w:footnotes xmlns:wpc="http://schemas.microsoft.com/office/word/2010/wordprocessingCanvas" xmlns:cx="http://schemas.microsoft.com/office/drawing/2014/chartex" xmlns:cx1="http://schemas.microsoft.com/office/drawing/2015/9/8/chartex" xmlns:cx2="http://schemas.microsoft.com/office/drawing/2015/10/21/chartex" xmlns:cx3="http://schemas.microsoft.com/office/drawing/2016/5/9/chartex" xmlns:cx4="http://schemas.microsoft.com/office/drawing/2016/5/10/chartex" xmlns:cx5="http://schemas.microsoft.com/office/drawing/2016/5/11/chartex" xmlns:cx6="http://schemas.microsoft.com/office/drawing/2016/5/12/chartex" xmlns:cx7="http://schemas.microsoft.com/office/drawing/2016/5/13/chartex" xmlns:cx8="http://schemas.microsoft.com/office/drawing/2016/5/14/chartex" xmlns:mc="http://schemas.openxmlformats.org/markup-compatibility/2006" xmlns:aink="http://schemas.microsoft.com/office/drawing/2016/ink" xmlns:am3d="http://schemas.microsoft.com/office/drawing/2017/model3d" xmlns:o="urn:schemas-microsoft-com:office:office" xmlns:r="http://schemas.openxmlformats.org/officeDocument/2006/relationships" xmlns:m="http://schemas.openxmlformats.org/officeDocument/2006/math" xmlns:v="urn:schemas-microsoft-com:vml" xmlns:wp14="http://schemas.microsoft.com/office/word/2010/wordprocessingDrawing" xmlns:wp="http://schemas.openxmlformats.org/drawingml/2006/wordprocessingDrawing" xmlns:w10="urn:schemas-microsoft-com:office:word" xmlns:w="http://schemas.openxmlformats.org/wordprocessingml/2006/main" xmlns:w14="http://schemas.microsoft.com/office/word/2010/wordml" xmlns:w15="http://schemas.microsoft.com/office/word/2012/wordml" xmlns:w16cex="http://schemas.microsoft.com/office/word/2018/wordml/cex" xmlns:w16cid="http://schemas.microsoft.com/office/word/2016/wordml/cid" xmlns:w16="http://schemas.microsoft.com/office/word/2018/wordml" xmlns:w16sdtdh="http://schemas.microsoft.com/office/word/2020/wordml/sdtdatahash" xmlns:w16se="http://schemas.microsoft.com/office/word/2015/wordml/symex" xmlns:wpg="http://schemas.microsoft.com/office/word/2010/wordprocessingGroup" xmlns:wpi="http://schemas.microsoft.com/office/word/2010/wordprocessingInk" xmlns:wne="http://schemas.microsoft.com/office/word/2006/wordml" xmlns:wps="http://schemas.microsoft.com/office/word/2010/wordprocessingShape" mc:Ignorable="w14 w15 w16se w16cid w16 w16cex w16sdtdh wp14">
   <w:footnote w:type="separator" w:id="-1">
@@ -11826,16 +11686,6 @@
 </file>
 
 <file path=word/header1.xml><?xml version="1.0" encoding="utf-8"?>
-<w:hdr xmlns:wpc="http://schemas.microsoft.com/office/word/2010/wordprocessingCanvas" xmlns:cx="http://schemas.microsoft.com/office/drawing/2014/chartex" xmlns:cx1="http://schemas.microsoft.com/office/drawing/2015/9/8/chartex" xmlns:cx2="http://schemas.microsoft.com/office/drawing/2015/10/21/chartex" xmlns:cx3="http://schemas.microsoft.com/office/drawing/2016/5/9/chartex" xmlns:cx4="http://schemas.microsoft.com/office/drawing/2016/5/10/chartex" xmlns:cx5="http://schemas.microsoft.com/office/drawing/2016/5/11/chartex" xmlns:cx6="http://schemas.microsoft.com/office/drawing/2016/5/12/chartex" xmlns:cx7="http://schemas.microsoft.com/office/drawing/2016/5/13/chartex" xmlns:cx8="http://schemas.microsoft.com/office/drawing/2016/5/14/chartex" xmlns:mc="http://schemas.openxmlformats.org/markup-compatibility/2006" xmlns:aink="http://schemas.microsoft.com/office/drawing/2016/ink" xmlns:am3d="http://schemas.microsoft.com/office/drawing/2017/model3d" xmlns:o="urn:schemas-microsoft-com:office:office" xmlns:r="http://schemas.openxmlformats.org/officeDocument/2006/relationships" xmlns:m="http://schemas.openxmlformats.org/officeDocument/2006/math" xmlns:v="urn:schemas-microsoft-com:vml" xmlns:wp14="http://schemas.microsoft.com/office/word/2010/wordprocessingDrawing" xmlns:wp="http://schemas.openxmlformats.org/drawingml/2006/wordprocessingDrawing" xmlns:w10="urn:schemas-microsoft-com:office:word" xmlns:w="http://schemas.openxmlformats.org/wordprocessingml/2006/main" xmlns:w14="http://schemas.microsoft.com/office/word/2010/wordml" xmlns:w15="http://schemas.microsoft.com/office/word/2012/wordml" xmlns:w16cex="http://schemas.microsoft.com/office/word/2018/wordml/cex" xmlns:w16cid="http://schemas.microsoft.com/office/word/2016/wordml/cid" xmlns:w16="http://schemas.microsoft.com/office/word/2018/wordml" xmlns:w16sdtdh="http://schemas.microsoft.com/office/word/2020/wordml/sdtdatahash" xmlns:w16se="http://schemas.microsoft.com/office/word/2015/wordml/symex" xmlns:wpg="http://schemas.microsoft.com/office/word/2010/wordprocessingGroup" xmlns:wpi="http://schemas.microsoft.com/office/word/2010/wordprocessingInk" xmlns:wne="http://schemas.microsoft.com/office/word/2006/wordml" xmlns:wps="http://schemas.microsoft.com/office/word/2010/wordprocessingShape" mc:Ignorable="w14 w15 w16se w16cid w16 w16cex w16sdtdh wp14">
-  <w:p>
-    <w:pPr>
-      <w:pStyle w:val="ac"/>
-    </w:pPr>
-  </w:p>
-</w:hdr>
-</file>
-
-<file path=word/header2.xml><?xml version="1.0" encoding="utf-8"?>
 <w:hdr xmlns:wpc="http://schemas.microsoft.com/office/word/2010/wordprocessingCanvas" xmlns:cx="http://schemas.microsoft.com/office/drawing/2014/chartex" xmlns:cx1="http://schemas.microsoft.com/office/drawing/2015/9/8/chartex" xmlns:cx2="http://schemas.microsoft.com/office/drawing/2015/10/21/chartex" xmlns:cx3="http://schemas.microsoft.com/office/drawing/2016/5/9/chartex" xmlns:cx4="http://schemas.microsoft.com/office/drawing/2016/5/10/chartex" xmlns:cx5="http://schemas.microsoft.com/office/drawing/2016/5/11/chartex" xmlns:cx6="http://schemas.microsoft.com/office/drawing/2016/5/12/chartex" xmlns:cx7="http://schemas.microsoft.com/office/drawing/2016/5/13/chartex" xmlns:cx8="http://schemas.microsoft.com/office/drawing/2016/5/14/chartex" xmlns:mc="http://schemas.openxmlformats.org/markup-compatibility/2006" xmlns:aink="http://schemas.microsoft.com/office/drawing/2016/ink" xmlns:am3d="http://schemas.microsoft.com/office/drawing/2017/model3d" xmlns:o="urn:schemas-microsoft-com:office:office" xmlns:r="http://schemas.openxmlformats.org/officeDocument/2006/relationships" xmlns:m="http://schemas.openxmlformats.org/officeDocument/2006/math" xmlns:v="urn:schemas-microsoft-com:vml" xmlns:wp14="http://schemas.microsoft.com/office/word/2010/wordprocessingDrawing" xmlns:wp="http://schemas.openxmlformats.org/drawingml/2006/wordprocessingDrawing" xmlns:w10="urn:schemas-microsoft-com:office:word" xmlns:w="http://schemas.openxmlformats.org/wordprocessingml/2006/main" xmlns:w14="http://schemas.microsoft.com/office/word/2010/wordml" xmlns:w15="http://schemas.microsoft.com/office/word/2012/wordml" xmlns:w16cex="http://schemas.microsoft.com/office/word/2018/wordml/cex" xmlns:w16cid="http://schemas.microsoft.com/office/word/2016/wordml/cid" xmlns:w16="http://schemas.microsoft.com/office/word/2018/wordml" xmlns:w16sdtdh="http://schemas.microsoft.com/office/word/2020/wordml/sdtdatahash" xmlns:w16se="http://schemas.microsoft.com/office/word/2015/wordml/symex" xmlns:wpg="http://schemas.microsoft.com/office/word/2010/wordprocessingGroup" xmlns:wpi="http://schemas.microsoft.com/office/word/2010/wordprocessingInk" xmlns:wne="http://schemas.microsoft.com/office/word/2006/wordml" xmlns:wps="http://schemas.microsoft.com/office/word/2010/wordprocessingShape" mc:Ignorable="w14 w15 w16se w16cid w16 w16cex w16sdtdh wp14">
   <w:p>
     <w:pPr>
@@ -11940,17 +11790,7 @@
 </w:hdr>
 </file>
 
-<file path=word/header3.xml><?xml version="1.0" encoding="utf-8"?>
-<w:hdr xmlns:wpc="http://schemas.microsoft.com/office/word/2010/wordprocessingCanvas" xmlns:cx="http://schemas.microsoft.com/office/drawing/2014/chartex" xmlns:cx1="http://schemas.microsoft.com/office/drawing/2015/9/8/chartex" xmlns:cx2="http://schemas.microsoft.com/office/drawing/2015/10/21/chartex" xmlns:cx3="http://schemas.microsoft.com/office/drawing/2016/5/9/chartex" xmlns:cx4="http://schemas.microsoft.com/office/drawing/2016/5/10/chartex" xmlns:cx5="http://schemas.microsoft.com/office/drawing/2016/5/11/chartex" xmlns:cx6="http://schemas.microsoft.com/office/drawing/2016/5/12/chartex" xmlns:cx7="http://schemas.microsoft.com/office/drawing/2016/5/13/chartex" xmlns:cx8="http://schemas.microsoft.com/office/drawing/2016/5/14/chartex" xmlns:mc="http://schemas.openxmlformats.org/markup-compatibility/2006" xmlns:aink="http://schemas.microsoft.com/office/drawing/2016/ink" xmlns:am3d="http://schemas.microsoft.com/office/drawing/2017/model3d" xmlns:o="urn:schemas-microsoft-com:office:office" xmlns:r="http://schemas.openxmlformats.org/officeDocument/2006/relationships" xmlns:m="http://schemas.openxmlformats.org/officeDocument/2006/math" xmlns:v="urn:schemas-microsoft-com:vml" xmlns:wp14="http://schemas.microsoft.com/office/word/2010/wordprocessingDrawing" xmlns:wp="http://schemas.openxmlformats.org/drawingml/2006/wordprocessingDrawing" xmlns:w10="urn:schemas-microsoft-com:office:word" xmlns:w="http://schemas.openxmlformats.org/wordprocessingml/2006/main" xmlns:w14="http://schemas.microsoft.com/office/word/2010/wordml" xmlns:w15="http://schemas.microsoft.com/office/word/2012/wordml" xmlns:w16cex="http://schemas.microsoft.com/office/word/2018/wordml/cex" xmlns:w16cid="http://schemas.microsoft.com/office/word/2016/wordml/cid" xmlns:w16="http://schemas.microsoft.com/office/word/2018/wordml" xmlns:w16sdtdh="http://schemas.microsoft.com/office/word/2020/wordml/sdtdatahash" xmlns:w16se="http://schemas.microsoft.com/office/word/2015/wordml/symex" xmlns:wpg="http://schemas.microsoft.com/office/word/2010/wordprocessingGroup" xmlns:wpi="http://schemas.microsoft.com/office/word/2010/wordprocessingInk" xmlns:wne="http://schemas.microsoft.com/office/word/2006/wordml" xmlns:wps="http://schemas.microsoft.com/office/word/2010/wordprocessingShape" mc:Ignorable="w14 w15 w16se w16cid w16 w16cex w16sdtdh wp14">
-  <w:p>
-    <w:pPr>
-      <w:pStyle w:val="ac"/>
-    </w:pPr>
-  </w:p>
-</w:hdr>
-</file>
-
-<file path=word/header4.xml><?xml version="1.0" encoding="utf-8"?>
+<file path=word/header2.xml><?xml version="1.0" encoding="utf-8"?>
 <w:hdr xmlns:wpc="http://schemas.microsoft.com/office/word/2010/wordprocessingCanvas" xmlns:cx="http://schemas.microsoft.com/office/drawing/2014/chartex" xmlns:cx1="http://schemas.microsoft.com/office/drawing/2015/9/8/chartex" xmlns:cx2="http://schemas.microsoft.com/office/drawing/2015/10/21/chartex" xmlns:cx3="http://schemas.microsoft.com/office/drawing/2016/5/9/chartex" xmlns:cx4="http://schemas.microsoft.com/office/drawing/2016/5/10/chartex" xmlns:cx5="http://schemas.microsoft.com/office/drawing/2016/5/11/chartex" xmlns:cx6="http://schemas.microsoft.com/office/drawing/2016/5/12/chartex" xmlns:cx7="http://schemas.microsoft.com/office/drawing/2016/5/13/chartex" xmlns:cx8="http://schemas.microsoft.com/office/drawing/2016/5/14/chartex" xmlns:mc="http://schemas.openxmlformats.org/markup-compatibility/2006" xmlns:aink="http://schemas.microsoft.com/office/drawing/2016/ink" xmlns:am3d="http://schemas.microsoft.com/office/drawing/2017/model3d" xmlns:o="urn:schemas-microsoft-com:office:office" xmlns:r="http://schemas.openxmlformats.org/officeDocument/2006/relationships" xmlns:m="http://schemas.openxmlformats.org/officeDocument/2006/math" xmlns:v="urn:schemas-microsoft-com:vml" xmlns:wp14="http://schemas.microsoft.com/office/word/2010/wordprocessingDrawing" xmlns:wp="http://schemas.openxmlformats.org/drawingml/2006/wordprocessingDrawing" xmlns:w10="urn:schemas-microsoft-com:office:word" xmlns:w="http://schemas.openxmlformats.org/wordprocessingml/2006/main" xmlns:w14="http://schemas.microsoft.com/office/word/2010/wordml" xmlns:w15="http://schemas.microsoft.com/office/word/2012/wordml" xmlns:w16cex="http://schemas.microsoft.com/office/word/2018/wordml/cex" xmlns:w16cid="http://schemas.microsoft.com/office/word/2016/wordml/cid" xmlns:w16="http://schemas.microsoft.com/office/word/2018/wordml" xmlns:w16sdtdh="http://schemas.microsoft.com/office/word/2020/wordml/sdtdatahash" xmlns:w16se="http://schemas.microsoft.com/office/word/2015/wordml/symex" xmlns:wpg="http://schemas.microsoft.com/office/word/2010/wordprocessingGroup" xmlns:wpi="http://schemas.microsoft.com/office/word/2010/wordprocessingInk" xmlns:wne="http://schemas.microsoft.com/office/word/2006/wordml" xmlns:wps="http://schemas.microsoft.com/office/word/2010/wordprocessingShape" mc:Ignorable="w14 w15 w16se w16cid w16 w16cex w16sdtdh wp14">
   <w:p>
     <w:pPr>
@@ -11974,7 +11814,7 @@
 </w:hdr>
 </file>
 
-<file path=word/header5.xml><?xml version="1.0" encoding="utf-8"?>
+<file path=word/header3.xml><?xml version="1.0" encoding="utf-8"?>
 <w:hdr xmlns:wpc="http://schemas.microsoft.com/office/word/2010/wordprocessingCanvas" xmlns:cx="http://schemas.microsoft.com/office/drawing/2014/chartex" xmlns:cx1="http://schemas.microsoft.com/office/drawing/2015/9/8/chartex" xmlns:cx2="http://schemas.microsoft.com/office/drawing/2015/10/21/chartex" xmlns:cx3="http://schemas.microsoft.com/office/drawing/2016/5/9/chartex" xmlns:cx4="http://schemas.microsoft.com/office/drawing/2016/5/10/chartex" xmlns:cx5="http://schemas.microsoft.com/office/drawing/2016/5/11/chartex" xmlns:cx6="http://schemas.microsoft.com/office/drawing/2016/5/12/chartex" xmlns:cx7="http://schemas.microsoft.com/office/drawing/2016/5/13/chartex" xmlns:cx8="http://schemas.microsoft.com/office/drawing/2016/5/14/chartex" xmlns:mc="http://schemas.openxmlformats.org/markup-compatibility/2006" xmlns:aink="http://schemas.microsoft.com/office/drawing/2016/ink" xmlns:am3d="http://schemas.microsoft.com/office/drawing/2017/model3d" xmlns:o="urn:schemas-microsoft-com:office:office" xmlns:r="http://schemas.openxmlformats.org/officeDocument/2006/relationships" xmlns:m="http://schemas.openxmlformats.org/officeDocument/2006/math" xmlns:v="urn:schemas-microsoft-com:vml" xmlns:wp14="http://schemas.microsoft.com/office/word/2010/wordprocessingDrawing" xmlns:wp="http://schemas.openxmlformats.org/drawingml/2006/wordprocessingDrawing" xmlns:w10="urn:schemas-microsoft-com:office:word" xmlns:w="http://schemas.openxmlformats.org/wordprocessingml/2006/main" xmlns:w14="http://schemas.microsoft.com/office/word/2010/wordml" xmlns:w15="http://schemas.microsoft.com/office/word/2012/wordml" xmlns:w16cex="http://schemas.microsoft.com/office/word/2018/wordml/cex" xmlns:w16cid="http://schemas.microsoft.com/office/word/2016/wordml/cid" xmlns:w16="http://schemas.microsoft.com/office/word/2018/wordml" xmlns:w16sdtdh="http://schemas.microsoft.com/office/word/2020/wordml/sdtdatahash" xmlns:w16se="http://schemas.microsoft.com/office/word/2015/wordml/symex" xmlns:wpg="http://schemas.microsoft.com/office/word/2010/wordprocessingGroup" xmlns:wpi="http://schemas.microsoft.com/office/word/2010/wordprocessingInk" xmlns:wne="http://schemas.microsoft.com/office/word/2006/wordml" xmlns:wps="http://schemas.microsoft.com/office/word/2010/wordprocessingShape" mc:Ignorable="w14 w15 w16se w16cid w16 w16cex w16sdtdh wp14">
   <w:p>
     <w:pPr>
@@ -14597,7 +14437,7 @@
 </w:hdr>
 </file>
 
-<file path=word/header6.xml><?xml version="1.0" encoding="utf-8"?>
+<file path=word/header4.xml><?xml version="1.0" encoding="utf-8"?>
 <w:hdr xmlns:wpc="http://schemas.microsoft.com/office/word/2010/wordprocessingCanvas" xmlns:cx="http://schemas.microsoft.com/office/drawing/2014/chartex" xmlns:cx1="http://schemas.microsoft.com/office/drawing/2015/9/8/chartex" xmlns:cx2="http://schemas.microsoft.com/office/drawing/2015/10/21/chartex" xmlns:cx3="http://schemas.microsoft.com/office/drawing/2016/5/9/chartex" xmlns:cx4="http://schemas.microsoft.com/office/drawing/2016/5/10/chartex" xmlns:cx5="http://schemas.microsoft.com/office/drawing/2016/5/11/chartex" xmlns:cx6="http://schemas.microsoft.com/office/drawing/2016/5/12/chartex" xmlns:cx7="http://schemas.microsoft.com/office/drawing/2016/5/13/chartex" xmlns:cx8="http://schemas.microsoft.com/office/drawing/2016/5/14/chartex" xmlns:mc="http://schemas.openxmlformats.org/markup-compatibility/2006" xmlns:aink="http://schemas.microsoft.com/office/drawing/2016/ink" xmlns:am3d="http://schemas.microsoft.com/office/drawing/2017/model3d" xmlns:o="urn:schemas-microsoft-com:office:office" xmlns:r="http://schemas.openxmlformats.org/officeDocument/2006/relationships" xmlns:m="http://schemas.openxmlformats.org/officeDocument/2006/math" xmlns:v="urn:schemas-microsoft-com:vml" xmlns:wp14="http://schemas.microsoft.com/office/word/2010/wordprocessingDrawing" xmlns:wp="http://schemas.openxmlformats.org/drawingml/2006/wordprocessingDrawing" xmlns:w10="urn:schemas-microsoft-com:office:word" xmlns:w="http://schemas.openxmlformats.org/wordprocessingml/2006/main" xmlns:w14="http://schemas.microsoft.com/office/word/2010/wordml" xmlns:w15="http://schemas.microsoft.com/office/word/2012/wordml" xmlns:w16cex="http://schemas.microsoft.com/office/word/2018/wordml/cex" xmlns:w16cid="http://schemas.microsoft.com/office/word/2016/wordml/cid" xmlns:w16="http://schemas.microsoft.com/office/word/2018/wordml" xmlns:w16sdtdh="http://schemas.microsoft.com/office/word/2020/wordml/sdtdatahash" xmlns:w16se="http://schemas.microsoft.com/office/word/2015/wordml/symex" xmlns:wpg="http://schemas.microsoft.com/office/word/2010/wordprocessingGroup" xmlns:wpi="http://schemas.microsoft.com/office/word/2010/wordprocessingInk" xmlns:wne="http://schemas.microsoft.com/office/word/2006/wordml" xmlns:wps="http://schemas.microsoft.com/office/word/2010/wordprocessingShape" mc:Ignorable="w14 w15 w16se w16cid w16 w16cex w16sdtdh wp14">
   <w:p>
     <w:pPr>
@@ -16715,9 +16555,9 @@
       <w:lvlJc w:val="left"/>
       <w:pPr>
         <w:tabs>
-          <w:tab w:val="num" w:pos="143"/>
+          <w:tab w:val="num" w:pos="2978"/>
         </w:tabs>
-        <w:ind w:left="710" w:firstLine="0"/>
+        <w:ind w:left="3545" w:firstLine="0"/>
       </w:pPr>
       <w:rPr>
         <w:rFonts w:hint="default"/>
@@ -17929,7 +17769,12 @@
       <w:numPr>
         <w:ilvl w:val="1"/>
       </w:numPr>
+      <w:tabs>
+        <w:tab w:val="clear" w:pos="2978"/>
+        <w:tab w:val="num" w:pos="143"/>
+      </w:tabs>
       <w:spacing w:before="440" w:after="440"/>
+      <w:ind w:left="710"/>
       <w:outlineLvl w:val="2"/>
     </w:pPr>
     <w:rPr>

--- a/vlasov.docx
+++ b/vlasov.docx
@@ -4922,7 +4922,7 @@
                 <w:noProof/>
                 <w:webHidden/>
               </w:rPr>
-              <w:t>20</w:t>
+              <w:t>19</w:t>
             </w:r>
             <w:r>
               <w:rPr>
@@ -5008,7 +5008,7 @@
                 <w:noProof/>
                 <w:webHidden/>
               </w:rPr>
-              <w:t>24</w:t>
+              <w:t>23</w:t>
             </w:r>
             <w:r>
               <w:rPr>
@@ -5092,7 +5092,7 @@
               <w:rPr>
                 <w:webHidden/>
               </w:rPr>
-              <w:t>28</w:t>
+              <w:t>27</w:t>
             </w:r>
             <w:r>
               <w:rPr>
@@ -5177,7 +5177,7 @@
                 <w:noProof/>
                 <w:webHidden/>
               </w:rPr>
-              <w:t>28</w:t>
+              <w:t>27</w:t>
             </w:r>
             <w:r>
               <w:rPr>
@@ -5263,7 +5263,7 @@
                 <w:noProof/>
                 <w:webHidden/>
               </w:rPr>
-              <w:t>31</w:t>
+              <w:t>30</w:t>
             </w:r>
             <w:r>
               <w:rPr>
@@ -5325,7 +5325,7 @@
               <w:rPr>
                 <w:webHidden/>
               </w:rPr>
-              <w:t>34</w:t>
+              <w:t>33</w:t>
             </w:r>
             <w:r>
               <w:rPr>
@@ -5386,7 +5386,7 @@
               <w:rPr>
                 <w:webHidden/>
               </w:rPr>
-              <w:t>36</w:t>
+              <w:t>35</w:t>
             </w:r>
             <w:r>
               <w:rPr>
@@ -5531,7 +5531,7 @@
       <w:bookmarkStart w:id="8" w:name="_Toc232682946"/>
       <w:r>
         <w:lastRenderedPageBreak/>
-        <w:t>АНАЛИЗ ТРЕБОВАНИЙ И ПОСТАНОВКА ЗАДАЧИ</w:t>
+        <w:t>Анализ требований и постановка задачи</w:t>
       </w:r>
       <w:bookmarkEnd w:id="8"/>
     </w:p>
@@ -6904,7 +6904,7 @@
       <w:bookmarkStart w:id="12" w:name="_Toc232682950"/>
       <w:r>
         <w:lastRenderedPageBreak/>
-        <w:t>ПРОЕКТИРОВАНИЕ И РАЗРАБОТКА БАЗЫ ДАННЫХ</w:t>
+        <w:t>Проектирование и разработка базы данных</w:t>
       </w:r>
       <w:bookmarkEnd w:id="12"/>
     </w:p>
@@ -6958,9 +6958,6 @@
         <w:t>»</w:t>
       </w:r>
       <w:r>
-        <w:rPr>
-          <w:rStyle w:val="a8"/>
-        </w:rPr>
         <w:t xml:space="preserve"> </w:t>
       </w:r>
       <w:r>
@@ -6978,11 +6975,10 @@
         <w:pStyle w:val="afff1"/>
       </w:pPr>
       <w:r>
-        <w:lastRenderedPageBreak/>
         <w:drawing>
-          <wp:inline distT="0" distB="0" distL="0" distR="0" wp14:anchorId="1A05A504" wp14:editId="53CBD54A">
-            <wp:extent cx="6387353" cy="7478393"/>
-            <wp:effectExtent l="0" t="0" r="9525" b="1905"/>
+          <wp:inline distT="0" distB="0" distL="0" distR="0" wp14:anchorId="1A05A504" wp14:editId="0F268512">
+            <wp:extent cx="4261021" cy="4988858"/>
+            <wp:effectExtent l="0" t="0" r="6350" b="2540"/>
             <wp:docPr id="55" name="Рисунок 55"/>
             <wp:cNvGraphicFramePr>
               <a:graphicFrameLocks xmlns:a="http://schemas.openxmlformats.org/drawingml/2006/main" noChangeAspect="1"/>
@@ -7012,7 +7008,7 @@
                   <pic:spPr bwMode="auto">
                     <a:xfrm>
                       <a:off x="0" y="0"/>
-                      <a:ext cx="6387353" cy="7478393"/>
+                      <a:ext cx="4269508" cy="4998795"/>
                     </a:xfrm>
                     <a:prstGeom prst="rect">
                       <a:avLst/>
@@ -7048,19 +7044,6 @@
     </w:p>
     <w:p>
       <w:pPr>
-        <w:ind w:firstLine="851"/>
-        <w:jc w:val="left"/>
-      </w:pPr>
-    </w:p>
-    <w:p>
-      <w:pPr>
-        <w:ind w:firstLine="851"/>
-        <w:jc w:val="left"/>
-      </w:pPr>
-    </w:p>
-    <w:p>
-      <w:pPr>
-        <w:ind w:firstLine="851"/>
         <w:jc w:val="left"/>
       </w:pPr>
     </w:p>
@@ -9254,10 +9237,19 @@
     <w:p>
       <w:pPr>
         <w:jc w:val="left"/>
+        <w:rPr>
+          <w:lang w:val="en-US"/>
+        </w:rPr>
       </w:pPr>
       <w:r>
         <w:lastRenderedPageBreak/>
         <w:t>Продолжение таблицы</w:t>
+      </w:r>
+      <w:r>
+        <w:rPr>
+          <w:lang w:val="en-US"/>
+        </w:rPr>
+        <w:t xml:space="preserve"> 4</w:t>
       </w:r>
     </w:p>
     <w:tbl>
@@ -9732,7 +9724,7 @@
       <w:bookmarkStart w:id="16" w:name="_Toc232682954"/>
       <w:r>
         <w:lastRenderedPageBreak/>
-        <w:t>ПРОЕКТИРОВАНИЕ И РАЗРАБОТКА ПРИЛОЖЕНИЯ</w:t>
+        <w:t>Проектирование и разработка приложения</w:t>
       </w:r>
       <w:bookmarkEnd w:id="16"/>
     </w:p>
@@ -11072,68 +11064,111 @@
       <w:pPr>
         <w:pStyle w:val="affd"/>
       </w:pPr>
-      <w:proofErr w:type="spellStart"/>
       <w:r>
         <w:rPr>
           <w:b/>
           <w:bCs/>
         </w:rPr>
-        <w:t>Дейт</w:t>
-      </w:r>
-      <w:proofErr w:type="spellEnd"/>
+        <w:t>Власов В. А.</w:t>
+      </w:r>
+      <w:r>
+        <w:t xml:space="preserve"> </w:t>
+      </w:r>
+      <w:proofErr w:type="spellStart"/>
+      <w:r>
+        <w:t>FastDelivery</w:t>
+      </w:r>
+      <w:proofErr w:type="spellEnd"/>
+      <w:r>
+        <w:t xml:space="preserve">: клиентское приложение для автоматизации логистики курьерской доставки [Электронный ресурс] // </w:t>
+      </w:r>
+      <w:proofErr w:type="spellStart"/>
+      <w:r>
+        <w:t>GitHub</w:t>
+      </w:r>
+      <w:proofErr w:type="spellEnd"/>
+      <w:r>
+        <w:t>. — URL: https://github.com/MG178/vlasov (дата обращения: 1</w:t>
+      </w:r>
+      <w:r>
+        <w:t>8</w:t>
+      </w:r>
+      <w:r>
+        <w:t>.0</w:t>
+      </w:r>
+      <w:r>
+        <w:t>6</w:t>
+      </w:r>
+      <w:r>
+        <w:t>.2026).</w:t>
+      </w:r>
+    </w:p>
+    <w:p>
+      <w:pPr>
+        <w:pStyle w:val="affd"/>
+      </w:pPr>
+      <w:proofErr w:type="spellStart"/>
       <w:r>
         <w:rPr>
           <w:b/>
           <w:bCs/>
         </w:rPr>
-        <w:t xml:space="preserve"> К. Дж.</w:t>
-      </w:r>
-      <w:r>
-        <w:t xml:space="preserve"> Введение в системы баз данных. — 8-е изд. — </w:t>
-      </w:r>
-      <w:proofErr w:type="gramStart"/>
-      <w:r>
-        <w:t>М. :</w:t>
-      </w:r>
-      <w:proofErr w:type="gramEnd"/>
-      <w:r>
-        <w:t xml:space="preserve"> Вильямс, 2006. — 1328 с. — ISBN 978-5-8459-0788-3.</w:t>
-      </w:r>
-    </w:p>
-    <w:p>
-      <w:pPr>
-        <w:pStyle w:val="affd"/>
-      </w:pPr>
-      <w:proofErr w:type="spellStart"/>
+        <w:t>Дейт</w:t>
+      </w:r>
+      <w:proofErr w:type="spellEnd"/>
       <w:r>
         <w:rPr>
           <w:b/>
           <w:bCs/>
         </w:rPr>
-        <w:t>Коннолли</w:t>
-      </w:r>
-      <w:proofErr w:type="spellEnd"/>
+        <w:t xml:space="preserve"> К. Дж.</w:t>
+      </w:r>
+      <w:r>
+        <w:t xml:space="preserve"> Введение в системы баз данных. — 8-е изд. — </w:t>
+      </w:r>
+      <w:proofErr w:type="gramStart"/>
+      <w:r>
+        <w:t>М. :</w:t>
+      </w:r>
+      <w:proofErr w:type="gramEnd"/>
+      <w:r>
+        <w:t xml:space="preserve"> Вильямс, 2006. — 1328 с. — ISBN 978-5-8459-0788-3.</w:t>
+      </w:r>
+    </w:p>
+    <w:p>
+      <w:pPr>
+        <w:pStyle w:val="affd"/>
+      </w:pPr>
+      <w:proofErr w:type="spellStart"/>
       <w:r>
         <w:rPr>
           <w:b/>
           <w:bCs/>
         </w:rPr>
-        <w:t xml:space="preserve"> Т., </w:t>
-      </w:r>
-      <w:proofErr w:type="spellStart"/>
+        <w:t>Коннолли</w:t>
+      </w:r>
+      <w:proofErr w:type="spellEnd"/>
       <w:r>
         <w:rPr>
           <w:b/>
           <w:bCs/>
         </w:rPr>
-        <w:t>Бегг</w:t>
-      </w:r>
-      <w:proofErr w:type="spellEnd"/>
+        <w:t xml:space="preserve"> Т., </w:t>
+      </w:r>
+      <w:proofErr w:type="spellStart"/>
       <w:r>
         <w:rPr>
           <w:b/>
           <w:bCs/>
         </w:rPr>
+        <w:t>Бегг</w:t>
+      </w:r>
+      <w:proofErr w:type="spellEnd"/>
+      <w:r>
+        <w:rPr>
+          <w:b/>
+          <w:bCs/>
+        </w:rPr>
         <w:t xml:space="preserve"> К.</w:t>
       </w:r>
       <w:r>
@@ -11146,6 +11181,38 @@
       <w:proofErr w:type="gramEnd"/>
       <w:r>
         <w:t xml:space="preserve"> Вильямс, 2003. — 1440 с. — ISBN 5-8459-0527-5.</w:t>
+      </w:r>
+    </w:p>
+    <w:p>
+      <w:pPr>
+        <w:pStyle w:val="affd"/>
+      </w:pPr>
+      <w:proofErr w:type="spellStart"/>
+      <w:r>
+        <w:rPr>
+          <w:b/>
+          <w:bCs/>
+        </w:rPr>
+        <w:t>Ларман</w:t>
+      </w:r>
+      <w:proofErr w:type="spellEnd"/>
+      <w:r>
+        <w:rPr>
+          <w:b/>
+          <w:bCs/>
+        </w:rPr>
+        <w:t xml:space="preserve"> К.</w:t>
+      </w:r>
+      <w:r>
+        <w:t xml:space="preserve"> Применение UML 2.0 и шаблонов проектирования. — 3-е изд. — </w:t>
+      </w:r>
+      <w:proofErr w:type="gramStart"/>
+      <w:r>
+        <w:t>М. :</w:t>
+      </w:r>
+      <w:proofErr w:type="gramEnd"/>
+      <w:r>
+        <w:t xml:space="preserve"> Вильямс, 2013. — 736 с. — ISBN 978-5-8459-1891-9.</w:t>
       </w:r>
     </w:p>
     <w:p>
@@ -11235,55 +11302,54 @@
       <w:pPr>
         <w:pStyle w:val="affd"/>
       </w:pPr>
-      <w:proofErr w:type="spellStart"/>
       <w:r>
         <w:rPr>
           <w:b/>
           <w:bCs/>
         </w:rPr>
-        <w:t>Ларман</w:t>
-      </w:r>
-      <w:proofErr w:type="spellEnd"/>
+        <w:t>Microsoft. Документация по SQL Server</w:t>
+      </w:r>
+      <w:r>
+        <w:t xml:space="preserve"> — </w:t>
+      </w:r>
+      <w:proofErr w:type="spellStart"/>
+      <w:r>
+        <w:t>Transact</w:t>
+      </w:r>
+      <w:proofErr w:type="spellEnd"/>
+      <w:r>
+        <w:t xml:space="preserve">-SQL [Электронный ресурс] // Microsoft </w:t>
+      </w:r>
+      <w:proofErr w:type="spellStart"/>
+      <w:r>
+        <w:t>Learn</w:t>
+      </w:r>
+      <w:proofErr w:type="spellEnd"/>
+      <w:r>
+        <w:t>. — URL: https://learn.microsoft.com/ru-ru/sql/t-sql/language-reference (дата обращения: 10.05.2026).</w:t>
+      </w:r>
+    </w:p>
+    <w:p>
+      <w:pPr>
+        <w:pStyle w:val="affd"/>
+      </w:pPr>
       <w:r>
         <w:rPr>
           <w:b/>
           <w:bCs/>
         </w:rPr>
-        <w:t xml:space="preserve"> К.</w:t>
-      </w:r>
-      <w:r>
-        <w:t xml:space="preserve"> Применение UML 2.0 и шаблонов проектирования. — 3-е изд. — </w:t>
-      </w:r>
-      <w:proofErr w:type="gramStart"/>
-      <w:r>
-        <w:t>М. :</w:t>
-      </w:r>
-      <w:proofErr w:type="gramEnd"/>
-      <w:r>
-        <w:t xml:space="preserve"> Вильямс, 2013. — 736 с. — ISBN 978-5-8459-1891-9.</w:t>
-      </w:r>
-    </w:p>
-    <w:p>
-      <w:pPr>
-        <w:pStyle w:val="affd"/>
-      </w:pPr>
-      <w:r>
-        <w:rPr>
-          <w:b/>
-          <w:bCs/>
-        </w:rPr>
-        <w:t>Microsoft. Документация по SQL Server</w:t>
-      </w:r>
-      <w:r>
-        <w:t xml:space="preserve"> — </w:t>
-      </w:r>
-      <w:proofErr w:type="spellStart"/>
-      <w:r>
-        <w:t>Transact</w:t>
-      </w:r>
-      <w:proofErr w:type="spellEnd"/>
-      <w:r>
-        <w:t xml:space="preserve">-SQL [Электронный ресурс] // Microsoft </w:t>
+        <w:t>Microsoft. Документация по WPF</w:t>
+      </w:r>
+      <w:r>
+        <w:t xml:space="preserve"> — Windows </w:t>
+      </w:r>
+      <w:proofErr w:type="spellStart"/>
+      <w:r>
+        <w:t>Presentation</w:t>
+      </w:r>
+      <w:proofErr w:type="spellEnd"/>
+      <w:r>
+        <w:t xml:space="preserve"> Foundation [Электронный ресурс] // Microsoft </w:t>
       </w:r>
       <w:proofErr w:type="spellStart"/>
       <w:r>
@@ -11291,81 +11357,7 @@
       </w:r>
       <w:proofErr w:type="spellEnd"/>
       <w:r>
-        <w:t>. — URL: https://learn.microsoft.com/ru-ru/sql/t-sql/language-reference (дата обращения: 10.05.2026).</w:t>
-      </w:r>
-    </w:p>
-    <w:p>
-      <w:pPr>
-        <w:pStyle w:val="affd"/>
-      </w:pPr>
-      <w:r>
-        <w:rPr>
-          <w:b/>
-          <w:bCs/>
-        </w:rPr>
-        <w:t>Microsoft. Документация по WPF</w:t>
-      </w:r>
-      <w:r>
-        <w:t xml:space="preserve"> — Windows </w:t>
-      </w:r>
-      <w:proofErr w:type="spellStart"/>
-      <w:r>
-        <w:t>Presentation</w:t>
-      </w:r>
-      <w:proofErr w:type="spellEnd"/>
-      <w:r>
-        <w:t xml:space="preserve"> Foundation [Электронный ресурс] // Microsoft </w:t>
-      </w:r>
-      <w:proofErr w:type="spellStart"/>
-      <w:r>
-        <w:t>Learn</w:t>
-      </w:r>
-      <w:proofErr w:type="spellEnd"/>
-      <w:r>
         <w:t>. — URL: https://learn.microsoft.com/ru-ru/dotnet/desktop/wpf/ (дата обращения: 10.05.2026).</w:t>
-      </w:r>
-    </w:p>
-    <w:p>
-      <w:pPr>
-        <w:pStyle w:val="affd"/>
-      </w:pPr>
-      <w:r>
-        <w:rPr>
-          <w:b/>
-          <w:bCs/>
-        </w:rPr>
-        <w:t>Власов В. А.</w:t>
-      </w:r>
-      <w:r>
-        <w:t xml:space="preserve"> </w:t>
-      </w:r>
-      <w:proofErr w:type="spellStart"/>
-      <w:r>
-        <w:t>FastDelivery</w:t>
-      </w:r>
-      <w:proofErr w:type="spellEnd"/>
-      <w:r>
-        <w:t xml:space="preserve">: клиентское приложение для автоматизации логистики курьерской доставки [Электронный ресурс] // </w:t>
-      </w:r>
-      <w:proofErr w:type="spellStart"/>
-      <w:r>
-        <w:t>GitHub</w:t>
-      </w:r>
-      <w:proofErr w:type="spellEnd"/>
-      <w:r>
-        <w:t>. — URL: https://github.com/MG178/vlasov (дата обращения: 1</w:t>
-      </w:r>
-      <w:r>
-        <w:t>8</w:t>
-      </w:r>
-      <w:r>
-        <w:t>.0</w:t>
-      </w:r>
-      <w:r>
-        <w:t>6</w:t>
-      </w:r>
-      <w:r>
-        <w:t>.2026).</w:t>
       </w:r>
     </w:p>
     <w:p>
@@ -11776,7 +11768,7 @@
             </wp:anchor>
           </w:drawing>
         </mc:Choice>
-        <mc:Fallback xmlns:oel="http://schemas.microsoft.com/office/2019/extlst" xmlns:w16du="http://schemas.microsoft.com/office/word/2023/wordml/word16du" xmlns:w16sdtfl="http://schemas.microsoft.com/office/word/2024/wordml/sdtformatlock">
+        <mc:Fallback xmlns:w16sdtfl="http://schemas.microsoft.com/office/word/2024/wordml/sdtformatlock" xmlns:w16du="http://schemas.microsoft.com/office/word/2023/wordml/word16du" xmlns:oel="http://schemas.microsoft.com/office/2019/extlst">
           <w:pict>
             <v:rect w14:anchorId="5C9B0C83" id="Rectangle 1" o:spid="_x0000_s1026" style="position:absolute;margin-left:65.45pt;margin-top:16.35pt;width:514.35pt;height:809.25pt;z-index:251666432;visibility:visible;mso-wrap-style:square;mso-width-percent:0;mso-height-percent:0;mso-wrap-distance-left:9pt;mso-wrap-distance-top:0;mso-wrap-distance-right:9pt;mso-wrap-distance-bottom:0;mso-position-horizontal:absolute;mso-position-horizontal-relative:page;mso-position-vertical:absolute;mso-position-vertical-relative:page;mso-width-percent:0;mso-height-percent:0;mso-width-relative:page;mso-height-relative:page;v-text-anchor:top" o:gfxdata="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" o:allowincell="f" filled="f" strokeweight="2pt">
               <w10:wrap anchorx="page" anchory="page"/>
@@ -19353,28 +19345,28 @@
 </file>
 
 <file path=customXml/item1.xml><?xml version="1.0" encoding="utf-8"?>
-<b:Sources xmlns:b="http://schemas.openxmlformats.org/officeDocument/2006/bibliography" xmlns="http://schemas.openxmlformats.org/officeDocument/2006/bibliography" SelectedStyle="\GostName.XSL" StyleName="GOST - Name Sort"/>
-</file>
-
-<file path=customXml/item2.xml><?xml version="1.0" encoding="utf-8"?>
 <go:gDocsCustomXmlDataStorage xmlns:go="http://customooxmlschemas.google.com/" xmlns:r="http://schemas.openxmlformats.org/officeDocument/2006/relationships">
   <go:docsCustomData xmlns:go="http://customooxmlschemas.google.com/" roundtripDataSignature="AMtx7misPQRJS3ikeJ2mDPdpqSoQDpYovQ==">AMUW2mUBvSLh5aOsidXgnMaFM9J5zM1EniuvAb6nqH65eK+VqZQ8mwYRRQx2cEBgQFCc3tzR6YpOrFaRjhnLroYYrlwc3Abq/cGqxf/mlBYaUZMqzcg+aqImBFiWDIfTuWw4LlYS/B+4DkG2lEO0E3xYhPF2I3UUoSI36PeTAHXyxh9Q/ZrWV+tcv6TY8xazUhNYBNXoRb+cI1iQ3Qn3ITdqWioOGbTJjiQyc+UqGe8H7WUr6ZYXe6JgcRiV0vUDfxJN33PNlz+gaL8M9D9oBOpxcwtyUiAbMQ==</go:docsCustomData>
 </go:gDocsCustomXmlDataStorage>
 </file>
 
-<file path=customXml/itemProps1.xml><?xml version="1.0" encoding="utf-8"?>
-<ds:datastoreItem xmlns:ds="http://schemas.openxmlformats.org/officeDocument/2006/customXml" ds:itemID="{532ACEAE-8EA6-487C-BFDB-37E4B39C69A0}">
-  <ds:schemaRefs>
-    <ds:schemaRef ds:uri="http://schemas.openxmlformats.org/officeDocument/2006/bibliography"/>
-  </ds:schemaRefs>
-</ds:datastoreItem>
+<file path=customXml/item2.xml><?xml version="1.0" encoding="utf-8"?>
+<b:Sources xmlns:b="http://schemas.openxmlformats.org/officeDocument/2006/bibliography" xmlns="http://schemas.openxmlformats.org/officeDocument/2006/bibliography" SelectedStyle="\GostName.XSL" StyleName="GOST - Name Sort"/>
 </file>
 
-<file path=customXml/itemProps2.xml><?xml version="1.0" encoding="utf-8"?>
+<file path=customXml/itemProps1.xml><?xml version="1.0" encoding="utf-8"?>
 <ds:datastoreItem xmlns:ds="http://schemas.openxmlformats.org/officeDocument/2006/customXml" ds:itemID="{11111111-1234-1234-1234-123412341234}">
   <ds:schemaRefs>
     <ds:schemaRef ds:uri="http://customooxmlschemas.google.com/"/>
     <ds:schemaRef ds:uri="http://schemas.openxmlformats.org/officeDocument/2006/relationships"/>
   </ds:schemaRefs>
 </ds:datastoreItem>
+</file>
+
+<file path=customXml/itemProps2.xml><?xml version="1.0" encoding="utf-8"?>
+<ds:datastoreItem xmlns:ds="http://schemas.openxmlformats.org/officeDocument/2006/customXml" ds:itemID="{532ACEAE-8EA6-487C-BFDB-37E4B39C69A0}">
+  <ds:schemaRefs>
+    <ds:schemaRef ds:uri="http://schemas.openxmlformats.org/officeDocument/2006/bibliography"/>
+  </ds:schemaRefs>
+</ds:datastoreItem>
 </file>
--- a/vlasov.docx
+++ b/vlasov.docx
@@ -5986,6 +5986,9 @@
       <w:r>
         <w:lastRenderedPageBreak/>
         <w:t>Продолжение таблицы</w:t>
+      </w:r>
+      <w:r>
+        <w:t xml:space="preserve"> 2</w:t>
       </w:r>
     </w:p>
     <w:tbl>
@@ -11463,21 +11466,8 @@
       <w:r>
         <w:t xml:space="preserve"> </w:t>
       </w:r>
-      <w:proofErr w:type="spellStart"/>
-      <w:r>
-        <w:t>Ларман</w:t>
-      </w:r>
-      <w:proofErr w:type="spellEnd"/>
-      <w:r>
-        <w:t xml:space="preserve"> К. Применение UML 2.0 и шаблонов проектирования. — 3-е изд. — </w:t>
-      </w:r>
-      <w:proofErr w:type="gramStart"/>
-      <w:r>
-        <w:t>М. :</w:t>
-      </w:r>
-      <w:proofErr w:type="gramEnd"/>
-      <w:r>
-        <w:t xml:space="preserve"> Вильямс, 2013. — 736 с.</w:t>
+      <w:r>
+        <w:t>Ларман К. Применение UML 2.0 и шаблонов проектирования. — 3-е изд. — М. : Вильямс, 2013. — 736 с.</w:t>
       </w:r>
     </w:p>
   </w:footnote>
@@ -11495,29 +11485,11 @@
       <w:r>
         <w:t xml:space="preserve"> </w:t>
       </w:r>
-      <w:proofErr w:type="spellStart"/>
-      <w:r>
-        <w:t>Коннолли</w:t>
-      </w:r>
-      <w:proofErr w:type="spellEnd"/>
-      <w:r>
-        <w:t xml:space="preserve"> Т., </w:t>
-      </w:r>
-      <w:proofErr w:type="spellStart"/>
-      <w:r>
-        <w:t>Бегг</w:t>
-      </w:r>
-      <w:proofErr w:type="spellEnd"/>
-      <w:r>
-        <w:t xml:space="preserve"> К. Базы данных. Проектирование, реализация и сопровождение. Теория и практика. — 3-е изд. — </w:t>
-      </w:r>
-      <w:proofErr w:type="gramStart"/>
-      <w:r>
-        <w:t>М. :</w:t>
-      </w:r>
-      <w:proofErr w:type="gramEnd"/>
-      <w:r>
-        <w:t xml:space="preserve"> Вильямс, 2003. — 1440 с.</w:t>
+      <w:r>
+        <w:t xml:space="preserve">Коннолли Т., Бегг К. Базы данных. Проектирование, реализация и сопровождение. Теория и практика. — 3-е изд. — </w:t>
+      </w:r>
+      <w:r>
+        <w:t>М. : Вильямс, 2003. — 1440 с.</w:t>
       </w:r>
     </w:p>
   </w:footnote>
@@ -11559,13 +11531,8 @@
       <w:r>
         <w:t>Введение в T-SQL. — СПб</w:t>
       </w:r>
-      <w:proofErr w:type="gramStart"/>
-      <w:r>
-        <w:t>. :</w:t>
-      </w:r>
-      <w:proofErr w:type="gramEnd"/>
-      <w:r>
-        <w:t xml:space="preserve"> БХВ-Петербург, 2021. — 496 с.</w:t>
+      <w:r>
+        <w:t>. : БХВ-Петербург, 2021. — 496 с.</w:t>
       </w:r>
     </w:p>
   </w:footnote>
@@ -11586,21 +11553,8 @@
       <w:r>
         <w:t xml:space="preserve">Microsoft. Документация по SQL Server — </w:t>
       </w:r>
-      <w:proofErr w:type="spellStart"/>
-      <w:r>
-        <w:t>Transact</w:t>
-      </w:r>
-      <w:proofErr w:type="spellEnd"/>
-      <w:r>
-        <w:t xml:space="preserve">-SQL [Электронный ресурс] // Microsoft </w:t>
-      </w:r>
-      <w:proofErr w:type="spellStart"/>
-      <w:r>
-        <w:t>Learn</w:t>
-      </w:r>
-      <w:proofErr w:type="spellEnd"/>
-      <w:r>
-        <w:t>. — URL: https://learn.microsoft.com/ru-ru/sql/t-sql/language-reference (дата обращения: 10.05.2026).</w:t>
+      <w:r>
+        <w:t>Transact-SQL [Электронный ресурс] // Microsoft Learn. — URL: https://learn.microsoft.com/ru-ru/sql/t-sql/language-reference (дата обращения: 10.05.2026).</w:t>
       </w:r>
     </w:p>
   </w:footnote>
@@ -11621,21 +11575,11 @@
       <w:r>
         <w:t xml:space="preserve">Мак-Дональд М. WPF: Windows </w:t>
       </w:r>
-      <w:proofErr w:type="spellStart"/>
-      <w:r>
-        <w:t>Presentation</w:t>
-      </w:r>
-      <w:proofErr w:type="spellEnd"/>
-      <w:r>
-        <w:t xml:space="preserve"> Foundation в .NET 4.5 с примерами на C# 5.0 для профессионалов. — </w:t>
-      </w:r>
-      <w:proofErr w:type="gramStart"/>
-      <w:r>
-        <w:t>М. :</w:t>
-      </w:r>
-      <w:proofErr w:type="gramEnd"/>
-      <w:r>
-        <w:t xml:space="preserve"> Вильямс, 2013. — 1024 с.</w:t>
+      <w:r>
+        <w:t xml:space="preserve">Presentation Foundation в .NET 4.5 с примерами на C# 5.0 для профессионалов. — </w:t>
+      </w:r>
+      <w:r>
+        <w:t>М. : Вильямс, 2013. — 1024 с.</w:t>
       </w:r>
     </w:p>
   </w:footnote>
@@ -11656,21 +11600,8 @@
       <w:r>
         <w:t xml:space="preserve">Власов В. А. </w:t>
       </w:r>
-      <w:proofErr w:type="spellStart"/>
-      <w:r>
-        <w:t>FastDelivery</w:t>
-      </w:r>
-      <w:proofErr w:type="spellEnd"/>
-      <w:r>
-        <w:t xml:space="preserve">: клиентское приложение для автоматизации логистики курьерской доставки [Электронный ресурс] // </w:t>
-      </w:r>
-      <w:proofErr w:type="spellStart"/>
-      <w:r>
-        <w:t>GitHub</w:t>
-      </w:r>
-      <w:proofErr w:type="spellEnd"/>
-      <w:r>
-        <w:t>. — URL: https://github.com/MG178/vlasov (дата обращения: 18.06.2026).</w:t>
+      <w:r>
+        <w:t>FastDelivery: клиентское приложение для автоматизации логистики курьерской доставки [Электронный ресурс] // GitHub. — URL: https://github.com/MG178/vlasov (дата обращения: 18.06.2026).</w:t>
       </w:r>
     </w:p>
   </w:footnote>
@@ -12798,19 +12729,11 @@
                                   <w:sz w:val="20"/>
                                 </w:rPr>
                               </w:pPr>
-                              <w:proofErr w:type="spellStart"/>
                               <w:r>
                                 <w:rPr>
                                   <w:sz w:val="20"/>
                                 </w:rPr>
-                                <w:t>Разраб</w:t>
-                              </w:r>
-                              <w:proofErr w:type="spellEnd"/>
-                              <w:r>
-                                <w:rPr>
-                                  <w:sz w:val="20"/>
-                                </w:rPr>
-                                <w:t>.</w:t>
+                                <w:t>Разраб.</w:t>
                               </w:r>
                             </w:p>
                           </w:txbxContent>
@@ -12863,7 +12786,7 @@
                                   <w:sz w:val="20"/>
                                   <w:szCs w:val="20"/>
                                 </w:rPr>
-                                <w:t>Новиков Ф.М.</w:t>
+                                <w:t>Власов В.А.</w:t>
                               </w:r>
                             </w:p>
                           </w:txbxContent>
@@ -12978,7 +12901,7 @@
                                   <w:sz w:val="20"/>
                                   <w:szCs w:val="20"/>
                                 </w:rPr>
-                                <w:t>Павлов В.А.</w:t>
+                                <w:t>Кошкин В.А.</w:t>
                               </w:r>
                             </w:p>
                           </w:txbxContent>
@@ -13392,7 +13315,6 @@
                                 <w:szCs w:val="32"/>
                               </w:rPr>
                             </w:pPr>
-                            <w:proofErr w:type="spellStart"/>
                             <w:r>
                               <w:rPr>
                                 <w:rFonts w:ascii="Times New Roman" w:hAnsi="Times New Roman"/>
@@ -13400,17 +13322,7 @@
                                 <w:sz w:val="32"/>
                                 <w:szCs w:val="32"/>
                               </w:rPr>
-                              <w:t>Курсовой</w:t>
-                            </w:r>
-                            <w:proofErr w:type="spellEnd"/>
-                            <w:r>
-                              <w:rPr>
-                                <w:rFonts w:ascii="Times New Roman" w:hAnsi="Times New Roman"/>
-                                <w:iCs/>
-                                <w:sz w:val="32"/>
-                                <w:szCs w:val="32"/>
-                              </w:rPr>
-                              <w:t xml:space="preserve"> проект</w:t>
+                              <w:t>Курсовой проект</w:t>
                             </w:r>
                           </w:p>
                           <w:p>
@@ -13425,7 +13337,6 @@
                                 <w:szCs w:val="28"/>
                               </w:rPr>
                             </w:pPr>
-                            <w:proofErr w:type="spellStart"/>
                             <w:r>
                               <w:rPr>
                                 <w:rFonts w:ascii="Times New Roman" w:hAnsi="Times New Roman"/>
@@ -13433,17 +13344,7 @@
                                 <w:sz w:val="28"/>
                                 <w:szCs w:val="28"/>
                               </w:rPr>
-                              <w:t>Пояснительная</w:t>
-                            </w:r>
-                            <w:proofErr w:type="spellEnd"/>
-                            <w:r>
-                              <w:rPr>
-                                <w:rFonts w:ascii="Times New Roman" w:hAnsi="Times New Roman"/>
-                                <w:iCs/>
-                                <w:sz w:val="28"/>
-                                <w:szCs w:val="28"/>
-                              </w:rPr>
-                              <w:t xml:space="preserve"> записка</w:t>
+                              <w:t>Пояснительная записка</w:t>
                             </w:r>
                           </w:p>
                         </w:txbxContent>
@@ -13700,7 +13601,7 @@
                                 <w:sz w:val="20"/>
                                 <w:szCs w:val="20"/>
                               </w:rPr>
-                              <w:t>6</w:t>
+                              <w:t>5</w:t>
                             </w:r>
                           </w:p>
                         </w:txbxContent>
@@ -14043,19 +13944,11 @@
                             <w:sz w:val="20"/>
                           </w:rPr>
                         </w:pPr>
-                        <w:proofErr w:type="spellStart"/>
                         <w:r>
                           <w:rPr>
                             <w:sz w:val="20"/>
                           </w:rPr>
-                          <w:t>Разраб</w:t>
-                        </w:r>
-                        <w:proofErr w:type="spellEnd"/>
-                        <w:r>
-                          <w:rPr>
-                            <w:sz w:val="20"/>
-                          </w:rPr>
-                          <w:t>.</w:t>
+                          <w:t>Разраб.</w:t>
                         </w:r>
                       </w:p>
                     </w:txbxContent>
@@ -14078,7 +13971,7 @@
                             <w:sz w:val="20"/>
                             <w:szCs w:val="20"/>
                           </w:rPr>
-                          <w:t>Новиков Ф.М.</w:t>
+                          <w:t>Власов В.А.</w:t>
                         </w:r>
                       </w:p>
                     </w:txbxContent>
@@ -14123,7 +14016,7 @@
                             <w:sz w:val="20"/>
                             <w:szCs w:val="20"/>
                           </w:rPr>
-                          <w:t>Павлов В.А.</w:t>
+                          <w:t>Кошкин В.А.</w:t>
                         </w:r>
                       </w:p>
                     </w:txbxContent>
@@ -14266,7 +14159,6 @@
                           <w:szCs w:val="32"/>
                         </w:rPr>
                       </w:pPr>
-                      <w:proofErr w:type="spellStart"/>
                       <w:r>
                         <w:rPr>
                           <w:rFonts w:ascii="Times New Roman" w:hAnsi="Times New Roman"/>
@@ -14274,17 +14166,7 @@
                           <w:sz w:val="32"/>
                           <w:szCs w:val="32"/>
                         </w:rPr>
-                        <w:t>Курсовой</w:t>
-                      </w:r>
-                      <w:proofErr w:type="spellEnd"/>
-                      <w:r>
-                        <w:rPr>
-                          <w:rFonts w:ascii="Times New Roman" w:hAnsi="Times New Roman"/>
-                          <w:iCs/>
-                          <w:sz w:val="32"/>
-                          <w:szCs w:val="32"/>
-                        </w:rPr>
-                        <w:t xml:space="preserve"> проект</w:t>
+                        <w:t>Курсовой проект</w:t>
                       </w:r>
                     </w:p>
                     <w:p>
@@ -14299,7 +14181,6 @@
                           <w:szCs w:val="28"/>
                         </w:rPr>
                       </w:pPr>
-                      <w:proofErr w:type="spellStart"/>
                       <w:r>
                         <w:rPr>
                           <w:rFonts w:ascii="Times New Roman" w:hAnsi="Times New Roman"/>
@@ -14307,17 +14188,7 @@
                           <w:sz w:val="28"/>
                           <w:szCs w:val="28"/>
                         </w:rPr>
-                        <w:t>Пояснительная</w:t>
-                      </w:r>
-                      <w:proofErr w:type="spellEnd"/>
-                      <w:r>
-                        <w:rPr>
-                          <w:rFonts w:ascii="Times New Roman" w:hAnsi="Times New Roman"/>
-                          <w:iCs/>
-                          <w:sz w:val="28"/>
-                          <w:szCs w:val="28"/>
-                        </w:rPr>
-                        <w:t xml:space="preserve"> записка</w:t>
+                        <w:t>Пояснительная записка</w:t>
                       </w:r>
                     </w:p>
                   </w:txbxContent>
@@ -14391,7 +14262,7 @@
                           <w:sz w:val="20"/>
                           <w:szCs w:val="20"/>
                         </w:rPr>
-                        <w:t>6</w:t>
+                        <w:t>5</w:t>
                       </w:r>
                     </w:p>
                   </w:txbxContent>
@@ -14871,7 +14742,6 @@
                                 <w:szCs w:val="18"/>
                               </w:rPr>
                             </w:pPr>
-                            <w:proofErr w:type="spellStart"/>
                             <w:r>
                               <w:rPr>
                                 <w:rFonts w:ascii="Times New Roman" w:hAnsi="Times New Roman"/>
@@ -14879,17 +14749,7 @@
                                 <w:sz w:val="18"/>
                                 <w:szCs w:val="18"/>
                               </w:rPr>
-                              <w:t>Изм</w:t>
-                            </w:r>
-                            <w:proofErr w:type="spellEnd"/>
-                            <w:r>
-                              <w:rPr>
-                                <w:rFonts w:ascii="Times New Roman" w:hAnsi="Times New Roman"/>
-                                <w:i w:val="0"/>
-                                <w:sz w:val="18"/>
-                                <w:szCs w:val="18"/>
-                              </w:rPr>
-                              <w:t>.</w:t>
+                              <w:t>Изм.</w:t>
                             </w:r>
                           </w:p>
                         </w:txbxContent>
@@ -15023,7 +14883,6 @@
                               </w:rPr>
                               <w:t xml:space="preserve">№ </w:t>
                             </w:r>
-                            <w:proofErr w:type="spellStart"/>
                             <w:r>
                               <w:rPr>
                                 <w:rFonts w:ascii="Times New Roman" w:hAnsi="Times New Roman"/>
@@ -15031,17 +14890,7 @@
                                 <w:sz w:val="18"/>
                                 <w:szCs w:val="18"/>
                               </w:rPr>
-                              <w:t>докум</w:t>
-                            </w:r>
-                            <w:proofErr w:type="spellEnd"/>
-                            <w:r>
-                              <w:rPr>
-                                <w:rFonts w:ascii="Times New Roman" w:hAnsi="Times New Roman"/>
-                                <w:i w:val="0"/>
-                                <w:sz w:val="18"/>
-                                <w:szCs w:val="18"/>
-                              </w:rPr>
-                              <w:t>.</w:t>
+                              <w:t>докум.</w:t>
                             </w:r>
                           </w:p>
                         </w:txbxContent>
@@ -15101,7 +14950,6 @@
                                 <w:lang w:val="ru-RU"/>
                               </w:rPr>
                             </w:pPr>
-                            <w:proofErr w:type="spellStart"/>
                             <w:r>
                               <w:rPr>
                                 <w:rFonts w:ascii="Times New Roman" w:hAnsi="Times New Roman"/>
@@ -15111,7 +14959,6 @@
                               </w:rPr>
                               <w:t>Подп</w:t>
                             </w:r>
-                            <w:proofErr w:type="spellEnd"/>
                             <w:r>
                               <w:rPr>
                                 <w:rFonts w:ascii="Times New Roman" w:hAnsi="Times New Roman"/>
@@ -15515,7 +15362,6 @@
                           <w:szCs w:val="18"/>
                         </w:rPr>
                       </w:pPr>
-                      <w:proofErr w:type="spellStart"/>
                       <w:r>
                         <w:rPr>
                           <w:rFonts w:ascii="Times New Roman" w:hAnsi="Times New Roman"/>
@@ -15523,17 +15369,7 @@
                           <w:sz w:val="18"/>
                           <w:szCs w:val="18"/>
                         </w:rPr>
-                        <w:t>Изм</w:t>
-                      </w:r>
-                      <w:proofErr w:type="spellEnd"/>
-                      <w:r>
-                        <w:rPr>
-                          <w:rFonts w:ascii="Times New Roman" w:hAnsi="Times New Roman"/>
-                          <w:i w:val="0"/>
-                          <w:sz w:val="18"/>
-                          <w:szCs w:val="18"/>
-                        </w:rPr>
-                        <w:t>.</w:t>
+                        <w:t>Изм.</w:t>
                       </w:r>
                     </w:p>
                   </w:txbxContent>
@@ -15589,7 +15425,6 @@
                         </w:rPr>
                         <w:t xml:space="preserve">№ </w:t>
                       </w:r>
-                      <w:proofErr w:type="spellStart"/>
                       <w:r>
                         <w:rPr>
                           <w:rFonts w:ascii="Times New Roman" w:hAnsi="Times New Roman"/>
@@ -15597,17 +15432,7 @@
                           <w:sz w:val="18"/>
                           <w:szCs w:val="18"/>
                         </w:rPr>
-                        <w:t>докум</w:t>
-                      </w:r>
-                      <w:proofErr w:type="spellEnd"/>
-                      <w:r>
-                        <w:rPr>
-                          <w:rFonts w:ascii="Times New Roman" w:hAnsi="Times New Roman"/>
-                          <w:i w:val="0"/>
-                          <w:sz w:val="18"/>
-                          <w:szCs w:val="18"/>
-                        </w:rPr>
-                        <w:t>.</w:t>
+                        <w:t>докум.</w:t>
                       </w:r>
                     </w:p>
                   </w:txbxContent>
@@ -15628,7 +15453,6 @@
                           <w:lang w:val="ru-RU"/>
                         </w:rPr>
                       </w:pPr>
-                      <w:proofErr w:type="spellStart"/>
                       <w:r>
                         <w:rPr>
                           <w:rFonts w:ascii="Times New Roman" w:hAnsi="Times New Roman"/>
@@ -15638,7 +15462,6 @@
                         </w:rPr>
                         <w:t>Подп</w:t>
                       </w:r>
-                      <w:proofErr w:type="spellEnd"/>
                       <w:r>
                         <w:rPr>
                           <w:rFonts w:ascii="Times New Roman" w:hAnsi="Times New Roman"/>

--- a/vlasov.docx
+++ b/vlasov.docx
@@ -666,7 +666,6 @@
           <w:lang w:val="en-150" w:eastAsia="en-150"/>
         </w:rPr>
       </w:pPr>
-      <w:proofErr w:type="spellStart"/>
       <w:r>
         <w:rPr>
           <w:color w:val="000000"/>
@@ -674,9 +673,21 @@
           <w:szCs w:val="24"/>
           <w:lang w:val="en-150" w:eastAsia="en-150"/>
         </w:rPr>
-        <w:t>Зам</w:t>
-      </w:r>
-      <w:proofErr w:type="spellEnd"/>
+        <w:t>Зам. директора по учебной работе</w:t>
+      </w:r>
+    </w:p>
+    <w:p>
+      <w:pPr>
+        <w:autoSpaceDE/>
+        <w:autoSpaceDN/>
+        <w:spacing w:line="240" w:lineRule="auto"/>
+        <w:jc w:val="right"/>
+        <w:rPr>
+          <w:sz w:val="24"/>
+          <w:szCs w:val="24"/>
+          <w:lang w:val="en-150" w:eastAsia="en-150"/>
+        </w:rPr>
+      </w:pPr>
       <w:r>
         <w:rPr>
           <w:color w:val="000000"/>
@@ -684,120 +695,7 @@
           <w:szCs w:val="24"/>
           <w:lang w:val="en-150" w:eastAsia="en-150"/>
         </w:rPr>
-        <w:t xml:space="preserve">. </w:t>
-      </w:r>
-      <w:proofErr w:type="spellStart"/>
-      <w:r>
-        <w:rPr>
-          <w:color w:val="000000"/>
-          <w:sz w:val="24"/>
-          <w:szCs w:val="24"/>
-          <w:lang w:val="en-150" w:eastAsia="en-150"/>
-        </w:rPr>
-        <w:t>директора</w:t>
-      </w:r>
-      <w:proofErr w:type="spellEnd"/>
-      <w:r>
-        <w:rPr>
-          <w:color w:val="000000"/>
-          <w:sz w:val="24"/>
-          <w:szCs w:val="24"/>
-          <w:lang w:val="en-150" w:eastAsia="en-150"/>
-        </w:rPr>
-        <w:t xml:space="preserve"> </w:t>
-      </w:r>
-      <w:proofErr w:type="spellStart"/>
-      <w:r>
-        <w:rPr>
-          <w:color w:val="000000"/>
-          <w:sz w:val="24"/>
-          <w:szCs w:val="24"/>
-          <w:lang w:val="en-150" w:eastAsia="en-150"/>
-        </w:rPr>
-        <w:t>по</w:t>
-      </w:r>
-      <w:proofErr w:type="spellEnd"/>
-      <w:r>
-        <w:rPr>
-          <w:color w:val="000000"/>
-          <w:sz w:val="24"/>
-          <w:szCs w:val="24"/>
-          <w:lang w:val="en-150" w:eastAsia="en-150"/>
-        </w:rPr>
-        <w:t xml:space="preserve"> </w:t>
-      </w:r>
-      <w:proofErr w:type="spellStart"/>
-      <w:r>
-        <w:rPr>
-          <w:color w:val="000000"/>
-          <w:sz w:val="24"/>
-          <w:szCs w:val="24"/>
-          <w:lang w:val="en-150" w:eastAsia="en-150"/>
-        </w:rPr>
-        <w:t>учебной</w:t>
-      </w:r>
-      <w:proofErr w:type="spellEnd"/>
-      <w:r>
-        <w:rPr>
-          <w:color w:val="000000"/>
-          <w:sz w:val="24"/>
-          <w:szCs w:val="24"/>
-          <w:lang w:val="en-150" w:eastAsia="en-150"/>
-        </w:rPr>
-        <w:t xml:space="preserve"> </w:t>
-      </w:r>
-      <w:proofErr w:type="spellStart"/>
-      <w:r>
-        <w:rPr>
-          <w:color w:val="000000"/>
-          <w:sz w:val="24"/>
-          <w:szCs w:val="24"/>
-          <w:lang w:val="en-150" w:eastAsia="en-150"/>
-        </w:rPr>
-        <w:t>работе</w:t>
-      </w:r>
-      <w:proofErr w:type="spellEnd"/>
-    </w:p>
-    <w:p>
-      <w:pPr>
-        <w:autoSpaceDE/>
-        <w:autoSpaceDN/>
-        <w:spacing w:line="240" w:lineRule="auto"/>
-        <w:jc w:val="right"/>
-        <w:rPr>
-          <w:sz w:val="24"/>
-          <w:szCs w:val="24"/>
-          <w:lang w:val="en-150" w:eastAsia="en-150"/>
-        </w:rPr>
-      </w:pPr>
-      <w:r>
-        <w:rPr>
-          <w:color w:val="000000"/>
-          <w:sz w:val="24"/>
-          <w:szCs w:val="24"/>
-          <w:lang w:val="en-150" w:eastAsia="en-150"/>
-        </w:rPr>
-        <w:t xml:space="preserve">__________________ / </w:t>
-      </w:r>
-      <w:proofErr w:type="spellStart"/>
-      <w:r>
-        <w:rPr>
-          <w:color w:val="000000"/>
-          <w:sz w:val="24"/>
-          <w:szCs w:val="24"/>
-          <w:lang w:val="en-150" w:eastAsia="en-150"/>
-        </w:rPr>
-        <w:t>Вишневская</w:t>
-      </w:r>
-      <w:proofErr w:type="spellEnd"/>
-      <w:r>
-        <w:rPr>
-          <w:color w:val="000000"/>
-          <w:sz w:val="24"/>
-          <w:szCs w:val="24"/>
-          <w:lang w:val="en-150" w:eastAsia="en-150"/>
-        </w:rPr>
-        <w:t xml:space="preserve"> М.В/</w:t>
+        <w:t>__________________ / Вишневская М.В/</w:t>
       </w:r>
     </w:p>
     <w:p>
@@ -871,7 +769,6 @@
           <w:lang w:val="en-150" w:eastAsia="en-150"/>
         </w:rPr>
       </w:pPr>
-      <w:proofErr w:type="spellStart"/>
       <w:r>
         <w:rPr>
           <w:b/>
@@ -881,81 +778,8 @@
           <w:szCs w:val="24"/>
           <w:lang w:val="en-150" w:eastAsia="en-150"/>
         </w:rPr>
-        <w:t>на</w:t>
-      </w:r>
-      <w:proofErr w:type="spellEnd"/>
-      <w:r>
-        <w:rPr>
-          <w:b/>
-          <w:bCs/>
-          <w:color w:val="000000"/>
-          <w:sz w:val="24"/>
-          <w:szCs w:val="24"/>
-          <w:lang w:val="en-150" w:eastAsia="en-150"/>
-        </w:rPr>
-        <w:t xml:space="preserve"> </w:t>
-      </w:r>
-      <w:proofErr w:type="spellStart"/>
-      <w:r>
-        <w:rPr>
-          <w:b/>
-          <w:bCs/>
-          <w:color w:val="000000"/>
-          <w:sz w:val="24"/>
-          <w:szCs w:val="24"/>
-          <w:lang w:val="en-150" w:eastAsia="en-150"/>
-        </w:rPr>
-        <w:t>выполнение</w:t>
-      </w:r>
-      <w:proofErr w:type="spellEnd"/>
-      <w:r>
-        <w:rPr>
-          <w:b/>
-          <w:bCs/>
-          <w:color w:val="000000"/>
-          <w:sz w:val="24"/>
-          <w:szCs w:val="24"/>
-          <w:lang w:val="en-150" w:eastAsia="en-150"/>
-        </w:rPr>
-        <w:t xml:space="preserve"> </w:t>
-      </w:r>
-      <w:proofErr w:type="spellStart"/>
-      <w:r>
-        <w:rPr>
-          <w:b/>
-          <w:bCs/>
-          <w:color w:val="000000"/>
-          <w:sz w:val="24"/>
-          <w:szCs w:val="24"/>
-          <w:lang w:val="en-150" w:eastAsia="en-150"/>
-        </w:rPr>
-        <w:t>курсового</w:t>
-      </w:r>
-      <w:proofErr w:type="spellEnd"/>
-      <w:r>
-        <w:rPr>
-          <w:b/>
-          <w:bCs/>
-          <w:color w:val="000000"/>
-          <w:sz w:val="24"/>
-          <w:szCs w:val="24"/>
-          <w:lang w:val="en-150" w:eastAsia="en-150"/>
-        </w:rPr>
-        <w:t xml:space="preserve"> </w:t>
-      </w:r>
-      <w:proofErr w:type="spellStart"/>
-      <w:r>
-        <w:rPr>
-          <w:b/>
-          <w:bCs/>
-          <w:color w:val="000000"/>
-          <w:sz w:val="24"/>
-          <w:szCs w:val="24"/>
-          <w:lang w:val="en-150" w:eastAsia="en-150"/>
-        </w:rPr>
-        <w:t>проекта</w:t>
-      </w:r>
-      <w:proofErr w:type="spellEnd"/>
+        <w:t>на выполнение курсового проекта</w:t>
+      </w:r>
     </w:p>
     <w:p>
       <w:pPr>
@@ -989,19 +813,8 @@
           <w:szCs w:val="22"/>
           <w:lang w:val="en-150" w:eastAsia="en-150"/>
         </w:rPr>
-        <w:t xml:space="preserve">1. </w:t>
-      </w:r>
-      <w:proofErr w:type="spellStart"/>
-      <w:r>
-        <w:rPr>
-          <w:color w:val="000000"/>
-          <w:sz w:val="22"/>
-          <w:szCs w:val="22"/>
-          <w:lang w:val="en-150" w:eastAsia="en-150"/>
-        </w:rPr>
-        <w:t>Студент</w:t>
-      </w:r>
-      <w:proofErr w:type="spellEnd"/>
+        <w:t>1. Студент</w:t>
+      </w:r>
       <w:r>
         <w:rPr>
           <w:b/>
@@ -1011,9 +824,30 @@
           <w:szCs w:val="22"/>
           <w:lang w:val="en-150" w:eastAsia="en-150"/>
         </w:rPr>
-        <w:t xml:space="preserve"> </w:t>
-      </w:r>
-      <w:proofErr w:type="spellStart"/>
+        <w:t xml:space="preserve"> Власов Всеволод Анатольевич</w:t>
+      </w:r>
+    </w:p>
+    <w:p>
+      <w:pPr>
+        <w:autoSpaceDE/>
+        <w:autoSpaceDN/>
+        <w:spacing w:line="240" w:lineRule="auto"/>
+        <w:jc w:val="left"/>
+        <w:rPr>
+          <w:sz w:val="24"/>
+          <w:szCs w:val="24"/>
+          <w:lang w:val="en-150" w:eastAsia="en-150"/>
+        </w:rPr>
+      </w:pPr>
+      <w:r>
+        <w:rPr>
+          <w:color w:val="000000"/>
+          <w:sz w:val="22"/>
+          <w:szCs w:val="22"/>
+          <w:lang w:val="en-150" w:eastAsia="en-150"/>
+        </w:rPr>
+        <w:t xml:space="preserve">Группа </w:t>
+      </w:r>
       <w:r>
         <w:rPr>
           <w:b/>
@@ -1023,9 +857,71 @@
           <w:szCs w:val="22"/>
           <w:lang w:val="en-150" w:eastAsia="en-150"/>
         </w:rPr>
-        <w:t>Власов</w:t>
-      </w:r>
-      <w:proofErr w:type="spellEnd"/>
+        <w:t>КИ-31</w:t>
+      </w:r>
+    </w:p>
+    <w:p>
+      <w:pPr>
+        <w:autoSpaceDE/>
+        <w:autoSpaceDN/>
+        <w:spacing w:line="240" w:lineRule="auto"/>
+        <w:rPr>
+          <w:sz w:val="24"/>
+          <w:szCs w:val="24"/>
+          <w:lang w:val="en-150" w:eastAsia="en-150"/>
+        </w:rPr>
+      </w:pPr>
+      <w:r>
+        <w:rPr>
+          <w:color w:val="000000"/>
+          <w:sz w:val="22"/>
+          <w:szCs w:val="22"/>
+          <w:lang w:val="en-150" w:eastAsia="en-150"/>
+        </w:rPr>
+        <w:t>Специальность: 09.02.07 Информационные системы и программирование (базовый уровень)</w:t>
+      </w:r>
+    </w:p>
+    <w:p>
+      <w:pPr>
+        <w:autoSpaceDE/>
+        <w:autoSpaceDN/>
+        <w:spacing w:line="240" w:lineRule="auto"/>
+        <w:rPr>
+          <w:sz w:val="24"/>
+          <w:szCs w:val="24"/>
+          <w:lang w:val="en-150" w:eastAsia="en-150"/>
+        </w:rPr>
+      </w:pPr>
+      <w:r>
+        <w:rPr>
+          <w:color w:val="000000"/>
+          <w:sz w:val="22"/>
+          <w:szCs w:val="22"/>
+          <w:lang w:val="en-150" w:eastAsia="en-150"/>
+        </w:rPr>
+        <w:t>Дисциплина/Междисциплинарный курс: МДК 07.01 «Управление и автоматизация баз данных»</w:t>
+      </w:r>
+    </w:p>
+    <w:p>
+      <w:pPr>
+        <w:autoSpaceDE/>
+        <w:autoSpaceDN/>
+        <w:spacing w:line="240" w:lineRule="auto"/>
+        <w:rPr>
+          <w:sz w:val="24"/>
+          <w:szCs w:val="24"/>
+          <w:lang w:val="en-150" w:eastAsia="en-150"/>
+        </w:rPr>
+      </w:pPr>
+      <w:r>
+        <w:rPr>
+          <w:color w:val="000000"/>
+          <w:sz w:val="22"/>
+          <w:szCs w:val="22"/>
+          <w:lang w:val="en-150" w:eastAsia="en-150"/>
+        </w:rPr>
+        <w:t xml:space="preserve">2. Курсовой проект на тему </w:t>
+      </w:r>
       <w:r>
         <w:rPr>
           <w:b/>
@@ -1035,9 +931,201 @@
           <w:szCs w:val="22"/>
           <w:lang w:val="en-150" w:eastAsia="en-150"/>
         </w:rPr>
-        <w:t xml:space="preserve"> </w:t>
-      </w:r>
-      <w:proofErr w:type="spellStart"/>
+        <w:t>«Проектирование базы данных и разработка клиентского приложения для автоматизации логистики курьерской доставки малогабаритных грузов»</w:t>
+      </w:r>
+    </w:p>
+    <w:p>
+      <w:pPr>
+        <w:autoSpaceDE/>
+        <w:autoSpaceDN/>
+        <w:spacing w:line="240" w:lineRule="auto"/>
+        <w:jc w:val="left"/>
+        <w:rPr>
+          <w:sz w:val="24"/>
+          <w:szCs w:val="24"/>
+          <w:lang w:val="en-150" w:eastAsia="en-150"/>
+        </w:rPr>
+      </w:pPr>
+      <w:r>
+        <w:rPr>
+          <w:color w:val="000000"/>
+          <w:sz w:val="22"/>
+          <w:szCs w:val="22"/>
+          <w:lang w:val="en-150" w:eastAsia="en-150"/>
+        </w:rPr>
+        <w:t xml:space="preserve">утвержден приказом № </w:t>
+      </w:r>
+      <w:r>
+        <w:rPr>
+          <w:color w:val="000000"/>
+          <w:sz w:val="22"/>
+          <w:szCs w:val="22"/>
+          <w:u w:val="single"/>
+          <w:lang w:val="en-150" w:eastAsia="en-150"/>
+        </w:rPr>
+        <w:t xml:space="preserve">149/91к </w:t>
+      </w:r>
+      <w:r>
+        <w:rPr>
+          <w:color w:val="000000"/>
+          <w:sz w:val="22"/>
+          <w:szCs w:val="22"/>
+          <w:lang w:val="en-150" w:eastAsia="en-150"/>
+        </w:rPr>
+        <w:t>от «</w:t>
+      </w:r>
+      <w:r>
+        <w:rPr>
+          <w:color w:val="000000"/>
+          <w:sz w:val="22"/>
+          <w:szCs w:val="22"/>
+          <w:u w:val="single"/>
+          <w:lang w:val="en-150" w:eastAsia="en-150"/>
+        </w:rPr>
+        <w:t>28</w:t>
+      </w:r>
+      <w:r>
+        <w:rPr>
+          <w:color w:val="000000"/>
+          <w:sz w:val="22"/>
+          <w:szCs w:val="22"/>
+          <w:lang w:val="en-150" w:eastAsia="en-150"/>
+        </w:rPr>
+        <w:t xml:space="preserve">» </w:t>
+      </w:r>
+      <w:r>
+        <w:rPr>
+          <w:color w:val="000000"/>
+          <w:sz w:val="22"/>
+          <w:szCs w:val="22"/>
+          <w:u w:val="single"/>
+          <w:lang w:val="en-150" w:eastAsia="en-150"/>
+        </w:rPr>
+        <w:t>января</w:t>
+      </w:r>
+      <w:r>
+        <w:rPr>
+          <w:color w:val="000000"/>
+          <w:sz w:val="22"/>
+          <w:szCs w:val="22"/>
+          <w:lang w:val="en-150" w:eastAsia="en-150"/>
+        </w:rPr>
+        <w:t xml:space="preserve"> 2026 г.</w:t>
+      </w:r>
+    </w:p>
+    <w:p>
+      <w:pPr>
+        <w:autoSpaceDE/>
+        <w:autoSpaceDN/>
+        <w:spacing w:line="240" w:lineRule="auto"/>
+        <w:rPr>
+          <w:sz w:val="24"/>
+          <w:szCs w:val="24"/>
+          <w:lang w:val="en-150" w:eastAsia="en-150"/>
+        </w:rPr>
+      </w:pPr>
+      <w:r>
+        <w:rPr>
+          <w:color w:val="000000"/>
+          <w:sz w:val="22"/>
+          <w:szCs w:val="22"/>
+          <w:lang w:val="en-150" w:eastAsia="en-150"/>
+        </w:rPr>
+        <w:t>3. Структура курсового проекта включает следующие элементы:</w:t>
+      </w:r>
+    </w:p>
+    <w:p>
+      <w:pPr>
+        <w:autoSpaceDE/>
+        <w:autoSpaceDN/>
+        <w:spacing w:line="240" w:lineRule="auto"/>
+        <w:rPr>
+          <w:sz w:val="24"/>
+          <w:szCs w:val="24"/>
+          <w:lang w:val="en-150" w:eastAsia="en-150"/>
+        </w:rPr>
+      </w:pPr>
+      <w:r>
+        <w:rPr>
+          <w:color w:val="000000"/>
+          <w:sz w:val="22"/>
+          <w:szCs w:val="22"/>
+          <w:lang w:val="en-150" w:eastAsia="en-150"/>
+        </w:rPr>
+        <w:t>- пояснительная записка (титульный лист, задание, содержание, введение, теоретическая/основная часть, заключение, ссылки на используемую литературу, литература).</w:t>
+      </w:r>
+    </w:p>
+    <w:p>
+      <w:pPr>
+        <w:autoSpaceDE/>
+        <w:autoSpaceDN/>
+        <w:spacing w:after="240" w:line="240" w:lineRule="auto"/>
+        <w:jc w:val="left"/>
+        <w:rPr>
+          <w:sz w:val="24"/>
+          <w:szCs w:val="24"/>
+          <w:lang w:val="en-150" w:eastAsia="en-150"/>
+        </w:rPr>
+      </w:pPr>
+      <w:r>
+        <w:rPr>
+          <w:sz w:val="24"/>
+          <w:szCs w:val="24"/>
+          <w:lang w:val="en-150" w:eastAsia="en-150"/>
+        </w:rPr>
+        <w:br/>
+      </w:r>
+    </w:p>
+    <w:p>
+      <w:pPr>
+        <w:autoSpaceDE/>
+        <w:autoSpaceDN/>
+        <w:spacing w:line="240" w:lineRule="auto"/>
+        <w:jc w:val="center"/>
+        <w:rPr>
+          <w:sz w:val="24"/>
+          <w:szCs w:val="24"/>
+          <w:lang w:val="en-150" w:eastAsia="en-150"/>
+        </w:rPr>
+      </w:pPr>
+      <w:r>
+        <w:rPr>
+          <w:b/>
+          <w:bCs/>
+          <w:color w:val="000000"/>
+          <w:sz w:val="20"/>
+          <w:szCs w:val="20"/>
+          <w:lang w:val="en-150" w:eastAsia="en-150"/>
+        </w:rPr>
+        <w:t>СОДЕРЖАНИЕ ПОЯСНИТЕЛЬНОЙ ЗАПИСКИ</w:t>
+      </w:r>
+    </w:p>
+    <w:p>
+      <w:pPr>
+        <w:autoSpaceDE/>
+        <w:autoSpaceDN/>
+        <w:spacing w:line="240" w:lineRule="auto"/>
+        <w:jc w:val="left"/>
+        <w:rPr>
+          <w:sz w:val="24"/>
+          <w:szCs w:val="24"/>
+          <w:lang w:val="en-150" w:eastAsia="en-150"/>
+        </w:rPr>
+      </w:pPr>
+    </w:p>
+    <w:p>
+      <w:pPr>
+        <w:shd w:val="clear" w:color="auto" w:fill="FFFFFF"/>
+        <w:autoSpaceDE/>
+        <w:autoSpaceDN/>
+        <w:spacing w:line="240" w:lineRule="auto"/>
+        <w:jc w:val="left"/>
+        <w:rPr>
+          <w:sz w:val="24"/>
+          <w:szCs w:val="24"/>
+          <w:lang w:val="en-150" w:eastAsia="en-150"/>
+        </w:rPr>
+      </w:pPr>
       <w:r>
         <w:rPr>
           <w:b/>
@@ -1047,9 +1135,22 @@
           <w:szCs w:val="22"/>
           <w:lang w:val="en-150" w:eastAsia="en-150"/>
         </w:rPr>
-        <w:t>Всеволод</w:t>
-      </w:r>
-      <w:proofErr w:type="spellEnd"/>
+        <w:t>Введение</w:t>
+      </w:r>
+    </w:p>
+    <w:p>
+      <w:pPr>
+        <w:shd w:val="clear" w:color="auto" w:fill="FFFFFF"/>
+        <w:autoSpaceDE/>
+        <w:autoSpaceDN/>
+        <w:spacing w:line="240" w:lineRule="auto"/>
+        <w:jc w:val="left"/>
+        <w:rPr>
+          <w:sz w:val="24"/>
+          <w:szCs w:val="24"/>
+          <w:lang w:val="en-150" w:eastAsia="en-150"/>
+        </w:rPr>
+      </w:pPr>
       <w:r>
         <w:rPr>
           <w:b/>
@@ -1059,9 +1160,91 @@
           <w:szCs w:val="22"/>
           <w:lang w:val="en-150" w:eastAsia="en-150"/>
         </w:rPr>
-        <w:t xml:space="preserve"> </w:t>
-      </w:r>
-      <w:proofErr w:type="spellStart"/>
+        <w:t>1 Анализ требований и постановка задачи</w:t>
+      </w:r>
+    </w:p>
+    <w:p>
+      <w:pPr>
+        <w:shd w:val="clear" w:color="auto" w:fill="FFFFFF"/>
+        <w:autoSpaceDE/>
+        <w:autoSpaceDN/>
+        <w:spacing w:line="240" w:lineRule="auto"/>
+        <w:jc w:val="left"/>
+        <w:rPr>
+          <w:sz w:val="24"/>
+          <w:szCs w:val="24"/>
+          <w:lang w:val="en-150" w:eastAsia="en-150"/>
+        </w:rPr>
+      </w:pPr>
+      <w:r>
+        <w:rPr>
+          <w:color w:val="000000"/>
+          <w:sz w:val="22"/>
+          <w:szCs w:val="22"/>
+          <w:lang w:val="en-150" w:eastAsia="en-150"/>
+        </w:rPr>
+        <w:t>1.1 Анализ предметной области. </w:t>
+      </w:r>
+    </w:p>
+    <w:p>
+      <w:pPr>
+        <w:shd w:val="clear" w:color="auto" w:fill="FFFFFF"/>
+        <w:autoSpaceDE/>
+        <w:autoSpaceDN/>
+        <w:spacing w:line="240" w:lineRule="auto"/>
+        <w:jc w:val="left"/>
+        <w:rPr>
+          <w:sz w:val="24"/>
+          <w:szCs w:val="24"/>
+          <w:lang w:val="en-150" w:eastAsia="en-150"/>
+        </w:rPr>
+      </w:pPr>
+      <w:r>
+        <w:rPr>
+          <w:color w:val="000000"/>
+          <w:sz w:val="22"/>
+          <w:szCs w:val="22"/>
+          <w:lang w:val="en-150" w:eastAsia="en-150"/>
+        </w:rPr>
+        <w:t>1.2 Разработка UML диаграмм.</w:t>
+      </w:r>
+    </w:p>
+    <w:p>
+      <w:pPr>
+        <w:shd w:val="clear" w:color="auto" w:fill="FFFFFF"/>
+        <w:autoSpaceDE/>
+        <w:autoSpaceDN/>
+        <w:spacing w:line="240" w:lineRule="auto"/>
+        <w:jc w:val="left"/>
+        <w:rPr>
+          <w:sz w:val="24"/>
+          <w:szCs w:val="24"/>
+          <w:lang w:val="en-150" w:eastAsia="en-150"/>
+        </w:rPr>
+      </w:pPr>
+      <w:r>
+        <w:rPr>
+          <w:color w:val="000000"/>
+          <w:sz w:val="22"/>
+          <w:szCs w:val="22"/>
+          <w:lang w:val="en-150" w:eastAsia="en-150"/>
+        </w:rPr>
+        <w:t>1.3 Разработка макета приложения.</w:t>
+      </w:r>
+    </w:p>
+    <w:p>
+      <w:pPr>
+        <w:shd w:val="clear" w:color="auto" w:fill="FFFFFF"/>
+        <w:autoSpaceDE/>
+        <w:autoSpaceDN/>
+        <w:spacing w:line="240" w:lineRule="auto"/>
+        <w:jc w:val="left"/>
+        <w:rPr>
+          <w:sz w:val="24"/>
+          <w:szCs w:val="24"/>
+          <w:lang w:val="en-150" w:eastAsia="en-150"/>
+        </w:rPr>
+      </w:pPr>
       <w:r>
         <w:rPr>
           <w:b/>
@@ -1071,12 +1254,12 @@
           <w:szCs w:val="22"/>
           <w:lang w:val="en-150" w:eastAsia="en-150"/>
         </w:rPr>
-        <w:t>Анатольевич</w:t>
-      </w:r>
-      <w:proofErr w:type="spellEnd"/>
-    </w:p>
-    <w:p>
-      <w:pPr>
+        <w:t>2 Проектирование и разработка базы данных </w:t>
+      </w:r>
+    </w:p>
+    <w:p>
+      <w:pPr>
+        <w:shd w:val="clear" w:color="auto" w:fill="FFFFFF"/>
         <w:autoSpaceDE/>
         <w:autoSpaceDN/>
         <w:spacing w:line="240" w:lineRule="auto"/>
@@ -1087,7 +1270,6 @@
           <w:lang w:val="en-150" w:eastAsia="en-150"/>
         </w:rPr>
       </w:pPr>
-      <w:proofErr w:type="spellStart"/>
       <w:r>
         <w:rPr>
           <w:color w:val="000000"/>
@@ -1095,9 +1277,22 @@
           <w:szCs w:val="22"/>
           <w:lang w:val="en-150" w:eastAsia="en-150"/>
         </w:rPr>
-        <w:t>Группа</w:t>
-      </w:r>
-      <w:proofErr w:type="spellEnd"/>
+        <w:t>2.1 Разработка ER-диаграммы на основе сырых данных.</w:t>
+      </w:r>
+    </w:p>
+    <w:p>
+      <w:pPr>
+        <w:shd w:val="clear" w:color="auto" w:fill="FFFFFF"/>
+        <w:autoSpaceDE/>
+        <w:autoSpaceDN/>
+        <w:spacing w:line="240" w:lineRule="auto"/>
+        <w:jc w:val="left"/>
+        <w:rPr>
+          <w:sz w:val="24"/>
+          <w:szCs w:val="24"/>
+          <w:lang w:val="en-150" w:eastAsia="en-150"/>
+        </w:rPr>
+      </w:pPr>
       <w:r>
         <w:rPr>
           <w:color w:val="000000"/>
@@ -1105,8 +1300,45 @@
           <w:szCs w:val="22"/>
           <w:lang w:val="en-150" w:eastAsia="en-150"/>
         </w:rPr>
-        <w:t xml:space="preserve"> </w:t>
-      </w:r>
+        <w:t>2.2 Разработка физической модели базы данных в MS SQL Server.</w:t>
+      </w:r>
+    </w:p>
+    <w:p>
+      <w:pPr>
+        <w:shd w:val="clear" w:color="auto" w:fill="FFFFFF"/>
+        <w:autoSpaceDE/>
+        <w:autoSpaceDN/>
+        <w:spacing w:line="240" w:lineRule="auto"/>
+        <w:jc w:val="left"/>
+        <w:rPr>
+          <w:sz w:val="24"/>
+          <w:szCs w:val="24"/>
+          <w:lang w:val="en-150" w:eastAsia="en-150"/>
+        </w:rPr>
+      </w:pPr>
+      <w:r>
+        <w:rPr>
+          <w:color w:val="000000"/>
+          <w:sz w:val="22"/>
+          <w:szCs w:val="22"/>
+          <w:lang w:val="en-150" w:eastAsia="en-150"/>
+        </w:rPr>
+        <w:t>2.3 Разработка и именование связей и ограничений.</w:t>
+      </w:r>
+    </w:p>
+    <w:p>
+      <w:pPr>
+        <w:shd w:val="clear" w:color="auto" w:fill="FFFFFF"/>
+        <w:autoSpaceDE/>
+        <w:autoSpaceDN/>
+        <w:spacing w:line="240" w:lineRule="auto"/>
+        <w:jc w:val="left"/>
+        <w:rPr>
+          <w:sz w:val="24"/>
+          <w:szCs w:val="24"/>
+          <w:lang w:val="en-150" w:eastAsia="en-150"/>
+        </w:rPr>
+      </w:pPr>
       <w:r>
         <w:rPr>
           <w:b/>
@@ -1116,21 +1348,22 @@
           <w:szCs w:val="22"/>
           <w:lang w:val="en-150" w:eastAsia="en-150"/>
         </w:rPr>
-        <w:t>КИ-31</w:t>
-      </w:r>
-    </w:p>
-    <w:p>
-      <w:pPr>
+        <w:t>3 Проектирование и разработка приложения</w:t>
+      </w:r>
+    </w:p>
+    <w:p>
+      <w:pPr>
+        <w:shd w:val="clear" w:color="auto" w:fill="FFFFFF"/>
         <w:autoSpaceDE/>
         <w:autoSpaceDN/>
         <w:spacing w:line="240" w:lineRule="auto"/>
+        <w:jc w:val="left"/>
         <w:rPr>
           <w:sz w:val="24"/>
           <w:szCs w:val="24"/>
           <w:lang w:val="en-150" w:eastAsia="en-150"/>
         </w:rPr>
       </w:pPr>
-      <w:proofErr w:type="spellStart"/>
       <w:r>
         <w:rPr>
           <w:color w:val="000000"/>
@@ -1138,9 +1371,22 @@
           <w:szCs w:val="22"/>
           <w:lang w:val="en-150" w:eastAsia="en-150"/>
         </w:rPr>
-        <w:t>Специальность</w:t>
-      </w:r>
-      <w:proofErr w:type="spellEnd"/>
+        <w:t>3.1 Разработка прототипа приложения.</w:t>
+      </w:r>
+    </w:p>
+    <w:p>
+      <w:pPr>
+        <w:shd w:val="clear" w:color="auto" w:fill="FFFFFF"/>
+        <w:autoSpaceDE/>
+        <w:autoSpaceDN/>
+        <w:spacing w:line="240" w:lineRule="auto"/>
+        <w:jc w:val="left"/>
+        <w:rPr>
+          <w:sz w:val="24"/>
+          <w:szCs w:val="24"/>
+          <w:lang w:val="en-150" w:eastAsia="en-150"/>
+        </w:rPr>
+      </w:pPr>
       <w:r>
         <w:rPr>
           <w:color w:val="000000"/>
@@ -1148,361 +1394,22 @@
           <w:szCs w:val="22"/>
           <w:lang w:val="en-150" w:eastAsia="en-150"/>
         </w:rPr>
-        <w:t xml:space="preserve">: 09.02.07 </w:t>
-      </w:r>
-      <w:proofErr w:type="spellStart"/>
-      <w:r>
-        <w:rPr>
-          <w:color w:val="000000"/>
-          <w:sz w:val="22"/>
-          <w:szCs w:val="22"/>
-          <w:lang w:val="en-150" w:eastAsia="en-150"/>
-        </w:rPr>
-        <w:t>Информационные</w:t>
-      </w:r>
-      <w:proofErr w:type="spellEnd"/>
-      <w:r>
-        <w:rPr>
-          <w:color w:val="000000"/>
-          <w:sz w:val="22"/>
-          <w:szCs w:val="22"/>
-          <w:lang w:val="en-150" w:eastAsia="en-150"/>
-        </w:rPr>
-        <w:t xml:space="preserve"> </w:t>
-      </w:r>
-      <w:proofErr w:type="spellStart"/>
-      <w:r>
-        <w:rPr>
-          <w:color w:val="000000"/>
-          <w:sz w:val="22"/>
-          <w:szCs w:val="22"/>
-          <w:lang w:val="en-150" w:eastAsia="en-150"/>
-        </w:rPr>
-        <w:t>системы</w:t>
-      </w:r>
-      <w:proofErr w:type="spellEnd"/>
-      <w:r>
-        <w:rPr>
-          <w:color w:val="000000"/>
-          <w:sz w:val="22"/>
-          <w:szCs w:val="22"/>
-          <w:lang w:val="en-150" w:eastAsia="en-150"/>
-        </w:rPr>
-        <w:t xml:space="preserve"> и </w:t>
-      </w:r>
-      <w:proofErr w:type="spellStart"/>
-      <w:r>
-        <w:rPr>
-          <w:color w:val="000000"/>
-          <w:sz w:val="22"/>
-          <w:szCs w:val="22"/>
-          <w:lang w:val="en-150" w:eastAsia="en-150"/>
-        </w:rPr>
-        <w:t>программирование</w:t>
-      </w:r>
-      <w:proofErr w:type="spellEnd"/>
-      <w:r>
-        <w:rPr>
-          <w:color w:val="000000"/>
-          <w:sz w:val="22"/>
-          <w:szCs w:val="22"/>
-          <w:lang w:val="en-150" w:eastAsia="en-150"/>
-        </w:rPr>
-        <w:t xml:space="preserve"> (</w:t>
-      </w:r>
-      <w:proofErr w:type="spellStart"/>
-      <w:r>
-        <w:rPr>
-          <w:color w:val="000000"/>
-          <w:sz w:val="22"/>
-          <w:szCs w:val="22"/>
-          <w:lang w:val="en-150" w:eastAsia="en-150"/>
-        </w:rPr>
-        <w:t>базовый</w:t>
-      </w:r>
-      <w:proofErr w:type="spellEnd"/>
-      <w:r>
-        <w:rPr>
-          <w:color w:val="000000"/>
-          <w:sz w:val="22"/>
-          <w:szCs w:val="22"/>
-          <w:lang w:val="en-150" w:eastAsia="en-150"/>
-        </w:rPr>
-        <w:t xml:space="preserve"> </w:t>
-      </w:r>
-      <w:proofErr w:type="spellStart"/>
-      <w:r>
-        <w:rPr>
-          <w:color w:val="000000"/>
-          <w:sz w:val="22"/>
-          <w:szCs w:val="22"/>
-          <w:lang w:val="en-150" w:eastAsia="en-150"/>
-        </w:rPr>
-        <w:t>уровень</w:t>
-      </w:r>
-      <w:proofErr w:type="spellEnd"/>
-      <w:r>
-        <w:rPr>
-          <w:color w:val="000000"/>
-          <w:sz w:val="22"/>
-          <w:szCs w:val="22"/>
-          <w:lang w:val="en-150" w:eastAsia="en-150"/>
-        </w:rPr>
-        <w:t>)</w:t>
-      </w:r>
-    </w:p>
-    <w:p>
-      <w:pPr>
+        <w:t>3.2 Разработка описания проекта в GitHub.</w:t>
+      </w:r>
+    </w:p>
+    <w:p>
+      <w:pPr>
+        <w:shd w:val="clear" w:color="auto" w:fill="FFFFFF"/>
         <w:autoSpaceDE/>
         <w:autoSpaceDN/>
         <w:spacing w:line="240" w:lineRule="auto"/>
+        <w:jc w:val="left"/>
         <w:rPr>
           <w:sz w:val="24"/>
           <w:szCs w:val="24"/>
           <w:lang w:val="en-150" w:eastAsia="en-150"/>
         </w:rPr>
       </w:pPr>
-      <w:proofErr w:type="spellStart"/>
-      <w:r>
-        <w:rPr>
-          <w:color w:val="000000"/>
-          <w:sz w:val="22"/>
-          <w:szCs w:val="22"/>
-          <w:lang w:val="en-150" w:eastAsia="en-150"/>
-        </w:rPr>
-        <w:t>Дисциплина</w:t>
-      </w:r>
-      <w:proofErr w:type="spellEnd"/>
-      <w:r>
-        <w:rPr>
-          <w:color w:val="000000"/>
-          <w:sz w:val="22"/>
-          <w:szCs w:val="22"/>
-          <w:lang w:val="en-150" w:eastAsia="en-150"/>
-        </w:rPr>
-        <w:t>/</w:t>
-      </w:r>
-      <w:proofErr w:type="spellStart"/>
-      <w:r>
-        <w:rPr>
-          <w:color w:val="000000"/>
-          <w:sz w:val="22"/>
-          <w:szCs w:val="22"/>
-          <w:lang w:val="en-150" w:eastAsia="en-150"/>
-        </w:rPr>
-        <w:t>Междисциплинарный</w:t>
-      </w:r>
-      <w:proofErr w:type="spellEnd"/>
-      <w:r>
-        <w:rPr>
-          <w:color w:val="000000"/>
-          <w:sz w:val="22"/>
-          <w:szCs w:val="22"/>
-          <w:lang w:val="en-150" w:eastAsia="en-150"/>
-        </w:rPr>
-        <w:t xml:space="preserve"> </w:t>
-      </w:r>
-      <w:proofErr w:type="spellStart"/>
-      <w:r>
-        <w:rPr>
-          <w:color w:val="000000"/>
-          <w:sz w:val="22"/>
-          <w:szCs w:val="22"/>
-          <w:lang w:val="en-150" w:eastAsia="en-150"/>
-        </w:rPr>
-        <w:t>курс</w:t>
-      </w:r>
-      <w:proofErr w:type="spellEnd"/>
-      <w:r>
-        <w:rPr>
-          <w:color w:val="000000"/>
-          <w:sz w:val="22"/>
-          <w:szCs w:val="22"/>
-          <w:lang w:val="en-150" w:eastAsia="en-150"/>
-        </w:rPr>
-        <w:t>: МДК 07.01 «</w:t>
-      </w:r>
-      <w:proofErr w:type="spellStart"/>
-      <w:r>
-        <w:rPr>
-          <w:color w:val="000000"/>
-          <w:sz w:val="22"/>
-          <w:szCs w:val="22"/>
-          <w:lang w:val="en-150" w:eastAsia="en-150"/>
-        </w:rPr>
-        <w:t>Управление</w:t>
-      </w:r>
-      <w:proofErr w:type="spellEnd"/>
-      <w:r>
-        <w:rPr>
-          <w:color w:val="000000"/>
-          <w:sz w:val="22"/>
-          <w:szCs w:val="22"/>
-          <w:lang w:val="en-150" w:eastAsia="en-150"/>
-        </w:rPr>
-        <w:t xml:space="preserve"> и </w:t>
-      </w:r>
-      <w:proofErr w:type="spellStart"/>
-      <w:r>
-        <w:rPr>
-          <w:color w:val="000000"/>
-          <w:sz w:val="22"/>
-          <w:szCs w:val="22"/>
-          <w:lang w:val="en-150" w:eastAsia="en-150"/>
-        </w:rPr>
-        <w:t>автоматизация</w:t>
-      </w:r>
-      <w:proofErr w:type="spellEnd"/>
-      <w:r>
-        <w:rPr>
-          <w:color w:val="000000"/>
-          <w:sz w:val="22"/>
-          <w:szCs w:val="22"/>
-          <w:lang w:val="en-150" w:eastAsia="en-150"/>
-        </w:rPr>
-        <w:t xml:space="preserve"> </w:t>
-      </w:r>
-      <w:proofErr w:type="spellStart"/>
-      <w:r>
-        <w:rPr>
-          <w:color w:val="000000"/>
-          <w:sz w:val="22"/>
-          <w:szCs w:val="22"/>
-          <w:lang w:val="en-150" w:eastAsia="en-150"/>
-        </w:rPr>
-        <w:t>баз</w:t>
-      </w:r>
-      <w:proofErr w:type="spellEnd"/>
-      <w:r>
-        <w:rPr>
-          <w:color w:val="000000"/>
-          <w:sz w:val="22"/>
-          <w:szCs w:val="22"/>
-          <w:lang w:val="en-150" w:eastAsia="en-150"/>
-        </w:rPr>
-        <w:t xml:space="preserve"> </w:t>
-      </w:r>
-      <w:proofErr w:type="spellStart"/>
-      <w:r>
-        <w:rPr>
-          <w:color w:val="000000"/>
-          <w:sz w:val="22"/>
-          <w:szCs w:val="22"/>
-          <w:lang w:val="en-150" w:eastAsia="en-150"/>
-        </w:rPr>
-        <w:t>данных</w:t>
-      </w:r>
-      <w:proofErr w:type="spellEnd"/>
-      <w:r>
-        <w:rPr>
-          <w:color w:val="000000"/>
-          <w:sz w:val="22"/>
-          <w:szCs w:val="22"/>
-          <w:lang w:val="en-150" w:eastAsia="en-150"/>
-        </w:rPr>
-        <w:t>»</w:t>
-      </w:r>
-    </w:p>
-    <w:p>
-      <w:pPr>
-        <w:autoSpaceDE/>
-        <w:autoSpaceDN/>
-        <w:spacing w:line="240" w:lineRule="auto"/>
-        <w:rPr>
-          <w:sz w:val="24"/>
-          <w:szCs w:val="24"/>
-          <w:lang w:val="en-150" w:eastAsia="en-150"/>
-        </w:rPr>
-      </w:pPr>
-      <w:r>
-        <w:rPr>
-          <w:color w:val="000000"/>
-          <w:sz w:val="22"/>
-          <w:szCs w:val="22"/>
-          <w:lang w:val="en-150" w:eastAsia="en-150"/>
-        </w:rPr>
-        <w:t xml:space="preserve">2. </w:t>
-      </w:r>
-      <w:proofErr w:type="spellStart"/>
-      <w:r>
-        <w:rPr>
-          <w:color w:val="000000"/>
-          <w:sz w:val="22"/>
-          <w:szCs w:val="22"/>
-          <w:lang w:val="en-150" w:eastAsia="en-150"/>
-        </w:rPr>
-        <w:t>Курсовой</w:t>
-      </w:r>
-      <w:proofErr w:type="spellEnd"/>
-      <w:r>
-        <w:rPr>
-          <w:color w:val="000000"/>
-          <w:sz w:val="22"/>
-          <w:szCs w:val="22"/>
-          <w:lang w:val="en-150" w:eastAsia="en-150"/>
-        </w:rPr>
-        <w:t xml:space="preserve"> </w:t>
-      </w:r>
-      <w:proofErr w:type="spellStart"/>
-      <w:r>
-        <w:rPr>
-          <w:color w:val="000000"/>
-          <w:sz w:val="22"/>
-          <w:szCs w:val="22"/>
-          <w:lang w:val="en-150" w:eastAsia="en-150"/>
-        </w:rPr>
-        <w:t>проект</w:t>
-      </w:r>
-      <w:proofErr w:type="spellEnd"/>
-      <w:r>
-        <w:rPr>
-          <w:color w:val="000000"/>
-          <w:sz w:val="22"/>
-          <w:szCs w:val="22"/>
-          <w:lang w:val="en-150" w:eastAsia="en-150"/>
-        </w:rPr>
-        <w:t xml:space="preserve"> </w:t>
-      </w:r>
-      <w:proofErr w:type="spellStart"/>
-      <w:r>
-        <w:rPr>
-          <w:color w:val="000000"/>
-          <w:sz w:val="22"/>
-          <w:szCs w:val="22"/>
-          <w:lang w:val="en-150" w:eastAsia="en-150"/>
-        </w:rPr>
-        <w:t>на</w:t>
-      </w:r>
-      <w:proofErr w:type="spellEnd"/>
-      <w:r>
-        <w:rPr>
-          <w:color w:val="000000"/>
-          <w:sz w:val="22"/>
-          <w:szCs w:val="22"/>
-          <w:lang w:val="en-150" w:eastAsia="en-150"/>
-        </w:rPr>
-        <w:t xml:space="preserve"> </w:t>
-      </w:r>
-      <w:proofErr w:type="spellStart"/>
-      <w:r>
-        <w:rPr>
-          <w:color w:val="000000"/>
-          <w:sz w:val="22"/>
-          <w:szCs w:val="22"/>
-          <w:lang w:val="en-150" w:eastAsia="en-150"/>
-        </w:rPr>
-        <w:t>тему</w:t>
-      </w:r>
-      <w:proofErr w:type="spellEnd"/>
-      <w:r>
-        <w:rPr>
-          <w:color w:val="000000"/>
-          <w:sz w:val="22"/>
-          <w:szCs w:val="22"/>
-          <w:lang w:val="en-150" w:eastAsia="en-150"/>
-        </w:rPr>
-        <w:t xml:space="preserve"> </w:t>
-      </w:r>
       <w:r>
         <w:rPr>
           <w:b/>
@@ -1512,9 +1419,21 @@
           <w:szCs w:val="22"/>
           <w:lang w:val="en-150" w:eastAsia="en-150"/>
         </w:rPr>
-        <w:t>«</w:t>
-      </w:r>
-      <w:proofErr w:type="spellStart"/>
+        <w:t>Заключение</w:t>
+      </w:r>
+    </w:p>
+    <w:p>
+      <w:pPr>
+        <w:autoSpaceDE/>
+        <w:autoSpaceDN/>
+        <w:spacing w:line="240" w:lineRule="auto"/>
+        <w:jc w:val="left"/>
+        <w:rPr>
+          <w:sz w:val="24"/>
+          <w:szCs w:val="24"/>
+          <w:lang w:val="en-150" w:eastAsia="en-150"/>
+        </w:rPr>
+      </w:pPr>
       <w:r>
         <w:rPr>
           <w:b/>
@@ -1524,971 +1443,8 @@
           <w:szCs w:val="22"/>
           <w:lang w:val="en-150" w:eastAsia="en-150"/>
         </w:rPr>
-        <w:t>Проектирование</w:t>
-      </w:r>
-      <w:proofErr w:type="spellEnd"/>
-      <w:r>
-        <w:rPr>
-          <w:b/>
-          <w:bCs/>
-          <w:color w:val="000000"/>
-          <w:sz w:val="22"/>
-          <w:szCs w:val="22"/>
-          <w:lang w:val="en-150" w:eastAsia="en-150"/>
-        </w:rPr>
-        <w:t xml:space="preserve"> </w:t>
-      </w:r>
-      <w:proofErr w:type="spellStart"/>
-      <w:r>
-        <w:rPr>
-          <w:b/>
-          <w:bCs/>
-          <w:color w:val="000000"/>
-          <w:sz w:val="22"/>
-          <w:szCs w:val="22"/>
-          <w:lang w:val="en-150" w:eastAsia="en-150"/>
-        </w:rPr>
-        <w:t>базы</w:t>
-      </w:r>
-      <w:proofErr w:type="spellEnd"/>
-      <w:r>
-        <w:rPr>
-          <w:b/>
-          <w:bCs/>
-          <w:color w:val="000000"/>
-          <w:sz w:val="22"/>
-          <w:szCs w:val="22"/>
-          <w:lang w:val="en-150" w:eastAsia="en-150"/>
-        </w:rPr>
-        <w:t xml:space="preserve"> </w:t>
-      </w:r>
-      <w:proofErr w:type="spellStart"/>
-      <w:r>
-        <w:rPr>
-          <w:b/>
-          <w:bCs/>
-          <w:color w:val="000000"/>
-          <w:sz w:val="22"/>
-          <w:szCs w:val="22"/>
-          <w:lang w:val="en-150" w:eastAsia="en-150"/>
-        </w:rPr>
-        <w:t>данных</w:t>
-      </w:r>
-      <w:proofErr w:type="spellEnd"/>
-      <w:r>
-        <w:rPr>
-          <w:b/>
-          <w:bCs/>
-          <w:color w:val="000000"/>
-          <w:sz w:val="22"/>
-          <w:szCs w:val="22"/>
-          <w:lang w:val="en-150" w:eastAsia="en-150"/>
-        </w:rPr>
-        <w:t xml:space="preserve"> и </w:t>
-      </w:r>
-      <w:proofErr w:type="spellStart"/>
-      <w:r>
-        <w:rPr>
-          <w:b/>
-          <w:bCs/>
-          <w:color w:val="000000"/>
-          <w:sz w:val="22"/>
-          <w:szCs w:val="22"/>
-          <w:lang w:val="en-150" w:eastAsia="en-150"/>
-        </w:rPr>
-        <w:t>разработка</w:t>
-      </w:r>
-      <w:proofErr w:type="spellEnd"/>
-      <w:r>
-        <w:rPr>
-          <w:b/>
-          <w:bCs/>
-          <w:color w:val="000000"/>
-          <w:sz w:val="22"/>
-          <w:szCs w:val="22"/>
-          <w:lang w:val="en-150" w:eastAsia="en-150"/>
-        </w:rPr>
-        <w:t xml:space="preserve"> </w:t>
-      </w:r>
-      <w:proofErr w:type="spellStart"/>
-      <w:r>
-        <w:rPr>
-          <w:b/>
-          <w:bCs/>
-          <w:color w:val="000000"/>
-          <w:sz w:val="22"/>
-          <w:szCs w:val="22"/>
-          <w:lang w:val="en-150" w:eastAsia="en-150"/>
-        </w:rPr>
-        <w:t>клиентского</w:t>
-      </w:r>
-      <w:proofErr w:type="spellEnd"/>
-      <w:r>
-        <w:rPr>
-          <w:b/>
-          <w:bCs/>
-          <w:color w:val="000000"/>
-          <w:sz w:val="22"/>
-          <w:szCs w:val="22"/>
-          <w:lang w:val="en-150" w:eastAsia="en-150"/>
-        </w:rPr>
-        <w:t xml:space="preserve"> </w:t>
-      </w:r>
-      <w:proofErr w:type="spellStart"/>
-      <w:r>
-        <w:rPr>
-          <w:b/>
-          <w:bCs/>
-          <w:color w:val="000000"/>
-          <w:sz w:val="22"/>
-          <w:szCs w:val="22"/>
-          <w:lang w:val="en-150" w:eastAsia="en-150"/>
-        </w:rPr>
-        <w:t>приложения</w:t>
-      </w:r>
-      <w:proofErr w:type="spellEnd"/>
-      <w:r>
-        <w:rPr>
-          <w:b/>
-          <w:bCs/>
-          <w:color w:val="000000"/>
-          <w:sz w:val="22"/>
-          <w:szCs w:val="22"/>
-          <w:lang w:val="en-150" w:eastAsia="en-150"/>
-        </w:rPr>
-        <w:t xml:space="preserve"> </w:t>
-      </w:r>
-      <w:proofErr w:type="spellStart"/>
-      <w:r>
-        <w:rPr>
-          <w:b/>
-          <w:bCs/>
-          <w:color w:val="000000"/>
-          <w:sz w:val="22"/>
-          <w:szCs w:val="22"/>
-          <w:lang w:val="en-150" w:eastAsia="en-150"/>
-        </w:rPr>
-        <w:t>для</w:t>
-      </w:r>
-      <w:proofErr w:type="spellEnd"/>
-      <w:r>
-        <w:rPr>
-          <w:b/>
-          <w:bCs/>
-          <w:color w:val="000000"/>
-          <w:sz w:val="22"/>
-          <w:szCs w:val="22"/>
-          <w:lang w:val="en-150" w:eastAsia="en-150"/>
-        </w:rPr>
-        <w:t xml:space="preserve"> </w:t>
-      </w:r>
-      <w:proofErr w:type="spellStart"/>
-      <w:r>
-        <w:rPr>
-          <w:b/>
-          <w:bCs/>
-          <w:color w:val="000000"/>
-          <w:sz w:val="22"/>
-          <w:szCs w:val="22"/>
-          <w:lang w:val="en-150" w:eastAsia="en-150"/>
-        </w:rPr>
-        <w:t>автоматизации</w:t>
-      </w:r>
-      <w:proofErr w:type="spellEnd"/>
-      <w:r>
-        <w:rPr>
-          <w:b/>
-          <w:bCs/>
-          <w:color w:val="000000"/>
-          <w:sz w:val="22"/>
-          <w:szCs w:val="22"/>
-          <w:lang w:val="en-150" w:eastAsia="en-150"/>
-        </w:rPr>
-        <w:t xml:space="preserve"> </w:t>
-      </w:r>
-      <w:proofErr w:type="spellStart"/>
-      <w:r>
-        <w:rPr>
-          <w:b/>
-          <w:bCs/>
-          <w:color w:val="000000"/>
-          <w:sz w:val="22"/>
-          <w:szCs w:val="22"/>
-          <w:lang w:val="en-150" w:eastAsia="en-150"/>
-        </w:rPr>
-        <w:t>логистики</w:t>
-      </w:r>
-      <w:proofErr w:type="spellEnd"/>
-      <w:r>
-        <w:rPr>
-          <w:b/>
-          <w:bCs/>
-          <w:color w:val="000000"/>
-          <w:sz w:val="22"/>
-          <w:szCs w:val="22"/>
-          <w:lang w:val="en-150" w:eastAsia="en-150"/>
-        </w:rPr>
-        <w:t xml:space="preserve"> </w:t>
-      </w:r>
-      <w:proofErr w:type="spellStart"/>
-      <w:r>
-        <w:rPr>
-          <w:b/>
-          <w:bCs/>
-          <w:color w:val="000000"/>
-          <w:sz w:val="22"/>
-          <w:szCs w:val="22"/>
-          <w:lang w:val="en-150" w:eastAsia="en-150"/>
-        </w:rPr>
-        <w:t>курьерской</w:t>
-      </w:r>
-      <w:proofErr w:type="spellEnd"/>
-      <w:r>
-        <w:rPr>
-          <w:b/>
-          <w:bCs/>
-          <w:color w:val="000000"/>
-          <w:sz w:val="22"/>
-          <w:szCs w:val="22"/>
-          <w:lang w:val="en-150" w:eastAsia="en-150"/>
-        </w:rPr>
-        <w:t xml:space="preserve"> </w:t>
-      </w:r>
-      <w:proofErr w:type="spellStart"/>
-      <w:r>
-        <w:rPr>
-          <w:b/>
-          <w:bCs/>
-          <w:color w:val="000000"/>
-          <w:sz w:val="22"/>
-          <w:szCs w:val="22"/>
-          <w:lang w:val="en-150" w:eastAsia="en-150"/>
-        </w:rPr>
-        <w:t>доставки</w:t>
-      </w:r>
-      <w:proofErr w:type="spellEnd"/>
-      <w:r>
-        <w:rPr>
-          <w:b/>
-          <w:bCs/>
-          <w:color w:val="000000"/>
-          <w:sz w:val="22"/>
-          <w:szCs w:val="22"/>
-          <w:lang w:val="en-150" w:eastAsia="en-150"/>
-        </w:rPr>
-        <w:t xml:space="preserve"> </w:t>
-      </w:r>
-      <w:proofErr w:type="spellStart"/>
-      <w:r>
-        <w:rPr>
-          <w:b/>
-          <w:bCs/>
-          <w:color w:val="000000"/>
-          <w:sz w:val="22"/>
-          <w:szCs w:val="22"/>
-          <w:lang w:val="en-150" w:eastAsia="en-150"/>
-        </w:rPr>
-        <w:t>малогабаритных</w:t>
-      </w:r>
-      <w:proofErr w:type="spellEnd"/>
-      <w:r>
-        <w:rPr>
-          <w:b/>
-          <w:bCs/>
-          <w:color w:val="000000"/>
-          <w:sz w:val="22"/>
-          <w:szCs w:val="22"/>
-          <w:lang w:val="en-150" w:eastAsia="en-150"/>
-        </w:rPr>
-        <w:t xml:space="preserve"> </w:t>
-      </w:r>
-      <w:proofErr w:type="spellStart"/>
-      <w:r>
-        <w:rPr>
-          <w:b/>
-          <w:bCs/>
-          <w:color w:val="000000"/>
-          <w:sz w:val="22"/>
-          <w:szCs w:val="22"/>
-          <w:lang w:val="en-150" w:eastAsia="en-150"/>
-        </w:rPr>
-        <w:t>грузов</w:t>
-      </w:r>
-      <w:proofErr w:type="spellEnd"/>
-      <w:r>
-        <w:rPr>
-          <w:b/>
-          <w:bCs/>
-          <w:color w:val="000000"/>
-          <w:sz w:val="22"/>
-          <w:szCs w:val="22"/>
-          <w:lang w:val="en-150" w:eastAsia="en-150"/>
-        </w:rPr>
-        <w:t>»</w:t>
-      </w:r>
-    </w:p>
-    <w:p>
-      <w:pPr>
-        <w:autoSpaceDE/>
-        <w:autoSpaceDN/>
-        <w:spacing w:line="240" w:lineRule="auto"/>
-        <w:jc w:val="left"/>
-        <w:rPr>
-          <w:sz w:val="24"/>
-          <w:szCs w:val="24"/>
-          <w:lang w:val="en-150" w:eastAsia="en-150"/>
-        </w:rPr>
-      </w:pPr>
-      <w:proofErr w:type="spellStart"/>
-      <w:r>
-        <w:rPr>
-          <w:color w:val="000000"/>
-          <w:sz w:val="22"/>
-          <w:szCs w:val="22"/>
-          <w:lang w:val="en-150" w:eastAsia="en-150"/>
-        </w:rPr>
-        <w:t>утвержден</w:t>
-      </w:r>
-      <w:proofErr w:type="spellEnd"/>
-      <w:r>
-        <w:rPr>
-          <w:color w:val="000000"/>
-          <w:sz w:val="22"/>
-          <w:szCs w:val="22"/>
-          <w:lang w:val="en-150" w:eastAsia="en-150"/>
-        </w:rPr>
-        <w:t xml:space="preserve"> </w:t>
-      </w:r>
-      <w:proofErr w:type="spellStart"/>
-      <w:r>
-        <w:rPr>
-          <w:color w:val="000000"/>
-          <w:sz w:val="22"/>
-          <w:szCs w:val="22"/>
-          <w:lang w:val="en-150" w:eastAsia="en-150"/>
-        </w:rPr>
-        <w:t>приказом</w:t>
-      </w:r>
-      <w:proofErr w:type="spellEnd"/>
-      <w:r>
-        <w:rPr>
-          <w:color w:val="000000"/>
-          <w:sz w:val="22"/>
-          <w:szCs w:val="22"/>
-          <w:lang w:val="en-150" w:eastAsia="en-150"/>
-        </w:rPr>
-        <w:t xml:space="preserve"> № </w:t>
-      </w:r>
-      <w:r>
-        <w:rPr>
-          <w:color w:val="000000"/>
-          <w:sz w:val="22"/>
-          <w:szCs w:val="22"/>
-          <w:u w:val="single"/>
-          <w:lang w:val="en-150" w:eastAsia="en-150"/>
-        </w:rPr>
-        <w:t xml:space="preserve">149/91к </w:t>
-      </w:r>
-      <w:proofErr w:type="spellStart"/>
-      <w:r>
-        <w:rPr>
-          <w:color w:val="000000"/>
-          <w:sz w:val="22"/>
-          <w:szCs w:val="22"/>
-          <w:lang w:val="en-150" w:eastAsia="en-150"/>
-        </w:rPr>
-        <w:t>от</w:t>
-      </w:r>
-      <w:proofErr w:type="spellEnd"/>
-      <w:r>
-        <w:rPr>
-          <w:color w:val="000000"/>
-          <w:sz w:val="22"/>
-          <w:szCs w:val="22"/>
-          <w:lang w:val="en-150" w:eastAsia="en-150"/>
-        </w:rPr>
-        <w:t xml:space="preserve"> «</w:t>
-      </w:r>
-      <w:r>
-        <w:rPr>
-          <w:color w:val="000000"/>
-          <w:sz w:val="22"/>
-          <w:szCs w:val="22"/>
-          <w:u w:val="single"/>
-          <w:lang w:val="en-150" w:eastAsia="en-150"/>
-        </w:rPr>
-        <w:t>28</w:t>
-      </w:r>
-      <w:r>
-        <w:rPr>
-          <w:color w:val="000000"/>
-          <w:sz w:val="22"/>
-          <w:szCs w:val="22"/>
-          <w:lang w:val="en-150" w:eastAsia="en-150"/>
-        </w:rPr>
-        <w:t xml:space="preserve">» </w:t>
-      </w:r>
-      <w:proofErr w:type="spellStart"/>
-      <w:r>
-        <w:rPr>
-          <w:color w:val="000000"/>
-          <w:sz w:val="22"/>
-          <w:szCs w:val="22"/>
-          <w:u w:val="single"/>
-          <w:lang w:val="en-150" w:eastAsia="en-150"/>
-        </w:rPr>
-        <w:t>января</w:t>
-      </w:r>
-      <w:proofErr w:type="spellEnd"/>
-      <w:r>
-        <w:rPr>
-          <w:color w:val="000000"/>
-          <w:sz w:val="22"/>
-          <w:szCs w:val="22"/>
-          <w:lang w:val="en-150" w:eastAsia="en-150"/>
-        </w:rPr>
-        <w:t xml:space="preserve"> 2026 г.</w:t>
-      </w:r>
-    </w:p>
-    <w:p>
-      <w:pPr>
-        <w:autoSpaceDE/>
-        <w:autoSpaceDN/>
-        <w:spacing w:line="240" w:lineRule="auto"/>
-        <w:rPr>
-          <w:sz w:val="24"/>
-          <w:szCs w:val="24"/>
-          <w:lang w:val="en-150" w:eastAsia="en-150"/>
-        </w:rPr>
-      </w:pPr>
-      <w:r>
-        <w:rPr>
-          <w:color w:val="000000"/>
-          <w:sz w:val="22"/>
-          <w:szCs w:val="22"/>
-          <w:lang w:val="en-150" w:eastAsia="en-150"/>
-        </w:rPr>
-        <w:t xml:space="preserve">3. </w:t>
-      </w:r>
-      <w:proofErr w:type="spellStart"/>
-      <w:r>
-        <w:rPr>
-          <w:color w:val="000000"/>
-          <w:sz w:val="22"/>
-          <w:szCs w:val="22"/>
-          <w:lang w:val="en-150" w:eastAsia="en-150"/>
-        </w:rPr>
-        <w:t>Структура</w:t>
-      </w:r>
-      <w:proofErr w:type="spellEnd"/>
-      <w:r>
-        <w:rPr>
-          <w:color w:val="000000"/>
-          <w:sz w:val="22"/>
-          <w:szCs w:val="22"/>
-          <w:lang w:val="en-150" w:eastAsia="en-150"/>
-        </w:rPr>
-        <w:t xml:space="preserve"> </w:t>
-      </w:r>
-      <w:proofErr w:type="spellStart"/>
-      <w:r>
-        <w:rPr>
-          <w:color w:val="000000"/>
-          <w:sz w:val="22"/>
-          <w:szCs w:val="22"/>
-          <w:lang w:val="en-150" w:eastAsia="en-150"/>
-        </w:rPr>
-        <w:t>курсового</w:t>
-      </w:r>
-      <w:proofErr w:type="spellEnd"/>
-      <w:r>
-        <w:rPr>
-          <w:color w:val="000000"/>
-          <w:sz w:val="22"/>
-          <w:szCs w:val="22"/>
-          <w:lang w:val="en-150" w:eastAsia="en-150"/>
-        </w:rPr>
-        <w:t xml:space="preserve"> </w:t>
-      </w:r>
-      <w:proofErr w:type="spellStart"/>
-      <w:r>
-        <w:rPr>
-          <w:color w:val="000000"/>
-          <w:sz w:val="22"/>
-          <w:szCs w:val="22"/>
-          <w:lang w:val="en-150" w:eastAsia="en-150"/>
-        </w:rPr>
-        <w:t>проекта</w:t>
-      </w:r>
-      <w:proofErr w:type="spellEnd"/>
-      <w:r>
-        <w:rPr>
-          <w:color w:val="000000"/>
-          <w:sz w:val="22"/>
-          <w:szCs w:val="22"/>
-          <w:lang w:val="en-150" w:eastAsia="en-150"/>
-        </w:rPr>
-        <w:t xml:space="preserve"> </w:t>
-      </w:r>
-      <w:proofErr w:type="spellStart"/>
-      <w:r>
-        <w:rPr>
-          <w:color w:val="000000"/>
-          <w:sz w:val="22"/>
-          <w:szCs w:val="22"/>
-          <w:lang w:val="en-150" w:eastAsia="en-150"/>
-        </w:rPr>
-        <w:t>включает</w:t>
-      </w:r>
-      <w:proofErr w:type="spellEnd"/>
-      <w:r>
-        <w:rPr>
-          <w:color w:val="000000"/>
-          <w:sz w:val="22"/>
-          <w:szCs w:val="22"/>
-          <w:lang w:val="en-150" w:eastAsia="en-150"/>
-        </w:rPr>
-        <w:t xml:space="preserve"> </w:t>
-      </w:r>
-      <w:proofErr w:type="spellStart"/>
-      <w:r>
-        <w:rPr>
-          <w:color w:val="000000"/>
-          <w:sz w:val="22"/>
-          <w:szCs w:val="22"/>
-          <w:lang w:val="en-150" w:eastAsia="en-150"/>
-        </w:rPr>
-        <w:t>следующие</w:t>
-      </w:r>
-      <w:proofErr w:type="spellEnd"/>
-      <w:r>
-        <w:rPr>
-          <w:color w:val="000000"/>
-          <w:sz w:val="22"/>
-          <w:szCs w:val="22"/>
-          <w:lang w:val="en-150" w:eastAsia="en-150"/>
-        </w:rPr>
-        <w:t xml:space="preserve"> </w:t>
-      </w:r>
-      <w:proofErr w:type="spellStart"/>
-      <w:r>
-        <w:rPr>
-          <w:color w:val="000000"/>
-          <w:sz w:val="22"/>
-          <w:szCs w:val="22"/>
-          <w:lang w:val="en-150" w:eastAsia="en-150"/>
-        </w:rPr>
-        <w:t>элементы</w:t>
-      </w:r>
-      <w:proofErr w:type="spellEnd"/>
-      <w:r>
-        <w:rPr>
-          <w:color w:val="000000"/>
-          <w:sz w:val="22"/>
-          <w:szCs w:val="22"/>
-          <w:lang w:val="en-150" w:eastAsia="en-150"/>
-        </w:rPr>
-        <w:t>:</w:t>
-      </w:r>
-    </w:p>
-    <w:p>
-      <w:pPr>
-        <w:autoSpaceDE/>
-        <w:autoSpaceDN/>
-        <w:spacing w:line="240" w:lineRule="auto"/>
-        <w:rPr>
-          <w:sz w:val="24"/>
-          <w:szCs w:val="24"/>
-          <w:lang w:val="en-150" w:eastAsia="en-150"/>
-        </w:rPr>
-      </w:pPr>
-      <w:r>
-        <w:rPr>
-          <w:color w:val="000000"/>
-          <w:sz w:val="22"/>
-          <w:szCs w:val="22"/>
-          <w:lang w:val="en-150" w:eastAsia="en-150"/>
-        </w:rPr>
-        <w:t xml:space="preserve">- </w:t>
-      </w:r>
-      <w:proofErr w:type="spellStart"/>
-      <w:r>
-        <w:rPr>
-          <w:color w:val="000000"/>
-          <w:sz w:val="22"/>
-          <w:szCs w:val="22"/>
-          <w:lang w:val="en-150" w:eastAsia="en-150"/>
-        </w:rPr>
-        <w:t>пояснительная</w:t>
-      </w:r>
-      <w:proofErr w:type="spellEnd"/>
-      <w:r>
-        <w:rPr>
-          <w:color w:val="000000"/>
-          <w:sz w:val="22"/>
-          <w:szCs w:val="22"/>
-          <w:lang w:val="en-150" w:eastAsia="en-150"/>
-        </w:rPr>
-        <w:t xml:space="preserve"> </w:t>
-      </w:r>
-      <w:proofErr w:type="spellStart"/>
-      <w:r>
-        <w:rPr>
-          <w:color w:val="000000"/>
-          <w:sz w:val="22"/>
-          <w:szCs w:val="22"/>
-          <w:lang w:val="en-150" w:eastAsia="en-150"/>
-        </w:rPr>
-        <w:t>записка</w:t>
-      </w:r>
-      <w:proofErr w:type="spellEnd"/>
-      <w:r>
-        <w:rPr>
-          <w:color w:val="000000"/>
-          <w:sz w:val="22"/>
-          <w:szCs w:val="22"/>
-          <w:lang w:val="en-150" w:eastAsia="en-150"/>
-        </w:rPr>
-        <w:t xml:space="preserve"> (</w:t>
-      </w:r>
-      <w:proofErr w:type="spellStart"/>
-      <w:r>
-        <w:rPr>
-          <w:color w:val="000000"/>
-          <w:sz w:val="22"/>
-          <w:szCs w:val="22"/>
-          <w:lang w:val="en-150" w:eastAsia="en-150"/>
-        </w:rPr>
-        <w:t>титульный</w:t>
-      </w:r>
-      <w:proofErr w:type="spellEnd"/>
-      <w:r>
-        <w:rPr>
-          <w:color w:val="000000"/>
-          <w:sz w:val="22"/>
-          <w:szCs w:val="22"/>
-          <w:lang w:val="en-150" w:eastAsia="en-150"/>
-        </w:rPr>
-        <w:t xml:space="preserve"> </w:t>
-      </w:r>
-      <w:proofErr w:type="spellStart"/>
-      <w:r>
-        <w:rPr>
-          <w:color w:val="000000"/>
-          <w:sz w:val="22"/>
-          <w:szCs w:val="22"/>
-          <w:lang w:val="en-150" w:eastAsia="en-150"/>
-        </w:rPr>
-        <w:t>лист</w:t>
-      </w:r>
-      <w:proofErr w:type="spellEnd"/>
-      <w:r>
-        <w:rPr>
-          <w:color w:val="000000"/>
-          <w:sz w:val="22"/>
-          <w:szCs w:val="22"/>
-          <w:lang w:val="en-150" w:eastAsia="en-150"/>
-        </w:rPr>
-        <w:t xml:space="preserve">, </w:t>
-      </w:r>
-      <w:proofErr w:type="spellStart"/>
-      <w:r>
-        <w:rPr>
-          <w:color w:val="000000"/>
-          <w:sz w:val="22"/>
-          <w:szCs w:val="22"/>
-          <w:lang w:val="en-150" w:eastAsia="en-150"/>
-        </w:rPr>
-        <w:t>задание</w:t>
-      </w:r>
-      <w:proofErr w:type="spellEnd"/>
-      <w:r>
-        <w:rPr>
-          <w:color w:val="000000"/>
-          <w:sz w:val="22"/>
-          <w:szCs w:val="22"/>
-          <w:lang w:val="en-150" w:eastAsia="en-150"/>
-        </w:rPr>
-        <w:t xml:space="preserve">, </w:t>
-      </w:r>
-      <w:proofErr w:type="spellStart"/>
-      <w:r>
-        <w:rPr>
-          <w:color w:val="000000"/>
-          <w:sz w:val="22"/>
-          <w:szCs w:val="22"/>
-          <w:lang w:val="en-150" w:eastAsia="en-150"/>
-        </w:rPr>
-        <w:t>содержание</w:t>
-      </w:r>
-      <w:proofErr w:type="spellEnd"/>
-      <w:r>
-        <w:rPr>
-          <w:color w:val="000000"/>
-          <w:sz w:val="22"/>
-          <w:szCs w:val="22"/>
-          <w:lang w:val="en-150" w:eastAsia="en-150"/>
-        </w:rPr>
-        <w:t xml:space="preserve">, </w:t>
-      </w:r>
-      <w:proofErr w:type="spellStart"/>
-      <w:r>
-        <w:rPr>
-          <w:color w:val="000000"/>
-          <w:sz w:val="22"/>
-          <w:szCs w:val="22"/>
-          <w:lang w:val="en-150" w:eastAsia="en-150"/>
-        </w:rPr>
-        <w:t>введение</w:t>
-      </w:r>
-      <w:proofErr w:type="spellEnd"/>
-      <w:r>
-        <w:rPr>
-          <w:color w:val="000000"/>
-          <w:sz w:val="22"/>
-          <w:szCs w:val="22"/>
-          <w:lang w:val="en-150" w:eastAsia="en-150"/>
-        </w:rPr>
-        <w:t xml:space="preserve">, </w:t>
-      </w:r>
-      <w:proofErr w:type="spellStart"/>
-      <w:r>
-        <w:rPr>
-          <w:color w:val="000000"/>
-          <w:sz w:val="22"/>
-          <w:szCs w:val="22"/>
-          <w:lang w:val="en-150" w:eastAsia="en-150"/>
-        </w:rPr>
-        <w:t>теоретическая</w:t>
-      </w:r>
-      <w:proofErr w:type="spellEnd"/>
-      <w:r>
-        <w:rPr>
-          <w:color w:val="000000"/>
-          <w:sz w:val="22"/>
-          <w:szCs w:val="22"/>
-          <w:lang w:val="en-150" w:eastAsia="en-150"/>
-        </w:rPr>
-        <w:t>/</w:t>
-      </w:r>
-      <w:proofErr w:type="spellStart"/>
-      <w:r>
-        <w:rPr>
-          <w:color w:val="000000"/>
-          <w:sz w:val="22"/>
-          <w:szCs w:val="22"/>
-          <w:lang w:val="en-150" w:eastAsia="en-150"/>
-        </w:rPr>
-        <w:t>основная</w:t>
-      </w:r>
-      <w:proofErr w:type="spellEnd"/>
-      <w:r>
-        <w:rPr>
-          <w:color w:val="000000"/>
-          <w:sz w:val="22"/>
-          <w:szCs w:val="22"/>
-          <w:lang w:val="en-150" w:eastAsia="en-150"/>
-        </w:rPr>
-        <w:t xml:space="preserve"> </w:t>
-      </w:r>
-      <w:proofErr w:type="spellStart"/>
-      <w:r>
-        <w:rPr>
-          <w:color w:val="000000"/>
-          <w:sz w:val="22"/>
-          <w:szCs w:val="22"/>
-          <w:lang w:val="en-150" w:eastAsia="en-150"/>
-        </w:rPr>
-        <w:t>часть</w:t>
-      </w:r>
-      <w:proofErr w:type="spellEnd"/>
-      <w:r>
-        <w:rPr>
-          <w:color w:val="000000"/>
-          <w:sz w:val="22"/>
-          <w:szCs w:val="22"/>
-          <w:lang w:val="en-150" w:eastAsia="en-150"/>
-        </w:rPr>
-        <w:t xml:space="preserve">, </w:t>
-      </w:r>
-      <w:proofErr w:type="spellStart"/>
-      <w:r>
-        <w:rPr>
-          <w:color w:val="000000"/>
-          <w:sz w:val="22"/>
-          <w:szCs w:val="22"/>
-          <w:lang w:val="en-150" w:eastAsia="en-150"/>
-        </w:rPr>
-        <w:t>заключение</w:t>
-      </w:r>
-      <w:proofErr w:type="spellEnd"/>
-      <w:r>
-        <w:rPr>
-          <w:color w:val="000000"/>
-          <w:sz w:val="22"/>
-          <w:szCs w:val="22"/>
-          <w:lang w:val="en-150" w:eastAsia="en-150"/>
-        </w:rPr>
-        <w:t xml:space="preserve">, </w:t>
-      </w:r>
-      <w:proofErr w:type="spellStart"/>
-      <w:r>
-        <w:rPr>
-          <w:color w:val="000000"/>
-          <w:sz w:val="22"/>
-          <w:szCs w:val="22"/>
-          <w:lang w:val="en-150" w:eastAsia="en-150"/>
-        </w:rPr>
-        <w:t>ссылки</w:t>
-      </w:r>
-      <w:proofErr w:type="spellEnd"/>
-      <w:r>
-        <w:rPr>
-          <w:color w:val="000000"/>
-          <w:sz w:val="22"/>
-          <w:szCs w:val="22"/>
-          <w:lang w:val="en-150" w:eastAsia="en-150"/>
-        </w:rPr>
-        <w:t xml:space="preserve"> </w:t>
-      </w:r>
-      <w:proofErr w:type="spellStart"/>
-      <w:r>
-        <w:rPr>
-          <w:color w:val="000000"/>
-          <w:sz w:val="22"/>
-          <w:szCs w:val="22"/>
-          <w:lang w:val="en-150" w:eastAsia="en-150"/>
-        </w:rPr>
-        <w:t>на</w:t>
-      </w:r>
-      <w:proofErr w:type="spellEnd"/>
-      <w:r>
-        <w:rPr>
-          <w:color w:val="000000"/>
-          <w:sz w:val="22"/>
-          <w:szCs w:val="22"/>
-          <w:lang w:val="en-150" w:eastAsia="en-150"/>
-        </w:rPr>
-        <w:t xml:space="preserve"> </w:t>
-      </w:r>
-      <w:proofErr w:type="spellStart"/>
-      <w:r>
-        <w:rPr>
-          <w:color w:val="000000"/>
-          <w:sz w:val="22"/>
-          <w:szCs w:val="22"/>
-          <w:lang w:val="en-150" w:eastAsia="en-150"/>
-        </w:rPr>
-        <w:t>используемую</w:t>
-      </w:r>
-      <w:proofErr w:type="spellEnd"/>
-      <w:r>
-        <w:rPr>
-          <w:color w:val="000000"/>
-          <w:sz w:val="22"/>
-          <w:szCs w:val="22"/>
-          <w:lang w:val="en-150" w:eastAsia="en-150"/>
-        </w:rPr>
-        <w:t xml:space="preserve"> </w:t>
-      </w:r>
-      <w:proofErr w:type="spellStart"/>
-      <w:r>
-        <w:rPr>
-          <w:color w:val="000000"/>
-          <w:sz w:val="22"/>
-          <w:szCs w:val="22"/>
-          <w:lang w:val="en-150" w:eastAsia="en-150"/>
-        </w:rPr>
-        <w:t>литературу</w:t>
-      </w:r>
-      <w:proofErr w:type="spellEnd"/>
-      <w:r>
-        <w:rPr>
-          <w:color w:val="000000"/>
-          <w:sz w:val="22"/>
-          <w:szCs w:val="22"/>
-          <w:lang w:val="en-150" w:eastAsia="en-150"/>
-        </w:rPr>
-        <w:t xml:space="preserve">, </w:t>
-      </w:r>
-      <w:proofErr w:type="spellStart"/>
-      <w:r>
-        <w:rPr>
-          <w:color w:val="000000"/>
-          <w:sz w:val="22"/>
-          <w:szCs w:val="22"/>
-          <w:lang w:val="en-150" w:eastAsia="en-150"/>
-        </w:rPr>
-        <w:t>литература</w:t>
-      </w:r>
-      <w:proofErr w:type="spellEnd"/>
-      <w:r>
-        <w:rPr>
-          <w:color w:val="000000"/>
-          <w:sz w:val="22"/>
-          <w:szCs w:val="22"/>
-          <w:lang w:val="en-150" w:eastAsia="en-150"/>
-        </w:rPr>
-        <w:t>).</w:t>
-      </w:r>
-    </w:p>
-    <w:p>
-      <w:pPr>
-        <w:autoSpaceDE/>
-        <w:autoSpaceDN/>
-        <w:spacing w:after="240" w:line="240" w:lineRule="auto"/>
-        <w:jc w:val="left"/>
-        <w:rPr>
-          <w:sz w:val="24"/>
-          <w:szCs w:val="24"/>
-          <w:lang w:val="en-150" w:eastAsia="en-150"/>
-        </w:rPr>
-      </w:pPr>
-      <w:r>
-        <w:rPr>
-          <w:sz w:val="24"/>
-          <w:szCs w:val="24"/>
-          <w:lang w:val="en-150" w:eastAsia="en-150"/>
-        </w:rPr>
-        <w:br/>
-      </w:r>
-    </w:p>
-    <w:p>
-      <w:pPr>
-        <w:autoSpaceDE/>
-        <w:autoSpaceDN/>
-        <w:spacing w:line="240" w:lineRule="auto"/>
-        <w:jc w:val="center"/>
-        <w:rPr>
-          <w:sz w:val="24"/>
-          <w:szCs w:val="24"/>
-          <w:lang w:val="en-150" w:eastAsia="en-150"/>
-        </w:rPr>
-      </w:pPr>
-      <w:r>
-        <w:rPr>
-          <w:b/>
-          <w:bCs/>
-          <w:color w:val="000000"/>
-          <w:sz w:val="20"/>
-          <w:szCs w:val="20"/>
-          <w:lang w:val="en-150" w:eastAsia="en-150"/>
-        </w:rPr>
-        <w:t>СОДЕРЖАНИЕ ПОЯСНИТЕЛЬНОЙ ЗАПИСКИ</w:t>
-      </w:r>
-    </w:p>
-    <w:p>
-      <w:pPr>
-        <w:autoSpaceDE/>
-        <w:autoSpaceDN/>
-        <w:spacing w:line="240" w:lineRule="auto"/>
-        <w:jc w:val="left"/>
-        <w:rPr>
-          <w:sz w:val="24"/>
-          <w:szCs w:val="24"/>
-          <w:lang w:val="en-150" w:eastAsia="en-150"/>
-        </w:rPr>
-      </w:pPr>
+        <w:t>Литература</w:t>
+      </w:r>
     </w:p>
     <w:p>
       <w:pPr>
@@ -2503,19 +1459,6 @@
           <w:lang w:val="en-150" w:eastAsia="en-150"/>
         </w:rPr>
       </w:pPr>
-      <w:proofErr w:type="spellStart"/>
-      <w:r>
-        <w:rPr>
-          <w:b/>
-          <w:bCs/>
-          <w:color w:val="000000"/>
-          <w:sz w:val="22"/>
-          <w:szCs w:val="22"/>
-          <w:lang w:val="en-150" w:eastAsia="en-150"/>
-        </w:rPr>
-        <w:t>Введение</w:t>
-      </w:r>
-      <w:proofErr w:type="spellEnd"/>
     </w:p>
     <w:p>
       <w:pPr>
@@ -2530,1677 +1473,150 @@
           <w:lang w:val="en-150" w:eastAsia="en-150"/>
         </w:rPr>
       </w:pPr>
-      <w:r>
-        <w:rPr>
-          <w:b/>
-          <w:bCs/>
+    </w:p>
+    <w:p>
+      <w:pPr>
+        <w:autoSpaceDE/>
+        <w:autoSpaceDN/>
+        <w:spacing w:line="240" w:lineRule="auto"/>
+        <w:jc w:val="left"/>
+        <w:rPr>
+          <w:sz w:val="24"/>
+          <w:szCs w:val="24"/>
+          <w:lang w:val="en-150" w:eastAsia="en-150"/>
+        </w:rPr>
+      </w:pPr>
+    </w:p>
+    <w:p>
+      <w:pPr>
+        <w:autoSpaceDE/>
+        <w:autoSpaceDN/>
+        <w:spacing w:line="240" w:lineRule="auto"/>
+        <w:jc w:val="left"/>
+        <w:rPr>
+          <w:sz w:val="24"/>
+          <w:szCs w:val="24"/>
+          <w:lang w:val="en-150" w:eastAsia="en-150"/>
+        </w:rPr>
+      </w:pPr>
+      <w:r>
+        <w:rPr>
           <w:color w:val="000000"/>
           <w:sz w:val="22"/>
           <w:szCs w:val="22"/>
           <w:lang w:val="en-150" w:eastAsia="en-150"/>
         </w:rPr>
-        <w:t>1 </w:t>
-      </w:r>
-      <w:proofErr w:type="spellStart"/>
-      <w:r>
-        <w:rPr>
-          <w:b/>
-          <w:bCs/>
+        <w:t>Рассмотрено на заседании ЦК № 5 «Информационные технологии»</w:t>
+      </w:r>
+    </w:p>
+    <w:p>
+      <w:pPr>
+        <w:autoSpaceDE/>
+        <w:autoSpaceDN/>
+        <w:spacing w:line="240" w:lineRule="auto"/>
+        <w:jc w:val="left"/>
+        <w:rPr>
+          <w:sz w:val="24"/>
+          <w:szCs w:val="24"/>
+          <w:lang w:val="en-150" w:eastAsia="en-150"/>
+        </w:rPr>
+      </w:pPr>
+      <w:r>
+        <w:rPr>
           <w:color w:val="000000"/>
           <w:sz w:val="22"/>
           <w:szCs w:val="22"/>
           <w:lang w:val="en-150" w:eastAsia="en-150"/>
         </w:rPr>
-        <w:t>Анализ</w:t>
-      </w:r>
-      <w:proofErr w:type="spellEnd"/>
-      <w:r>
-        <w:rPr>
-          <w:b/>
-          <w:bCs/>
+        <w:t>протокол № 5 от «10» декабря 2025 года</w:t>
+      </w:r>
+    </w:p>
+    <w:p>
+      <w:pPr>
+        <w:autoSpaceDE/>
+        <w:autoSpaceDN/>
+        <w:spacing w:line="240" w:lineRule="auto"/>
+        <w:jc w:val="left"/>
+        <w:rPr>
+          <w:sz w:val="24"/>
+          <w:szCs w:val="24"/>
+          <w:lang w:val="en-150" w:eastAsia="en-150"/>
+        </w:rPr>
+      </w:pPr>
+      <w:r>
+        <w:rPr>
           <w:color w:val="000000"/>
           <w:sz w:val="22"/>
           <w:szCs w:val="22"/>
           <w:lang w:val="en-150" w:eastAsia="en-150"/>
         </w:rPr>
-        <w:t xml:space="preserve"> </w:t>
-      </w:r>
-      <w:proofErr w:type="spellStart"/>
-      <w:r>
-        <w:rPr>
-          <w:b/>
-          <w:bCs/>
+        <w:t>Дата выдачи задания «___» ___ 2026 года</w:t>
+      </w:r>
+    </w:p>
+    <w:p>
+      <w:pPr>
+        <w:autoSpaceDE/>
+        <w:autoSpaceDN/>
+        <w:spacing w:line="240" w:lineRule="auto"/>
+        <w:jc w:val="left"/>
+        <w:rPr>
+          <w:sz w:val="24"/>
+          <w:szCs w:val="24"/>
+          <w:lang w:val="en-150" w:eastAsia="en-150"/>
+        </w:rPr>
+      </w:pPr>
+      <w:r>
+        <w:rPr>
           <w:color w:val="000000"/>
           <w:sz w:val="22"/>
           <w:szCs w:val="22"/>
           <w:lang w:val="en-150" w:eastAsia="en-150"/>
         </w:rPr>
-        <w:t>требований</w:t>
-      </w:r>
-      <w:proofErr w:type="spellEnd"/>
-      <w:r>
-        <w:rPr>
-          <w:b/>
-          <w:bCs/>
+        <w:t>Дата сдачи выполненного проекта «___» _______ 2026 года</w:t>
+      </w:r>
+    </w:p>
+    <w:p>
+      <w:pPr>
+        <w:autoSpaceDE/>
+        <w:autoSpaceDN/>
+        <w:spacing w:line="240" w:lineRule="auto"/>
+        <w:jc w:val="left"/>
+        <w:rPr>
+          <w:sz w:val="24"/>
+          <w:szCs w:val="24"/>
+          <w:lang w:val="en-150" w:eastAsia="en-150"/>
+        </w:rPr>
+      </w:pPr>
+      <w:r>
+        <w:rPr>
           <w:color w:val="000000"/>
           <w:sz w:val="22"/>
           <w:szCs w:val="22"/>
           <w:lang w:val="en-150" w:eastAsia="en-150"/>
         </w:rPr>
-        <w:t xml:space="preserve"> и </w:t>
-      </w:r>
-      <w:proofErr w:type="spellStart"/>
-      <w:r>
-        <w:rPr>
-          <w:b/>
-          <w:bCs/>
+        <w:t>Руководитель КП ________________________________________ / Кошкин В.А. /</w:t>
+      </w:r>
+    </w:p>
+    <w:p>
+      <w:pPr>
+        <w:autoSpaceDE/>
+        <w:autoSpaceDN/>
+        <w:spacing w:line="240" w:lineRule="auto"/>
+        <w:jc w:val="left"/>
+        <w:rPr>
+          <w:sz w:val="24"/>
+          <w:szCs w:val="24"/>
+          <w:lang w:val="en-150" w:eastAsia="en-150"/>
+        </w:rPr>
+      </w:pPr>
+      <w:r>
+        <w:rPr>
           <w:color w:val="000000"/>
           <w:sz w:val="22"/>
           <w:szCs w:val="22"/>
           <w:lang w:val="en-150" w:eastAsia="en-150"/>
         </w:rPr>
-        <w:t>постановка</w:t>
-      </w:r>
-      <w:proofErr w:type="spellEnd"/>
-      <w:r>
-        <w:rPr>
-          <w:b/>
-          <w:bCs/>
-          <w:color w:val="000000"/>
-          <w:sz w:val="22"/>
-          <w:szCs w:val="22"/>
-          <w:lang w:val="en-150" w:eastAsia="en-150"/>
-        </w:rPr>
-        <w:t xml:space="preserve"> </w:t>
-      </w:r>
-      <w:proofErr w:type="spellStart"/>
-      <w:r>
-        <w:rPr>
-          <w:b/>
-          <w:bCs/>
-          <w:color w:val="000000"/>
-          <w:sz w:val="22"/>
-          <w:szCs w:val="22"/>
-          <w:lang w:val="en-150" w:eastAsia="en-150"/>
-        </w:rPr>
-        <w:t>задачи</w:t>
-      </w:r>
-      <w:proofErr w:type="spellEnd"/>
-    </w:p>
-    <w:p>
-      <w:pPr>
-        <w:shd w:val="clear" w:color="auto" w:fill="FFFFFF"/>
-        <w:autoSpaceDE/>
-        <w:autoSpaceDN/>
-        <w:spacing w:line="240" w:lineRule="auto"/>
-        <w:jc w:val="left"/>
-        <w:rPr>
-          <w:sz w:val="24"/>
-          <w:szCs w:val="24"/>
-          <w:lang w:val="en-150" w:eastAsia="en-150"/>
-        </w:rPr>
-      </w:pPr>
-      <w:r>
-        <w:rPr>
-          <w:color w:val="000000"/>
-          <w:sz w:val="22"/>
-          <w:szCs w:val="22"/>
-          <w:lang w:val="en-150" w:eastAsia="en-150"/>
-        </w:rPr>
-        <w:t xml:space="preserve">1.1 </w:t>
-      </w:r>
-      <w:proofErr w:type="spellStart"/>
-      <w:r>
-        <w:rPr>
-          <w:color w:val="000000"/>
-          <w:sz w:val="22"/>
-          <w:szCs w:val="22"/>
-          <w:lang w:val="en-150" w:eastAsia="en-150"/>
-        </w:rPr>
-        <w:t>Анализ</w:t>
-      </w:r>
-      <w:proofErr w:type="spellEnd"/>
-      <w:r>
-        <w:rPr>
-          <w:color w:val="000000"/>
-          <w:sz w:val="22"/>
-          <w:szCs w:val="22"/>
-          <w:lang w:val="en-150" w:eastAsia="en-150"/>
-        </w:rPr>
-        <w:t xml:space="preserve"> </w:t>
-      </w:r>
-      <w:proofErr w:type="spellStart"/>
-      <w:r>
-        <w:rPr>
-          <w:color w:val="000000"/>
-          <w:sz w:val="22"/>
-          <w:szCs w:val="22"/>
-          <w:lang w:val="en-150" w:eastAsia="en-150"/>
-        </w:rPr>
-        <w:t>предметной</w:t>
-      </w:r>
-      <w:proofErr w:type="spellEnd"/>
-      <w:r>
-        <w:rPr>
-          <w:color w:val="000000"/>
-          <w:sz w:val="22"/>
-          <w:szCs w:val="22"/>
-          <w:lang w:val="en-150" w:eastAsia="en-150"/>
-        </w:rPr>
-        <w:t xml:space="preserve"> </w:t>
-      </w:r>
-      <w:proofErr w:type="spellStart"/>
-      <w:r>
-        <w:rPr>
-          <w:color w:val="000000"/>
-          <w:sz w:val="22"/>
-          <w:szCs w:val="22"/>
-          <w:lang w:val="en-150" w:eastAsia="en-150"/>
-        </w:rPr>
-        <w:t>области</w:t>
-      </w:r>
-      <w:proofErr w:type="spellEnd"/>
-      <w:r>
-        <w:rPr>
-          <w:color w:val="000000"/>
-          <w:sz w:val="22"/>
-          <w:szCs w:val="22"/>
-          <w:lang w:val="en-150" w:eastAsia="en-150"/>
-        </w:rPr>
-        <w:t>. </w:t>
-      </w:r>
-    </w:p>
-    <w:p>
-      <w:pPr>
-        <w:shd w:val="clear" w:color="auto" w:fill="FFFFFF"/>
-        <w:autoSpaceDE/>
-        <w:autoSpaceDN/>
-        <w:spacing w:line="240" w:lineRule="auto"/>
-        <w:jc w:val="left"/>
-        <w:rPr>
-          <w:sz w:val="24"/>
-          <w:szCs w:val="24"/>
-          <w:lang w:val="en-150" w:eastAsia="en-150"/>
-        </w:rPr>
-      </w:pPr>
-      <w:r>
-        <w:rPr>
-          <w:color w:val="000000"/>
-          <w:sz w:val="22"/>
-          <w:szCs w:val="22"/>
-          <w:lang w:val="en-150" w:eastAsia="en-150"/>
-        </w:rPr>
-        <w:t xml:space="preserve">1.2 </w:t>
-      </w:r>
-      <w:proofErr w:type="spellStart"/>
-      <w:r>
-        <w:rPr>
-          <w:color w:val="000000"/>
-          <w:sz w:val="22"/>
-          <w:szCs w:val="22"/>
-          <w:lang w:val="en-150" w:eastAsia="en-150"/>
-        </w:rPr>
-        <w:t>Разработка</w:t>
-      </w:r>
-      <w:proofErr w:type="spellEnd"/>
-      <w:r>
-        <w:rPr>
-          <w:color w:val="000000"/>
-          <w:sz w:val="22"/>
-          <w:szCs w:val="22"/>
-          <w:lang w:val="en-150" w:eastAsia="en-150"/>
-        </w:rPr>
-        <w:t xml:space="preserve"> UML </w:t>
-      </w:r>
-      <w:proofErr w:type="spellStart"/>
-      <w:r>
-        <w:rPr>
-          <w:color w:val="000000"/>
-          <w:sz w:val="22"/>
-          <w:szCs w:val="22"/>
-          <w:lang w:val="en-150" w:eastAsia="en-150"/>
-        </w:rPr>
-        <w:t>диаграмм</w:t>
-      </w:r>
-      <w:proofErr w:type="spellEnd"/>
-      <w:r>
-        <w:rPr>
-          <w:color w:val="000000"/>
-          <w:sz w:val="22"/>
-          <w:szCs w:val="22"/>
-          <w:lang w:val="en-150" w:eastAsia="en-150"/>
-        </w:rPr>
-        <w:t>.</w:t>
-      </w:r>
-    </w:p>
-    <w:p>
-      <w:pPr>
-        <w:shd w:val="clear" w:color="auto" w:fill="FFFFFF"/>
-        <w:autoSpaceDE/>
-        <w:autoSpaceDN/>
-        <w:spacing w:line="240" w:lineRule="auto"/>
-        <w:jc w:val="left"/>
-        <w:rPr>
-          <w:sz w:val="24"/>
-          <w:szCs w:val="24"/>
-          <w:lang w:val="en-150" w:eastAsia="en-150"/>
-        </w:rPr>
-      </w:pPr>
-      <w:r>
-        <w:rPr>
-          <w:color w:val="000000"/>
-          <w:sz w:val="22"/>
-          <w:szCs w:val="22"/>
-          <w:lang w:val="en-150" w:eastAsia="en-150"/>
-        </w:rPr>
-        <w:t xml:space="preserve">1.3 </w:t>
-      </w:r>
-      <w:proofErr w:type="spellStart"/>
-      <w:r>
-        <w:rPr>
-          <w:color w:val="000000"/>
-          <w:sz w:val="22"/>
-          <w:szCs w:val="22"/>
-          <w:lang w:val="en-150" w:eastAsia="en-150"/>
-        </w:rPr>
-        <w:t>Разработка</w:t>
-      </w:r>
-      <w:proofErr w:type="spellEnd"/>
-      <w:r>
-        <w:rPr>
-          <w:color w:val="000000"/>
-          <w:sz w:val="22"/>
-          <w:szCs w:val="22"/>
-          <w:lang w:val="en-150" w:eastAsia="en-150"/>
-        </w:rPr>
-        <w:t> </w:t>
-      </w:r>
-      <w:proofErr w:type="spellStart"/>
-      <w:r>
-        <w:rPr>
-          <w:color w:val="000000"/>
-          <w:sz w:val="22"/>
-          <w:szCs w:val="22"/>
-          <w:lang w:val="en-150" w:eastAsia="en-150"/>
-        </w:rPr>
-        <w:t>макета</w:t>
-      </w:r>
-      <w:proofErr w:type="spellEnd"/>
-      <w:r>
-        <w:rPr>
-          <w:color w:val="000000"/>
-          <w:sz w:val="22"/>
-          <w:szCs w:val="22"/>
-          <w:lang w:val="en-150" w:eastAsia="en-150"/>
-        </w:rPr>
-        <w:t xml:space="preserve"> </w:t>
-      </w:r>
-      <w:proofErr w:type="spellStart"/>
-      <w:r>
-        <w:rPr>
-          <w:color w:val="000000"/>
-          <w:sz w:val="22"/>
-          <w:szCs w:val="22"/>
-          <w:lang w:val="en-150" w:eastAsia="en-150"/>
-        </w:rPr>
-        <w:t>приложения</w:t>
-      </w:r>
-      <w:proofErr w:type="spellEnd"/>
-      <w:r>
-        <w:rPr>
-          <w:color w:val="000000"/>
-          <w:sz w:val="22"/>
-          <w:szCs w:val="22"/>
-          <w:lang w:val="en-150" w:eastAsia="en-150"/>
-        </w:rPr>
-        <w:t>.</w:t>
-      </w:r>
-    </w:p>
-    <w:p>
-      <w:pPr>
-        <w:shd w:val="clear" w:color="auto" w:fill="FFFFFF"/>
-        <w:autoSpaceDE/>
-        <w:autoSpaceDN/>
-        <w:spacing w:line="240" w:lineRule="auto"/>
-        <w:jc w:val="left"/>
-        <w:rPr>
-          <w:sz w:val="24"/>
-          <w:szCs w:val="24"/>
-          <w:lang w:val="en-150" w:eastAsia="en-150"/>
-        </w:rPr>
-      </w:pPr>
-      <w:r>
-        <w:rPr>
-          <w:b/>
-          <w:bCs/>
-          <w:color w:val="000000"/>
-          <w:sz w:val="22"/>
-          <w:szCs w:val="22"/>
-          <w:lang w:val="en-150" w:eastAsia="en-150"/>
-        </w:rPr>
-        <w:t xml:space="preserve">2 </w:t>
-      </w:r>
-      <w:proofErr w:type="spellStart"/>
-      <w:r>
-        <w:rPr>
-          <w:b/>
-          <w:bCs/>
-          <w:color w:val="000000"/>
-          <w:sz w:val="22"/>
-          <w:szCs w:val="22"/>
-          <w:lang w:val="en-150" w:eastAsia="en-150"/>
-        </w:rPr>
-        <w:t>Проектирование</w:t>
-      </w:r>
-      <w:proofErr w:type="spellEnd"/>
-      <w:r>
-        <w:rPr>
-          <w:b/>
-          <w:bCs/>
-          <w:color w:val="000000"/>
-          <w:sz w:val="22"/>
-          <w:szCs w:val="22"/>
-          <w:lang w:val="en-150" w:eastAsia="en-150"/>
-        </w:rPr>
-        <w:t xml:space="preserve"> и </w:t>
-      </w:r>
-      <w:proofErr w:type="spellStart"/>
-      <w:r>
-        <w:rPr>
-          <w:b/>
-          <w:bCs/>
-          <w:color w:val="000000"/>
-          <w:sz w:val="22"/>
-          <w:szCs w:val="22"/>
-          <w:lang w:val="en-150" w:eastAsia="en-150"/>
-        </w:rPr>
-        <w:t>разработка</w:t>
-      </w:r>
-      <w:proofErr w:type="spellEnd"/>
-      <w:r>
-        <w:rPr>
-          <w:b/>
-          <w:bCs/>
-          <w:color w:val="000000"/>
-          <w:sz w:val="22"/>
-          <w:szCs w:val="22"/>
-          <w:lang w:val="en-150" w:eastAsia="en-150"/>
-        </w:rPr>
-        <w:t xml:space="preserve"> </w:t>
-      </w:r>
-      <w:proofErr w:type="spellStart"/>
-      <w:r>
-        <w:rPr>
-          <w:b/>
-          <w:bCs/>
-          <w:color w:val="000000"/>
-          <w:sz w:val="22"/>
-          <w:szCs w:val="22"/>
-          <w:lang w:val="en-150" w:eastAsia="en-150"/>
-        </w:rPr>
-        <w:t>базы</w:t>
-      </w:r>
-      <w:proofErr w:type="spellEnd"/>
-      <w:r>
-        <w:rPr>
-          <w:b/>
-          <w:bCs/>
-          <w:color w:val="000000"/>
-          <w:sz w:val="22"/>
-          <w:szCs w:val="22"/>
-          <w:lang w:val="en-150" w:eastAsia="en-150"/>
-        </w:rPr>
-        <w:t xml:space="preserve"> </w:t>
-      </w:r>
-      <w:proofErr w:type="spellStart"/>
-      <w:r>
-        <w:rPr>
-          <w:b/>
-          <w:bCs/>
-          <w:color w:val="000000"/>
-          <w:sz w:val="22"/>
-          <w:szCs w:val="22"/>
-          <w:lang w:val="en-150" w:eastAsia="en-150"/>
-        </w:rPr>
-        <w:t>данных</w:t>
-      </w:r>
-      <w:proofErr w:type="spellEnd"/>
-      <w:r>
-        <w:rPr>
-          <w:b/>
-          <w:bCs/>
-          <w:color w:val="000000"/>
-          <w:sz w:val="22"/>
-          <w:szCs w:val="22"/>
-          <w:lang w:val="en-150" w:eastAsia="en-150"/>
-        </w:rPr>
-        <w:t> </w:t>
-      </w:r>
-    </w:p>
-    <w:p>
-      <w:pPr>
-        <w:shd w:val="clear" w:color="auto" w:fill="FFFFFF"/>
-        <w:autoSpaceDE/>
-        <w:autoSpaceDN/>
-        <w:spacing w:line="240" w:lineRule="auto"/>
-        <w:jc w:val="left"/>
-        <w:rPr>
-          <w:sz w:val="24"/>
-          <w:szCs w:val="24"/>
-          <w:lang w:val="en-150" w:eastAsia="en-150"/>
-        </w:rPr>
-      </w:pPr>
-      <w:r>
-        <w:rPr>
-          <w:color w:val="000000"/>
-          <w:sz w:val="22"/>
-          <w:szCs w:val="22"/>
-          <w:lang w:val="en-150" w:eastAsia="en-150"/>
-        </w:rPr>
-        <w:t xml:space="preserve">2.1 </w:t>
-      </w:r>
-      <w:proofErr w:type="spellStart"/>
-      <w:r>
-        <w:rPr>
-          <w:color w:val="000000"/>
-          <w:sz w:val="22"/>
-          <w:szCs w:val="22"/>
-          <w:lang w:val="en-150" w:eastAsia="en-150"/>
-        </w:rPr>
-        <w:t>Разработка</w:t>
-      </w:r>
-      <w:proofErr w:type="spellEnd"/>
-      <w:r>
-        <w:rPr>
-          <w:color w:val="000000"/>
-          <w:sz w:val="22"/>
-          <w:szCs w:val="22"/>
-          <w:lang w:val="en-150" w:eastAsia="en-150"/>
-        </w:rPr>
-        <w:t xml:space="preserve"> ER-</w:t>
-      </w:r>
-      <w:proofErr w:type="spellStart"/>
-      <w:r>
-        <w:rPr>
-          <w:color w:val="000000"/>
-          <w:sz w:val="22"/>
-          <w:szCs w:val="22"/>
-          <w:lang w:val="en-150" w:eastAsia="en-150"/>
-        </w:rPr>
-        <w:t>диаграммы</w:t>
-      </w:r>
-      <w:proofErr w:type="spellEnd"/>
-      <w:r>
-        <w:rPr>
-          <w:color w:val="000000"/>
-          <w:sz w:val="22"/>
-          <w:szCs w:val="22"/>
-          <w:lang w:val="en-150" w:eastAsia="en-150"/>
-        </w:rPr>
-        <w:t xml:space="preserve"> </w:t>
-      </w:r>
-      <w:proofErr w:type="spellStart"/>
-      <w:r>
-        <w:rPr>
-          <w:color w:val="000000"/>
-          <w:sz w:val="22"/>
-          <w:szCs w:val="22"/>
-          <w:lang w:val="en-150" w:eastAsia="en-150"/>
-        </w:rPr>
-        <w:t>на</w:t>
-      </w:r>
-      <w:proofErr w:type="spellEnd"/>
-      <w:r>
-        <w:rPr>
-          <w:color w:val="000000"/>
-          <w:sz w:val="22"/>
-          <w:szCs w:val="22"/>
-          <w:lang w:val="en-150" w:eastAsia="en-150"/>
-        </w:rPr>
-        <w:t xml:space="preserve"> </w:t>
-      </w:r>
-      <w:proofErr w:type="spellStart"/>
-      <w:r>
-        <w:rPr>
-          <w:color w:val="000000"/>
-          <w:sz w:val="22"/>
-          <w:szCs w:val="22"/>
-          <w:lang w:val="en-150" w:eastAsia="en-150"/>
-        </w:rPr>
-        <w:t>основе</w:t>
-      </w:r>
-      <w:proofErr w:type="spellEnd"/>
-      <w:r>
-        <w:rPr>
-          <w:color w:val="000000"/>
-          <w:sz w:val="22"/>
-          <w:szCs w:val="22"/>
-          <w:lang w:val="en-150" w:eastAsia="en-150"/>
-        </w:rPr>
-        <w:t xml:space="preserve"> </w:t>
-      </w:r>
-      <w:proofErr w:type="spellStart"/>
-      <w:r>
-        <w:rPr>
-          <w:color w:val="000000"/>
-          <w:sz w:val="22"/>
-          <w:szCs w:val="22"/>
-          <w:lang w:val="en-150" w:eastAsia="en-150"/>
-        </w:rPr>
-        <w:t>сырых</w:t>
-      </w:r>
-      <w:proofErr w:type="spellEnd"/>
-      <w:r>
-        <w:rPr>
-          <w:color w:val="000000"/>
-          <w:sz w:val="22"/>
-          <w:szCs w:val="22"/>
-          <w:lang w:val="en-150" w:eastAsia="en-150"/>
-        </w:rPr>
-        <w:t xml:space="preserve"> </w:t>
-      </w:r>
-      <w:proofErr w:type="spellStart"/>
-      <w:r>
-        <w:rPr>
-          <w:color w:val="000000"/>
-          <w:sz w:val="22"/>
-          <w:szCs w:val="22"/>
-          <w:lang w:val="en-150" w:eastAsia="en-150"/>
-        </w:rPr>
-        <w:t>данных</w:t>
-      </w:r>
-      <w:proofErr w:type="spellEnd"/>
-      <w:r>
-        <w:rPr>
-          <w:color w:val="000000"/>
-          <w:sz w:val="22"/>
-          <w:szCs w:val="22"/>
-          <w:lang w:val="en-150" w:eastAsia="en-150"/>
-        </w:rPr>
-        <w:t>.</w:t>
-      </w:r>
-    </w:p>
-    <w:p>
-      <w:pPr>
-        <w:shd w:val="clear" w:color="auto" w:fill="FFFFFF"/>
-        <w:autoSpaceDE/>
-        <w:autoSpaceDN/>
-        <w:spacing w:line="240" w:lineRule="auto"/>
-        <w:jc w:val="left"/>
-        <w:rPr>
-          <w:sz w:val="24"/>
-          <w:szCs w:val="24"/>
-          <w:lang w:val="en-150" w:eastAsia="en-150"/>
-        </w:rPr>
-      </w:pPr>
-      <w:r>
-        <w:rPr>
-          <w:color w:val="000000"/>
-          <w:sz w:val="22"/>
-          <w:szCs w:val="22"/>
-          <w:lang w:val="en-150" w:eastAsia="en-150"/>
-        </w:rPr>
-        <w:t xml:space="preserve">2.2 </w:t>
-      </w:r>
-      <w:proofErr w:type="spellStart"/>
-      <w:r>
-        <w:rPr>
-          <w:color w:val="000000"/>
-          <w:sz w:val="22"/>
-          <w:szCs w:val="22"/>
-          <w:lang w:val="en-150" w:eastAsia="en-150"/>
-        </w:rPr>
-        <w:t>Разработка</w:t>
-      </w:r>
-      <w:proofErr w:type="spellEnd"/>
-      <w:r>
-        <w:rPr>
-          <w:color w:val="000000"/>
-          <w:sz w:val="22"/>
-          <w:szCs w:val="22"/>
-          <w:lang w:val="en-150" w:eastAsia="en-150"/>
-        </w:rPr>
-        <w:t xml:space="preserve"> </w:t>
-      </w:r>
-      <w:proofErr w:type="spellStart"/>
-      <w:r>
-        <w:rPr>
-          <w:color w:val="000000"/>
-          <w:sz w:val="22"/>
-          <w:szCs w:val="22"/>
-          <w:lang w:val="en-150" w:eastAsia="en-150"/>
-        </w:rPr>
-        <w:t>физической</w:t>
-      </w:r>
-      <w:proofErr w:type="spellEnd"/>
-      <w:r>
-        <w:rPr>
-          <w:color w:val="000000"/>
-          <w:sz w:val="22"/>
-          <w:szCs w:val="22"/>
-          <w:lang w:val="en-150" w:eastAsia="en-150"/>
-        </w:rPr>
-        <w:t xml:space="preserve"> </w:t>
-      </w:r>
-      <w:proofErr w:type="spellStart"/>
-      <w:r>
-        <w:rPr>
-          <w:color w:val="000000"/>
-          <w:sz w:val="22"/>
-          <w:szCs w:val="22"/>
-          <w:lang w:val="en-150" w:eastAsia="en-150"/>
-        </w:rPr>
-        <w:t>модели</w:t>
-      </w:r>
-      <w:proofErr w:type="spellEnd"/>
-      <w:r>
-        <w:rPr>
-          <w:color w:val="000000"/>
-          <w:sz w:val="22"/>
-          <w:szCs w:val="22"/>
-          <w:lang w:val="en-150" w:eastAsia="en-150"/>
-        </w:rPr>
-        <w:t xml:space="preserve"> </w:t>
-      </w:r>
-      <w:proofErr w:type="spellStart"/>
-      <w:r>
-        <w:rPr>
-          <w:color w:val="000000"/>
-          <w:sz w:val="22"/>
-          <w:szCs w:val="22"/>
-          <w:lang w:val="en-150" w:eastAsia="en-150"/>
-        </w:rPr>
-        <w:t>базы</w:t>
-      </w:r>
-      <w:proofErr w:type="spellEnd"/>
-      <w:r>
-        <w:rPr>
-          <w:color w:val="000000"/>
-          <w:sz w:val="22"/>
-          <w:szCs w:val="22"/>
-          <w:lang w:val="en-150" w:eastAsia="en-150"/>
-        </w:rPr>
-        <w:t xml:space="preserve"> </w:t>
-      </w:r>
-      <w:proofErr w:type="spellStart"/>
-      <w:r>
-        <w:rPr>
-          <w:color w:val="000000"/>
-          <w:sz w:val="22"/>
-          <w:szCs w:val="22"/>
-          <w:lang w:val="en-150" w:eastAsia="en-150"/>
-        </w:rPr>
-        <w:t>данных</w:t>
-      </w:r>
-      <w:proofErr w:type="spellEnd"/>
-      <w:r>
-        <w:rPr>
-          <w:color w:val="000000"/>
-          <w:sz w:val="22"/>
-          <w:szCs w:val="22"/>
-          <w:lang w:val="en-150" w:eastAsia="en-150"/>
-        </w:rPr>
-        <w:t xml:space="preserve"> в MS SQL Server.</w:t>
-      </w:r>
-    </w:p>
-    <w:p>
-      <w:pPr>
-        <w:shd w:val="clear" w:color="auto" w:fill="FFFFFF"/>
-        <w:autoSpaceDE/>
-        <w:autoSpaceDN/>
-        <w:spacing w:line="240" w:lineRule="auto"/>
-        <w:jc w:val="left"/>
-        <w:rPr>
-          <w:sz w:val="24"/>
-          <w:szCs w:val="24"/>
-          <w:lang w:val="en-150" w:eastAsia="en-150"/>
-        </w:rPr>
-      </w:pPr>
-      <w:r>
-        <w:rPr>
-          <w:color w:val="000000"/>
-          <w:sz w:val="22"/>
-          <w:szCs w:val="22"/>
-          <w:lang w:val="en-150" w:eastAsia="en-150"/>
-        </w:rPr>
-        <w:t xml:space="preserve">2.3 </w:t>
-      </w:r>
-      <w:proofErr w:type="spellStart"/>
-      <w:r>
-        <w:rPr>
-          <w:color w:val="000000"/>
-          <w:sz w:val="22"/>
-          <w:szCs w:val="22"/>
-          <w:lang w:val="en-150" w:eastAsia="en-150"/>
-        </w:rPr>
-        <w:t>Разработка</w:t>
-      </w:r>
-      <w:proofErr w:type="spellEnd"/>
-      <w:r>
-        <w:rPr>
-          <w:color w:val="000000"/>
-          <w:sz w:val="22"/>
-          <w:szCs w:val="22"/>
-          <w:lang w:val="en-150" w:eastAsia="en-150"/>
-        </w:rPr>
-        <w:t xml:space="preserve"> и </w:t>
-      </w:r>
-      <w:proofErr w:type="spellStart"/>
-      <w:r>
-        <w:rPr>
-          <w:color w:val="000000"/>
-          <w:sz w:val="22"/>
-          <w:szCs w:val="22"/>
-          <w:lang w:val="en-150" w:eastAsia="en-150"/>
-        </w:rPr>
-        <w:t>именование</w:t>
-      </w:r>
-      <w:proofErr w:type="spellEnd"/>
-      <w:r>
-        <w:rPr>
-          <w:color w:val="000000"/>
-          <w:sz w:val="22"/>
-          <w:szCs w:val="22"/>
-          <w:lang w:val="en-150" w:eastAsia="en-150"/>
-        </w:rPr>
-        <w:t xml:space="preserve"> </w:t>
-      </w:r>
-      <w:proofErr w:type="spellStart"/>
-      <w:r>
-        <w:rPr>
-          <w:color w:val="000000"/>
-          <w:sz w:val="22"/>
-          <w:szCs w:val="22"/>
-          <w:lang w:val="en-150" w:eastAsia="en-150"/>
-        </w:rPr>
-        <w:t>связей</w:t>
-      </w:r>
-      <w:proofErr w:type="spellEnd"/>
-      <w:r>
-        <w:rPr>
-          <w:color w:val="000000"/>
-          <w:sz w:val="22"/>
-          <w:szCs w:val="22"/>
-          <w:lang w:val="en-150" w:eastAsia="en-150"/>
-        </w:rPr>
-        <w:t xml:space="preserve"> и </w:t>
-      </w:r>
-      <w:proofErr w:type="spellStart"/>
-      <w:r>
-        <w:rPr>
-          <w:color w:val="000000"/>
-          <w:sz w:val="22"/>
-          <w:szCs w:val="22"/>
-          <w:lang w:val="en-150" w:eastAsia="en-150"/>
-        </w:rPr>
-        <w:t>ограничений</w:t>
-      </w:r>
-      <w:proofErr w:type="spellEnd"/>
-      <w:r>
-        <w:rPr>
-          <w:color w:val="000000"/>
-          <w:sz w:val="22"/>
-          <w:szCs w:val="22"/>
-          <w:lang w:val="en-150" w:eastAsia="en-150"/>
-        </w:rPr>
-        <w:t>.</w:t>
-      </w:r>
-    </w:p>
-    <w:p>
-      <w:pPr>
-        <w:shd w:val="clear" w:color="auto" w:fill="FFFFFF"/>
-        <w:autoSpaceDE/>
-        <w:autoSpaceDN/>
-        <w:spacing w:line="240" w:lineRule="auto"/>
-        <w:jc w:val="left"/>
-        <w:rPr>
-          <w:sz w:val="24"/>
-          <w:szCs w:val="24"/>
-          <w:lang w:val="en-150" w:eastAsia="en-150"/>
-        </w:rPr>
-      </w:pPr>
-      <w:r>
-        <w:rPr>
-          <w:b/>
-          <w:bCs/>
-          <w:color w:val="000000"/>
-          <w:sz w:val="22"/>
-          <w:szCs w:val="22"/>
-          <w:lang w:val="en-150" w:eastAsia="en-150"/>
-        </w:rPr>
-        <w:t xml:space="preserve">3 </w:t>
-      </w:r>
-      <w:proofErr w:type="spellStart"/>
-      <w:r>
-        <w:rPr>
-          <w:b/>
-          <w:bCs/>
-          <w:color w:val="000000"/>
-          <w:sz w:val="22"/>
-          <w:szCs w:val="22"/>
-          <w:lang w:val="en-150" w:eastAsia="en-150"/>
-        </w:rPr>
-        <w:t>Проектирование</w:t>
-      </w:r>
-      <w:proofErr w:type="spellEnd"/>
-      <w:r>
-        <w:rPr>
-          <w:b/>
-          <w:bCs/>
-          <w:color w:val="000000"/>
-          <w:sz w:val="22"/>
-          <w:szCs w:val="22"/>
-          <w:lang w:val="en-150" w:eastAsia="en-150"/>
-        </w:rPr>
-        <w:t xml:space="preserve"> и </w:t>
-      </w:r>
-      <w:proofErr w:type="spellStart"/>
-      <w:r>
-        <w:rPr>
-          <w:b/>
-          <w:bCs/>
-          <w:color w:val="000000"/>
-          <w:sz w:val="22"/>
-          <w:szCs w:val="22"/>
-          <w:lang w:val="en-150" w:eastAsia="en-150"/>
-        </w:rPr>
-        <w:t>разработка</w:t>
-      </w:r>
-      <w:proofErr w:type="spellEnd"/>
-      <w:r>
-        <w:rPr>
-          <w:b/>
-          <w:bCs/>
-          <w:color w:val="000000"/>
-          <w:sz w:val="22"/>
-          <w:szCs w:val="22"/>
-          <w:lang w:val="en-150" w:eastAsia="en-150"/>
-        </w:rPr>
-        <w:t xml:space="preserve"> </w:t>
-      </w:r>
-      <w:proofErr w:type="spellStart"/>
-      <w:r>
-        <w:rPr>
-          <w:b/>
-          <w:bCs/>
-          <w:color w:val="000000"/>
-          <w:sz w:val="22"/>
-          <w:szCs w:val="22"/>
-          <w:lang w:val="en-150" w:eastAsia="en-150"/>
-        </w:rPr>
-        <w:t>приложения</w:t>
-      </w:r>
-      <w:proofErr w:type="spellEnd"/>
-    </w:p>
-    <w:p>
-      <w:pPr>
-        <w:shd w:val="clear" w:color="auto" w:fill="FFFFFF"/>
-        <w:autoSpaceDE/>
-        <w:autoSpaceDN/>
-        <w:spacing w:line="240" w:lineRule="auto"/>
-        <w:jc w:val="left"/>
-        <w:rPr>
-          <w:sz w:val="24"/>
-          <w:szCs w:val="24"/>
-          <w:lang w:val="en-150" w:eastAsia="en-150"/>
-        </w:rPr>
-      </w:pPr>
-      <w:r>
-        <w:rPr>
-          <w:color w:val="000000"/>
-          <w:sz w:val="22"/>
-          <w:szCs w:val="22"/>
-          <w:lang w:val="en-150" w:eastAsia="en-150"/>
-        </w:rPr>
-        <w:t xml:space="preserve">3.1 </w:t>
-      </w:r>
-      <w:proofErr w:type="spellStart"/>
-      <w:r>
-        <w:rPr>
-          <w:color w:val="000000"/>
-          <w:sz w:val="22"/>
-          <w:szCs w:val="22"/>
-          <w:lang w:val="en-150" w:eastAsia="en-150"/>
-        </w:rPr>
-        <w:t>Разработка</w:t>
-      </w:r>
-      <w:proofErr w:type="spellEnd"/>
-      <w:r>
-        <w:rPr>
-          <w:color w:val="000000"/>
-          <w:sz w:val="22"/>
-          <w:szCs w:val="22"/>
-          <w:lang w:val="en-150" w:eastAsia="en-150"/>
-        </w:rPr>
-        <w:t xml:space="preserve"> </w:t>
-      </w:r>
-      <w:proofErr w:type="spellStart"/>
-      <w:r>
-        <w:rPr>
-          <w:color w:val="000000"/>
-          <w:sz w:val="22"/>
-          <w:szCs w:val="22"/>
-          <w:lang w:val="en-150" w:eastAsia="en-150"/>
-        </w:rPr>
-        <w:t>прототипа</w:t>
-      </w:r>
-      <w:proofErr w:type="spellEnd"/>
-      <w:r>
-        <w:rPr>
-          <w:color w:val="000000"/>
-          <w:sz w:val="22"/>
-          <w:szCs w:val="22"/>
-          <w:lang w:val="en-150" w:eastAsia="en-150"/>
-        </w:rPr>
-        <w:t xml:space="preserve"> </w:t>
-      </w:r>
-      <w:proofErr w:type="spellStart"/>
-      <w:r>
-        <w:rPr>
-          <w:color w:val="000000"/>
-          <w:sz w:val="22"/>
-          <w:szCs w:val="22"/>
-          <w:lang w:val="en-150" w:eastAsia="en-150"/>
-        </w:rPr>
-        <w:t>приложения</w:t>
-      </w:r>
-      <w:proofErr w:type="spellEnd"/>
-      <w:r>
-        <w:rPr>
-          <w:color w:val="000000"/>
-          <w:sz w:val="22"/>
-          <w:szCs w:val="22"/>
-          <w:lang w:val="en-150" w:eastAsia="en-150"/>
-        </w:rPr>
-        <w:t>.</w:t>
-      </w:r>
-    </w:p>
-    <w:p>
-      <w:pPr>
-        <w:shd w:val="clear" w:color="auto" w:fill="FFFFFF"/>
-        <w:autoSpaceDE/>
-        <w:autoSpaceDN/>
-        <w:spacing w:line="240" w:lineRule="auto"/>
-        <w:jc w:val="left"/>
-        <w:rPr>
-          <w:sz w:val="24"/>
-          <w:szCs w:val="24"/>
-          <w:lang w:val="en-150" w:eastAsia="en-150"/>
-        </w:rPr>
-      </w:pPr>
-      <w:r>
-        <w:rPr>
-          <w:color w:val="000000"/>
-          <w:sz w:val="22"/>
-          <w:szCs w:val="22"/>
-          <w:lang w:val="en-150" w:eastAsia="en-150"/>
-        </w:rPr>
-        <w:t xml:space="preserve">3.2 </w:t>
-      </w:r>
-      <w:proofErr w:type="spellStart"/>
-      <w:r>
-        <w:rPr>
-          <w:color w:val="000000"/>
-          <w:sz w:val="22"/>
-          <w:szCs w:val="22"/>
-          <w:lang w:val="en-150" w:eastAsia="en-150"/>
-        </w:rPr>
-        <w:t>Разработка</w:t>
-      </w:r>
-      <w:proofErr w:type="spellEnd"/>
-      <w:r>
-        <w:rPr>
-          <w:color w:val="000000"/>
-          <w:sz w:val="22"/>
-          <w:szCs w:val="22"/>
-          <w:lang w:val="en-150" w:eastAsia="en-150"/>
-        </w:rPr>
-        <w:t xml:space="preserve"> </w:t>
-      </w:r>
-      <w:proofErr w:type="spellStart"/>
-      <w:r>
-        <w:rPr>
-          <w:color w:val="000000"/>
-          <w:sz w:val="22"/>
-          <w:szCs w:val="22"/>
-          <w:lang w:val="en-150" w:eastAsia="en-150"/>
-        </w:rPr>
-        <w:t>описания</w:t>
-      </w:r>
-      <w:proofErr w:type="spellEnd"/>
-      <w:r>
-        <w:rPr>
-          <w:color w:val="000000"/>
-          <w:sz w:val="22"/>
-          <w:szCs w:val="22"/>
-          <w:lang w:val="en-150" w:eastAsia="en-150"/>
-        </w:rPr>
-        <w:t xml:space="preserve"> </w:t>
-      </w:r>
-      <w:proofErr w:type="spellStart"/>
-      <w:r>
-        <w:rPr>
-          <w:color w:val="000000"/>
-          <w:sz w:val="22"/>
-          <w:szCs w:val="22"/>
-          <w:lang w:val="en-150" w:eastAsia="en-150"/>
-        </w:rPr>
-        <w:t>проекта</w:t>
-      </w:r>
-      <w:proofErr w:type="spellEnd"/>
-      <w:r>
-        <w:rPr>
-          <w:color w:val="000000"/>
-          <w:sz w:val="22"/>
-          <w:szCs w:val="22"/>
-          <w:lang w:val="en-150" w:eastAsia="en-150"/>
-        </w:rPr>
-        <w:t xml:space="preserve"> в GitHub.</w:t>
-      </w:r>
-    </w:p>
-    <w:p>
-      <w:pPr>
-        <w:shd w:val="clear" w:color="auto" w:fill="FFFFFF"/>
-        <w:autoSpaceDE/>
-        <w:autoSpaceDN/>
-        <w:spacing w:line="240" w:lineRule="auto"/>
-        <w:jc w:val="left"/>
-        <w:rPr>
-          <w:sz w:val="24"/>
-          <w:szCs w:val="24"/>
-          <w:lang w:val="en-150" w:eastAsia="en-150"/>
-        </w:rPr>
-      </w:pPr>
-      <w:proofErr w:type="spellStart"/>
-      <w:r>
-        <w:rPr>
-          <w:b/>
-          <w:bCs/>
-          <w:color w:val="000000"/>
-          <w:sz w:val="22"/>
-          <w:szCs w:val="22"/>
-          <w:lang w:val="en-150" w:eastAsia="en-150"/>
-        </w:rPr>
-        <w:t>Заключение</w:t>
-      </w:r>
-      <w:proofErr w:type="spellEnd"/>
-    </w:p>
-    <w:p>
-      <w:pPr>
-        <w:autoSpaceDE/>
-        <w:autoSpaceDN/>
-        <w:spacing w:line="240" w:lineRule="auto"/>
-        <w:jc w:val="left"/>
-        <w:rPr>
-          <w:sz w:val="24"/>
-          <w:szCs w:val="24"/>
-          <w:lang w:val="en-150" w:eastAsia="en-150"/>
-        </w:rPr>
-      </w:pPr>
-      <w:proofErr w:type="spellStart"/>
-      <w:r>
-        <w:rPr>
-          <w:b/>
-          <w:bCs/>
-          <w:color w:val="000000"/>
-          <w:sz w:val="22"/>
-          <w:szCs w:val="22"/>
-          <w:lang w:val="en-150" w:eastAsia="en-150"/>
-        </w:rPr>
-        <w:t>Литература</w:t>
-      </w:r>
-      <w:proofErr w:type="spellEnd"/>
-    </w:p>
-    <w:p>
-      <w:pPr>
-        <w:shd w:val="clear" w:color="auto" w:fill="FFFFFF"/>
-        <w:autoSpaceDE/>
-        <w:autoSpaceDN/>
-        <w:spacing w:line="240" w:lineRule="auto"/>
-        <w:jc w:val="left"/>
-        <w:rPr>
-          <w:sz w:val="24"/>
-          <w:szCs w:val="24"/>
-          <w:lang w:val="en-150" w:eastAsia="en-150"/>
-        </w:rPr>
-      </w:pPr>
-    </w:p>
-    <w:p>
-      <w:pPr>
-        <w:shd w:val="clear" w:color="auto" w:fill="FFFFFF"/>
-        <w:autoSpaceDE/>
-        <w:autoSpaceDN/>
-        <w:spacing w:line="240" w:lineRule="auto"/>
-        <w:jc w:val="left"/>
-        <w:rPr>
-          <w:sz w:val="24"/>
-          <w:szCs w:val="24"/>
-          <w:lang w:val="en-150" w:eastAsia="en-150"/>
-        </w:rPr>
-      </w:pPr>
-    </w:p>
-    <w:p>
-      <w:pPr>
-        <w:autoSpaceDE/>
-        <w:autoSpaceDN/>
-        <w:spacing w:line="240" w:lineRule="auto"/>
-        <w:jc w:val="left"/>
-        <w:rPr>
-          <w:sz w:val="24"/>
-          <w:szCs w:val="24"/>
-          <w:lang w:val="en-150" w:eastAsia="en-150"/>
-        </w:rPr>
-      </w:pPr>
-    </w:p>
-    <w:p>
-      <w:pPr>
-        <w:autoSpaceDE/>
-        <w:autoSpaceDN/>
-        <w:spacing w:line="240" w:lineRule="auto"/>
-        <w:jc w:val="left"/>
-        <w:rPr>
-          <w:sz w:val="24"/>
-          <w:szCs w:val="24"/>
-          <w:lang w:val="en-150" w:eastAsia="en-150"/>
-        </w:rPr>
-      </w:pPr>
-      <w:proofErr w:type="spellStart"/>
-      <w:r>
-        <w:rPr>
-          <w:color w:val="000000"/>
-          <w:sz w:val="22"/>
-          <w:szCs w:val="22"/>
-          <w:lang w:val="en-150" w:eastAsia="en-150"/>
-        </w:rPr>
-        <w:t>Рассмотрено</w:t>
-      </w:r>
-      <w:proofErr w:type="spellEnd"/>
-      <w:r>
-        <w:rPr>
-          <w:color w:val="000000"/>
-          <w:sz w:val="22"/>
-          <w:szCs w:val="22"/>
-          <w:lang w:val="en-150" w:eastAsia="en-150"/>
-        </w:rPr>
-        <w:t xml:space="preserve"> </w:t>
-      </w:r>
-      <w:proofErr w:type="spellStart"/>
-      <w:r>
-        <w:rPr>
-          <w:color w:val="000000"/>
-          <w:sz w:val="22"/>
-          <w:szCs w:val="22"/>
-          <w:lang w:val="en-150" w:eastAsia="en-150"/>
-        </w:rPr>
-        <w:t>на</w:t>
-      </w:r>
-      <w:proofErr w:type="spellEnd"/>
-      <w:r>
-        <w:rPr>
-          <w:color w:val="000000"/>
-          <w:sz w:val="22"/>
-          <w:szCs w:val="22"/>
-          <w:lang w:val="en-150" w:eastAsia="en-150"/>
-        </w:rPr>
-        <w:t xml:space="preserve"> </w:t>
-      </w:r>
-      <w:proofErr w:type="spellStart"/>
-      <w:r>
-        <w:rPr>
-          <w:color w:val="000000"/>
-          <w:sz w:val="22"/>
-          <w:szCs w:val="22"/>
-          <w:lang w:val="en-150" w:eastAsia="en-150"/>
-        </w:rPr>
-        <w:t>заседании</w:t>
-      </w:r>
-      <w:proofErr w:type="spellEnd"/>
-      <w:r>
-        <w:rPr>
-          <w:color w:val="000000"/>
-          <w:sz w:val="22"/>
-          <w:szCs w:val="22"/>
-          <w:lang w:val="en-150" w:eastAsia="en-150"/>
-        </w:rPr>
-        <w:t xml:space="preserve"> ЦК № 5 «</w:t>
-      </w:r>
-      <w:proofErr w:type="spellStart"/>
-      <w:r>
-        <w:rPr>
-          <w:color w:val="000000"/>
-          <w:sz w:val="22"/>
-          <w:szCs w:val="22"/>
-          <w:lang w:val="en-150" w:eastAsia="en-150"/>
-        </w:rPr>
-        <w:t>Информационные</w:t>
-      </w:r>
-      <w:proofErr w:type="spellEnd"/>
-      <w:r>
-        <w:rPr>
-          <w:color w:val="000000"/>
-          <w:sz w:val="22"/>
-          <w:szCs w:val="22"/>
-          <w:lang w:val="en-150" w:eastAsia="en-150"/>
-        </w:rPr>
-        <w:t xml:space="preserve"> </w:t>
-      </w:r>
-      <w:proofErr w:type="spellStart"/>
-      <w:r>
-        <w:rPr>
-          <w:color w:val="000000"/>
-          <w:sz w:val="22"/>
-          <w:szCs w:val="22"/>
-          <w:lang w:val="en-150" w:eastAsia="en-150"/>
-        </w:rPr>
-        <w:t>технологии</w:t>
-      </w:r>
-      <w:proofErr w:type="spellEnd"/>
-      <w:r>
-        <w:rPr>
-          <w:color w:val="000000"/>
-          <w:sz w:val="22"/>
-          <w:szCs w:val="22"/>
-          <w:lang w:val="en-150" w:eastAsia="en-150"/>
-        </w:rPr>
-        <w:t>»</w:t>
-      </w:r>
-    </w:p>
-    <w:p>
-      <w:pPr>
-        <w:autoSpaceDE/>
-        <w:autoSpaceDN/>
-        <w:spacing w:line="240" w:lineRule="auto"/>
-        <w:jc w:val="left"/>
-        <w:rPr>
-          <w:sz w:val="24"/>
-          <w:szCs w:val="24"/>
-          <w:lang w:val="en-150" w:eastAsia="en-150"/>
-        </w:rPr>
-      </w:pPr>
-      <w:proofErr w:type="spellStart"/>
-      <w:r>
-        <w:rPr>
-          <w:color w:val="000000"/>
-          <w:sz w:val="22"/>
-          <w:szCs w:val="22"/>
-          <w:lang w:val="en-150" w:eastAsia="en-150"/>
-        </w:rPr>
-        <w:t>протокол</w:t>
-      </w:r>
-      <w:proofErr w:type="spellEnd"/>
-      <w:r>
-        <w:rPr>
-          <w:color w:val="000000"/>
-          <w:sz w:val="22"/>
-          <w:szCs w:val="22"/>
-          <w:lang w:val="en-150" w:eastAsia="en-150"/>
-        </w:rPr>
-        <w:t xml:space="preserve"> № 5 </w:t>
-      </w:r>
-      <w:proofErr w:type="spellStart"/>
-      <w:r>
-        <w:rPr>
-          <w:color w:val="000000"/>
-          <w:sz w:val="22"/>
-          <w:szCs w:val="22"/>
-          <w:lang w:val="en-150" w:eastAsia="en-150"/>
-        </w:rPr>
-        <w:t>от</w:t>
-      </w:r>
-      <w:proofErr w:type="spellEnd"/>
-      <w:r>
-        <w:rPr>
-          <w:color w:val="000000"/>
-          <w:sz w:val="22"/>
-          <w:szCs w:val="22"/>
-          <w:lang w:val="en-150" w:eastAsia="en-150"/>
-        </w:rPr>
-        <w:t xml:space="preserve"> «10» </w:t>
-      </w:r>
-      <w:proofErr w:type="spellStart"/>
-      <w:r>
-        <w:rPr>
-          <w:color w:val="000000"/>
-          <w:sz w:val="22"/>
-          <w:szCs w:val="22"/>
-          <w:lang w:val="en-150" w:eastAsia="en-150"/>
-        </w:rPr>
-        <w:t>декабря</w:t>
-      </w:r>
-      <w:proofErr w:type="spellEnd"/>
-      <w:r>
-        <w:rPr>
-          <w:color w:val="000000"/>
-          <w:sz w:val="22"/>
-          <w:szCs w:val="22"/>
-          <w:lang w:val="en-150" w:eastAsia="en-150"/>
-        </w:rPr>
-        <w:t xml:space="preserve"> 2025 </w:t>
-      </w:r>
-      <w:proofErr w:type="spellStart"/>
-      <w:r>
-        <w:rPr>
-          <w:color w:val="000000"/>
-          <w:sz w:val="22"/>
-          <w:szCs w:val="22"/>
-          <w:lang w:val="en-150" w:eastAsia="en-150"/>
-        </w:rPr>
-        <w:t>года</w:t>
-      </w:r>
-      <w:proofErr w:type="spellEnd"/>
-    </w:p>
-    <w:p>
-      <w:pPr>
-        <w:autoSpaceDE/>
-        <w:autoSpaceDN/>
-        <w:spacing w:line="240" w:lineRule="auto"/>
-        <w:jc w:val="left"/>
-        <w:rPr>
-          <w:sz w:val="24"/>
-          <w:szCs w:val="24"/>
-          <w:lang w:val="en-150" w:eastAsia="en-150"/>
-        </w:rPr>
-      </w:pPr>
-      <w:proofErr w:type="spellStart"/>
-      <w:r>
-        <w:rPr>
-          <w:color w:val="000000"/>
-          <w:sz w:val="22"/>
-          <w:szCs w:val="22"/>
-          <w:lang w:val="en-150" w:eastAsia="en-150"/>
-        </w:rPr>
-        <w:t>Дата</w:t>
-      </w:r>
-      <w:proofErr w:type="spellEnd"/>
-      <w:r>
-        <w:rPr>
-          <w:color w:val="000000"/>
-          <w:sz w:val="22"/>
-          <w:szCs w:val="22"/>
-          <w:lang w:val="en-150" w:eastAsia="en-150"/>
-        </w:rPr>
-        <w:t xml:space="preserve"> </w:t>
-      </w:r>
-      <w:proofErr w:type="spellStart"/>
-      <w:r>
-        <w:rPr>
-          <w:color w:val="000000"/>
-          <w:sz w:val="22"/>
-          <w:szCs w:val="22"/>
-          <w:lang w:val="en-150" w:eastAsia="en-150"/>
-        </w:rPr>
-        <w:t>выдачи</w:t>
-      </w:r>
-      <w:proofErr w:type="spellEnd"/>
-      <w:r>
-        <w:rPr>
-          <w:color w:val="000000"/>
-          <w:sz w:val="22"/>
-          <w:szCs w:val="22"/>
-          <w:lang w:val="en-150" w:eastAsia="en-150"/>
-        </w:rPr>
-        <w:t xml:space="preserve"> </w:t>
-      </w:r>
-      <w:proofErr w:type="spellStart"/>
-      <w:r>
-        <w:rPr>
-          <w:color w:val="000000"/>
-          <w:sz w:val="22"/>
-          <w:szCs w:val="22"/>
-          <w:lang w:val="en-150" w:eastAsia="en-150"/>
-        </w:rPr>
-        <w:t>задания</w:t>
-      </w:r>
-      <w:proofErr w:type="spellEnd"/>
-      <w:r>
-        <w:rPr>
-          <w:color w:val="000000"/>
-          <w:sz w:val="22"/>
-          <w:szCs w:val="22"/>
-          <w:lang w:val="en-150" w:eastAsia="en-150"/>
-        </w:rPr>
-        <w:t xml:space="preserve"> «___» ___ 2026 </w:t>
-      </w:r>
-      <w:proofErr w:type="spellStart"/>
-      <w:r>
-        <w:rPr>
-          <w:color w:val="000000"/>
-          <w:sz w:val="22"/>
-          <w:szCs w:val="22"/>
-          <w:lang w:val="en-150" w:eastAsia="en-150"/>
-        </w:rPr>
-        <w:t>года</w:t>
-      </w:r>
-      <w:proofErr w:type="spellEnd"/>
-    </w:p>
-    <w:p>
-      <w:pPr>
-        <w:autoSpaceDE/>
-        <w:autoSpaceDN/>
-        <w:spacing w:line="240" w:lineRule="auto"/>
-        <w:jc w:val="left"/>
-        <w:rPr>
-          <w:sz w:val="24"/>
-          <w:szCs w:val="24"/>
-          <w:lang w:val="en-150" w:eastAsia="en-150"/>
-        </w:rPr>
-      </w:pPr>
-      <w:proofErr w:type="spellStart"/>
-      <w:r>
-        <w:rPr>
-          <w:color w:val="000000"/>
-          <w:sz w:val="22"/>
-          <w:szCs w:val="22"/>
-          <w:lang w:val="en-150" w:eastAsia="en-150"/>
-        </w:rPr>
-        <w:t>Дата</w:t>
-      </w:r>
-      <w:proofErr w:type="spellEnd"/>
-      <w:r>
-        <w:rPr>
-          <w:color w:val="000000"/>
-          <w:sz w:val="22"/>
-          <w:szCs w:val="22"/>
-          <w:lang w:val="en-150" w:eastAsia="en-150"/>
-        </w:rPr>
-        <w:t xml:space="preserve"> </w:t>
-      </w:r>
-      <w:proofErr w:type="spellStart"/>
-      <w:r>
-        <w:rPr>
-          <w:color w:val="000000"/>
-          <w:sz w:val="22"/>
-          <w:szCs w:val="22"/>
-          <w:lang w:val="en-150" w:eastAsia="en-150"/>
-        </w:rPr>
-        <w:t>сдачи</w:t>
-      </w:r>
-      <w:proofErr w:type="spellEnd"/>
-      <w:r>
-        <w:rPr>
-          <w:color w:val="000000"/>
-          <w:sz w:val="22"/>
-          <w:szCs w:val="22"/>
-          <w:lang w:val="en-150" w:eastAsia="en-150"/>
-        </w:rPr>
-        <w:t xml:space="preserve"> </w:t>
-      </w:r>
-      <w:proofErr w:type="spellStart"/>
-      <w:r>
-        <w:rPr>
-          <w:color w:val="000000"/>
-          <w:sz w:val="22"/>
-          <w:szCs w:val="22"/>
-          <w:lang w:val="en-150" w:eastAsia="en-150"/>
-        </w:rPr>
-        <w:t>выполненного</w:t>
-      </w:r>
-      <w:proofErr w:type="spellEnd"/>
-      <w:r>
-        <w:rPr>
-          <w:color w:val="000000"/>
-          <w:sz w:val="22"/>
-          <w:szCs w:val="22"/>
-          <w:lang w:val="en-150" w:eastAsia="en-150"/>
-        </w:rPr>
-        <w:t xml:space="preserve"> </w:t>
-      </w:r>
-      <w:proofErr w:type="spellStart"/>
-      <w:r>
-        <w:rPr>
-          <w:color w:val="000000"/>
-          <w:sz w:val="22"/>
-          <w:szCs w:val="22"/>
-          <w:lang w:val="en-150" w:eastAsia="en-150"/>
-        </w:rPr>
-        <w:t>проекта</w:t>
-      </w:r>
-      <w:proofErr w:type="spellEnd"/>
-      <w:r>
-        <w:rPr>
-          <w:color w:val="000000"/>
-          <w:sz w:val="22"/>
-          <w:szCs w:val="22"/>
-          <w:lang w:val="en-150" w:eastAsia="en-150"/>
-        </w:rPr>
-        <w:t xml:space="preserve"> «___» _______ 2026 </w:t>
-      </w:r>
-      <w:proofErr w:type="spellStart"/>
-      <w:r>
-        <w:rPr>
-          <w:color w:val="000000"/>
-          <w:sz w:val="22"/>
-          <w:szCs w:val="22"/>
-          <w:lang w:val="en-150" w:eastAsia="en-150"/>
-        </w:rPr>
-        <w:t>года</w:t>
-      </w:r>
-      <w:proofErr w:type="spellEnd"/>
-    </w:p>
-    <w:p>
-      <w:pPr>
-        <w:autoSpaceDE/>
-        <w:autoSpaceDN/>
-        <w:spacing w:line="240" w:lineRule="auto"/>
-        <w:jc w:val="left"/>
-        <w:rPr>
-          <w:sz w:val="24"/>
-          <w:szCs w:val="24"/>
-          <w:lang w:val="en-150" w:eastAsia="en-150"/>
-        </w:rPr>
-      </w:pPr>
-      <w:proofErr w:type="spellStart"/>
-      <w:r>
-        <w:rPr>
-          <w:color w:val="000000"/>
-          <w:sz w:val="22"/>
-          <w:szCs w:val="22"/>
-          <w:lang w:val="en-150" w:eastAsia="en-150"/>
-        </w:rPr>
-        <w:t>Руководитель</w:t>
-      </w:r>
-      <w:proofErr w:type="spellEnd"/>
-      <w:r>
-        <w:rPr>
-          <w:color w:val="000000"/>
-          <w:sz w:val="22"/>
-          <w:szCs w:val="22"/>
-          <w:lang w:val="en-150" w:eastAsia="en-150"/>
-        </w:rPr>
-        <w:t xml:space="preserve"> КП ________________________________________ / </w:t>
-      </w:r>
-      <w:proofErr w:type="spellStart"/>
-      <w:r>
-        <w:rPr>
-          <w:color w:val="000000"/>
-          <w:sz w:val="22"/>
-          <w:szCs w:val="22"/>
-          <w:lang w:val="en-150" w:eastAsia="en-150"/>
-        </w:rPr>
-        <w:t>Кошкин</w:t>
-      </w:r>
-      <w:proofErr w:type="spellEnd"/>
-      <w:r>
-        <w:rPr>
-          <w:color w:val="000000"/>
-          <w:sz w:val="22"/>
-          <w:szCs w:val="22"/>
-          <w:lang w:val="en-150" w:eastAsia="en-150"/>
-        </w:rPr>
-        <w:t xml:space="preserve"> В.А. /</w:t>
-      </w:r>
-    </w:p>
-    <w:p>
-      <w:pPr>
-        <w:autoSpaceDE/>
-        <w:autoSpaceDN/>
-        <w:spacing w:line="240" w:lineRule="auto"/>
-        <w:jc w:val="left"/>
-        <w:rPr>
-          <w:sz w:val="24"/>
-          <w:szCs w:val="24"/>
-          <w:lang w:val="en-150" w:eastAsia="en-150"/>
-        </w:rPr>
-      </w:pPr>
-      <w:proofErr w:type="spellStart"/>
-      <w:r>
-        <w:rPr>
-          <w:color w:val="000000"/>
-          <w:sz w:val="22"/>
-          <w:szCs w:val="22"/>
-          <w:lang w:val="en-150" w:eastAsia="en-150"/>
-        </w:rPr>
-        <w:t>Подпись</w:t>
-      </w:r>
-      <w:proofErr w:type="spellEnd"/>
-      <w:r>
-        <w:rPr>
-          <w:color w:val="000000"/>
-          <w:sz w:val="22"/>
-          <w:szCs w:val="22"/>
-          <w:lang w:val="en-150" w:eastAsia="en-150"/>
-        </w:rPr>
-        <w:t xml:space="preserve"> </w:t>
-      </w:r>
-      <w:proofErr w:type="spellStart"/>
-      <w:r>
-        <w:rPr>
-          <w:color w:val="000000"/>
-          <w:sz w:val="22"/>
-          <w:szCs w:val="22"/>
-          <w:lang w:val="en-150" w:eastAsia="en-150"/>
-        </w:rPr>
-        <w:t>студента</w:t>
-      </w:r>
-      <w:proofErr w:type="spellEnd"/>
-      <w:r>
-        <w:rPr>
-          <w:color w:val="000000"/>
-          <w:sz w:val="22"/>
-          <w:szCs w:val="22"/>
-          <w:lang w:val="en-150" w:eastAsia="en-150"/>
-        </w:rPr>
-        <w:t xml:space="preserve"> ________________________________________ / </w:t>
-      </w:r>
-      <w:proofErr w:type="spellStart"/>
-      <w:r>
-        <w:rPr>
-          <w:color w:val="000000"/>
-          <w:sz w:val="22"/>
-          <w:szCs w:val="22"/>
-          <w:lang w:val="en-150" w:eastAsia="en-150"/>
-        </w:rPr>
-        <w:t>Власов</w:t>
-      </w:r>
-      <w:proofErr w:type="spellEnd"/>
-      <w:r>
-        <w:rPr>
-          <w:color w:val="000000"/>
-          <w:sz w:val="22"/>
-          <w:szCs w:val="22"/>
-          <w:lang w:val="en-150" w:eastAsia="en-150"/>
-        </w:rPr>
-        <w:t xml:space="preserve"> В. А. /</w:t>
+        <w:t>Подпись студента ________________________________________ / Власов В. А. /</w:t>
       </w:r>
     </w:p>
     <w:p>
@@ -5497,15 +2913,7 @@
       </w:pPr>
       <w:r>
         <w:lastRenderedPageBreak/>
-        <w:t xml:space="preserve">- разместить исходный код в публичном репозитории </w:t>
-      </w:r>
-      <w:proofErr w:type="spellStart"/>
-      <w:r>
-        <w:t>GitHub</w:t>
-      </w:r>
-      <w:proofErr w:type="spellEnd"/>
-      <w:r>
-        <w:t xml:space="preserve"> и обеспечить его документирование;</w:t>
+        <w:t>- разместить исходный код в публичном репозитории GitHub и обеспечить его документирование;</w:t>
       </w:r>
     </w:p>
     <w:p>
@@ -5558,55 +2966,88 @@
         <w:pStyle w:val="affd"/>
       </w:pPr>
       <w:r>
-        <w:t>Жизненный цикл заказа включает следующие последовательные этапы.</w:t>
-      </w:r>
-    </w:p>
-    <w:p>
-      <w:pPr>
-        <w:pStyle w:val="affd"/>
-      </w:pPr>
-      <w:r>
-        <w:t>- создание заказа. Клиент формирует заявку на доставку, указывая адрес отправителя и получателя, тип груза, желаемый временной интервал и контактные данные сторон. Системе автоматически присваивается уникальный трек-номер.</w:t>
-      </w:r>
-    </w:p>
-    <w:p>
-      <w:pPr>
-        <w:pStyle w:val="affd"/>
-      </w:pPr>
-      <w:r>
-        <w:t>- назначение курьера. Диспетчер просматривает новые заявки и назначает подходящего свободного курьера с учётом зоны доставки и текущей загруженности. Назначение может выполняться как вручную, так и автоматически — с помощью соответствующей хранимой процедуры.</w:t>
-      </w:r>
-    </w:p>
-    <w:p>
-      <w:pPr>
-        <w:pStyle w:val="affd"/>
-      </w:pPr>
-      <w:r>
-        <w:t>- принятие заказа курьером. После уведомления курьер подтверждает готовность выполнить доставку; статус заказа переходит в состояние «Принят».</w:t>
-      </w:r>
-    </w:p>
-    <w:p>
-      <w:pPr>
-        <w:pStyle w:val="affd"/>
-      </w:pPr>
-      <w:r>
-        <w:t>- транспортировка груза. Курьер забирает отправление у отправителя, статус меняется на «В пути». По прибытии к получателю фиксируется промежуточное состояние «У получателя».</w:t>
-      </w:r>
-    </w:p>
-    <w:p>
-      <w:pPr>
-        <w:pStyle w:val="affd"/>
-      </w:pPr>
-      <w:r>
-        <w:t>- подтверждение доставки. Факт передачи груза получателю фиксируется в системе: сохраняются дата, время, при необходимости — подпись или код подтверждения. Статус заказа принимает конечное значение «Доставлен».</w:t>
-      </w:r>
-    </w:p>
-    <w:p>
-      <w:pPr>
-        <w:pStyle w:val="affd"/>
-      </w:pPr>
-      <w:r>
-        <w:t>- отмена заказа. На любом этапе до фактической передачи груза заказ может быть отменён диспетчером или клиентом с фиксацией причины.</w:t>
+        <w:t>Жизненный цикл заказа включает следующие последовательные этапы</w:t>
+      </w:r>
+      <w:r>
+        <w:t>:</w:t>
+      </w:r>
+    </w:p>
+    <w:p>
+      <w:pPr>
+        <w:pStyle w:val="affd"/>
+        <w:rPr>
+          <w:lang w:val="en-US"/>
+        </w:rPr>
+      </w:pPr>
+      <w:r>
+        <w:t>- создание заказа. Клиент формирует заявку на доставку, указывая адрес отправителя и получателя, тип груза, желаемый временной интервал и контактные данные сторон. Системе автоматически присваивается уникальный трек-номер</w:t>
+      </w:r>
+      <w:r>
+        <w:rPr>
+          <w:lang w:val="en-US"/>
+        </w:rPr>
+        <w:t>;</w:t>
+      </w:r>
+    </w:p>
+    <w:p>
+      <w:pPr>
+        <w:pStyle w:val="affd"/>
+      </w:pPr>
+      <w:r>
+        <w:t>- назначение курьера. Диспетчер просматривает новые заявки и назначает подходящего свободного курьера с учётом зоны доставки и текущей загруженности. Назначение может выполняться как вручную, так и автоматически — с помощью соответствующей хранимой процедуры</w:t>
+      </w:r>
+      <w:r>
+        <w:t>;</w:t>
+      </w:r>
+    </w:p>
+    <w:p>
+      <w:pPr>
+        <w:pStyle w:val="affd"/>
+      </w:pPr>
+      <w:r>
+        <w:t>- принятие заказа курьером. После уведомления курьер подтверждает готовность выполнить доставку; статус заказа переходит в состояние «Принят»</w:t>
+      </w:r>
+      <w:r>
+        <w:t>;</w:t>
+      </w:r>
+    </w:p>
+    <w:p>
+      <w:pPr>
+        <w:pStyle w:val="affd"/>
+        <w:rPr>
+          <w:lang w:val="en-US"/>
+        </w:rPr>
+      </w:pPr>
+      <w:r>
+        <w:t>- транспортировка груза. Курьер забирает отправление у отправителя, статус меняется на «В пути». По прибытии к получателю фиксируется промежуточное состояние «У получателя»</w:t>
+      </w:r>
+      <w:r>
+        <w:rPr>
+          <w:lang w:val="en-US"/>
+        </w:rPr>
+        <w:t>;</w:t>
+      </w:r>
+    </w:p>
+    <w:p>
+      <w:pPr>
+        <w:pStyle w:val="affd"/>
+      </w:pPr>
+      <w:r>
+        <w:t>- подтверждение доставки. Факт передачи груза получателю фиксируется в системе: сохраняются дата, время, при необходимости — подпись или код подтверждения. Статус заказа принимает конечное значение «Доставлен»</w:t>
+      </w:r>
+      <w:r>
+        <w:t>;</w:t>
+      </w:r>
+    </w:p>
+    <w:p>
+      <w:pPr>
+        <w:pStyle w:val="affd"/>
+      </w:pPr>
+      <w:r>
+        <w:t>- отмена заказа. На любом этапе до фактической передачи груза заказ может быть отменён диспетчером или клиентом с фиксацией причины</w:t>
+      </w:r>
+      <w:r>
+        <w:t>;</w:t>
       </w:r>
     </w:p>
     <w:p>
@@ -5695,11 +3136,9 @@
             <w:vAlign w:val="center"/>
           </w:tcPr>
           <w:p>
-            <w:proofErr w:type="spellStart"/>
             <w:r>
               <w:t>Assigned</w:t>
             </w:r>
-            <w:proofErr w:type="spellEnd"/>
           </w:p>
         </w:tc>
         <w:tc>
@@ -5721,11 +3160,9 @@
             <w:vAlign w:val="center"/>
           </w:tcPr>
           <w:p>
-            <w:proofErr w:type="spellStart"/>
             <w:r>
               <w:t>Taken</w:t>
             </w:r>
-            <w:proofErr w:type="spellEnd"/>
           </w:p>
         </w:tc>
         <w:tc>
@@ -5747,11 +3184,9 @@
             <w:vAlign w:val="center"/>
           </w:tcPr>
           <w:p>
-            <w:proofErr w:type="spellStart"/>
             <w:r>
               <w:t>InTransit</w:t>
             </w:r>
-            <w:proofErr w:type="spellEnd"/>
           </w:p>
         </w:tc>
         <w:tc>
@@ -5773,11 +3208,9 @@
             <w:vAlign w:val="center"/>
           </w:tcPr>
           <w:p>
-            <w:proofErr w:type="spellStart"/>
             <w:r>
               <w:t>AtRecipient</w:t>
             </w:r>
-            <w:proofErr w:type="spellEnd"/>
           </w:p>
         </w:tc>
         <w:tc>
@@ -5799,11 +3232,9 @@
             <w:vAlign w:val="center"/>
           </w:tcPr>
           <w:p>
-            <w:proofErr w:type="spellStart"/>
             <w:r>
               <w:t>Delivered</w:t>
             </w:r>
-            <w:proofErr w:type="spellEnd"/>
           </w:p>
         </w:tc>
         <w:tc>
@@ -5825,11 +3256,9 @@
             <w:vAlign w:val="center"/>
           </w:tcPr>
           <w:p>
-            <w:proofErr w:type="spellStart"/>
             <w:r>
               <w:t>Cancelled</w:t>
             </w:r>
-            <w:proofErr w:type="spellEnd"/>
           </w:p>
         </w:tc>
         <w:tc>
@@ -6288,31 +3717,7 @@
         <w:pStyle w:val="affd"/>
       </w:pPr>
       <w:r>
-        <w:t>Диаграмма вариантов использования (</w:t>
-      </w:r>
-      <w:proofErr w:type="spellStart"/>
-      <w:r>
-        <w:t>Use</w:t>
-      </w:r>
-      <w:proofErr w:type="spellEnd"/>
-      <w:r>
-        <w:t xml:space="preserve"> Case </w:t>
-      </w:r>
-      <w:proofErr w:type="spellStart"/>
-      <w:r>
-        <w:t>Diagram</w:t>
-      </w:r>
-      <w:proofErr w:type="spellEnd"/>
-      <w:r>
-        <w:t xml:space="preserve">) описывает функциональные требования к системе с точки зрения взаимодействия </w:t>
-      </w:r>
-      <w:proofErr w:type="spellStart"/>
-      <w:r>
-        <w:t>акторов</w:t>
-      </w:r>
-      <w:proofErr w:type="spellEnd"/>
-      <w:r>
-        <w:t xml:space="preserve"> (пользователей) с системой</w:t>
+        <w:t>Диаграмма вариантов использования (Use Case Diagram) описывает функциональные требования к системе с точки зрения взаимодействия акторов (пользователей) с системой</w:t>
       </w:r>
       <w:r>
         <w:rPr>
@@ -6321,15 +3726,7 @@
         <w:footnoteReference w:id="1"/>
       </w:r>
       <w:r>
-        <w:t>. На рисунке 1 представлена диаграмма вариантов использования системы «</w:t>
-      </w:r>
-      <w:proofErr w:type="spellStart"/>
-      <w:r>
-        <w:t>FastDelivery</w:t>
-      </w:r>
-      <w:proofErr w:type="spellEnd"/>
-      <w:r>
-        <w:t>».</w:t>
+        <w:t>. На рисунке 1 представлена диаграмма вариантов использования системы «FastDelivery».</w:t>
       </w:r>
     </w:p>
     <w:p>
@@ -6393,23 +3790,7 @@
         <w:pStyle w:val="affb"/>
       </w:pPr>
       <w:r>
-        <w:t>Рисунок 1 — Диаграмма вариантов использования (</w:t>
-      </w:r>
-      <w:proofErr w:type="spellStart"/>
-      <w:r>
-        <w:t>Use</w:t>
-      </w:r>
-      <w:proofErr w:type="spellEnd"/>
-      <w:r>
-        <w:t xml:space="preserve"> Case </w:t>
-      </w:r>
-      <w:proofErr w:type="spellStart"/>
-      <w:r>
-        <w:t>Diagram</w:t>
-      </w:r>
-      <w:proofErr w:type="spellEnd"/>
-      <w:r>
-        <w:t>)</w:t>
+        <w:t>Рисунок 1 — Диаграмма вариантов использования (Use Case Diagram)</w:t>
       </w:r>
     </w:p>
     <w:p>
@@ -6418,23 +3799,7 @@
       </w:pPr>
       <w:r>
         <w:lastRenderedPageBreak/>
-        <w:t xml:space="preserve">В диаграмме выделены четыре </w:t>
-      </w:r>
-      <w:proofErr w:type="spellStart"/>
-      <w:r>
-        <w:t>актора</w:t>
-      </w:r>
-      <w:proofErr w:type="spellEnd"/>
-      <w:r>
-        <w:t xml:space="preserve">, соответствующие ролям пользователей: Клиент, Курьер, Диспетчер и Администратор. Все </w:t>
-      </w:r>
-      <w:proofErr w:type="spellStart"/>
-      <w:r>
-        <w:t>акторы</w:t>
-      </w:r>
-      <w:proofErr w:type="spellEnd"/>
-      <w:r>
-        <w:t xml:space="preserve"> без исключения взаимодействуют с вариантом использования «Авторизация» — вход в систему является обязательным условием доступа к любому функциональному блоку. После успешной авторизации система определяет роль пользователя и предоставляет доступ к соответствующему набору функций.</w:t>
+        <w:t>В диаграмме выделены четыре актора, соответствующие ролям пользователей: Клиент, Курьер, Диспетчер и Администратор. Все акторы без исключения взаимодействуют с вариантом использования «Авторизация» — вход в систему является обязательным условием доступа к любому функциональному блоку. После успешной авторизации система определяет роль пользователя и предоставляет доступ к соответствующему набору функций.</w:t>
       </w:r>
     </w:p>
     <w:p>
@@ -6466,15 +3831,7 @@
         <w:pStyle w:val="affd"/>
       </w:pPr>
       <w:r>
-        <w:t>Администратор реализует функции управления системой: «Управлять пользователями», «Управлять справочниками» (зоны, тарифы, типы грузов), «Мониторинг активности системы», а также унаследует все функции диспетчера через отношение &lt;&lt;</w:t>
-      </w:r>
-      <w:proofErr w:type="spellStart"/>
-      <w:r>
-        <w:t>include</w:t>
-      </w:r>
-      <w:proofErr w:type="spellEnd"/>
-      <w:r>
-        <w:t>&gt;&gt;.</w:t>
+        <w:t>Администратор реализует функции управления системой: «Управлять пользователями», «Управлять справочниками» (зоны, тарифы, типы грузов), «Мониторинг активности системы», а также унаследует все функции диспетчера через отношение &lt;&lt;include&gt;&gt;.</w:t>
       </w:r>
     </w:p>
     <w:p>
@@ -6490,23 +3847,7 @@
         <w:pStyle w:val="affd"/>
       </w:pPr>
       <w:r>
-        <w:t>Диаграмма последовательности (</w:t>
-      </w:r>
-      <w:proofErr w:type="spellStart"/>
-      <w:r>
-        <w:t>Sequence</w:t>
-      </w:r>
-      <w:proofErr w:type="spellEnd"/>
-      <w:r>
-        <w:t xml:space="preserve"> </w:t>
-      </w:r>
-      <w:proofErr w:type="spellStart"/>
-      <w:r>
-        <w:t>Diagram</w:t>
-      </w:r>
-      <w:proofErr w:type="spellEnd"/>
-      <w:r>
-        <w:t>) описывает взаимодействие объектов системы во времени для конкретных сценариев. На рисунке 2 представлена диаграмма последовательности, охватывающая основные сценарии работы системы.</w:t>
+        <w:t>Диаграмма последовательности (Sequence Diagram) описывает взаимодействие объектов системы во времени для конкретных сценариев. На рисунке 2 представлена диаграмма последовательности, охватывающая основные сценарии работы системы.</w:t>
       </w:r>
     </w:p>
     <w:p>
@@ -6570,23 +3911,7 @@
         <w:pStyle w:val="affb"/>
       </w:pPr>
       <w:r>
-        <w:t>Рисунок 2 — Диаграмма последовательности (</w:t>
-      </w:r>
-      <w:proofErr w:type="spellStart"/>
-      <w:r>
-        <w:t>Sequence</w:t>
-      </w:r>
-      <w:proofErr w:type="spellEnd"/>
-      <w:r>
-        <w:t xml:space="preserve"> </w:t>
-      </w:r>
-      <w:proofErr w:type="spellStart"/>
-      <w:r>
-        <w:t>Diagram</w:t>
-      </w:r>
-      <w:proofErr w:type="spellEnd"/>
-      <w:r>
-        <w:t>)</w:t>
+        <w:t>Рисунок 2 — Диаграмма последовательности (Sequence Diagram)</w:t>
       </w:r>
     </w:p>
     <w:p>
@@ -6603,127 +3928,31 @@
         <w:pStyle w:val="affd"/>
       </w:pPr>
       <w:r>
-        <w:t xml:space="preserve">Сценарий 1: Создание заказа. Клиент через пользовательский интерфейс заполняет форму заказа и нажимает кнопку «Создать». Приложение передаёт запрос на уровень доступа к данным, который формирует запись в таблице </w:t>
-      </w:r>
-      <w:proofErr w:type="spellStart"/>
-      <w:r>
-        <w:t>Orders</w:t>
-      </w:r>
-      <w:proofErr w:type="spellEnd"/>
-      <w:r>
-        <w:t xml:space="preserve">, генерирует уникальный трек-номер и фиксирует начальный статус New в таблице </w:t>
-      </w:r>
-      <w:proofErr w:type="spellStart"/>
-      <w:r>
-        <w:t>OrderStatusHistory</w:t>
-      </w:r>
-      <w:proofErr w:type="spellEnd"/>
-      <w:r>
-        <w:t>. Система возвращает клиенту подтверждение с присвоенным трек-номером и создаёт уведомление.</w:t>
-      </w:r>
-    </w:p>
-    <w:p>
-      <w:pPr>
-        <w:pStyle w:val="affd"/>
-      </w:pPr>
-      <w:r>
-        <w:t xml:space="preserve">Сценарий 2: Назначение курьера. Диспетчер открывает список заказов в статусе New и инициирует назначение. Приложение вызывает хранимую процедуру, которая анализирует свободных курьеров в зоне доставки заказа и выбирает подходящего. После успешного назначения статус заказа изменяется на </w:t>
-      </w:r>
-      <w:proofErr w:type="spellStart"/>
-      <w:r>
-        <w:t>Assigned</w:t>
-      </w:r>
-      <w:proofErr w:type="spellEnd"/>
-      <w:r>
-        <w:t xml:space="preserve">, в таблицу </w:t>
-      </w:r>
-      <w:proofErr w:type="spellStart"/>
-      <w:r>
-        <w:t>OrderStatusHistory</w:t>
-      </w:r>
-      <w:proofErr w:type="spellEnd"/>
-      <w:r>
-        <w:t xml:space="preserve"> добавляется запись, курьер получает уведомление.</w:t>
-      </w:r>
-    </w:p>
-    <w:p>
-      <w:pPr>
-        <w:pStyle w:val="affd"/>
-      </w:pPr>
-      <w:r>
-        <w:t xml:space="preserve">Сценарий 3: Работа курьера (изменение статусов и подтверждение). Курьер последовательно переводит заказ по цепочке статусов: </w:t>
-      </w:r>
-      <w:proofErr w:type="spellStart"/>
-      <w:r>
-        <w:t>Taken</w:t>
-      </w:r>
-      <w:proofErr w:type="spellEnd"/>
-      <w:r>
-        <w:t xml:space="preserve"> → </w:t>
-      </w:r>
-      <w:proofErr w:type="spellStart"/>
-      <w:r>
-        <w:t>InTransit</w:t>
-      </w:r>
-      <w:proofErr w:type="spellEnd"/>
-      <w:r>
-        <w:t xml:space="preserve"> → </w:t>
-      </w:r>
-      <w:proofErr w:type="spellStart"/>
-      <w:r>
-        <w:t>AtRecipient</w:t>
-      </w:r>
-      <w:proofErr w:type="spellEnd"/>
-      <w:r>
-        <w:t xml:space="preserve">. При каждом переходе приложение обновляет запись в таблице </w:t>
-      </w:r>
-      <w:proofErr w:type="spellStart"/>
-      <w:r>
-        <w:t>Orders</w:t>
-      </w:r>
-      <w:proofErr w:type="spellEnd"/>
-      <w:r>
-        <w:t xml:space="preserve"> и добавляет строку в </w:t>
-      </w:r>
-      <w:proofErr w:type="spellStart"/>
-      <w:r>
-        <w:t>OrderStatusHistory</w:t>
-      </w:r>
-      <w:proofErr w:type="spellEnd"/>
-      <w:r>
-        <w:t xml:space="preserve">. При подтверждении доставки (статус </w:t>
-      </w:r>
-      <w:proofErr w:type="spellStart"/>
-      <w:r>
-        <w:t>Delivered</w:t>
-      </w:r>
-      <w:proofErr w:type="spellEnd"/>
-      <w:r>
-        <w:t xml:space="preserve">) перед записью срабатывает триггер, проверяющий наличие соответствующей записи в таблице </w:t>
-      </w:r>
-      <w:proofErr w:type="spellStart"/>
-      <w:r>
-        <w:t>DeliveryConfirmations</w:t>
-      </w:r>
-      <w:proofErr w:type="spellEnd"/>
-      <w:r>
-        <w:t>. Если подтверждение отсутствует — операция блокируется, пользователь получает сообщение об ошибке.</w:t>
-      </w:r>
-    </w:p>
-    <w:p>
-      <w:pPr>
-        <w:pStyle w:val="affd"/>
-      </w:pPr>
-      <w:r>
-        <w:t xml:space="preserve">Сценарий 4: Отслеживание заказа. Клиент вводит трек-номер. Приложение формирует запрос к базе данных и возвращает текущий статус заказа, а также историю всех его изменений из таблицы </w:t>
-      </w:r>
-      <w:proofErr w:type="spellStart"/>
-      <w:r>
-        <w:t>OrderStatusHistory</w:t>
-      </w:r>
-      <w:proofErr w:type="spellEnd"/>
-      <w:r>
-        <w:t>.</w:t>
+        <w:t>Сценарий 1: Создание заказа. Клиент через пользовательский интерфейс заполняет форму заказа и нажимает кнопку «Создать». Приложение передаёт запрос на уровень доступа к данным, который формирует запись в таблице Orders, генерирует уникальный трек-номер и фиксирует начальный статус New в таблице OrderStatusHistory. Система возвращает клиенту подтверждение с присвоенным трек-номером и создаёт уведомление.</w:t>
+      </w:r>
+    </w:p>
+    <w:p>
+      <w:pPr>
+        <w:pStyle w:val="affd"/>
+      </w:pPr>
+      <w:r>
+        <w:t>Сценарий 2: Назначение курьера. Диспетчер открывает список заказов в статусе New и инициирует назначение. Приложение вызывает хранимую процедуру, которая анализирует свободных курьеров в зоне доставки заказа и выбирает подходящего. После успешного назначения статус заказа изменяется на Assigned, в таблицу OrderStatusHistory добавляется запись, курьер получает уведомление.</w:t>
+      </w:r>
+    </w:p>
+    <w:p>
+      <w:pPr>
+        <w:pStyle w:val="affd"/>
+      </w:pPr>
+      <w:r>
+        <w:t>Сценарий 3: Работа курьера (изменение статусов и подтверждение). Курьер последовательно переводит заказ по цепочке статусов: Taken → InTransit → AtRecipient. При каждом переходе приложение обновляет запись в таблице Orders и добавляет строку в OrderStatusHistory. При подтверждении доставки (статус Delivered) перед записью срабатывает триггер, проверяющий наличие соответствующей записи в таблице DeliveryConfirmations. Если подтверждение отсутствует — операция блокируется, пользователь получает сообщение об ошибке.</w:t>
+      </w:r>
+    </w:p>
+    <w:p>
+      <w:pPr>
+        <w:pStyle w:val="affd"/>
+      </w:pPr>
+      <w:r>
+        <w:t>Сценарий 4: Отслеживание заказа. Клиент вводит трек-номер. Приложение формирует запрос к базе данных и возвращает текущий статус заказа, а также историю всех его изменений из таблицы OrderStatusHistory.</w:t>
       </w:r>
     </w:p>
     <w:p>
@@ -6761,15 +3990,7 @@
         <w:pStyle w:val="affd"/>
       </w:pPr>
       <w:r>
-        <w:t>Окно авторизации (рисунок 4) является точкой входа в систему для всех пользователей. Оно содержит два текстовых поля (логин и пароль), кнопку «Войти» и наименование системы «</w:t>
-      </w:r>
-      <w:proofErr w:type="spellStart"/>
-      <w:r>
-        <w:t>FastDelivery</w:t>
-      </w:r>
-      <w:proofErr w:type="spellEnd"/>
-      <w:r>
-        <w:t>». Минималистичный дизайн обусловлен тем, что данный экран не несёт функциональной нагрузки — его единственная задача состоит в идентификации пользователя. После успешной проверки учётных данных приложение определяет роль пользователя и перенаправляет его на соответствующую главную панель.</w:t>
+        <w:t>Окно авторизации (рисунок 4) является точкой входа в систему для всех пользователей. Оно содержит два текстовых поля (логин и пароль), кнопку «Войти» и наименование системы «FastDelivery». Минималистичный дизайн обусловлен тем, что данный экран не несёт функциональной нагрузки — его единственная задача состоит в идентификации пользователя. После успешной проверки учётных данных приложение определяет роль пользователя и перенаправляет его на соответствующую главную панель.</w:t>
       </w:r>
     </w:p>
     <w:p>
@@ -6831,15 +4052,7 @@
       </w:r>
       <w:r>
         <w:lastRenderedPageBreak/>
-        <w:t>Основная рабочая область занята таблицей данных (</w:t>
-      </w:r>
-      <w:proofErr w:type="spellStart"/>
-      <w:r>
-        <w:t>DataGrid</w:t>
-      </w:r>
-      <w:proofErr w:type="spellEnd"/>
-      <w:r>
-        <w:t>) с поддержкой сортировки и фильтрации. В нижней части предусмотрена панель действий с кнопками управления выбранной записью. Подобная структура экрана типична для бизнес-приложений: она обеспечивает быстрый доступ ко всем разделам без необходимости переключения между окнами.</w:t>
+        <w:t>Основная рабочая область занята таблицей данных (DataGrid) с поддержкой сортировки и фильтрации. В нижней части предусмотрена панель действий с кнопками управления выбранной записью. Подобная структура экрана типична для бизнес-приложений: она обеспечивает быстрый доступ ко всем разделам без необходимости переключения между окнами.</w:t>
       </w:r>
     </w:p>
     <w:p>
@@ -6926,39 +4139,15 @@
         <w:pStyle w:val="affd"/>
       </w:pPr>
       <w:r>
-        <w:t>На основании анализа предметной области разработана концептуальная модель данных в виде ER-диаграммы (</w:t>
-      </w:r>
-      <w:proofErr w:type="spellStart"/>
-      <w:r>
-        <w:t>Entity-Relationship</w:t>
-      </w:r>
-      <w:proofErr w:type="spellEnd"/>
-      <w:r>
-        <w:t xml:space="preserve"> </w:t>
-      </w:r>
-      <w:proofErr w:type="spellStart"/>
-      <w:r>
-        <w:t>Diagram</w:t>
-      </w:r>
-      <w:proofErr w:type="spellEnd"/>
-      <w:r>
-        <w:t xml:space="preserve">). </w:t>
-      </w:r>
-    </w:p>
-    <w:p>
-      <w:pPr>
-        <w:pStyle w:val="affd"/>
-      </w:pPr>
-      <w:r>
-        <w:t>На рисунке 3 представлена ER-диаграмма системы «</w:t>
-      </w:r>
-      <w:proofErr w:type="spellStart"/>
-      <w:r>
-        <w:t>FastDelivery</w:t>
-      </w:r>
-      <w:proofErr w:type="spellEnd"/>
-      <w:r>
-        <w:t>»</w:t>
+        <w:t xml:space="preserve">На основании анализа предметной области разработана концептуальная модель данных в виде ER-диаграммы (Entity-Relationship Diagram). </w:t>
+      </w:r>
+    </w:p>
+    <w:p>
+      <w:pPr>
+        <w:pStyle w:val="affd"/>
+      </w:pPr>
+      <w:r>
+        <w:t>На рисунке 3 представлена ER-диаграмма системы «FastDelivery»</w:t>
       </w:r>
       <w:r>
         <w:t xml:space="preserve"> </w:t>
@@ -7034,15 +4223,7 @@
         <w:jc w:val="left"/>
       </w:pPr>
       <w:r>
-        <w:t>Рисунок 3 — ER-диаграмма базы данных системы «</w:t>
-      </w:r>
-      <w:proofErr w:type="spellStart"/>
-      <w:r>
-        <w:t>FastDelivery</w:t>
-      </w:r>
-      <w:proofErr w:type="spellEnd"/>
-      <w:r>
-        <w:t>»</w:t>
+        <w:t>Рисунок 3 — ER-диаграмма базы данных системы «FastDelivery»</w:t>
       </w:r>
     </w:p>
     <w:p>
@@ -7113,11 +4294,9 @@
             <w:vAlign w:val="center"/>
           </w:tcPr>
           <w:p>
-            <w:proofErr w:type="spellStart"/>
             <w:r>
               <w:t>Users</w:t>
             </w:r>
-            <w:proofErr w:type="spellEnd"/>
           </w:p>
         </w:tc>
         <w:tc>
@@ -7139,11 +4318,9 @@
             <w:vAlign w:val="center"/>
           </w:tcPr>
           <w:p>
-            <w:proofErr w:type="spellStart"/>
             <w:r>
               <w:t>Clients</w:t>
             </w:r>
-            <w:proofErr w:type="spellEnd"/>
           </w:p>
         </w:tc>
         <w:tc>
@@ -7165,11 +4342,9 @@
             <w:vAlign w:val="center"/>
           </w:tcPr>
           <w:p>
-            <w:proofErr w:type="spellStart"/>
             <w:r>
               <w:t>Couriers</w:t>
             </w:r>
-            <w:proofErr w:type="spellEnd"/>
           </w:p>
         </w:tc>
         <w:tc>
@@ -7191,11 +4366,9 @@
             <w:vAlign w:val="center"/>
           </w:tcPr>
           <w:p>
-            <w:proofErr w:type="spellStart"/>
             <w:r>
               <w:t>Zones</w:t>
             </w:r>
-            <w:proofErr w:type="spellEnd"/>
           </w:p>
         </w:tc>
         <w:tc>
@@ -7217,11 +4390,9 @@
             <w:vAlign w:val="center"/>
           </w:tcPr>
           <w:p>
-            <w:proofErr w:type="spellStart"/>
             <w:r>
               <w:t>CargoTypes</w:t>
             </w:r>
-            <w:proofErr w:type="spellEnd"/>
           </w:p>
         </w:tc>
         <w:tc>
@@ -7243,11 +4414,9 @@
             <w:vAlign w:val="center"/>
           </w:tcPr>
           <w:p>
-            <w:proofErr w:type="spellStart"/>
             <w:r>
               <w:t>Tariffs</w:t>
             </w:r>
-            <w:proofErr w:type="spellEnd"/>
           </w:p>
         </w:tc>
         <w:tc>
@@ -7269,11 +4438,9 @@
             <w:vAlign w:val="center"/>
           </w:tcPr>
           <w:p>
-            <w:proofErr w:type="spellStart"/>
             <w:r>
               <w:t>Orders</w:t>
             </w:r>
-            <w:proofErr w:type="spellEnd"/>
           </w:p>
         </w:tc>
         <w:tc>
@@ -7295,11 +4462,9 @@
             <w:vAlign w:val="center"/>
           </w:tcPr>
           <w:p>
-            <w:proofErr w:type="spellStart"/>
             <w:r>
               <w:t>DeliverySessions</w:t>
             </w:r>
-            <w:proofErr w:type="spellEnd"/>
           </w:p>
         </w:tc>
         <w:tc>
@@ -7321,11 +4486,9 @@
             <w:vAlign w:val="center"/>
           </w:tcPr>
           <w:p>
-            <w:proofErr w:type="spellStart"/>
             <w:r>
               <w:t>OrderStatusHistory</w:t>
             </w:r>
-            <w:proofErr w:type="spellEnd"/>
           </w:p>
         </w:tc>
         <w:tc>
@@ -7347,11 +4510,9 @@
             <w:vAlign w:val="center"/>
           </w:tcPr>
           <w:p>
-            <w:proofErr w:type="spellStart"/>
             <w:r>
               <w:t>DeliveryConfirmations</w:t>
             </w:r>
-            <w:proofErr w:type="spellEnd"/>
           </w:p>
         </w:tc>
         <w:tc>
@@ -7373,11 +4534,9 @@
             <w:vAlign w:val="center"/>
           </w:tcPr>
           <w:p>
-            <w:proofErr w:type="spellStart"/>
             <w:r>
               <w:t>Notifications</w:t>
             </w:r>
-            <w:proofErr w:type="spellEnd"/>
           </w:p>
         </w:tc>
         <w:tc>
@@ -7399,11 +4558,9 @@
             <w:vAlign w:val="center"/>
           </w:tcPr>
           <w:p>
-            <w:proofErr w:type="spellStart"/>
             <w:r>
               <w:t>RouteLists</w:t>
             </w:r>
-            <w:proofErr w:type="spellEnd"/>
           </w:p>
         </w:tc>
         <w:tc>
@@ -7425,11 +4582,9 @@
             <w:vAlign w:val="center"/>
           </w:tcPr>
           <w:p>
-            <w:proofErr w:type="spellStart"/>
             <w:r>
               <w:t>RouteListOrders</w:t>
             </w:r>
-            <w:proofErr w:type="spellEnd"/>
           </w:p>
         </w:tc>
         <w:tc>
@@ -7455,165 +4610,51 @@
         <w:pStyle w:val="affd"/>
       </w:pPr>
       <w:r>
-        <w:t xml:space="preserve">Сущность </w:t>
-      </w:r>
-      <w:proofErr w:type="spellStart"/>
-      <w:r>
-        <w:t>Users</w:t>
-      </w:r>
-      <w:proofErr w:type="spellEnd"/>
-      <w:r>
-        <w:t xml:space="preserve"> является базовой для всей системы пользователей. Она хранит логин, хэш пароля, имя, фамилию, контактный телефон, адрес электронной почты и роль (перечисляемый тип). Сущности </w:t>
-      </w:r>
-      <w:proofErr w:type="spellStart"/>
-      <w:r>
-        <w:t>Clients</w:t>
-      </w:r>
-      <w:proofErr w:type="spellEnd"/>
-      <w:r>
-        <w:t xml:space="preserve"> и </w:t>
-      </w:r>
-      <w:proofErr w:type="spellStart"/>
-      <w:r>
-        <w:t>Couriers</w:t>
-      </w:r>
-      <w:proofErr w:type="spellEnd"/>
-      <w:r>
-        <w:t xml:space="preserve"> реализуют паттерн «наследование таблицами»: каждая из них содержит внешний ключ, ссылающийся на </w:t>
-      </w:r>
-      <w:proofErr w:type="spellStart"/>
-      <w:r>
-        <w:t>Users</w:t>
-      </w:r>
-      <w:proofErr w:type="spellEnd"/>
-      <w:r>
-        <w:t xml:space="preserve">, и дополнительные </w:t>
+        <w:t xml:space="preserve">Сущность Users является базовой для всей системы пользователей. Она хранит логин, хэш пароля, имя, фамилию, контактный телефон, адрес электронной почты и роль (перечисляемый тип). Сущности Clients и Couriers реализуют паттерн «наследование таблицами»: каждая из них содержит внешний ключ, ссылающийся на Users, и дополнительные </w:t>
       </w:r>
       <w:r>
         <w:lastRenderedPageBreak/>
-        <w:t>атрибуты, специфичные для роли. Для клиента это — адрес доставки по умолчанию; для курьера — текущая зона работы и признак доступности (</w:t>
-      </w:r>
-      <w:proofErr w:type="spellStart"/>
-      <w:r>
-        <w:t>IsAvailable</w:t>
-      </w:r>
-      <w:proofErr w:type="spellEnd"/>
-      <w:r>
-        <w:t>).</w:t>
-      </w:r>
-    </w:p>
-    <w:p>
-      <w:pPr>
-        <w:pStyle w:val="affd"/>
-      </w:pPr>
-      <w:r>
-        <w:t xml:space="preserve">Центральной сущностью модели является </w:t>
-      </w:r>
-      <w:proofErr w:type="spellStart"/>
-      <w:r>
-        <w:t>Orders</w:t>
-      </w:r>
-      <w:proofErr w:type="spellEnd"/>
-      <w:r>
-        <w:t>. Она агрегирует все параметры заказа: ссылки на клиента и назначенного курьера, тип груза, зону доставки, адреса отправки и получения, контактные данные получателя, трек-номер, текущий статус, расчётную стоимость, а также временные метки создания и планируемого срока доставки.</w:t>
-      </w:r>
-    </w:p>
-    <w:p>
-      <w:pPr>
-        <w:pStyle w:val="affd"/>
-      </w:pPr>
-      <w:r>
-        <w:t xml:space="preserve">Сущность </w:t>
-      </w:r>
-      <w:proofErr w:type="spellStart"/>
-      <w:r>
-        <w:t>Tariffs</w:t>
-      </w:r>
-      <w:proofErr w:type="spellEnd"/>
-      <w:r>
-        <w:t xml:space="preserve"> описывает ценовую политику: для каждой пары «зона доставки — тип груза» задаётся базовая ставка. Это позволяет гибко управлять ценообразованием без изменения логики приложения.</w:t>
-      </w:r>
-    </w:p>
-    <w:p>
-      <w:pPr>
-        <w:pStyle w:val="affd"/>
-      </w:pPr>
-      <w:proofErr w:type="spellStart"/>
-      <w:r>
-        <w:t>DeliverySessions</w:t>
-      </w:r>
-      <w:proofErr w:type="spellEnd"/>
-      <w:r>
-        <w:t xml:space="preserve"> фиксируют факт выполнения доставки: момент начала, завершения, количество километров пробега. </w:t>
-      </w:r>
-      <w:proofErr w:type="spellStart"/>
-      <w:r>
-        <w:t>OrderStatusHistory</w:t>
-      </w:r>
-      <w:proofErr w:type="spellEnd"/>
-      <w:r>
-        <w:t xml:space="preserve"> ведёт полный аудит-журнал переходов статусов с указанием инициатора изменения и комментария.</w:t>
-      </w:r>
-    </w:p>
-    <w:p>
-      <w:pPr>
-        <w:pStyle w:val="affd"/>
-      </w:pPr>
-      <w:proofErr w:type="spellStart"/>
-      <w:r>
-        <w:t>RouteLists</w:t>
-      </w:r>
-      <w:proofErr w:type="spellEnd"/>
-      <w:r>
-        <w:t xml:space="preserve"> и связующая таблица </w:t>
-      </w:r>
-      <w:proofErr w:type="spellStart"/>
-      <w:r>
-        <w:t>RouteListOrders</w:t>
-      </w:r>
-      <w:proofErr w:type="spellEnd"/>
-      <w:r>
-        <w:t xml:space="preserve"> реализуют концепцию маршрутного листа: один лист содержит несколько заказов, назначенных одному курьеру на один рейс. Это отношение «многие-ко-многим» нормализовано через промежуточную таблицу с дополнительным атрибутом — порядком следования (</w:t>
-      </w:r>
-      <w:proofErr w:type="spellStart"/>
-      <w:r>
-        <w:t>SortOrder</w:t>
-      </w:r>
-      <w:proofErr w:type="spellEnd"/>
-      <w:r>
-        <w:t>).</w:t>
-      </w:r>
-    </w:p>
-    <w:p>
-      <w:pPr>
-        <w:pStyle w:val="affd"/>
-      </w:pPr>
-      <w:r>
-        <w:t xml:space="preserve">В модели преобладают связи типа «один-ко-многим»: один пользователь — один профиль клиента или курьера; одна зона — много заказов; один клиент — много заказов; один заказ — много записей в истории статусов. Единственная связь «многие-ко-многим» — между </w:t>
-      </w:r>
-      <w:proofErr w:type="spellStart"/>
-      <w:r>
-        <w:t>RouteLists</w:t>
-      </w:r>
-      <w:proofErr w:type="spellEnd"/>
-      <w:r>
-        <w:t xml:space="preserve"> и </w:t>
-      </w:r>
-      <w:proofErr w:type="spellStart"/>
-      <w:r>
-        <w:t>Orders</w:t>
-      </w:r>
-      <w:proofErr w:type="spellEnd"/>
-      <w:r>
-        <w:t xml:space="preserve"> — разрешена через таблицу </w:t>
-      </w:r>
-      <w:proofErr w:type="spellStart"/>
-      <w:r>
-        <w:t>RouteListOrders</w:t>
-      </w:r>
-      <w:proofErr w:type="spellEnd"/>
-      <w:r>
-        <w:t>.</w:t>
+        <w:t>атрибуты, специфичные для роли. Для клиента это — адрес доставки по умолчанию; для курьера — текущая зона работы и признак доступности (IsAvailable).</w:t>
+      </w:r>
+    </w:p>
+    <w:p>
+      <w:pPr>
+        <w:pStyle w:val="affd"/>
+      </w:pPr>
+      <w:r>
+        <w:t>Центральной сущностью модели является Orders. Она агрегирует все параметры заказа: ссылки на клиента и назначенного курьера, тип груза, зону доставки, адреса отправки и получения, контактные данные получателя, трек-номер, текущий статус, расчётную стоимость, а также временные метки создания и планируемого срока доставки.</w:t>
+      </w:r>
+    </w:p>
+    <w:p>
+      <w:pPr>
+        <w:pStyle w:val="affd"/>
+      </w:pPr>
+      <w:r>
+        <w:t>Сущность Tariffs описывает ценовую политику: для каждой пары «зона доставки — тип груза» задаётся базовая ставка. Это позволяет гибко управлять ценообразованием без изменения логики приложения.</w:t>
+      </w:r>
+    </w:p>
+    <w:p>
+      <w:pPr>
+        <w:pStyle w:val="affd"/>
+      </w:pPr>
+      <w:r>
+        <w:t>DeliverySessions фиксируют факт выполнения доставки: момент начала, завершения, количество километров пробега. OrderStatusHistory ведёт полный аудит-журнал переходов статусов с указанием инициатора изменения и комментария.</w:t>
+      </w:r>
+    </w:p>
+    <w:p>
+      <w:pPr>
+        <w:pStyle w:val="affd"/>
+      </w:pPr>
+      <w:r>
+        <w:t>RouteLists и связующая таблица RouteListOrders реализуют концепцию маршрутного листа: один лист содержит несколько заказов, назначенных одному курьеру на один рейс. Это отношение «многие-ко-многим» нормализовано через промежуточную таблицу с дополнительным атрибутом — порядком следования (SortOrder).</w:t>
+      </w:r>
+    </w:p>
+    <w:p>
+      <w:pPr>
+        <w:pStyle w:val="affd"/>
+      </w:pPr>
+      <w:r>
+        <w:t>В модели преобладают связи типа «один-ко-многим»: один пользователь — один профиль клиента или курьера; одна зона — много заказов; один клиент — много заказов; один заказ — много записей в истории статусов. Единственная связь «многие-ко-многим» — между RouteLists и Orders — разрешена через таблицу RouteListOrders.</w:t>
       </w:r>
     </w:p>
     <w:p>
@@ -7636,7 +4677,10 @@
         <w:t>н</w:t>
       </w:r>
       <w:r>
-        <w:t>езависимость от предметной области. Трек-номер заказа является бизнес-ключом и может быть изменён или сгенерирован повторно; суррогатный ключ остаётся неизменным на всё время жизни записи.</w:t>
+        <w:t>езависимость от предметной области. Трек-номер заказа является бизнес-ключом и может быть изменён или сгенерирован повторно; суррогатный ключ остаётся неизменным на всё время жизни записи</w:t>
+      </w:r>
+      <w:r>
+        <w:t>;</w:t>
       </w:r>
     </w:p>
     <w:p>
@@ -7650,7 +4694,10 @@
         <w:t>п</w:t>
       </w:r>
       <w:r>
-        <w:t>роизводительность. Целочисленные ключи обеспечивают более быстрое объединение таблиц по сравнению с составными или строковыми ключами.</w:t>
+        <w:t>роизводительность. Целочисленные ключи обеспечивают более быстрое объединение таблиц по сравнению с составными или строковыми ключами</w:t>
+      </w:r>
+      <w:r>
+        <w:t>;</w:t>
       </w:r>
     </w:p>
     <w:p>
@@ -7705,15 +4752,10 @@
         <w:t>д</w:t>
       </w:r>
       <w:r>
-        <w:t xml:space="preserve">ля хранения текстовых данных переменной длины используется тип NVARCHAR с ограничением максимального размера — это обеспечивает поддержку </w:t>
-      </w:r>
-      <w:proofErr w:type="spellStart"/>
-      <w:r>
-        <w:t>Unicode</w:t>
-      </w:r>
-      <w:proofErr w:type="spellEnd"/>
-      <w:r>
-        <w:t xml:space="preserve"> при минимальном расходе дискового пространства.</w:t>
+        <w:t>ля хранения текстовых данных переменной длины используется тип NVARCHAR с ограничением максимального размера — это обеспечивает поддержку Unicode при минимальном расходе дискового пространства</w:t>
+      </w:r>
+      <w:r>
+        <w:t>;</w:t>
       </w:r>
     </w:p>
     <w:p>
@@ -7727,15 +4769,10 @@
         <w:t>д</w:t>
       </w:r>
       <w:r>
-        <w:t xml:space="preserve">енежные суммы (стоимость доставки, тарифные ставки) хранятся в типе </w:t>
-      </w:r>
-      <w:proofErr w:type="gramStart"/>
-      <w:r>
-        <w:t>DECIMAL(</w:t>
-      </w:r>
-      <w:proofErr w:type="gramEnd"/>
-      <w:r>
-        <w:t>10,2), исключающем ошибки округления, характерные для типов с плавающей запятой.</w:t>
+        <w:t>енежные суммы (стоимость доставки, тарифные ставки) хранятся в типе DECIMAL(10,2), исключающем ошибки округления, характерные для типов с плавающей запятой</w:t>
+      </w:r>
+      <w:r>
+        <w:t>;</w:t>
       </w:r>
     </w:p>
     <w:p>
@@ -7745,16 +4782,14 @@
       <w:r>
         <w:t xml:space="preserve">- </w:t>
       </w:r>
-      <w:proofErr w:type="spellStart"/>
       <w:r>
         <w:t>в</w:t>
       </w:r>
       <w:r>
-        <w:t>ременны́е</w:t>
-      </w:r>
-      <w:proofErr w:type="spellEnd"/>
-      <w:r>
-        <w:t xml:space="preserve"> метки записываются как DATETIME2, обеспечивающий большую точность и расширенный диапазон дат по сравнению с устаревшим типом DATETIME.</w:t>
+        <w:t>ременны́е метки записываются как DATETIME2, обеспечивающий большую точность и расширенный диапазон дат по сравнению с устаревшим типом DATETIME</w:t>
+      </w:r>
+      <w:r>
+        <w:t>;</w:t>
       </w:r>
     </w:p>
     <w:p>
@@ -7768,23 +4803,10 @@
         <w:t>л</w:t>
       </w:r>
       <w:r>
-        <w:t>огические признаки (</w:t>
-      </w:r>
-      <w:proofErr w:type="spellStart"/>
-      <w:r>
-        <w:t>IsAvailable</w:t>
-      </w:r>
-      <w:proofErr w:type="spellEnd"/>
-      <w:r>
-        <w:t xml:space="preserve">, </w:t>
-      </w:r>
-      <w:proofErr w:type="spellStart"/>
-      <w:r>
-        <w:t>IsRead</w:t>
-      </w:r>
-      <w:proofErr w:type="spellEnd"/>
-      <w:r>
-        <w:t xml:space="preserve"> и т.п.) представлены типом BIT.</w:t>
+        <w:t>огические признаки (IsAvailable, IsRead и т.п.) представлены типом BIT</w:t>
+      </w:r>
+      <w:r>
+        <w:t>;</w:t>
       </w:r>
     </w:p>
     <w:p>
@@ -7807,207 +4829,63 @@
         <w:pStyle w:val="affd"/>
       </w:pPr>
       <w:r>
-        <w:t xml:space="preserve">Во всех таблицах применён набор стандартных ограничений целостности. Ограничение NOT NULL установлено для всех обязательных атрибутов. Ограничение UNIQUE применяется к столбцам, значения которых должны быть уникальными в пределах таблицы: логин пользователя (поле </w:t>
-      </w:r>
-      <w:proofErr w:type="spellStart"/>
-      <w:r>
-        <w:t>Login</w:t>
-      </w:r>
-      <w:proofErr w:type="spellEnd"/>
-      <w:r>
-        <w:t xml:space="preserve"> в таблице </w:t>
-      </w:r>
-      <w:proofErr w:type="spellStart"/>
-      <w:r>
-        <w:t>Users</w:t>
-      </w:r>
-      <w:proofErr w:type="spellEnd"/>
-      <w:r>
-        <w:t xml:space="preserve">), трек-номер заказа (поле </w:t>
-      </w:r>
-      <w:proofErr w:type="spellStart"/>
-      <w:r>
-        <w:t>TrackingNumber</w:t>
-      </w:r>
-      <w:proofErr w:type="spellEnd"/>
-      <w:r>
-        <w:t xml:space="preserve"> в таблице </w:t>
-      </w:r>
-      <w:proofErr w:type="spellStart"/>
-      <w:r>
-        <w:t>Orders</w:t>
-      </w:r>
-      <w:proofErr w:type="spellEnd"/>
-      <w:r>
-        <w:t>). Ограничения CHECK ограничивают множество допустимых значений для статусных и перечислимых полей: например, статус заказа может принимать только одно из семи предусмотренных значений.</w:t>
-      </w:r>
-    </w:p>
-    <w:p>
-      <w:pPr>
-        <w:pStyle w:val="affd"/>
-      </w:pPr>
-      <w:r>
-        <w:t xml:space="preserve">Для ускорения наиболее частых запросов в базе данных созданы </w:t>
-      </w:r>
-      <w:proofErr w:type="spellStart"/>
-      <w:r>
-        <w:t>некластерные</w:t>
-      </w:r>
-      <w:proofErr w:type="spellEnd"/>
-      <w:r>
-        <w:t xml:space="preserve"> индексы по следующим столбцам:</w:t>
-      </w:r>
-    </w:p>
-    <w:p>
-      <w:pPr>
-        <w:pStyle w:val="affd"/>
-      </w:pPr>
-      <w:r>
-        <w:t xml:space="preserve">- </w:t>
-      </w:r>
-      <w:proofErr w:type="spellStart"/>
-      <w:r>
-        <w:t>TrackingNumber</w:t>
-      </w:r>
-      <w:proofErr w:type="spellEnd"/>
-      <w:r>
-        <w:t xml:space="preserve"> в таблице </w:t>
-      </w:r>
-      <w:proofErr w:type="spellStart"/>
-      <w:r>
-        <w:t>Orders</w:t>
-      </w:r>
-      <w:proofErr w:type="spellEnd"/>
-      <w:r>
-        <w:t xml:space="preserve"> — поиск заказа по трек-номеру является наиболее распространённой операцией при отслеживании доставки;</w:t>
-      </w:r>
-    </w:p>
-    <w:p>
-      <w:pPr>
-        <w:pStyle w:val="affd"/>
-      </w:pPr>
-      <w:r>
-        <w:t xml:space="preserve">- </w:t>
-      </w:r>
-      <w:proofErr w:type="spellStart"/>
-      <w:r>
-        <w:t>Status</w:t>
-      </w:r>
-      <w:proofErr w:type="spellEnd"/>
-      <w:r>
-        <w:t xml:space="preserve"> в таблице </w:t>
-      </w:r>
-      <w:proofErr w:type="spellStart"/>
-      <w:r>
-        <w:t>Orders</w:t>
-      </w:r>
-      <w:proofErr w:type="spellEnd"/>
-      <w:r>
-        <w:t xml:space="preserve"> — фильтрация заказов по текущему статусу используется в списках диспетчера и курьера;</w:t>
-      </w:r>
-    </w:p>
-    <w:p>
-      <w:pPr>
-        <w:pStyle w:val="affd"/>
-      </w:pPr>
-      <w:r>
-        <w:t xml:space="preserve">- </w:t>
-      </w:r>
-      <w:proofErr w:type="spellStart"/>
-      <w:r>
-        <w:t>CreatedAt</w:t>
-      </w:r>
-      <w:proofErr w:type="spellEnd"/>
-      <w:r>
-        <w:t xml:space="preserve"> в таблице </w:t>
-      </w:r>
-      <w:proofErr w:type="spellStart"/>
-      <w:r>
-        <w:t>Orders</w:t>
-      </w:r>
-      <w:proofErr w:type="spellEnd"/>
-      <w:r>
-        <w:t xml:space="preserve"> — сортировка и фильтрация по дате создания заказа применяется при формировании отчётов;</w:t>
-      </w:r>
-    </w:p>
-    <w:p>
-      <w:pPr>
-        <w:pStyle w:val="affd"/>
-      </w:pPr>
-      <w:r>
-        <w:t xml:space="preserve">- </w:t>
-      </w:r>
-      <w:proofErr w:type="spellStart"/>
-      <w:r>
-        <w:t>OrderId</w:t>
-      </w:r>
-      <w:proofErr w:type="spellEnd"/>
-      <w:r>
-        <w:t xml:space="preserve"> в таблице </w:t>
-      </w:r>
-      <w:proofErr w:type="spellStart"/>
-      <w:r>
-        <w:t>OrderStatusHistory</w:t>
-      </w:r>
-      <w:proofErr w:type="spellEnd"/>
-      <w:r>
-        <w:t xml:space="preserve"> — быстрый поиск истории конкретного заказа;</w:t>
-      </w:r>
-    </w:p>
-    <w:p>
-      <w:pPr>
-        <w:pStyle w:val="affd"/>
-      </w:pPr>
-      <w:r>
-        <w:t xml:space="preserve">- </w:t>
-      </w:r>
-      <w:proofErr w:type="spellStart"/>
-      <w:r>
-        <w:t>UserId</w:t>
-      </w:r>
-      <w:proofErr w:type="spellEnd"/>
-      <w:r>
-        <w:t xml:space="preserve"> в таблицах </w:t>
-      </w:r>
-      <w:proofErr w:type="spellStart"/>
-      <w:r>
-        <w:t>Clients</w:t>
-      </w:r>
-      <w:proofErr w:type="spellEnd"/>
-      <w:r>
-        <w:t xml:space="preserve"> и </w:t>
-      </w:r>
-      <w:proofErr w:type="spellStart"/>
-      <w:r>
-        <w:t>Couriers</w:t>
-      </w:r>
-      <w:proofErr w:type="spellEnd"/>
-      <w:r>
-        <w:t xml:space="preserve"> — поиск профиля по идентификатору базовой записи пользователя;</w:t>
-      </w:r>
-    </w:p>
-    <w:p>
-      <w:pPr>
-        <w:pStyle w:val="affd"/>
-      </w:pPr>
-      <w:r>
-        <w:t xml:space="preserve">- </w:t>
-      </w:r>
-      <w:proofErr w:type="spellStart"/>
-      <w:r>
-        <w:t>CourierId</w:t>
-      </w:r>
-      <w:proofErr w:type="spellEnd"/>
-      <w:r>
-        <w:t xml:space="preserve"> в таблице </w:t>
-      </w:r>
-      <w:proofErr w:type="spellStart"/>
-      <w:r>
-        <w:t>Orders</w:t>
-      </w:r>
-      <w:proofErr w:type="spellEnd"/>
-      <w:r>
-        <w:t xml:space="preserve"> — выборка заказов, назначенных конкретному курьеру.</w:t>
+        <w:t>Во всех таблицах применён набор стандартных ограничений целостности. Ограничение NOT NULL установлено для всех обязательных атрибутов. Ограничение UNIQUE применяется к столбцам, значения которых должны быть уникальными в пределах таблицы: логин пользователя (поле Login в таблице Users), трек-номер заказа (поле TrackingNumber в таблице Orders). Ограничения CHECK ограничивают множество допустимых значений для статусных и перечислимых полей: например, статус заказа может принимать только одно из семи предусмотренных значений.</w:t>
+      </w:r>
+    </w:p>
+    <w:p>
+      <w:pPr>
+        <w:pStyle w:val="affd"/>
+      </w:pPr>
+      <w:r>
+        <w:t>Для ускорения наиболее частых запросов в базе данных созданы некластерные индексы по следующим столбцам:</w:t>
+      </w:r>
+    </w:p>
+    <w:p>
+      <w:pPr>
+        <w:pStyle w:val="affd"/>
+      </w:pPr>
+      <w:r>
+        <w:t>- TrackingNumber в таблице Orders — поиск заказа по трек-номеру является наиболее распространённой операцией при отслеживании доставки;</w:t>
+      </w:r>
+    </w:p>
+    <w:p>
+      <w:pPr>
+        <w:pStyle w:val="affd"/>
+      </w:pPr>
+      <w:r>
+        <w:t>- Status в таблице Orders — фильтрация заказов по текущему статусу используется в списках диспетчера и курьера;</w:t>
+      </w:r>
+    </w:p>
+    <w:p>
+      <w:pPr>
+        <w:pStyle w:val="affd"/>
+      </w:pPr>
+      <w:r>
+        <w:t>- CreatedAt в таблице Orders — сортировка и фильтрация по дате создания заказа применяется при формировании отчётов;</w:t>
+      </w:r>
+    </w:p>
+    <w:p>
+      <w:pPr>
+        <w:pStyle w:val="affd"/>
+      </w:pPr>
+      <w:r>
+        <w:t>- OrderId в таблице OrderStatusHistory — быстрый поиск истории конкретного заказа;</w:t>
+      </w:r>
+    </w:p>
+    <w:p>
+      <w:pPr>
+        <w:pStyle w:val="affd"/>
+      </w:pPr>
+      <w:r>
+        <w:t>- UserId в таблицах Clients и Couriers — поиск профиля по идентификатору базовой записи пользователя;</w:t>
+      </w:r>
+    </w:p>
+    <w:p>
+      <w:pPr>
+        <w:pStyle w:val="affd"/>
+      </w:pPr>
+      <w:r>
+        <w:t>- CourierId в таблице Orders — выборка заказов, назначенных конкретному курьеру.</w:t>
       </w:r>
     </w:p>
     <w:p>
@@ -8035,55 +4913,15 @@
         <w:pStyle w:val="affd"/>
       </w:pPr>
       <w:r>
-        <w:t xml:space="preserve">ON DELETE CASCADE используется для дочерних записей, которые лишены смысла без родительской: записи в </w:t>
-      </w:r>
-      <w:proofErr w:type="spellStart"/>
-      <w:r>
-        <w:t>OrderStatusHistory</w:t>
-      </w:r>
-      <w:proofErr w:type="spellEnd"/>
-      <w:r>
-        <w:t xml:space="preserve"> удаляются вместе с удалением заказа; записи в </w:t>
-      </w:r>
-      <w:proofErr w:type="spellStart"/>
-      <w:r>
-        <w:t>RouteListOrders</w:t>
-      </w:r>
-      <w:proofErr w:type="spellEnd"/>
-      <w:r>
-        <w:t xml:space="preserve"> удаляются вместе с маршрутным листом.</w:t>
-      </w:r>
-    </w:p>
-    <w:p>
-      <w:pPr>
-        <w:pStyle w:val="affd"/>
-      </w:pPr>
-      <w:r>
-        <w:t xml:space="preserve">ON DELETE SET NULL применяется в ситуациях, когда дочерняя запись сохраняет смысл и без родительской, но связь разрывается: внешний ключ </w:t>
-      </w:r>
-      <w:proofErr w:type="spellStart"/>
-      <w:r>
-        <w:t>FK_Orders_Couriers</w:t>
-      </w:r>
-      <w:proofErr w:type="spellEnd"/>
-      <w:r>
-        <w:t xml:space="preserve"> при удалении курьера устанавливает значение NULL в поле </w:t>
-      </w:r>
-      <w:proofErr w:type="spellStart"/>
-      <w:r>
-        <w:t>CourierId</w:t>
-      </w:r>
-      <w:proofErr w:type="spellEnd"/>
-      <w:r>
-        <w:t xml:space="preserve"> таблицы </w:t>
-      </w:r>
-      <w:proofErr w:type="spellStart"/>
-      <w:r>
-        <w:t>Orders</w:t>
-      </w:r>
-      <w:proofErr w:type="spellEnd"/>
-      <w:r>
-        <w:t xml:space="preserve"> — заказ не удаляется, а лишь теряет привязку к конкретному курьеру, что позволяет диспетчеру назначить другого исполнителя.</w:t>
+        <w:t>ON DELETE CASCADE используется для дочерних записей, которые лишены смысла без родительской: записи в OrderStatusHistory удаляются вместе с удалением заказа; записи в RouteListOrders удаляются вместе с маршрутным листом.</w:t>
+      </w:r>
+    </w:p>
+    <w:p>
+      <w:pPr>
+        <w:pStyle w:val="affd"/>
+      </w:pPr>
+      <w:r>
+        <w:t>ON DELETE SET NULL применяется в ситуациях, когда дочерняя запись сохраняет смысл и без родительской, но связь разрывается: внешний ключ FK_Orders_Couriers при удалении курьера устанавливает значение NULL в поле CourierId таблицы Orders — заказ не удаляется, а лишь теряет привязку к конкретному курьеру, что позволяет диспетчеру назначить другого исполнителя.</w:t>
       </w:r>
     </w:p>
     <w:p>
@@ -8099,39 +4937,7 @@
         <w:pStyle w:val="affd"/>
       </w:pPr>
       <w:r>
-        <w:t xml:space="preserve">Триггер </w:t>
-      </w:r>
-      <w:proofErr w:type="spellStart"/>
-      <w:r>
-        <w:t>trg_OrderStatusHistory_CheckDelivery</w:t>
-      </w:r>
-      <w:proofErr w:type="spellEnd"/>
-      <w:r>
-        <w:t xml:space="preserve"> срабатывает при добавлении новой записи в таблицу </w:t>
-      </w:r>
-      <w:proofErr w:type="spellStart"/>
-      <w:r>
-        <w:t>OrderStatusHistory</w:t>
-      </w:r>
-      <w:proofErr w:type="spellEnd"/>
-      <w:r>
-        <w:t xml:space="preserve"> со статусом </w:t>
-      </w:r>
-      <w:proofErr w:type="spellStart"/>
-      <w:r>
-        <w:t>Delivered</w:t>
-      </w:r>
-      <w:proofErr w:type="spellEnd"/>
-      <w:r>
-        <w:t xml:space="preserve">. Логика триггера такова: перед фиксацией данного статуса выполняется проверка наличия соответствующей записи в таблице </w:t>
-      </w:r>
-      <w:proofErr w:type="spellStart"/>
-      <w:r>
-        <w:t>DeliveryConfirmations</w:t>
-      </w:r>
-      <w:proofErr w:type="spellEnd"/>
-      <w:r>
-        <w:t xml:space="preserve"> для данного заказа</w:t>
+        <w:t>Триггер trg_OrderStatusHistory_CheckDelivery срабатывает при добавлении новой записи в таблицу OrderStatusHistory со статусом Delivered. Логика триггера такова: перед фиксацией данного статуса выполняется проверка наличия соответствующей записи в таблице DeliveryConfirmations для данного заказа</w:t>
       </w:r>
       <w:r>
         <w:rPr>
@@ -8152,15 +4958,7 @@
         <w:pStyle w:val="affd"/>
       </w:pPr>
       <w:r>
-        <w:t xml:space="preserve">Хранимая процедура </w:t>
-      </w:r>
-      <w:proofErr w:type="spellStart"/>
-      <w:r>
-        <w:t>usp_AssignCourier</w:t>
-      </w:r>
-      <w:proofErr w:type="spellEnd"/>
-      <w:r>
-        <w:t xml:space="preserve"> автоматизирует выбор и назначение курьера для указанного заказа. Процедура принимает идентификатор заказа в качестве входного параметра. Её логика включает следующие шаги:</w:t>
+        <w:t>Хранимая процедура usp_AssignCourier автоматизирует выбор и назначение курьера для указанного заказа. Процедура принимает идентификатор заказа в качестве входного параметра. Её логика включает следующие шаги:</w:t>
       </w:r>
     </w:p>
     <w:p>
@@ -8174,7 +4972,10 @@
         <w:t>о</w:t>
       </w:r>
       <w:r>
-        <w:t>пределить зону доставки, к которой относится заказ.</w:t>
+        <w:t>пределить зону доставки, к которой относится заказ</w:t>
+      </w:r>
+      <w:r>
+        <w:t>;</w:t>
       </w:r>
     </w:p>
     <w:p>
@@ -8188,23 +4989,7 @@
         <w:t>в</w:t>
       </w:r>
       <w:r>
-        <w:t xml:space="preserve">ыбрать из таблицы </w:t>
-      </w:r>
-      <w:proofErr w:type="spellStart"/>
-      <w:r>
-        <w:t>Couriers</w:t>
-      </w:r>
-      <w:proofErr w:type="spellEnd"/>
-      <w:r>
-        <w:t xml:space="preserve"> свободного курьера (</w:t>
-      </w:r>
-      <w:proofErr w:type="spellStart"/>
-      <w:r>
-        <w:t>IsAvailable</w:t>
-      </w:r>
-      <w:proofErr w:type="spellEnd"/>
-      <w:r>
-        <w:t xml:space="preserve"> = 1), работающего в данной зоне, с наименьшим числом текущих активных заказов.</w:t>
+        <w:t>ыбрать из таблицы Couriers свободного курьера (IsAvailable = 1), работающего в данной зоне, с наименьшим числом текущих активных заказов.</w:t>
       </w:r>
     </w:p>
     <w:p>
@@ -8218,22 +5003,66 @@
         <w:t>о</w:t>
       </w:r>
       <w:r>
-        <w:t xml:space="preserve">бновить поле </w:t>
-      </w:r>
-      <w:proofErr w:type="spellStart"/>
-      <w:r>
-        <w:t>CourierId</w:t>
-      </w:r>
-      <w:proofErr w:type="spellEnd"/>
-      <w:r>
-        <w:t xml:space="preserve"> в таблице </w:t>
-      </w:r>
-      <w:proofErr w:type="spellStart"/>
-      <w:r>
-        <w:t>Orders</w:t>
-      </w:r>
-      <w:proofErr w:type="spellEnd"/>
-      <w:r>
+        <w:t>бновить поле CourierId в таблице Orders</w:t>
+      </w:r>
+      <w:r>
+        <w:t>;</w:t>
+      </w:r>
+    </w:p>
+    <w:p>
+      <w:pPr>
+        <w:pStyle w:val="affd"/>
+      </w:pPr>
+      <w:r>
+        <w:t xml:space="preserve">- </w:t>
+      </w:r>
+      <w:r>
+        <w:t>у</w:t>
+      </w:r>
+      <w:r>
+        <w:t>становить флаг занятости курьера (IsAvailable = 0)</w:t>
+      </w:r>
+      <w:r>
+        <w:t>;</w:t>
+      </w:r>
+    </w:p>
+    <w:p>
+      <w:pPr>
+        <w:pStyle w:val="affd"/>
+      </w:pPr>
+      <w:r>
+        <w:t xml:space="preserve">- </w:t>
+      </w:r>
+      <w:r>
+        <w:t>д</w:t>
+      </w:r>
+      <w:r>
+        <w:t>обавить запись о смене статуса заказа на Assigned в таблицу OrderStatusHistory</w:t>
+      </w:r>
+      <w:r>
+        <w:t>;</w:t>
+      </w:r>
+    </w:p>
+    <w:p>
+      <w:pPr>
+        <w:pStyle w:val="affd"/>
+        <w:rPr>
+          <w:lang w:val="en-US"/>
+        </w:rPr>
+      </w:pPr>
+      <w:r>
+        <w:t xml:space="preserve">- </w:t>
+      </w:r>
+      <w:r>
+        <w:t>с</w:t>
+      </w:r>
+      <w:r>
+        <w:t>оздать уведомление для курьера</w:t>
+      </w:r>
+      <w:r>
+        <w:rPr>
+          <w:lang w:val="en-US"/>
+        </w:rPr>
         <w:t>.</w:t>
       </w:r>
     </w:p>
@@ -8242,21 +5071,64 @@
         <w:pStyle w:val="affd"/>
       </w:pPr>
       <w:r>
+        <w:t>Процедура выполняется в рамках транзакции: если на любом из шагов возникает ошибка (например, не найдено доступных курьеров), вся последовательность операций откатывается, обеспечивая согласованность данных.</w:t>
+      </w:r>
+    </w:p>
+    <w:p>
+      <w:pPr>
+        <w:pStyle w:val="affd"/>
+      </w:pPr>
+      <w:r>
+        <w:t>Функция fn_CalculateDeliveryCost вычисляет стоимость доставки для заказа с учётом тарифа. Входными параметрами являются идентификатор зоны и идентификатор типа груза. Функция обращается к таблице Tariffs, извлекает базовую ставку и применяет к ней коэффициенты — например, надбавку за срочность или за вес груза, превышающий пороговое значение. Использование функции позволяет централизовать логику ценообразования: при изменении тарифной политики достаточно изменить одну функцию, а не перепрограммировать несколько участков приложения.</w:t>
+      </w:r>
+    </w:p>
+    <w:p>
+      <w:pPr>
+        <w:pStyle w:val="affd"/>
+      </w:pPr>
+      <w:r>
+        <w:lastRenderedPageBreak/>
+        <w:t>Представление vw_CourierEfficiency формирует агрегированную статистику по каждому курьеру: общее число выполненных доставок, количество отмен, средний фактический срок доставки, доля заказов, выполненных в срок. Данные извлекаются объединением таблиц Couriers, Orders и DeliverySessions. Представление используется диспетчером для анализа качества работы и отображается в соответствующем разделе вкладки «Отчёты».</w:t>
+      </w:r>
+    </w:p>
+    <w:p>
+      <w:pPr>
+        <w:pStyle w:val="affd"/>
+      </w:pPr>
+      <w:r>
+        <w:t>Скрипт создания базы данных (включающий все таблицы, индексы, ограничения, триггер, процедуру и функцию) размещён в репозитории GitHub по адресу https://github.com/MG178/vlasov в файле database/schema.sql.</w:t>
+      </w:r>
+    </w:p>
+    <w:p>
+      <w:pPr>
+        <w:pStyle w:val="3"/>
+      </w:pPr>
+      <w:bookmarkStart w:id="15" w:name="_Toc232682953"/>
+      <w:r>
+        <w:t>Разработка и именование связей и ограничений</w:t>
+      </w:r>
+      <w:bookmarkEnd w:id="15"/>
+    </w:p>
+    <w:p>
+      <w:pPr>
+        <w:pStyle w:val="affd"/>
+      </w:pPr>
+      <w:r>
+        <w:t>Единообразное именование объектов базы данных является важным аспектом поддерживаемости системы. В проекте приняты следующие соглашения:</w:t>
+      </w:r>
+    </w:p>
+    <w:p>
+      <w:pPr>
+        <w:pStyle w:val="affd"/>
+      </w:pPr>
+      <w:r>
         <w:t xml:space="preserve">- </w:t>
       </w:r>
       <w:r>
-        <w:t>у</w:t>
-      </w:r>
-      <w:r>
-        <w:t>становить флаг занятости курьера (</w:t>
-      </w:r>
-      <w:proofErr w:type="spellStart"/>
-      <w:r>
-        <w:t>IsAvailable</w:t>
-      </w:r>
-      <w:proofErr w:type="spellEnd"/>
-      <w:r>
-        <w:t xml:space="preserve"> = 0).</w:t>
+        <w:t>в</w:t>
+      </w:r>
+      <w:r>
+        <w:t>нешние ключи именуются по шаблону FK_ДочерняяТаблица_РодительскаяТаблица. Например, FK_Orders_Clients обозначает внешний ключ в таблице Orders, ссылающийся на таблицу Clients; FK_Orders_Couriers — ссылку Orders → Couriers; FK_OrderStatusHistory_Orders — связь таблицы истории статусов с заказом.</w:t>
       </w:r>
     </w:p>
     <w:p>
@@ -8267,26 +5139,13 @@
         <w:t xml:space="preserve">- </w:t>
       </w:r>
       <w:r>
-        <w:t>д</w:t>
-      </w:r>
-      <w:r>
-        <w:t xml:space="preserve">обавить запись о смене статуса заказа на </w:t>
-      </w:r>
-      <w:proofErr w:type="spellStart"/>
-      <w:r>
-        <w:t>Assigned</w:t>
-      </w:r>
-      <w:proofErr w:type="spellEnd"/>
-      <w:r>
-        <w:t xml:space="preserve"> в таблицу </w:t>
-      </w:r>
-      <w:proofErr w:type="spellStart"/>
-      <w:r>
-        <w:t>OrderStatusHistory</w:t>
-      </w:r>
-      <w:proofErr w:type="spellEnd"/>
-      <w:r>
-        <w:t>.</w:t>
+        <w:t>п</w:t>
+      </w:r>
+      <w:r>
+        <w:t>ервичные ключи именуются PK_ИмяТаблицы</w:t>
+      </w:r>
+      <w:r>
+        <w:t>;</w:t>
       </w:r>
     </w:p>
     <w:p>
@@ -8297,141 +5156,13 @@
         <w:t xml:space="preserve">- </w:t>
       </w:r>
       <w:r>
-        <w:t>с</w:t>
-      </w:r>
-      <w:r>
-        <w:t>оздать уведомление для курьера.</w:t>
-      </w:r>
-    </w:p>
-    <w:p>
-      <w:pPr>
-        <w:pStyle w:val="affd"/>
-      </w:pPr>
-      <w:r>
-        <w:t>Процедура выполняется в рамках транзакции: если на любом из шагов возникает ошибка (например, не найдено доступных курьеров), вся последовательность операций откатывается, обеспечивая согласованность данных.</w:t>
-      </w:r>
-    </w:p>
-    <w:p>
-      <w:pPr>
-        <w:pStyle w:val="affd"/>
-      </w:pPr>
-      <w:r>
-        <w:t xml:space="preserve">Функция </w:t>
-      </w:r>
-      <w:proofErr w:type="spellStart"/>
-      <w:r>
-        <w:t>fn_CalculateDeliveryCost</w:t>
-      </w:r>
-      <w:proofErr w:type="spellEnd"/>
-      <w:r>
-        <w:t xml:space="preserve"> вычисляет стоимость доставки для заказа с учётом тарифа. Входными параметрами являются идентификатор зоны и идентификатор типа груза. Функция обращается к таблице </w:t>
-      </w:r>
-      <w:proofErr w:type="spellStart"/>
-      <w:r>
-        <w:t>Tariffs</w:t>
-      </w:r>
-      <w:proofErr w:type="spellEnd"/>
-      <w:r>
-        <w:t>, извлекает базовую ставку и применяет к ней коэффициенты — например, надбавку за срочность или за вес груза, превышающий пороговое значение. Использование функции позволяет централизовать логику ценообразования: при изменении тарифной политики достаточно изменить одну функцию, а не перепрограммировать несколько участков приложения.</w:t>
-      </w:r>
-    </w:p>
-    <w:p>
-      <w:pPr>
-        <w:pStyle w:val="affd"/>
-      </w:pPr>
-      <w:r>
-        <w:lastRenderedPageBreak/>
-        <w:t xml:space="preserve">Представление </w:t>
-      </w:r>
-      <w:proofErr w:type="spellStart"/>
-      <w:r>
-        <w:t>vw_CourierEfficiency</w:t>
-      </w:r>
-      <w:proofErr w:type="spellEnd"/>
-      <w:r>
-        <w:t xml:space="preserve"> формирует агрегированную статистику по каждому курьеру: общее число выполненных доставок, количество отмен, средний фактический срок доставки, доля заказов, выполненных в срок. Данные извлекаются объединением таблиц </w:t>
-      </w:r>
-      <w:proofErr w:type="spellStart"/>
-      <w:r>
-        <w:t>Couriers</w:t>
-      </w:r>
-      <w:proofErr w:type="spellEnd"/>
-      <w:r>
-        <w:t xml:space="preserve">, </w:t>
-      </w:r>
-      <w:proofErr w:type="spellStart"/>
-      <w:r>
-        <w:t>Orders</w:t>
-      </w:r>
-      <w:proofErr w:type="spellEnd"/>
-      <w:r>
-        <w:t xml:space="preserve"> и </w:t>
-      </w:r>
-      <w:proofErr w:type="spellStart"/>
-      <w:r>
-        <w:t>DeliverySessions</w:t>
-      </w:r>
-      <w:proofErr w:type="spellEnd"/>
-      <w:r>
-        <w:t>. Представление используется диспетчером для анализа качества работы и отображается в соответствующем разделе вкладки «Отчёты».</w:t>
-      </w:r>
-    </w:p>
-    <w:p>
-      <w:pPr>
-        <w:pStyle w:val="affd"/>
-      </w:pPr>
-      <w:r>
-        <w:t xml:space="preserve">Скрипт создания базы данных (включающий все таблицы, индексы, ограничения, триггер, процедуру и функцию) размещён в репозитории </w:t>
-      </w:r>
-      <w:proofErr w:type="spellStart"/>
-      <w:r>
-        <w:t>GitHub</w:t>
-      </w:r>
-      <w:proofErr w:type="spellEnd"/>
-      <w:r>
-        <w:t xml:space="preserve"> по адресу https://github.com/MG178/vlasov в файле </w:t>
-      </w:r>
-      <w:proofErr w:type="spellStart"/>
-      <w:r>
-        <w:t>database</w:t>
-      </w:r>
-      <w:proofErr w:type="spellEnd"/>
-      <w:r>
-        <w:t>/</w:t>
-      </w:r>
-      <w:proofErr w:type="spellStart"/>
-      <w:r>
-        <w:t>schema.sql</w:t>
-      </w:r>
-      <w:proofErr w:type="spellEnd"/>
-      <w:r>
-        <w:t>.</w:t>
-      </w:r>
-    </w:p>
-    <w:p>
-      <w:pPr>
-        <w:pStyle w:val="3"/>
-      </w:pPr>
-      <w:bookmarkStart w:id="15" w:name="_Toc232682953"/>
-      <w:r>
-        <w:t>Разработка и именование связей и ограничений</w:t>
-      </w:r>
-      <w:bookmarkEnd w:id="15"/>
-    </w:p>
-    <w:p>
-      <w:pPr>
-        <w:pStyle w:val="affd"/>
-      </w:pPr>
-      <w:r>
-        <w:t xml:space="preserve">Единообразное именование объектов базы данных является важным аспектом </w:t>
-      </w:r>
-      <w:proofErr w:type="spellStart"/>
-      <w:r>
-        <w:t>поддерживаемости</w:t>
-      </w:r>
-      <w:proofErr w:type="spellEnd"/>
-      <w:r>
-        <w:t xml:space="preserve"> системы. В проекте приняты следующие соглашения:</w:t>
+        <w:t>и</w:t>
+      </w:r>
+      <w:r>
+        <w:t>ндексы именуются по шаблону IX_ИмяТаблицы_ИмяСтолбца</w:t>
+      </w:r>
+      <w:r>
+        <w:t>;</w:t>
       </w:r>
     </w:p>
     <w:p>
@@ -8442,74 +5173,13 @@
         <w:t xml:space="preserve">- </w:t>
       </w:r>
       <w:r>
-        <w:t>в</w:t>
-      </w:r>
-      <w:r>
-        <w:t xml:space="preserve">нешние ключи именуются по шаблону </w:t>
-      </w:r>
-      <w:proofErr w:type="spellStart"/>
-      <w:r>
-        <w:t>FK_ДочерняяТаблица_РодительскаяТаблица</w:t>
-      </w:r>
-      <w:proofErr w:type="spellEnd"/>
-      <w:r>
-        <w:t xml:space="preserve">. Например, </w:t>
-      </w:r>
-      <w:proofErr w:type="spellStart"/>
-      <w:r>
-        <w:t>FK_Orders_Clients</w:t>
-      </w:r>
-      <w:proofErr w:type="spellEnd"/>
-      <w:r>
-        <w:t xml:space="preserve"> обозначает внешний ключ в таблице </w:t>
-      </w:r>
-      <w:proofErr w:type="spellStart"/>
-      <w:r>
-        <w:t>Orders</w:t>
-      </w:r>
-      <w:proofErr w:type="spellEnd"/>
-      <w:r>
-        <w:t xml:space="preserve">, ссылающийся на таблицу </w:t>
-      </w:r>
-      <w:proofErr w:type="spellStart"/>
-      <w:r>
-        <w:t>Clients</w:t>
-      </w:r>
-      <w:proofErr w:type="spellEnd"/>
-      <w:r>
-        <w:t xml:space="preserve">; </w:t>
-      </w:r>
-      <w:proofErr w:type="spellStart"/>
-      <w:r>
-        <w:t>FK_Orders_Couriers</w:t>
-      </w:r>
-      <w:proofErr w:type="spellEnd"/>
-      <w:r>
-        <w:t xml:space="preserve"> — ссылку </w:t>
-      </w:r>
-      <w:proofErr w:type="spellStart"/>
-      <w:r>
-        <w:t>Orders</w:t>
-      </w:r>
-      <w:proofErr w:type="spellEnd"/>
-      <w:r>
-        <w:t xml:space="preserve"> → </w:t>
-      </w:r>
-      <w:proofErr w:type="spellStart"/>
-      <w:r>
-        <w:t>Couriers</w:t>
-      </w:r>
-      <w:proofErr w:type="spellEnd"/>
-      <w:r>
-        <w:t xml:space="preserve">; </w:t>
-      </w:r>
-      <w:proofErr w:type="spellStart"/>
-      <w:r>
-        <w:t>FK_OrderStatusHistory_Orders</w:t>
-      </w:r>
-      <w:proofErr w:type="spellEnd"/>
-      <w:r>
-        <w:t xml:space="preserve"> — связь таблицы истории статусов с заказом.</w:t>
+        <w:t>о</w:t>
+      </w:r>
+      <w:r>
+        <w:t>граничения CHECK именуются CHK_ИмяТаблицы_ИмяСтолбца</w:t>
+      </w:r>
+      <w:r>
+        <w:t>;</w:t>
       </w:r>
     </w:p>
     <w:p>
@@ -8520,16 +5190,11 @@
         <w:t xml:space="preserve">- </w:t>
       </w:r>
       <w:r>
-        <w:t>п</w:t>
-      </w:r>
-      <w:r>
-        <w:t xml:space="preserve">ервичные ключи именуются </w:t>
-      </w:r>
-      <w:proofErr w:type="spellStart"/>
-      <w:r>
-        <w:t>PK_ИмяТаблицы</w:t>
-      </w:r>
-      <w:proofErr w:type="spellEnd"/>
+        <w:t>о</w:t>
+      </w:r>
+      <w:r>
+        <w:t>граничения UNIQUE именуются UQ_ИмяТаблицы_ИмяСтолбца</w:t>
+      </w:r>
       <w:r>
         <w:t>;</w:t>
       </w:r>
@@ -8542,108 +5207,10 @@
         <w:t xml:space="preserve">- </w:t>
       </w:r>
       <w:r>
-        <w:t>и</w:t>
-      </w:r>
-      <w:r>
-        <w:t xml:space="preserve">ндексы именуются по шаблону </w:t>
-      </w:r>
-      <w:proofErr w:type="spellStart"/>
-      <w:r>
-        <w:t>IX_ИмяТаблицы_ИмяСтолбца</w:t>
-      </w:r>
-      <w:proofErr w:type="spellEnd"/>
-      <w:r>
-        <w:t>;</w:t>
-      </w:r>
-    </w:p>
-    <w:p>
-      <w:pPr>
-        <w:pStyle w:val="affd"/>
-      </w:pPr>
-      <w:r>
-        <w:t xml:space="preserve">- </w:t>
-      </w:r>
-      <w:r>
-        <w:t>о</w:t>
-      </w:r>
-      <w:r>
-        <w:t xml:space="preserve">граничения CHECK именуются </w:t>
-      </w:r>
-      <w:proofErr w:type="spellStart"/>
-      <w:r>
-        <w:t>CHK_ИмяТаблицы_ИмяСтолбца</w:t>
-      </w:r>
-      <w:proofErr w:type="spellEnd"/>
-      <w:r>
-        <w:t>;</w:t>
-      </w:r>
-    </w:p>
-    <w:p>
-      <w:pPr>
-        <w:pStyle w:val="affd"/>
-      </w:pPr>
-      <w:r>
-        <w:t xml:space="preserve">- </w:t>
-      </w:r>
-      <w:r>
-        <w:t>о</w:t>
-      </w:r>
-      <w:r>
-        <w:t xml:space="preserve">граничения UNIQUE именуются </w:t>
-      </w:r>
-      <w:proofErr w:type="spellStart"/>
-      <w:r>
-        <w:t>UQ_ИмяТаблицы_ИмяСтолбца</w:t>
-      </w:r>
-      <w:proofErr w:type="spellEnd"/>
-      <w:r>
-        <w:t>;</w:t>
-      </w:r>
-    </w:p>
-    <w:p>
-      <w:pPr>
-        <w:pStyle w:val="affd"/>
-      </w:pPr>
-      <w:r>
-        <w:t xml:space="preserve">- </w:t>
-      </w:r>
-      <w:r>
         <w:t>х</w:t>
       </w:r>
       <w:r>
-        <w:t xml:space="preserve">ранимые процедуры имеют префикс </w:t>
-      </w:r>
-      <w:proofErr w:type="spellStart"/>
-      <w:r>
-        <w:t>usp</w:t>
-      </w:r>
-      <w:proofErr w:type="spellEnd"/>
-      <w:r>
-        <w:t xml:space="preserve">_; функции — </w:t>
-      </w:r>
-      <w:proofErr w:type="spellStart"/>
-      <w:r>
-        <w:t>fn</w:t>
-      </w:r>
-      <w:proofErr w:type="spellEnd"/>
-      <w:r>
-        <w:t xml:space="preserve">_; триггеры — </w:t>
-      </w:r>
-      <w:proofErr w:type="spellStart"/>
-      <w:r>
-        <w:t>trg</w:t>
-      </w:r>
-      <w:proofErr w:type="spellEnd"/>
-      <w:r>
-        <w:t xml:space="preserve">_; представления — </w:t>
-      </w:r>
-      <w:proofErr w:type="spellStart"/>
-      <w:r>
-        <w:t>vw</w:t>
-      </w:r>
-      <w:proofErr w:type="spellEnd"/>
-      <w:r>
-        <w:t>_.</w:t>
+        <w:t>ранимые процедуры имеют префикс usp_; функции — fn_; триггеры — trg_; представления — vw_.</w:t>
       </w:r>
     </w:p>
     <w:p>
@@ -8736,11 +5303,9 @@
             <w:vAlign w:val="center"/>
           </w:tcPr>
           <w:p>
-            <w:proofErr w:type="spellStart"/>
             <w:r>
               <w:t>FK_Clients_Users</w:t>
             </w:r>
-            <w:proofErr w:type="spellEnd"/>
           </w:p>
         </w:tc>
         <w:tc>
@@ -8749,11 +5314,9 @@
             <w:vAlign w:val="center"/>
           </w:tcPr>
           <w:p>
-            <w:proofErr w:type="spellStart"/>
             <w:r>
               <w:t>Clients</w:t>
             </w:r>
-            <w:proofErr w:type="spellEnd"/>
           </w:p>
         </w:tc>
         <w:tc>
@@ -8762,11 +5325,9 @@
             <w:vAlign w:val="center"/>
           </w:tcPr>
           <w:p>
-            <w:proofErr w:type="spellStart"/>
             <w:r>
               <w:t>Users</w:t>
             </w:r>
-            <w:proofErr w:type="spellEnd"/>
           </w:p>
         </w:tc>
         <w:tc>
@@ -8788,11 +5349,9 @@
             <w:vAlign w:val="center"/>
           </w:tcPr>
           <w:p>
-            <w:proofErr w:type="spellStart"/>
             <w:r>
               <w:t>FK_Couriers_Users</w:t>
             </w:r>
-            <w:proofErr w:type="spellEnd"/>
           </w:p>
         </w:tc>
         <w:tc>
@@ -8801,11 +5360,9 @@
             <w:vAlign w:val="center"/>
           </w:tcPr>
           <w:p>
-            <w:proofErr w:type="spellStart"/>
             <w:r>
               <w:t>Couriers</w:t>
             </w:r>
-            <w:proofErr w:type="spellEnd"/>
           </w:p>
         </w:tc>
         <w:tc>
@@ -8814,11 +5371,9 @@
             <w:vAlign w:val="center"/>
           </w:tcPr>
           <w:p>
-            <w:proofErr w:type="spellStart"/>
             <w:r>
               <w:t>Users</w:t>
             </w:r>
-            <w:proofErr w:type="spellEnd"/>
           </w:p>
         </w:tc>
         <w:tc>
@@ -8840,11 +5395,9 @@
             <w:vAlign w:val="center"/>
           </w:tcPr>
           <w:p>
-            <w:proofErr w:type="spellStart"/>
             <w:r>
               <w:t>FK_Couriers_Zones</w:t>
             </w:r>
-            <w:proofErr w:type="spellEnd"/>
           </w:p>
         </w:tc>
         <w:tc>
@@ -8853,11 +5406,9 @@
             <w:vAlign w:val="center"/>
           </w:tcPr>
           <w:p>
-            <w:proofErr w:type="spellStart"/>
             <w:r>
               <w:t>Couriers</w:t>
             </w:r>
-            <w:proofErr w:type="spellEnd"/>
           </w:p>
         </w:tc>
         <w:tc>
@@ -8866,11 +5417,9 @@
             <w:vAlign w:val="center"/>
           </w:tcPr>
           <w:p>
-            <w:proofErr w:type="spellStart"/>
             <w:r>
               <w:t>Zones</w:t>
             </w:r>
-            <w:proofErr w:type="spellEnd"/>
           </w:p>
         </w:tc>
         <w:tc>
@@ -8892,11 +5441,9 @@
             <w:vAlign w:val="center"/>
           </w:tcPr>
           <w:p>
-            <w:proofErr w:type="spellStart"/>
             <w:r>
               <w:t>FK_Orders_Clients</w:t>
             </w:r>
-            <w:proofErr w:type="spellEnd"/>
           </w:p>
         </w:tc>
         <w:tc>
@@ -8905,11 +5452,9 @@
             <w:vAlign w:val="center"/>
           </w:tcPr>
           <w:p>
-            <w:proofErr w:type="spellStart"/>
             <w:r>
               <w:t>Orders</w:t>
             </w:r>
-            <w:proofErr w:type="spellEnd"/>
           </w:p>
         </w:tc>
         <w:tc>
@@ -8918,11 +5463,9 @@
             <w:vAlign w:val="center"/>
           </w:tcPr>
           <w:p>
-            <w:proofErr w:type="spellStart"/>
             <w:r>
               <w:t>Clients</w:t>
             </w:r>
-            <w:proofErr w:type="spellEnd"/>
           </w:p>
         </w:tc>
         <w:tc>
@@ -8944,11 +5487,9 @@
             <w:vAlign w:val="center"/>
           </w:tcPr>
           <w:p>
-            <w:proofErr w:type="spellStart"/>
             <w:r>
               <w:t>FK_Orders_Couriers</w:t>
             </w:r>
-            <w:proofErr w:type="spellEnd"/>
           </w:p>
         </w:tc>
         <w:tc>
@@ -8957,11 +5498,9 @@
             <w:vAlign w:val="center"/>
           </w:tcPr>
           <w:p>
-            <w:proofErr w:type="spellStart"/>
             <w:r>
               <w:t>Orders</w:t>
             </w:r>
-            <w:proofErr w:type="spellEnd"/>
           </w:p>
         </w:tc>
         <w:tc>
@@ -8970,11 +5509,9 @@
             <w:vAlign w:val="center"/>
           </w:tcPr>
           <w:p>
-            <w:proofErr w:type="spellStart"/>
             <w:r>
               <w:t>Couriers</w:t>
             </w:r>
-            <w:proofErr w:type="spellEnd"/>
           </w:p>
         </w:tc>
         <w:tc>
@@ -8996,11 +5533,9 @@
             <w:vAlign w:val="center"/>
           </w:tcPr>
           <w:p>
-            <w:proofErr w:type="spellStart"/>
             <w:r>
               <w:t>FK_Orders_Zones</w:t>
             </w:r>
-            <w:proofErr w:type="spellEnd"/>
           </w:p>
         </w:tc>
         <w:tc>
@@ -9009,11 +5544,9 @@
             <w:vAlign w:val="center"/>
           </w:tcPr>
           <w:p>
-            <w:proofErr w:type="spellStart"/>
             <w:r>
               <w:t>Orders</w:t>
             </w:r>
-            <w:proofErr w:type="spellEnd"/>
           </w:p>
         </w:tc>
         <w:tc>
@@ -9022,11 +5555,9 @@
             <w:vAlign w:val="center"/>
           </w:tcPr>
           <w:p>
-            <w:proofErr w:type="spellStart"/>
             <w:r>
               <w:t>Zones</w:t>
             </w:r>
-            <w:proofErr w:type="spellEnd"/>
           </w:p>
         </w:tc>
         <w:tc>
@@ -9048,11 +5579,9 @@
             <w:vAlign w:val="center"/>
           </w:tcPr>
           <w:p>
-            <w:proofErr w:type="spellStart"/>
             <w:r>
               <w:t>FK_Orders_CargoTypes</w:t>
             </w:r>
-            <w:proofErr w:type="spellEnd"/>
           </w:p>
         </w:tc>
         <w:tc>
@@ -9061,11 +5590,9 @@
             <w:vAlign w:val="center"/>
           </w:tcPr>
           <w:p>
-            <w:proofErr w:type="spellStart"/>
             <w:r>
               <w:t>Orders</w:t>
             </w:r>
-            <w:proofErr w:type="spellEnd"/>
           </w:p>
         </w:tc>
         <w:tc>
@@ -9074,11 +5601,9 @@
             <w:vAlign w:val="center"/>
           </w:tcPr>
           <w:p>
-            <w:proofErr w:type="spellStart"/>
             <w:r>
               <w:t>CargoTypes</w:t>
             </w:r>
-            <w:proofErr w:type="spellEnd"/>
           </w:p>
         </w:tc>
         <w:tc>
@@ -9103,11 +5628,9 @@
             <w:vAlign w:val="center"/>
           </w:tcPr>
           <w:p>
-            <w:proofErr w:type="spellStart"/>
             <w:r>
               <w:t>FK_OrderStatusHistory_Orders</w:t>
             </w:r>
-            <w:proofErr w:type="spellEnd"/>
           </w:p>
         </w:tc>
         <w:tc>
@@ -9119,11 +5642,9 @@
             <w:vAlign w:val="center"/>
           </w:tcPr>
           <w:p>
-            <w:proofErr w:type="spellStart"/>
             <w:r>
               <w:t>OrderStatusHistory</w:t>
             </w:r>
-            <w:proofErr w:type="spellEnd"/>
           </w:p>
         </w:tc>
         <w:tc>
@@ -9135,11 +5656,9 @@
             <w:vAlign w:val="center"/>
           </w:tcPr>
           <w:p>
-            <w:proofErr w:type="spellStart"/>
             <w:r>
               <w:t>Orders</w:t>
             </w:r>
-            <w:proofErr w:type="spellEnd"/>
           </w:p>
         </w:tc>
         <w:tc>
@@ -9167,11 +5686,9 @@
             <w:vAlign w:val="center"/>
           </w:tcPr>
           <w:p>
-            <w:proofErr w:type="spellStart"/>
             <w:r>
               <w:t>FK_DeliveryConfirmations_Orders</w:t>
             </w:r>
-            <w:proofErr w:type="spellEnd"/>
           </w:p>
         </w:tc>
         <w:tc>
@@ -9183,11 +5700,9 @@
             <w:vAlign w:val="center"/>
           </w:tcPr>
           <w:p>
-            <w:proofErr w:type="spellStart"/>
             <w:r>
               <w:t>DeliveryConfirmations</w:t>
             </w:r>
-            <w:proofErr w:type="spellEnd"/>
           </w:p>
         </w:tc>
         <w:tc>
@@ -9199,11 +5714,9 @@
             <w:vAlign w:val="center"/>
           </w:tcPr>
           <w:p>
-            <w:proofErr w:type="spellStart"/>
             <w:r>
               <w:t>Orders</w:t>
             </w:r>
-            <w:proofErr w:type="spellEnd"/>
           </w:p>
         </w:tc>
         <w:tc>
@@ -9331,11 +5844,9 @@
             <w:pPr>
               <w:jc w:val="left"/>
             </w:pPr>
-            <w:proofErr w:type="spellStart"/>
             <w:r>
               <w:t>FK_DeliverySessions_Orders</w:t>
             </w:r>
-            <w:proofErr w:type="spellEnd"/>
           </w:p>
         </w:tc>
         <w:tc>
@@ -9347,11 +5858,9 @@
             <w:pPr>
               <w:jc w:val="left"/>
             </w:pPr>
-            <w:proofErr w:type="spellStart"/>
             <w:r>
               <w:t>DeliverySessions</w:t>
             </w:r>
-            <w:proofErr w:type="spellEnd"/>
           </w:p>
         </w:tc>
         <w:tc>
@@ -9363,11 +5872,9 @@
             <w:pPr>
               <w:jc w:val="left"/>
             </w:pPr>
-            <w:proofErr w:type="spellStart"/>
             <w:r>
               <w:t>Orders</w:t>
             </w:r>
-            <w:proofErr w:type="spellEnd"/>
           </w:p>
         </w:tc>
         <w:tc>
@@ -9395,11 +5902,9 @@
             <w:pPr>
               <w:jc w:val="left"/>
             </w:pPr>
-            <w:proofErr w:type="spellStart"/>
             <w:r>
               <w:t>FK_Notifications_Users</w:t>
             </w:r>
-            <w:proofErr w:type="spellEnd"/>
           </w:p>
         </w:tc>
         <w:tc>
@@ -9411,11 +5916,9 @@
             <w:pPr>
               <w:jc w:val="left"/>
             </w:pPr>
-            <w:proofErr w:type="spellStart"/>
             <w:r>
               <w:t>Notifications</w:t>
             </w:r>
-            <w:proofErr w:type="spellEnd"/>
           </w:p>
         </w:tc>
         <w:tc>
@@ -9427,11 +5930,9 @@
             <w:pPr>
               <w:jc w:val="left"/>
             </w:pPr>
-            <w:proofErr w:type="spellStart"/>
             <w:r>
               <w:t>Users</w:t>
             </w:r>
-            <w:proofErr w:type="spellEnd"/>
           </w:p>
         </w:tc>
         <w:tc>
@@ -9459,11 +5960,9 @@
             <w:pPr>
               <w:jc w:val="left"/>
             </w:pPr>
-            <w:proofErr w:type="spellStart"/>
             <w:r>
               <w:t>FK_RouteListOrders_RouteLists</w:t>
             </w:r>
-            <w:proofErr w:type="spellEnd"/>
           </w:p>
         </w:tc>
         <w:tc>
@@ -9475,11 +5974,9 @@
             <w:pPr>
               <w:jc w:val="left"/>
             </w:pPr>
-            <w:proofErr w:type="spellStart"/>
             <w:r>
               <w:t>RouteListOrders</w:t>
             </w:r>
-            <w:proofErr w:type="spellEnd"/>
           </w:p>
         </w:tc>
         <w:tc>
@@ -9491,11 +5988,9 @@
             <w:pPr>
               <w:jc w:val="left"/>
             </w:pPr>
-            <w:proofErr w:type="spellStart"/>
             <w:r>
               <w:t>RouteLists</w:t>
             </w:r>
-            <w:proofErr w:type="spellEnd"/>
           </w:p>
         </w:tc>
         <w:tc>
@@ -9520,11 +6015,9 @@
             <w:vAlign w:val="center"/>
           </w:tcPr>
           <w:p>
-            <w:proofErr w:type="spellStart"/>
             <w:r>
               <w:t>FK_RouteListOrders_Orders</w:t>
             </w:r>
-            <w:proofErr w:type="spellEnd"/>
           </w:p>
         </w:tc>
         <w:tc>
@@ -9533,11 +6026,9 @@
             <w:vAlign w:val="center"/>
           </w:tcPr>
           <w:p>
-            <w:proofErr w:type="spellStart"/>
             <w:r>
               <w:t>RouteListOrders</w:t>
             </w:r>
-            <w:proofErr w:type="spellEnd"/>
           </w:p>
         </w:tc>
         <w:tc>
@@ -9546,11 +6037,9 @@
             <w:vAlign w:val="center"/>
           </w:tcPr>
           <w:p>
-            <w:proofErr w:type="spellStart"/>
             <w:r>
               <w:t>Orders</w:t>
             </w:r>
-            <w:proofErr w:type="spellEnd"/>
           </w:p>
         </w:tc>
         <w:tc>
@@ -9572,11 +6061,9 @@
             <w:vAlign w:val="center"/>
           </w:tcPr>
           <w:p>
-            <w:proofErr w:type="spellStart"/>
             <w:r>
               <w:t>FK_Tariffs_Zones</w:t>
             </w:r>
-            <w:proofErr w:type="spellEnd"/>
           </w:p>
         </w:tc>
         <w:tc>
@@ -9585,11 +6072,9 @@
             <w:vAlign w:val="center"/>
           </w:tcPr>
           <w:p>
-            <w:proofErr w:type="spellStart"/>
             <w:r>
               <w:t>Tariffs</w:t>
             </w:r>
-            <w:proofErr w:type="spellEnd"/>
           </w:p>
         </w:tc>
         <w:tc>
@@ -9598,11 +6083,9 @@
             <w:vAlign w:val="center"/>
           </w:tcPr>
           <w:p>
-            <w:proofErr w:type="spellStart"/>
             <w:r>
               <w:t>Zones</w:t>
             </w:r>
-            <w:proofErr w:type="spellEnd"/>
           </w:p>
         </w:tc>
         <w:tc>
@@ -9624,11 +6107,9 @@
             <w:vAlign w:val="center"/>
           </w:tcPr>
           <w:p>
-            <w:proofErr w:type="spellStart"/>
             <w:r>
               <w:t>FK_Tariffs_CargoTypes</w:t>
             </w:r>
-            <w:proofErr w:type="spellEnd"/>
           </w:p>
         </w:tc>
         <w:tc>
@@ -9637,11 +6118,9 @@
             <w:vAlign w:val="center"/>
           </w:tcPr>
           <w:p>
-            <w:proofErr w:type="spellStart"/>
             <w:r>
               <w:t>Tariffs</w:t>
             </w:r>
-            <w:proofErr w:type="spellEnd"/>
           </w:p>
         </w:tc>
         <w:tc>
@@ -9650,11 +6129,9 @@
             <w:vAlign w:val="center"/>
           </w:tcPr>
           <w:p>
-            <w:proofErr w:type="spellStart"/>
             <w:r>
               <w:t>CargoTypes</w:t>
             </w:r>
-            <w:proofErr w:type="spellEnd"/>
           </w:p>
         </w:tc>
         <w:tc>
@@ -9746,23 +6223,7 @@
         <w:pStyle w:val="affd"/>
       </w:pPr>
       <w:r>
-        <w:t>Клиентское приложение «</w:t>
-      </w:r>
-      <w:proofErr w:type="spellStart"/>
-      <w:r>
-        <w:t>FastDelivery</w:t>
-      </w:r>
-      <w:proofErr w:type="spellEnd"/>
-      <w:r>
-        <w:t xml:space="preserve">» разработано с использованием технологии Windows </w:t>
-      </w:r>
-      <w:proofErr w:type="spellStart"/>
-      <w:r>
-        <w:t>Presentation</w:t>
-      </w:r>
-      <w:proofErr w:type="spellEnd"/>
-      <w:r>
-        <w:t xml:space="preserve"> Foundation (WPF) на языке программирования C#</w:t>
+        <w:t>Клиентское приложение «FastDelivery» разработано с использованием технологии Windows Presentation Foundation (WPF) на языке программирования C#</w:t>
       </w:r>
       <w:r>
         <w:rPr>
@@ -9771,71 +6232,23 @@
         <w:footnoteReference w:id="5"/>
       </w:r>
       <w:r>
-        <w:t>. WPF является частью платформы .NET и предоставляет развитые средства для построения настольных приложений с богатым пользовательским интерфейсом: поддержку стилей, привязки данных (</w:t>
-      </w:r>
-      <w:proofErr w:type="spellStart"/>
-      <w:r>
-        <w:t>data</w:t>
-      </w:r>
-      <w:proofErr w:type="spellEnd"/>
-      <w:r>
-        <w:t xml:space="preserve"> </w:t>
-      </w:r>
-      <w:proofErr w:type="spellStart"/>
-      <w:r>
-        <w:t>binding</w:t>
-      </w:r>
-      <w:proofErr w:type="spellEnd"/>
-      <w:r>
-        <w:t xml:space="preserve">), </w:t>
-      </w:r>
-      <w:proofErr w:type="spellStart"/>
-      <w:r>
-        <w:t>анимаций</w:t>
-      </w:r>
-      <w:proofErr w:type="spellEnd"/>
-      <w:r>
-        <w:t xml:space="preserve"> и векторной графики.</w:t>
-      </w:r>
-    </w:p>
-    <w:p>
-      <w:pPr>
-        <w:pStyle w:val="affd"/>
-      </w:pPr>
-      <w:r>
-        <w:t>Архитектурно приложение организовано по принципу разделения ответственности: логика работы с данными отделена от логики пользовательского интерфейса. Пользовательский интерфейс описывается в файлах разметки XAML, тогда как обработка событий, обращения к данным и бизнес-логика реализованы в классах-обработчиках (</w:t>
-      </w:r>
-      <w:proofErr w:type="spellStart"/>
-      <w:r>
-        <w:t>code-behind</w:t>
-      </w:r>
-      <w:proofErr w:type="spellEnd"/>
-      <w:r>
-        <w:t xml:space="preserve">). Хранение данных в текущей учебной MVP-версии реализовано посредством коллекций объектов в оперативной памяти, однако архитектура приложения предусматривает полноценный переход на MS SQL Server: классы доступа к данным инкапсулированы в отдельном слое и могут быть заменены на реализации с использованием ADO.NET или </w:t>
-      </w:r>
-      <w:proofErr w:type="spellStart"/>
-      <w:r>
-        <w:t>Entity</w:t>
-      </w:r>
-      <w:proofErr w:type="spellEnd"/>
-      <w:r>
-        <w:t xml:space="preserve"> Framework Core без изменения логики интерфейса.</w:t>
-      </w:r>
-    </w:p>
-    <w:p>
-      <w:pPr>
-        <w:pStyle w:val="affd"/>
-      </w:pPr>
-      <w:r>
-        <w:t xml:space="preserve">После запуска приложения пользователю отображается окно авторизации. Введённые учётные данные проверяются по хранилищу пользователей. При успешной аутентификации загружается главное окно </w:t>
-      </w:r>
-      <w:proofErr w:type="spellStart"/>
-      <w:r>
-        <w:t>MainWindow</w:t>
-      </w:r>
-      <w:proofErr w:type="spellEnd"/>
-      <w:r>
-        <w:t>, конфигурация которого определяется ролью вошедшего пользователя: набор видимых вкладок и доступных операций формируется динамически.</w:t>
+        <w:t>. WPF является частью платформы .NET и предоставляет развитые средства для построения настольных приложений с богатым пользовательским интерфейсом: поддержку стилей, привязки данных (data binding), анимаций и векторной графики.</w:t>
+      </w:r>
+    </w:p>
+    <w:p>
+      <w:pPr>
+        <w:pStyle w:val="affd"/>
+      </w:pPr>
+      <w:r>
+        <w:t>Архитектурно приложение организовано по принципу разделения ответственности: логика работы с данными отделена от логики пользовательского интерфейса. Пользовательский интерфейс описывается в файлах разметки XAML, тогда как обработка событий, обращения к данным и бизнес-логика реализованы в классах-обработчиках (code-behind). Хранение данных в текущей учебной MVP-версии реализовано посредством коллекций объектов в оперативной памяти, однако архитектура приложения предусматривает полноценный переход на MS SQL Server: классы доступа к данным инкапсулированы в отдельном слое и могут быть заменены на реализации с использованием ADO.NET или Entity Framework Core без изменения логики интерфейса.</w:t>
+      </w:r>
+    </w:p>
+    <w:p>
+      <w:pPr>
+        <w:pStyle w:val="affd"/>
+      </w:pPr>
+      <w:r>
+        <w:t>После запуска приложения пользователю отображается окно авторизации. Введённые учётные данные проверяются по хранилищу пользователей. При успешной аутентификации загружается главное окно MainWindow, конфигурация которого определяется ролью вошедшего пользователя: набор видимых вкладок и доступных операций формируется динамически.</w:t>
       </w:r>
     </w:p>
     <w:p>
@@ -9923,11 +6336,9 @@
             <w:vAlign w:val="center"/>
           </w:tcPr>
           <w:p>
-            <w:proofErr w:type="spellStart"/>
             <w:r>
               <w:t>admin</w:t>
             </w:r>
-            <w:proofErr w:type="spellEnd"/>
           </w:p>
         </w:tc>
         <w:tc>
@@ -9936,11 +6347,9 @@
             <w:vAlign w:val="center"/>
           </w:tcPr>
           <w:p>
-            <w:proofErr w:type="spellStart"/>
             <w:r>
               <w:t>admin</w:t>
             </w:r>
-            <w:proofErr w:type="spellEnd"/>
           </w:p>
         </w:tc>
         <w:tc>
@@ -9973,11 +6382,9 @@
             <w:vAlign w:val="center"/>
           </w:tcPr>
           <w:p>
-            <w:proofErr w:type="spellStart"/>
             <w:r>
               <w:t>dispatcher</w:t>
             </w:r>
-            <w:proofErr w:type="spellEnd"/>
           </w:p>
         </w:tc>
         <w:tc>
@@ -9986,11 +6393,9 @@
             <w:vAlign w:val="center"/>
           </w:tcPr>
           <w:p>
-            <w:proofErr w:type="spellStart"/>
             <w:r>
               <w:t>dispatcher</w:t>
             </w:r>
-            <w:proofErr w:type="spellEnd"/>
           </w:p>
         </w:tc>
         <w:tc>
@@ -10120,15 +6525,7 @@
         <w:pStyle w:val="affd"/>
       </w:pPr>
       <w:r>
-        <w:t xml:space="preserve">Вкладка «Заказы» отображает список заказов в виде таблицы (компонент </w:t>
-      </w:r>
-      <w:proofErr w:type="spellStart"/>
-      <w:r>
-        <w:t>DataGrid</w:t>
-      </w:r>
-      <w:proofErr w:type="spellEnd"/>
-      <w:r>
-        <w:t>). Набор отображаемых записей фильтруется по роли: диспетчер и администратор видят все заказы; клиент — только свои; курьер — только назначенные ему. Для каждой строки доступны операции в зависимости от роли и текущего статуса заказа. При двойном щелчке по строке открывается форма с детальной информацией о заказе: полными адресами, историей статусов, контактами.</w:t>
+        <w:t>Вкладка «Заказы» отображает список заказов в виде таблицы (компонент DataGrid). Набор отображаемых записей фильтруется по роли: диспетчер и администратор видят все заказы; клиент — только свои; курьер — только назначенные ему. Для каждой строки доступны операции в зависимости от роли и текущего статуса заказа. При двойном щелчке по строке открывается форма с детальной информацией о заказе: полными адресами, историей статусов, контактами.</w:t>
       </w:r>
     </w:p>
     <w:p>
@@ -10172,47 +6569,15 @@
         <w:pStyle w:val="affd"/>
       </w:pPr>
       <w:r>
-        <w:t xml:space="preserve">В проектируемой архитектуре обращения к базе данных сосредоточены в классах слоя доступа к данным (Data Access Layer). Каждому логическому разделу системы соответствует отдельный класс-репозиторий: </w:t>
-      </w:r>
-      <w:proofErr w:type="spellStart"/>
-      <w:r>
-        <w:t>OrderRepository</w:t>
-      </w:r>
-      <w:proofErr w:type="spellEnd"/>
-      <w:r>
-        <w:t xml:space="preserve">, </w:t>
-      </w:r>
-      <w:proofErr w:type="spellStart"/>
-      <w:r>
-        <w:t>CourierRepository</w:t>
-      </w:r>
-      <w:proofErr w:type="spellEnd"/>
-      <w:r>
-        <w:t xml:space="preserve">, </w:t>
-      </w:r>
-      <w:proofErr w:type="spellStart"/>
-      <w:r>
-        <w:t>UserRepository</w:t>
-      </w:r>
-      <w:proofErr w:type="spellEnd"/>
-      <w:r>
-        <w:t xml:space="preserve"> и т.д. Репозиторий инкапсулирует запросы к базе и возвращает объекты доменной модели.</w:t>
-      </w:r>
-    </w:p>
-    <w:p>
-      <w:pPr>
-        <w:pStyle w:val="affd"/>
-      </w:pPr>
-      <w:r>
-        <w:t xml:space="preserve">Для выполнения операций, затрагивающих несколько таблиц (назначение курьера, подтверждение доставки), приложение вызывает хранимые процедуры — это обеспечивает атомарность операций и перекладывает контроль транзакций на сторону сервера баз данных. Простые операции чтения (списки заказов, справочники) выполняются через представления или параметрические запросы. Расчёт стоимости доставки при создании нового заказа производится вызовом скалярной функции </w:t>
-      </w:r>
-      <w:proofErr w:type="spellStart"/>
-      <w:r>
-        <w:t>fn_CalculateDeliveryCost</w:t>
-      </w:r>
-      <w:proofErr w:type="spellEnd"/>
-      <w:r>
-        <w:t>.</w:t>
+        <w:t>В проектируемой архитектуре обращения к базе данных сосредоточены в классах слоя доступа к данным (Data Access Layer). Каждому логическому разделу системы соответствует отдельный класс-репозиторий: OrderRepository, CourierRepository, UserRepository и т.д. Репозиторий инкапсулирует запросы к базе и возвращает объекты доменной модели.</w:t>
+      </w:r>
+    </w:p>
+    <w:p>
+      <w:pPr>
+        <w:pStyle w:val="affd"/>
+      </w:pPr>
+      <w:r>
+        <w:t>Для выполнения операций, затрагивающих несколько таблиц (назначение курьера, подтверждение доставки), приложение вызывает хранимые процедуры — это обеспечивает атомарность операций и перекладывает контроль транзакций на сторону сервера баз данных. Простые операции чтения (списки заказов, справочники) выполняются через представления или параметрические запросы. Расчёт стоимости доставки при создании нового заказа производится вызовом скалярной функции fn_CalculateDeliveryCost.</w:t>
       </w:r>
     </w:p>
     <w:p>
@@ -10232,29 +6597,16 @@
       <w:bookmarkStart w:id="18" w:name="_Toc232682956"/>
       <w:r>
         <w:lastRenderedPageBreak/>
-        <w:t xml:space="preserve">Разработка описания проекта в </w:t>
-      </w:r>
-      <w:proofErr w:type="spellStart"/>
-      <w:r>
-        <w:t>GitHub</w:t>
+        <w:t>Разработка описания проекта в GitHub</w:t>
       </w:r>
       <w:bookmarkEnd w:id="18"/>
-      <w:proofErr w:type="spellEnd"/>
-    </w:p>
-    <w:p>
-      <w:pPr>
-        <w:pStyle w:val="affd"/>
-      </w:pPr>
-      <w:r>
-        <w:t xml:space="preserve">Исходный код проекта размещён в публичном репозитории </w:t>
-      </w:r>
-      <w:proofErr w:type="spellStart"/>
-      <w:r>
-        <w:t>GitHub</w:t>
-      </w:r>
-      <w:proofErr w:type="spellEnd"/>
-      <w:r>
-        <w:t xml:space="preserve"> по адресу: https://github.com/MG178/vlasov</w:t>
+    </w:p>
+    <w:p>
+      <w:pPr>
+        <w:pStyle w:val="affd"/>
+      </w:pPr>
+      <w:r>
+        <w:t>Исходный код проекта размещён в публичном репозитории GitHub по адресу: https://github.com/MG178/vlasov</w:t>
       </w:r>
       <w:r>
         <w:rPr>
@@ -10313,18 +6665,8 @@
         <w:pStyle w:val="affb"/>
       </w:pPr>
       <w:r>
-        <w:t xml:space="preserve">Рисунок 6 — Главной страницы </w:t>
-      </w:r>
-      <w:proofErr w:type="gramStart"/>
-      <w:r>
-        <w:t xml:space="preserve">репозитория  </w:t>
-      </w:r>
-      <w:proofErr w:type="spellStart"/>
-      <w:r>
-        <w:t>GitHub</w:t>
-      </w:r>
-      <w:proofErr w:type="spellEnd"/>
-      <w:proofErr w:type="gramEnd"/>
+        <w:t>Рисунок 6 — Главной страницы репозитория  GitHub</w:t>
+      </w:r>
     </w:p>
     <w:p>
       <w:pPr>
@@ -10374,83 +6716,31 @@
         <w:pStyle w:val="affb"/>
       </w:pPr>
       <w:r>
-        <w:t xml:space="preserve">Рисунок 7 — Структура репозитория </w:t>
-      </w:r>
-      <w:proofErr w:type="spellStart"/>
-      <w:r>
-        <w:t>GitHub</w:t>
-      </w:r>
-      <w:proofErr w:type="spellEnd"/>
-    </w:p>
-    <w:p>
-      <w:pPr>
-        <w:pStyle w:val="affd"/>
-      </w:pPr>
-      <w:proofErr w:type="spellStart"/>
-      <w:r>
-        <w:t>App.xaml</w:t>
-      </w:r>
-      <w:proofErr w:type="spellEnd"/>
-      <w:r>
-        <w:t xml:space="preserve"> является точкой входа в WPF-приложение. В нём объявляются глобальные ресурсы: словари стилей, цветовые схемы, шаблоны элементов управления, используемые во всех окнах приложения.</w:t>
-      </w:r>
-    </w:p>
-    <w:p>
-      <w:pPr>
-        <w:pStyle w:val="affd"/>
-      </w:pPr>
-      <w:proofErr w:type="spellStart"/>
-      <w:r>
-        <w:t>MainWindow.xaml</w:t>
-      </w:r>
-      <w:proofErr w:type="spellEnd"/>
-      <w:r>
-        <w:t xml:space="preserve"> содержит разметку главного окна с вкладочной навигацией. В его </w:t>
-      </w:r>
-      <w:proofErr w:type="spellStart"/>
-      <w:r>
-        <w:t>code-behind</w:t>
-      </w:r>
-      <w:proofErr w:type="spellEnd"/>
-      <w:r>
-        <w:t xml:space="preserve"> реализована логика инициализации: после авторизации в </w:t>
-      </w:r>
-      <w:proofErr w:type="spellStart"/>
-      <w:r>
-        <w:t>MainWindow</w:t>
-      </w:r>
-      <w:proofErr w:type="spellEnd"/>
-      <w:r>
-        <w:t xml:space="preserve"> передаётся объект текущего пользователя, на основании роли которого скрываются или отображаются соответствующие вкладки.</w:t>
-      </w:r>
-    </w:p>
-    <w:p>
-      <w:pPr>
-        <w:pStyle w:val="affd"/>
-      </w:pPr>
-      <w:proofErr w:type="spellStart"/>
-      <w:r>
-        <w:t>LoginWindow.xaml</w:t>
-      </w:r>
-      <w:proofErr w:type="spellEnd"/>
-      <w:r>
-        <w:t xml:space="preserve"> реализует форму авторизации. В </w:t>
-      </w:r>
-      <w:proofErr w:type="spellStart"/>
-      <w:r>
-        <w:t>code-behind</w:t>
-      </w:r>
-      <w:proofErr w:type="spellEnd"/>
-      <w:r>
-        <w:t xml:space="preserve"> выполняется поиск пользователя по логину в хранилище </w:t>
-      </w:r>
-      <w:proofErr w:type="spellStart"/>
-      <w:r>
-        <w:t>DataStore</w:t>
-      </w:r>
-      <w:proofErr w:type="spellEnd"/>
-      <w:r>
-        <w:t xml:space="preserve"> и сравнение введённого пароля.</w:t>
+        <w:t>Рисунок 7 — Структура репозитория GitHub</w:t>
+      </w:r>
+    </w:p>
+    <w:p>
+      <w:pPr>
+        <w:pStyle w:val="affd"/>
+      </w:pPr>
+      <w:r>
+        <w:t>App.xaml является точкой входа в WPF-приложение. В нём объявляются глобальные ресурсы: словари стилей, цветовые схемы, шаблоны элементов управления, используемые во всех окнах приложения.</w:t>
+      </w:r>
+    </w:p>
+    <w:p>
+      <w:pPr>
+        <w:pStyle w:val="affd"/>
+      </w:pPr>
+      <w:r>
+        <w:t>MainWindow.xaml содержит разметку главного окна с вкладочной навигацией. В его code-behind реализована логика инициализации: после авторизации в MainWindow передаётся объект текущего пользователя, на основании роли которого скрываются или отображаются соответствующие вкладки.</w:t>
+      </w:r>
+    </w:p>
+    <w:p>
+      <w:pPr>
+        <w:pStyle w:val="affd"/>
+      </w:pPr>
+      <w:r>
+        <w:t>LoginWindow.xaml реализует форму авторизации. В code-behind выполняется поиск пользователя по логину в хранилище DataStore и сравнение введённого пароля.</w:t>
       </w:r>
     </w:p>
     <w:p>
@@ -10461,23 +6751,7 @@
         </w:rPr>
       </w:pPr>
       <w:r>
-        <w:t xml:space="preserve">Папка </w:t>
-      </w:r>
-      <w:proofErr w:type="spellStart"/>
-      <w:r>
-        <w:t>Models</w:t>
-      </w:r>
-      <w:proofErr w:type="spellEnd"/>
-      <w:r>
-        <w:t>/ содержит POCO-классы (</w:t>
-      </w:r>
-      <w:proofErr w:type="spellStart"/>
-      <w:r>
-        <w:t>Plain</w:t>
-      </w:r>
-      <w:proofErr w:type="spellEnd"/>
-      <w:r>
-        <w:t xml:space="preserve"> Old CLR Object), отражающие сущности предметной области. Каждый класс содержит свойства, соответствующие столбцам соответствующей таблицы базы данных. Например</w:t>
+        <w:t>Папка Models/ содержит POCO-классы (Plain Old CLR Object), отражающие сущности предметной области. Каждый класс содержит свойства, соответствующие столбцам соответствующей таблицы базы данных. Например</w:t>
       </w:r>
       <w:r>
         <w:rPr>
@@ -10510,133 +6784,35 @@
         <w:rPr>
           <w:lang w:val="en-US"/>
         </w:rPr>
+        <w:t xml:space="preserve"> OrderId, TrackingNumber, Status, ClientId, CourierId, PickupAddress, DeliveryAddress, CalculatedCost </w:t>
+      </w:r>
+      <w:r>
+        <w:t>и</w:t>
+      </w:r>
+      <w:r>
+        <w:rPr>
+          <w:lang w:val="en-US"/>
+        </w:rPr>
         <w:t xml:space="preserve"> </w:t>
       </w:r>
-      <w:proofErr w:type="spellStart"/>
+      <w:r>
+        <w:t>т</w:t>
+      </w:r>
       <w:r>
         <w:rPr>
           <w:lang w:val="en-US"/>
         </w:rPr>
-        <w:t>OrderId</w:t>
-      </w:r>
-      <w:proofErr w:type="spellEnd"/>
+        <w:t>.</w:t>
+      </w:r>
+      <w:r>
+        <w:t>д</w:t>
+      </w:r>
       <w:r>
         <w:rPr>
           <w:lang w:val="en-US"/>
         </w:rPr>
-        <w:t xml:space="preserve">, </w:t>
-      </w:r>
-      <w:proofErr w:type="spellStart"/>
-      <w:r>
-        <w:rPr>
-          <w:lang w:val="en-US"/>
-        </w:rPr>
-        <w:t>TrackingNumber</w:t>
-      </w:r>
-      <w:proofErr w:type="spellEnd"/>
-      <w:r>
-        <w:rPr>
-          <w:lang w:val="en-US"/>
-        </w:rPr>
-        <w:t xml:space="preserve">, Status, </w:t>
-      </w:r>
-      <w:proofErr w:type="spellStart"/>
-      <w:r>
-        <w:rPr>
-          <w:lang w:val="en-US"/>
-        </w:rPr>
-        <w:t>ClientId</w:t>
-      </w:r>
-      <w:proofErr w:type="spellEnd"/>
-      <w:r>
-        <w:rPr>
-          <w:lang w:val="en-US"/>
-        </w:rPr>
-        <w:t xml:space="preserve">, </w:t>
-      </w:r>
-      <w:proofErr w:type="spellStart"/>
-      <w:r>
-        <w:rPr>
-          <w:lang w:val="en-US"/>
-        </w:rPr>
-        <w:t>CourierId</w:t>
-      </w:r>
-      <w:proofErr w:type="spellEnd"/>
-      <w:r>
-        <w:rPr>
-          <w:lang w:val="en-US"/>
-        </w:rPr>
-        <w:t xml:space="preserve">, </w:t>
-      </w:r>
-      <w:proofErr w:type="spellStart"/>
-      <w:r>
-        <w:rPr>
-          <w:lang w:val="en-US"/>
-        </w:rPr>
-        <w:t>PickupAddress</w:t>
-      </w:r>
-      <w:proofErr w:type="spellEnd"/>
-      <w:r>
-        <w:rPr>
-          <w:lang w:val="en-US"/>
-        </w:rPr>
-        <w:t xml:space="preserve">, </w:t>
-      </w:r>
-      <w:proofErr w:type="spellStart"/>
-      <w:r>
-        <w:rPr>
-          <w:lang w:val="en-US"/>
-        </w:rPr>
-        <w:t>DeliveryAddress</w:t>
-      </w:r>
-      <w:proofErr w:type="spellEnd"/>
-      <w:r>
-        <w:rPr>
-          <w:lang w:val="en-US"/>
-        </w:rPr>
-        <w:t xml:space="preserve">, </w:t>
-      </w:r>
-      <w:proofErr w:type="spellStart"/>
-      <w:r>
-        <w:rPr>
-          <w:lang w:val="en-US"/>
-        </w:rPr>
-        <w:t>CalculatedCost</w:t>
-      </w:r>
-      <w:proofErr w:type="spellEnd"/>
-      <w:r>
-        <w:rPr>
-          <w:lang w:val="en-US"/>
-        </w:rPr>
-        <w:t xml:space="preserve"> </w:t>
-      </w:r>
-      <w:r>
-        <w:t>и</w:t>
-      </w:r>
-      <w:r>
-        <w:rPr>
-          <w:lang w:val="en-US"/>
-        </w:rPr>
-        <w:t xml:space="preserve"> </w:t>
-      </w:r>
-      <w:r>
-        <w:t>т</w:t>
-      </w:r>
-      <w:r>
-        <w:rPr>
-          <w:lang w:val="en-US"/>
-        </w:rPr>
         <w:t>.</w:t>
       </w:r>
-      <w:r>
-        <w:t>д</w:t>
-      </w:r>
-      <w:r>
-        <w:rPr>
-          <w:lang w:val="en-US"/>
-        </w:rPr>
-        <w:t>.</w:t>
-      </w:r>
     </w:p>
     <w:p>
       <w:pPr>
@@ -10644,76 +6820,15 @@
       </w:pPr>
       <w:r>
         <w:lastRenderedPageBreak/>
-        <w:t xml:space="preserve">Класс </w:t>
-      </w:r>
-      <w:proofErr w:type="spellStart"/>
-      <w:r>
-        <w:t>DataStore</w:t>
-      </w:r>
-      <w:proofErr w:type="spellEnd"/>
-      <w:r>
-        <w:t xml:space="preserve"> в папке Storage реализует паттерн «хранилище в памяти» для MVP-версии. Он содержит статические коллекции (List&lt;T&gt;) для каждой сущности и предоставляет методы доступа к ним. При запуске приложения </w:t>
-      </w:r>
-      <w:proofErr w:type="spellStart"/>
-      <w:r>
-        <w:t>DataStore</w:t>
-      </w:r>
-      <w:proofErr w:type="spellEnd"/>
-      <w:r>
-        <w:t xml:space="preserve"> заполняется тестовыми данными, включая демонстрационные аккаунты.</w:t>
-      </w:r>
-    </w:p>
-    <w:p>
-      <w:pPr>
-        <w:pStyle w:val="affd"/>
-      </w:pPr>
-      <w:proofErr w:type="spellStart"/>
-      <w:r>
-        <w:t>schema.sql</w:t>
-      </w:r>
-      <w:proofErr w:type="spellEnd"/>
-      <w:r>
-        <w:t xml:space="preserve"> в папке </w:t>
-      </w:r>
-      <w:proofErr w:type="spellStart"/>
-      <w:r>
-        <w:t>database</w:t>
-      </w:r>
-      <w:proofErr w:type="spellEnd"/>
-      <w:r>
-        <w:t xml:space="preserve"> — полный скрипт создания базы данных MS SQL Server, включающий определения всех таблиц, индексов, внешних ключей, ограничений, а также триггер </w:t>
-      </w:r>
-      <w:proofErr w:type="spellStart"/>
-      <w:r>
-        <w:t>trg_OrderStatusHistory_CheckDelivery</w:t>
-      </w:r>
-      <w:proofErr w:type="spellEnd"/>
-      <w:r>
-        <w:t xml:space="preserve">, хранимую процедуру </w:t>
-      </w:r>
-      <w:proofErr w:type="spellStart"/>
-      <w:r>
-        <w:t>usp_AssignCourier</w:t>
-      </w:r>
-      <w:proofErr w:type="spellEnd"/>
-      <w:r>
-        <w:t xml:space="preserve">, функцию </w:t>
-      </w:r>
-      <w:proofErr w:type="spellStart"/>
-      <w:r>
-        <w:t>fn_CalculateDeliveryCost</w:t>
-      </w:r>
-      <w:proofErr w:type="spellEnd"/>
-      <w:r>
-        <w:t xml:space="preserve"> и представление </w:t>
-      </w:r>
-      <w:proofErr w:type="spellStart"/>
-      <w:r>
-        <w:t>vw_CourierEfficiency</w:t>
-      </w:r>
-      <w:proofErr w:type="spellEnd"/>
-      <w:r>
-        <w:t>.</w:t>
+        <w:t>Класс DataStore в папке Storage реализует паттерн «хранилище в памяти» для MVP-версии. Он содержит статические коллекции (List&lt;T&gt;) для каждой сущности и предоставляет методы доступа к ним. При запуске приложения DataStore заполняется тестовыми данными, включая демонстрационные аккаунты.</w:t>
+      </w:r>
+    </w:p>
+    <w:p>
+      <w:pPr>
+        <w:pStyle w:val="affd"/>
+      </w:pPr>
+      <w:r>
+        <w:t>schema.sql в папке database — полный скрипт создания базы данных MS SQL Server, включающий определения всех таблиц, индексов, внешних ключей, ограничений, а также триггер trg_OrderStatusHistory_CheckDelivery, хранимую процедуру usp_AssignCourier, функцию fn_CalculateDeliveryCost и представление vw_CourierEfficiency.</w:t>
       </w:r>
     </w:p>
     <w:p>
@@ -10834,7 +6949,7 @@
       <w:bookmarkStart w:id="19" w:name="_Toc232682957"/>
       <w:r>
         <w:lastRenderedPageBreak/>
-        <w:t>ЗАКЛЮЧЕНИЕ</w:t>
+        <w:t>Заключение</w:t>
       </w:r>
       <w:bookmarkEnd w:id="19"/>
     </w:p>
@@ -10875,23 +6990,7 @@
         <w:pStyle w:val="affd"/>
       </w:pPr>
       <w:r>
-        <w:t>Разработано клиентское WPF-приложение «</w:t>
-      </w:r>
-      <w:proofErr w:type="spellStart"/>
-      <w:r>
-        <w:t>FastDelivery</w:t>
-      </w:r>
-      <w:proofErr w:type="spellEnd"/>
-      <w:r>
-        <w:t xml:space="preserve">», реализующее ролевой доступ и охватывающее основные функциональные блоки: управление заказами, работу с курьерами, ведение справочников, уведомления и отчётность. Исходный код размещён в публичном репозитории </w:t>
-      </w:r>
-      <w:proofErr w:type="spellStart"/>
-      <w:r>
-        <w:t>GitHub</w:t>
-      </w:r>
-      <w:proofErr w:type="spellEnd"/>
-      <w:r>
-        <w:t xml:space="preserve"> с подробной документацией.</w:t>
+        <w:t>Разработано клиентское WPF-приложение «FastDelivery», реализующее ролевой доступ и охватывающее основные функциональные блоки: управление заказами, работу с курьерами, ведение справочников, уведомления и отчётность. Исходный код размещён в публичном репозитории GitHub с подробной документацией.</w:t>
       </w:r>
     </w:p>
     <w:p>
@@ -10925,23 +7024,7 @@
         <w:t>п</w:t>
       </w:r>
       <w:r>
-        <w:t xml:space="preserve">ереход на MS SQL Server — замена </w:t>
-      </w:r>
-      <w:proofErr w:type="spellStart"/>
-      <w:r>
-        <w:t>in-memory</w:t>
-      </w:r>
-      <w:proofErr w:type="spellEnd"/>
-      <w:r>
-        <w:t xml:space="preserve"> хранилища на полноценную СУБД с использованием созданного скрипта </w:t>
-      </w:r>
-      <w:proofErr w:type="spellStart"/>
-      <w:r>
-        <w:t>schema.sql</w:t>
-      </w:r>
-      <w:proofErr w:type="spellEnd"/>
-      <w:r>
-        <w:t>;</w:t>
+        <w:t>ереход на MS SQL Server — замена in-memory хранилища на полноценную СУБД с использованием созданного скрипта schema.sql;</w:t>
       </w:r>
     </w:p>
     <w:p>
@@ -10955,15 +7038,7 @@
         <w:t>и</w:t>
       </w:r>
       <w:r>
-        <w:t xml:space="preserve">нтеграция с картографическими сервисами — визуализация маршрутов курьеров на карте, </w:t>
-      </w:r>
-      <w:proofErr w:type="spellStart"/>
-      <w:r>
-        <w:t>геокодирование</w:t>
-      </w:r>
-      <w:proofErr w:type="spellEnd"/>
-      <w:r>
-        <w:t xml:space="preserve"> адресов;</w:t>
+        <w:t>нтеграция с картографическими сервисами — визуализация маршрутов курьеров на карте, геокодирование адресов;</w:t>
       </w:r>
     </w:p>
     <w:p>
@@ -10977,31 +7052,7 @@
         <w:t>м</w:t>
       </w:r>
       <w:r>
-        <w:t xml:space="preserve">обильное приложение для курьеров — нативный клиент на </w:t>
-      </w:r>
-      <w:proofErr w:type="spellStart"/>
-      <w:r>
-        <w:t>Android</w:t>
-      </w:r>
-      <w:proofErr w:type="spellEnd"/>
-      <w:r>
-        <w:t>/</w:t>
-      </w:r>
-      <w:proofErr w:type="spellStart"/>
-      <w:r>
-        <w:t>iOS</w:t>
-      </w:r>
-      <w:proofErr w:type="spellEnd"/>
-      <w:r>
-        <w:t xml:space="preserve"> с </w:t>
-      </w:r>
-      <w:proofErr w:type="spellStart"/>
-      <w:r>
-        <w:t>push</w:t>
-      </w:r>
-      <w:proofErr w:type="spellEnd"/>
-      <w:r>
-        <w:t>-уведомлениями и GPS-трекингом;</w:t>
+        <w:t>обильное приложение для курьеров — нативный клиент на Android/iOS с push-уведомлениями и GPS-трекингом;</w:t>
       </w:r>
     </w:p>
     <w:p>
@@ -11023,15 +7074,7 @@
         <w:t>с</w:t>
       </w:r>
       <w:r>
-        <w:t xml:space="preserve">истема аналитики и </w:t>
-      </w:r>
-      <w:proofErr w:type="spellStart"/>
-      <w:r>
-        <w:t>дашбордов</w:t>
-      </w:r>
-      <w:proofErr w:type="spellEnd"/>
-      <w:r>
-        <w:t xml:space="preserve"> — расширенная отчётность с визуализацией KPI в реальном времени;</w:t>
+        <w:t>истема аналитики и дашбордов — расширенная отчётность с визуализацией KPI в реальном времени;</w:t>
       </w:r>
     </w:p>
     <w:p>
@@ -11055,11 +7098,12 @@
     <w:p>
       <w:pPr>
         <w:pStyle w:val="ATT-1"/>
+        <w:ind w:firstLine="720"/>
       </w:pPr>
       <w:bookmarkStart w:id="20" w:name="_Toc232682958"/>
       <w:r>
         <w:lastRenderedPageBreak/>
-        <w:t>ЛИТЕРАТУРА</w:t>
+        <w:t>Литература</w:t>
       </w:r>
       <w:bookmarkEnd w:id="20"/>
     </w:p>
@@ -11075,23 +7119,7 @@
         <w:t>Власов В. А.</w:t>
       </w:r>
       <w:r>
-        <w:t xml:space="preserve"> </w:t>
-      </w:r>
-      <w:proofErr w:type="spellStart"/>
-      <w:r>
-        <w:t>FastDelivery</w:t>
-      </w:r>
-      <w:proofErr w:type="spellEnd"/>
-      <w:r>
-        <w:t xml:space="preserve">: клиентское приложение для автоматизации логистики курьерской доставки [Электронный ресурс] // </w:t>
-      </w:r>
-      <w:proofErr w:type="spellStart"/>
-      <w:r>
-        <w:t>GitHub</w:t>
-      </w:r>
-      <w:proofErr w:type="spellEnd"/>
-      <w:r>
-        <w:t>. — URL: https://github.com/MG178/vlasov (дата обращения: 1</w:t>
+        <w:t xml:space="preserve"> FastDelivery: клиентское приложение для автоматизации логистики курьерской доставки [Электронный ресурс] // GitHub. — URL: https://github.com/MG178/vlasov (дата обращения: 1</w:t>
       </w:r>
       <w:r>
         <w:t>8</w:t>
@@ -11110,143 +7138,64 @@
       <w:pPr>
         <w:pStyle w:val="affd"/>
       </w:pPr>
-      <w:proofErr w:type="spellStart"/>
       <w:r>
         <w:rPr>
           <w:b/>
           <w:bCs/>
         </w:rPr>
-        <w:t>Дейт</w:t>
-      </w:r>
-      <w:proofErr w:type="spellEnd"/>
+        <w:t>Голицына О. Л., Максимов Н. В</w:t>
+      </w:r>
       <w:r>
         <w:rPr>
           <w:b/>
           <w:bCs/>
         </w:rPr>
-        <w:t xml:space="preserve"> К. Дж.</w:t>
-      </w:r>
-      <w:r>
-        <w:t xml:space="preserve"> Введение в системы баз данных. — 8-е изд. — </w:t>
-      </w:r>
-      <w:proofErr w:type="gramStart"/>
-      <w:r>
-        <w:t>М. :</w:t>
-      </w:r>
-      <w:proofErr w:type="gramEnd"/>
-      <w:r>
-        <w:t xml:space="preserve"> Вильямс, 2006. — 1328 с. — ISBN 978-5-8459-0788-3.</w:t>
-      </w:r>
-    </w:p>
-    <w:p>
-      <w:pPr>
-        <w:pStyle w:val="affd"/>
-      </w:pPr>
-      <w:proofErr w:type="spellStart"/>
+        <w:t>., Партыка Т. Л.</w:t>
+      </w:r>
+      <w:r>
+        <w:t xml:space="preserve"> Базы данных. — М. : Форум, 2022. — 448 с.</w:t>
+      </w:r>
+    </w:p>
+    <w:p>
+      <w:pPr>
+        <w:pStyle w:val="affd"/>
+      </w:pPr>
       <w:r>
         <w:rPr>
           <w:b/>
           <w:bCs/>
         </w:rPr>
-        <w:t>Коннолли</w:t>
-      </w:r>
-      <w:proofErr w:type="spellEnd"/>
+        <w:t>Карпова Т. С.</w:t>
+      </w:r>
+      <w:r>
+        <w:t xml:space="preserve"> Базы данных: модели, разработка, реализация. — СПб. : Питер, 2022. — 304 с.</w:t>
+      </w:r>
+    </w:p>
+    <w:p>
+      <w:pPr>
+        <w:pStyle w:val="affd"/>
+      </w:pPr>
       <w:r>
         <w:rPr>
           <w:b/>
           <w:bCs/>
         </w:rPr>
-        <w:t xml:space="preserve"> Т., </w:t>
-      </w:r>
-      <w:proofErr w:type="spellStart"/>
-      <w:r>
-        <w:rPr>
-          <w:b/>
-          <w:bCs/>
-        </w:rPr>
-        <w:t>Бегг</w:t>
-      </w:r>
-      <w:proofErr w:type="spellEnd"/>
-      <w:r>
-        <w:rPr>
-          <w:b/>
-          <w:bCs/>
-        </w:rPr>
-        <w:t xml:space="preserve"> К.</w:t>
-      </w:r>
-      <w:r>
-        <w:t xml:space="preserve"> Базы данных. Проектирование, реализация и сопровождение. Теория и практика. — 3-е изд. — </w:t>
-      </w:r>
-      <w:proofErr w:type="gramStart"/>
-      <w:r>
-        <w:t>М. :</w:t>
-      </w:r>
-      <w:proofErr w:type="gramEnd"/>
-      <w:r>
-        <w:t xml:space="preserve"> Вильямс, 2003. — 1440 с. — ISBN 5-8459-0527-5.</w:t>
-      </w:r>
-    </w:p>
-    <w:p>
-      <w:pPr>
-        <w:pStyle w:val="affd"/>
-      </w:pPr>
-      <w:proofErr w:type="spellStart"/>
-      <w:r>
-        <w:rPr>
-          <w:b/>
-          <w:bCs/>
-        </w:rPr>
-        <w:t>Ларман</w:t>
-      </w:r>
-      <w:proofErr w:type="spellEnd"/>
-      <w:r>
-        <w:rPr>
-          <w:b/>
-          <w:bCs/>
-        </w:rPr>
-        <w:t xml:space="preserve"> К.</w:t>
-      </w:r>
-      <w:r>
-        <w:t xml:space="preserve"> Применение UML 2.0 и шаблонов проектирования. — 3-е изд. — </w:t>
-      </w:r>
-      <w:proofErr w:type="gramStart"/>
-      <w:r>
-        <w:t>М. :</w:t>
-      </w:r>
-      <w:proofErr w:type="gramEnd"/>
-      <w:r>
-        <w:t xml:space="preserve"> Вильямс, 2013. — 736 с. — ISBN 978-5-8459-1891-9.</w:t>
-      </w:r>
-    </w:p>
-    <w:p>
-      <w:pPr>
-        <w:pStyle w:val="affd"/>
-      </w:pPr>
-      <w:r>
-        <w:rPr>
-          <w:b/>
-          <w:bCs/>
-        </w:rPr>
-        <w:t>Мак-Дональд М.</w:t>
-      </w:r>
-      <w:r>
-        <w:t xml:space="preserve"> WPF: Windows </w:t>
-      </w:r>
-      <w:proofErr w:type="spellStart"/>
-      <w:r>
-        <w:t>Presentation</w:t>
-      </w:r>
-      <w:proofErr w:type="spellEnd"/>
-      <w:r>
-        <w:t xml:space="preserve"> Foundation в .NET 4.5 с примерами на C5.0 для профессионалов. — </w:t>
-      </w:r>
-      <w:proofErr w:type="gramStart"/>
-      <w:r>
-        <w:t>М. :</w:t>
-      </w:r>
-      <w:proofErr w:type="gramEnd"/>
-      <w:r>
-        <w:t xml:space="preserve"> Вильямс, 2013. — 1024 с. — ISBN 978-5-8459-1854-4.</w:t>
+        <w:t>Ларман К.</w:t>
+      </w:r>
+      <w:r>
+        <w:t xml:space="preserve"> </w:t>
+      </w:r>
+      <w:r>
+        <w:t xml:space="preserve">Применение </w:t>
+      </w:r>
+      <w:r>
+        <w:rPr>
+          <w:lang w:val="en-US"/>
+        </w:rPr>
+        <w:t>UML</w:t>
+      </w:r>
+      <w:r>
+        <w:t xml:space="preserve"> и шаблонов проектирования. — 4-е изд. — М. : Вильямс, 2023. — 736 с.</w:t>
       </w:r>
     </w:p>
     <w:p>
@@ -11290,15 +7239,7 @@
         <w:t xml:space="preserve"> Microsoft SQL Server 2019. </w:t>
       </w:r>
       <w:r>
-        <w:t>Введение в T-SQL. — СПб</w:t>
-      </w:r>
-      <w:proofErr w:type="gramStart"/>
-      <w:r>
-        <w:t>. :</w:t>
-      </w:r>
-      <w:proofErr w:type="gramEnd"/>
-      <w:r>
-        <w:t xml:space="preserve"> БХВ-Петербург, 2021. — 496 с. — ISBN 978-5-9775-6694-9.</w:t>
+        <w:t>Введение в T-SQL. — СПб. : БХВ-Петербург, 2021. — 496 с. — ISBN 978-5-9775-6694-9.</w:t>
       </w:r>
     </w:p>
     <w:p>
@@ -11310,26 +7251,10 @@
           <w:b/>
           <w:bCs/>
         </w:rPr>
-        <w:t>Microsoft. Документация по SQL Server</w:t>
-      </w:r>
-      <w:r>
-        <w:t xml:space="preserve"> — </w:t>
-      </w:r>
-      <w:proofErr w:type="spellStart"/>
-      <w:r>
-        <w:t>Transact</w:t>
-      </w:r>
-      <w:proofErr w:type="spellEnd"/>
-      <w:r>
-        <w:t xml:space="preserve">-SQL [Электронный ресурс] // Microsoft </w:t>
-      </w:r>
-      <w:proofErr w:type="spellStart"/>
-      <w:r>
-        <w:t>Learn</w:t>
-      </w:r>
-      <w:proofErr w:type="spellEnd"/>
-      <w:r>
-        <w:t>. — URL: https://learn.microsoft.com/ru-ru/sql/t-sql/language-reference (дата обращения: 10.05.2026).</w:t>
+        <w:t>Троелсен Э., Джепикс Ф.</w:t>
+      </w:r>
+      <w:r>
+        <w:t xml:space="preserve"> Язык программирования C# 10 и платформа .NET 6. — М. : Вильямс, 2022. — 1376 с.</w:t>
       </w:r>
     </w:p>
     <w:p>
@@ -11341,66 +7266,40 @@
           <w:b/>
           <w:bCs/>
         </w:rPr>
-        <w:t>Microsoft. Документация по WPF</w:t>
-      </w:r>
-      <w:r>
-        <w:t xml:space="preserve"> — Windows </w:t>
-      </w:r>
-      <w:proofErr w:type="spellStart"/>
-      <w:r>
-        <w:t>Presentation</w:t>
-      </w:r>
-      <w:proofErr w:type="spellEnd"/>
-      <w:r>
-        <w:t xml:space="preserve"> Foundation [Электронный ресурс] // Microsoft </w:t>
-      </w:r>
-      <w:proofErr w:type="spellStart"/>
-      <w:r>
-        <w:t>Learn</w:t>
-      </w:r>
-      <w:proofErr w:type="spellEnd"/>
-      <w:r>
-        <w:t>. — URL: https://learn.microsoft.com/ru-ru/dotnet/desktop/wpf/ (дата обращения: 10.05.2026).</w:t>
-      </w:r>
-    </w:p>
-    <w:p>
-      <w:pPr>
-        <w:pStyle w:val="affd"/>
-        <w:rPr>
-          <w:color w:val="000000"/>
-        </w:rPr>
-      </w:pPr>
-      <w:proofErr w:type="spellStart"/>
+        <w:t>Microsoft. Документация по SQL Server</w:t>
+      </w:r>
+      <w:r>
+        <w:t xml:space="preserve"> — Transact-SQL [Электронный ресурс] // Microsoft Learn. — URL: https://learn.microsoft.com/ru-ru/sql/t-sql/language-reference (дата обращения: 10.05.2026).</w:t>
+      </w:r>
+    </w:p>
+    <w:p>
+      <w:pPr>
+        <w:pStyle w:val="affd"/>
+      </w:pPr>
       <w:r>
         <w:rPr>
           <w:b/>
           <w:bCs/>
         </w:rPr>
-        <w:t>Stack</w:t>
-      </w:r>
-      <w:proofErr w:type="spellEnd"/>
+        <w:t>Microsoft. Документация по WPF</w:t>
+      </w:r>
+      <w:r>
+        <w:t xml:space="preserve"> — Windows Presentation Foundation [Электронный ресурс] // Microsoft Learn. — URL: https://learn.microsoft.com/ru-ru/dotnet/desktop/wpf/ (дата обращения: 10.05.2026).</w:t>
+      </w:r>
+    </w:p>
+    <w:p>
+      <w:pPr>
+        <w:pStyle w:val="affd"/>
+        <w:rPr>
+          <w:color w:val="000000"/>
+        </w:rPr>
+      </w:pPr>
       <w:r>
         <w:rPr>
           <w:b/>
           <w:bCs/>
         </w:rPr>
-        <w:t xml:space="preserve"> </w:t>
-      </w:r>
-      <w:proofErr w:type="spellStart"/>
-      <w:r>
-        <w:rPr>
-          <w:b/>
-          <w:bCs/>
-        </w:rPr>
-        <w:t>Overflow</w:t>
-      </w:r>
-      <w:proofErr w:type="spellEnd"/>
-      <w:r>
-        <w:rPr>
-          <w:b/>
-          <w:bCs/>
-        </w:rPr>
-        <w:t>.</w:t>
+        <w:t>Stack Overflow.</w:t>
       </w:r>
       <w:r>
         <w:t xml:space="preserve"> Вопросы и ответы по разработке на CWPF и MS SQL Server [Электронный ресурс]. — URL: https://stackoverflow.com/questions/tagged/c%23+wpf+sql-server (дата обращения: 12.05.2026).</w:t>
@@ -11467,29 +7366,37 @@
         <w:t xml:space="preserve"> </w:t>
       </w:r>
       <w:r>
-        <w:t>Ларман К. Применение UML 2.0 и шаблонов проектирования. — 3-е изд. — М. : Вильямс, 2013. — 736 с.</w:t>
+        <w:t xml:space="preserve">Ларман К. </w:t>
+      </w:r>
+      <w:r>
+        <w:t>Применение UML и шаблонов проектирования. — 4-е изд. — М. : Вильямс, 2023. — 736 с.</w:t>
       </w:r>
     </w:p>
   </w:footnote>
   <w:footnote w:id="2">
     <w:p>
       <w:pPr>
-        <w:pStyle w:val="af5"/>
+        <w:rPr>
+          <w:sz w:val="20"/>
+          <w:szCs w:val="20"/>
+        </w:rPr>
       </w:pPr>
       <w:r>
         <w:rPr>
           <w:rStyle w:val="af7"/>
-        </w:rPr>
-        <w:footnoteRef/>
+          <w:lang w:val="en-US"/>
+        </w:rPr>
+        <w:t>s</w:t>
       </w:r>
       <w:r>
         <w:t xml:space="preserve"> </w:t>
       </w:r>
       <w:r>
-        <w:t xml:space="preserve">Коннолли Т., Бегг К. Базы данных. Проектирование, реализация и сопровождение. Теория и практика. — 3-е изд. — </w:t>
-      </w:r>
-      <w:r>
-        <w:t>М. : Вильямс, 2003. — 1440 с.</w:t>
+        <w:rPr>
+          <w:sz w:val="20"/>
+          <w:szCs w:val="20"/>
+        </w:rPr>
+        <w:t>Карпова Т. С. Базы данных: модели, разработка, реализация. — СПб. : Питер, 2022. — 304 с.</w:t>
       </w:r>
     </w:p>
   </w:footnote>
@@ -11529,10 +7436,7 @@
         <w:t xml:space="preserve">. Microsoft SQL Server 2019. </w:t>
       </w:r>
       <w:r>
-        <w:t>Введение в T-SQL. — СПб</w:t>
-      </w:r>
-      <w:r>
-        <w:t>. : БХВ-Петербург, 2021. — 496 с.</w:t>
+        <w:t>Введение в T-SQL. — СПб. : БХВ-Петербург, 2021. — 496 с.</w:t>
       </w:r>
     </w:p>
   </w:footnote>
@@ -11551,10 +7455,7 @@
         <w:t xml:space="preserve"> </w:t>
       </w:r>
       <w:r>
-        <w:t xml:space="preserve">Microsoft. Документация по SQL Server — </w:t>
-      </w:r>
-      <w:r>
-        <w:t>Transact-SQL [Электронный ресурс] // Microsoft Learn. — URL: https://learn.microsoft.com/ru-ru/sql/t-sql/language-reference (дата обращения: 10.05.2026).</w:t>
+        <w:t>Microsoft. Документация по SQL Server — Transact-SQL [Электронный ресурс] // Microsoft Learn. — URL: https://learn.microsoft.com/ru-ru/sql/t-sql/language-reference (дата обращения: 10.05.2026).</w:t>
       </w:r>
     </w:p>
   </w:footnote>
@@ -11562,6 +7463,9 @@
     <w:p>
       <w:pPr>
         <w:pStyle w:val="af5"/>
+        <w:rPr>
+          <w:lang w:val="en-US"/>
+        </w:rPr>
       </w:pPr>
       <w:r>
         <w:rPr>
@@ -11570,16 +7474,52 @@
         <w:footnoteRef/>
       </w:r>
       <w:r>
+        <w:rPr>
+          <w:lang w:val="en-US"/>
+        </w:rPr>
         <w:t xml:space="preserve"> </w:t>
       </w:r>
       <w:r>
-        <w:t xml:space="preserve">Мак-Дональд М. WPF: Windows </w:t>
-      </w:r>
-      <w:r>
-        <w:t xml:space="preserve">Presentation Foundation в .NET 4.5 с примерами на C# 5.0 для профессионалов. — </w:t>
-      </w:r>
-      <w:r>
-        <w:t>М. : Вильямс, 2013. — 1024 с.</w:t>
+        <w:rPr>
+          <w:lang w:val="en-US"/>
+        </w:rPr>
+        <w:t xml:space="preserve">Microsoft. </w:t>
+      </w:r>
+      <w:r>
+        <w:t>Документация</w:t>
+      </w:r>
+      <w:r>
+        <w:rPr>
+          <w:lang w:val="en-US"/>
+        </w:rPr>
+        <w:t xml:space="preserve"> </w:t>
+      </w:r>
+      <w:r>
+        <w:t>по</w:t>
+      </w:r>
+      <w:r>
+        <w:rPr>
+          <w:lang w:val="en-US"/>
+        </w:rPr>
+        <w:t xml:space="preserve"> WPF — Windows Presentation Foundation [</w:t>
+      </w:r>
+      <w:r>
+        <w:t>Электронный</w:t>
+      </w:r>
+      <w:r>
+        <w:rPr>
+          <w:lang w:val="en-US"/>
+        </w:rPr>
+        <w:t xml:space="preserve"> </w:t>
+      </w:r>
+      <w:r>
+        <w:t>ресурс</w:t>
+      </w:r>
+      <w:r>
+        <w:rPr>
+          <w:lang w:val="en-US"/>
+        </w:rPr>
+        <w:t>] // Microsoft Learn. — URL: https://learn.microsoft.com/ru-ru/dotnet/desktop/wpf/</w:t>
       </w:r>
     </w:p>
   </w:footnote>
@@ -11598,10 +7538,7 @@
         <w:t xml:space="preserve"> </w:t>
       </w:r>
       <w:r>
-        <w:t xml:space="preserve">Власов В. А. </w:t>
-      </w:r>
-      <w:r>
-        <w:t>FastDelivery: клиентское приложение для автоматизации логистики курьерской доставки [Электронный ресурс] // GitHub. — URL: https://github.com/MG178/vlasov (дата обращения: 18.06.2026).</w:t>
+        <w:t>Власов В. А. FastDelivery: клиентское приложение для автоматизации логистики курьерской доставки [Электронный ресурс] // GitHub. — URL: https://github.com/MG178/vlasov (дата обращения: 18.06.2026).</w:t>
       </w:r>
     </w:p>
   </w:footnote>
@@ -11699,7 +7636,7 @@
             </wp:anchor>
           </w:drawing>
         </mc:Choice>
-        <mc:Fallback xmlns:w16sdtfl="http://schemas.microsoft.com/office/word/2024/wordml/sdtformatlock" xmlns:w16du="http://schemas.microsoft.com/office/word/2023/wordml/word16du" xmlns:oel="http://schemas.microsoft.com/office/2019/extlst">
+        <mc:Fallback xmlns:oel="http://schemas.microsoft.com/office/2019/extlst" xmlns:w16du="http://schemas.microsoft.com/office/word/2023/wordml/word16du" xmlns:w16sdtfl="http://schemas.microsoft.com/office/word/2024/wordml/sdtformatlock">
           <w:pict>
             <v:rect w14:anchorId="5C9B0C83" id="Rectangle 1" o:spid="_x0000_s1026" style="position:absolute;margin-left:65.45pt;margin-top:16.35pt;width:514.35pt;height:809.25pt;z-index:251666432;visibility:visible;mso-wrap-style:square;mso-width-percent:0;mso-height-percent:0;mso-wrap-distance-left:9pt;mso-wrap-distance-top:0;mso-wrap-distance-right:9pt;mso-wrap-distance-bottom:0;mso-position-horizontal:absolute;mso-position-horizontal-relative:page;mso-position-vertical:absolute;mso-position-vertical-relative:page;mso-width-percent:0;mso-height-percent:0;mso-width-relative:page;mso-height-relative:page;v-text-anchor:top" o:gfxdata="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" o:allowincell="f" filled="f" strokeweight="2pt">
               <w10:wrap anchorx="page" anchory="page"/>
@@ -14881,16 +10818,7 @@
                                 <w:sz w:val="18"/>
                                 <w:szCs w:val="18"/>
                               </w:rPr>
-                              <w:t xml:space="preserve">№ </w:t>
-                            </w:r>
-                            <w:r>
-                              <w:rPr>
-                                <w:rFonts w:ascii="Times New Roman" w:hAnsi="Times New Roman"/>
-                                <w:i w:val="0"/>
-                                <w:sz w:val="18"/>
-                                <w:szCs w:val="18"/>
-                              </w:rPr>
-                              <w:t>докум.</w:t>
+                              <w:t>№ докум.</w:t>
                             </w:r>
                           </w:p>
                         </w:txbxContent>
@@ -15423,16 +11351,7 @@
                           <w:sz w:val="18"/>
                           <w:szCs w:val="18"/>
                         </w:rPr>
-                        <w:t xml:space="preserve">№ </w:t>
-                      </w:r>
-                      <w:r>
-                        <w:rPr>
-                          <w:rFonts w:ascii="Times New Roman" w:hAnsi="Times New Roman"/>
-                          <w:i w:val="0"/>
-                          <w:sz w:val="18"/>
-                          <w:szCs w:val="18"/>
-                        </w:rPr>
-                        <w:t>докум.</w:t>
+                        <w:t>№ докум.</w:t>
                       </w:r>
                     </w:p>
                   </w:txbxContent>
@@ -19168,28 +15087,28 @@
 </file>
 
 <file path=customXml/item1.xml><?xml version="1.0" encoding="utf-8"?>
+<b:Sources xmlns:b="http://schemas.openxmlformats.org/officeDocument/2006/bibliography" xmlns="http://schemas.openxmlformats.org/officeDocument/2006/bibliography" SelectedStyle="\GostName.XSL" StyleName="GOST - Name Sort"/>
+</file>
+
+<file path=customXml/item2.xml><?xml version="1.0" encoding="utf-8"?>
 <go:gDocsCustomXmlDataStorage xmlns:go="http://customooxmlschemas.google.com/" xmlns:r="http://schemas.openxmlformats.org/officeDocument/2006/relationships">
   <go:docsCustomData xmlns:go="http://customooxmlschemas.google.com/" roundtripDataSignature="AMtx7misPQRJS3ikeJ2mDPdpqSoQDpYovQ==">AMUW2mUBvSLh5aOsidXgnMaFM9J5zM1EniuvAb6nqH65eK+VqZQ8mwYRRQx2cEBgQFCc3tzR6YpOrFaRjhnLroYYrlwc3Abq/cGqxf/mlBYaUZMqzcg+aqImBFiWDIfTuWw4LlYS/B+4DkG2lEO0E3xYhPF2I3UUoSI36PeTAHXyxh9Q/ZrWV+tcv6TY8xazUhNYBNXoRb+cI1iQ3Qn3ITdqWioOGbTJjiQyc+UqGe8H7WUr6ZYXe6JgcRiV0vUDfxJN33PNlz+gaL8M9D9oBOpxcwtyUiAbMQ==</go:docsCustomData>
 </go:gDocsCustomXmlDataStorage>
 </file>
 
-<file path=customXml/item2.xml><?xml version="1.0" encoding="utf-8"?>
-<b:Sources xmlns:b="http://schemas.openxmlformats.org/officeDocument/2006/bibliography" xmlns="http://schemas.openxmlformats.org/officeDocument/2006/bibliography" SelectedStyle="\GostName.XSL" StyleName="GOST - Name Sort"/>
+<file path=customXml/itemProps1.xml><?xml version="1.0" encoding="utf-8"?>
+<ds:datastoreItem xmlns:ds="http://schemas.openxmlformats.org/officeDocument/2006/customXml" ds:itemID="{532ACEAE-8EA6-487C-BFDB-37E4B39C69A0}">
+  <ds:schemaRefs>
+    <ds:schemaRef ds:uri="http://schemas.openxmlformats.org/officeDocument/2006/bibliography"/>
+  </ds:schemaRefs>
+</ds:datastoreItem>
 </file>
 
-<file path=customXml/itemProps1.xml><?xml version="1.0" encoding="utf-8"?>
+<file path=customXml/itemProps2.xml><?xml version="1.0" encoding="utf-8"?>
 <ds:datastoreItem xmlns:ds="http://schemas.openxmlformats.org/officeDocument/2006/customXml" ds:itemID="{11111111-1234-1234-1234-123412341234}">
   <ds:schemaRefs>
     <ds:schemaRef ds:uri="http://customooxmlschemas.google.com/"/>
     <ds:schemaRef ds:uri="http://schemas.openxmlformats.org/officeDocument/2006/relationships"/>
   </ds:schemaRefs>
 </ds:datastoreItem>
-</file>
-
-<file path=customXml/itemProps2.xml><?xml version="1.0" encoding="utf-8"?>
-<ds:datastoreItem xmlns:ds="http://schemas.openxmlformats.org/officeDocument/2006/customXml" ds:itemID="{532ACEAE-8EA6-487C-BFDB-37E4B39C69A0}">
-  <ds:schemaRefs>
-    <ds:schemaRef ds:uri="http://schemas.openxmlformats.org/officeDocument/2006/bibliography"/>
-  </ds:schemaRefs>
-</ds:datastoreItem>
 </file>
--- a/vlasov.docx
+++ b/vlasov.docx
@@ -666,6 +666,7 @@
           <w:lang w:val="en-150" w:eastAsia="en-150"/>
         </w:rPr>
       </w:pPr>
+      <w:proofErr w:type="spellStart"/>
       <w:r>
         <w:rPr>
           <w:color w:val="000000"/>
@@ -673,8 +674,89 @@
           <w:szCs w:val="24"/>
           <w:lang w:val="en-150" w:eastAsia="en-150"/>
         </w:rPr>
-        <w:t>Зам. директора по учебной работе</w:t>
-      </w:r>
+        <w:t>Зам</w:t>
+      </w:r>
+      <w:proofErr w:type="spellEnd"/>
+      <w:r>
+        <w:rPr>
+          <w:color w:val="000000"/>
+          <w:sz w:val="24"/>
+          <w:szCs w:val="24"/>
+          <w:lang w:val="en-150" w:eastAsia="en-150"/>
+        </w:rPr>
+        <w:t xml:space="preserve">. </w:t>
+      </w:r>
+      <w:proofErr w:type="spellStart"/>
+      <w:r>
+        <w:rPr>
+          <w:color w:val="000000"/>
+          <w:sz w:val="24"/>
+          <w:szCs w:val="24"/>
+          <w:lang w:val="en-150" w:eastAsia="en-150"/>
+        </w:rPr>
+        <w:t>директора</w:t>
+      </w:r>
+      <w:proofErr w:type="spellEnd"/>
+      <w:r>
+        <w:rPr>
+          <w:color w:val="000000"/>
+          <w:sz w:val="24"/>
+          <w:szCs w:val="24"/>
+          <w:lang w:val="en-150" w:eastAsia="en-150"/>
+        </w:rPr>
+        <w:t xml:space="preserve"> </w:t>
+      </w:r>
+      <w:proofErr w:type="spellStart"/>
+      <w:r>
+        <w:rPr>
+          <w:color w:val="000000"/>
+          <w:sz w:val="24"/>
+          <w:szCs w:val="24"/>
+          <w:lang w:val="en-150" w:eastAsia="en-150"/>
+        </w:rPr>
+        <w:t>по</w:t>
+      </w:r>
+      <w:proofErr w:type="spellEnd"/>
+      <w:r>
+        <w:rPr>
+          <w:color w:val="000000"/>
+          <w:sz w:val="24"/>
+          <w:szCs w:val="24"/>
+          <w:lang w:val="en-150" w:eastAsia="en-150"/>
+        </w:rPr>
+        <w:t xml:space="preserve"> </w:t>
+      </w:r>
+      <w:proofErr w:type="spellStart"/>
+      <w:r>
+        <w:rPr>
+          <w:color w:val="000000"/>
+          <w:sz w:val="24"/>
+          <w:szCs w:val="24"/>
+          <w:lang w:val="en-150" w:eastAsia="en-150"/>
+        </w:rPr>
+        <w:t>учебной</w:t>
+      </w:r>
+      <w:proofErr w:type="spellEnd"/>
+      <w:r>
+        <w:rPr>
+          <w:color w:val="000000"/>
+          <w:sz w:val="24"/>
+          <w:szCs w:val="24"/>
+          <w:lang w:val="en-150" w:eastAsia="en-150"/>
+        </w:rPr>
+        <w:t xml:space="preserve"> </w:t>
+      </w:r>
+      <w:proofErr w:type="spellStart"/>
+      <w:r>
+        <w:rPr>
+          <w:color w:val="000000"/>
+          <w:sz w:val="24"/>
+          <w:szCs w:val="24"/>
+          <w:lang w:val="en-150" w:eastAsia="en-150"/>
+        </w:rPr>
+        <w:t>работе</w:t>
+      </w:r>
+      <w:proofErr w:type="spellEnd"/>
     </w:p>
     <w:p>
       <w:pPr>
@@ -695,7 +777,27 @@
           <w:szCs w:val="24"/>
           <w:lang w:val="en-150" w:eastAsia="en-150"/>
         </w:rPr>
-        <w:t>__________________ / Вишневская М.В/</w:t>
+        <w:t xml:space="preserve">__________________ / </w:t>
+      </w:r>
+      <w:proofErr w:type="spellStart"/>
+      <w:r>
+        <w:rPr>
+          <w:color w:val="000000"/>
+          <w:sz w:val="24"/>
+          <w:szCs w:val="24"/>
+          <w:lang w:val="en-150" w:eastAsia="en-150"/>
+        </w:rPr>
+        <w:t>Вишневская</w:t>
+      </w:r>
+      <w:proofErr w:type="spellEnd"/>
+      <w:r>
+        <w:rPr>
+          <w:color w:val="000000"/>
+          <w:sz w:val="24"/>
+          <w:szCs w:val="24"/>
+          <w:lang w:val="en-150" w:eastAsia="en-150"/>
+        </w:rPr>
+        <w:t xml:space="preserve"> М.В/</w:t>
       </w:r>
     </w:p>
     <w:p>
@@ -769,6 +871,7 @@
           <w:lang w:val="en-150" w:eastAsia="en-150"/>
         </w:rPr>
       </w:pPr>
+      <w:proofErr w:type="spellStart"/>
       <w:r>
         <w:rPr>
           <w:b/>
@@ -778,8 +881,81 @@
           <w:szCs w:val="24"/>
           <w:lang w:val="en-150" w:eastAsia="en-150"/>
         </w:rPr>
-        <w:t>на выполнение курсового проекта</w:t>
-      </w:r>
+        <w:t>на</w:t>
+      </w:r>
+      <w:proofErr w:type="spellEnd"/>
+      <w:r>
+        <w:rPr>
+          <w:b/>
+          <w:bCs/>
+          <w:color w:val="000000"/>
+          <w:sz w:val="24"/>
+          <w:szCs w:val="24"/>
+          <w:lang w:val="en-150" w:eastAsia="en-150"/>
+        </w:rPr>
+        <w:t xml:space="preserve"> </w:t>
+      </w:r>
+      <w:proofErr w:type="spellStart"/>
+      <w:r>
+        <w:rPr>
+          <w:b/>
+          <w:bCs/>
+          <w:color w:val="000000"/>
+          <w:sz w:val="24"/>
+          <w:szCs w:val="24"/>
+          <w:lang w:val="en-150" w:eastAsia="en-150"/>
+        </w:rPr>
+        <w:t>выполнение</w:t>
+      </w:r>
+      <w:proofErr w:type="spellEnd"/>
+      <w:r>
+        <w:rPr>
+          <w:b/>
+          <w:bCs/>
+          <w:color w:val="000000"/>
+          <w:sz w:val="24"/>
+          <w:szCs w:val="24"/>
+          <w:lang w:val="en-150" w:eastAsia="en-150"/>
+        </w:rPr>
+        <w:t xml:space="preserve"> </w:t>
+      </w:r>
+      <w:proofErr w:type="spellStart"/>
+      <w:r>
+        <w:rPr>
+          <w:b/>
+          <w:bCs/>
+          <w:color w:val="000000"/>
+          <w:sz w:val="24"/>
+          <w:szCs w:val="24"/>
+          <w:lang w:val="en-150" w:eastAsia="en-150"/>
+        </w:rPr>
+        <w:t>курсового</w:t>
+      </w:r>
+      <w:proofErr w:type="spellEnd"/>
+      <w:r>
+        <w:rPr>
+          <w:b/>
+          <w:bCs/>
+          <w:color w:val="000000"/>
+          <w:sz w:val="24"/>
+          <w:szCs w:val="24"/>
+          <w:lang w:val="en-150" w:eastAsia="en-150"/>
+        </w:rPr>
+        <w:t xml:space="preserve"> </w:t>
+      </w:r>
+      <w:proofErr w:type="spellStart"/>
+      <w:r>
+        <w:rPr>
+          <w:b/>
+          <w:bCs/>
+          <w:color w:val="000000"/>
+          <w:sz w:val="24"/>
+          <w:szCs w:val="24"/>
+          <w:lang w:val="en-150" w:eastAsia="en-150"/>
+        </w:rPr>
+        <w:t>проекта</w:t>
+      </w:r>
+      <w:proofErr w:type="spellEnd"/>
     </w:p>
     <w:p>
       <w:pPr>
@@ -813,8 +989,19 @@
           <w:szCs w:val="22"/>
           <w:lang w:val="en-150" w:eastAsia="en-150"/>
         </w:rPr>
-        <w:t>1. Студент</w:t>
-      </w:r>
+        <w:t xml:space="preserve">1. </w:t>
+      </w:r>
+      <w:proofErr w:type="spellStart"/>
+      <w:r>
+        <w:rPr>
+          <w:color w:val="000000"/>
+          <w:sz w:val="22"/>
+          <w:szCs w:val="22"/>
+          <w:lang w:val="en-150" w:eastAsia="en-150"/>
+        </w:rPr>
+        <w:t>Студент</w:t>
+      </w:r>
+      <w:proofErr w:type="spellEnd"/>
       <w:r>
         <w:rPr>
           <w:b/>
@@ -824,8 +1011,69 @@
           <w:szCs w:val="22"/>
           <w:lang w:val="en-150" w:eastAsia="en-150"/>
         </w:rPr>
-        <w:t xml:space="preserve"> Власов Всеволод Анатольевич</w:t>
-      </w:r>
+        <w:t xml:space="preserve"> </w:t>
+      </w:r>
+      <w:proofErr w:type="spellStart"/>
+      <w:r>
+        <w:rPr>
+          <w:b/>
+          <w:bCs/>
+          <w:color w:val="000000"/>
+          <w:sz w:val="22"/>
+          <w:szCs w:val="22"/>
+          <w:lang w:val="en-150" w:eastAsia="en-150"/>
+        </w:rPr>
+        <w:t>Власов</w:t>
+      </w:r>
+      <w:proofErr w:type="spellEnd"/>
+      <w:r>
+        <w:rPr>
+          <w:b/>
+          <w:bCs/>
+          <w:color w:val="000000"/>
+          <w:sz w:val="22"/>
+          <w:szCs w:val="22"/>
+          <w:lang w:val="en-150" w:eastAsia="en-150"/>
+        </w:rPr>
+        <w:t xml:space="preserve"> </w:t>
+      </w:r>
+      <w:proofErr w:type="spellStart"/>
+      <w:r>
+        <w:rPr>
+          <w:b/>
+          <w:bCs/>
+          <w:color w:val="000000"/>
+          <w:sz w:val="22"/>
+          <w:szCs w:val="22"/>
+          <w:lang w:val="en-150" w:eastAsia="en-150"/>
+        </w:rPr>
+        <w:t>Всеволод</w:t>
+      </w:r>
+      <w:proofErr w:type="spellEnd"/>
+      <w:r>
+        <w:rPr>
+          <w:b/>
+          <w:bCs/>
+          <w:color w:val="000000"/>
+          <w:sz w:val="22"/>
+          <w:szCs w:val="22"/>
+          <w:lang w:val="en-150" w:eastAsia="en-150"/>
+        </w:rPr>
+        <w:t xml:space="preserve"> </w:t>
+      </w:r>
+      <w:proofErr w:type="spellStart"/>
+      <w:r>
+        <w:rPr>
+          <w:b/>
+          <w:bCs/>
+          <w:color w:val="000000"/>
+          <w:sz w:val="22"/>
+          <w:szCs w:val="22"/>
+          <w:lang w:val="en-150" w:eastAsia="en-150"/>
+        </w:rPr>
+        <w:t>Анатольевич</w:t>
+      </w:r>
+      <w:proofErr w:type="spellEnd"/>
     </w:p>
     <w:p>
       <w:pPr>
@@ -839,14 +1087,25 @@
           <w:lang w:val="en-150" w:eastAsia="en-150"/>
         </w:rPr>
       </w:pPr>
-      <w:r>
-        <w:rPr>
-          <w:color w:val="000000"/>
-          <w:sz w:val="22"/>
-          <w:szCs w:val="22"/>
-          <w:lang w:val="en-150" w:eastAsia="en-150"/>
-        </w:rPr>
-        <w:t xml:space="preserve">Группа </w:t>
+      <w:proofErr w:type="spellStart"/>
+      <w:r>
+        <w:rPr>
+          <w:color w:val="000000"/>
+          <w:sz w:val="22"/>
+          <w:szCs w:val="22"/>
+          <w:lang w:val="en-150" w:eastAsia="en-150"/>
+        </w:rPr>
+        <w:t>Группа</w:t>
+      </w:r>
+      <w:proofErr w:type="spellEnd"/>
+      <w:r>
+        <w:rPr>
+          <w:color w:val="000000"/>
+          <w:sz w:val="22"/>
+          <w:szCs w:val="22"/>
+          <w:lang w:val="en-150" w:eastAsia="en-150"/>
+        </w:rPr>
+        <w:t xml:space="preserve"> </w:t>
       </w:r>
       <w:r>
         <w:rPr>
@@ -871,14 +1130,125 @@
           <w:lang w:val="en-150" w:eastAsia="en-150"/>
         </w:rPr>
       </w:pPr>
-      <w:r>
-        <w:rPr>
-          <w:color w:val="000000"/>
-          <w:sz w:val="22"/>
-          <w:szCs w:val="22"/>
-          <w:lang w:val="en-150" w:eastAsia="en-150"/>
-        </w:rPr>
-        <w:t>Специальность: 09.02.07 Информационные системы и программирование (базовый уровень)</w:t>
+      <w:proofErr w:type="spellStart"/>
+      <w:r>
+        <w:rPr>
+          <w:color w:val="000000"/>
+          <w:sz w:val="22"/>
+          <w:szCs w:val="22"/>
+          <w:lang w:val="en-150" w:eastAsia="en-150"/>
+        </w:rPr>
+        <w:t>Специальность</w:t>
+      </w:r>
+      <w:proofErr w:type="spellEnd"/>
+      <w:r>
+        <w:rPr>
+          <w:color w:val="000000"/>
+          <w:sz w:val="22"/>
+          <w:szCs w:val="22"/>
+          <w:lang w:val="en-150" w:eastAsia="en-150"/>
+        </w:rPr>
+        <w:t xml:space="preserve">: 09.02.07 </w:t>
+      </w:r>
+      <w:proofErr w:type="spellStart"/>
+      <w:r>
+        <w:rPr>
+          <w:color w:val="000000"/>
+          <w:sz w:val="22"/>
+          <w:szCs w:val="22"/>
+          <w:lang w:val="en-150" w:eastAsia="en-150"/>
+        </w:rPr>
+        <w:t>Информационные</w:t>
+      </w:r>
+      <w:proofErr w:type="spellEnd"/>
+      <w:r>
+        <w:rPr>
+          <w:color w:val="000000"/>
+          <w:sz w:val="22"/>
+          <w:szCs w:val="22"/>
+          <w:lang w:val="en-150" w:eastAsia="en-150"/>
+        </w:rPr>
+        <w:t xml:space="preserve"> </w:t>
+      </w:r>
+      <w:proofErr w:type="spellStart"/>
+      <w:r>
+        <w:rPr>
+          <w:color w:val="000000"/>
+          <w:sz w:val="22"/>
+          <w:szCs w:val="22"/>
+          <w:lang w:val="en-150" w:eastAsia="en-150"/>
+        </w:rPr>
+        <w:t>системы</w:t>
+      </w:r>
+      <w:proofErr w:type="spellEnd"/>
+      <w:r>
+        <w:rPr>
+          <w:color w:val="000000"/>
+          <w:sz w:val="22"/>
+          <w:szCs w:val="22"/>
+          <w:lang w:val="en-150" w:eastAsia="en-150"/>
+        </w:rPr>
+        <w:t xml:space="preserve"> и </w:t>
+      </w:r>
+      <w:proofErr w:type="spellStart"/>
+      <w:r>
+        <w:rPr>
+          <w:color w:val="000000"/>
+          <w:sz w:val="22"/>
+          <w:szCs w:val="22"/>
+          <w:lang w:val="en-150" w:eastAsia="en-150"/>
+        </w:rPr>
+        <w:t>программирование</w:t>
+      </w:r>
+      <w:proofErr w:type="spellEnd"/>
+      <w:r>
+        <w:rPr>
+          <w:color w:val="000000"/>
+          <w:sz w:val="22"/>
+          <w:szCs w:val="22"/>
+          <w:lang w:val="en-150" w:eastAsia="en-150"/>
+        </w:rPr>
+        <w:t xml:space="preserve"> (</w:t>
+      </w:r>
+      <w:proofErr w:type="spellStart"/>
+      <w:r>
+        <w:rPr>
+          <w:color w:val="000000"/>
+          <w:sz w:val="22"/>
+          <w:szCs w:val="22"/>
+          <w:lang w:val="en-150" w:eastAsia="en-150"/>
+        </w:rPr>
+        <w:t>базовый</w:t>
+      </w:r>
+      <w:proofErr w:type="spellEnd"/>
+      <w:r>
+        <w:rPr>
+          <w:color w:val="000000"/>
+          <w:sz w:val="22"/>
+          <w:szCs w:val="22"/>
+          <w:lang w:val="en-150" w:eastAsia="en-150"/>
+        </w:rPr>
+        <w:t xml:space="preserve"> </w:t>
+      </w:r>
+      <w:proofErr w:type="spellStart"/>
+      <w:r>
+        <w:rPr>
+          <w:color w:val="000000"/>
+          <w:sz w:val="22"/>
+          <w:szCs w:val="22"/>
+          <w:lang w:val="en-150" w:eastAsia="en-150"/>
+        </w:rPr>
+        <w:t>уровень</w:t>
+      </w:r>
+      <w:proofErr w:type="spellEnd"/>
+      <w:r>
+        <w:rPr>
+          <w:color w:val="000000"/>
+          <w:sz w:val="22"/>
+          <w:szCs w:val="22"/>
+          <w:lang w:val="en-150" w:eastAsia="en-150"/>
+        </w:rPr>
+        <w:t>)</w:t>
       </w:r>
     </w:p>
     <w:p>
@@ -892,14 +1262,145 @@
           <w:lang w:val="en-150" w:eastAsia="en-150"/>
         </w:rPr>
       </w:pPr>
-      <w:r>
-        <w:rPr>
-          <w:color w:val="000000"/>
-          <w:sz w:val="22"/>
-          <w:szCs w:val="22"/>
-          <w:lang w:val="en-150" w:eastAsia="en-150"/>
-        </w:rPr>
-        <w:t>Дисциплина/Междисциплинарный курс: МДК 07.01 «Управление и автоматизация баз данных»</w:t>
+      <w:proofErr w:type="spellStart"/>
+      <w:r>
+        <w:rPr>
+          <w:color w:val="000000"/>
+          <w:sz w:val="22"/>
+          <w:szCs w:val="22"/>
+          <w:lang w:val="en-150" w:eastAsia="en-150"/>
+        </w:rPr>
+        <w:t>Дисциплина</w:t>
+      </w:r>
+      <w:proofErr w:type="spellEnd"/>
+      <w:r>
+        <w:rPr>
+          <w:color w:val="000000"/>
+          <w:sz w:val="22"/>
+          <w:szCs w:val="22"/>
+          <w:lang w:val="en-150" w:eastAsia="en-150"/>
+        </w:rPr>
+        <w:t>/</w:t>
+      </w:r>
+      <w:proofErr w:type="spellStart"/>
+      <w:r>
+        <w:rPr>
+          <w:color w:val="000000"/>
+          <w:sz w:val="22"/>
+          <w:szCs w:val="22"/>
+          <w:lang w:val="en-150" w:eastAsia="en-150"/>
+        </w:rPr>
+        <w:t>Междисциплинарный</w:t>
+      </w:r>
+      <w:proofErr w:type="spellEnd"/>
+      <w:r>
+        <w:rPr>
+          <w:color w:val="000000"/>
+          <w:sz w:val="22"/>
+          <w:szCs w:val="22"/>
+          <w:lang w:val="en-150" w:eastAsia="en-150"/>
+        </w:rPr>
+        <w:t xml:space="preserve"> </w:t>
+      </w:r>
+      <w:proofErr w:type="spellStart"/>
+      <w:r>
+        <w:rPr>
+          <w:color w:val="000000"/>
+          <w:sz w:val="22"/>
+          <w:szCs w:val="22"/>
+          <w:lang w:val="en-150" w:eastAsia="en-150"/>
+        </w:rPr>
+        <w:t>курс</w:t>
+      </w:r>
+      <w:proofErr w:type="spellEnd"/>
+      <w:r>
+        <w:rPr>
+          <w:color w:val="000000"/>
+          <w:sz w:val="22"/>
+          <w:szCs w:val="22"/>
+          <w:lang w:val="en-150" w:eastAsia="en-150"/>
+        </w:rPr>
+        <w:t>: МДК 07.01 «</w:t>
+      </w:r>
+      <w:proofErr w:type="spellStart"/>
+      <w:r>
+        <w:rPr>
+          <w:color w:val="000000"/>
+          <w:sz w:val="22"/>
+          <w:szCs w:val="22"/>
+          <w:lang w:val="en-150" w:eastAsia="en-150"/>
+        </w:rPr>
+        <w:t>Управление</w:t>
+      </w:r>
+      <w:proofErr w:type="spellEnd"/>
+      <w:r>
+        <w:rPr>
+          <w:color w:val="000000"/>
+          <w:sz w:val="22"/>
+          <w:szCs w:val="22"/>
+          <w:lang w:val="en-150" w:eastAsia="en-150"/>
+        </w:rPr>
+        <w:t xml:space="preserve"> и </w:t>
+      </w:r>
+      <w:proofErr w:type="spellStart"/>
+      <w:r>
+        <w:rPr>
+          <w:color w:val="000000"/>
+          <w:sz w:val="22"/>
+          <w:szCs w:val="22"/>
+          <w:lang w:val="en-150" w:eastAsia="en-150"/>
+        </w:rPr>
+        <w:t>автоматизация</w:t>
+      </w:r>
+      <w:proofErr w:type="spellEnd"/>
+      <w:r>
+        <w:rPr>
+          <w:color w:val="000000"/>
+          <w:sz w:val="22"/>
+          <w:szCs w:val="22"/>
+          <w:lang w:val="en-150" w:eastAsia="en-150"/>
+        </w:rPr>
+        <w:t xml:space="preserve"> </w:t>
+      </w:r>
+      <w:proofErr w:type="spellStart"/>
+      <w:r>
+        <w:rPr>
+          <w:color w:val="000000"/>
+          <w:sz w:val="22"/>
+          <w:szCs w:val="22"/>
+          <w:lang w:val="en-150" w:eastAsia="en-150"/>
+        </w:rPr>
+        <w:t>баз</w:t>
+      </w:r>
+      <w:proofErr w:type="spellEnd"/>
+      <w:r>
+        <w:rPr>
+          <w:color w:val="000000"/>
+          <w:sz w:val="22"/>
+          <w:szCs w:val="22"/>
+          <w:lang w:val="en-150" w:eastAsia="en-150"/>
+        </w:rPr>
+        <w:t xml:space="preserve"> </w:t>
+      </w:r>
+      <w:proofErr w:type="spellStart"/>
+      <w:r>
+        <w:rPr>
+          <w:color w:val="000000"/>
+          <w:sz w:val="22"/>
+          <w:szCs w:val="22"/>
+          <w:lang w:val="en-150" w:eastAsia="en-150"/>
+        </w:rPr>
+        <w:t>данных</w:t>
+      </w:r>
+      <w:proofErr w:type="spellEnd"/>
+      <w:r>
+        <w:rPr>
+          <w:color w:val="000000"/>
+          <w:sz w:val="22"/>
+          <w:szCs w:val="22"/>
+          <w:lang w:val="en-150" w:eastAsia="en-150"/>
+        </w:rPr>
+        <w:t>»</w:t>
       </w:r>
     </w:p>
     <w:p>
@@ -920,7 +1421,87 @@
           <w:szCs w:val="22"/>
           <w:lang w:val="en-150" w:eastAsia="en-150"/>
         </w:rPr>
-        <w:t xml:space="preserve">2. Курсовой проект на тему </w:t>
+        <w:t xml:space="preserve">2. </w:t>
+      </w:r>
+      <w:proofErr w:type="spellStart"/>
+      <w:r>
+        <w:rPr>
+          <w:color w:val="000000"/>
+          <w:sz w:val="22"/>
+          <w:szCs w:val="22"/>
+          <w:lang w:val="en-150" w:eastAsia="en-150"/>
+        </w:rPr>
+        <w:t>Курсовой</w:t>
+      </w:r>
+      <w:proofErr w:type="spellEnd"/>
+      <w:r>
+        <w:rPr>
+          <w:color w:val="000000"/>
+          <w:sz w:val="22"/>
+          <w:szCs w:val="22"/>
+          <w:lang w:val="en-150" w:eastAsia="en-150"/>
+        </w:rPr>
+        <w:t xml:space="preserve"> </w:t>
+      </w:r>
+      <w:proofErr w:type="spellStart"/>
+      <w:r>
+        <w:rPr>
+          <w:color w:val="000000"/>
+          <w:sz w:val="22"/>
+          <w:szCs w:val="22"/>
+          <w:lang w:val="en-150" w:eastAsia="en-150"/>
+        </w:rPr>
+        <w:t>проект</w:t>
+      </w:r>
+      <w:proofErr w:type="spellEnd"/>
+      <w:r>
+        <w:rPr>
+          <w:color w:val="000000"/>
+          <w:sz w:val="22"/>
+          <w:szCs w:val="22"/>
+          <w:lang w:val="en-150" w:eastAsia="en-150"/>
+        </w:rPr>
+        <w:t xml:space="preserve"> </w:t>
+      </w:r>
+      <w:proofErr w:type="spellStart"/>
+      <w:r>
+        <w:rPr>
+          <w:color w:val="000000"/>
+          <w:sz w:val="22"/>
+          <w:szCs w:val="22"/>
+          <w:lang w:val="en-150" w:eastAsia="en-150"/>
+        </w:rPr>
+        <w:t>на</w:t>
+      </w:r>
+      <w:proofErr w:type="spellEnd"/>
+      <w:r>
+        <w:rPr>
+          <w:color w:val="000000"/>
+          <w:sz w:val="22"/>
+          <w:szCs w:val="22"/>
+          <w:lang w:val="en-150" w:eastAsia="en-150"/>
+        </w:rPr>
+        <w:t xml:space="preserve"> </w:t>
+      </w:r>
+      <w:proofErr w:type="spellStart"/>
+      <w:r>
+        <w:rPr>
+          <w:color w:val="000000"/>
+          <w:sz w:val="22"/>
+          <w:szCs w:val="22"/>
+          <w:lang w:val="en-150" w:eastAsia="en-150"/>
+        </w:rPr>
+        <w:t>тему</w:t>
+      </w:r>
+      <w:proofErr w:type="spellEnd"/>
+      <w:r>
+        <w:rPr>
+          <w:color w:val="000000"/>
+          <w:sz w:val="22"/>
+          <w:szCs w:val="22"/>
+          <w:lang w:val="en-150" w:eastAsia="en-150"/>
+        </w:rPr>
+        <w:t xml:space="preserve"> </w:t>
       </w:r>
       <w:r>
         <w:rPr>
@@ -931,7 +1512,319 @@
           <w:szCs w:val="22"/>
           <w:lang w:val="en-150" w:eastAsia="en-150"/>
         </w:rPr>
-        <w:t>«Проектирование базы данных и разработка клиентского приложения для автоматизации логистики курьерской доставки малогабаритных грузов»</w:t>
+        <w:t>«</w:t>
+      </w:r>
+      <w:proofErr w:type="spellStart"/>
+      <w:r>
+        <w:rPr>
+          <w:b/>
+          <w:bCs/>
+          <w:color w:val="000000"/>
+          <w:sz w:val="22"/>
+          <w:szCs w:val="22"/>
+          <w:lang w:val="en-150" w:eastAsia="en-150"/>
+        </w:rPr>
+        <w:t>Проектирование</w:t>
+      </w:r>
+      <w:proofErr w:type="spellEnd"/>
+      <w:r>
+        <w:rPr>
+          <w:b/>
+          <w:bCs/>
+          <w:color w:val="000000"/>
+          <w:sz w:val="22"/>
+          <w:szCs w:val="22"/>
+          <w:lang w:val="en-150" w:eastAsia="en-150"/>
+        </w:rPr>
+        <w:t xml:space="preserve"> </w:t>
+      </w:r>
+      <w:proofErr w:type="spellStart"/>
+      <w:r>
+        <w:rPr>
+          <w:b/>
+          <w:bCs/>
+          <w:color w:val="000000"/>
+          <w:sz w:val="22"/>
+          <w:szCs w:val="22"/>
+          <w:lang w:val="en-150" w:eastAsia="en-150"/>
+        </w:rPr>
+        <w:t>базы</w:t>
+      </w:r>
+      <w:proofErr w:type="spellEnd"/>
+      <w:r>
+        <w:rPr>
+          <w:b/>
+          <w:bCs/>
+          <w:color w:val="000000"/>
+          <w:sz w:val="22"/>
+          <w:szCs w:val="22"/>
+          <w:lang w:val="en-150" w:eastAsia="en-150"/>
+        </w:rPr>
+        <w:t xml:space="preserve"> </w:t>
+      </w:r>
+      <w:proofErr w:type="spellStart"/>
+      <w:r>
+        <w:rPr>
+          <w:b/>
+          <w:bCs/>
+          <w:color w:val="000000"/>
+          <w:sz w:val="22"/>
+          <w:szCs w:val="22"/>
+          <w:lang w:val="en-150" w:eastAsia="en-150"/>
+        </w:rPr>
+        <w:t>данных</w:t>
+      </w:r>
+      <w:proofErr w:type="spellEnd"/>
+      <w:r>
+        <w:rPr>
+          <w:b/>
+          <w:bCs/>
+          <w:color w:val="000000"/>
+          <w:sz w:val="22"/>
+          <w:szCs w:val="22"/>
+          <w:lang w:val="en-150" w:eastAsia="en-150"/>
+        </w:rPr>
+        <w:t xml:space="preserve"> и </w:t>
+      </w:r>
+      <w:proofErr w:type="spellStart"/>
+      <w:r>
+        <w:rPr>
+          <w:b/>
+          <w:bCs/>
+          <w:color w:val="000000"/>
+          <w:sz w:val="22"/>
+          <w:szCs w:val="22"/>
+          <w:lang w:val="en-150" w:eastAsia="en-150"/>
+        </w:rPr>
+        <w:t>разработка</w:t>
+      </w:r>
+      <w:proofErr w:type="spellEnd"/>
+      <w:r>
+        <w:rPr>
+          <w:b/>
+          <w:bCs/>
+          <w:color w:val="000000"/>
+          <w:sz w:val="22"/>
+          <w:szCs w:val="22"/>
+          <w:lang w:val="en-150" w:eastAsia="en-150"/>
+        </w:rPr>
+        <w:t xml:space="preserve"> </w:t>
+      </w:r>
+      <w:proofErr w:type="spellStart"/>
+      <w:r>
+        <w:rPr>
+          <w:b/>
+          <w:bCs/>
+          <w:color w:val="000000"/>
+          <w:sz w:val="22"/>
+          <w:szCs w:val="22"/>
+          <w:lang w:val="en-150" w:eastAsia="en-150"/>
+        </w:rPr>
+        <w:t>клиентского</w:t>
+      </w:r>
+      <w:proofErr w:type="spellEnd"/>
+      <w:r>
+        <w:rPr>
+          <w:b/>
+          <w:bCs/>
+          <w:color w:val="000000"/>
+          <w:sz w:val="22"/>
+          <w:szCs w:val="22"/>
+          <w:lang w:val="en-150" w:eastAsia="en-150"/>
+        </w:rPr>
+        <w:t xml:space="preserve"> </w:t>
+      </w:r>
+      <w:proofErr w:type="spellStart"/>
+      <w:r>
+        <w:rPr>
+          <w:b/>
+          <w:bCs/>
+          <w:color w:val="000000"/>
+          <w:sz w:val="22"/>
+          <w:szCs w:val="22"/>
+          <w:lang w:val="en-150" w:eastAsia="en-150"/>
+        </w:rPr>
+        <w:t>приложения</w:t>
+      </w:r>
+      <w:proofErr w:type="spellEnd"/>
+      <w:r>
+        <w:rPr>
+          <w:b/>
+          <w:bCs/>
+          <w:color w:val="000000"/>
+          <w:sz w:val="22"/>
+          <w:szCs w:val="22"/>
+          <w:lang w:val="en-150" w:eastAsia="en-150"/>
+        </w:rPr>
+        <w:t xml:space="preserve"> </w:t>
+      </w:r>
+      <w:proofErr w:type="spellStart"/>
+      <w:r>
+        <w:rPr>
+          <w:b/>
+          <w:bCs/>
+          <w:color w:val="000000"/>
+          <w:sz w:val="22"/>
+          <w:szCs w:val="22"/>
+          <w:lang w:val="en-150" w:eastAsia="en-150"/>
+        </w:rPr>
+        <w:t>для</w:t>
+      </w:r>
+      <w:proofErr w:type="spellEnd"/>
+      <w:r>
+        <w:rPr>
+          <w:b/>
+          <w:bCs/>
+          <w:color w:val="000000"/>
+          <w:sz w:val="22"/>
+          <w:szCs w:val="22"/>
+          <w:lang w:val="en-150" w:eastAsia="en-150"/>
+        </w:rPr>
+        <w:t xml:space="preserve"> </w:t>
+      </w:r>
+      <w:proofErr w:type="spellStart"/>
+      <w:r>
+        <w:rPr>
+          <w:b/>
+          <w:bCs/>
+          <w:color w:val="000000"/>
+          <w:sz w:val="22"/>
+          <w:szCs w:val="22"/>
+          <w:lang w:val="en-150" w:eastAsia="en-150"/>
+        </w:rPr>
+        <w:t>автоматизации</w:t>
+      </w:r>
+      <w:proofErr w:type="spellEnd"/>
+      <w:r>
+        <w:rPr>
+          <w:b/>
+          <w:bCs/>
+          <w:color w:val="000000"/>
+          <w:sz w:val="22"/>
+          <w:szCs w:val="22"/>
+          <w:lang w:val="en-150" w:eastAsia="en-150"/>
+        </w:rPr>
+        <w:t xml:space="preserve"> </w:t>
+      </w:r>
+      <w:proofErr w:type="spellStart"/>
+      <w:r>
+        <w:rPr>
+          <w:b/>
+          <w:bCs/>
+          <w:color w:val="000000"/>
+          <w:sz w:val="22"/>
+          <w:szCs w:val="22"/>
+          <w:lang w:val="en-150" w:eastAsia="en-150"/>
+        </w:rPr>
+        <w:t>логистики</w:t>
+      </w:r>
+      <w:proofErr w:type="spellEnd"/>
+      <w:r>
+        <w:rPr>
+          <w:b/>
+          <w:bCs/>
+          <w:color w:val="000000"/>
+          <w:sz w:val="22"/>
+          <w:szCs w:val="22"/>
+          <w:lang w:val="en-150" w:eastAsia="en-150"/>
+        </w:rPr>
+        <w:t xml:space="preserve"> </w:t>
+      </w:r>
+      <w:proofErr w:type="spellStart"/>
+      <w:r>
+        <w:rPr>
+          <w:b/>
+          <w:bCs/>
+          <w:color w:val="000000"/>
+          <w:sz w:val="22"/>
+          <w:szCs w:val="22"/>
+          <w:lang w:val="en-150" w:eastAsia="en-150"/>
+        </w:rPr>
+        <w:t>курьерской</w:t>
+      </w:r>
+      <w:proofErr w:type="spellEnd"/>
+      <w:r>
+        <w:rPr>
+          <w:b/>
+          <w:bCs/>
+          <w:color w:val="000000"/>
+          <w:sz w:val="22"/>
+          <w:szCs w:val="22"/>
+          <w:lang w:val="en-150" w:eastAsia="en-150"/>
+        </w:rPr>
+        <w:t xml:space="preserve"> </w:t>
+      </w:r>
+      <w:proofErr w:type="spellStart"/>
+      <w:r>
+        <w:rPr>
+          <w:b/>
+          <w:bCs/>
+          <w:color w:val="000000"/>
+          <w:sz w:val="22"/>
+          <w:szCs w:val="22"/>
+          <w:lang w:val="en-150" w:eastAsia="en-150"/>
+        </w:rPr>
+        <w:t>доставки</w:t>
+      </w:r>
+      <w:proofErr w:type="spellEnd"/>
+      <w:r>
+        <w:rPr>
+          <w:b/>
+          <w:bCs/>
+          <w:color w:val="000000"/>
+          <w:sz w:val="22"/>
+          <w:szCs w:val="22"/>
+          <w:lang w:val="en-150" w:eastAsia="en-150"/>
+        </w:rPr>
+        <w:t xml:space="preserve"> </w:t>
+      </w:r>
+      <w:proofErr w:type="spellStart"/>
+      <w:r>
+        <w:rPr>
+          <w:b/>
+          <w:bCs/>
+          <w:color w:val="000000"/>
+          <w:sz w:val="22"/>
+          <w:szCs w:val="22"/>
+          <w:lang w:val="en-150" w:eastAsia="en-150"/>
+        </w:rPr>
+        <w:t>малогабаритных</w:t>
+      </w:r>
+      <w:proofErr w:type="spellEnd"/>
+      <w:r>
+        <w:rPr>
+          <w:b/>
+          <w:bCs/>
+          <w:color w:val="000000"/>
+          <w:sz w:val="22"/>
+          <w:szCs w:val="22"/>
+          <w:lang w:val="en-150" w:eastAsia="en-150"/>
+        </w:rPr>
+        <w:t xml:space="preserve"> </w:t>
+      </w:r>
+      <w:proofErr w:type="spellStart"/>
+      <w:r>
+        <w:rPr>
+          <w:b/>
+          <w:bCs/>
+          <w:color w:val="000000"/>
+          <w:sz w:val="22"/>
+          <w:szCs w:val="22"/>
+          <w:lang w:val="en-150" w:eastAsia="en-150"/>
+        </w:rPr>
+        <w:t>грузов</w:t>
+      </w:r>
+      <w:proofErr w:type="spellEnd"/>
+      <w:r>
+        <w:rPr>
+          <w:b/>
+          <w:bCs/>
+          <w:color w:val="000000"/>
+          <w:sz w:val="22"/>
+          <w:szCs w:val="22"/>
+          <w:lang w:val="en-150" w:eastAsia="en-150"/>
+        </w:rPr>
+        <w:t>»</w:t>
       </w:r>
     </w:p>
     <w:p>
@@ -946,14 +1839,45 @@
           <w:lang w:val="en-150" w:eastAsia="en-150"/>
         </w:rPr>
       </w:pPr>
-      <w:r>
-        <w:rPr>
-          <w:color w:val="000000"/>
-          <w:sz w:val="22"/>
-          <w:szCs w:val="22"/>
-          <w:lang w:val="en-150" w:eastAsia="en-150"/>
-        </w:rPr>
-        <w:t xml:space="preserve">утвержден приказом № </w:t>
+      <w:proofErr w:type="spellStart"/>
+      <w:r>
+        <w:rPr>
+          <w:color w:val="000000"/>
+          <w:sz w:val="22"/>
+          <w:szCs w:val="22"/>
+          <w:lang w:val="en-150" w:eastAsia="en-150"/>
+        </w:rPr>
+        <w:t>утвержден</w:t>
+      </w:r>
+      <w:proofErr w:type="spellEnd"/>
+      <w:r>
+        <w:rPr>
+          <w:color w:val="000000"/>
+          <w:sz w:val="22"/>
+          <w:szCs w:val="22"/>
+          <w:lang w:val="en-150" w:eastAsia="en-150"/>
+        </w:rPr>
+        <w:t xml:space="preserve"> </w:t>
+      </w:r>
+      <w:proofErr w:type="spellStart"/>
+      <w:r>
+        <w:rPr>
+          <w:color w:val="000000"/>
+          <w:sz w:val="22"/>
+          <w:szCs w:val="22"/>
+          <w:lang w:val="en-150" w:eastAsia="en-150"/>
+        </w:rPr>
+        <w:t>приказом</w:t>
+      </w:r>
+      <w:proofErr w:type="spellEnd"/>
+      <w:r>
+        <w:rPr>
+          <w:color w:val="000000"/>
+          <w:sz w:val="22"/>
+          <w:szCs w:val="22"/>
+          <w:lang w:val="en-150" w:eastAsia="en-150"/>
+        </w:rPr>
+        <w:t xml:space="preserve"> № </w:t>
       </w:r>
       <w:r>
         <w:rPr>
@@ -965,14 +1889,25 @@
         </w:rPr>
         <w:t xml:space="preserve">149/91к </w:t>
       </w:r>
-      <w:r>
-        <w:rPr>
-          <w:color w:val="000000"/>
-          <w:sz w:val="22"/>
-          <w:szCs w:val="22"/>
-          <w:lang w:val="en-150" w:eastAsia="en-150"/>
-        </w:rPr>
-        <w:t>от «</w:t>
+      <w:proofErr w:type="spellStart"/>
+      <w:r>
+        <w:rPr>
+          <w:color w:val="000000"/>
+          <w:sz w:val="22"/>
+          <w:szCs w:val="22"/>
+          <w:lang w:val="en-150" w:eastAsia="en-150"/>
+        </w:rPr>
+        <w:t>от</w:t>
+      </w:r>
+      <w:proofErr w:type="spellEnd"/>
+      <w:r>
+        <w:rPr>
+          <w:color w:val="000000"/>
+          <w:sz w:val="22"/>
+          <w:szCs w:val="22"/>
+          <w:lang w:val="en-150" w:eastAsia="en-150"/>
+        </w:rPr>
+        <w:t xml:space="preserve"> «</w:t>
       </w:r>
       <w:r>
         <w:rPr>
@@ -993,6 +1928,7 @@
         </w:rPr>
         <w:t xml:space="preserve">» </w:t>
       </w:r>
+      <w:proofErr w:type="spellStart"/>
       <w:r>
         <w:rPr>
           <w:color w:val="000000"/>
@@ -1003,6 +1939,7 @@
         </w:rPr>
         <w:t>января</w:t>
       </w:r>
+      <w:proofErr w:type="spellEnd"/>
       <w:r>
         <w:rPr>
           <w:color w:val="000000"/>
@@ -1031,7 +1968,127 @@
           <w:szCs w:val="22"/>
           <w:lang w:val="en-150" w:eastAsia="en-150"/>
         </w:rPr>
-        <w:t>3. Структура курсового проекта включает следующие элементы:</w:t>
+        <w:t xml:space="preserve">3. </w:t>
+      </w:r>
+      <w:proofErr w:type="spellStart"/>
+      <w:r>
+        <w:rPr>
+          <w:color w:val="000000"/>
+          <w:sz w:val="22"/>
+          <w:szCs w:val="22"/>
+          <w:lang w:val="en-150" w:eastAsia="en-150"/>
+        </w:rPr>
+        <w:t>Структура</w:t>
+      </w:r>
+      <w:proofErr w:type="spellEnd"/>
+      <w:r>
+        <w:rPr>
+          <w:color w:val="000000"/>
+          <w:sz w:val="22"/>
+          <w:szCs w:val="22"/>
+          <w:lang w:val="en-150" w:eastAsia="en-150"/>
+        </w:rPr>
+        <w:t xml:space="preserve"> </w:t>
+      </w:r>
+      <w:proofErr w:type="spellStart"/>
+      <w:r>
+        <w:rPr>
+          <w:color w:val="000000"/>
+          <w:sz w:val="22"/>
+          <w:szCs w:val="22"/>
+          <w:lang w:val="en-150" w:eastAsia="en-150"/>
+        </w:rPr>
+        <w:t>курсового</w:t>
+      </w:r>
+      <w:proofErr w:type="spellEnd"/>
+      <w:r>
+        <w:rPr>
+          <w:color w:val="000000"/>
+          <w:sz w:val="22"/>
+          <w:szCs w:val="22"/>
+          <w:lang w:val="en-150" w:eastAsia="en-150"/>
+        </w:rPr>
+        <w:t xml:space="preserve"> </w:t>
+      </w:r>
+      <w:proofErr w:type="spellStart"/>
+      <w:r>
+        <w:rPr>
+          <w:color w:val="000000"/>
+          <w:sz w:val="22"/>
+          <w:szCs w:val="22"/>
+          <w:lang w:val="en-150" w:eastAsia="en-150"/>
+        </w:rPr>
+        <w:t>проекта</w:t>
+      </w:r>
+      <w:proofErr w:type="spellEnd"/>
+      <w:r>
+        <w:rPr>
+          <w:color w:val="000000"/>
+          <w:sz w:val="22"/>
+          <w:szCs w:val="22"/>
+          <w:lang w:val="en-150" w:eastAsia="en-150"/>
+        </w:rPr>
+        <w:t xml:space="preserve"> </w:t>
+      </w:r>
+      <w:proofErr w:type="spellStart"/>
+      <w:r>
+        <w:rPr>
+          <w:color w:val="000000"/>
+          <w:sz w:val="22"/>
+          <w:szCs w:val="22"/>
+          <w:lang w:val="en-150" w:eastAsia="en-150"/>
+        </w:rPr>
+        <w:t>включает</w:t>
+      </w:r>
+      <w:proofErr w:type="spellEnd"/>
+      <w:r>
+        <w:rPr>
+          <w:color w:val="000000"/>
+          <w:sz w:val="22"/>
+          <w:szCs w:val="22"/>
+          <w:lang w:val="en-150" w:eastAsia="en-150"/>
+        </w:rPr>
+        <w:t xml:space="preserve"> </w:t>
+      </w:r>
+      <w:proofErr w:type="spellStart"/>
+      <w:r>
+        <w:rPr>
+          <w:color w:val="000000"/>
+          <w:sz w:val="22"/>
+          <w:szCs w:val="22"/>
+          <w:lang w:val="en-150" w:eastAsia="en-150"/>
+        </w:rPr>
+        <w:t>следующие</w:t>
+      </w:r>
+      <w:proofErr w:type="spellEnd"/>
+      <w:r>
+        <w:rPr>
+          <w:color w:val="000000"/>
+          <w:sz w:val="22"/>
+          <w:szCs w:val="22"/>
+          <w:lang w:val="en-150" w:eastAsia="en-150"/>
+        </w:rPr>
+        <w:t xml:space="preserve"> </w:t>
+      </w:r>
+      <w:proofErr w:type="spellStart"/>
+      <w:r>
+        <w:rPr>
+          <w:color w:val="000000"/>
+          <w:sz w:val="22"/>
+          <w:szCs w:val="22"/>
+          <w:lang w:val="en-150" w:eastAsia="en-150"/>
+        </w:rPr>
+        <w:t>элементы</w:t>
+      </w:r>
+      <w:proofErr w:type="spellEnd"/>
+      <w:r>
+        <w:rPr>
+          <w:color w:val="000000"/>
+          <w:sz w:val="22"/>
+          <w:szCs w:val="22"/>
+          <w:lang w:val="en-150" w:eastAsia="en-150"/>
+        </w:rPr>
+        <w:t>:</w:t>
       </w:r>
     </w:p>
     <w:p>
@@ -1052,7 +2109,327 @@
           <w:szCs w:val="22"/>
           <w:lang w:val="en-150" w:eastAsia="en-150"/>
         </w:rPr>
-        <w:t>- пояснительная записка (титульный лист, задание, содержание, введение, теоретическая/основная часть, заключение, ссылки на используемую литературу, литература).</w:t>
+        <w:t xml:space="preserve">- </w:t>
+      </w:r>
+      <w:proofErr w:type="spellStart"/>
+      <w:r>
+        <w:rPr>
+          <w:color w:val="000000"/>
+          <w:sz w:val="22"/>
+          <w:szCs w:val="22"/>
+          <w:lang w:val="en-150" w:eastAsia="en-150"/>
+        </w:rPr>
+        <w:t>пояснительная</w:t>
+      </w:r>
+      <w:proofErr w:type="spellEnd"/>
+      <w:r>
+        <w:rPr>
+          <w:color w:val="000000"/>
+          <w:sz w:val="22"/>
+          <w:szCs w:val="22"/>
+          <w:lang w:val="en-150" w:eastAsia="en-150"/>
+        </w:rPr>
+        <w:t xml:space="preserve"> </w:t>
+      </w:r>
+      <w:proofErr w:type="spellStart"/>
+      <w:r>
+        <w:rPr>
+          <w:color w:val="000000"/>
+          <w:sz w:val="22"/>
+          <w:szCs w:val="22"/>
+          <w:lang w:val="en-150" w:eastAsia="en-150"/>
+        </w:rPr>
+        <w:t>записка</w:t>
+      </w:r>
+      <w:proofErr w:type="spellEnd"/>
+      <w:r>
+        <w:rPr>
+          <w:color w:val="000000"/>
+          <w:sz w:val="22"/>
+          <w:szCs w:val="22"/>
+          <w:lang w:val="en-150" w:eastAsia="en-150"/>
+        </w:rPr>
+        <w:t xml:space="preserve"> (</w:t>
+      </w:r>
+      <w:proofErr w:type="spellStart"/>
+      <w:r>
+        <w:rPr>
+          <w:color w:val="000000"/>
+          <w:sz w:val="22"/>
+          <w:szCs w:val="22"/>
+          <w:lang w:val="en-150" w:eastAsia="en-150"/>
+        </w:rPr>
+        <w:t>титульный</w:t>
+      </w:r>
+      <w:proofErr w:type="spellEnd"/>
+      <w:r>
+        <w:rPr>
+          <w:color w:val="000000"/>
+          <w:sz w:val="22"/>
+          <w:szCs w:val="22"/>
+          <w:lang w:val="en-150" w:eastAsia="en-150"/>
+        </w:rPr>
+        <w:t xml:space="preserve"> </w:t>
+      </w:r>
+      <w:proofErr w:type="spellStart"/>
+      <w:r>
+        <w:rPr>
+          <w:color w:val="000000"/>
+          <w:sz w:val="22"/>
+          <w:szCs w:val="22"/>
+          <w:lang w:val="en-150" w:eastAsia="en-150"/>
+        </w:rPr>
+        <w:t>лист</w:t>
+      </w:r>
+      <w:proofErr w:type="spellEnd"/>
+      <w:r>
+        <w:rPr>
+          <w:color w:val="000000"/>
+          <w:sz w:val="22"/>
+          <w:szCs w:val="22"/>
+          <w:lang w:val="en-150" w:eastAsia="en-150"/>
+        </w:rPr>
+        <w:t xml:space="preserve">, </w:t>
+      </w:r>
+      <w:proofErr w:type="spellStart"/>
+      <w:r>
+        <w:rPr>
+          <w:color w:val="000000"/>
+          <w:sz w:val="22"/>
+          <w:szCs w:val="22"/>
+          <w:lang w:val="en-150" w:eastAsia="en-150"/>
+        </w:rPr>
+        <w:t>задание</w:t>
+      </w:r>
+      <w:proofErr w:type="spellEnd"/>
+      <w:r>
+        <w:rPr>
+          <w:color w:val="000000"/>
+          <w:sz w:val="22"/>
+          <w:szCs w:val="22"/>
+          <w:lang w:val="en-150" w:eastAsia="en-150"/>
+        </w:rPr>
+        <w:t xml:space="preserve">, </w:t>
+      </w:r>
+      <w:proofErr w:type="spellStart"/>
+      <w:r>
+        <w:rPr>
+          <w:color w:val="000000"/>
+          <w:sz w:val="22"/>
+          <w:szCs w:val="22"/>
+          <w:lang w:val="en-150" w:eastAsia="en-150"/>
+        </w:rPr>
+        <w:t>содержание</w:t>
+      </w:r>
+      <w:proofErr w:type="spellEnd"/>
+      <w:r>
+        <w:rPr>
+          <w:color w:val="000000"/>
+          <w:sz w:val="22"/>
+          <w:szCs w:val="22"/>
+          <w:lang w:val="en-150" w:eastAsia="en-150"/>
+        </w:rPr>
+        <w:t xml:space="preserve">, </w:t>
+      </w:r>
+      <w:proofErr w:type="spellStart"/>
+      <w:r>
+        <w:rPr>
+          <w:color w:val="000000"/>
+          <w:sz w:val="22"/>
+          <w:szCs w:val="22"/>
+          <w:lang w:val="en-150" w:eastAsia="en-150"/>
+        </w:rPr>
+        <w:t>введение</w:t>
+      </w:r>
+      <w:proofErr w:type="spellEnd"/>
+      <w:r>
+        <w:rPr>
+          <w:color w:val="000000"/>
+          <w:sz w:val="22"/>
+          <w:szCs w:val="22"/>
+          <w:lang w:val="en-150" w:eastAsia="en-150"/>
+        </w:rPr>
+        <w:t xml:space="preserve">, </w:t>
+      </w:r>
+      <w:proofErr w:type="spellStart"/>
+      <w:r>
+        <w:rPr>
+          <w:color w:val="000000"/>
+          <w:sz w:val="22"/>
+          <w:szCs w:val="22"/>
+          <w:lang w:val="en-150" w:eastAsia="en-150"/>
+        </w:rPr>
+        <w:t>теоретическая</w:t>
+      </w:r>
+      <w:proofErr w:type="spellEnd"/>
+      <w:r>
+        <w:rPr>
+          <w:color w:val="000000"/>
+          <w:sz w:val="22"/>
+          <w:szCs w:val="22"/>
+          <w:lang w:val="en-150" w:eastAsia="en-150"/>
+        </w:rPr>
+        <w:t>/</w:t>
+      </w:r>
+      <w:proofErr w:type="spellStart"/>
+      <w:r>
+        <w:rPr>
+          <w:color w:val="000000"/>
+          <w:sz w:val="22"/>
+          <w:szCs w:val="22"/>
+          <w:lang w:val="en-150" w:eastAsia="en-150"/>
+        </w:rPr>
+        <w:t>основная</w:t>
+      </w:r>
+      <w:proofErr w:type="spellEnd"/>
+      <w:r>
+        <w:rPr>
+          <w:color w:val="000000"/>
+          <w:sz w:val="22"/>
+          <w:szCs w:val="22"/>
+          <w:lang w:val="en-150" w:eastAsia="en-150"/>
+        </w:rPr>
+        <w:t xml:space="preserve"> </w:t>
+      </w:r>
+      <w:proofErr w:type="spellStart"/>
+      <w:r>
+        <w:rPr>
+          <w:color w:val="000000"/>
+          <w:sz w:val="22"/>
+          <w:szCs w:val="22"/>
+          <w:lang w:val="en-150" w:eastAsia="en-150"/>
+        </w:rPr>
+        <w:t>часть</w:t>
+      </w:r>
+      <w:proofErr w:type="spellEnd"/>
+      <w:r>
+        <w:rPr>
+          <w:color w:val="000000"/>
+          <w:sz w:val="22"/>
+          <w:szCs w:val="22"/>
+          <w:lang w:val="en-150" w:eastAsia="en-150"/>
+        </w:rPr>
+        <w:t xml:space="preserve">, </w:t>
+      </w:r>
+      <w:proofErr w:type="spellStart"/>
+      <w:r>
+        <w:rPr>
+          <w:color w:val="000000"/>
+          <w:sz w:val="22"/>
+          <w:szCs w:val="22"/>
+          <w:lang w:val="en-150" w:eastAsia="en-150"/>
+        </w:rPr>
+        <w:t>заключение</w:t>
+      </w:r>
+      <w:proofErr w:type="spellEnd"/>
+      <w:r>
+        <w:rPr>
+          <w:color w:val="000000"/>
+          <w:sz w:val="22"/>
+          <w:szCs w:val="22"/>
+          <w:lang w:val="en-150" w:eastAsia="en-150"/>
+        </w:rPr>
+        <w:t xml:space="preserve">, </w:t>
+      </w:r>
+      <w:proofErr w:type="spellStart"/>
+      <w:r>
+        <w:rPr>
+          <w:color w:val="000000"/>
+          <w:sz w:val="22"/>
+          <w:szCs w:val="22"/>
+          <w:lang w:val="en-150" w:eastAsia="en-150"/>
+        </w:rPr>
+        <w:t>ссылки</w:t>
+      </w:r>
+      <w:proofErr w:type="spellEnd"/>
+      <w:r>
+        <w:rPr>
+          <w:color w:val="000000"/>
+          <w:sz w:val="22"/>
+          <w:szCs w:val="22"/>
+          <w:lang w:val="en-150" w:eastAsia="en-150"/>
+        </w:rPr>
+        <w:t xml:space="preserve"> </w:t>
+      </w:r>
+      <w:proofErr w:type="spellStart"/>
+      <w:r>
+        <w:rPr>
+          <w:color w:val="000000"/>
+          <w:sz w:val="22"/>
+          <w:szCs w:val="22"/>
+          <w:lang w:val="en-150" w:eastAsia="en-150"/>
+        </w:rPr>
+        <w:t>на</w:t>
+      </w:r>
+      <w:proofErr w:type="spellEnd"/>
+      <w:r>
+        <w:rPr>
+          <w:color w:val="000000"/>
+          <w:sz w:val="22"/>
+          <w:szCs w:val="22"/>
+          <w:lang w:val="en-150" w:eastAsia="en-150"/>
+        </w:rPr>
+        <w:t xml:space="preserve"> </w:t>
+      </w:r>
+      <w:proofErr w:type="spellStart"/>
+      <w:r>
+        <w:rPr>
+          <w:color w:val="000000"/>
+          <w:sz w:val="22"/>
+          <w:szCs w:val="22"/>
+          <w:lang w:val="en-150" w:eastAsia="en-150"/>
+        </w:rPr>
+        <w:t>используемую</w:t>
+      </w:r>
+      <w:proofErr w:type="spellEnd"/>
+      <w:r>
+        <w:rPr>
+          <w:color w:val="000000"/>
+          <w:sz w:val="22"/>
+          <w:szCs w:val="22"/>
+          <w:lang w:val="en-150" w:eastAsia="en-150"/>
+        </w:rPr>
+        <w:t xml:space="preserve"> </w:t>
+      </w:r>
+      <w:proofErr w:type="spellStart"/>
+      <w:r>
+        <w:rPr>
+          <w:color w:val="000000"/>
+          <w:sz w:val="22"/>
+          <w:szCs w:val="22"/>
+          <w:lang w:val="en-150" w:eastAsia="en-150"/>
+        </w:rPr>
+        <w:t>литературу</w:t>
+      </w:r>
+      <w:proofErr w:type="spellEnd"/>
+      <w:r>
+        <w:rPr>
+          <w:color w:val="000000"/>
+          <w:sz w:val="22"/>
+          <w:szCs w:val="22"/>
+          <w:lang w:val="en-150" w:eastAsia="en-150"/>
+        </w:rPr>
+        <w:t xml:space="preserve">, </w:t>
+      </w:r>
+      <w:proofErr w:type="spellStart"/>
+      <w:r>
+        <w:rPr>
+          <w:color w:val="000000"/>
+          <w:sz w:val="22"/>
+          <w:szCs w:val="22"/>
+          <w:lang w:val="en-150" w:eastAsia="en-150"/>
+        </w:rPr>
+        <w:t>литература</w:t>
+      </w:r>
+      <w:proofErr w:type="spellEnd"/>
+      <w:r>
+        <w:rPr>
+          <w:color w:val="000000"/>
+          <w:sz w:val="22"/>
+          <w:szCs w:val="22"/>
+          <w:lang w:val="en-150" w:eastAsia="en-150"/>
+        </w:rPr>
+        <w:t>).</w:t>
       </w:r>
     </w:p>
     <w:p>
@@ -1126,6 +2503,7 @@
           <w:lang w:val="en-150" w:eastAsia="en-150"/>
         </w:rPr>
       </w:pPr>
+      <w:proofErr w:type="spellStart"/>
       <w:r>
         <w:rPr>
           <w:b/>
@@ -1137,6 +2515,7 @@
         </w:rPr>
         <w:t>Введение</w:t>
       </w:r>
+      <w:proofErr w:type="spellEnd"/>
     </w:p>
     <w:p>
       <w:pPr>
@@ -1160,8 +2539,93 @@
           <w:szCs w:val="22"/>
           <w:lang w:val="en-150" w:eastAsia="en-150"/>
         </w:rPr>
-        <w:t>1 Анализ требований и постановка задачи</w:t>
-      </w:r>
+        <w:t>1 </w:t>
+      </w:r>
+      <w:proofErr w:type="spellStart"/>
+      <w:r>
+        <w:rPr>
+          <w:b/>
+          <w:bCs/>
+          <w:color w:val="000000"/>
+          <w:sz w:val="22"/>
+          <w:szCs w:val="22"/>
+          <w:lang w:val="en-150" w:eastAsia="en-150"/>
+        </w:rPr>
+        <w:t>Анализ</w:t>
+      </w:r>
+      <w:proofErr w:type="spellEnd"/>
+      <w:r>
+        <w:rPr>
+          <w:b/>
+          <w:bCs/>
+          <w:color w:val="000000"/>
+          <w:sz w:val="22"/>
+          <w:szCs w:val="22"/>
+          <w:lang w:val="en-150" w:eastAsia="en-150"/>
+        </w:rPr>
+        <w:t xml:space="preserve"> </w:t>
+      </w:r>
+      <w:proofErr w:type="spellStart"/>
+      <w:r>
+        <w:rPr>
+          <w:b/>
+          <w:bCs/>
+          <w:color w:val="000000"/>
+          <w:sz w:val="22"/>
+          <w:szCs w:val="22"/>
+          <w:lang w:val="en-150" w:eastAsia="en-150"/>
+        </w:rPr>
+        <w:t>требований</w:t>
+      </w:r>
+      <w:proofErr w:type="spellEnd"/>
+      <w:r>
+        <w:rPr>
+          <w:b/>
+          <w:bCs/>
+          <w:color w:val="000000"/>
+          <w:sz w:val="22"/>
+          <w:szCs w:val="22"/>
+          <w:lang w:val="en-150" w:eastAsia="en-150"/>
+        </w:rPr>
+        <w:t xml:space="preserve"> и </w:t>
+      </w:r>
+      <w:proofErr w:type="spellStart"/>
+      <w:r>
+        <w:rPr>
+          <w:b/>
+          <w:bCs/>
+          <w:color w:val="000000"/>
+          <w:sz w:val="22"/>
+          <w:szCs w:val="22"/>
+          <w:lang w:val="en-150" w:eastAsia="en-150"/>
+        </w:rPr>
+        <w:t>постановка</w:t>
+      </w:r>
+      <w:proofErr w:type="spellEnd"/>
+      <w:r>
+        <w:rPr>
+          <w:b/>
+          <w:bCs/>
+          <w:color w:val="000000"/>
+          <w:sz w:val="22"/>
+          <w:szCs w:val="22"/>
+          <w:lang w:val="en-150" w:eastAsia="en-150"/>
+        </w:rPr>
+        <w:t xml:space="preserve"> </w:t>
+      </w:r>
+      <w:proofErr w:type="spellStart"/>
+      <w:r>
+        <w:rPr>
+          <w:b/>
+          <w:bCs/>
+          <w:color w:val="000000"/>
+          <w:sz w:val="22"/>
+          <w:szCs w:val="22"/>
+          <w:lang w:val="en-150" w:eastAsia="en-150"/>
+        </w:rPr>
+        <w:t>задачи</w:t>
+      </w:r>
+      <w:proofErr w:type="spellEnd"/>
     </w:p>
     <w:p>
       <w:pPr>
@@ -1183,7 +2647,67 @@
           <w:szCs w:val="22"/>
           <w:lang w:val="en-150" w:eastAsia="en-150"/>
         </w:rPr>
-        <w:t>1.1 Анализ предметной области. </w:t>
+        <w:t xml:space="preserve">1.1 </w:t>
+      </w:r>
+      <w:proofErr w:type="spellStart"/>
+      <w:r>
+        <w:rPr>
+          <w:color w:val="000000"/>
+          <w:sz w:val="22"/>
+          <w:szCs w:val="22"/>
+          <w:lang w:val="en-150" w:eastAsia="en-150"/>
+        </w:rPr>
+        <w:t>Анализ</w:t>
+      </w:r>
+      <w:proofErr w:type="spellEnd"/>
+      <w:r>
+        <w:rPr>
+          <w:color w:val="000000"/>
+          <w:sz w:val="22"/>
+          <w:szCs w:val="22"/>
+          <w:lang w:val="en-150" w:eastAsia="en-150"/>
+        </w:rPr>
+        <w:t xml:space="preserve"> </w:t>
+      </w:r>
+      <w:proofErr w:type="spellStart"/>
+      <w:r>
+        <w:rPr>
+          <w:color w:val="000000"/>
+          <w:sz w:val="22"/>
+          <w:szCs w:val="22"/>
+          <w:lang w:val="en-150" w:eastAsia="en-150"/>
+        </w:rPr>
+        <w:t>предметной</w:t>
+      </w:r>
+      <w:proofErr w:type="spellEnd"/>
+      <w:r>
+        <w:rPr>
+          <w:color w:val="000000"/>
+          <w:sz w:val="22"/>
+          <w:szCs w:val="22"/>
+          <w:lang w:val="en-150" w:eastAsia="en-150"/>
+        </w:rPr>
+        <w:t xml:space="preserve"> </w:t>
+      </w:r>
+      <w:proofErr w:type="spellStart"/>
+      <w:r>
+        <w:rPr>
+          <w:color w:val="000000"/>
+          <w:sz w:val="22"/>
+          <w:szCs w:val="22"/>
+          <w:lang w:val="en-150" w:eastAsia="en-150"/>
+        </w:rPr>
+        <w:t>области</w:t>
+      </w:r>
+      <w:proofErr w:type="spellEnd"/>
+      <w:r>
+        <w:rPr>
+          <w:color w:val="000000"/>
+          <w:sz w:val="22"/>
+          <w:szCs w:val="22"/>
+          <w:lang w:val="en-150" w:eastAsia="en-150"/>
+        </w:rPr>
+        <w:t>. </w:t>
       </w:r>
     </w:p>
     <w:p>
@@ -1206,7 +2730,47 @@
           <w:szCs w:val="22"/>
           <w:lang w:val="en-150" w:eastAsia="en-150"/>
         </w:rPr>
-        <w:t>1.2 Разработка UML диаграмм.</w:t>
+        <w:t xml:space="preserve">1.2 </w:t>
+      </w:r>
+      <w:proofErr w:type="spellStart"/>
+      <w:r>
+        <w:rPr>
+          <w:color w:val="000000"/>
+          <w:sz w:val="22"/>
+          <w:szCs w:val="22"/>
+          <w:lang w:val="en-150" w:eastAsia="en-150"/>
+        </w:rPr>
+        <w:t>Разработка</w:t>
+      </w:r>
+      <w:proofErr w:type="spellEnd"/>
+      <w:r>
+        <w:rPr>
+          <w:color w:val="000000"/>
+          <w:sz w:val="22"/>
+          <w:szCs w:val="22"/>
+          <w:lang w:val="en-150" w:eastAsia="en-150"/>
+        </w:rPr>
+        <w:t xml:space="preserve"> UML </w:t>
+      </w:r>
+      <w:proofErr w:type="spellStart"/>
+      <w:r>
+        <w:rPr>
+          <w:color w:val="000000"/>
+          <w:sz w:val="22"/>
+          <w:szCs w:val="22"/>
+          <w:lang w:val="en-150" w:eastAsia="en-150"/>
+        </w:rPr>
+        <w:t>диаграмм</w:t>
+      </w:r>
+      <w:proofErr w:type="spellEnd"/>
+      <w:r>
+        <w:rPr>
+          <w:color w:val="000000"/>
+          <w:sz w:val="22"/>
+          <w:szCs w:val="22"/>
+          <w:lang w:val="en-150" w:eastAsia="en-150"/>
+        </w:rPr>
+        <w:t>.</w:t>
       </w:r>
     </w:p>
     <w:p>
@@ -1229,7 +2793,67 @@
           <w:szCs w:val="22"/>
           <w:lang w:val="en-150" w:eastAsia="en-150"/>
         </w:rPr>
-        <w:t>1.3 Разработка макета приложения.</w:t>
+        <w:t xml:space="preserve">1.3 </w:t>
+      </w:r>
+      <w:proofErr w:type="spellStart"/>
+      <w:r>
+        <w:rPr>
+          <w:color w:val="000000"/>
+          <w:sz w:val="22"/>
+          <w:szCs w:val="22"/>
+          <w:lang w:val="en-150" w:eastAsia="en-150"/>
+        </w:rPr>
+        <w:t>Разработка</w:t>
+      </w:r>
+      <w:proofErr w:type="spellEnd"/>
+      <w:r>
+        <w:rPr>
+          <w:color w:val="000000"/>
+          <w:sz w:val="22"/>
+          <w:szCs w:val="22"/>
+          <w:lang w:val="en-150" w:eastAsia="en-150"/>
+        </w:rPr>
+        <w:t> </w:t>
+      </w:r>
+      <w:proofErr w:type="spellStart"/>
+      <w:r>
+        <w:rPr>
+          <w:color w:val="000000"/>
+          <w:sz w:val="22"/>
+          <w:szCs w:val="22"/>
+          <w:lang w:val="en-150" w:eastAsia="en-150"/>
+        </w:rPr>
+        <w:t>макета</w:t>
+      </w:r>
+      <w:proofErr w:type="spellEnd"/>
+      <w:r>
+        <w:rPr>
+          <w:color w:val="000000"/>
+          <w:sz w:val="22"/>
+          <w:szCs w:val="22"/>
+          <w:lang w:val="en-150" w:eastAsia="en-150"/>
+        </w:rPr>
+        <w:t xml:space="preserve"> </w:t>
+      </w:r>
+      <w:proofErr w:type="spellStart"/>
+      <w:r>
+        <w:rPr>
+          <w:color w:val="000000"/>
+          <w:sz w:val="22"/>
+          <w:szCs w:val="22"/>
+          <w:lang w:val="en-150" w:eastAsia="en-150"/>
+        </w:rPr>
+        <w:t>приложения</w:t>
+      </w:r>
+      <w:proofErr w:type="spellEnd"/>
+      <w:r>
+        <w:rPr>
+          <w:color w:val="000000"/>
+          <w:sz w:val="22"/>
+          <w:szCs w:val="22"/>
+          <w:lang w:val="en-150" w:eastAsia="en-150"/>
+        </w:rPr>
+        <w:t>.</w:t>
       </w:r>
     </w:p>
     <w:p>
@@ -1254,7 +2878,103 @@
           <w:szCs w:val="22"/>
           <w:lang w:val="en-150" w:eastAsia="en-150"/>
         </w:rPr>
-        <w:t>2 Проектирование и разработка базы данных </w:t>
+        <w:t xml:space="preserve">2 </w:t>
+      </w:r>
+      <w:proofErr w:type="spellStart"/>
+      <w:r>
+        <w:rPr>
+          <w:b/>
+          <w:bCs/>
+          <w:color w:val="000000"/>
+          <w:sz w:val="22"/>
+          <w:szCs w:val="22"/>
+          <w:lang w:val="en-150" w:eastAsia="en-150"/>
+        </w:rPr>
+        <w:t>Проектирование</w:t>
+      </w:r>
+      <w:proofErr w:type="spellEnd"/>
+      <w:r>
+        <w:rPr>
+          <w:b/>
+          <w:bCs/>
+          <w:color w:val="000000"/>
+          <w:sz w:val="22"/>
+          <w:szCs w:val="22"/>
+          <w:lang w:val="en-150" w:eastAsia="en-150"/>
+        </w:rPr>
+        <w:t xml:space="preserve"> и </w:t>
+      </w:r>
+      <w:proofErr w:type="spellStart"/>
+      <w:r>
+        <w:rPr>
+          <w:b/>
+          <w:bCs/>
+          <w:color w:val="000000"/>
+          <w:sz w:val="22"/>
+          <w:szCs w:val="22"/>
+          <w:lang w:val="en-150" w:eastAsia="en-150"/>
+        </w:rPr>
+        <w:t>разработка</w:t>
+      </w:r>
+      <w:proofErr w:type="spellEnd"/>
+      <w:r>
+        <w:rPr>
+          <w:b/>
+          <w:bCs/>
+          <w:color w:val="000000"/>
+          <w:sz w:val="22"/>
+          <w:szCs w:val="22"/>
+          <w:lang w:val="en-150" w:eastAsia="en-150"/>
+        </w:rPr>
+        <w:t xml:space="preserve"> </w:t>
+      </w:r>
+      <w:proofErr w:type="spellStart"/>
+      <w:r>
+        <w:rPr>
+          <w:b/>
+          <w:bCs/>
+          <w:color w:val="000000"/>
+          <w:sz w:val="22"/>
+          <w:szCs w:val="22"/>
+          <w:lang w:val="en-150" w:eastAsia="en-150"/>
+        </w:rPr>
+        <w:t>базы</w:t>
+      </w:r>
+      <w:proofErr w:type="spellEnd"/>
+      <w:r>
+        <w:rPr>
+          <w:b/>
+          <w:bCs/>
+          <w:color w:val="000000"/>
+          <w:sz w:val="22"/>
+          <w:szCs w:val="22"/>
+          <w:lang w:val="en-150" w:eastAsia="en-150"/>
+        </w:rPr>
+        <w:t xml:space="preserve"> </w:t>
+      </w:r>
+      <w:proofErr w:type="spellStart"/>
+      <w:r>
+        <w:rPr>
+          <w:b/>
+          <w:bCs/>
+          <w:color w:val="000000"/>
+          <w:sz w:val="22"/>
+          <w:szCs w:val="22"/>
+          <w:lang w:val="en-150" w:eastAsia="en-150"/>
+        </w:rPr>
+        <w:t>данных</w:t>
+      </w:r>
+      <w:proofErr w:type="spellEnd"/>
+      <w:r>
+        <w:rPr>
+          <w:b/>
+          <w:bCs/>
+          <w:color w:val="000000"/>
+          <w:sz w:val="22"/>
+          <w:szCs w:val="22"/>
+          <w:lang w:val="en-150" w:eastAsia="en-150"/>
+        </w:rPr>
+        <w:t> </w:t>
       </w:r>
     </w:p>
     <w:p>
@@ -1277,7 +2997,127 @@
           <w:szCs w:val="22"/>
           <w:lang w:val="en-150" w:eastAsia="en-150"/>
         </w:rPr>
-        <w:t>2.1 Разработка ER-диаграммы на основе сырых данных.</w:t>
+        <w:t xml:space="preserve">2.1 </w:t>
+      </w:r>
+      <w:proofErr w:type="spellStart"/>
+      <w:r>
+        <w:rPr>
+          <w:color w:val="000000"/>
+          <w:sz w:val="22"/>
+          <w:szCs w:val="22"/>
+          <w:lang w:val="en-150" w:eastAsia="en-150"/>
+        </w:rPr>
+        <w:t>Разработка</w:t>
+      </w:r>
+      <w:proofErr w:type="spellEnd"/>
+      <w:r>
+        <w:rPr>
+          <w:color w:val="000000"/>
+          <w:sz w:val="22"/>
+          <w:szCs w:val="22"/>
+          <w:lang w:val="en-150" w:eastAsia="en-150"/>
+        </w:rPr>
+        <w:t xml:space="preserve"> ER-</w:t>
+      </w:r>
+      <w:proofErr w:type="spellStart"/>
+      <w:r>
+        <w:rPr>
+          <w:color w:val="000000"/>
+          <w:sz w:val="22"/>
+          <w:szCs w:val="22"/>
+          <w:lang w:val="en-150" w:eastAsia="en-150"/>
+        </w:rPr>
+        <w:t>диаграммы</w:t>
+      </w:r>
+      <w:proofErr w:type="spellEnd"/>
+      <w:r>
+        <w:rPr>
+          <w:color w:val="000000"/>
+          <w:sz w:val="22"/>
+          <w:szCs w:val="22"/>
+          <w:lang w:val="en-150" w:eastAsia="en-150"/>
+        </w:rPr>
+        <w:t xml:space="preserve"> </w:t>
+      </w:r>
+      <w:proofErr w:type="spellStart"/>
+      <w:r>
+        <w:rPr>
+          <w:color w:val="000000"/>
+          <w:sz w:val="22"/>
+          <w:szCs w:val="22"/>
+          <w:lang w:val="en-150" w:eastAsia="en-150"/>
+        </w:rPr>
+        <w:t>на</w:t>
+      </w:r>
+      <w:proofErr w:type="spellEnd"/>
+      <w:r>
+        <w:rPr>
+          <w:color w:val="000000"/>
+          <w:sz w:val="22"/>
+          <w:szCs w:val="22"/>
+          <w:lang w:val="en-150" w:eastAsia="en-150"/>
+        </w:rPr>
+        <w:t xml:space="preserve"> </w:t>
+      </w:r>
+      <w:proofErr w:type="spellStart"/>
+      <w:r>
+        <w:rPr>
+          <w:color w:val="000000"/>
+          <w:sz w:val="22"/>
+          <w:szCs w:val="22"/>
+          <w:lang w:val="en-150" w:eastAsia="en-150"/>
+        </w:rPr>
+        <w:t>основе</w:t>
+      </w:r>
+      <w:proofErr w:type="spellEnd"/>
+      <w:r>
+        <w:rPr>
+          <w:color w:val="000000"/>
+          <w:sz w:val="22"/>
+          <w:szCs w:val="22"/>
+          <w:lang w:val="en-150" w:eastAsia="en-150"/>
+        </w:rPr>
+        <w:t xml:space="preserve"> </w:t>
+      </w:r>
+      <w:proofErr w:type="spellStart"/>
+      <w:r>
+        <w:rPr>
+          <w:color w:val="000000"/>
+          <w:sz w:val="22"/>
+          <w:szCs w:val="22"/>
+          <w:lang w:val="en-150" w:eastAsia="en-150"/>
+        </w:rPr>
+        <w:t>сырых</w:t>
+      </w:r>
+      <w:proofErr w:type="spellEnd"/>
+      <w:r>
+        <w:rPr>
+          <w:color w:val="000000"/>
+          <w:sz w:val="22"/>
+          <w:szCs w:val="22"/>
+          <w:lang w:val="en-150" w:eastAsia="en-150"/>
+        </w:rPr>
+        <w:t xml:space="preserve"> </w:t>
+      </w:r>
+      <w:proofErr w:type="spellStart"/>
+      <w:r>
+        <w:rPr>
+          <w:color w:val="000000"/>
+          <w:sz w:val="22"/>
+          <w:szCs w:val="22"/>
+          <w:lang w:val="en-150" w:eastAsia="en-150"/>
+        </w:rPr>
+        <w:t>данных</w:t>
+      </w:r>
+      <w:proofErr w:type="spellEnd"/>
+      <w:r>
+        <w:rPr>
+          <w:color w:val="000000"/>
+          <w:sz w:val="22"/>
+          <w:szCs w:val="22"/>
+          <w:lang w:val="en-150" w:eastAsia="en-150"/>
+        </w:rPr>
+        <w:t>.</w:t>
       </w:r>
     </w:p>
     <w:p>
@@ -1300,7 +3140,107 @@
           <w:szCs w:val="22"/>
           <w:lang w:val="en-150" w:eastAsia="en-150"/>
         </w:rPr>
-        <w:t>2.2 Разработка физической модели базы данных в MS SQL Server.</w:t>
+        <w:t xml:space="preserve">2.2 </w:t>
+      </w:r>
+      <w:proofErr w:type="spellStart"/>
+      <w:r>
+        <w:rPr>
+          <w:color w:val="000000"/>
+          <w:sz w:val="22"/>
+          <w:szCs w:val="22"/>
+          <w:lang w:val="en-150" w:eastAsia="en-150"/>
+        </w:rPr>
+        <w:t>Разработка</w:t>
+      </w:r>
+      <w:proofErr w:type="spellEnd"/>
+      <w:r>
+        <w:rPr>
+          <w:color w:val="000000"/>
+          <w:sz w:val="22"/>
+          <w:szCs w:val="22"/>
+          <w:lang w:val="en-150" w:eastAsia="en-150"/>
+        </w:rPr>
+        <w:t xml:space="preserve"> </w:t>
+      </w:r>
+      <w:proofErr w:type="spellStart"/>
+      <w:r>
+        <w:rPr>
+          <w:color w:val="000000"/>
+          <w:sz w:val="22"/>
+          <w:szCs w:val="22"/>
+          <w:lang w:val="en-150" w:eastAsia="en-150"/>
+        </w:rPr>
+        <w:t>физической</w:t>
+      </w:r>
+      <w:proofErr w:type="spellEnd"/>
+      <w:r>
+        <w:rPr>
+          <w:color w:val="000000"/>
+          <w:sz w:val="22"/>
+          <w:szCs w:val="22"/>
+          <w:lang w:val="en-150" w:eastAsia="en-150"/>
+        </w:rPr>
+        <w:t xml:space="preserve"> </w:t>
+      </w:r>
+      <w:proofErr w:type="spellStart"/>
+      <w:r>
+        <w:rPr>
+          <w:color w:val="000000"/>
+          <w:sz w:val="22"/>
+          <w:szCs w:val="22"/>
+          <w:lang w:val="en-150" w:eastAsia="en-150"/>
+        </w:rPr>
+        <w:t>модели</w:t>
+      </w:r>
+      <w:proofErr w:type="spellEnd"/>
+      <w:r>
+        <w:rPr>
+          <w:color w:val="000000"/>
+          <w:sz w:val="22"/>
+          <w:szCs w:val="22"/>
+          <w:lang w:val="en-150" w:eastAsia="en-150"/>
+        </w:rPr>
+        <w:t xml:space="preserve"> </w:t>
+      </w:r>
+      <w:proofErr w:type="spellStart"/>
+      <w:r>
+        <w:rPr>
+          <w:color w:val="000000"/>
+          <w:sz w:val="22"/>
+          <w:szCs w:val="22"/>
+          <w:lang w:val="en-150" w:eastAsia="en-150"/>
+        </w:rPr>
+        <w:t>базы</w:t>
+      </w:r>
+      <w:proofErr w:type="spellEnd"/>
+      <w:r>
+        <w:rPr>
+          <w:color w:val="000000"/>
+          <w:sz w:val="22"/>
+          <w:szCs w:val="22"/>
+          <w:lang w:val="en-150" w:eastAsia="en-150"/>
+        </w:rPr>
+        <w:t xml:space="preserve"> </w:t>
+      </w:r>
+      <w:proofErr w:type="spellStart"/>
+      <w:r>
+        <w:rPr>
+          <w:color w:val="000000"/>
+          <w:sz w:val="22"/>
+          <w:szCs w:val="22"/>
+          <w:lang w:val="en-150" w:eastAsia="en-150"/>
+        </w:rPr>
+        <w:t>данных</w:t>
+      </w:r>
+      <w:proofErr w:type="spellEnd"/>
+      <w:r>
+        <w:rPr>
+          <w:color w:val="000000"/>
+          <w:sz w:val="22"/>
+          <w:szCs w:val="22"/>
+          <w:lang w:val="en-150" w:eastAsia="en-150"/>
+        </w:rPr>
+        <w:t xml:space="preserve"> в MS SQL Server.</w:t>
       </w:r>
     </w:p>
     <w:p>
@@ -1323,7 +3263,87 @@
           <w:szCs w:val="22"/>
           <w:lang w:val="en-150" w:eastAsia="en-150"/>
         </w:rPr>
-        <w:t>2.3 Разработка и именование связей и ограничений.</w:t>
+        <w:t xml:space="preserve">2.3 </w:t>
+      </w:r>
+      <w:proofErr w:type="spellStart"/>
+      <w:r>
+        <w:rPr>
+          <w:color w:val="000000"/>
+          <w:sz w:val="22"/>
+          <w:szCs w:val="22"/>
+          <w:lang w:val="en-150" w:eastAsia="en-150"/>
+        </w:rPr>
+        <w:t>Разработка</w:t>
+      </w:r>
+      <w:proofErr w:type="spellEnd"/>
+      <w:r>
+        <w:rPr>
+          <w:color w:val="000000"/>
+          <w:sz w:val="22"/>
+          <w:szCs w:val="22"/>
+          <w:lang w:val="en-150" w:eastAsia="en-150"/>
+        </w:rPr>
+        <w:t xml:space="preserve"> и </w:t>
+      </w:r>
+      <w:proofErr w:type="spellStart"/>
+      <w:r>
+        <w:rPr>
+          <w:color w:val="000000"/>
+          <w:sz w:val="22"/>
+          <w:szCs w:val="22"/>
+          <w:lang w:val="en-150" w:eastAsia="en-150"/>
+        </w:rPr>
+        <w:t>именование</w:t>
+      </w:r>
+      <w:proofErr w:type="spellEnd"/>
+      <w:r>
+        <w:rPr>
+          <w:color w:val="000000"/>
+          <w:sz w:val="22"/>
+          <w:szCs w:val="22"/>
+          <w:lang w:val="en-150" w:eastAsia="en-150"/>
+        </w:rPr>
+        <w:t xml:space="preserve"> </w:t>
+      </w:r>
+      <w:proofErr w:type="spellStart"/>
+      <w:r>
+        <w:rPr>
+          <w:color w:val="000000"/>
+          <w:sz w:val="22"/>
+          <w:szCs w:val="22"/>
+          <w:lang w:val="en-150" w:eastAsia="en-150"/>
+        </w:rPr>
+        <w:t>связей</w:t>
+      </w:r>
+      <w:proofErr w:type="spellEnd"/>
+      <w:r>
+        <w:rPr>
+          <w:color w:val="000000"/>
+          <w:sz w:val="22"/>
+          <w:szCs w:val="22"/>
+          <w:lang w:val="en-150" w:eastAsia="en-150"/>
+        </w:rPr>
+        <w:t xml:space="preserve"> и </w:t>
+      </w:r>
+      <w:proofErr w:type="spellStart"/>
+      <w:r>
+        <w:rPr>
+          <w:color w:val="000000"/>
+          <w:sz w:val="22"/>
+          <w:szCs w:val="22"/>
+          <w:lang w:val="en-150" w:eastAsia="en-150"/>
+        </w:rPr>
+        <w:t>ограничений</w:t>
+      </w:r>
+      <w:proofErr w:type="spellEnd"/>
+      <w:r>
+        <w:rPr>
+          <w:color w:val="000000"/>
+          <w:sz w:val="22"/>
+          <w:szCs w:val="22"/>
+          <w:lang w:val="en-150" w:eastAsia="en-150"/>
+        </w:rPr>
+        <w:t>.</w:t>
       </w:r>
     </w:p>
     <w:p>
@@ -1348,8 +3368,69 @@
           <w:szCs w:val="22"/>
           <w:lang w:val="en-150" w:eastAsia="en-150"/>
         </w:rPr>
-        <w:t>3 Проектирование и разработка приложения</w:t>
-      </w:r>
+        <w:t xml:space="preserve">3 </w:t>
+      </w:r>
+      <w:proofErr w:type="spellStart"/>
+      <w:r>
+        <w:rPr>
+          <w:b/>
+          <w:bCs/>
+          <w:color w:val="000000"/>
+          <w:sz w:val="22"/>
+          <w:szCs w:val="22"/>
+          <w:lang w:val="en-150" w:eastAsia="en-150"/>
+        </w:rPr>
+        <w:t>Проектирование</w:t>
+      </w:r>
+      <w:proofErr w:type="spellEnd"/>
+      <w:r>
+        <w:rPr>
+          <w:b/>
+          <w:bCs/>
+          <w:color w:val="000000"/>
+          <w:sz w:val="22"/>
+          <w:szCs w:val="22"/>
+          <w:lang w:val="en-150" w:eastAsia="en-150"/>
+        </w:rPr>
+        <w:t xml:space="preserve"> и </w:t>
+      </w:r>
+      <w:proofErr w:type="spellStart"/>
+      <w:r>
+        <w:rPr>
+          <w:b/>
+          <w:bCs/>
+          <w:color w:val="000000"/>
+          <w:sz w:val="22"/>
+          <w:szCs w:val="22"/>
+          <w:lang w:val="en-150" w:eastAsia="en-150"/>
+        </w:rPr>
+        <w:t>разработка</w:t>
+      </w:r>
+      <w:proofErr w:type="spellEnd"/>
+      <w:r>
+        <w:rPr>
+          <w:b/>
+          <w:bCs/>
+          <w:color w:val="000000"/>
+          <w:sz w:val="22"/>
+          <w:szCs w:val="22"/>
+          <w:lang w:val="en-150" w:eastAsia="en-150"/>
+        </w:rPr>
+        <w:t xml:space="preserve"> </w:t>
+      </w:r>
+      <w:proofErr w:type="spellStart"/>
+      <w:r>
+        <w:rPr>
+          <w:b/>
+          <w:bCs/>
+          <w:color w:val="000000"/>
+          <w:sz w:val="22"/>
+          <w:szCs w:val="22"/>
+          <w:lang w:val="en-150" w:eastAsia="en-150"/>
+        </w:rPr>
+        <w:t>приложения</w:t>
+      </w:r>
+      <w:proofErr w:type="spellEnd"/>
     </w:p>
     <w:p>
       <w:pPr>
@@ -1371,7 +3452,67 @@
           <w:szCs w:val="22"/>
           <w:lang w:val="en-150" w:eastAsia="en-150"/>
         </w:rPr>
-        <w:t>3.1 Разработка прототипа приложения.</w:t>
+        <w:t xml:space="preserve">3.1 </w:t>
+      </w:r>
+      <w:proofErr w:type="spellStart"/>
+      <w:r>
+        <w:rPr>
+          <w:color w:val="000000"/>
+          <w:sz w:val="22"/>
+          <w:szCs w:val="22"/>
+          <w:lang w:val="en-150" w:eastAsia="en-150"/>
+        </w:rPr>
+        <w:t>Разработка</w:t>
+      </w:r>
+      <w:proofErr w:type="spellEnd"/>
+      <w:r>
+        <w:rPr>
+          <w:color w:val="000000"/>
+          <w:sz w:val="22"/>
+          <w:szCs w:val="22"/>
+          <w:lang w:val="en-150" w:eastAsia="en-150"/>
+        </w:rPr>
+        <w:t xml:space="preserve"> </w:t>
+      </w:r>
+      <w:proofErr w:type="spellStart"/>
+      <w:r>
+        <w:rPr>
+          <w:color w:val="000000"/>
+          <w:sz w:val="22"/>
+          <w:szCs w:val="22"/>
+          <w:lang w:val="en-150" w:eastAsia="en-150"/>
+        </w:rPr>
+        <w:t>прототипа</w:t>
+      </w:r>
+      <w:proofErr w:type="spellEnd"/>
+      <w:r>
+        <w:rPr>
+          <w:color w:val="000000"/>
+          <w:sz w:val="22"/>
+          <w:szCs w:val="22"/>
+          <w:lang w:val="en-150" w:eastAsia="en-150"/>
+        </w:rPr>
+        <w:t xml:space="preserve"> </w:t>
+      </w:r>
+      <w:proofErr w:type="spellStart"/>
+      <w:r>
+        <w:rPr>
+          <w:color w:val="000000"/>
+          <w:sz w:val="22"/>
+          <w:szCs w:val="22"/>
+          <w:lang w:val="en-150" w:eastAsia="en-150"/>
+        </w:rPr>
+        <w:t>приложения</w:t>
+      </w:r>
+      <w:proofErr w:type="spellEnd"/>
+      <w:r>
+        <w:rPr>
+          <w:color w:val="000000"/>
+          <w:sz w:val="22"/>
+          <w:szCs w:val="22"/>
+          <w:lang w:val="en-150" w:eastAsia="en-150"/>
+        </w:rPr>
+        <w:t>.</w:t>
       </w:r>
     </w:p>
     <w:p>
@@ -1394,7 +3535,67 @@
           <w:szCs w:val="22"/>
           <w:lang w:val="en-150" w:eastAsia="en-150"/>
         </w:rPr>
-        <w:t>3.2 Разработка описания проекта в GitHub.</w:t>
+        <w:t xml:space="preserve">3.2 </w:t>
+      </w:r>
+      <w:proofErr w:type="spellStart"/>
+      <w:r>
+        <w:rPr>
+          <w:color w:val="000000"/>
+          <w:sz w:val="22"/>
+          <w:szCs w:val="22"/>
+          <w:lang w:val="en-150" w:eastAsia="en-150"/>
+        </w:rPr>
+        <w:t>Разработка</w:t>
+      </w:r>
+      <w:proofErr w:type="spellEnd"/>
+      <w:r>
+        <w:rPr>
+          <w:color w:val="000000"/>
+          <w:sz w:val="22"/>
+          <w:szCs w:val="22"/>
+          <w:lang w:val="en-150" w:eastAsia="en-150"/>
+        </w:rPr>
+        <w:t xml:space="preserve"> </w:t>
+      </w:r>
+      <w:proofErr w:type="spellStart"/>
+      <w:r>
+        <w:rPr>
+          <w:color w:val="000000"/>
+          <w:sz w:val="22"/>
+          <w:szCs w:val="22"/>
+          <w:lang w:val="en-150" w:eastAsia="en-150"/>
+        </w:rPr>
+        <w:t>описания</w:t>
+      </w:r>
+      <w:proofErr w:type="spellEnd"/>
+      <w:r>
+        <w:rPr>
+          <w:color w:val="000000"/>
+          <w:sz w:val="22"/>
+          <w:szCs w:val="22"/>
+          <w:lang w:val="en-150" w:eastAsia="en-150"/>
+        </w:rPr>
+        <w:t xml:space="preserve"> </w:t>
+      </w:r>
+      <w:proofErr w:type="spellStart"/>
+      <w:r>
+        <w:rPr>
+          <w:color w:val="000000"/>
+          <w:sz w:val="22"/>
+          <w:szCs w:val="22"/>
+          <w:lang w:val="en-150" w:eastAsia="en-150"/>
+        </w:rPr>
+        <w:t>проекта</w:t>
+      </w:r>
+      <w:proofErr w:type="spellEnd"/>
+      <w:r>
+        <w:rPr>
+          <w:color w:val="000000"/>
+          <w:sz w:val="22"/>
+          <w:szCs w:val="22"/>
+          <w:lang w:val="en-150" w:eastAsia="en-150"/>
+        </w:rPr>
+        <w:t xml:space="preserve"> в GitHub.</w:t>
       </w:r>
     </w:p>
     <w:p>
@@ -1410,6 +3611,7 @@
           <w:lang w:val="en-150" w:eastAsia="en-150"/>
         </w:rPr>
       </w:pPr>
+      <w:proofErr w:type="spellStart"/>
       <w:r>
         <w:rPr>
           <w:b/>
@@ -1421,6 +3623,7 @@
         </w:rPr>
         <w:t>Заключение</w:t>
       </w:r>
+      <w:proofErr w:type="spellEnd"/>
     </w:p>
     <w:p>
       <w:pPr>
@@ -1434,6 +3637,7 @@
           <w:lang w:val="en-150" w:eastAsia="en-150"/>
         </w:rPr>
       </w:pPr>
+      <w:proofErr w:type="spellStart"/>
       <w:r>
         <w:rPr>
           <w:b/>
@@ -1445,6 +3649,7 @@
         </w:rPr>
         <w:t>Литература</w:t>
       </w:r>
+      <w:proofErr w:type="spellEnd"/>
     </w:p>
     <w:p>
       <w:pPr>
@@ -1499,14 +3704,105 @@
           <w:lang w:val="en-150" w:eastAsia="en-150"/>
         </w:rPr>
       </w:pPr>
-      <w:r>
-        <w:rPr>
-          <w:color w:val="000000"/>
-          <w:sz w:val="22"/>
-          <w:szCs w:val="22"/>
-          <w:lang w:val="en-150" w:eastAsia="en-150"/>
-        </w:rPr>
-        <w:t>Рассмотрено на заседании ЦК № 5 «Информационные технологии»</w:t>
+      <w:proofErr w:type="spellStart"/>
+      <w:r>
+        <w:rPr>
+          <w:color w:val="000000"/>
+          <w:sz w:val="22"/>
+          <w:szCs w:val="22"/>
+          <w:lang w:val="en-150" w:eastAsia="en-150"/>
+        </w:rPr>
+        <w:t>Рассмотрено</w:t>
+      </w:r>
+      <w:proofErr w:type="spellEnd"/>
+      <w:r>
+        <w:rPr>
+          <w:color w:val="000000"/>
+          <w:sz w:val="22"/>
+          <w:szCs w:val="22"/>
+          <w:lang w:val="en-150" w:eastAsia="en-150"/>
+        </w:rPr>
+        <w:t xml:space="preserve"> </w:t>
+      </w:r>
+      <w:proofErr w:type="spellStart"/>
+      <w:r>
+        <w:rPr>
+          <w:color w:val="000000"/>
+          <w:sz w:val="22"/>
+          <w:szCs w:val="22"/>
+          <w:lang w:val="en-150" w:eastAsia="en-150"/>
+        </w:rPr>
+        <w:t>на</w:t>
+      </w:r>
+      <w:proofErr w:type="spellEnd"/>
+      <w:r>
+        <w:rPr>
+          <w:color w:val="000000"/>
+          <w:sz w:val="22"/>
+          <w:szCs w:val="22"/>
+          <w:lang w:val="en-150" w:eastAsia="en-150"/>
+        </w:rPr>
+        <w:t xml:space="preserve"> </w:t>
+      </w:r>
+      <w:proofErr w:type="spellStart"/>
+      <w:r>
+        <w:rPr>
+          <w:color w:val="000000"/>
+          <w:sz w:val="22"/>
+          <w:szCs w:val="22"/>
+          <w:lang w:val="en-150" w:eastAsia="en-150"/>
+        </w:rPr>
+        <w:t>заседании</w:t>
+      </w:r>
+      <w:proofErr w:type="spellEnd"/>
+      <w:r>
+        <w:rPr>
+          <w:color w:val="000000"/>
+          <w:sz w:val="22"/>
+          <w:szCs w:val="22"/>
+          <w:lang w:val="en-150" w:eastAsia="en-150"/>
+        </w:rPr>
+        <w:t xml:space="preserve"> ЦК № 5 «</w:t>
+      </w:r>
+      <w:proofErr w:type="spellStart"/>
+      <w:r>
+        <w:rPr>
+          <w:color w:val="000000"/>
+          <w:sz w:val="22"/>
+          <w:szCs w:val="22"/>
+          <w:lang w:val="en-150" w:eastAsia="en-150"/>
+        </w:rPr>
+        <w:t>Информационные</w:t>
+      </w:r>
+      <w:proofErr w:type="spellEnd"/>
+      <w:r>
+        <w:rPr>
+          <w:color w:val="000000"/>
+          <w:sz w:val="22"/>
+          <w:szCs w:val="22"/>
+          <w:lang w:val="en-150" w:eastAsia="en-150"/>
+        </w:rPr>
+        <w:t xml:space="preserve"> </w:t>
+      </w:r>
+      <w:proofErr w:type="spellStart"/>
+      <w:r>
+        <w:rPr>
+          <w:color w:val="000000"/>
+          <w:sz w:val="22"/>
+          <w:szCs w:val="22"/>
+          <w:lang w:val="en-150" w:eastAsia="en-150"/>
+        </w:rPr>
+        <w:t>технологии</w:t>
+      </w:r>
+      <w:proofErr w:type="spellEnd"/>
+      <w:r>
+        <w:rPr>
+          <w:color w:val="000000"/>
+          <w:sz w:val="22"/>
+          <w:szCs w:val="22"/>
+          <w:lang w:val="en-150" w:eastAsia="en-150"/>
+        </w:rPr>
+        <w:t>»</w:t>
       </w:r>
     </w:p>
     <w:p>
@@ -1521,15 +3817,77 @@
           <w:lang w:val="en-150" w:eastAsia="en-150"/>
         </w:rPr>
       </w:pPr>
-      <w:r>
-        <w:rPr>
-          <w:color w:val="000000"/>
-          <w:sz w:val="22"/>
-          <w:szCs w:val="22"/>
-          <w:lang w:val="en-150" w:eastAsia="en-150"/>
-        </w:rPr>
-        <w:t>протокол № 5 от «10» декабря 2025 года</w:t>
-      </w:r>
+      <w:proofErr w:type="spellStart"/>
+      <w:r>
+        <w:rPr>
+          <w:color w:val="000000"/>
+          <w:sz w:val="22"/>
+          <w:szCs w:val="22"/>
+          <w:lang w:val="en-150" w:eastAsia="en-150"/>
+        </w:rPr>
+        <w:t>протокол</w:t>
+      </w:r>
+      <w:proofErr w:type="spellEnd"/>
+      <w:r>
+        <w:rPr>
+          <w:color w:val="000000"/>
+          <w:sz w:val="22"/>
+          <w:szCs w:val="22"/>
+          <w:lang w:val="en-150" w:eastAsia="en-150"/>
+        </w:rPr>
+        <w:t xml:space="preserve"> № 5 </w:t>
+      </w:r>
+      <w:proofErr w:type="spellStart"/>
+      <w:r>
+        <w:rPr>
+          <w:color w:val="000000"/>
+          <w:sz w:val="22"/>
+          <w:szCs w:val="22"/>
+          <w:lang w:val="en-150" w:eastAsia="en-150"/>
+        </w:rPr>
+        <w:t>от</w:t>
+      </w:r>
+      <w:proofErr w:type="spellEnd"/>
+      <w:r>
+        <w:rPr>
+          <w:color w:val="000000"/>
+          <w:sz w:val="22"/>
+          <w:szCs w:val="22"/>
+          <w:lang w:val="en-150" w:eastAsia="en-150"/>
+        </w:rPr>
+        <w:t xml:space="preserve"> «10» </w:t>
+      </w:r>
+      <w:proofErr w:type="spellStart"/>
+      <w:r>
+        <w:rPr>
+          <w:color w:val="000000"/>
+          <w:sz w:val="22"/>
+          <w:szCs w:val="22"/>
+          <w:lang w:val="en-150" w:eastAsia="en-150"/>
+        </w:rPr>
+        <w:t>декабря</w:t>
+      </w:r>
+      <w:proofErr w:type="spellEnd"/>
+      <w:r>
+        <w:rPr>
+          <w:color w:val="000000"/>
+          <w:sz w:val="22"/>
+          <w:szCs w:val="22"/>
+          <w:lang w:val="en-150" w:eastAsia="en-150"/>
+        </w:rPr>
+        <w:t xml:space="preserve"> 2025 </w:t>
+      </w:r>
+      <w:proofErr w:type="spellStart"/>
+      <w:r>
+        <w:rPr>
+          <w:color w:val="000000"/>
+          <w:sz w:val="22"/>
+          <w:szCs w:val="22"/>
+          <w:lang w:val="en-150" w:eastAsia="en-150"/>
+        </w:rPr>
+        <w:t>года</w:t>
+      </w:r>
+      <w:proofErr w:type="spellEnd"/>
     </w:p>
     <w:p>
       <w:pPr>
@@ -1543,15 +3901,77 @@
           <w:lang w:val="en-150" w:eastAsia="en-150"/>
         </w:rPr>
       </w:pPr>
-      <w:r>
-        <w:rPr>
-          <w:color w:val="000000"/>
-          <w:sz w:val="22"/>
-          <w:szCs w:val="22"/>
-          <w:lang w:val="en-150" w:eastAsia="en-150"/>
-        </w:rPr>
-        <w:t>Дата выдачи задания «___» ___ 2026 года</w:t>
-      </w:r>
+      <w:proofErr w:type="spellStart"/>
+      <w:r>
+        <w:rPr>
+          <w:color w:val="000000"/>
+          <w:sz w:val="22"/>
+          <w:szCs w:val="22"/>
+          <w:lang w:val="en-150" w:eastAsia="en-150"/>
+        </w:rPr>
+        <w:t>Дата</w:t>
+      </w:r>
+      <w:proofErr w:type="spellEnd"/>
+      <w:r>
+        <w:rPr>
+          <w:color w:val="000000"/>
+          <w:sz w:val="22"/>
+          <w:szCs w:val="22"/>
+          <w:lang w:val="en-150" w:eastAsia="en-150"/>
+        </w:rPr>
+        <w:t xml:space="preserve"> </w:t>
+      </w:r>
+      <w:proofErr w:type="spellStart"/>
+      <w:r>
+        <w:rPr>
+          <w:color w:val="000000"/>
+          <w:sz w:val="22"/>
+          <w:szCs w:val="22"/>
+          <w:lang w:val="en-150" w:eastAsia="en-150"/>
+        </w:rPr>
+        <w:t>выдачи</w:t>
+      </w:r>
+      <w:proofErr w:type="spellEnd"/>
+      <w:r>
+        <w:rPr>
+          <w:color w:val="000000"/>
+          <w:sz w:val="22"/>
+          <w:szCs w:val="22"/>
+          <w:lang w:val="en-150" w:eastAsia="en-150"/>
+        </w:rPr>
+        <w:t xml:space="preserve"> </w:t>
+      </w:r>
+      <w:proofErr w:type="spellStart"/>
+      <w:r>
+        <w:rPr>
+          <w:color w:val="000000"/>
+          <w:sz w:val="22"/>
+          <w:szCs w:val="22"/>
+          <w:lang w:val="en-150" w:eastAsia="en-150"/>
+        </w:rPr>
+        <w:t>задания</w:t>
+      </w:r>
+      <w:proofErr w:type="spellEnd"/>
+      <w:r>
+        <w:rPr>
+          <w:color w:val="000000"/>
+          <w:sz w:val="22"/>
+          <w:szCs w:val="22"/>
+          <w:lang w:val="en-150" w:eastAsia="en-150"/>
+        </w:rPr>
+        <w:t xml:space="preserve"> «___» ___ 2026 </w:t>
+      </w:r>
+      <w:proofErr w:type="spellStart"/>
+      <w:r>
+        <w:rPr>
+          <w:color w:val="000000"/>
+          <w:sz w:val="22"/>
+          <w:szCs w:val="22"/>
+          <w:lang w:val="en-150" w:eastAsia="en-150"/>
+        </w:rPr>
+        <w:t>года</w:t>
+      </w:r>
+      <w:proofErr w:type="spellEnd"/>
     </w:p>
     <w:p>
       <w:pPr>
@@ -1565,15 +3985,97 @@
           <w:lang w:val="en-150" w:eastAsia="en-150"/>
         </w:rPr>
       </w:pPr>
-      <w:r>
-        <w:rPr>
-          <w:color w:val="000000"/>
-          <w:sz w:val="22"/>
-          <w:szCs w:val="22"/>
-          <w:lang w:val="en-150" w:eastAsia="en-150"/>
-        </w:rPr>
-        <w:t>Дата сдачи выполненного проекта «___» _______ 2026 года</w:t>
-      </w:r>
+      <w:proofErr w:type="spellStart"/>
+      <w:r>
+        <w:rPr>
+          <w:color w:val="000000"/>
+          <w:sz w:val="22"/>
+          <w:szCs w:val="22"/>
+          <w:lang w:val="en-150" w:eastAsia="en-150"/>
+        </w:rPr>
+        <w:t>Дата</w:t>
+      </w:r>
+      <w:proofErr w:type="spellEnd"/>
+      <w:r>
+        <w:rPr>
+          <w:color w:val="000000"/>
+          <w:sz w:val="22"/>
+          <w:szCs w:val="22"/>
+          <w:lang w:val="en-150" w:eastAsia="en-150"/>
+        </w:rPr>
+        <w:t xml:space="preserve"> </w:t>
+      </w:r>
+      <w:proofErr w:type="spellStart"/>
+      <w:r>
+        <w:rPr>
+          <w:color w:val="000000"/>
+          <w:sz w:val="22"/>
+          <w:szCs w:val="22"/>
+          <w:lang w:val="en-150" w:eastAsia="en-150"/>
+        </w:rPr>
+        <w:t>сдачи</w:t>
+      </w:r>
+      <w:proofErr w:type="spellEnd"/>
+      <w:r>
+        <w:rPr>
+          <w:color w:val="000000"/>
+          <w:sz w:val="22"/>
+          <w:szCs w:val="22"/>
+          <w:lang w:val="en-150" w:eastAsia="en-150"/>
+        </w:rPr>
+        <w:t xml:space="preserve"> </w:t>
+      </w:r>
+      <w:proofErr w:type="spellStart"/>
+      <w:r>
+        <w:rPr>
+          <w:color w:val="000000"/>
+          <w:sz w:val="22"/>
+          <w:szCs w:val="22"/>
+          <w:lang w:val="en-150" w:eastAsia="en-150"/>
+        </w:rPr>
+        <w:t>выполненного</w:t>
+      </w:r>
+      <w:proofErr w:type="spellEnd"/>
+      <w:r>
+        <w:rPr>
+          <w:color w:val="000000"/>
+          <w:sz w:val="22"/>
+          <w:szCs w:val="22"/>
+          <w:lang w:val="en-150" w:eastAsia="en-150"/>
+        </w:rPr>
+        <w:t xml:space="preserve"> </w:t>
+      </w:r>
+      <w:proofErr w:type="spellStart"/>
+      <w:r>
+        <w:rPr>
+          <w:color w:val="000000"/>
+          <w:sz w:val="22"/>
+          <w:szCs w:val="22"/>
+          <w:lang w:val="en-150" w:eastAsia="en-150"/>
+        </w:rPr>
+        <w:t>проекта</w:t>
+      </w:r>
+      <w:proofErr w:type="spellEnd"/>
+      <w:r>
+        <w:rPr>
+          <w:color w:val="000000"/>
+          <w:sz w:val="22"/>
+          <w:szCs w:val="22"/>
+          <w:lang w:val="en-150" w:eastAsia="en-150"/>
+        </w:rPr>
+        <w:t xml:space="preserve"> «___» _______ 2026 </w:t>
+      </w:r>
+      <w:proofErr w:type="spellStart"/>
+      <w:r>
+        <w:rPr>
+          <w:color w:val="000000"/>
+          <w:sz w:val="22"/>
+          <w:szCs w:val="22"/>
+          <w:lang w:val="en-150" w:eastAsia="en-150"/>
+        </w:rPr>
+        <w:t>года</w:t>
+      </w:r>
+      <w:proofErr w:type="spellEnd"/>
     </w:p>
     <w:p>
       <w:pPr>
@@ -1587,14 +4089,45 @@
           <w:lang w:val="en-150" w:eastAsia="en-150"/>
         </w:rPr>
       </w:pPr>
-      <w:r>
-        <w:rPr>
-          <w:color w:val="000000"/>
-          <w:sz w:val="22"/>
-          <w:szCs w:val="22"/>
-          <w:lang w:val="en-150" w:eastAsia="en-150"/>
-        </w:rPr>
-        <w:t>Руководитель КП ________________________________________ / Кошкин В.А. /</w:t>
+      <w:proofErr w:type="spellStart"/>
+      <w:r>
+        <w:rPr>
+          <w:color w:val="000000"/>
+          <w:sz w:val="22"/>
+          <w:szCs w:val="22"/>
+          <w:lang w:val="en-150" w:eastAsia="en-150"/>
+        </w:rPr>
+        <w:t>Руководитель</w:t>
+      </w:r>
+      <w:proofErr w:type="spellEnd"/>
+      <w:r>
+        <w:rPr>
+          <w:color w:val="000000"/>
+          <w:sz w:val="22"/>
+          <w:szCs w:val="22"/>
+          <w:lang w:val="en-150" w:eastAsia="en-150"/>
+        </w:rPr>
+        <w:t xml:space="preserve"> КП ________________________________________ / </w:t>
+      </w:r>
+      <w:proofErr w:type="spellStart"/>
+      <w:r>
+        <w:rPr>
+          <w:color w:val="000000"/>
+          <w:sz w:val="22"/>
+          <w:szCs w:val="22"/>
+          <w:lang w:val="en-150" w:eastAsia="en-150"/>
+        </w:rPr>
+        <w:t>Кошкин</w:t>
+      </w:r>
+      <w:proofErr w:type="spellEnd"/>
+      <w:r>
+        <w:rPr>
+          <w:color w:val="000000"/>
+          <w:sz w:val="22"/>
+          <w:szCs w:val="22"/>
+          <w:lang w:val="en-150" w:eastAsia="en-150"/>
+        </w:rPr>
+        <w:t xml:space="preserve"> В.А. /</w:t>
       </w:r>
     </w:p>
     <w:p>
@@ -1609,14 +4142,65 @@
           <w:lang w:val="en-150" w:eastAsia="en-150"/>
         </w:rPr>
       </w:pPr>
-      <w:r>
-        <w:rPr>
-          <w:color w:val="000000"/>
-          <w:sz w:val="22"/>
-          <w:szCs w:val="22"/>
-          <w:lang w:val="en-150" w:eastAsia="en-150"/>
-        </w:rPr>
-        <w:t>Подпись студента ________________________________________ / Власов В. А. /</w:t>
+      <w:proofErr w:type="spellStart"/>
+      <w:r>
+        <w:rPr>
+          <w:color w:val="000000"/>
+          <w:sz w:val="22"/>
+          <w:szCs w:val="22"/>
+          <w:lang w:val="en-150" w:eastAsia="en-150"/>
+        </w:rPr>
+        <w:t>Подпись</w:t>
+      </w:r>
+      <w:proofErr w:type="spellEnd"/>
+      <w:r>
+        <w:rPr>
+          <w:color w:val="000000"/>
+          <w:sz w:val="22"/>
+          <w:szCs w:val="22"/>
+          <w:lang w:val="en-150" w:eastAsia="en-150"/>
+        </w:rPr>
+        <w:t xml:space="preserve"> </w:t>
+      </w:r>
+      <w:proofErr w:type="spellStart"/>
+      <w:r>
+        <w:rPr>
+          <w:color w:val="000000"/>
+          <w:sz w:val="22"/>
+          <w:szCs w:val="22"/>
+          <w:lang w:val="en-150" w:eastAsia="en-150"/>
+        </w:rPr>
+        <w:t>студента</w:t>
+      </w:r>
+      <w:proofErr w:type="spellEnd"/>
+      <w:r>
+        <w:rPr>
+          <w:color w:val="000000"/>
+          <w:sz w:val="22"/>
+          <w:szCs w:val="22"/>
+          <w:lang w:val="en-150" w:eastAsia="en-150"/>
+        </w:rPr>
+        <w:t xml:space="preserve"> ________________________________________ / </w:t>
+      </w:r>
+      <w:proofErr w:type="spellStart"/>
+      <w:r>
+        <w:rPr>
+          <w:color w:val="000000"/>
+          <w:sz w:val="22"/>
+          <w:szCs w:val="22"/>
+          <w:lang w:val="en-150" w:eastAsia="en-150"/>
+        </w:rPr>
+        <w:t>Власов</w:t>
+      </w:r>
+      <w:proofErr w:type="spellEnd"/>
+      <w:r>
+        <w:rPr>
+          <w:color w:val="000000"/>
+          <w:sz w:val="22"/>
+          <w:szCs w:val="22"/>
+          <w:lang w:val="en-150" w:eastAsia="en-150"/>
+        </w:rPr>
+        <w:t xml:space="preserve"> В. А. /</w:t>
       </w:r>
     </w:p>
     <w:p>
@@ -2913,7 +5497,15 @@
       </w:pPr>
       <w:r>
         <w:lastRenderedPageBreak/>
-        <w:t>- разместить исходный код в публичном репозитории GitHub и обеспечить его документирование;</w:t>
+        <w:t xml:space="preserve">- разместить исходный код в публичном репозитории </w:t>
+      </w:r>
+      <w:proofErr w:type="spellStart"/>
+      <w:r>
+        <w:t>GitHub</w:t>
+      </w:r>
+      <w:proofErr w:type="spellEnd"/>
+      <w:r>
+        <w:t xml:space="preserve"> и обеспечить его документирование;</w:t>
       </w:r>
     </w:p>
     <w:p>
@@ -2975,17 +5567,11 @@
     <w:p>
       <w:pPr>
         <w:pStyle w:val="affd"/>
-        <w:rPr>
-          <w:lang w:val="en-US"/>
-        </w:rPr>
       </w:pPr>
       <w:r>
         <w:t>- создание заказа. Клиент формирует заявку на доставку, указывая адрес отправителя и получателя, тип груза, желаемый временной интервал и контактные данные сторон. Системе автоматически присваивается уникальный трек-номер</w:t>
       </w:r>
       <w:r>
-        <w:rPr>
-          <w:lang w:val="en-US"/>
-        </w:rPr>
         <w:t>;</w:t>
       </w:r>
     </w:p>
@@ -3014,17 +5600,11 @@
     <w:p>
       <w:pPr>
         <w:pStyle w:val="affd"/>
-        <w:rPr>
-          <w:lang w:val="en-US"/>
-        </w:rPr>
       </w:pPr>
       <w:r>
         <w:t>- транспортировка груза. Курьер забирает отправление у отправителя, статус меняется на «В пути». По прибытии к получателю фиксируется промежуточное состояние «У получателя»</w:t>
       </w:r>
       <w:r>
-        <w:rPr>
-          <w:lang w:val="en-US"/>
-        </w:rPr>
         <w:t>;</w:t>
       </w:r>
     </w:p>
@@ -3136,9 +5716,11 @@
             <w:vAlign w:val="center"/>
           </w:tcPr>
           <w:p>
+            <w:proofErr w:type="spellStart"/>
             <w:r>
               <w:t>Assigned</w:t>
             </w:r>
+            <w:proofErr w:type="spellEnd"/>
           </w:p>
         </w:tc>
         <w:tc>
@@ -3160,9 +5742,11 @@
             <w:vAlign w:val="center"/>
           </w:tcPr>
           <w:p>
+            <w:proofErr w:type="spellStart"/>
             <w:r>
               <w:t>Taken</w:t>
             </w:r>
+            <w:proofErr w:type="spellEnd"/>
           </w:p>
         </w:tc>
         <w:tc>
@@ -3184,9 +5768,11 @@
             <w:vAlign w:val="center"/>
           </w:tcPr>
           <w:p>
+            <w:proofErr w:type="spellStart"/>
             <w:r>
               <w:t>InTransit</w:t>
             </w:r>
+            <w:proofErr w:type="spellEnd"/>
           </w:p>
         </w:tc>
         <w:tc>
@@ -3208,9 +5794,11 @@
             <w:vAlign w:val="center"/>
           </w:tcPr>
           <w:p>
+            <w:proofErr w:type="spellStart"/>
             <w:r>
               <w:t>AtRecipient</w:t>
             </w:r>
+            <w:proofErr w:type="spellEnd"/>
           </w:p>
         </w:tc>
         <w:tc>
@@ -3232,9 +5820,11 @@
             <w:vAlign w:val="center"/>
           </w:tcPr>
           <w:p>
+            <w:proofErr w:type="spellStart"/>
             <w:r>
               <w:t>Delivered</w:t>
             </w:r>
+            <w:proofErr w:type="spellEnd"/>
           </w:p>
         </w:tc>
         <w:tc>
@@ -3256,9 +5846,11 @@
             <w:vAlign w:val="center"/>
           </w:tcPr>
           <w:p>
+            <w:proofErr w:type="spellStart"/>
             <w:r>
               <w:t>Cancelled</w:t>
             </w:r>
+            <w:proofErr w:type="spellEnd"/>
           </w:p>
         </w:tc>
         <w:tc>
@@ -3717,7 +6309,31 @@
         <w:pStyle w:val="affd"/>
       </w:pPr>
       <w:r>
-        <w:t>Диаграмма вариантов использования (Use Case Diagram) описывает функциональные требования к системе с точки зрения взаимодействия акторов (пользователей) с системой</w:t>
+        <w:t>Диаграмма вариантов использования (</w:t>
+      </w:r>
+      <w:proofErr w:type="spellStart"/>
+      <w:r>
+        <w:t>Use</w:t>
+      </w:r>
+      <w:proofErr w:type="spellEnd"/>
+      <w:r>
+        <w:t xml:space="preserve"> Case </w:t>
+      </w:r>
+      <w:proofErr w:type="spellStart"/>
+      <w:r>
+        <w:t>Diagram</w:t>
+      </w:r>
+      <w:proofErr w:type="spellEnd"/>
+      <w:r>
+        <w:t xml:space="preserve">) описывает функциональные требования к системе с точки зрения взаимодействия </w:t>
+      </w:r>
+      <w:proofErr w:type="spellStart"/>
+      <w:r>
+        <w:t>акторов</w:t>
+      </w:r>
+      <w:proofErr w:type="spellEnd"/>
+      <w:r>
+        <w:t xml:space="preserve"> (пользователей) с системой</w:t>
       </w:r>
       <w:r>
         <w:rPr>
@@ -3726,7 +6342,15 @@
         <w:footnoteReference w:id="1"/>
       </w:r>
       <w:r>
-        <w:t>. На рисунке 1 представлена диаграмма вариантов использования системы «FastDelivery».</w:t>
+        <w:t>. На рисунке 1 представлена диаграмма вариантов использования системы «</w:t>
+      </w:r>
+      <w:proofErr w:type="spellStart"/>
+      <w:r>
+        <w:t>FastDelivery</w:t>
+      </w:r>
+      <w:proofErr w:type="spellEnd"/>
+      <w:r>
+        <w:t>».</w:t>
       </w:r>
     </w:p>
     <w:p>
@@ -3790,7 +6414,23 @@
         <w:pStyle w:val="affb"/>
       </w:pPr>
       <w:r>
-        <w:t>Рисунок 1 — Диаграмма вариантов использования (Use Case Diagram)</w:t>
+        <w:t>Рисунок 1 — Диаграмма вариантов использования (</w:t>
+      </w:r>
+      <w:proofErr w:type="spellStart"/>
+      <w:r>
+        <w:t>Use</w:t>
+      </w:r>
+      <w:proofErr w:type="spellEnd"/>
+      <w:r>
+        <w:t xml:space="preserve"> Case </w:t>
+      </w:r>
+      <w:proofErr w:type="spellStart"/>
+      <w:r>
+        <w:t>Diagram</w:t>
+      </w:r>
+      <w:proofErr w:type="spellEnd"/>
+      <w:r>
+        <w:t>)</w:t>
       </w:r>
     </w:p>
     <w:p>
@@ -3799,7 +6439,23 @@
       </w:pPr>
       <w:r>
         <w:lastRenderedPageBreak/>
-        <w:t>В диаграмме выделены четыре актора, соответствующие ролям пользователей: Клиент, Курьер, Диспетчер и Администратор. Все акторы без исключения взаимодействуют с вариантом использования «Авторизация» — вход в систему является обязательным условием доступа к любому функциональному блоку. После успешной авторизации система определяет роль пользователя и предоставляет доступ к соответствующему набору функций.</w:t>
+        <w:t xml:space="preserve">В диаграмме выделены четыре </w:t>
+      </w:r>
+      <w:proofErr w:type="spellStart"/>
+      <w:r>
+        <w:t>актора</w:t>
+      </w:r>
+      <w:proofErr w:type="spellEnd"/>
+      <w:r>
+        <w:t xml:space="preserve">, соответствующие ролям пользователей: Клиент, Курьер, Диспетчер и Администратор. Все </w:t>
+      </w:r>
+      <w:proofErr w:type="spellStart"/>
+      <w:r>
+        <w:t>акторы</w:t>
+      </w:r>
+      <w:proofErr w:type="spellEnd"/>
+      <w:r>
+        <w:t xml:space="preserve"> без исключения взаимодействуют с вариантом использования «Авторизация» — вход в систему является обязательным условием доступа к любому функциональному блоку. После успешной авторизации система определяет роль пользователя и предоставляет доступ к соответствующему набору функций.</w:t>
       </w:r>
     </w:p>
     <w:p>
@@ -3831,7 +6487,15 @@
         <w:pStyle w:val="affd"/>
       </w:pPr>
       <w:r>
-        <w:t>Администратор реализует функции управления системой: «Управлять пользователями», «Управлять справочниками» (зоны, тарифы, типы грузов), «Мониторинг активности системы», а также унаследует все функции диспетчера через отношение &lt;&lt;include&gt;&gt;.</w:t>
+        <w:t>Администратор реализует функции управления системой: «Управлять пользователями», «Управлять справочниками» (зоны, тарифы, типы грузов), «Мониторинг активности системы», а также унаследует все функции диспетчера через отношение &lt;&lt;</w:t>
+      </w:r>
+      <w:proofErr w:type="spellStart"/>
+      <w:r>
+        <w:t>include</w:t>
+      </w:r>
+      <w:proofErr w:type="spellEnd"/>
+      <w:r>
+        <w:t>&gt;&gt;.</w:t>
       </w:r>
     </w:p>
     <w:p>
@@ -3847,7 +6511,23 @@
         <w:pStyle w:val="affd"/>
       </w:pPr>
       <w:r>
-        <w:t>Диаграмма последовательности (Sequence Diagram) описывает взаимодействие объектов системы во времени для конкретных сценариев. На рисунке 2 представлена диаграмма последовательности, охватывающая основные сценарии работы системы.</w:t>
+        <w:t>Диаграмма последовательности (</w:t>
+      </w:r>
+      <w:proofErr w:type="spellStart"/>
+      <w:r>
+        <w:t>Sequence</w:t>
+      </w:r>
+      <w:proofErr w:type="spellEnd"/>
+      <w:r>
+        <w:t xml:space="preserve"> </w:t>
+      </w:r>
+      <w:proofErr w:type="spellStart"/>
+      <w:r>
+        <w:t>Diagram</w:t>
+      </w:r>
+      <w:proofErr w:type="spellEnd"/>
+      <w:r>
+        <w:t>) описывает взаимодействие объектов системы во времени для конкретных сценариев. На рисунке 2 представлена диаграмма последовательности, охватывающая основные сценарии работы системы.</w:t>
       </w:r>
     </w:p>
     <w:p>
@@ -3911,7 +6591,23 @@
         <w:pStyle w:val="affb"/>
       </w:pPr>
       <w:r>
-        <w:t>Рисунок 2 — Диаграмма последовательности (Sequence Diagram)</w:t>
+        <w:t>Рисунок 2 — Диаграмма последовательности (</w:t>
+      </w:r>
+      <w:proofErr w:type="spellStart"/>
+      <w:r>
+        <w:t>Sequence</w:t>
+      </w:r>
+      <w:proofErr w:type="spellEnd"/>
+      <w:r>
+        <w:t xml:space="preserve"> </w:t>
+      </w:r>
+      <w:proofErr w:type="spellStart"/>
+      <w:r>
+        <w:t>Diagram</w:t>
+      </w:r>
+      <w:proofErr w:type="spellEnd"/>
+      <w:r>
+        <w:t>)</w:t>
       </w:r>
     </w:p>
     <w:p>
@@ -3928,7 +6624,23 @@
         <w:pStyle w:val="affd"/>
       </w:pPr>
       <w:r>
-        <w:t>Сценарий 1: Создание заказа. Клиент через пользовательский интерфейс заполняет форму заказа и нажимает кнопку «Создать». Приложение передаёт запрос на уровень доступа к данным, который формирует запись в таблице Orders, генерирует уникальный трек-номер и фиксирует начальный статус New в таблице OrderStatusHistory. Система возвращает клиенту подтверждение с присвоенным трек-номером и создаёт уведомление.</w:t>
+        <w:t xml:space="preserve">Сценарий 1: Создание заказа. Клиент через пользовательский интерфейс заполняет форму заказа и нажимает кнопку «Создать». Приложение передаёт запрос на уровень доступа к данным, который формирует запись в таблице </w:t>
+      </w:r>
+      <w:proofErr w:type="spellStart"/>
+      <w:r>
+        <w:t>Orders</w:t>
+      </w:r>
+      <w:proofErr w:type="spellEnd"/>
+      <w:r>
+        <w:t xml:space="preserve">, генерирует уникальный трек-номер и фиксирует начальный статус New в таблице </w:t>
+      </w:r>
+      <w:proofErr w:type="spellStart"/>
+      <w:r>
+        <w:t>OrderStatusHistory</w:t>
+      </w:r>
+      <w:proofErr w:type="spellEnd"/>
+      <w:r>
+        <w:t>. Система возвращает клиенту подтверждение с присвоенным трек-номером и создаёт уведомление.</w:t>
       </w:r>
     </w:p>
     <w:p>
@@ -3936,7 +6648,23 @@
         <w:pStyle w:val="affd"/>
       </w:pPr>
       <w:r>
-        <w:t>Сценарий 2: Назначение курьера. Диспетчер открывает список заказов в статусе New и инициирует назначение. Приложение вызывает хранимую процедуру, которая анализирует свободных курьеров в зоне доставки заказа и выбирает подходящего. После успешного назначения статус заказа изменяется на Assigned, в таблицу OrderStatusHistory добавляется запись, курьер получает уведомление.</w:t>
+        <w:t xml:space="preserve">Сценарий 2: Назначение курьера. Диспетчер открывает список заказов в статусе New и инициирует назначение. Приложение вызывает хранимую процедуру, которая анализирует свободных курьеров в зоне доставки заказа и выбирает подходящего. После успешного назначения статус заказа изменяется на </w:t>
+      </w:r>
+      <w:proofErr w:type="spellStart"/>
+      <w:r>
+        <w:t>Assigned</w:t>
+      </w:r>
+      <w:proofErr w:type="spellEnd"/>
+      <w:r>
+        <w:t xml:space="preserve">, в таблицу </w:t>
+      </w:r>
+      <w:proofErr w:type="spellStart"/>
+      <w:r>
+        <w:t>OrderStatusHistory</w:t>
+      </w:r>
+      <w:proofErr w:type="spellEnd"/>
+      <w:r>
+        <w:t xml:space="preserve"> добавляется запись, курьер получает уведомление.</w:t>
       </w:r>
     </w:p>
     <w:p>
@@ -3944,7 +6672,63 @@
         <w:pStyle w:val="affd"/>
       </w:pPr>
       <w:r>
-        <w:t>Сценарий 3: Работа курьера (изменение статусов и подтверждение). Курьер последовательно переводит заказ по цепочке статусов: Taken → InTransit → AtRecipient. При каждом переходе приложение обновляет запись в таблице Orders и добавляет строку в OrderStatusHistory. При подтверждении доставки (статус Delivered) перед записью срабатывает триггер, проверяющий наличие соответствующей записи в таблице DeliveryConfirmations. Если подтверждение отсутствует — операция блокируется, пользователь получает сообщение об ошибке.</w:t>
+        <w:t xml:space="preserve">Сценарий 3: Работа курьера (изменение статусов и подтверждение). Курьер последовательно переводит заказ по цепочке статусов: </w:t>
+      </w:r>
+      <w:proofErr w:type="spellStart"/>
+      <w:r>
+        <w:t>Taken</w:t>
+      </w:r>
+      <w:proofErr w:type="spellEnd"/>
+      <w:r>
+        <w:t xml:space="preserve"> → </w:t>
+      </w:r>
+      <w:proofErr w:type="spellStart"/>
+      <w:r>
+        <w:t>InTransit</w:t>
+      </w:r>
+      <w:proofErr w:type="spellEnd"/>
+      <w:r>
+        <w:t xml:space="preserve"> → </w:t>
+      </w:r>
+      <w:proofErr w:type="spellStart"/>
+      <w:r>
+        <w:t>AtRecipient</w:t>
+      </w:r>
+      <w:proofErr w:type="spellEnd"/>
+      <w:r>
+        <w:t xml:space="preserve">. При каждом переходе приложение обновляет запись в таблице </w:t>
+      </w:r>
+      <w:proofErr w:type="spellStart"/>
+      <w:r>
+        <w:t>Orders</w:t>
+      </w:r>
+      <w:proofErr w:type="spellEnd"/>
+      <w:r>
+        <w:t xml:space="preserve"> и добавляет строку в </w:t>
+      </w:r>
+      <w:proofErr w:type="spellStart"/>
+      <w:r>
+        <w:t>OrderStatusHistory</w:t>
+      </w:r>
+      <w:proofErr w:type="spellEnd"/>
+      <w:r>
+        <w:t xml:space="preserve">. При подтверждении доставки (статус </w:t>
+      </w:r>
+      <w:proofErr w:type="spellStart"/>
+      <w:r>
+        <w:t>Delivered</w:t>
+      </w:r>
+      <w:proofErr w:type="spellEnd"/>
+      <w:r>
+        <w:t xml:space="preserve">) перед записью срабатывает триггер, проверяющий наличие соответствующей записи в таблице </w:t>
+      </w:r>
+      <w:proofErr w:type="spellStart"/>
+      <w:r>
+        <w:t>DeliveryConfirmations</w:t>
+      </w:r>
+      <w:proofErr w:type="spellEnd"/>
+      <w:r>
+        <w:t>. Если подтверждение отсутствует — операция блокируется, пользователь получает сообщение об ошибке.</w:t>
       </w:r>
     </w:p>
     <w:p>
@@ -3952,7 +6736,15 @@
         <w:pStyle w:val="affd"/>
       </w:pPr>
       <w:r>
-        <w:t>Сценарий 4: Отслеживание заказа. Клиент вводит трек-номер. Приложение формирует запрос к базе данных и возвращает текущий статус заказа, а также историю всех его изменений из таблицы OrderStatusHistory.</w:t>
+        <w:t xml:space="preserve">Сценарий 4: Отслеживание заказа. Клиент вводит трек-номер. Приложение формирует запрос к базе данных и возвращает текущий статус заказа, а также историю всех его изменений из таблицы </w:t>
+      </w:r>
+      <w:proofErr w:type="spellStart"/>
+      <w:r>
+        <w:t>OrderStatusHistory</w:t>
+      </w:r>
+      <w:proofErr w:type="spellEnd"/>
+      <w:r>
+        <w:t>.</w:t>
       </w:r>
     </w:p>
     <w:p>
@@ -3990,7 +6782,15 @@
         <w:pStyle w:val="affd"/>
       </w:pPr>
       <w:r>
-        <w:t>Окно авторизации (рисунок 4) является точкой входа в систему для всех пользователей. Оно содержит два текстовых поля (логин и пароль), кнопку «Войти» и наименование системы «FastDelivery». Минималистичный дизайн обусловлен тем, что данный экран не несёт функциональной нагрузки — его единственная задача состоит в идентификации пользователя. После успешной проверки учётных данных приложение определяет роль пользователя и перенаправляет его на соответствующую главную панель.</w:t>
+        <w:t>Окно авторизации (рисунок 4) является точкой входа в систему для всех пользователей. Оно содержит два текстовых поля (логин и пароль), кнопку «Войти» и наименование системы «</w:t>
+      </w:r>
+      <w:proofErr w:type="spellStart"/>
+      <w:r>
+        <w:t>FastDelivery</w:t>
+      </w:r>
+      <w:proofErr w:type="spellEnd"/>
+      <w:r>
+        <w:t>». Минималистичный дизайн обусловлен тем, что данный экран не несёт функциональной нагрузки — его единственная задача состоит в идентификации пользователя. После успешной проверки учётных данных приложение определяет роль пользователя и перенаправляет его на соответствующую главную панель.</w:t>
       </w:r>
     </w:p>
     <w:p>
@@ -4052,7 +6852,15 @@
       </w:r>
       <w:r>
         <w:lastRenderedPageBreak/>
-        <w:t>Основная рабочая область занята таблицей данных (DataGrid) с поддержкой сортировки и фильтрации. В нижней части предусмотрена панель действий с кнопками управления выбранной записью. Подобная структура экрана типична для бизнес-приложений: она обеспечивает быстрый доступ ко всем разделам без необходимости переключения между окнами.</w:t>
+        <w:t>Основная рабочая область занята таблицей данных (</w:t>
+      </w:r>
+      <w:proofErr w:type="spellStart"/>
+      <w:r>
+        <w:t>DataGrid</w:t>
+      </w:r>
+      <w:proofErr w:type="spellEnd"/>
+      <w:r>
+        <w:t>) с поддержкой сортировки и фильтрации. В нижней части предусмотрена панель действий с кнопками управления выбранной записью. Подобная структура экрана типична для бизнес-приложений: она обеспечивает быстрый доступ ко всем разделам без необходимости переключения между окнами.</w:t>
       </w:r>
     </w:p>
     <w:p>
@@ -4139,7 +6947,23 @@
         <w:pStyle w:val="affd"/>
       </w:pPr>
       <w:r>
-        <w:t xml:space="preserve">На основании анализа предметной области разработана концептуальная модель данных в виде ER-диаграммы (Entity-Relationship Diagram). </w:t>
+        <w:t>На основании анализа предметной области разработана концептуальная модель данных в виде ER-диаграммы (</w:t>
+      </w:r>
+      <w:proofErr w:type="spellStart"/>
+      <w:r>
+        <w:t>Entity-Relationship</w:t>
+      </w:r>
+      <w:proofErr w:type="spellEnd"/>
+      <w:r>
+        <w:t xml:space="preserve"> </w:t>
+      </w:r>
+      <w:proofErr w:type="spellStart"/>
+      <w:r>
+        <w:t>Diagram</w:t>
+      </w:r>
+      <w:proofErr w:type="spellEnd"/>
+      <w:r>
+        <w:t xml:space="preserve">). </w:t>
       </w:r>
     </w:p>
     <w:p>
@@ -4147,7 +6971,15 @@
         <w:pStyle w:val="affd"/>
       </w:pPr>
       <w:r>
-        <w:t>На рисунке 3 представлена ER-диаграмма системы «FastDelivery»</w:t>
+        <w:t>На рисунке 3 представлена ER-диаграмма системы «</w:t>
+      </w:r>
+      <w:proofErr w:type="spellStart"/>
+      <w:r>
+        <w:t>FastDelivery</w:t>
+      </w:r>
+      <w:proofErr w:type="spellEnd"/>
+      <w:r>
+        <w:t>»</w:t>
       </w:r>
       <w:r>
         <w:t xml:space="preserve"> </w:t>
@@ -4223,7 +7055,15 @@
         <w:jc w:val="left"/>
       </w:pPr>
       <w:r>
-        <w:t>Рисунок 3 — ER-диаграмма базы данных системы «FastDelivery»</w:t>
+        <w:t>Рисунок 3 — ER-диаграмма базы данных системы «</w:t>
+      </w:r>
+      <w:proofErr w:type="spellStart"/>
+      <w:r>
+        <w:t>FastDelivery</w:t>
+      </w:r>
+      <w:proofErr w:type="spellEnd"/>
+      <w:r>
+        <w:t>»</w:t>
       </w:r>
     </w:p>
     <w:p>
@@ -4294,9 +7134,11 @@
             <w:vAlign w:val="center"/>
           </w:tcPr>
           <w:p>
+            <w:proofErr w:type="spellStart"/>
             <w:r>
               <w:t>Users</w:t>
             </w:r>
+            <w:proofErr w:type="spellEnd"/>
           </w:p>
         </w:tc>
         <w:tc>
@@ -4318,9 +7160,11 @@
             <w:vAlign w:val="center"/>
           </w:tcPr>
           <w:p>
+            <w:proofErr w:type="spellStart"/>
             <w:r>
               <w:t>Clients</w:t>
             </w:r>
+            <w:proofErr w:type="spellEnd"/>
           </w:p>
         </w:tc>
         <w:tc>
@@ -4342,9 +7186,11 @@
             <w:vAlign w:val="center"/>
           </w:tcPr>
           <w:p>
+            <w:proofErr w:type="spellStart"/>
             <w:r>
               <w:t>Couriers</w:t>
             </w:r>
+            <w:proofErr w:type="spellEnd"/>
           </w:p>
         </w:tc>
         <w:tc>
@@ -4366,9 +7212,11 @@
             <w:vAlign w:val="center"/>
           </w:tcPr>
           <w:p>
+            <w:proofErr w:type="spellStart"/>
             <w:r>
               <w:t>Zones</w:t>
             </w:r>
+            <w:proofErr w:type="spellEnd"/>
           </w:p>
         </w:tc>
         <w:tc>
@@ -4390,9 +7238,11 @@
             <w:vAlign w:val="center"/>
           </w:tcPr>
           <w:p>
+            <w:proofErr w:type="spellStart"/>
             <w:r>
               <w:t>CargoTypes</w:t>
             </w:r>
+            <w:proofErr w:type="spellEnd"/>
           </w:p>
         </w:tc>
         <w:tc>
@@ -4414,9 +7264,11 @@
             <w:vAlign w:val="center"/>
           </w:tcPr>
           <w:p>
+            <w:proofErr w:type="spellStart"/>
             <w:r>
               <w:t>Tariffs</w:t>
             </w:r>
+            <w:proofErr w:type="spellEnd"/>
           </w:p>
         </w:tc>
         <w:tc>
@@ -4438,9 +7290,11 @@
             <w:vAlign w:val="center"/>
           </w:tcPr>
           <w:p>
+            <w:proofErr w:type="spellStart"/>
             <w:r>
               <w:t>Orders</w:t>
             </w:r>
+            <w:proofErr w:type="spellEnd"/>
           </w:p>
         </w:tc>
         <w:tc>
@@ -4462,9 +7316,11 @@
             <w:vAlign w:val="center"/>
           </w:tcPr>
           <w:p>
+            <w:proofErr w:type="spellStart"/>
             <w:r>
               <w:t>DeliverySessions</w:t>
             </w:r>
+            <w:proofErr w:type="spellEnd"/>
           </w:p>
         </w:tc>
         <w:tc>
@@ -4486,9 +7342,11 @@
             <w:vAlign w:val="center"/>
           </w:tcPr>
           <w:p>
+            <w:proofErr w:type="spellStart"/>
             <w:r>
               <w:t>OrderStatusHistory</w:t>
             </w:r>
+            <w:proofErr w:type="spellEnd"/>
           </w:p>
         </w:tc>
         <w:tc>
@@ -4510,9 +7368,11 @@
             <w:vAlign w:val="center"/>
           </w:tcPr>
           <w:p>
+            <w:proofErr w:type="spellStart"/>
             <w:r>
               <w:t>DeliveryConfirmations</w:t>
             </w:r>
+            <w:proofErr w:type="spellEnd"/>
           </w:p>
         </w:tc>
         <w:tc>
@@ -4534,9 +7394,11 @@
             <w:vAlign w:val="center"/>
           </w:tcPr>
           <w:p>
+            <w:proofErr w:type="spellStart"/>
             <w:r>
               <w:t>Notifications</w:t>
             </w:r>
+            <w:proofErr w:type="spellEnd"/>
           </w:p>
         </w:tc>
         <w:tc>
@@ -4558,9 +7420,11 @@
             <w:vAlign w:val="center"/>
           </w:tcPr>
           <w:p>
+            <w:proofErr w:type="spellStart"/>
             <w:r>
               <w:t>RouteLists</w:t>
             </w:r>
+            <w:proofErr w:type="spellEnd"/>
           </w:p>
         </w:tc>
         <w:tc>
@@ -4582,9 +7446,11 @@
             <w:vAlign w:val="center"/>
           </w:tcPr>
           <w:p>
+            <w:proofErr w:type="spellStart"/>
             <w:r>
               <w:t>RouteListOrders</w:t>
             </w:r>
+            <w:proofErr w:type="spellEnd"/>
           </w:p>
         </w:tc>
         <w:tc>
@@ -4610,11 +7476,51 @@
         <w:pStyle w:val="affd"/>
       </w:pPr>
       <w:r>
-        <w:t xml:space="preserve">Сущность Users является базовой для всей системы пользователей. Она хранит логин, хэш пароля, имя, фамилию, контактный телефон, адрес электронной почты и роль (перечисляемый тип). Сущности Clients и Couriers реализуют паттерн «наследование таблицами»: каждая из них содержит внешний ключ, ссылающийся на Users, и дополнительные </w:t>
+        <w:t xml:space="preserve">Сущность </w:t>
+      </w:r>
+      <w:proofErr w:type="spellStart"/>
+      <w:r>
+        <w:t>Users</w:t>
+      </w:r>
+      <w:proofErr w:type="spellEnd"/>
+      <w:r>
+        <w:t xml:space="preserve"> является базовой для всей системы пользователей. Она хранит логин, хэш пароля, имя, фамилию, контактный телефон, адрес электронной почты и роль (перечисляемый тип). Сущности </w:t>
+      </w:r>
+      <w:proofErr w:type="spellStart"/>
+      <w:r>
+        <w:t>Clients</w:t>
+      </w:r>
+      <w:proofErr w:type="spellEnd"/>
+      <w:r>
+        <w:t xml:space="preserve"> и </w:t>
+      </w:r>
+      <w:proofErr w:type="spellStart"/>
+      <w:r>
+        <w:t>Couriers</w:t>
+      </w:r>
+      <w:proofErr w:type="spellEnd"/>
+      <w:r>
+        <w:t xml:space="preserve"> реализуют паттерн «наследование таблицами»: каждая из них содержит внешний ключ, ссылающийся на </w:t>
+      </w:r>
+      <w:proofErr w:type="spellStart"/>
+      <w:r>
+        <w:t>Users</w:t>
+      </w:r>
+      <w:proofErr w:type="spellEnd"/>
+      <w:r>
+        <w:t xml:space="preserve">, и дополнительные </w:t>
       </w:r>
       <w:r>
         <w:lastRenderedPageBreak/>
-        <w:t>атрибуты, специфичные для роли. Для клиента это — адрес доставки по умолчанию; для курьера — текущая зона работы и признак доступности (IsAvailable).</w:t>
+        <w:t>атрибуты, специфичные для роли. Для клиента это — адрес доставки по умолчанию; для курьера — текущая зона работы и признак доступности (</w:t>
+      </w:r>
+      <w:proofErr w:type="spellStart"/>
+      <w:r>
+        <w:t>IsAvailable</w:t>
+      </w:r>
+      <w:proofErr w:type="spellEnd"/>
+      <w:r>
+        <w:t>).</w:t>
       </w:r>
     </w:p>
     <w:p>
@@ -4622,7 +7528,15 @@
         <w:pStyle w:val="affd"/>
       </w:pPr>
       <w:r>
-        <w:t>Центральной сущностью модели является Orders. Она агрегирует все параметры заказа: ссылки на клиента и назначенного курьера, тип груза, зону доставки, адреса отправки и получения, контактные данные получателя, трек-номер, текущий статус, расчётную стоимость, а также временные метки создания и планируемого срока доставки.</w:t>
+        <w:t xml:space="preserve">Центральной сущностью модели является </w:t>
+      </w:r>
+      <w:proofErr w:type="spellStart"/>
+      <w:r>
+        <w:t>Orders</w:t>
+      </w:r>
+      <w:proofErr w:type="spellEnd"/>
+      <w:r>
+        <w:t>. Она агрегирует все параметры заказа: ссылки на клиента и назначенного курьера, тип груза, зону доставки, адреса отправки и получения, контактные данные получателя, трек-номер, текущий статус, расчётную стоимость, а также временные метки создания и планируемого срока доставки.</w:t>
       </w:r>
     </w:p>
     <w:p>
@@ -4630,23 +7544,65 @@
         <w:pStyle w:val="affd"/>
       </w:pPr>
       <w:r>
-        <w:t>Сущность Tariffs описывает ценовую политику: для каждой пары «зона доставки — тип груза» задаётся базовая ставка. Это позволяет гибко управлять ценообразованием без изменения логики приложения.</w:t>
+        <w:t xml:space="preserve">Сущность </w:t>
+      </w:r>
+      <w:proofErr w:type="spellStart"/>
+      <w:r>
+        <w:t>Tariffs</w:t>
+      </w:r>
+      <w:proofErr w:type="spellEnd"/>
+      <w:r>
+        <w:t xml:space="preserve"> описывает ценовую политику: для каждой пары «зона доставки — тип груза» задаётся базовая ставка. Это позволяет гибко управлять ценообразованием без изменения логики приложения.</w:t>
       </w:r>
     </w:p>
     <w:p>
       <w:pPr>
         <w:pStyle w:val="affd"/>
       </w:pPr>
-      <w:r>
-        <w:t>DeliverySessions фиксируют факт выполнения доставки: момент начала, завершения, количество километров пробега. OrderStatusHistory ведёт полный аудит-журнал переходов статусов с указанием инициатора изменения и комментария.</w:t>
+      <w:proofErr w:type="spellStart"/>
+      <w:r>
+        <w:t>DeliverySessions</w:t>
+      </w:r>
+      <w:proofErr w:type="spellEnd"/>
+      <w:r>
+        <w:t xml:space="preserve"> фиксируют факт выполнения доставки: момент начала, завершения, количество километров пробега. </w:t>
+      </w:r>
+      <w:proofErr w:type="spellStart"/>
+      <w:r>
+        <w:t>OrderStatusHistory</w:t>
+      </w:r>
+      <w:proofErr w:type="spellEnd"/>
+      <w:r>
+        <w:t xml:space="preserve"> ведёт полный аудит-журнал переходов статусов с указанием инициатора изменения и комментария.</w:t>
       </w:r>
     </w:p>
     <w:p>
       <w:pPr>
         <w:pStyle w:val="affd"/>
       </w:pPr>
-      <w:r>
-        <w:t>RouteLists и связующая таблица RouteListOrders реализуют концепцию маршрутного листа: один лист содержит несколько заказов, назначенных одному курьеру на один рейс. Это отношение «многие-ко-многим» нормализовано через промежуточную таблицу с дополнительным атрибутом — порядком следования (SortOrder).</w:t>
+      <w:proofErr w:type="spellStart"/>
+      <w:r>
+        <w:t>RouteLists</w:t>
+      </w:r>
+      <w:proofErr w:type="spellEnd"/>
+      <w:r>
+        <w:t xml:space="preserve"> и связующая таблица </w:t>
+      </w:r>
+      <w:proofErr w:type="spellStart"/>
+      <w:r>
+        <w:t>RouteListOrders</w:t>
+      </w:r>
+      <w:proofErr w:type="spellEnd"/>
+      <w:r>
+        <w:t xml:space="preserve"> реализуют концепцию маршрутного листа: один лист содержит несколько заказов, назначенных одному курьеру на один рейс. Это отношение «многие-ко-многим» нормализовано через промежуточную таблицу с дополнительным атрибутом — порядком следования (</w:t>
+      </w:r>
+      <w:proofErr w:type="spellStart"/>
+      <w:r>
+        <w:t>SortOrder</w:t>
+      </w:r>
+      <w:proofErr w:type="spellEnd"/>
+      <w:r>
+        <w:t>).</w:t>
       </w:r>
     </w:p>
     <w:p>
@@ -4654,7 +7610,31 @@
         <w:pStyle w:val="affd"/>
       </w:pPr>
       <w:r>
-        <w:t>В модели преобладают связи типа «один-ко-многим»: один пользователь — один профиль клиента или курьера; одна зона — много заказов; один клиент — много заказов; один заказ — много записей в истории статусов. Единственная связь «многие-ко-многим» — между RouteLists и Orders — разрешена через таблицу RouteListOrders.</w:t>
+        <w:t xml:space="preserve">В модели преобладают связи типа «один-ко-многим»: один пользователь — один профиль клиента или курьера; одна зона — много заказов; один клиент — много заказов; один заказ — много записей в истории статусов. Единственная связь «многие-ко-многим» — между </w:t>
+      </w:r>
+      <w:proofErr w:type="spellStart"/>
+      <w:r>
+        <w:t>RouteLists</w:t>
+      </w:r>
+      <w:proofErr w:type="spellEnd"/>
+      <w:r>
+        <w:t xml:space="preserve"> и </w:t>
+      </w:r>
+      <w:proofErr w:type="spellStart"/>
+      <w:r>
+        <w:t>Orders</w:t>
+      </w:r>
+      <w:proofErr w:type="spellEnd"/>
+      <w:r>
+        <w:t xml:space="preserve"> — разрешена через таблицу </w:t>
+      </w:r>
+      <w:proofErr w:type="spellStart"/>
+      <w:r>
+        <w:t>RouteListOrders</w:t>
+      </w:r>
+      <w:proofErr w:type="spellEnd"/>
+      <w:r>
+        <w:t>.</w:t>
       </w:r>
     </w:p>
     <w:p>
@@ -4752,7 +7732,15 @@
         <w:t>д</w:t>
       </w:r>
       <w:r>
-        <w:t>ля хранения текстовых данных переменной длины используется тип NVARCHAR с ограничением максимального размера — это обеспечивает поддержку Unicode при минимальном расходе дискового пространства</w:t>
+        <w:t xml:space="preserve">ля хранения текстовых данных переменной длины используется тип NVARCHAR с ограничением максимального размера — это обеспечивает поддержку </w:t>
+      </w:r>
+      <w:proofErr w:type="spellStart"/>
+      <w:r>
+        <w:t>Unicode</w:t>
+      </w:r>
+      <w:proofErr w:type="spellEnd"/>
+      <w:r>
+        <w:t xml:space="preserve"> при минимальном расходе дискового пространства</w:t>
       </w:r>
       <w:r>
         <w:t>;</w:t>
@@ -4769,7 +7757,15 @@
         <w:t>д</w:t>
       </w:r>
       <w:r>
-        <w:t>енежные суммы (стоимость доставки, тарифные ставки) хранятся в типе DECIMAL(10,2), исключающем ошибки округления, характерные для типов с плавающей запятой</w:t>
+        <w:t xml:space="preserve">енежные суммы (стоимость доставки, тарифные ставки) хранятся в типе </w:t>
+      </w:r>
+      <w:proofErr w:type="gramStart"/>
+      <w:r>
+        <w:t>DECIMAL(</w:t>
+      </w:r>
+      <w:proofErr w:type="gramEnd"/>
+      <w:r>
+        <w:t>10,2), исключающем ошибки округления, характерные для типов с плавающей запятой</w:t>
       </w:r>
       <w:r>
         <w:t>;</w:t>
@@ -4782,11 +7778,16 @@
       <w:r>
         <w:t xml:space="preserve">- </w:t>
       </w:r>
+      <w:proofErr w:type="spellStart"/>
       <w:r>
         <w:t>в</w:t>
       </w:r>
       <w:r>
-        <w:t>ременны́е метки записываются как DATETIME2, обеспечивающий большую точность и расширенный диапазон дат по сравнению с устаревшим типом DATETIME</w:t>
+        <w:t>ременны́е</w:t>
+      </w:r>
+      <w:proofErr w:type="spellEnd"/>
+      <w:r>
+        <w:t xml:space="preserve"> метки записываются как DATETIME2, обеспечивающий большую точность и расширенный диапазон дат по сравнению с устаревшим типом DATETIME</w:t>
       </w:r>
       <w:r>
         <w:t>;</w:t>
@@ -4803,7 +7804,23 @@
         <w:t>л</w:t>
       </w:r>
       <w:r>
-        <w:t>огические признаки (IsAvailable, IsRead и т.п.) представлены типом BIT</w:t>
+        <w:t>огические признаки (</w:t>
+      </w:r>
+      <w:proofErr w:type="spellStart"/>
+      <w:r>
+        <w:t>IsAvailable</w:t>
+      </w:r>
+      <w:proofErr w:type="spellEnd"/>
+      <w:r>
+        <w:t xml:space="preserve">, </w:t>
+      </w:r>
+      <w:proofErr w:type="spellStart"/>
+      <w:r>
+        <w:t>IsRead</w:t>
+      </w:r>
+      <w:proofErr w:type="spellEnd"/>
+      <w:r>
+        <w:t xml:space="preserve"> и т.п.) представлены типом BIT</w:t>
       </w:r>
       <w:r>
         <w:t>;</w:t>
@@ -4829,7 +7846,39 @@
         <w:pStyle w:val="affd"/>
       </w:pPr>
       <w:r>
-        <w:t>Во всех таблицах применён набор стандартных ограничений целостности. Ограничение NOT NULL установлено для всех обязательных атрибутов. Ограничение UNIQUE применяется к столбцам, значения которых должны быть уникальными в пределах таблицы: логин пользователя (поле Login в таблице Users), трек-номер заказа (поле TrackingNumber в таблице Orders). Ограничения CHECK ограничивают множество допустимых значений для статусных и перечислимых полей: например, статус заказа может принимать только одно из семи предусмотренных значений.</w:t>
+        <w:t xml:space="preserve">Во всех таблицах применён набор стандартных ограничений целостности. Ограничение NOT NULL установлено для всех обязательных атрибутов. Ограничение UNIQUE применяется к столбцам, значения которых должны быть уникальными в пределах таблицы: логин пользователя (поле </w:t>
+      </w:r>
+      <w:proofErr w:type="spellStart"/>
+      <w:r>
+        <w:t>Login</w:t>
+      </w:r>
+      <w:proofErr w:type="spellEnd"/>
+      <w:r>
+        <w:t xml:space="preserve"> в таблице </w:t>
+      </w:r>
+      <w:proofErr w:type="spellStart"/>
+      <w:r>
+        <w:t>Users</w:t>
+      </w:r>
+      <w:proofErr w:type="spellEnd"/>
+      <w:r>
+        <w:t xml:space="preserve">), трек-номер заказа (поле </w:t>
+      </w:r>
+      <w:proofErr w:type="spellStart"/>
+      <w:r>
+        <w:t>TrackingNumber</w:t>
+      </w:r>
+      <w:proofErr w:type="spellEnd"/>
+      <w:r>
+        <w:t xml:space="preserve"> в таблице </w:t>
+      </w:r>
+      <w:proofErr w:type="spellStart"/>
+      <w:r>
+        <w:t>Orders</w:t>
+      </w:r>
+      <w:proofErr w:type="spellEnd"/>
+      <w:r>
+        <w:t>). Ограничения CHECK ограничивают множество допустимых значений для статусных и перечислимых полей: например, статус заказа может принимать только одно из семи предусмотренных значений.</w:t>
       </w:r>
     </w:p>
     <w:p>
@@ -4837,7 +7886,15 @@
         <w:pStyle w:val="affd"/>
       </w:pPr>
       <w:r>
-        <w:t>Для ускорения наиболее частых запросов в базе данных созданы некластерные индексы по следующим столбцам:</w:t>
+        <w:t xml:space="preserve">Для ускорения наиболее частых запросов в базе данных созданы </w:t>
+      </w:r>
+      <w:proofErr w:type="spellStart"/>
+      <w:r>
+        <w:t>некластерные</w:t>
+      </w:r>
+      <w:proofErr w:type="spellEnd"/>
+      <w:r>
+        <w:t xml:space="preserve"> индексы по следующим столбцам:</w:t>
       </w:r>
     </w:p>
     <w:p>
@@ -4845,7 +7902,23 @@
         <w:pStyle w:val="affd"/>
       </w:pPr>
       <w:r>
-        <w:t>- TrackingNumber в таблице Orders — поиск заказа по трек-номеру является наиболее распространённой операцией при отслеживании доставки;</w:t>
+        <w:t xml:space="preserve">- </w:t>
+      </w:r>
+      <w:proofErr w:type="spellStart"/>
+      <w:r>
+        <w:t>TrackingNumber</w:t>
+      </w:r>
+      <w:proofErr w:type="spellEnd"/>
+      <w:r>
+        <w:t xml:space="preserve"> в таблице </w:t>
+      </w:r>
+      <w:proofErr w:type="spellStart"/>
+      <w:r>
+        <w:t>Orders</w:t>
+      </w:r>
+      <w:proofErr w:type="spellEnd"/>
+      <w:r>
+        <w:t xml:space="preserve"> — поиск заказа по трек-номеру является наиболее распространённой операцией при отслеживании доставки;</w:t>
       </w:r>
     </w:p>
     <w:p>
@@ -4853,7 +7926,23 @@
         <w:pStyle w:val="affd"/>
       </w:pPr>
       <w:r>
-        <w:t>- Status в таблице Orders — фильтрация заказов по текущему статусу используется в списках диспетчера и курьера;</w:t>
+        <w:t xml:space="preserve">- </w:t>
+      </w:r>
+      <w:proofErr w:type="spellStart"/>
+      <w:r>
+        <w:t>Status</w:t>
+      </w:r>
+      <w:proofErr w:type="spellEnd"/>
+      <w:r>
+        <w:t xml:space="preserve"> в таблице </w:t>
+      </w:r>
+      <w:proofErr w:type="spellStart"/>
+      <w:r>
+        <w:t>Orders</w:t>
+      </w:r>
+      <w:proofErr w:type="spellEnd"/>
+      <w:r>
+        <w:t xml:space="preserve"> — фильтрация заказов по текущему статусу используется в списках диспетчера и курьера;</w:t>
       </w:r>
     </w:p>
     <w:p>
@@ -4861,7 +7950,23 @@
         <w:pStyle w:val="affd"/>
       </w:pPr>
       <w:r>
-        <w:t>- CreatedAt в таблице Orders — сортировка и фильтрация по дате создания заказа применяется при формировании отчётов;</w:t>
+        <w:t xml:space="preserve">- </w:t>
+      </w:r>
+      <w:proofErr w:type="spellStart"/>
+      <w:r>
+        <w:t>CreatedAt</w:t>
+      </w:r>
+      <w:proofErr w:type="spellEnd"/>
+      <w:r>
+        <w:t xml:space="preserve"> в таблице </w:t>
+      </w:r>
+      <w:proofErr w:type="spellStart"/>
+      <w:r>
+        <w:t>Orders</w:t>
+      </w:r>
+      <w:proofErr w:type="spellEnd"/>
+      <w:r>
+        <w:t xml:space="preserve"> — сортировка и фильтрация по дате создания заказа применяется при формировании отчётов;</w:t>
       </w:r>
     </w:p>
     <w:p>
@@ -4869,7 +7974,23 @@
         <w:pStyle w:val="affd"/>
       </w:pPr>
       <w:r>
-        <w:t>- OrderId в таблице OrderStatusHistory — быстрый поиск истории конкретного заказа;</w:t>
+        <w:t xml:space="preserve">- </w:t>
+      </w:r>
+      <w:proofErr w:type="spellStart"/>
+      <w:r>
+        <w:t>OrderId</w:t>
+      </w:r>
+      <w:proofErr w:type="spellEnd"/>
+      <w:r>
+        <w:t xml:space="preserve"> в таблице </w:t>
+      </w:r>
+      <w:proofErr w:type="spellStart"/>
+      <w:r>
+        <w:t>OrderStatusHistory</w:t>
+      </w:r>
+      <w:proofErr w:type="spellEnd"/>
+      <w:r>
+        <w:t xml:space="preserve"> — быстрый поиск истории конкретного заказа;</w:t>
       </w:r>
     </w:p>
     <w:p>
@@ -4877,7 +7998,31 @@
         <w:pStyle w:val="affd"/>
       </w:pPr>
       <w:r>
-        <w:t>- UserId в таблицах Clients и Couriers — поиск профиля по идентификатору базовой записи пользователя;</w:t>
+        <w:t xml:space="preserve">- </w:t>
+      </w:r>
+      <w:proofErr w:type="spellStart"/>
+      <w:r>
+        <w:t>UserId</w:t>
+      </w:r>
+      <w:proofErr w:type="spellEnd"/>
+      <w:r>
+        <w:t xml:space="preserve"> в таблицах </w:t>
+      </w:r>
+      <w:proofErr w:type="spellStart"/>
+      <w:r>
+        <w:t>Clients</w:t>
+      </w:r>
+      <w:proofErr w:type="spellEnd"/>
+      <w:r>
+        <w:t xml:space="preserve"> и </w:t>
+      </w:r>
+      <w:proofErr w:type="spellStart"/>
+      <w:r>
+        <w:t>Couriers</w:t>
+      </w:r>
+      <w:proofErr w:type="spellEnd"/>
+      <w:r>
+        <w:t xml:space="preserve"> — поиск профиля по идентификатору базовой записи пользователя;</w:t>
       </w:r>
     </w:p>
     <w:p>
@@ -4885,7 +8030,23 @@
         <w:pStyle w:val="affd"/>
       </w:pPr>
       <w:r>
-        <w:t>- CourierId в таблице Orders — выборка заказов, назначенных конкретному курьеру.</w:t>
+        <w:t xml:space="preserve">- </w:t>
+      </w:r>
+      <w:proofErr w:type="spellStart"/>
+      <w:r>
+        <w:t>CourierId</w:t>
+      </w:r>
+      <w:proofErr w:type="spellEnd"/>
+      <w:r>
+        <w:t xml:space="preserve"> в таблице </w:t>
+      </w:r>
+      <w:proofErr w:type="spellStart"/>
+      <w:r>
+        <w:t>Orders</w:t>
+      </w:r>
+      <w:proofErr w:type="spellEnd"/>
+      <w:r>
+        <w:t xml:space="preserve"> — выборка заказов, назначенных конкретному курьеру.</w:t>
       </w:r>
     </w:p>
     <w:p>
@@ -4913,7 +8074,23 @@
         <w:pStyle w:val="affd"/>
       </w:pPr>
       <w:r>
-        <w:t>ON DELETE CASCADE используется для дочерних записей, которые лишены смысла без родительской: записи в OrderStatusHistory удаляются вместе с удалением заказа; записи в RouteListOrders удаляются вместе с маршрутным листом.</w:t>
+        <w:t xml:space="preserve">ON DELETE CASCADE используется для дочерних записей, которые лишены смысла без родительской: записи в </w:t>
+      </w:r>
+      <w:proofErr w:type="spellStart"/>
+      <w:r>
+        <w:t>OrderStatusHistory</w:t>
+      </w:r>
+      <w:proofErr w:type="spellEnd"/>
+      <w:r>
+        <w:t xml:space="preserve"> удаляются вместе с удалением заказа; записи в </w:t>
+      </w:r>
+      <w:proofErr w:type="spellStart"/>
+      <w:r>
+        <w:t>RouteListOrders</w:t>
+      </w:r>
+      <w:proofErr w:type="spellEnd"/>
+      <w:r>
+        <w:t xml:space="preserve"> удаляются вместе с маршрутным листом.</w:t>
       </w:r>
     </w:p>
     <w:p>
@@ -4921,7 +8098,31 @@
         <w:pStyle w:val="affd"/>
       </w:pPr>
       <w:r>
-        <w:t>ON DELETE SET NULL применяется в ситуациях, когда дочерняя запись сохраняет смысл и без родительской, но связь разрывается: внешний ключ FK_Orders_Couriers при удалении курьера устанавливает значение NULL в поле CourierId таблицы Orders — заказ не удаляется, а лишь теряет привязку к конкретному курьеру, что позволяет диспетчеру назначить другого исполнителя.</w:t>
+        <w:t xml:space="preserve">ON DELETE SET NULL применяется в ситуациях, когда дочерняя запись сохраняет смысл и без родительской, но связь разрывается: внешний ключ </w:t>
+      </w:r>
+      <w:proofErr w:type="spellStart"/>
+      <w:r>
+        <w:t>FK_Orders_Couriers</w:t>
+      </w:r>
+      <w:proofErr w:type="spellEnd"/>
+      <w:r>
+        <w:t xml:space="preserve"> при удалении курьера устанавливает значение NULL в поле </w:t>
+      </w:r>
+      <w:proofErr w:type="spellStart"/>
+      <w:r>
+        <w:t>CourierId</w:t>
+      </w:r>
+      <w:proofErr w:type="spellEnd"/>
+      <w:r>
+        <w:t xml:space="preserve"> таблицы </w:t>
+      </w:r>
+      <w:proofErr w:type="spellStart"/>
+      <w:r>
+        <w:t>Orders</w:t>
+      </w:r>
+      <w:proofErr w:type="spellEnd"/>
+      <w:r>
+        <w:t xml:space="preserve"> — заказ не удаляется, а лишь теряет привязку к конкретному курьеру, что позволяет диспетчеру назначить другого исполнителя.</w:t>
       </w:r>
     </w:p>
     <w:p>
@@ -4937,7 +8138,39 @@
         <w:pStyle w:val="affd"/>
       </w:pPr>
       <w:r>
-        <w:t>Триггер trg_OrderStatusHistory_CheckDelivery срабатывает при добавлении новой записи в таблицу OrderStatusHistory со статусом Delivered. Логика триггера такова: перед фиксацией данного статуса выполняется проверка наличия соответствующей записи в таблице DeliveryConfirmations для данного заказа</w:t>
+        <w:t xml:space="preserve">Триггер </w:t>
+      </w:r>
+      <w:proofErr w:type="spellStart"/>
+      <w:r>
+        <w:t>trg_OrderStatusHistory_CheckDelivery</w:t>
+      </w:r>
+      <w:proofErr w:type="spellEnd"/>
+      <w:r>
+        <w:t xml:space="preserve"> срабатывает при добавлении новой записи в таблицу </w:t>
+      </w:r>
+      <w:proofErr w:type="spellStart"/>
+      <w:r>
+        <w:t>OrderStatusHistory</w:t>
+      </w:r>
+      <w:proofErr w:type="spellEnd"/>
+      <w:r>
+        <w:t xml:space="preserve"> со статусом </w:t>
+      </w:r>
+      <w:proofErr w:type="spellStart"/>
+      <w:r>
+        <w:t>Delivered</w:t>
+      </w:r>
+      <w:proofErr w:type="spellEnd"/>
+      <w:r>
+        <w:t xml:space="preserve">. Логика триггера такова: перед фиксацией данного статуса выполняется проверка наличия соответствующей записи в таблице </w:t>
+      </w:r>
+      <w:proofErr w:type="spellStart"/>
+      <w:r>
+        <w:t>DeliveryConfirmations</w:t>
+      </w:r>
+      <w:proofErr w:type="spellEnd"/>
+      <w:r>
+        <w:t xml:space="preserve"> для данного заказа</w:t>
       </w:r>
       <w:r>
         <w:rPr>
@@ -4958,7 +8191,15 @@
         <w:pStyle w:val="affd"/>
       </w:pPr>
       <w:r>
-        <w:t>Хранимая процедура usp_AssignCourier автоматизирует выбор и назначение курьера для указанного заказа. Процедура принимает идентификатор заказа в качестве входного параметра. Её логика включает следующие шаги:</w:t>
+        <w:t xml:space="preserve">Хранимая процедура </w:t>
+      </w:r>
+      <w:proofErr w:type="spellStart"/>
+      <w:r>
+        <w:t>usp_AssignCourier</w:t>
+      </w:r>
+      <w:proofErr w:type="spellEnd"/>
+      <w:r>
+        <w:t xml:space="preserve"> автоматизирует выбор и назначение курьера для указанного заказа. Процедура принимает идентификатор заказа в качестве входного параметра. Её логика включает следующие шаги:</w:t>
       </w:r>
     </w:p>
     <w:p>
@@ -4989,7 +8230,23 @@
         <w:t>в</w:t>
       </w:r>
       <w:r>
-        <w:t>ыбрать из таблицы Couriers свободного курьера (IsAvailable = 1), работающего в данной зоне, с наименьшим числом текущих активных заказов.</w:t>
+        <w:t xml:space="preserve">ыбрать из таблицы </w:t>
+      </w:r>
+      <w:proofErr w:type="spellStart"/>
+      <w:r>
+        <w:t>Couriers</w:t>
+      </w:r>
+      <w:proofErr w:type="spellEnd"/>
+      <w:r>
+        <w:t xml:space="preserve"> свободного курьера (</w:t>
+      </w:r>
+      <w:proofErr w:type="spellStart"/>
+      <w:r>
+        <w:t>IsAvailable</w:t>
+      </w:r>
+      <w:proofErr w:type="spellEnd"/>
+      <w:r>
+        <w:t xml:space="preserve"> = 1), работающего в данной зоне, с наименьшим числом текущих активных заказов.</w:t>
       </w:r>
     </w:p>
     <w:p>
@@ -5003,8 +8260,21 @@
         <w:t>о</w:t>
       </w:r>
       <w:r>
-        <w:t>бновить поле CourierId в таблице Orders</w:t>
-      </w:r>
+        <w:t xml:space="preserve">бновить поле </w:t>
+      </w:r>
+      <w:proofErr w:type="spellStart"/>
+      <w:r>
+        <w:t>CourierId</w:t>
+      </w:r>
+      <w:proofErr w:type="spellEnd"/>
+      <w:r>
+        <w:t xml:space="preserve"> в таблице </w:t>
+      </w:r>
+      <w:proofErr w:type="spellStart"/>
+      <w:r>
+        <w:t>Orders</w:t>
+      </w:r>
+      <w:proofErr w:type="spellEnd"/>
       <w:r>
         <w:t>;</w:t>
       </w:r>
@@ -5020,7 +8290,15 @@
         <w:t>у</w:t>
       </w:r>
       <w:r>
-        <w:t>становить флаг занятости курьера (IsAvailable = 0)</w:t>
+        <w:t>становить флаг занятости курьера (</w:t>
+      </w:r>
+      <w:proofErr w:type="spellStart"/>
+      <w:r>
+        <w:t>IsAvailable</w:t>
+      </w:r>
+      <w:proofErr w:type="spellEnd"/>
+      <w:r>
+        <w:t xml:space="preserve"> = 0)</w:t>
       </w:r>
       <w:r>
         <w:t>;</w:t>
@@ -5037,8 +8315,21 @@
         <w:t>д</w:t>
       </w:r>
       <w:r>
-        <w:t>обавить запись о смене статуса заказа на Assigned в таблицу OrderStatusHistory</w:t>
-      </w:r>
+        <w:t xml:space="preserve">обавить запись о смене статуса заказа на </w:t>
+      </w:r>
+      <w:proofErr w:type="spellStart"/>
+      <w:r>
+        <w:t>Assigned</w:t>
+      </w:r>
+      <w:proofErr w:type="spellEnd"/>
+      <w:r>
+        <w:t xml:space="preserve"> в таблицу </w:t>
+      </w:r>
+      <w:proofErr w:type="spellStart"/>
+      <w:r>
+        <w:t>OrderStatusHistory</w:t>
+      </w:r>
+      <w:proofErr w:type="spellEnd"/>
       <w:r>
         <w:t>;</w:t>
       </w:r>
@@ -5046,9 +8337,6 @@
     <w:p>
       <w:pPr>
         <w:pStyle w:val="affd"/>
-        <w:rPr>
-          <w:lang w:val="en-US"/>
-        </w:rPr>
       </w:pPr>
       <w:r>
         <w:t xml:space="preserve">- </w:t>
@@ -5060,9 +8348,6 @@
         <w:t>оздать уведомление для курьера</w:t>
       </w:r>
       <w:r>
-        <w:rPr>
-          <w:lang w:val="en-US"/>
-        </w:rPr>
         <w:t>.</w:t>
       </w:r>
     </w:p>
@@ -5079,7 +8364,23 @@
         <w:pStyle w:val="affd"/>
       </w:pPr>
       <w:r>
-        <w:t>Функция fn_CalculateDeliveryCost вычисляет стоимость доставки для заказа с учётом тарифа. Входными параметрами являются идентификатор зоны и идентификатор типа груза. Функция обращается к таблице Tariffs, извлекает базовую ставку и применяет к ней коэффициенты — например, надбавку за срочность или за вес груза, превышающий пороговое значение. Использование функции позволяет централизовать логику ценообразования: при изменении тарифной политики достаточно изменить одну функцию, а не перепрограммировать несколько участков приложения.</w:t>
+        <w:t xml:space="preserve">Функция </w:t>
+      </w:r>
+      <w:proofErr w:type="spellStart"/>
+      <w:r>
+        <w:t>fn_CalculateDeliveryCost</w:t>
+      </w:r>
+      <w:proofErr w:type="spellEnd"/>
+      <w:r>
+        <w:t xml:space="preserve"> вычисляет стоимость доставки для заказа с учётом тарифа. Входными параметрами являются идентификатор зоны и идентификатор типа груза. Функция обращается к таблице </w:t>
+      </w:r>
+      <w:proofErr w:type="spellStart"/>
+      <w:r>
+        <w:t>Tariffs</w:t>
+      </w:r>
+      <w:proofErr w:type="spellEnd"/>
+      <w:r>
+        <w:t>, извлекает базовую ставку и применяет к ней коэффициенты — например, надбавку за срочность или за вес груза, превышающий пороговое значение. Использование функции позволяет централизовать логику ценообразования: при изменении тарифной политики достаточно изменить одну функцию, а не перепрограммировать несколько участков приложения.</w:t>
       </w:r>
     </w:p>
     <w:p>
@@ -5088,7 +8389,39 @@
       </w:pPr>
       <w:r>
         <w:lastRenderedPageBreak/>
-        <w:t>Представление vw_CourierEfficiency формирует агрегированную статистику по каждому курьеру: общее число выполненных доставок, количество отмен, средний фактический срок доставки, доля заказов, выполненных в срок. Данные извлекаются объединением таблиц Couriers, Orders и DeliverySessions. Представление используется диспетчером для анализа качества работы и отображается в соответствующем разделе вкладки «Отчёты».</w:t>
+        <w:t xml:space="preserve">Представление </w:t>
+      </w:r>
+      <w:proofErr w:type="spellStart"/>
+      <w:r>
+        <w:t>vw_CourierEfficiency</w:t>
+      </w:r>
+      <w:proofErr w:type="spellEnd"/>
+      <w:r>
+        <w:t xml:space="preserve"> формирует агрегированную статистику по каждому курьеру: общее число выполненных доставок, количество отмен, средний фактический срок доставки, доля заказов, выполненных в срок. Данные извлекаются объединением таблиц </w:t>
+      </w:r>
+      <w:proofErr w:type="spellStart"/>
+      <w:r>
+        <w:t>Couriers</w:t>
+      </w:r>
+      <w:proofErr w:type="spellEnd"/>
+      <w:r>
+        <w:t xml:space="preserve">, </w:t>
+      </w:r>
+      <w:proofErr w:type="spellStart"/>
+      <w:r>
+        <w:t>Orders</w:t>
+      </w:r>
+      <w:proofErr w:type="spellEnd"/>
+      <w:r>
+        <w:t xml:space="preserve"> и </w:t>
+      </w:r>
+      <w:proofErr w:type="spellStart"/>
+      <w:r>
+        <w:t>DeliverySessions</w:t>
+      </w:r>
+      <w:proofErr w:type="spellEnd"/>
+      <w:r>
+        <w:t>. Представление используется диспетчером для анализа качества работы и отображается в соответствующем разделе вкладки «Отчёты».</w:t>
       </w:r>
     </w:p>
     <w:p>
@@ -5096,7 +8429,31 @@
         <w:pStyle w:val="affd"/>
       </w:pPr>
       <w:r>
-        <w:t>Скрипт создания базы данных (включающий все таблицы, индексы, ограничения, триггер, процедуру и функцию) размещён в репозитории GitHub по адресу https://github.com/MG178/vlasov в файле database/schema.sql.</w:t>
+        <w:t xml:space="preserve">Скрипт создания базы данных (включающий все таблицы, индексы, ограничения, триггер, процедуру и функцию) размещён в репозитории </w:t>
+      </w:r>
+      <w:proofErr w:type="spellStart"/>
+      <w:r>
+        <w:t>GitHub</w:t>
+      </w:r>
+      <w:proofErr w:type="spellEnd"/>
+      <w:r>
+        <w:t xml:space="preserve"> по адресу https://github.com/MG178/vlasov в файле </w:t>
+      </w:r>
+      <w:proofErr w:type="spellStart"/>
+      <w:r>
+        <w:t>database</w:t>
+      </w:r>
+      <w:proofErr w:type="spellEnd"/>
+      <w:r>
+        <w:t>/</w:t>
+      </w:r>
+      <w:proofErr w:type="spellStart"/>
+      <w:r>
+        <w:t>schema.sql</w:t>
+      </w:r>
+      <w:proofErr w:type="spellEnd"/>
+      <w:r>
+        <w:t>.</w:t>
       </w:r>
     </w:p>
     <w:p>
@@ -5114,7 +8471,15 @@
         <w:pStyle w:val="affd"/>
       </w:pPr>
       <w:r>
-        <w:t>Единообразное именование объектов базы данных является важным аспектом поддерживаемости системы. В проекте приняты следующие соглашения:</w:t>
+        <w:t xml:space="preserve">Единообразное именование объектов базы данных является важным аспектом </w:t>
+      </w:r>
+      <w:proofErr w:type="spellStart"/>
+      <w:r>
+        <w:t>поддерживаемости</w:t>
+      </w:r>
+      <w:proofErr w:type="spellEnd"/>
+      <w:r>
+        <w:t xml:space="preserve"> системы. В проекте приняты следующие соглашения:</w:t>
       </w:r>
     </w:p>
     <w:p>
@@ -5128,7 +8493,71 @@
         <w:t>в</w:t>
       </w:r>
       <w:r>
-        <w:t>нешние ключи именуются по шаблону FK_ДочерняяТаблица_РодительскаяТаблица. Например, FK_Orders_Clients обозначает внешний ключ в таблице Orders, ссылающийся на таблицу Clients; FK_Orders_Couriers — ссылку Orders → Couriers; FK_OrderStatusHistory_Orders — связь таблицы истории статусов с заказом.</w:t>
+        <w:t xml:space="preserve">нешние ключи именуются по шаблону </w:t>
+      </w:r>
+      <w:proofErr w:type="spellStart"/>
+      <w:r>
+        <w:t>FK_ДочерняяТаблица_РодительскаяТаблица</w:t>
+      </w:r>
+      <w:proofErr w:type="spellEnd"/>
+      <w:r>
+        <w:t xml:space="preserve">. Например, </w:t>
+      </w:r>
+      <w:proofErr w:type="spellStart"/>
+      <w:r>
+        <w:t>FK_Orders_Clients</w:t>
+      </w:r>
+      <w:proofErr w:type="spellEnd"/>
+      <w:r>
+        <w:t xml:space="preserve"> обозначает внешний ключ в таблице </w:t>
+      </w:r>
+      <w:proofErr w:type="spellStart"/>
+      <w:r>
+        <w:t>Orders</w:t>
+      </w:r>
+      <w:proofErr w:type="spellEnd"/>
+      <w:r>
+        <w:t xml:space="preserve">, ссылающийся на таблицу </w:t>
+      </w:r>
+      <w:proofErr w:type="spellStart"/>
+      <w:r>
+        <w:t>Clients</w:t>
+      </w:r>
+      <w:proofErr w:type="spellEnd"/>
+      <w:r>
+        <w:t xml:space="preserve">; </w:t>
+      </w:r>
+      <w:proofErr w:type="spellStart"/>
+      <w:r>
+        <w:t>FK_Orders_Couriers</w:t>
+      </w:r>
+      <w:proofErr w:type="spellEnd"/>
+      <w:r>
+        <w:t xml:space="preserve"> — ссылку </w:t>
+      </w:r>
+      <w:proofErr w:type="spellStart"/>
+      <w:r>
+        <w:t>Orders</w:t>
+      </w:r>
+      <w:proofErr w:type="spellEnd"/>
+      <w:r>
+        <w:t xml:space="preserve"> → </w:t>
+      </w:r>
+      <w:proofErr w:type="spellStart"/>
+      <w:r>
+        <w:t>Couriers</w:t>
+      </w:r>
+      <w:proofErr w:type="spellEnd"/>
+      <w:r>
+        <w:t xml:space="preserve">; </w:t>
+      </w:r>
+      <w:proofErr w:type="spellStart"/>
+      <w:r>
+        <w:t>FK_OrderStatusHistory_Orders</w:t>
+      </w:r>
+      <w:proofErr w:type="spellEnd"/>
+      <w:r>
+        <w:t xml:space="preserve"> — связь таблицы истории статусов с заказом.</w:t>
       </w:r>
     </w:p>
     <w:p>
@@ -5142,8 +8571,13 @@
         <w:t>п</w:t>
       </w:r>
       <w:r>
-        <w:t>ервичные ключи именуются PK_ИмяТаблицы</w:t>
-      </w:r>
+        <w:t xml:space="preserve">ервичные ключи именуются </w:t>
+      </w:r>
+      <w:proofErr w:type="spellStart"/>
+      <w:r>
+        <w:t>PK_ИмяТаблицы</w:t>
+      </w:r>
+      <w:proofErr w:type="spellEnd"/>
       <w:r>
         <w:t>;</w:t>
       </w:r>
@@ -5159,8 +8593,13 @@
         <w:t>и</w:t>
       </w:r>
       <w:r>
-        <w:t>ндексы именуются по шаблону IX_ИмяТаблицы_ИмяСтолбца</w:t>
-      </w:r>
+        <w:t xml:space="preserve">ндексы именуются по шаблону </w:t>
+      </w:r>
+      <w:proofErr w:type="spellStart"/>
+      <w:r>
+        <w:t>IX_ИмяТаблицы_ИмяСтолбца</w:t>
+      </w:r>
+      <w:proofErr w:type="spellEnd"/>
       <w:r>
         <w:t>;</w:t>
       </w:r>
@@ -5176,8 +8615,13 @@
         <w:t>о</w:t>
       </w:r>
       <w:r>
-        <w:t>граничения CHECK именуются CHK_ИмяТаблицы_ИмяСтолбца</w:t>
-      </w:r>
+        <w:t xml:space="preserve">граничения CHECK именуются </w:t>
+      </w:r>
+      <w:proofErr w:type="spellStart"/>
+      <w:r>
+        <w:t>CHK_ИмяТаблицы_ИмяСтолбца</w:t>
+      </w:r>
+      <w:proofErr w:type="spellEnd"/>
       <w:r>
         <w:t>;</w:t>
       </w:r>
@@ -5193,8 +8637,13 @@
         <w:t>о</w:t>
       </w:r>
       <w:r>
-        <w:t>граничения UNIQUE именуются UQ_ИмяТаблицы_ИмяСтолбца</w:t>
-      </w:r>
+        <w:t xml:space="preserve">граничения UNIQUE именуются </w:t>
+      </w:r>
+      <w:proofErr w:type="spellStart"/>
+      <w:r>
+        <w:t>UQ_ИмяТаблицы_ИмяСтолбца</w:t>
+      </w:r>
+      <w:proofErr w:type="spellEnd"/>
       <w:r>
         <w:t>;</w:t>
       </w:r>
@@ -5210,7 +8659,39 @@
         <w:t>х</w:t>
       </w:r>
       <w:r>
-        <w:t>ранимые процедуры имеют префикс usp_; функции — fn_; триггеры — trg_; представления — vw_.</w:t>
+        <w:t xml:space="preserve">ранимые процедуры имеют префикс </w:t>
+      </w:r>
+      <w:proofErr w:type="spellStart"/>
+      <w:r>
+        <w:t>usp</w:t>
+      </w:r>
+      <w:proofErr w:type="spellEnd"/>
+      <w:r>
+        <w:t xml:space="preserve">_; функции — </w:t>
+      </w:r>
+      <w:proofErr w:type="spellStart"/>
+      <w:r>
+        <w:t>fn</w:t>
+      </w:r>
+      <w:proofErr w:type="spellEnd"/>
+      <w:r>
+        <w:t xml:space="preserve">_; триггеры — </w:t>
+      </w:r>
+      <w:proofErr w:type="spellStart"/>
+      <w:r>
+        <w:t>trg</w:t>
+      </w:r>
+      <w:proofErr w:type="spellEnd"/>
+      <w:r>
+        <w:t xml:space="preserve">_; представления — </w:t>
+      </w:r>
+      <w:proofErr w:type="spellStart"/>
+      <w:r>
+        <w:t>vw</w:t>
+      </w:r>
+      <w:proofErr w:type="spellEnd"/>
+      <w:r>
+        <w:t>_.</w:t>
       </w:r>
     </w:p>
     <w:p>
@@ -5303,9 +8784,11 @@
             <w:vAlign w:val="center"/>
           </w:tcPr>
           <w:p>
+            <w:proofErr w:type="spellStart"/>
             <w:r>
               <w:t>FK_Clients_Users</w:t>
             </w:r>
+            <w:proofErr w:type="spellEnd"/>
           </w:p>
         </w:tc>
         <w:tc>
@@ -5314,9 +8797,11 @@
             <w:vAlign w:val="center"/>
           </w:tcPr>
           <w:p>
+            <w:proofErr w:type="spellStart"/>
             <w:r>
               <w:t>Clients</w:t>
             </w:r>
+            <w:proofErr w:type="spellEnd"/>
           </w:p>
         </w:tc>
         <w:tc>
@@ -5325,9 +8810,11 @@
             <w:vAlign w:val="center"/>
           </w:tcPr>
           <w:p>
+            <w:proofErr w:type="spellStart"/>
             <w:r>
               <w:t>Users</w:t>
             </w:r>
+            <w:proofErr w:type="spellEnd"/>
           </w:p>
         </w:tc>
         <w:tc>
@@ -5349,9 +8836,11 @@
             <w:vAlign w:val="center"/>
           </w:tcPr>
           <w:p>
+            <w:proofErr w:type="spellStart"/>
             <w:r>
               <w:t>FK_Couriers_Users</w:t>
             </w:r>
+            <w:proofErr w:type="spellEnd"/>
           </w:p>
         </w:tc>
         <w:tc>
@@ -5360,9 +8849,11 @@
             <w:vAlign w:val="center"/>
           </w:tcPr>
           <w:p>
+            <w:proofErr w:type="spellStart"/>
             <w:r>
               <w:t>Couriers</w:t>
             </w:r>
+            <w:proofErr w:type="spellEnd"/>
           </w:p>
         </w:tc>
         <w:tc>
@@ -5371,9 +8862,11 @@
             <w:vAlign w:val="center"/>
           </w:tcPr>
           <w:p>
+            <w:proofErr w:type="spellStart"/>
             <w:r>
               <w:t>Users</w:t>
             </w:r>
+            <w:proofErr w:type="spellEnd"/>
           </w:p>
         </w:tc>
         <w:tc>
@@ -5395,9 +8888,11 @@
             <w:vAlign w:val="center"/>
           </w:tcPr>
           <w:p>
+            <w:proofErr w:type="spellStart"/>
             <w:r>
               <w:t>FK_Couriers_Zones</w:t>
             </w:r>
+            <w:proofErr w:type="spellEnd"/>
           </w:p>
         </w:tc>
         <w:tc>
@@ -5406,9 +8901,11 @@
             <w:vAlign w:val="center"/>
           </w:tcPr>
           <w:p>
+            <w:proofErr w:type="spellStart"/>
             <w:r>
               <w:t>Couriers</w:t>
             </w:r>
+            <w:proofErr w:type="spellEnd"/>
           </w:p>
         </w:tc>
         <w:tc>
@@ -5417,9 +8914,11 @@
             <w:vAlign w:val="center"/>
           </w:tcPr>
           <w:p>
+            <w:proofErr w:type="spellStart"/>
             <w:r>
               <w:t>Zones</w:t>
             </w:r>
+            <w:proofErr w:type="spellEnd"/>
           </w:p>
         </w:tc>
         <w:tc>
@@ -5441,9 +8940,11 @@
             <w:vAlign w:val="center"/>
           </w:tcPr>
           <w:p>
+            <w:proofErr w:type="spellStart"/>
             <w:r>
               <w:t>FK_Orders_Clients</w:t>
             </w:r>
+            <w:proofErr w:type="spellEnd"/>
           </w:p>
         </w:tc>
         <w:tc>
@@ -5452,9 +8953,11 @@
             <w:vAlign w:val="center"/>
           </w:tcPr>
           <w:p>
+            <w:proofErr w:type="spellStart"/>
             <w:r>
               <w:t>Orders</w:t>
             </w:r>
+            <w:proofErr w:type="spellEnd"/>
           </w:p>
         </w:tc>
         <w:tc>
@@ -5463,9 +8966,11 @@
             <w:vAlign w:val="center"/>
           </w:tcPr>
           <w:p>
+            <w:proofErr w:type="spellStart"/>
             <w:r>
               <w:t>Clients</w:t>
             </w:r>
+            <w:proofErr w:type="spellEnd"/>
           </w:p>
         </w:tc>
         <w:tc>
@@ -5487,9 +8992,11 @@
             <w:vAlign w:val="center"/>
           </w:tcPr>
           <w:p>
+            <w:proofErr w:type="spellStart"/>
             <w:r>
               <w:t>FK_Orders_Couriers</w:t>
             </w:r>
+            <w:proofErr w:type="spellEnd"/>
           </w:p>
         </w:tc>
         <w:tc>
@@ -5498,9 +9005,11 @@
             <w:vAlign w:val="center"/>
           </w:tcPr>
           <w:p>
+            <w:proofErr w:type="spellStart"/>
             <w:r>
               <w:t>Orders</w:t>
             </w:r>
+            <w:proofErr w:type="spellEnd"/>
           </w:p>
         </w:tc>
         <w:tc>
@@ -5509,9 +9018,11 @@
             <w:vAlign w:val="center"/>
           </w:tcPr>
           <w:p>
+            <w:proofErr w:type="spellStart"/>
             <w:r>
               <w:t>Couriers</w:t>
             </w:r>
+            <w:proofErr w:type="spellEnd"/>
           </w:p>
         </w:tc>
         <w:tc>
@@ -5533,9 +9044,11 @@
             <w:vAlign w:val="center"/>
           </w:tcPr>
           <w:p>
+            <w:proofErr w:type="spellStart"/>
             <w:r>
               <w:t>FK_Orders_Zones</w:t>
             </w:r>
+            <w:proofErr w:type="spellEnd"/>
           </w:p>
         </w:tc>
         <w:tc>
@@ -5544,9 +9057,11 @@
             <w:vAlign w:val="center"/>
           </w:tcPr>
           <w:p>
+            <w:proofErr w:type="spellStart"/>
             <w:r>
               <w:t>Orders</w:t>
             </w:r>
+            <w:proofErr w:type="spellEnd"/>
           </w:p>
         </w:tc>
         <w:tc>
@@ -5555,9 +9070,11 @@
             <w:vAlign w:val="center"/>
           </w:tcPr>
           <w:p>
+            <w:proofErr w:type="spellStart"/>
             <w:r>
               <w:t>Zones</w:t>
             </w:r>
+            <w:proofErr w:type="spellEnd"/>
           </w:p>
         </w:tc>
         <w:tc>
@@ -5579,9 +9096,11 @@
             <w:vAlign w:val="center"/>
           </w:tcPr>
           <w:p>
+            <w:proofErr w:type="spellStart"/>
             <w:r>
               <w:t>FK_Orders_CargoTypes</w:t>
             </w:r>
+            <w:proofErr w:type="spellEnd"/>
           </w:p>
         </w:tc>
         <w:tc>
@@ -5590,9 +9109,11 @@
             <w:vAlign w:val="center"/>
           </w:tcPr>
           <w:p>
+            <w:proofErr w:type="spellStart"/>
             <w:r>
               <w:t>Orders</w:t>
             </w:r>
+            <w:proofErr w:type="spellEnd"/>
           </w:p>
         </w:tc>
         <w:tc>
@@ -5601,9 +9122,11 @@
             <w:vAlign w:val="center"/>
           </w:tcPr>
           <w:p>
+            <w:proofErr w:type="spellStart"/>
             <w:r>
               <w:t>CargoTypes</w:t>
             </w:r>
+            <w:proofErr w:type="spellEnd"/>
           </w:p>
         </w:tc>
         <w:tc>
@@ -5628,9 +9151,11 @@
             <w:vAlign w:val="center"/>
           </w:tcPr>
           <w:p>
+            <w:proofErr w:type="spellStart"/>
             <w:r>
               <w:t>FK_OrderStatusHistory_Orders</w:t>
             </w:r>
+            <w:proofErr w:type="spellEnd"/>
           </w:p>
         </w:tc>
         <w:tc>
@@ -5642,9 +9167,11 @@
             <w:vAlign w:val="center"/>
           </w:tcPr>
           <w:p>
+            <w:proofErr w:type="spellStart"/>
             <w:r>
               <w:t>OrderStatusHistory</w:t>
             </w:r>
+            <w:proofErr w:type="spellEnd"/>
           </w:p>
         </w:tc>
         <w:tc>
@@ -5656,9 +9183,11 @@
             <w:vAlign w:val="center"/>
           </w:tcPr>
           <w:p>
+            <w:proofErr w:type="spellStart"/>
             <w:r>
               <w:t>Orders</w:t>
             </w:r>
+            <w:proofErr w:type="spellEnd"/>
           </w:p>
         </w:tc>
         <w:tc>
@@ -5686,9 +9215,11 @@
             <w:vAlign w:val="center"/>
           </w:tcPr>
           <w:p>
+            <w:proofErr w:type="spellStart"/>
             <w:r>
               <w:t>FK_DeliveryConfirmations_Orders</w:t>
             </w:r>
+            <w:proofErr w:type="spellEnd"/>
           </w:p>
         </w:tc>
         <w:tc>
@@ -5700,9 +9231,11 @@
             <w:vAlign w:val="center"/>
           </w:tcPr>
           <w:p>
+            <w:proofErr w:type="spellStart"/>
             <w:r>
               <w:t>DeliveryConfirmations</w:t>
             </w:r>
+            <w:proofErr w:type="spellEnd"/>
           </w:p>
         </w:tc>
         <w:tc>
@@ -5714,9 +9247,11 @@
             <w:vAlign w:val="center"/>
           </w:tcPr>
           <w:p>
+            <w:proofErr w:type="spellStart"/>
             <w:r>
               <w:t>Orders</w:t>
             </w:r>
+            <w:proofErr w:type="spellEnd"/>
           </w:p>
         </w:tc>
         <w:tc>
@@ -5844,9 +9379,11 @@
             <w:pPr>
               <w:jc w:val="left"/>
             </w:pPr>
+            <w:proofErr w:type="spellStart"/>
             <w:r>
               <w:t>FK_DeliverySessions_Orders</w:t>
             </w:r>
+            <w:proofErr w:type="spellEnd"/>
           </w:p>
         </w:tc>
         <w:tc>
@@ -5858,9 +9395,11 @@
             <w:pPr>
               <w:jc w:val="left"/>
             </w:pPr>
+            <w:proofErr w:type="spellStart"/>
             <w:r>
               <w:t>DeliverySessions</w:t>
             </w:r>
+            <w:proofErr w:type="spellEnd"/>
           </w:p>
         </w:tc>
         <w:tc>
@@ -5872,9 +9411,11 @@
             <w:pPr>
               <w:jc w:val="left"/>
             </w:pPr>
+            <w:proofErr w:type="spellStart"/>
             <w:r>
               <w:t>Orders</w:t>
             </w:r>
+            <w:proofErr w:type="spellEnd"/>
           </w:p>
         </w:tc>
         <w:tc>
@@ -5902,9 +9443,11 @@
             <w:pPr>
               <w:jc w:val="left"/>
             </w:pPr>
+            <w:proofErr w:type="spellStart"/>
             <w:r>
               <w:t>FK_Notifications_Users</w:t>
             </w:r>
+            <w:proofErr w:type="spellEnd"/>
           </w:p>
         </w:tc>
         <w:tc>
@@ -5916,9 +9459,11 @@
             <w:pPr>
               <w:jc w:val="left"/>
             </w:pPr>
+            <w:proofErr w:type="spellStart"/>
             <w:r>
               <w:t>Notifications</w:t>
             </w:r>
+            <w:proofErr w:type="spellEnd"/>
           </w:p>
         </w:tc>
         <w:tc>
@@ -5930,9 +9475,11 @@
             <w:pPr>
               <w:jc w:val="left"/>
             </w:pPr>
+            <w:proofErr w:type="spellStart"/>
             <w:r>
               <w:t>Users</w:t>
             </w:r>
+            <w:proofErr w:type="spellEnd"/>
           </w:p>
         </w:tc>
         <w:tc>
@@ -5960,9 +9507,11 @@
             <w:pPr>
               <w:jc w:val="left"/>
             </w:pPr>
+            <w:proofErr w:type="spellStart"/>
             <w:r>
               <w:t>FK_RouteListOrders_RouteLists</w:t>
             </w:r>
+            <w:proofErr w:type="spellEnd"/>
           </w:p>
         </w:tc>
         <w:tc>
@@ -5974,9 +9523,11 @@
             <w:pPr>
               <w:jc w:val="left"/>
             </w:pPr>
+            <w:proofErr w:type="spellStart"/>
             <w:r>
               <w:t>RouteListOrders</w:t>
             </w:r>
+            <w:proofErr w:type="spellEnd"/>
           </w:p>
         </w:tc>
         <w:tc>
@@ -5988,9 +9539,11 @@
             <w:pPr>
               <w:jc w:val="left"/>
             </w:pPr>
+            <w:proofErr w:type="spellStart"/>
             <w:r>
               <w:t>RouteLists</w:t>
             </w:r>
+            <w:proofErr w:type="spellEnd"/>
           </w:p>
         </w:tc>
         <w:tc>
@@ -6015,9 +9568,11 @@
             <w:vAlign w:val="center"/>
           </w:tcPr>
           <w:p>
+            <w:proofErr w:type="spellStart"/>
             <w:r>
               <w:t>FK_RouteListOrders_Orders</w:t>
             </w:r>
+            <w:proofErr w:type="spellEnd"/>
           </w:p>
         </w:tc>
         <w:tc>
@@ -6026,9 +9581,11 @@
             <w:vAlign w:val="center"/>
           </w:tcPr>
           <w:p>
+            <w:proofErr w:type="spellStart"/>
             <w:r>
               <w:t>RouteListOrders</w:t>
             </w:r>
+            <w:proofErr w:type="spellEnd"/>
           </w:p>
         </w:tc>
         <w:tc>
@@ -6037,9 +9594,11 @@
             <w:vAlign w:val="center"/>
           </w:tcPr>
           <w:p>
+            <w:proofErr w:type="spellStart"/>
             <w:r>
               <w:t>Orders</w:t>
             </w:r>
+            <w:proofErr w:type="spellEnd"/>
           </w:p>
         </w:tc>
         <w:tc>
@@ -6061,9 +9620,11 @@
             <w:vAlign w:val="center"/>
           </w:tcPr>
           <w:p>
+            <w:proofErr w:type="spellStart"/>
             <w:r>
               <w:t>FK_Tariffs_Zones</w:t>
             </w:r>
+            <w:proofErr w:type="spellEnd"/>
           </w:p>
         </w:tc>
         <w:tc>
@@ -6072,9 +9633,11 @@
             <w:vAlign w:val="center"/>
           </w:tcPr>
           <w:p>
+            <w:proofErr w:type="spellStart"/>
             <w:r>
               <w:t>Tariffs</w:t>
             </w:r>
+            <w:proofErr w:type="spellEnd"/>
           </w:p>
         </w:tc>
         <w:tc>
@@ -6083,9 +9646,11 @@
             <w:vAlign w:val="center"/>
           </w:tcPr>
           <w:p>
+            <w:proofErr w:type="spellStart"/>
             <w:r>
               <w:t>Zones</w:t>
             </w:r>
+            <w:proofErr w:type="spellEnd"/>
           </w:p>
         </w:tc>
         <w:tc>
@@ -6107,9 +9672,11 @@
             <w:vAlign w:val="center"/>
           </w:tcPr>
           <w:p>
+            <w:proofErr w:type="spellStart"/>
             <w:r>
               <w:t>FK_Tariffs_CargoTypes</w:t>
             </w:r>
+            <w:proofErr w:type="spellEnd"/>
           </w:p>
         </w:tc>
         <w:tc>
@@ -6118,9 +9685,11 @@
             <w:vAlign w:val="center"/>
           </w:tcPr>
           <w:p>
+            <w:proofErr w:type="spellStart"/>
             <w:r>
               <w:t>Tariffs</w:t>
             </w:r>
+            <w:proofErr w:type="spellEnd"/>
           </w:p>
         </w:tc>
         <w:tc>
@@ -6129,9 +9698,11 @@
             <w:vAlign w:val="center"/>
           </w:tcPr>
           <w:p>
+            <w:proofErr w:type="spellStart"/>
             <w:r>
               <w:t>CargoTypes</w:t>
             </w:r>
+            <w:proofErr w:type="spellEnd"/>
           </w:p>
         </w:tc>
         <w:tc>
@@ -6223,7 +9794,23 @@
         <w:pStyle w:val="affd"/>
       </w:pPr>
       <w:r>
-        <w:t>Клиентское приложение «FastDelivery» разработано с использованием технологии Windows Presentation Foundation (WPF) на языке программирования C#</w:t>
+        <w:t>Клиентское приложение «</w:t>
+      </w:r>
+      <w:proofErr w:type="spellStart"/>
+      <w:r>
+        <w:t>FastDelivery</w:t>
+      </w:r>
+      <w:proofErr w:type="spellEnd"/>
+      <w:r>
+        <w:t xml:space="preserve">» разработано с использованием технологии Windows </w:t>
+      </w:r>
+      <w:proofErr w:type="spellStart"/>
+      <w:r>
+        <w:t>Presentation</w:t>
+      </w:r>
+      <w:proofErr w:type="spellEnd"/>
+      <w:r>
+        <w:t xml:space="preserve"> Foundation (WPF) на языке программирования C#</w:t>
       </w:r>
       <w:r>
         <w:rPr>
@@ -6232,7 +9819,31 @@
         <w:footnoteReference w:id="5"/>
       </w:r>
       <w:r>
-        <w:t>. WPF является частью платформы .NET и предоставляет развитые средства для построения настольных приложений с богатым пользовательским интерфейсом: поддержку стилей, привязки данных (data binding), анимаций и векторной графики.</w:t>
+        <w:t>. WPF является частью платформы .NET и предоставляет развитые средства для построения настольных приложений с богатым пользовательским интерфейсом: поддержку стилей, привязки данных (</w:t>
+      </w:r>
+      <w:proofErr w:type="spellStart"/>
+      <w:r>
+        <w:t>data</w:t>
+      </w:r>
+      <w:proofErr w:type="spellEnd"/>
+      <w:r>
+        <w:t xml:space="preserve"> </w:t>
+      </w:r>
+      <w:proofErr w:type="spellStart"/>
+      <w:r>
+        <w:t>binding</w:t>
+      </w:r>
+      <w:proofErr w:type="spellEnd"/>
+      <w:r>
+        <w:t xml:space="preserve">), </w:t>
+      </w:r>
+      <w:proofErr w:type="spellStart"/>
+      <w:r>
+        <w:t>анимаций</w:t>
+      </w:r>
+      <w:proofErr w:type="spellEnd"/>
+      <w:r>
+        <w:t xml:space="preserve"> и векторной графики.</w:t>
       </w:r>
     </w:p>
     <w:p>
@@ -6240,7 +9851,23 @@
         <w:pStyle w:val="affd"/>
       </w:pPr>
       <w:r>
-        <w:t>Архитектурно приложение организовано по принципу разделения ответственности: логика работы с данными отделена от логики пользовательского интерфейса. Пользовательский интерфейс описывается в файлах разметки XAML, тогда как обработка событий, обращения к данным и бизнес-логика реализованы в классах-обработчиках (code-behind). Хранение данных в текущей учебной MVP-версии реализовано посредством коллекций объектов в оперативной памяти, однако архитектура приложения предусматривает полноценный переход на MS SQL Server: классы доступа к данным инкапсулированы в отдельном слое и могут быть заменены на реализации с использованием ADO.NET или Entity Framework Core без изменения логики интерфейса.</w:t>
+        <w:t>Архитектурно приложение организовано по принципу разделения ответственности: логика работы с данными отделена от логики пользовательского интерфейса. Пользовательский интерфейс описывается в файлах разметки XAML, тогда как обработка событий, обращения к данным и бизнес-логика реализованы в классах-обработчиках (</w:t>
+      </w:r>
+      <w:proofErr w:type="spellStart"/>
+      <w:r>
+        <w:t>code-behind</w:t>
+      </w:r>
+      <w:proofErr w:type="spellEnd"/>
+      <w:r>
+        <w:t xml:space="preserve">). Хранение данных в текущей учебной MVP-версии реализовано посредством коллекций объектов в оперативной памяти, однако архитектура приложения предусматривает полноценный переход на MS SQL Server: классы доступа к данным инкапсулированы в отдельном слое и могут быть заменены на реализации с использованием ADO.NET или </w:t>
+      </w:r>
+      <w:proofErr w:type="spellStart"/>
+      <w:r>
+        <w:t>Entity</w:t>
+      </w:r>
+      <w:proofErr w:type="spellEnd"/>
+      <w:r>
+        <w:t xml:space="preserve"> Framework Core без изменения логики интерфейса.</w:t>
       </w:r>
     </w:p>
     <w:p>
@@ -6248,7 +9875,15 @@
         <w:pStyle w:val="affd"/>
       </w:pPr>
       <w:r>
-        <w:t>После запуска приложения пользователю отображается окно авторизации. Введённые учётные данные проверяются по хранилищу пользователей. При успешной аутентификации загружается главное окно MainWindow, конфигурация которого определяется ролью вошедшего пользователя: набор видимых вкладок и доступных операций формируется динамически.</w:t>
+        <w:t xml:space="preserve">После запуска приложения пользователю отображается окно авторизации. Введённые учётные данные проверяются по хранилищу пользователей. При успешной аутентификации загружается главное окно </w:t>
+      </w:r>
+      <w:proofErr w:type="spellStart"/>
+      <w:r>
+        <w:t>MainWindow</w:t>
+      </w:r>
+      <w:proofErr w:type="spellEnd"/>
+      <w:r>
+        <w:t>, конфигурация которого определяется ролью вошедшего пользователя: набор видимых вкладок и доступных операций формируется динамически.</w:t>
       </w:r>
     </w:p>
     <w:p>
@@ -6336,9 +9971,11 @@
             <w:vAlign w:val="center"/>
           </w:tcPr>
           <w:p>
+            <w:proofErr w:type="spellStart"/>
             <w:r>
               <w:t>admin</w:t>
             </w:r>
+            <w:proofErr w:type="spellEnd"/>
           </w:p>
         </w:tc>
         <w:tc>
@@ -6347,9 +9984,11 @@
             <w:vAlign w:val="center"/>
           </w:tcPr>
           <w:p>
+            <w:proofErr w:type="spellStart"/>
             <w:r>
               <w:t>admin</w:t>
             </w:r>
+            <w:proofErr w:type="spellEnd"/>
           </w:p>
         </w:tc>
         <w:tc>
@@ -6382,9 +10021,11 @@
             <w:vAlign w:val="center"/>
           </w:tcPr>
           <w:p>
+            <w:proofErr w:type="spellStart"/>
             <w:r>
               <w:t>dispatcher</w:t>
             </w:r>
+            <w:proofErr w:type="spellEnd"/>
           </w:p>
         </w:tc>
         <w:tc>
@@ -6393,9 +10034,11 @@
             <w:vAlign w:val="center"/>
           </w:tcPr>
           <w:p>
+            <w:proofErr w:type="spellStart"/>
             <w:r>
               <w:t>dispatcher</w:t>
             </w:r>
+            <w:proofErr w:type="spellEnd"/>
           </w:p>
         </w:tc>
         <w:tc>
@@ -6525,7 +10168,15 @@
         <w:pStyle w:val="affd"/>
       </w:pPr>
       <w:r>
-        <w:t>Вкладка «Заказы» отображает список заказов в виде таблицы (компонент DataGrid). Набор отображаемых записей фильтруется по роли: диспетчер и администратор видят все заказы; клиент — только свои; курьер — только назначенные ему. Для каждой строки доступны операции в зависимости от роли и текущего статуса заказа. При двойном щелчке по строке открывается форма с детальной информацией о заказе: полными адресами, историей статусов, контактами.</w:t>
+        <w:t xml:space="preserve">Вкладка «Заказы» отображает список заказов в виде таблицы (компонент </w:t>
+      </w:r>
+      <w:proofErr w:type="spellStart"/>
+      <w:r>
+        <w:t>DataGrid</w:t>
+      </w:r>
+      <w:proofErr w:type="spellEnd"/>
+      <w:r>
+        <w:t>). Набор отображаемых записей фильтруется по роли: диспетчер и администратор видят все заказы; клиент — только свои; курьер — только назначенные ему. Для каждой строки доступны операции в зависимости от роли и текущего статуса заказа. При двойном щелчке по строке открывается форма с детальной информацией о заказе: полными адресами, историей статусов, контактами.</w:t>
       </w:r>
     </w:p>
     <w:p>
@@ -6569,7 +10220,31 @@
         <w:pStyle w:val="affd"/>
       </w:pPr>
       <w:r>
-        <w:t>В проектируемой архитектуре обращения к базе данных сосредоточены в классах слоя доступа к данным (Data Access Layer). Каждому логическому разделу системы соответствует отдельный класс-репозиторий: OrderRepository, CourierRepository, UserRepository и т.д. Репозиторий инкапсулирует запросы к базе и возвращает объекты доменной модели.</w:t>
+        <w:t xml:space="preserve">В проектируемой архитектуре обращения к базе данных сосредоточены в классах слоя доступа к данным (Data Access Layer). Каждому логическому разделу системы соответствует отдельный класс-репозиторий: </w:t>
+      </w:r>
+      <w:proofErr w:type="spellStart"/>
+      <w:r>
+        <w:t>OrderRepository</w:t>
+      </w:r>
+      <w:proofErr w:type="spellEnd"/>
+      <w:r>
+        <w:t xml:space="preserve">, </w:t>
+      </w:r>
+      <w:proofErr w:type="spellStart"/>
+      <w:r>
+        <w:t>CourierRepository</w:t>
+      </w:r>
+      <w:proofErr w:type="spellEnd"/>
+      <w:r>
+        <w:t xml:space="preserve">, </w:t>
+      </w:r>
+      <w:proofErr w:type="spellStart"/>
+      <w:r>
+        <w:t>UserRepository</w:t>
+      </w:r>
+      <w:proofErr w:type="spellEnd"/>
+      <w:r>
+        <w:t xml:space="preserve"> и т.д. Репозиторий инкапсулирует запросы к базе и возвращает объекты доменной модели.</w:t>
       </w:r>
     </w:p>
     <w:p>
@@ -6577,7 +10252,15 @@
         <w:pStyle w:val="affd"/>
       </w:pPr>
       <w:r>
-        <w:t>Для выполнения операций, затрагивающих несколько таблиц (назначение курьера, подтверждение доставки), приложение вызывает хранимые процедуры — это обеспечивает атомарность операций и перекладывает контроль транзакций на сторону сервера баз данных. Простые операции чтения (списки заказов, справочники) выполняются через представления или параметрические запросы. Расчёт стоимости доставки при создании нового заказа производится вызовом скалярной функции fn_CalculateDeliveryCost.</w:t>
+        <w:t xml:space="preserve">Для выполнения операций, затрагивающих несколько таблиц (назначение курьера, подтверждение доставки), приложение вызывает хранимые процедуры — это обеспечивает атомарность операций и перекладывает контроль транзакций на сторону сервера баз данных. Простые операции чтения (списки заказов, справочники) выполняются через представления или параметрические запросы. Расчёт стоимости доставки при создании нового заказа производится вызовом скалярной функции </w:t>
+      </w:r>
+      <w:proofErr w:type="spellStart"/>
+      <w:r>
+        <w:t>fn_CalculateDeliveryCost</w:t>
+      </w:r>
+      <w:proofErr w:type="spellEnd"/>
+      <w:r>
+        <w:t>.</w:t>
       </w:r>
     </w:p>
     <w:p>
@@ -6597,16 +10280,29 @@
       <w:bookmarkStart w:id="18" w:name="_Toc232682956"/>
       <w:r>
         <w:lastRenderedPageBreak/>
-        <w:t>Разработка описания проекта в GitHub</w:t>
+        <w:t xml:space="preserve">Разработка описания проекта в </w:t>
+      </w:r>
+      <w:proofErr w:type="spellStart"/>
+      <w:r>
+        <w:t>GitHub</w:t>
       </w:r>
       <w:bookmarkEnd w:id="18"/>
+      <w:proofErr w:type="spellEnd"/>
     </w:p>
     <w:p>
       <w:pPr>
         <w:pStyle w:val="affd"/>
       </w:pPr>
       <w:r>
-        <w:t>Исходный код проекта размещён в публичном репозитории GitHub по адресу: https://github.com/MG178/vlasov</w:t>
+        <w:t xml:space="preserve">Исходный код проекта размещён в публичном репозитории </w:t>
+      </w:r>
+      <w:proofErr w:type="spellStart"/>
+      <w:r>
+        <w:t>GitHub</w:t>
+      </w:r>
+      <w:proofErr w:type="spellEnd"/>
+      <w:r>
+        <w:t xml:space="preserve"> по адресу: https://github.com/MG178/vlasov</w:t>
       </w:r>
       <w:r>
         <w:rPr>
@@ -6665,8 +10361,18 @@
         <w:pStyle w:val="affb"/>
       </w:pPr>
       <w:r>
-        <w:t>Рисунок 6 — Главной страницы репозитория  GitHub</w:t>
-      </w:r>
+        <w:t xml:space="preserve">Рисунок 6 — Главной страницы </w:t>
+      </w:r>
+      <w:proofErr w:type="gramStart"/>
+      <w:r>
+        <w:t xml:space="preserve">репозитория  </w:t>
+      </w:r>
+      <w:proofErr w:type="spellStart"/>
+      <w:r>
+        <w:t>GitHub</w:t>
+      </w:r>
+      <w:proofErr w:type="spellEnd"/>
+      <w:proofErr w:type="gramEnd"/>
     </w:p>
     <w:p>
       <w:pPr>
@@ -6716,31 +10422,83 @@
         <w:pStyle w:val="affb"/>
       </w:pPr>
       <w:r>
-        <w:t>Рисунок 7 — Структура репозитория GitHub</w:t>
-      </w:r>
+        <w:t xml:space="preserve">Рисунок 7 — Структура репозитория </w:t>
+      </w:r>
+      <w:proofErr w:type="spellStart"/>
+      <w:r>
+        <w:t>GitHub</w:t>
+      </w:r>
+      <w:proofErr w:type="spellEnd"/>
     </w:p>
     <w:p>
       <w:pPr>
         <w:pStyle w:val="affd"/>
       </w:pPr>
-      <w:r>
-        <w:t>App.xaml является точкой входа в WPF-приложение. В нём объявляются глобальные ресурсы: словари стилей, цветовые схемы, шаблоны элементов управления, используемые во всех окнах приложения.</w:t>
+      <w:proofErr w:type="spellStart"/>
+      <w:r>
+        <w:t>App.xaml</w:t>
+      </w:r>
+      <w:proofErr w:type="spellEnd"/>
+      <w:r>
+        <w:t xml:space="preserve"> является точкой входа в WPF-приложение. В нём объявляются глобальные ресурсы: словари стилей, цветовые схемы, шаблоны элементов управления, используемые во всех окнах приложения.</w:t>
       </w:r>
     </w:p>
     <w:p>
       <w:pPr>
         <w:pStyle w:val="affd"/>
       </w:pPr>
-      <w:r>
-        <w:t>MainWindow.xaml содержит разметку главного окна с вкладочной навигацией. В его code-behind реализована логика инициализации: после авторизации в MainWindow передаётся объект текущего пользователя, на основании роли которого скрываются или отображаются соответствующие вкладки.</w:t>
+      <w:proofErr w:type="spellStart"/>
+      <w:r>
+        <w:t>MainWindow.xaml</w:t>
+      </w:r>
+      <w:proofErr w:type="spellEnd"/>
+      <w:r>
+        <w:t xml:space="preserve"> содержит разметку главного окна с вкладочной навигацией. В его </w:t>
+      </w:r>
+      <w:proofErr w:type="spellStart"/>
+      <w:r>
+        <w:t>code-behind</w:t>
+      </w:r>
+      <w:proofErr w:type="spellEnd"/>
+      <w:r>
+        <w:t xml:space="preserve"> реализована логика инициализации: после авторизации в </w:t>
+      </w:r>
+      <w:proofErr w:type="spellStart"/>
+      <w:r>
+        <w:t>MainWindow</w:t>
+      </w:r>
+      <w:proofErr w:type="spellEnd"/>
+      <w:r>
+        <w:t xml:space="preserve"> передаётся объект текущего пользователя, на основании роли которого скрываются или отображаются соответствующие вкладки.</w:t>
       </w:r>
     </w:p>
     <w:p>
       <w:pPr>
         <w:pStyle w:val="affd"/>
       </w:pPr>
-      <w:r>
-        <w:t>LoginWindow.xaml реализует форму авторизации. В code-behind выполняется поиск пользователя по логину в хранилище DataStore и сравнение введённого пароля.</w:t>
+      <w:proofErr w:type="spellStart"/>
+      <w:r>
+        <w:t>LoginWindow.xaml</w:t>
+      </w:r>
+      <w:proofErr w:type="spellEnd"/>
+      <w:r>
+        <w:t xml:space="preserve"> реализует форму авторизации. В </w:t>
+      </w:r>
+      <w:proofErr w:type="spellStart"/>
+      <w:r>
+        <w:t>code-behind</w:t>
+      </w:r>
+      <w:proofErr w:type="spellEnd"/>
+      <w:r>
+        <w:t xml:space="preserve"> выполняется поиск пользователя по логину в хранилище </w:t>
+      </w:r>
+      <w:proofErr w:type="spellStart"/>
+      <w:r>
+        <w:t>DataStore</w:t>
+      </w:r>
+      <w:proofErr w:type="spellEnd"/>
+      <w:r>
+        <w:t xml:space="preserve"> и сравнение введённого пароля.</w:t>
       </w:r>
     </w:p>
     <w:p>
@@ -6751,7 +10509,23 @@
         </w:rPr>
       </w:pPr>
       <w:r>
-        <w:t>Папка Models/ содержит POCO-классы (Plain Old CLR Object), отражающие сущности предметной области. Каждый класс содержит свойства, соответствующие столбцам соответствующей таблицы базы данных. Например</w:t>
+        <w:t xml:space="preserve">Папка </w:t>
+      </w:r>
+      <w:proofErr w:type="spellStart"/>
+      <w:r>
+        <w:t>Models</w:t>
+      </w:r>
+      <w:proofErr w:type="spellEnd"/>
+      <w:r>
+        <w:t>/ содержит POCO-классы (</w:t>
+      </w:r>
+      <w:proofErr w:type="spellStart"/>
+      <w:r>
+        <w:t>Plain</w:t>
+      </w:r>
+      <w:proofErr w:type="spellEnd"/>
+      <w:r>
+        <w:t xml:space="preserve"> Old CLR Object), отражающие сущности предметной области. Каждый класс содержит свойства, соответствующие столбцам соответствующей таблицы базы данных. Например</w:t>
       </w:r>
       <w:r>
         <w:rPr>
@@ -6784,7 +10558,105 @@
         <w:rPr>
           <w:lang w:val="en-US"/>
         </w:rPr>
-        <w:t xml:space="preserve"> OrderId, TrackingNumber, Status, ClientId, CourierId, PickupAddress, DeliveryAddress, CalculatedCost </w:t>
+        <w:t xml:space="preserve"> </w:t>
+      </w:r>
+      <w:proofErr w:type="spellStart"/>
+      <w:r>
+        <w:rPr>
+          <w:lang w:val="en-US"/>
+        </w:rPr>
+        <w:t>OrderId</w:t>
+      </w:r>
+      <w:proofErr w:type="spellEnd"/>
+      <w:r>
+        <w:rPr>
+          <w:lang w:val="en-US"/>
+        </w:rPr>
+        <w:t xml:space="preserve">, </w:t>
+      </w:r>
+      <w:proofErr w:type="spellStart"/>
+      <w:r>
+        <w:rPr>
+          <w:lang w:val="en-US"/>
+        </w:rPr>
+        <w:t>TrackingNumber</w:t>
+      </w:r>
+      <w:proofErr w:type="spellEnd"/>
+      <w:r>
+        <w:rPr>
+          <w:lang w:val="en-US"/>
+        </w:rPr>
+        <w:t xml:space="preserve">, Status, </w:t>
+      </w:r>
+      <w:proofErr w:type="spellStart"/>
+      <w:r>
+        <w:rPr>
+          <w:lang w:val="en-US"/>
+        </w:rPr>
+        <w:t>ClientId</w:t>
+      </w:r>
+      <w:proofErr w:type="spellEnd"/>
+      <w:r>
+        <w:rPr>
+          <w:lang w:val="en-US"/>
+        </w:rPr>
+        <w:t xml:space="preserve">, </w:t>
+      </w:r>
+      <w:proofErr w:type="spellStart"/>
+      <w:r>
+        <w:rPr>
+          <w:lang w:val="en-US"/>
+        </w:rPr>
+        <w:t>CourierId</w:t>
+      </w:r>
+      <w:proofErr w:type="spellEnd"/>
+      <w:r>
+        <w:rPr>
+          <w:lang w:val="en-US"/>
+        </w:rPr>
+        <w:t xml:space="preserve">, </w:t>
+      </w:r>
+      <w:proofErr w:type="spellStart"/>
+      <w:r>
+        <w:rPr>
+          <w:lang w:val="en-US"/>
+        </w:rPr>
+        <w:t>PickupAddress</w:t>
+      </w:r>
+      <w:proofErr w:type="spellEnd"/>
+      <w:r>
+        <w:rPr>
+          <w:lang w:val="en-US"/>
+        </w:rPr>
+        <w:t xml:space="preserve">, </w:t>
+      </w:r>
+      <w:proofErr w:type="spellStart"/>
+      <w:r>
+        <w:rPr>
+          <w:lang w:val="en-US"/>
+        </w:rPr>
+        <w:t>DeliveryAddress</w:t>
+      </w:r>
+      <w:proofErr w:type="spellEnd"/>
+      <w:r>
+        <w:rPr>
+          <w:lang w:val="en-US"/>
+        </w:rPr>
+        <w:t xml:space="preserve">, </w:t>
+      </w:r>
+      <w:proofErr w:type="spellStart"/>
+      <w:r>
+        <w:rPr>
+          <w:lang w:val="en-US"/>
+        </w:rPr>
+        <w:t>CalculatedCost</w:t>
+      </w:r>
+      <w:proofErr w:type="spellEnd"/>
+      <w:r>
+        <w:rPr>
+          <w:lang w:val="en-US"/>
+        </w:rPr>
+        <w:t xml:space="preserve"> </w:t>
       </w:r>
       <w:r>
         <w:t>и</w:t>
@@ -6820,15 +10692,76 @@
       </w:pPr>
       <w:r>
         <w:lastRenderedPageBreak/>
-        <w:t>Класс DataStore в папке Storage реализует паттерн «хранилище в памяти» для MVP-версии. Он содержит статические коллекции (List&lt;T&gt;) для каждой сущности и предоставляет методы доступа к ним. При запуске приложения DataStore заполняется тестовыми данными, включая демонстрационные аккаунты.</w:t>
+        <w:t xml:space="preserve">Класс </w:t>
+      </w:r>
+      <w:proofErr w:type="spellStart"/>
+      <w:r>
+        <w:t>DataStore</w:t>
+      </w:r>
+      <w:proofErr w:type="spellEnd"/>
+      <w:r>
+        <w:t xml:space="preserve"> в папке Storage реализует паттерн «хранилище в памяти» для MVP-версии. Он содержит статические коллекции (List&lt;T&gt;) для каждой сущности и предоставляет методы доступа к ним. При запуске приложения </w:t>
+      </w:r>
+      <w:proofErr w:type="spellStart"/>
+      <w:r>
+        <w:t>DataStore</w:t>
+      </w:r>
+      <w:proofErr w:type="spellEnd"/>
+      <w:r>
+        <w:t xml:space="preserve"> заполняется тестовыми данными, включая демонстрационные аккаунты.</w:t>
       </w:r>
     </w:p>
     <w:p>
       <w:pPr>
         <w:pStyle w:val="affd"/>
       </w:pPr>
-      <w:r>
-        <w:t>schema.sql в папке database — полный скрипт создания базы данных MS SQL Server, включающий определения всех таблиц, индексов, внешних ключей, ограничений, а также триггер trg_OrderStatusHistory_CheckDelivery, хранимую процедуру usp_AssignCourier, функцию fn_CalculateDeliveryCost и представление vw_CourierEfficiency.</w:t>
+      <w:proofErr w:type="spellStart"/>
+      <w:r>
+        <w:t>schema.sql</w:t>
+      </w:r>
+      <w:proofErr w:type="spellEnd"/>
+      <w:r>
+        <w:t xml:space="preserve"> в папке </w:t>
+      </w:r>
+      <w:proofErr w:type="spellStart"/>
+      <w:r>
+        <w:t>database</w:t>
+      </w:r>
+      <w:proofErr w:type="spellEnd"/>
+      <w:r>
+        <w:t xml:space="preserve"> — полный скрипт создания базы данных MS SQL Server, включающий определения всех таблиц, индексов, внешних ключей, ограничений, а также триггер </w:t>
+      </w:r>
+      <w:proofErr w:type="spellStart"/>
+      <w:r>
+        <w:t>trg_OrderStatusHistory_CheckDelivery</w:t>
+      </w:r>
+      <w:proofErr w:type="spellEnd"/>
+      <w:r>
+        <w:t xml:space="preserve">, хранимую процедуру </w:t>
+      </w:r>
+      <w:proofErr w:type="spellStart"/>
+      <w:r>
+        <w:t>usp_AssignCourier</w:t>
+      </w:r>
+      <w:proofErr w:type="spellEnd"/>
+      <w:r>
+        <w:t xml:space="preserve">, функцию </w:t>
+      </w:r>
+      <w:proofErr w:type="spellStart"/>
+      <w:r>
+        <w:t>fn_CalculateDeliveryCost</w:t>
+      </w:r>
+      <w:proofErr w:type="spellEnd"/>
+      <w:r>
+        <w:t xml:space="preserve"> и представление </w:t>
+      </w:r>
+      <w:proofErr w:type="spellStart"/>
+      <w:r>
+        <w:t>vw_CourierEfficiency</w:t>
+      </w:r>
+      <w:proofErr w:type="spellEnd"/>
+      <w:r>
+        <w:t>.</w:t>
       </w:r>
     </w:p>
     <w:p>
@@ -6990,7 +10923,23 @@
         <w:pStyle w:val="affd"/>
       </w:pPr>
       <w:r>
-        <w:t>Разработано клиентское WPF-приложение «FastDelivery», реализующее ролевой доступ и охватывающее основные функциональные блоки: управление заказами, работу с курьерами, ведение справочников, уведомления и отчётность. Исходный код размещён в публичном репозитории GitHub с подробной документацией.</w:t>
+        <w:t>Разработано клиентское WPF-приложение «</w:t>
+      </w:r>
+      <w:proofErr w:type="spellStart"/>
+      <w:r>
+        <w:t>FastDelivery</w:t>
+      </w:r>
+      <w:proofErr w:type="spellEnd"/>
+      <w:r>
+        <w:t xml:space="preserve">», реализующее ролевой доступ и охватывающее основные функциональные блоки: управление заказами, работу с курьерами, ведение справочников, уведомления и отчётность. Исходный код размещён в публичном репозитории </w:t>
+      </w:r>
+      <w:proofErr w:type="spellStart"/>
+      <w:r>
+        <w:t>GitHub</w:t>
+      </w:r>
+      <w:proofErr w:type="spellEnd"/>
+      <w:r>
+        <w:t xml:space="preserve"> с подробной документацией.</w:t>
       </w:r>
     </w:p>
     <w:p>
@@ -7024,7 +10973,23 @@
         <w:t>п</w:t>
       </w:r>
       <w:r>
-        <w:t>ереход на MS SQL Server — замена in-memory хранилища на полноценную СУБД с использованием созданного скрипта schema.sql;</w:t>
+        <w:t xml:space="preserve">ереход на MS SQL Server — замена </w:t>
+      </w:r>
+      <w:proofErr w:type="spellStart"/>
+      <w:r>
+        <w:t>in-memory</w:t>
+      </w:r>
+      <w:proofErr w:type="spellEnd"/>
+      <w:r>
+        <w:t xml:space="preserve"> хранилища на полноценную СУБД с использованием созданного скрипта </w:t>
+      </w:r>
+      <w:proofErr w:type="spellStart"/>
+      <w:r>
+        <w:t>schema.sql</w:t>
+      </w:r>
+      <w:proofErr w:type="spellEnd"/>
+      <w:r>
+        <w:t>;</w:t>
       </w:r>
     </w:p>
     <w:p>
@@ -7038,7 +11003,15 @@
         <w:t>и</w:t>
       </w:r>
       <w:r>
-        <w:t>нтеграция с картографическими сервисами — визуализация маршрутов курьеров на карте, геокодирование адресов;</w:t>
+        <w:t xml:space="preserve">нтеграция с картографическими сервисами — визуализация маршрутов курьеров на карте, </w:t>
+      </w:r>
+      <w:proofErr w:type="spellStart"/>
+      <w:r>
+        <w:t>геокодирование</w:t>
+      </w:r>
+      <w:proofErr w:type="spellEnd"/>
+      <w:r>
+        <w:t xml:space="preserve"> адресов;</w:t>
       </w:r>
     </w:p>
     <w:p>
@@ -7052,7 +11025,31 @@
         <w:t>м</w:t>
       </w:r>
       <w:r>
-        <w:t>обильное приложение для курьеров — нативный клиент на Android/iOS с push-уведомлениями и GPS-трекингом;</w:t>
+        <w:t xml:space="preserve">обильное приложение для курьеров — нативный клиент на </w:t>
+      </w:r>
+      <w:proofErr w:type="spellStart"/>
+      <w:r>
+        <w:t>Android</w:t>
+      </w:r>
+      <w:proofErr w:type="spellEnd"/>
+      <w:r>
+        <w:t>/</w:t>
+      </w:r>
+      <w:proofErr w:type="spellStart"/>
+      <w:r>
+        <w:t>iOS</w:t>
+      </w:r>
+      <w:proofErr w:type="spellEnd"/>
+      <w:r>
+        <w:t xml:space="preserve"> с </w:t>
+      </w:r>
+      <w:proofErr w:type="spellStart"/>
+      <w:r>
+        <w:t>push</w:t>
+      </w:r>
+      <w:proofErr w:type="spellEnd"/>
+      <w:r>
+        <w:t>-уведомлениями и GPS-трекингом;</w:t>
       </w:r>
     </w:p>
     <w:p>
@@ -7074,7 +11071,15 @@
         <w:t>с</w:t>
       </w:r>
       <w:r>
-        <w:t>истема аналитики и дашбордов — расширенная отчётность с визуализацией KPI в реальном времени;</w:t>
+        <w:t xml:space="preserve">истема аналитики и </w:t>
+      </w:r>
+      <w:proofErr w:type="spellStart"/>
+      <w:r>
+        <w:t>дашбордов</w:t>
+      </w:r>
+      <w:proofErr w:type="spellEnd"/>
+      <w:r>
+        <w:t xml:space="preserve"> — расширенная отчётность с визуализацией KPI в реальном времени;</w:t>
       </w:r>
     </w:p>
     <w:p>
@@ -7119,7 +11124,23 @@
         <w:t>Власов В. А.</w:t>
       </w:r>
       <w:r>
-        <w:t xml:space="preserve"> FastDelivery: клиентское приложение для автоматизации логистики курьерской доставки [Электронный ресурс] // GitHub. — URL: https://github.com/MG178/vlasov (дата обращения: 1</w:t>
+        <w:t xml:space="preserve"> </w:t>
+      </w:r>
+      <w:proofErr w:type="spellStart"/>
+      <w:r>
+        <w:t>FastDelivery</w:t>
+      </w:r>
+      <w:proofErr w:type="spellEnd"/>
+      <w:r>
+        <w:t xml:space="preserve">: клиентское приложение для автоматизации логистики курьерской доставки [Электронный ресурс] // </w:t>
+      </w:r>
+      <w:proofErr w:type="spellStart"/>
+      <w:r>
+        <w:t>GitHub</w:t>
+      </w:r>
+      <w:proofErr w:type="spellEnd"/>
+      <w:r>
+        <w:t>. — URL: https://github.com/MG178/vlasov (дата обращения: 1</w:t>
       </w:r>
       <w:r>
         <w:t>8</w:t>
@@ -7150,43 +11171,81 @@
           <w:b/>
           <w:bCs/>
         </w:rPr>
-        <w:t>., Партыка Т. Л.</w:t>
-      </w:r>
-      <w:r>
-        <w:t xml:space="preserve"> Базы данных. — М. : Форум, 2022. — 448 с.</w:t>
-      </w:r>
-    </w:p>
-    <w:p>
-      <w:pPr>
-        <w:pStyle w:val="affd"/>
-      </w:pPr>
+        <w:t xml:space="preserve">., </w:t>
+      </w:r>
+      <w:proofErr w:type="spellStart"/>
       <w:r>
         <w:rPr>
           <w:b/>
           <w:bCs/>
         </w:rPr>
-        <w:t>Карпова Т. С.</w:t>
-      </w:r>
-      <w:r>
-        <w:t xml:space="preserve"> Базы данных: модели, разработка, реализация. — СПб. : Питер, 2022. — 304 с.</w:t>
-      </w:r>
-    </w:p>
-    <w:p>
-      <w:pPr>
-        <w:pStyle w:val="affd"/>
-      </w:pPr>
+        <w:t>Партыка</w:t>
+      </w:r>
+      <w:proofErr w:type="spellEnd"/>
       <w:r>
         <w:rPr>
           <w:b/>
           <w:bCs/>
         </w:rPr>
-        <w:t>Ларман К.</w:t>
-      </w:r>
-      <w:r>
-        <w:t xml:space="preserve"> </w:t>
-      </w:r>
-      <w:r>
-        <w:t xml:space="preserve">Применение </w:t>
+        <w:t xml:space="preserve"> Т. Л.</w:t>
+      </w:r>
+      <w:r>
+        <w:t xml:space="preserve"> Базы данных. — </w:t>
+      </w:r>
+      <w:proofErr w:type="gramStart"/>
+      <w:r>
+        <w:t>М. :</w:t>
+      </w:r>
+      <w:proofErr w:type="gramEnd"/>
+      <w:r>
+        <w:t xml:space="preserve"> Форум, 2022. — 448 с.</w:t>
+      </w:r>
+    </w:p>
+    <w:p>
+      <w:pPr>
+        <w:pStyle w:val="affd"/>
+      </w:pPr>
+      <w:r>
+        <w:rPr>
+          <w:b/>
+          <w:bCs/>
+        </w:rPr>
+        <w:t>Карпова Т. С.</w:t>
+      </w:r>
+      <w:r>
+        <w:t xml:space="preserve"> Базы данных: модели, разработка, реализация. — СПб</w:t>
+      </w:r>
+      <w:proofErr w:type="gramStart"/>
+      <w:r>
+        <w:t>. :</w:t>
+      </w:r>
+      <w:proofErr w:type="gramEnd"/>
+      <w:r>
+        <w:t xml:space="preserve"> Питер, 2022. — 304 с.</w:t>
+      </w:r>
+    </w:p>
+    <w:p>
+      <w:pPr>
+        <w:pStyle w:val="affd"/>
+      </w:pPr>
+      <w:proofErr w:type="spellStart"/>
+      <w:r>
+        <w:rPr>
+          <w:b/>
+          <w:bCs/>
+        </w:rPr>
+        <w:t>Ларман</w:t>
+      </w:r>
+      <w:proofErr w:type="spellEnd"/>
+      <w:r>
+        <w:rPr>
+          <w:b/>
+          <w:bCs/>
+        </w:rPr>
+        <w:t xml:space="preserve"> К.</w:t>
+      </w:r>
+      <w:r>
+        <w:t xml:space="preserve"> Применение </w:t>
       </w:r>
       <w:r>
         <w:rPr>
@@ -7195,7 +11254,15 @@
         <w:t>UML</w:t>
       </w:r>
       <w:r>
-        <w:t xml:space="preserve"> и шаблонов проектирования. — 4-е изд. — М. : Вильямс, 2023. — 736 с.</w:t>
+        <w:t xml:space="preserve"> и шаблонов проектирования. — 4-е изд. — </w:t>
+      </w:r>
+      <w:proofErr w:type="gramStart"/>
+      <w:r>
+        <w:t>М. :</w:t>
+      </w:r>
+      <w:proofErr w:type="gramEnd"/>
+      <w:r>
+        <w:t xml:space="preserve"> Вильямс, 2023. — 736 с.</w:t>
       </w:r>
     </w:p>
     <w:p>
@@ -7239,67 +11306,165 @@
         <w:t xml:space="preserve"> Microsoft SQL Server 2019. </w:t>
       </w:r>
       <w:r>
-        <w:t>Введение в T-SQL. — СПб. : БХВ-Петербург, 2021. — 496 с. — ISBN 978-5-9775-6694-9.</w:t>
+        <w:t>Введение в T-SQL. — СПб</w:t>
+      </w:r>
+      <w:proofErr w:type="gramStart"/>
+      <w:r>
+        <w:t>. :</w:t>
+      </w:r>
+      <w:proofErr w:type="gramEnd"/>
+      <w:r>
+        <w:t xml:space="preserve"> БХВ-Петербург, 2021. — 496 с. — ISBN 978-5-9775-6694-9.</w:t>
       </w:r>
     </w:p>
     <w:p>
       <w:pPr>
         <w:pStyle w:val="affd"/>
       </w:pPr>
+      <w:proofErr w:type="spellStart"/>
       <w:r>
         <w:rPr>
           <w:b/>
           <w:bCs/>
         </w:rPr>
-        <w:t>Троелсен Э., Джепикс Ф.</w:t>
-      </w:r>
-      <w:r>
-        <w:t xml:space="preserve"> Язык программирования C# 10 и платформа .NET 6. — М. : Вильямс, 2022. — 1376 с.</w:t>
-      </w:r>
-    </w:p>
-    <w:p>
-      <w:pPr>
-        <w:pStyle w:val="affd"/>
-      </w:pPr>
+        <w:t>Троелсен</w:t>
+      </w:r>
+      <w:proofErr w:type="spellEnd"/>
       <w:r>
         <w:rPr>
           <w:b/>
           <w:bCs/>
         </w:rPr>
-        <w:t>Microsoft. Документация по SQL Server</w:t>
-      </w:r>
-      <w:r>
-        <w:t xml:space="preserve"> — Transact-SQL [Электронный ресурс] // Microsoft Learn. — URL: https://learn.microsoft.com/ru-ru/sql/t-sql/language-reference (дата обращения: 10.05.2026).</w:t>
-      </w:r>
-    </w:p>
-    <w:p>
-      <w:pPr>
-        <w:pStyle w:val="affd"/>
-      </w:pPr>
+        <w:t xml:space="preserve"> Э., </w:t>
+      </w:r>
+      <w:proofErr w:type="spellStart"/>
       <w:r>
         <w:rPr>
           <w:b/>
           <w:bCs/>
         </w:rPr>
-        <w:t>Microsoft. Документация по WPF</w:t>
-      </w:r>
-      <w:r>
-        <w:t xml:space="preserve"> — Windows Presentation Foundation [Электронный ресурс] // Microsoft Learn. — URL: https://learn.microsoft.com/ru-ru/dotnet/desktop/wpf/ (дата обращения: 10.05.2026).</w:t>
-      </w:r>
-    </w:p>
-    <w:p>
-      <w:pPr>
-        <w:pStyle w:val="affd"/>
-        <w:rPr>
-          <w:color w:val="000000"/>
-        </w:rPr>
-      </w:pPr>
+        <w:t>Джепикс</w:t>
+      </w:r>
+      <w:proofErr w:type="spellEnd"/>
       <w:r>
         <w:rPr>
           <w:b/>
           <w:bCs/>
         </w:rPr>
-        <w:t>Stack Overflow.</w:t>
+        <w:t xml:space="preserve"> Ф.</w:t>
+      </w:r>
+      <w:r>
+        <w:t xml:space="preserve"> Язык программирования C# 10 и платформа .NET 6. — </w:t>
+      </w:r>
+      <w:proofErr w:type="gramStart"/>
+      <w:r>
+        <w:t>М. :</w:t>
+      </w:r>
+      <w:proofErr w:type="gramEnd"/>
+      <w:r>
+        <w:t xml:space="preserve"> Вильямс, 2022. — 1376 с.</w:t>
+      </w:r>
+    </w:p>
+    <w:p>
+      <w:pPr>
+        <w:pStyle w:val="affd"/>
+      </w:pPr>
+      <w:r>
+        <w:rPr>
+          <w:b/>
+          <w:bCs/>
+        </w:rPr>
+        <w:t>Microsoft. Документация по SQL Server</w:t>
+      </w:r>
+      <w:r>
+        <w:t xml:space="preserve"> — </w:t>
+      </w:r>
+      <w:proofErr w:type="spellStart"/>
+      <w:r>
+        <w:t>Transact</w:t>
+      </w:r>
+      <w:proofErr w:type="spellEnd"/>
+      <w:r>
+        <w:t xml:space="preserve">-SQL [Электронный ресурс] // Microsoft </w:t>
+      </w:r>
+      <w:proofErr w:type="spellStart"/>
+      <w:r>
+        <w:t>Learn</w:t>
+      </w:r>
+      <w:proofErr w:type="spellEnd"/>
+      <w:r>
+        <w:t>. — URL: https://learn.microsoft.com/ru-ru/sql/t-sql/language-reference (дата обращения: 10.05.2026).</w:t>
+      </w:r>
+    </w:p>
+    <w:p>
+      <w:pPr>
+        <w:pStyle w:val="affd"/>
+      </w:pPr>
+      <w:r>
+        <w:rPr>
+          <w:b/>
+          <w:bCs/>
+        </w:rPr>
+        <w:t>Microsoft. Документация по WPF</w:t>
+      </w:r>
+      <w:r>
+        <w:t xml:space="preserve"> — Windows </w:t>
+      </w:r>
+      <w:proofErr w:type="spellStart"/>
+      <w:r>
+        <w:t>Presentation</w:t>
+      </w:r>
+      <w:proofErr w:type="spellEnd"/>
+      <w:r>
+        <w:t xml:space="preserve"> Foundation [Электронный ресурс] // Microsoft </w:t>
+      </w:r>
+      <w:proofErr w:type="spellStart"/>
+      <w:r>
+        <w:t>Learn</w:t>
+      </w:r>
+      <w:proofErr w:type="spellEnd"/>
+      <w:r>
+        <w:t>. — URL: https://learn.microsoft.com/ru-ru/dotnet/desktop/wpf/ (дата обращения: 10.05.2026).</w:t>
+      </w:r>
+    </w:p>
+    <w:p>
+      <w:pPr>
+        <w:pStyle w:val="affd"/>
+        <w:rPr>
+          <w:color w:val="000000"/>
+        </w:rPr>
+      </w:pPr>
+      <w:proofErr w:type="spellStart"/>
+      <w:r>
+        <w:rPr>
+          <w:b/>
+          <w:bCs/>
+        </w:rPr>
+        <w:t>Stack</w:t>
+      </w:r>
+      <w:proofErr w:type="spellEnd"/>
+      <w:r>
+        <w:rPr>
+          <w:b/>
+          <w:bCs/>
+        </w:rPr>
+        <w:t xml:space="preserve"> </w:t>
+      </w:r>
+      <w:proofErr w:type="spellStart"/>
+      <w:r>
+        <w:rPr>
+          <w:b/>
+          <w:bCs/>
+        </w:rPr>
+        <w:t>Overflow</w:t>
+      </w:r>
+      <w:proofErr w:type="spellEnd"/>
+      <w:r>
+        <w:rPr>
+          <w:b/>
+          <w:bCs/>
+        </w:rPr>
+        <w:t>.</w:t>
       </w:r>
       <w:r>
         <w:t xml:space="preserve"> Вопросы и ответы по разработке на CWPF и MS SQL Server [Электронный ресурс]. — URL: https://stackoverflow.com/questions/tagged/c%23+wpf+sql-server (дата обращения: 12.05.2026).</w:t>
@@ -7365,11 +11530,24 @@
       <w:r>
         <w:t xml:space="preserve"> </w:t>
       </w:r>
-      <w:r>
-        <w:t xml:space="preserve">Ларман К. </w:t>
-      </w:r>
-      <w:r>
-        <w:t>Применение UML и шаблонов проектирования. — 4-е изд. — М. : Вильямс, 2023. — 736 с.</w:t>
+      <w:proofErr w:type="spellStart"/>
+      <w:r>
+        <w:t>Ларман</w:t>
+      </w:r>
+      <w:proofErr w:type="spellEnd"/>
+      <w:r>
+        <w:t xml:space="preserve"> К. </w:t>
+      </w:r>
+      <w:r>
+        <w:t xml:space="preserve">Применение UML и шаблонов проектирования. — 4-е изд. — </w:t>
+      </w:r>
+      <w:proofErr w:type="gramStart"/>
+      <w:r>
+        <w:t>М. :</w:t>
+      </w:r>
+      <w:proofErr w:type="gramEnd"/>
+      <w:r>
+        <w:t xml:space="preserve"> Вильямс, 2023. — 736 с.</w:t>
       </w:r>
     </w:p>
   </w:footnote>
@@ -7396,7 +11574,23 @@
           <w:sz w:val="20"/>
           <w:szCs w:val="20"/>
         </w:rPr>
-        <w:t>Карпова Т. С. Базы данных: модели, разработка, реализация. — СПб. : Питер, 2022. — 304 с.</w:t>
+        <w:t>Карпова Т. С. Базы данных: модели, разработка, реализация. — СПб</w:t>
+      </w:r>
+      <w:proofErr w:type="gramStart"/>
+      <w:r>
+        <w:rPr>
+          <w:sz w:val="20"/>
+          <w:szCs w:val="20"/>
+        </w:rPr>
+        <w:t>. :</w:t>
+      </w:r>
+      <w:proofErr w:type="gramEnd"/>
+      <w:r>
+        <w:rPr>
+          <w:sz w:val="20"/>
+          <w:szCs w:val="20"/>
+        </w:rPr>
+        <w:t xml:space="preserve"> Питер, 2022. — 304 с.</w:t>
       </w:r>
     </w:p>
   </w:footnote>
@@ -7436,7 +11630,15 @@
         <w:t xml:space="preserve">. Microsoft SQL Server 2019. </w:t>
       </w:r>
       <w:r>
-        <w:t>Введение в T-SQL. — СПб. : БХВ-Петербург, 2021. — 496 с.</w:t>
+        <w:t>Введение в T-SQL. — СПб</w:t>
+      </w:r>
+      <w:proofErr w:type="gramStart"/>
+      <w:r>
+        <w:t>. :</w:t>
+      </w:r>
+      <w:proofErr w:type="gramEnd"/>
+      <w:r>
+        <w:t xml:space="preserve"> БХВ-Петербург, 2021. — 496 с.</w:t>
       </w:r>
     </w:p>
   </w:footnote>
@@ -7455,7 +11657,23 @@
         <w:t xml:space="preserve"> </w:t>
       </w:r>
       <w:r>
-        <w:t>Microsoft. Документация по SQL Server — Transact-SQL [Электронный ресурс] // Microsoft Learn. — URL: https://learn.microsoft.com/ru-ru/sql/t-sql/language-reference (дата обращения: 10.05.2026).</w:t>
+        <w:t xml:space="preserve">Microsoft. Документация по SQL Server — </w:t>
+      </w:r>
+      <w:proofErr w:type="spellStart"/>
+      <w:r>
+        <w:t>Transact</w:t>
+      </w:r>
+      <w:proofErr w:type="spellEnd"/>
+      <w:r>
+        <w:t xml:space="preserve">-SQL [Электронный ресурс] // Microsoft </w:t>
+      </w:r>
+      <w:proofErr w:type="spellStart"/>
+      <w:r>
+        <w:t>Learn</w:t>
+      </w:r>
+      <w:proofErr w:type="spellEnd"/>
+      <w:r>
+        <w:t>. — URL: https://learn.microsoft.com/ru-ru/sql/t-sql/language-reference (дата обращения: 10.05.2026).</w:t>
       </w:r>
     </w:p>
   </w:footnote>
@@ -7538,7 +11756,23 @@
         <w:t xml:space="preserve"> </w:t>
       </w:r>
       <w:r>
-        <w:t>Власов В. А. FastDelivery: клиентское приложение для автоматизации логистики курьерской доставки [Электронный ресурс] // GitHub. — URL: https://github.com/MG178/vlasov (дата обращения: 18.06.2026).</w:t>
+        <w:t xml:space="preserve">Власов В. А. </w:t>
+      </w:r>
+      <w:proofErr w:type="spellStart"/>
+      <w:r>
+        <w:t>FastDelivery</w:t>
+      </w:r>
+      <w:proofErr w:type="spellEnd"/>
+      <w:r>
+        <w:t xml:space="preserve">: клиентское приложение для автоматизации логистики курьерской доставки [Электронный ресурс] // </w:t>
+      </w:r>
+      <w:proofErr w:type="spellStart"/>
+      <w:r>
+        <w:t>GitHub</w:t>
+      </w:r>
+      <w:proofErr w:type="spellEnd"/>
+      <w:r>
+        <w:t>. — URL: https://github.com/MG178/vlasov (дата обращения: 18.06.2026).</w:t>
       </w:r>
     </w:p>
   </w:footnote>
@@ -7636,7 +11870,7 @@
             </wp:anchor>
           </w:drawing>
         </mc:Choice>
-        <mc:Fallback xmlns:oel="http://schemas.microsoft.com/office/2019/extlst" xmlns:w16du="http://schemas.microsoft.com/office/word/2023/wordml/word16du" xmlns:w16sdtfl="http://schemas.microsoft.com/office/word/2024/wordml/sdtformatlock">
+        <mc:Fallback xmlns:w16sdtfl="http://schemas.microsoft.com/office/word/2024/wordml/sdtformatlock" xmlns:w16du="http://schemas.microsoft.com/office/word/2023/wordml/word16du" xmlns:oel="http://schemas.microsoft.com/office/2019/extlst">
           <w:pict>
             <v:rect w14:anchorId="5C9B0C83" id="Rectangle 1" o:spid="_x0000_s1026" style="position:absolute;margin-left:65.45pt;margin-top:16.35pt;width:514.35pt;height:809.25pt;z-index:251666432;visibility:visible;mso-wrap-style:square;mso-width-percent:0;mso-height-percent:0;mso-wrap-distance-left:9pt;mso-wrap-distance-top:0;mso-wrap-distance-right:9pt;mso-wrap-distance-bottom:0;mso-position-horizontal:absolute;mso-position-horizontal-relative:page;mso-position-vertical:absolute;mso-position-vertical-relative:page;mso-width-percent:0;mso-height-percent:0;mso-width-relative:page;mso-height-relative:page;v-text-anchor:top" o:gfxdata="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" o:allowincell="f" filled="f" strokeweight="2pt">
               <w10:wrap anchorx="page" anchory="page"/>
@@ -8666,11 +12900,19 @@
                                   <w:sz w:val="20"/>
                                 </w:rPr>
                               </w:pPr>
+                              <w:proofErr w:type="spellStart"/>
                               <w:r>
                                 <w:rPr>
                                   <w:sz w:val="20"/>
                                 </w:rPr>
-                                <w:t>Разраб.</w:t>
+                                <w:t>Разраб</w:t>
+                              </w:r>
+                              <w:proofErr w:type="spellEnd"/>
+                              <w:r>
+                                <w:rPr>
+                                  <w:sz w:val="20"/>
+                                </w:rPr>
+                                <w:t>.</w:t>
                               </w:r>
                             </w:p>
                           </w:txbxContent>
@@ -9252,6 +13494,7 @@
                                 <w:szCs w:val="32"/>
                               </w:rPr>
                             </w:pPr>
+                            <w:proofErr w:type="spellStart"/>
                             <w:r>
                               <w:rPr>
                                 <w:rFonts w:ascii="Times New Roman" w:hAnsi="Times New Roman"/>
@@ -9259,7 +13502,17 @@
                                 <w:sz w:val="32"/>
                                 <w:szCs w:val="32"/>
                               </w:rPr>
-                              <w:t>Курсовой проект</w:t>
+                              <w:t>Курсовой</w:t>
+                            </w:r>
+                            <w:proofErr w:type="spellEnd"/>
+                            <w:r>
+                              <w:rPr>
+                                <w:rFonts w:ascii="Times New Roman" w:hAnsi="Times New Roman"/>
+                                <w:iCs/>
+                                <w:sz w:val="32"/>
+                                <w:szCs w:val="32"/>
+                              </w:rPr>
+                              <w:t xml:space="preserve"> проект</w:t>
                             </w:r>
                           </w:p>
                           <w:p>
@@ -9274,6 +13527,7 @@
                                 <w:szCs w:val="28"/>
                               </w:rPr>
                             </w:pPr>
+                            <w:proofErr w:type="spellStart"/>
                             <w:r>
                               <w:rPr>
                                 <w:rFonts w:ascii="Times New Roman" w:hAnsi="Times New Roman"/>
@@ -9281,7 +13535,17 @@
                                 <w:sz w:val="28"/>
                                 <w:szCs w:val="28"/>
                               </w:rPr>
-                              <w:t>Пояснительная записка</w:t>
+                              <w:t>Пояснительная</w:t>
+                            </w:r>
+                            <w:proofErr w:type="spellEnd"/>
+                            <w:r>
+                              <w:rPr>
+                                <w:rFonts w:ascii="Times New Roman" w:hAnsi="Times New Roman"/>
+                                <w:iCs/>
+                                <w:sz w:val="28"/>
+                                <w:szCs w:val="28"/>
+                              </w:rPr>
+                              <w:t xml:space="preserve"> записка</w:t>
                             </w:r>
                           </w:p>
                         </w:txbxContent>
@@ -9881,11 +14145,19 @@
                             <w:sz w:val="20"/>
                           </w:rPr>
                         </w:pPr>
+                        <w:proofErr w:type="spellStart"/>
                         <w:r>
                           <w:rPr>
                             <w:sz w:val="20"/>
                           </w:rPr>
-                          <w:t>Разраб.</w:t>
+                          <w:t>Разраб</w:t>
+                        </w:r>
+                        <w:proofErr w:type="spellEnd"/>
+                        <w:r>
+                          <w:rPr>
+                            <w:sz w:val="20"/>
+                          </w:rPr>
+                          <w:t>.</w:t>
                         </w:r>
                       </w:p>
                     </w:txbxContent>
@@ -10096,6 +14368,7 @@
                           <w:szCs w:val="32"/>
                         </w:rPr>
                       </w:pPr>
+                      <w:proofErr w:type="spellStart"/>
                       <w:r>
                         <w:rPr>
                           <w:rFonts w:ascii="Times New Roman" w:hAnsi="Times New Roman"/>
@@ -10103,7 +14376,17 @@
                           <w:sz w:val="32"/>
                           <w:szCs w:val="32"/>
                         </w:rPr>
-                        <w:t>Курсовой проект</w:t>
+                        <w:t>Курсовой</w:t>
+                      </w:r>
+                      <w:proofErr w:type="spellEnd"/>
+                      <w:r>
+                        <w:rPr>
+                          <w:rFonts w:ascii="Times New Roman" w:hAnsi="Times New Roman"/>
+                          <w:iCs/>
+                          <w:sz w:val="32"/>
+                          <w:szCs w:val="32"/>
+                        </w:rPr>
+                        <w:t xml:space="preserve"> проект</w:t>
                       </w:r>
                     </w:p>
                     <w:p>
@@ -10118,6 +14401,7 @@
                           <w:szCs w:val="28"/>
                         </w:rPr>
                       </w:pPr>
+                      <w:proofErr w:type="spellStart"/>
                       <w:r>
                         <w:rPr>
                           <w:rFonts w:ascii="Times New Roman" w:hAnsi="Times New Roman"/>
@@ -10125,7 +14409,17 @@
                           <w:sz w:val="28"/>
                           <w:szCs w:val="28"/>
                         </w:rPr>
-                        <w:t>Пояснительная записка</w:t>
+                        <w:t>Пояснительная</w:t>
+                      </w:r>
+                      <w:proofErr w:type="spellEnd"/>
+                      <w:r>
+                        <w:rPr>
+                          <w:rFonts w:ascii="Times New Roman" w:hAnsi="Times New Roman"/>
+                          <w:iCs/>
+                          <w:sz w:val="28"/>
+                          <w:szCs w:val="28"/>
+                        </w:rPr>
+                        <w:t xml:space="preserve"> записка</w:t>
                       </w:r>
                     </w:p>
                   </w:txbxContent>
@@ -10679,6 +14973,7 @@
                                 <w:szCs w:val="18"/>
                               </w:rPr>
                             </w:pPr>
+                            <w:proofErr w:type="spellStart"/>
                             <w:r>
                               <w:rPr>
                                 <w:rFonts w:ascii="Times New Roman" w:hAnsi="Times New Roman"/>
@@ -10686,7 +14981,17 @@
                                 <w:sz w:val="18"/>
                                 <w:szCs w:val="18"/>
                               </w:rPr>
-                              <w:t>Изм.</w:t>
+                              <w:t>Изм</w:t>
+                            </w:r>
+                            <w:proofErr w:type="spellEnd"/>
+                            <w:r>
+                              <w:rPr>
+                                <w:rFonts w:ascii="Times New Roman" w:hAnsi="Times New Roman"/>
+                                <w:i w:val="0"/>
+                                <w:sz w:val="18"/>
+                                <w:szCs w:val="18"/>
+                              </w:rPr>
+                              <w:t>.</w:t>
                             </w:r>
                           </w:p>
                         </w:txbxContent>
@@ -10818,7 +15123,27 @@
                                 <w:sz w:val="18"/>
                                 <w:szCs w:val="18"/>
                               </w:rPr>
-                              <w:t>№ докум.</w:t>
+                              <w:t xml:space="preserve">№ </w:t>
+                            </w:r>
+                            <w:proofErr w:type="spellStart"/>
+                            <w:r>
+                              <w:rPr>
+                                <w:rFonts w:ascii="Times New Roman" w:hAnsi="Times New Roman"/>
+                                <w:i w:val="0"/>
+                                <w:sz w:val="18"/>
+                                <w:szCs w:val="18"/>
+                              </w:rPr>
+                              <w:t>докум</w:t>
+                            </w:r>
+                            <w:proofErr w:type="spellEnd"/>
+                            <w:r>
+                              <w:rPr>
+                                <w:rFonts w:ascii="Times New Roman" w:hAnsi="Times New Roman"/>
+                                <w:i w:val="0"/>
+                                <w:sz w:val="18"/>
+                                <w:szCs w:val="18"/>
+                              </w:rPr>
+                              <w:t>.</w:t>
                             </w:r>
                           </w:p>
                         </w:txbxContent>
@@ -10878,6 +15203,7 @@
                                 <w:lang w:val="ru-RU"/>
                               </w:rPr>
                             </w:pPr>
+                            <w:proofErr w:type="spellStart"/>
                             <w:r>
                               <w:rPr>
                                 <w:rFonts w:ascii="Times New Roman" w:hAnsi="Times New Roman"/>
@@ -10887,6 +15213,7 @@
                               </w:rPr>
                               <w:t>Подп</w:t>
                             </w:r>
+                            <w:proofErr w:type="spellEnd"/>
                             <w:r>
                               <w:rPr>
                                 <w:rFonts w:ascii="Times New Roman" w:hAnsi="Times New Roman"/>
@@ -11290,6 +15617,7 @@
                           <w:szCs w:val="18"/>
                         </w:rPr>
                       </w:pPr>
+                      <w:proofErr w:type="spellStart"/>
                       <w:r>
                         <w:rPr>
                           <w:rFonts w:ascii="Times New Roman" w:hAnsi="Times New Roman"/>
@@ -11297,7 +15625,17 @@
                           <w:sz w:val="18"/>
                           <w:szCs w:val="18"/>
                         </w:rPr>
-                        <w:t>Изм.</w:t>
+                        <w:t>Изм</w:t>
+                      </w:r>
+                      <w:proofErr w:type="spellEnd"/>
+                      <w:r>
+                        <w:rPr>
+                          <w:rFonts w:ascii="Times New Roman" w:hAnsi="Times New Roman"/>
+                          <w:i w:val="0"/>
+                          <w:sz w:val="18"/>
+                          <w:szCs w:val="18"/>
+                        </w:rPr>
+                        <w:t>.</w:t>
                       </w:r>
                     </w:p>
                   </w:txbxContent>
@@ -11351,7 +15689,27 @@
                           <w:sz w:val="18"/>
                           <w:szCs w:val="18"/>
                         </w:rPr>
-                        <w:t>№ докум.</w:t>
+                        <w:t xml:space="preserve">№ </w:t>
+                      </w:r>
+                      <w:proofErr w:type="spellStart"/>
+                      <w:r>
+                        <w:rPr>
+                          <w:rFonts w:ascii="Times New Roman" w:hAnsi="Times New Roman"/>
+                          <w:i w:val="0"/>
+                          <w:sz w:val="18"/>
+                          <w:szCs w:val="18"/>
+                        </w:rPr>
+                        <w:t>докум</w:t>
+                      </w:r>
+                      <w:proofErr w:type="spellEnd"/>
+                      <w:r>
+                        <w:rPr>
+                          <w:rFonts w:ascii="Times New Roman" w:hAnsi="Times New Roman"/>
+                          <w:i w:val="0"/>
+                          <w:sz w:val="18"/>
+                          <w:szCs w:val="18"/>
+                        </w:rPr>
+                        <w:t>.</w:t>
                       </w:r>
                     </w:p>
                   </w:txbxContent>
@@ -11372,6 +15730,7 @@
                           <w:lang w:val="ru-RU"/>
                         </w:rPr>
                       </w:pPr>
+                      <w:proofErr w:type="spellStart"/>
                       <w:r>
                         <w:rPr>
                           <w:rFonts w:ascii="Times New Roman" w:hAnsi="Times New Roman"/>
@@ -11381,6 +15740,7 @@
                         </w:rPr>
                         <w:t>Подп</w:t>
                       </w:r>
+                      <w:proofErr w:type="spellEnd"/>
                       <w:r>
                         <w:rPr>
                           <w:rFonts w:ascii="Times New Roman" w:hAnsi="Times New Roman"/>
@@ -13475,13 +17835,14 @@
     <w:uiPriority w:val="9"/>
     <w:unhideWhenUsed/>
     <w:qFormat/>
-    <w:rsid w:val="008C279A"/>
+    <w:rsid w:val="008009B7"/>
     <w:pPr>
       <w:pageBreakBefore/>
       <w:numPr>
         <w:numId w:val="2"/>
       </w:numPr>
       <w:spacing w:after="0"/>
+      <w:ind w:left="709"/>
       <w:jc w:val="both"/>
       <w:outlineLvl w:val="1"/>
     </w:pPr>
@@ -14307,7 +18668,7 @@
     <w:basedOn w:val="a3"/>
     <w:link w:val="2"/>
     <w:uiPriority w:val="9"/>
-    <w:rsid w:val="008C279A"/>
+    <w:rsid w:val="008009B7"/>
     <w:rPr>
       <w:rFonts w:eastAsia="Arial Unicode MS"/>
       <w:b/>
@@ -15087,28 +19448,28 @@
 </file>
 
 <file path=customXml/item1.xml><?xml version="1.0" encoding="utf-8"?>
-<b:Sources xmlns:b="http://schemas.openxmlformats.org/officeDocument/2006/bibliography" xmlns="http://schemas.openxmlformats.org/officeDocument/2006/bibliography" SelectedStyle="\GostName.XSL" StyleName="GOST - Name Sort"/>
-</file>
-
-<file path=customXml/item2.xml><?xml version="1.0" encoding="utf-8"?>
 <go:gDocsCustomXmlDataStorage xmlns:go="http://customooxmlschemas.google.com/" xmlns:r="http://schemas.openxmlformats.org/officeDocument/2006/relationships">
   <go:docsCustomData xmlns:go="http://customooxmlschemas.google.com/" roundtripDataSignature="AMtx7misPQRJS3ikeJ2mDPdpqSoQDpYovQ==">AMUW2mUBvSLh5aOsidXgnMaFM9J5zM1EniuvAb6nqH65eK+VqZQ8mwYRRQx2cEBgQFCc3tzR6YpOrFaRjhnLroYYrlwc3Abq/cGqxf/mlBYaUZMqzcg+aqImBFiWDIfTuWw4LlYS/B+4DkG2lEO0E3xYhPF2I3UUoSI36PeTAHXyxh9Q/ZrWV+tcv6TY8xazUhNYBNXoRb+cI1iQ3Qn3ITdqWioOGbTJjiQyc+UqGe8H7WUr6ZYXe6JgcRiV0vUDfxJN33PNlz+gaL8M9D9oBOpxcwtyUiAbMQ==</go:docsCustomData>
 </go:gDocsCustomXmlDataStorage>
 </file>
 
-<file path=customXml/itemProps1.xml><?xml version="1.0" encoding="utf-8"?>
-<ds:datastoreItem xmlns:ds="http://schemas.openxmlformats.org/officeDocument/2006/customXml" ds:itemID="{532ACEAE-8EA6-487C-BFDB-37E4B39C69A0}">
-  <ds:schemaRefs>
-    <ds:schemaRef ds:uri="http://schemas.openxmlformats.org/officeDocument/2006/bibliography"/>
-  </ds:schemaRefs>
-</ds:datastoreItem>
+<file path=customXml/item2.xml><?xml version="1.0" encoding="utf-8"?>
+<b:Sources xmlns:b="http://schemas.openxmlformats.org/officeDocument/2006/bibliography" xmlns="http://schemas.openxmlformats.org/officeDocument/2006/bibliography" SelectedStyle="\GostName.XSL" StyleName="GOST - Name Sort"/>
 </file>
 
-<file path=customXml/itemProps2.xml><?xml version="1.0" encoding="utf-8"?>
+<file path=customXml/itemProps1.xml><?xml version="1.0" encoding="utf-8"?>
 <ds:datastoreItem xmlns:ds="http://schemas.openxmlformats.org/officeDocument/2006/customXml" ds:itemID="{11111111-1234-1234-1234-123412341234}">
   <ds:schemaRefs>
     <ds:schemaRef ds:uri="http://customooxmlschemas.google.com/"/>
     <ds:schemaRef ds:uri="http://schemas.openxmlformats.org/officeDocument/2006/relationships"/>
   </ds:schemaRefs>
 </ds:datastoreItem>
+</file>
+
+<file path=customXml/itemProps2.xml><?xml version="1.0" encoding="utf-8"?>
+<ds:datastoreItem xmlns:ds="http://schemas.openxmlformats.org/officeDocument/2006/customXml" ds:itemID="{532ACEAE-8EA6-487C-BFDB-37E4B39C69A0}">
+  <ds:schemaRefs>
+    <ds:schemaRef ds:uri="http://schemas.openxmlformats.org/officeDocument/2006/bibliography"/>
+  </ds:schemaRefs>
+</ds:datastoreItem>
 </file>